--- a/discoverer-neo/docs/user-guide/manual/Discoverer-Neo-ADMIN-Guide-Full-pt-PT.docx
+++ b/discoverer-neo/docs/user-guide/manual/Discoverer-Neo-ADMIN-Guide-Full-pt-PT.docx
@@ -54,7 +54,7 @@
           <w:sz w:val="22"/>
           <w:szCs w:val="22"/>
         </w:rPr>
-        <w:t>Versão 2.0.0</w:t>
+        <w:t>Versão 2.0.1</w:t>
       </w:r>
     </w:p>
     <w:p>
@@ -74,7 +74,7 @@
     <w:sdt>
       <w:sdtPr>
         <w:alias w:val="Índice"/>
-        <w:id w:val="1832410627"/>
+        <w:id w:val="261889908"/>
       </w:sdtPr>
       <w:sdtEndPr/>
       <w:sdtContent>
@@ -102,7 +102,7 @@
           <w:r>
             <w:fldChar w:fldCharType="separate"/>
           </w:r>
-          <w:hyperlink w:anchor="_Toc241668301" w:history="1">
+          <w:hyperlink w:anchor="_Toc241670832" w:history="1">
             <w:r>
               <w:rPr>
                 <w:rStyle w:val="Hiperligao"/>
@@ -126,7 +126,7 @@
               <w:rPr>
                 <w:noProof/>
               </w:rPr>
-              <w:instrText xml:space="preserve"> PAGEREF _Toc241668301 \h </w:instrText>
+              <w:instrText xml:space="preserve"> PAGEREF _Toc241670832 \h </w:instrText>
             </w:r>
             <w:r>
               <w:rPr>
@@ -168,7 +168,7 @@
               <w14:ligatures w14:val="standardContextual"/>
             </w:rPr>
           </w:pPr>
-          <w:hyperlink w:anchor="_Toc241668302" w:history="1">
+          <w:hyperlink w:anchor="_Toc241670833" w:history="1">
             <w:r>
               <w:rPr>
                 <w:rStyle w:val="Hiperligao"/>
@@ -192,7 +192,7 @@
               <w:rPr>
                 <w:noProof/>
               </w:rPr>
-              <w:instrText xml:space="preserve"> PAGEREF _Toc241668302 \h </w:instrText>
+              <w:instrText xml:space="preserve"> PAGEREF _Toc241670833 \h </w:instrText>
             </w:r>
             <w:r>
               <w:rPr>
@@ -234,7 +234,7 @@
               <w14:ligatures w14:val="standardContextual"/>
             </w:rPr>
           </w:pPr>
-          <w:hyperlink w:anchor="_Toc241668303" w:history="1">
+          <w:hyperlink w:anchor="_Toc241670834" w:history="1">
             <w:r>
               <w:rPr>
                 <w:rStyle w:val="Hiperligao"/>
@@ -258,7 +258,7 @@
               <w:rPr>
                 <w:noProof/>
               </w:rPr>
-              <w:instrText xml:space="preserve"> PAGEREF _Toc241668303 \h </w:instrText>
+              <w:instrText xml:space="preserve"> PAGEREF _Toc241670834 \h </w:instrText>
             </w:r>
             <w:r>
               <w:rPr>
@@ -300,7 +300,7 @@
               <w14:ligatures w14:val="standardContextual"/>
             </w:rPr>
           </w:pPr>
-          <w:hyperlink w:anchor="_Toc241668304" w:history="1">
+          <w:hyperlink w:anchor="_Toc241670835" w:history="1">
             <w:r>
               <w:rPr>
                 <w:rStyle w:val="Hiperligao"/>
@@ -324,7 +324,7 @@
               <w:rPr>
                 <w:noProof/>
               </w:rPr>
-              <w:instrText xml:space="preserve"> PAGEREF _Toc241668304 \h </w:instrText>
+              <w:instrText xml:space="preserve"> PAGEREF _Toc241670835 \h </w:instrText>
             </w:r>
             <w:r>
               <w:rPr>
@@ -366,7 +366,7 @@
               <w14:ligatures w14:val="standardContextual"/>
             </w:rPr>
           </w:pPr>
-          <w:hyperlink w:anchor="_Toc241668305" w:history="1">
+          <w:hyperlink w:anchor="_Toc241670836" w:history="1">
             <w:r>
               <w:rPr>
                 <w:rStyle w:val="Hiperligao"/>
@@ -390,7 +390,7 @@
               <w:rPr>
                 <w:noProof/>
               </w:rPr>
-              <w:instrText xml:space="preserve"> PAGEREF _Toc241668305 \h </w:instrText>
+              <w:instrText xml:space="preserve"> PAGEREF _Toc241670836 \h </w:instrText>
             </w:r>
             <w:r>
               <w:rPr>
@@ -432,7 +432,7 @@
               <w14:ligatures w14:val="standardContextual"/>
             </w:rPr>
           </w:pPr>
-          <w:hyperlink w:anchor="_Toc241668306" w:history="1">
+          <w:hyperlink w:anchor="_Toc241670837" w:history="1">
             <w:r>
               <w:rPr>
                 <w:rStyle w:val="Hiperligao"/>
@@ -456,7 +456,7 @@
               <w:rPr>
                 <w:noProof/>
               </w:rPr>
-              <w:instrText xml:space="preserve"> PAGEREF _Toc241668306 \h </w:instrText>
+              <w:instrText xml:space="preserve"> PAGEREF _Toc241670837 \h </w:instrText>
             </w:r>
             <w:r>
               <w:rPr>
@@ -498,7 +498,7 @@
               <w14:ligatures w14:val="standardContextual"/>
             </w:rPr>
           </w:pPr>
-          <w:hyperlink w:anchor="_Toc241668307" w:history="1">
+          <w:hyperlink w:anchor="_Toc241670838" w:history="1">
             <w:r>
               <w:rPr>
                 <w:rStyle w:val="Hiperligao"/>
@@ -522,7 +522,7 @@
               <w:rPr>
                 <w:noProof/>
               </w:rPr>
-              <w:instrText xml:space="preserve"> PAGEREF _Toc241668307 \h </w:instrText>
+              <w:instrText xml:space="preserve"> PAGEREF _Toc241670838 \h </w:instrText>
             </w:r>
             <w:r>
               <w:rPr>
@@ -564,7 +564,7 @@
               <w14:ligatures w14:val="standardContextual"/>
             </w:rPr>
           </w:pPr>
-          <w:hyperlink w:anchor="_Toc241668308" w:history="1">
+          <w:hyperlink w:anchor="_Toc241670839" w:history="1">
             <w:r>
               <w:rPr>
                 <w:rStyle w:val="Hiperligao"/>
@@ -588,7 +588,7 @@
               <w:rPr>
                 <w:noProof/>
               </w:rPr>
-              <w:instrText xml:space="preserve"> PAGEREF _Toc241668308 \h </w:instrText>
+              <w:instrText xml:space="preserve"> PAGEREF _Toc241670839 \h </w:instrText>
             </w:r>
             <w:r>
               <w:rPr>
@@ -630,7 +630,7 @@
               <w14:ligatures w14:val="standardContextual"/>
             </w:rPr>
           </w:pPr>
-          <w:hyperlink w:anchor="_Toc241668309" w:history="1">
+          <w:hyperlink w:anchor="_Toc241670840" w:history="1">
             <w:r>
               <w:rPr>
                 <w:rStyle w:val="Hiperligao"/>
@@ -654,7 +654,7 @@
               <w:rPr>
                 <w:noProof/>
               </w:rPr>
-              <w:instrText xml:space="preserve"> PAGEREF _Toc241668309 \h </w:instrText>
+              <w:instrText xml:space="preserve"> PAGEREF _Toc241670840 \h </w:instrText>
             </w:r>
             <w:r>
               <w:rPr>
@@ -696,7 +696,7 @@
               <w14:ligatures w14:val="standardContextual"/>
             </w:rPr>
           </w:pPr>
-          <w:hyperlink w:anchor="_Toc241668310" w:history="1">
+          <w:hyperlink w:anchor="_Toc241670841" w:history="1">
             <w:r>
               <w:rPr>
                 <w:rStyle w:val="Hiperligao"/>
@@ -720,7 +720,7 @@
               <w:rPr>
                 <w:noProof/>
               </w:rPr>
-              <w:instrText xml:space="preserve"> PAGEREF _Toc241668310 \h </w:instrText>
+              <w:instrText xml:space="preserve"> PAGEREF _Toc241670841 \h </w:instrText>
             </w:r>
             <w:r>
               <w:rPr>
@@ -762,7 +762,7 @@
               <w14:ligatures w14:val="standardContextual"/>
             </w:rPr>
           </w:pPr>
-          <w:hyperlink w:anchor="_Toc241668311" w:history="1">
+          <w:hyperlink w:anchor="_Toc241670842" w:history="1">
             <w:r>
               <w:rPr>
                 <w:rStyle w:val="Hiperligao"/>
@@ -786,7 +786,7 @@
               <w:rPr>
                 <w:noProof/>
               </w:rPr>
-              <w:instrText xml:space="preserve"> PAGEREF _Toc241668311 \h </w:instrText>
+              <w:instrText xml:space="preserve"> PAGEREF _Toc241670842 \h </w:instrText>
             </w:r>
             <w:r>
               <w:rPr>
@@ -828,7 +828,7 @@
               <w14:ligatures w14:val="standardContextual"/>
             </w:rPr>
           </w:pPr>
-          <w:hyperlink w:anchor="_Toc241668312" w:history="1">
+          <w:hyperlink w:anchor="_Toc241670843" w:history="1">
             <w:r>
               <w:rPr>
                 <w:rStyle w:val="Hiperligao"/>
@@ -852,7 +852,7 @@
               <w:rPr>
                 <w:noProof/>
               </w:rPr>
-              <w:instrText xml:space="preserve"> PAGEREF _Toc241668312 \h </w:instrText>
+              <w:instrText xml:space="preserve"> PAGEREF _Toc241670843 \h </w:instrText>
             </w:r>
             <w:r>
               <w:rPr>
@@ -894,7 +894,7 @@
               <w14:ligatures w14:val="standardContextual"/>
             </w:rPr>
           </w:pPr>
-          <w:hyperlink w:anchor="_Toc241668313" w:history="1">
+          <w:hyperlink w:anchor="_Toc241670844" w:history="1">
             <w:r>
               <w:rPr>
                 <w:rStyle w:val="Hiperligao"/>
@@ -918,7 +918,7 @@
               <w:rPr>
                 <w:noProof/>
               </w:rPr>
-              <w:instrText xml:space="preserve"> PAGEREF _Toc241668313 \h </w:instrText>
+              <w:instrText xml:space="preserve"> PAGEREF _Toc241670844 \h </w:instrText>
             </w:r>
             <w:r>
               <w:rPr>
@@ -960,7 +960,7 @@
               <w14:ligatures w14:val="standardContextual"/>
             </w:rPr>
           </w:pPr>
-          <w:hyperlink w:anchor="_Toc241668314" w:history="1">
+          <w:hyperlink w:anchor="_Toc241670845" w:history="1">
             <w:r>
               <w:rPr>
                 <w:rStyle w:val="Hiperligao"/>
@@ -984,7 +984,7 @@
               <w:rPr>
                 <w:noProof/>
               </w:rPr>
-              <w:instrText xml:space="preserve"> PAGEREF _Toc241668314 \h </w:instrText>
+              <w:instrText xml:space="preserve"> PAGEREF _Toc241670845 \h </w:instrText>
             </w:r>
             <w:r>
               <w:rPr>
@@ -1026,7 +1026,7 @@
               <w14:ligatures w14:val="standardContextual"/>
             </w:rPr>
           </w:pPr>
-          <w:hyperlink w:anchor="_Toc241668315" w:history="1">
+          <w:hyperlink w:anchor="_Toc241670846" w:history="1">
             <w:r>
               <w:rPr>
                 <w:rStyle w:val="Hiperligao"/>
@@ -1050,7 +1050,7 @@
               <w:rPr>
                 <w:noProof/>
               </w:rPr>
-              <w:instrText xml:space="preserve"> PAGEREF _Toc241668315 \h </w:instrText>
+              <w:instrText xml:space="preserve"> PAGEREF _Toc241670846 \h </w:instrText>
             </w:r>
             <w:r>
               <w:rPr>
@@ -1092,7 +1092,7 @@
               <w14:ligatures w14:val="standardContextual"/>
             </w:rPr>
           </w:pPr>
-          <w:hyperlink w:anchor="_Toc241668316" w:history="1">
+          <w:hyperlink w:anchor="_Toc241670847" w:history="1">
             <w:r>
               <w:rPr>
                 <w:rStyle w:val="Hiperligao"/>
@@ -1116,7 +1116,7 @@
               <w:rPr>
                 <w:noProof/>
               </w:rPr>
-              <w:instrText xml:space="preserve"> PAGEREF _Toc241668316 \h </w:instrText>
+              <w:instrText xml:space="preserve"> PAGEREF _Toc241670847 \h </w:instrText>
             </w:r>
             <w:r>
               <w:rPr>
@@ -1158,7 +1158,7 @@
               <w14:ligatures w14:val="standardContextual"/>
             </w:rPr>
           </w:pPr>
-          <w:hyperlink w:anchor="_Toc241668317" w:history="1">
+          <w:hyperlink w:anchor="_Toc241670848" w:history="1">
             <w:r>
               <w:rPr>
                 <w:rStyle w:val="Hiperligao"/>
@@ -1182,7 +1182,7 @@
               <w:rPr>
                 <w:noProof/>
               </w:rPr>
-              <w:instrText xml:space="preserve"> PAGEREF _Toc241668317 \h </w:instrText>
+              <w:instrText xml:space="preserve"> PAGEREF _Toc241670848 \h </w:instrText>
             </w:r>
             <w:r>
               <w:rPr>
@@ -1224,7 +1224,7 @@
               <w14:ligatures w14:val="standardContextual"/>
             </w:rPr>
           </w:pPr>
-          <w:hyperlink w:anchor="_Toc241668318" w:history="1">
+          <w:hyperlink w:anchor="_Toc241670849" w:history="1">
             <w:r>
               <w:rPr>
                 <w:rStyle w:val="Hiperligao"/>
@@ -1248,7 +1248,7 @@
               <w:rPr>
                 <w:noProof/>
               </w:rPr>
-              <w:instrText xml:space="preserve"> PAGEREF _Toc241668318 \h </w:instrText>
+              <w:instrText xml:space="preserve"> PAGEREF _Toc241670849 \h </w:instrText>
             </w:r>
             <w:r>
               <w:rPr>
@@ -1290,7 +1290,7 @@
               <w14:ligatures w14:val="standardContextual"/>
             </w:rPr>
           </w:pPr>
-          <w:hyperlink w:anchor="_Toc241668319" w:history="1">
+          <w:hyperlink w:anchor="_Toc241670850" w:history="1">
             <w:r>
               <w:rPr>
                 <w:rStyle w:val="Hiperligao"/>
@@ -1314,7 +1314,7 @@
               <w:rPr>
                 <w:noProof/>
               </w:rPr>
-              <w:instrText xml:space="preserve"> PAGEREF _Toc241668319 \h </w:instrText>
+              <w:instrText xml:space="preserve"> PAGEREF _Toc241670850 \h </w:instrText>
             </w:r>
             <w:r>
               <w:rPr>
@@ -1356,7 +1356,7 @@
               <w14:ligatures w14:val="standardContextual"/>
             </w:rPr>
           </w:pPr>
-          <w:hyperlink w:anchor="_Toc241668320" w:history="1">
+          <w:hyperlink w:anchor="_Toc241670851" w:history="1">
             <w:r>
               <w:rPr>
                 <w:rStyle w:val="Hiperligao"/>
@@ -1380,7 +1380,7 @@
               <w:rPr>
                 <w:noProof/>
               </w:rPr>
-              <w:instrText xml:space="preserve"> PAGEREF _Toc241668320 \h </w:instrText>
+              <w:instrText xml:space="preserve"> PAGEREF _Toc241670851 \h </w:instrText>
             </w:r>
             <w:r>
               <w:rPr>
@@ -1422,7 +1422,7 @@
               <w14:ligatures w14:val="standardContextual"/>
             </w:rPr>
           </w:pPr>
-          <w:hyperlink w:anchor="_Toc241668321" w:history="1">
+          <w:hyperlink w:anchor="_Toc241670852" w:history="1">
             <w:r>
               <w:rPr>
                 <w:rStyle w:val="Hiperligao"/>
@@ -1446,7 +1446,7 @@
               <w:rPr>
                 <w:noProof/>
               </w:rPr>
-              <w:instrText xml:space="preserve"> PAGEREF _Toc241668321 \h </w:instrText>
+              <w:instrText xml:space="preserve"> PAGEREF _Toc241670852 \h </w:instrText>
             </w:r>
             <w:r>
               <w:rPr>
@@ -1488,7 +1488,7 @@
               <w14:ligatures w14:val="standardContextual"/>
             </w:rPr>
           </w:pPr>
-          <w:hyperlink w:anchor="_Toc241668322" w:history="1">
+          <w:hyperlink w:anchor="_Toc241670853" w:history="1">
             <w:r>
               <w:rPr>
                 <w:rStyle w:val="Hiperligao"/>
@@ -1512,7 +1512,7 @@
               <w:rPr>
                 <w:noProof/>
               </w:rPr>
-              <w:instrText xml:space="preserve"> PAGEREF _Toc241668322 \h </w:instrText>
+              <w:instrText xml:space="preserve"> PAGEREF _Toc241670853 \h </w:instrText>
             </w:r>
             <w:r>
               <w:rPr>
@@ -1554,7 +1554,7 @@
               <w14:ligatures w14:val="standardContextual"/>
             </w:rPr>
           </w:pPr>
-          <w:hyperlink w:anchor="_Toc241668323" w:history="1">
+          <w:hyperlink w:anchor="_Toc241670854" w:history="1">
             <w:r>
               <w:rPr>
                 <w:rStyle w:val="Hiperligao"/>
@@ -1578,7 +1578,7 @@
               <w:rPr>
                 <w:noProof/>
               </w:rPr>
-              <w:instrText xml:space="preserve"> PAGEREF _Toc241668323 \h </w:instrText>
+              <w:instrText xml:space="preserve"> PAGEREF _Toc241670854 \h </w:instrText>
             </w:r>
             <w:r>
               <w:rPr>
@@ -1620,7 +1620,7 @@
               <w14:ligatures w14:val="standardContextual"/>
             </w:rPr>
           </w:pPr>
-          <w:hyperlink w:anchor="_Toc241668324" w:history="1">
+          <w:hyperlink w:anchor="_Toc241670855" w:history="1">
             <w:r>
               <w:rPr>
                 <w:rStyle w:val="Hiperligao"/>
@@ -1644,7 +1644,7 @@
               <w:rPr>
                 <w:noProof/>
               </w:rPr>
-              <w:instrText xml:space="preserve"> PAGEREF _Toc241668324 \h </w:instrText>
+              <w:instrText xml:space="preserve"> PAGEREF _Toc241670855 \h </w:instrText>
             </w:r>
             <w:r>
               <w:rPr>
@@ -1686,7 +1686,7 @@
               <w14:ligatures w14:val="standardContextual"/>
             </w:rPr>
           </w:pPr>
-          <w:hyperlink w:anchor="_Toc241668325" w:history="1">
+          <w:hyperlink w:anchor="_Toc241670856" w:history="1">
             <w:r>
               <w:rPr>
                 <w:rStyle w:val="Hiperligao"/>
@@ -1710,7 +1710,7 @@
               <w:rPr>
                 <w:noProof/>
               </w:rPr>
-              <w:instrText xml:space="preserve"> PAGEREF _Toc241668325 \h </w:instrText>
+              <w:instrText xml:space="preserve"> PAGEREF _Toc241670856 \h </w:instrText>
             </w:r>
             <w:r>
               <w:rPr>
@@ -1752,7 +1752,7 @@
               <w14:ligatures w14:val="standardContextual"/>
             </w:rPr>
           </w:pPr>
-          <w:hyperlink w:anchor="_Toc241668326" w:history="1">
+          <w:hyperlink w:anchor="_Toc241670857" w:history="1">
             <w:r>
               <w:rPr>
                 <w:rStyle w:val="Hiperligao"/>
@@ -1776,7 +1776,7 @@
               <w:rPr>
                 <w:noProof/>
               </w:rPr>
-              <w:instrText xml:space="preserve"> PAGEREF _Toc241668326 \h </w:instrText>
+              <w:instrText xml:space="preserve"> PAGEREF _Toc241670857 \h </w:instrText>
             </w:r>
             <w:r>
               <w:rPr>
@@ -1818,7 +1818,7 @@
               <w14:ligatures w14:val="standardContextual"/>
             </w:rPr>
           </w:pPr>
-          <w:hyperlink w:anchor="_Toc241668327" w:history="1">
+          <w:hyperlink w:anchor="_Toc241670858" w:history="1">
             <w:r>
               <w:rPr>
                 <w:rStyle w:val="Hiperligao"/>
@@ -1842,7 +1842,7 @@
               <w:rPr>
                 <w:noProof/>
               </w:rPr>
-              <w:instrText xml:space="preserve"> PAGEREF _Toc241668327 \h </w:instrText>
+              <w:instrText xml:space="preserve"> PAGEREF _Toc241670858 \h </w:instrText>
             </w:r>
             <w:r>
               <w:rPr>
@@ -1884,7 +1884,7 @@
               <w14:ligatures w14:val="standardContextual"/>
             </w:rPr>
           </w:pPr>
-          <w:hyperlink w:anchor="_Toc241668328" w:history="1">
+          <w:hyperlink w:anchor="_Toc241670859" w:history="1">
             <w:r>
               <w:rPr>
                 <w:rStyle w:val="Hiperligao"/>
@@ -1908,7 +1908,7 @@
               <w:rPr>
                 <w:noProof/>
               </w:rPr>
-              <w:instrText xml:space="preserve"> PAGEREF _Toc241668328 \h </w:instrText>
+              <w:instrText xml:space="preserve"> PAGEREF _Toc241670859 \h </w:instrText>
             </w:r>
             <w:r>
               <w:rPr>
@@ -1950,7 +1950,7 @@
               <w14:ligatures w14:val="standardContextual"/>
             </w:rPr>
           </w:pPr>
-          <w:hyperlink w:anchor="_Toc241668329" w:history="1">
+          <w:hyperlink w:anchor="_Toc241670860" w:history="1">
             <w:r>
               <w:rPr>
                 <w:rStyle w:val="Hiperligao"/>
@@ -1974,7 +1974,7 @@
               <w:rPr>
                 <w:noProof/>
               </w:rPr>
-              <w:instrText xml:space="preserve"> PAGEREF _Toc241668329 \h </w:instrText>
+              <w:instrText xml:space="preserve"> PAGEREF _Toc241670860 \h </w:instrText>
             </w:r>
             <w:r>
               <w:rPr>
@@ -2016,7 +2016,7 @@
               <w14:ligatures w14:val="standardContextual"/>
             </w:rPr>
           </w:pPr>
-          <w:hyperlink w:anchor="_Toc241668330" w:history="1">
+          <w:hyperlink w:anchor="_Toc241670861" w:history="1">
             <w:r>
               <w:rPr>
                 <w:rStyle w:val="Hiperligao"/>
@@ -2040,7 +2040,7 @@
               <w:rPr>
                 <w:noProof/>
               </w:rPr>
-              <w:instrText xml:space="preserve"> PAGEREF _Toc241668330 \h </w:instrText>
+              <w:instrText xml:space="preserve"> PAGEREF _Toc241670861 \h </w:instrText>
             </w:r>
             <w:r>
               <w:rPr>
@@ -2082,7 +2082,7 @@
               <w14:ligatures w14:val="standardContextual"/>
             </w:rPr>
           </w:pPr>
-          <w:hyperlink w:anchor="_Toc241668331" w:history="1">
+          <w:hyperlink w:anchor="_Toc241670862" w:history="1">
             <w:r>
               <w:rPr>
                 <w:rStyle w:val="Hiperligao"/>
@@ -2106,7 +2106,7 @@
               <w:rPr>
                 <w:noProof/>
               </w:rPr>
-              <w:instrText xml:space="preserve"> PAGEREF _Toc241668331 \h </w:instrText>
+              <w:instrText xml:space="preserve"> PAGEREF _Toc241670862 \h </w:instrText>
             </w:r>
             <w:r>
               <w:rPr>
@@ -2148,7 +2148,7 @@
               <w14:ligatures w14:val="standardContextual"/>
             </w:rPr>
           </w:pPr>
-          <w:hyperlink w:anchor="_Toc241668332" w:history="1">
+          <w:hyperlink w:anchor="_Toc241670863" w:history="1">
             <w:r>
               <w:rPr>
                 <w:rStyle w:val="Hiperligao"/>
@@ -2172,7 +2172,7 @@
               <w:rPr>
                 <w:noProof/>
               </w:rPr>
-              <w:instrText xml:space="preserve"> PAGEREF _Toc241668332 \h </w:instrText>
+              <w:instrText xml:space="preserve"> PAGEREF _Toc241670863 \h </w:instrText>
             </w:r>
             <w:r>
               <w:rPr>
@@ -2214,7 +2214,7 @@
               <w14:ligatures w14:val="standardContextual"/>
             </w:rPr>
           </w:pPr>
-          <w:hyperlink w:anchor="_Toc241668333" w:history="1">
+          <w:hyperlink w:anchor="_Toc241670864" w:history="1">
             <w:r>
               <w:rPr>
                 <w:rStyle w:val="Hiperligao"/>
@@ -2238,7 +2238,7 @@
               <w:rPr>
                 <w:noProof/>
               </w:rPr>
-              <w:instrText xml:space="preserve"> PAGEREF _Toc241668333 \h </w:instrText>
+              <w:instrText xml:space="preserve"> PAGEREF _Toc241670864 \h </w:instrText>
             </w:r>
             <w:r>
               <w:rPr>
@@ -2280,7 +2280,7 @@
               <w14:ligatures w14:val="standardContextual"/>
             </w:rPr>
           </w:pPr>
-          <w:hyperlink w:anchor="_Toc241668334" w:history="1">
+          <w:hyperlink w:anchor="_Toc241670865" w:history="1">
             <w:r>
               <w:rPr>
                 <w:rStyle w:val="Hiperligao"/>
@@ -2304,7 +2304,7 @@
               <w:rPr>
                 <w:noProof/>
               </w:rPr>
-              <w:instrText xml:space="preserve"> PAGEREF _Toc241668334 \h </w:instrText>
+              <w:instrText xml:space="preserve"> PAGEREF _Toc241670865 \h </w:instrText>
             </w:r>
             <w:r>
               <w:rPr>
@@ -2346,7 +2346,7 @@
               <w14:ligatures w14:val="standardContextual"/>
             </w:rPr>
           </w:pPr>
-          <w:hyperlink w:anchor="_Toc241668335" w:history="1">
+          <w:hyperlink w:anchor="_Toc241670866" w:history="1">
             <w:r>
               <w:rPr>
                 <w:rStyle w:val="Hiperligao"/>
@@ -2370,7 +2370,7 @@
               <w:rPr>
                 <w:noProof/>
               </w:rPr>
-              <w:instrText xml:space="preserve"> PAGEREF _Toc241668335 \h </w:instrText>
+              <w:instrText xml:space="preserve"> PAGEREF _Toc241670866 \h </w:instrText>
             </w:r>
             <w:r>
               <w:rPr>
@@ -2412,7 +2412,7 @@
               <w14:ligatures w14:val="standardContextual"/>
             </w:rPr>
           </w:pPr>
-          <w:hyperlink w:anchor="_Toc241668336" w:history="1">
+          <w:hyperlink w:anchor="_Toc241670867" w:history="1">
             <w:r>
               <w:rPr>
                 <w:rStyle w:val="Hiperligao"/>
@@ -2436,7 +2436,7 @@
               <w:rPr>
                 <w:noProof/>
               </w:rPr>
-              <w:instrText xml:space="preserve"> PAGEREF _Toc241668336 \h </w:instrText>
+              <w:instrText xml:space="preserve"> PAGEREF _Toc241670867 \h </w:instrText>
             </w:r>
             <w:r>
               <w:rPr>
@@ -2478,7 +2478,7 @@
               <w14:ligatures w14:val="standardContextual"/>
             </w:rPr>
           </w:pPr>
-          <w:hyperlink w:anchor="_Toc241668337" w:history="1">
+          <w:hyperlink w:anchor="_Toc241670868" w:history="1">
             <w:r>
               <w:rPr>
                 <w:rStyle w:val="Hiperligao"/>
@@ -2502,7 +2502,7 @@
               <w:rPr>
                 <w:noProof/>
               </w:rPr>
-              <w:instrText xml:space="preserve"> PAGEREF _Toc241668337 \h </w:instrText>
+              <w:instrText xml:space="preserve"> PAGEREF _Toc241670868 \h </w:instrText>
             </w:r>
             <w:r>
               <w:rPr>
@@ -2544,7 +2544,7 @@
               <w14:ligatures w14:val="standardContextual"/>
             </w:rPr>
           </w:pPr>
-          <w:hyperlink w:anchor="_Toc241668338" w:history="1">
+          <w:hyperlink w:anchor="_Toc241670869" w:history="1">
             <w:r>
               <w:rPr>
                 <w:rStyle w:val="Hiperligao"/>
@@ -2568,7 +2568,7 @@
               <w:rPr>
                 <w:noProof/>
               </w:rPr>
-              <w:instrText xml:space="preserve"> PAGEREF _Toc241668338 \h </w:instrText>
+              <w:instrText xml:space="preserve"> PAGEREF _Toc241670869 \h </w:instrText>
             </w:r>
             <w:r>
               <w:rPr>
@@ -2610,7 +2610,7 @@
               <w14:ligatures w14:val="standardContextual"/>
             </w:rPr>
           </w:pPr>
-          <w:hyperlink w:anchor="_Toc241668339" w:history="1">
+          <w:hyperlink w:anchor="_Toc241670870" w:history="1">
             <w:r>
               <w:rPr>
                 <w:rStyle w:val="Hiperligao"/>
@@ -2634,7 +2634,7 @@
               <w:rPr>
                 <w:noProof/>
               </w:rPr>
-              <w:instrText xml:space="preserve"> PAGEREF _Toc241668339 \h </w:instrText>
+              <w:instrText xml:space="preserve"> PAGEREF _Toc241670870 \h </w:instrText>
             </w:r>
             <w:r>
               <w:rPr>
@@ -2676,7 +2676,7 @@
               <w14:ligatures w14:val="standardContextual"/>
             </w:rPr>
           </w:pPr>
-          <w:hyperlink w:anchor="_Toc241668340" w:history="1">
+          <w:hyperlink w:anchor="_Toc241670871" w:history="1">
             <w:r>
               <w:rPr>
                 <w:rStyle w:val="Hiperligao"/>
@@ -2700,7 +2700,7 @@
               <w:rPr>
                 <w:noProof/>
               </w:rPr>
-              <w:instrText xml:space="preserve"> PAGEREF _Toc241668340 \h </w:instrText>
+              <w:instrText xml:space="preserve"> PAGEREF _Toc241670871 \h </w:instrText>
             </w:r>
             <w:r>
               <w:rPr>
@@ -2742,7 +2742,7 @@
               <w14:ligatures w14:val="standardContextual"/>
             </w:rPr>
           </w:pPr>
-          <w:hyperlink w:anchor="_Toc241668341" w:history="1">
+          <w:hyperlink w:anchor="_Toc241670872" w:history="1">
             <w:r>
               <w:rPr>
                 <w:rStyle w:val="Hiperligao"/>
@@ -2766,7 +2766,7 @@
               <w:rPr>
                 <w:noProof/>
               </w:rPr>
-              <w:instrText xml:space="preserve"> PAGEREF _Toc241668341 \h </w:instrText>
+              <w:instrText xml:space="preserve"> PAGEREF _Toc241670872 \h </w:instrText>
             </w:r>
             <w:r>
               <w:rPr>
@@ -2808,7 +2808,7 @@
               <w14:ligatures w14:val="standardContextual"/>
             </w:rPr>
           </w:pPr>
-          <w:hyperlink w:anchor="_Toc241668342" w:history="1">
+          <w:hyperlink w:anchor="_Toc241670873" w:history="1">
             <w:r>
               <w:rPr>
                 <w:rStyle w:val="Hiperligao"/>
@@ -2832,7 +2832,7 @@
               <w:rPr>
                 <w:noProof/>
               </w:rPr>
-              <w:instrText xml:space="preserve"> PAGEREF _Toc241668342 \h </w:instrText>
+              <w:instrText xml:space="preserve"> PAGEREF _Toc241670873 \h </w:instrText>
             </w:r>
             <w:r>
               <w:rPr>
@@ -2874,7 +2874,7 @@
               <w14:ligatures w14:val="standardContextual"/>
             </w:rPr>
           </w:pPr>
-          <w:hyperlink w:anchor="_Toc241668343" w:history="1">
+          <w:hyperlink w:anchor="_Toc241670874" w:history="1">
             <w:r>
               <w:rPr>
                 <w:rStyle w:val="Hiperligao"/>
@@ -2898,7 +2898,7 @@
               <w:rPr>
                 <w:noProof/>
               </w:rPr>
-              <w:instrText xml:space="preserve"> PAGEREF _Toc241668343 \h </w:instrText>
+              <w:instrText xml:space="preserve"> PAGEREF _Toc241670874 \h </w:instrText>
             </w:r>
             <w:r>
               <w:rPr>
@@ -2940,7 +2940,7 @@
               <w14:ligatures w14:val="standardContextual"/>
             </w:rPr>
           </w:pPr>
-          <w:hyperlink w:anchor="_Toc241668344" w:history="1">
+          <w:hyperlink w:anchor="_Toc241670875" w:history="1">
             <w:r>
               <w:rPr>
                 <w:rStyle w:val="Hiperligao"/>
@@ -2964,7 +2964,7 @@
               <w:rPr>
                 <w:noProof/>
               </w:rPr>
-              <w:instrText xml:space="preserve"> PAGEREF _Toc241668344 \h </w:instrText>
+              <w:instrText xml:space="preserve"> PAGEREF _Toc241670875 \h </w:instrText>
             </w:r>
             <w:r>
               <w:rPr>
@@ -3006,7 +3006,7 @@
               <w14:ligatures w14:val="standardContextual"/>
             </w:rPr>
           </w:pPr>
-          <w:hyperlink w:anchor="_Toc241668345" w:history="1">
+          <w:hyperlink w:anchor="_Toc241670876" w:history="1">
             <w:r>
               <w:rPr>
                 <w:rStyle w:val="Hiperligao"/>
@@ -3030,7 +3030,7 @@
               <w:rPr>
                 <w:noProof/>
               </w:rPr>
-              <w:instrText xml:space="preserve"> PAGEREF _Toc241668345 \h </w:instrText>
+              <w:instrText xml:space="preserve"> PAGEREF _Toc241670876 \h </w:instrText>
             </w:r>
             <w:r>
               <w:rPr>
@@ -3072,7 +3072,7 @@
               <w14:ligatures w14:val="standardContextual"/>
             </w:rPr>
           </w:pPr>
-          <w:hyperlink w:anchor="_Toc241668346" w:history="1">
+          <w:hyperlink w:anchor="_Toc241670877" w:history="1">
             <w:r>
               <w:rPr>
                 <w:rStyle w:val="Hiperligao"/>
@@ -3096,7 +3096,7 @@
               <w:rPr>
                 <w:noProof/>
               </w:rPr>
-              <w:instrText xml:space="preserve"> PAGEREF _Toc241668346 \h </w:instrText>
+              <w:instrText xml:space="preserve"> PAGEREF _Toc241670877 \h </w:instrText>
             </w:r>
             <w:r>
               <w:rPr>
@@ -3138,7 +3138,7 @@
               <w14:ligatures w14:val="standardContextual"/>
             </w:rPr>
           </w:pPr>
-          <w:hyperlink w:anchor="_Toc241668347" w:history="1">
+          <w:hyperlink w:anchor="_Toc241670878" w:history="1">
             <w:r>
               <w:rPr>
                 <w:rStyle w:val="Hiperligao"/>
@@ -3162,7 +3162,7 @@
               <w:rPr>
                 <w:noProof/>
               </w:rPr>
-              <w:instrText xml:space="preserve"> PAGEREF _Toc241668347 \h </w:instrText>
+              <w:instrText xml:space="preserve"> PAGEREF _Toc241670878 \h </w:instrText>
             </w:r>
             <w:r>
               <w:rPr>
@@ -3204,7 +3204,7 @@
               <w14:ligatures w14:val="standardContextual"/>
             </w:rPr>
           </w:pPr>
-          <w:hyperlink w:anchor="_Toc241668348" w:history="1">
+          <w:hyperlink w:anchor="_Toc241670879" w:history="1">
             <w:r>
               <w:rPr>
                 <w:rStyle w:val="Hiperligao"/>
@@ -3228,7 +3228,7 @@
               <w:rPr>
                 <w:noProof/>
               </w:rPr>
-              <w:instrText xml:space="preserve"> PAGEREF _Toc241668348 \h </w:instrText>
+              <w:instrText xml:space="preserve"> PAGEREF _Toc241670879 \h </w:instrText>
             </w:r>
             <w:r>
               <w:rPr>
@@ -3270,7 +3270,7 @@
               <w14:ligatures w14:val="standardContextual"/>
             </w:rPr>
           </w:pPr>
-          <w:hyperlink w:anchor="_Toc241668349" w:history="1">
+          <w:hyperlink w:anchor="_Toc241670880" w:history="1">
             <w:r>
               <w:rPr>
                 <w:rStyle w:val="Hiperligao"/>
@@ -3294,7 +3294,7 @@
               <w:rPr>
                 <w:noProof/>
               </w:rPr>
-              <w:instrText xml:space="preserve"> PAGEREF _Toc241668349 \h </w:instrText>
+              <w:instrText xml:space="preserve"> PAGEREF _Toc241670880 \h </w:instrText>
             </w:r>
             <w:r>
               <w:rPr>
@@ -3336,7 +3336,7 @@
               <w14:ligatures w14:val="standardContextual"/>
             </w:rPr>
           </w:pPr>
-          <w:hyperlink w:anchor="_Toc241668350" w:history="1">
+          <w:hyperlink w:anchor="_Toc241670881" w:history="1">
             <w:r>
               <w:rPr>
                 <w:rStyle w:val="Hiperligao"/>
@@ -3360,7 +3360,7 @@
               <w:rPr>
                 <w:noProof/>
               </w:rPr>
-              <w:instrText xml:space="preserve"> PAGEREF _Toc241668350 \h </w:instrText>
+              <w:instrText xml:space="preserve"> PAGEREF _Toc241670881 \h </w:instrText>
             </w:r>
             <w:r>
               <w:rPr>
@@ -3402,7 +3402,7 @@
               <w14:ligatures w14:val="standardContextual"/>
             </w:rPr>
           </w:pPr>
-          <w:hyperlink w:anchor="_Toc241668351" w:history="1">
+          <w:hyperlink w:anchor="_Toc241670882" w:history="1">
             <w:r>
               <w:rPr>
                 <w:rStyle w:val="Hiperligao"/>
@@ -3426,7 +3426,7 @@
               <w:rPr>
                 <w:noProof/>
               </w:rPr>
-              <w:instrText xml:space="preserve"> PAGEREF _Toc241668351 \h </w:instrText>
+              <w:instrText xml:space="preserve"> PAGEREF _Toc241670882 \h </w:instrText>
             </w:r>
             <w:r>
               <w:rPr>
@@ -3468,7 +3468,7 @@
               <w14:ligatures w14:val="standardContextual"/>
             </w:rPr>
           </w:pPr>
-          <w:hyperlink w:anchor="_Toc241668352" w:history="1">
+          <w:hyperlink w:anchor="_Toc241670883" w:history="1">
             <w:r>
               <w:rPr>
                 <w:rStyle w:val="Hiperligao"/>
@@ -3492,7 +3492,7 @@
               <w:rPr>
                 <w:noProof/>
               </w:rPr>
-              <w:instrText xml:space="preserve"> PAGEREF _Toc241668352 \h </w:instrText>
+              <w:instrText xml:space="preserve"> PAGEREF _Toc241670883 \h </w:instrText>
             </w:r>
             <w:r>
               <w:rPr>
@@ -3534,7 +3534,7 @@
               <w14:ligatures w14:val="standardContextual"/>
             </w:rPr>
           </w:pPr>
-          <w:hyperlink w:anchor="_Toc241668353" w:history="1">
+          <w:hyperlink w:anchor="_Toc241670884" w:history="1">
             <w:r>
               <w:rPr>
                 <w:rStyle w:val="Hiperligao"/>
@@ -3558,7 +3558,7 @@
               <w:rPr>
                 <w:noProof/>
               </w:rPr>
-              <w:instrText xml:space="preserve"> PAGEREF _Toc241668353 \h </w:instrText>
+              <w:instrText xml:space="preserve"> PAGEREF _Toc241670884 \h </w:instrText>
             </w:r>
             <w:r>
               <w:rPr>
@@ -3600,7 +3600,7 @@
               <w14:ligatures w14:val="standardContextual"/>
             </w:rPr>
           </w:pPr>
-          <w:hyperlink w:anchor="_Toc241668354" w:history="1">
+          <w:hyperlink w:anchor="_Toc241670885" w:history="1">
             <w:r>
               <w:rPr>
                 <w:rStyle w:val="Hiperligao"/>
@@ -3624,7 +3624,7 @@
               <w:rPr>
                 <w:noProof/>
               </w:rPr>
-              <w:instrText xml:space="preserve"> PAGEREF _Toc241668354 \h </w:instrText>
+              <w:instrText xml:space="preserve"> PAGEREF _Toc241670885 \h </w:instrText>
             </w:r>
             <w:r>
               <w:rPr>
@@ -3666,7 +3666,7 @@
               <w14:ligatures w14:val="standardContextual"/>
             </w:rPr>
           </w:pPr>
-          <w:hyperlink w:anchor="_Toc241668355" w:history="1">
+          <w:hyperlink w:anchor="_Toc241670886" w:history="1">
             <w:r>
               <w:rPr>
                 <w:rStyle w:val="Hiperligao"/>
@@ -3690,7 +3690,7 @@
               <w:rPr>
                 <w:noProof/>
               </w:rPr>
-              <w:instrText xml:space="preserve"> PAGEREF _Toc241668355 \h </w:instrText>
+              <w:instrText xml:space="preserve"> PAGEREF _Toc241670886 \h </w:instrText>
             </w:r>
             <w:r>
               <w:rPr>
@@ -3732,7 +3732,7 @@
               <w14:ligatures w14:val="standardContextual"/>
             </w:rPr>
           </w:pPr>
-          <w:hyperlink w:anchor="_Toc241668356" w:history="1">
+          <w:hyperlink w:anchor="_Toc241670887" w:history="1">
             <w:r>
               <w:rPr>
                 <w:rStyle w:val="Hiperligao"/>
@@ -3756,7 +3756,7 @@
               <w:rPr>
                 <w:noProof/>
               </w:rPr>
-              <w:instrText xml:space="preserve"> PAGEREF _Toc241668356 \h </w:instrText>
+              <w:instrText xml:space="preserve"> PAGEREF _Toc241670887 \h </w:instrText>
             </w:r>
             <w:r>
               <w:rPr>
@@ -3798,7 +3798,7 @@
               <w14:ligatures w14:val="standardContextual"/>
             </w:rPr>
           </w:pPr>
-          <w:hyperlink w:anchor="_Toc241668357" w:history="1">
+          <w:hyperlink w:anchor="_Toc241670888" w:history="1">
             <w:r>
               <w:rPr>
                 <w:rStyle w:val="Hiperligao"/>
@@ -3822,7 +3822,7 @@
               <w:rPr>
                 <w:noProof/>
               </w:rPr>
-              <w:instrText xml:space="preserve"> PAGEREF _Toc241668357 \h </w:instrText>
+              <w:instrText xml:space="preserve"> PAGEREF _Toc241670888 \h </w:instrText>
             </w:r>
             <w:r>
               <w:rPr>
@@ -3864,7 +3864,7 @@
               <w14:ligatures w14:val="standardContextual"/>
             </w:rPr>
           </w:pPr>
-          <w:hyperlink w:anchor="_Toc241668358" w:history="1">
+          <w:hyperlink w:anchor="_Toc241670889" w:history="1">
             <w:r>
               <w:rPr>
                 <w:rStyle w:val="Hiperligao"/>
@@ -3888,7 +3888,7 @@
               <w:rPr>
                 <w:noProof/>
               </w:rPr>
-              <w:instrText xml:space="preserve"> PAGEREF _Toc241668358 \h </w:instrText>
+              <w:instrText xml:space="preserve"> PAGEREF _Toc241670889 \h </w:instrText>
             </w:r>
             <w:r>
               <w:rPr>
@@ -3930,7 +3930,7 @@
               <w14:ligatures w14:val="standardContextual"/>
             </w:rPr>
           </w:pPr>
-          <w:hyperlink w:anchor="_Toc241668359" w:history="1">
+          <w:hyperlink w:anchor="_Toc241670890" w:history="1">
             <w:r>
               <w:rPr>
                 <w:rStyle w:val="Hiperligao"/>
@@ -3954,7 +3954,7 @@
               <w:rPr>
                 <w:noProof/>
               </w:rPr>
-              <w:instrText xml:space="preserve"> PAGEREF _Toc241668359 \h </w:instrText>
+              <w:instrText xml:space="preserve"> PAGEREF _Toc241670890 \h </w:instrText>
             </w:r>
             <w:r>
               <w:rPr>
@@ -3996,7 +3996,7 @@
               <w14:ligatures w14:val="standardContextual"/>
             </w:rPr>
           </w:pPr>
-          <w:hyperlink w:anchor="_Toc241668360" w:history="1">
+          <w:hyperlink w:anchor="_Toc241670891" w:history="1">
             <w:r>
               <w:rPr>
                 <w:rStyle w:val="Hiperligao"/>
@@ -4020,7 +4020,7 @@
               <w:rPr>
                 <w:noProof/>
               </w:rPr>
-              <w:instrText xml:space="preserve"> PAGEREF _Toc241668360 \h </w:instrText>
+              <w:instrText xml:space="preserve"> PAGEREF _Toc241670891 \h </w:instrText>
             </w:r>
             <w:r>
               <w:rPr>
@@ -4062,7 +4062,7 @@
               <w14:ligatures w14:val="standardContextual"/>
             </w:rPr>
           </w:pPr>
-          <w:hyperlink w:anchor="_Toc241668361" w:history="1">
+          <w:hyperlink w:anchor="_Toc241670892" w:history="1">
             <w:r>
               <w:rPr>
                 <w:rStyle w:val="Hiperligao"/>
@@ -4086,7 +4086,7 @@
               <w:rPr>
                 <w:noProof/>
               </w:rPr>
-              <w:instrText xml:space="preserve"> PAGEREF _Toc241668361 \h </w:instrText>
+              <w:instrText xml:space="preserve"> PAGEREF _Toc241670892 \h </w:instrText>
             </w:r>
             <w:r>
               <w:rPr>
@@ -4128,7 +4128,7 @@
               <w14:ligatures w14:val="standardContextual"/>
             </w:rPr>
           </w:pPr>
-          <w:hyperlink w:anchor="_Toc241668362" w:history="1">
+          <w:hyperlink w:anchor="_Toc241670893" w:history="1">
             <w:r>
               <w:rPr>
                 <w:rStyle w:val="Hiperligao"/>
@@ -4152,7 +4152,7 @@
               <w:rPr>
                 <w:noProof/>
               </w:rPr>
-              <w:instrText xml:space="preserve"> PAGEREF _Toc241668362 \h </w:instrText>
+              <w:instrText xml:space="preserve"> PAGEREF _Toc241670893 \h </w:instrText>
             </w:r>
             <w:r>
               <w:rPr>
@@ -4194,7 +4194,7 @@
               <w14:ligatures w14:val="standardContextual"/>
             </w:rPr>
           </w:pPr>
-          <w:hyperlink w:anchor="_Toc241668363" w:history="1">
+          <w:hyperlink w:anchor="_Toc241670894" w:history="1">
             <w:r>
               <w:rPr>
                 <w:rStyle w:val="Hiperligao"/>
@@ -4218,7 +4218,7 @@
               <w:rPr>
                 <w:noProof/>
               </w:rPr>
-              <w:instrText xml:space="preserve"> PAGEREF _Toc241668363 \h </w:instrText>
+              <w:instrText xml:space="preserve"> PAGEREF _Toc241670894 \h </w:instrText>
             </w:r>
             <w:r>
               <w:rPr>
@@ -4266,7 +4266,7 @@
       <w:pPr>
         <w:pStyle w:val="Ttulo1"/>
       </w:pPr>
-      <w:bookmarkStart w:id="0" w:name="_Toc241668301"/>
+      <w:bookmarkStart w:id="0" w:name="_Toc241670832"/>
       <w:r>
         <w:lastRenderedPageBreak/>
         <w:t>A sua função num relance</w:t>
@@ -4347,7 +4347,7 @@
       <w:pPr>
         <w:pStyle w:val="Ttulo2"/>
       </w:pPr>
-      <w:bookmarkStart w:id="1" w:name="_Toc241668302"/>
+      <w:bookmarkStart w:id="1" w:name="_Toc241670833"/>
       <w:r>
         <w:t>Pode / Não pode</w:t>
       </w:r>
@@ -5195,7 +5195,7 @@
       <w:pPr>
         <w:pStyle w:val="Ttulo2"/>
       </w:pPr>
-      <w:bookmarkStart w:id="2" w:name="_Toc241668303"/>
+      <w:bookmarkStart w:id="2" w:name="_Toc241670834"/>
       <w:r>
         <w:t>De onde vem o seu acesso</w:t>
       </w:r>
@@ -5306,7 +5306,7 @@
       <w:pPr>
         <w:pStyle w:val="Ttulo2"/>
       </w:pPr>
-      <w:bookmarkStart w:id="3" w:name="_Toc241668304"/>
+      <w:bookmarkStart w:id="3" w:name="_Toc241670835"/>
       <w:r>
         <w:t>Como iniciar sessão, alterar a palavra-passe e terminar sessão</w:t>
       </w:r>
@@ -5420,7 +5420,7 @@
           <w:noProof/>
         </w:rPr>
         <w:drawing>
-          <wp:inline distT="0" distB="0" distL="0" distR="0" wp14:anchorId="090BCCA6" wp14:editId="24B6B75A">
+          <wp:inline distT="0" distB="0" distL="0" distR="0" wp14:anchorId="5CC9A6F2" wp14:editId="3F167EB6">
             <wp:extent cx="5715000" cy="3571875"/>
             <wp:effectExtent l="0" t="0" r="0" b="0"/>
             <wp:docPr id="40" name="01-login.png" descr="A página de início de sessão com Email, Palavra-passe, Manter sessão iniciada e o botão Iniciar sessão." title="A página de início de sessão com Email, Palavra-passe, Manter sessão iniciada e o botão Iniciar sessão."/>
@@ -5538,7 +5538,7 @@
           <w:noProof/>
         </w:rPr>
         <w:drawing>
-          <wp:inline distT="0" distB="0" distL="0" distR="0" wp14:anchorId="10A4B045" wp14:editId="190AFFDD">
+          <wp:inline distT="0" distB="0" distL="0" distR="0" wp14:anchorId="5D07DC10" wp14:editId="11924AC0">
             <wp:extent cx="5715000" cy="3571875"/>
             <wp:effectExtent l="0" t="0" r="0" b="0"/>
             <wp:docPr id="41" name="03-user-menu.png" descr="O menu da conta aberto, com Definições e Terminar sessão." title="O menu da conta aberto, com Definições e Terminar sessão."/>
@@ -5590,7 +5590,7 @@
       <w:pPr>
         <w:pStyle w:val="Ttulo2"/>
       </w:pPr>
-      <w:bookmarkStart w:id="4" w:name="_Toc241668305"/>
+      <w:bookmarkStart w:id="4" w:name="_Toc241670836"/>
       <w:r>
         <w:t>A barra lateral</w:t>
       </w:r>
@@ -6131,7 +6131,7 @@
         </w:rPr>
         <w:lastRenderedPageBreak/>
         <w:drawing>
-          <wp:inline distT="0" distB="0" distL="0" distR="0" wp14:anchorId="56068EFC" wp14:editId="54A8413F">
+          <wp:inline distT="0" distB="0" distL="0" distR="0" wp14:anchorId="344A61AC" wp14:editId="2491C69F">
             <wp:extent cx="5715000" cy="5133975"/>
             <wp:effectExtent l="0" t="0" r="0" b="0"/>
             <wp:docPr id="42" name="01-dashboard-sidebar.png" descr="A barra lateral completa do administrador, incluindo Modelação de Dados e Migração." title="A barra lateral completa do administrador, incluindo Modelação de Dados e Migração."/>
@@ -6184,7 +6184,7 @@
         <w:pStyle w:val="Ttulo1"/>
         <w:pageBreakBefore/>
       </w:pPr>
-      <w:bookmarkStart w:id="5" w:name="_Toc241668306"/>
+      <w:bookmarkStart w:id="5" w:name="_Toc241670837"/>
       <w:r>
         <w:lastRenderedPageBreak/>
         <w:t>Definições</w:t>
@@ -6217,7 +6217,7 @@
           <w:noProof/>
         </w:rPr>
         <w:drawing>
-          <wp:inline distT="0" distB="0" distL="0" distR="0" wp14:anchorId="55DBF6B6" wp14:editId="72948260">
+          <wp:inline distT="0" distB="0" distL="0" distR="0" wp14:anchorId="077D9204" wp14:editId="7757452B">
             <wp:extent cx="5715000" cy="3571875"/>
             <wp:effectExtent l="0" t="0" r="0" b="0"/>
             <wp:docPr id="43" name="04-settings.png" descr="A página Definições com os cartões Idioma de exibição, Aparência e Paleta." title="A página Definições com os cartões Idioma de exibição, Aparência e Paleta."/>
@@ -7566,7 +7566,7 @@
         <w:pStyle w:val="Ttulo1"/>
         <w:pageBreakBefore/>
       </w:pPr>
-      <w:bookmarkStart w:id="6" w:name="_Toc241668307"/>
+      <w:bookmarkStart w:id="6" w:name="_Toc241670838"/>
       <w:r>
         <w:lastRenderedPageBreak/>
         <w:t>Painel</w:t>
@@ -7599,7 +7599,7 @@
           <w:noProof/>
         </w:rPr>
         <w:drawing>
-          <wp:inline distT="0" distB="0" distL="0" distR="0" wp14:anchorId="465A8A0C" wp14:editId="1A6EBADD">
+          <wp:inline distT="0" distB="0" distL="0" distR="0" wp14:anchorId="6A0578C8" wp14:editId="6EF77BBA">
             <wp:extent cx="5715000" cy="5133975"/>
             <wp:effectExtent l="0" t="0" r="0" b="0"/>
             <wp:docPr id="44" name="01-dashboard-sidebar.png" descr="O painel do administrador com os cartões de resumo e a lista Mapas Recentes." title="O painel do administrador com os cartões de resumo e a lista Mapas Recentes."/>
@@ -8108,7 +8108,7 @@
         <w:pStyle w:val="Ttulo1"/>
         <w:pageBreakBefore/>
       </w:pPr>
-      <w:bookmarkStart w:id="7" w:name="_Toc241668308"/>
+      <w:bookmarkStart w:id="7" w:name="_Toc241670839"/>
       <w:r>
         <w:lastRenderedPageBreak/>
         <w:t>Mapas</w:t>
@@ -8138,7 +8138,7 @@
           <w:noProof/>
         </w:rPr>
         <w:drawing>
-          <wp:inline distT="0" distB="0" distL="0" distR="0" wp14:anchorId="25037539" wp14:editId="10B4C362">
+          <wp:inline distT="0" distB="0" distL="0" distR="0" wp14:anchorId="27527E11" wp14:editId="22BB1071">
             <wp:extent cx="5715000" cy="3429000"/>
             <wp:effectExtent l="0" t="0" r="0" b="0"/>
             <wp:docPr id="45" name="02-maps-all.png" descr="A lista de Mapas, separador Todos, com todos os ícones de linha e a secção Pastas de trabalho por cima." title="A lista de Mapas, separador Todos, com todos os ícones de linha e a secção Pastas de trabalho por cima."/>
@@ -8190,7 +8190,7 @@
       <w:pPr>
         <w:pStyle w:val="Ttulo2"/>
       </w:pPr>
-      <w:bookmarkStart w:id="8" w:name="_Toc241668309"/>
+      <w:bookmarkStart w:id="8" w:name="_Toc241670840"/>
       <w:r>
         <w:t>A lista</w:t>
       </w:r>
@@ -9394,7 +9394,7 @@
       <w:pPr>
         <w:pStyle w:val="Ttulo2"/>
       </w:pPr>
-      <w:bookmarkStart w:id="9" w:name="_Toc241668310"/>
+      <w:bookmarkStart w:id="9" w:name="_Toc241670841"/>
       <w:r>
         <w:t>Livros</w:t>
       </w:r>
@@ -9808,7 +9808,7 @@
       <w:pPr>
         <w:pStyle w:val="Ttulo2"/>
       </w:pPr>
-      <w:bookmarkStart w:id="10" w:name="_Toc241668311"/>
+      <w:bookmarkStart w:id="10" w:name="_Toc241670842"/>
       <w:r>
         <w:lastRenderedPageBreak/>
         <w:t>Partilhar um mapa</w:t>
@@ -9831,7 +9831,7 @@
           <w:noProof/>
         </w:rPr>
         <w:drawing>
-          <wp:inline distT="0" distB="0" distL="0" distR="0" wp14:anchorId="01B83882" wp14:editId="135C85A8">
+          <wp:inline distT="0" distB="0" distL="0" distR="0" wp14:anchorId="7D7296B7" wp14:editId="300CD840">
             <wp:extent cx="3743325" cy="3895725"/>
             <wp:effectExtent l="0" t="0" r="0" b="0"/>
             <wp:docPr id="46" name="03-share-dialog.png" descr="A caixa de diálogo Partilhar mapa com uma caixa de pesquisa e os botões Pode ver, Pode exportar e Pode editar." title="A caixa de diálogo Partilhar mapa com uma caixa de pesquisa e os botões Pode ver, Pode exportar e Pode editar."/>
@@ -10309,7 +10309,7 @@
       <w:pPr>
         <w:pStyle w:val="Ttulo2"/>
       </w:pPr>
-      <w:bookmarkStart w:id="11" w:name="_Toc241668312"/>
+      <w:bookmarkStart w:id="11" w:name="_Toc241670843"/>
       <w:r>
         <w:t>Partilhar um livro inteiro</w:t>
       </w:r>
@@ -10364,7 +10364,7 @@
       <w:pPr>
         <w:pStyle w:val="Ttulo2"/>
       </w:pPr>
-      <w:bookmarkStart w:id="12" w:name="_Toc241668313"/>
+      <w:bookmarkStart w:id="12" w:name="_Toc241670844"/>
       <w:r>
         <w:t>Copiar um mapa</w:t>
       </w:r>
@@ -10379,7 +10379,7 @@
       <w:pPr>
         <w:pStyle w:val="Ttulo2"/>
       </w:pPr>
-      <w:bookmarkStart w:id="13" w:name="_Toc241668314"/>
+      <w:bookmarkStart w:id="13" w:name="_Toc241670845"/>
       <w:r>
         <w:t>Exemplo: dar acesso de leitura a um colega</w:t>
       </w:r>
@@ -10510,7 +10510,7 @@
         <w:pStyle w:val="Ttulo1"/>
         <w:pageBreakBefore/>
       </w:pPr>
-      <w:bookmarkStart w:id="14" w:name="_Toc241668315"/>
+      <w:bookmarkStart w:id="14" w:name="_Toc241670846"/>
       <w:r>
         <w:lastRenderedPageBreak/>
         <w:t>Construtor de mapas</w:t>
@@ -10543,7 +10543,7 @@
           <w:noProof/>
         </w:rPr>
         <w:drawing>
-          <wp:inline distT="0" distB="0" distL="0" distR="0" wp14:anchorId="5F803AE0" wp14:editId="555F80BC">
+          <wp:inline distT="0" distB="0" distL="0" distR="0" wp14:anchorId="77D0ED22" wp14:editId="2526220C">
             <wp:extent cx="5715000" cy="3571875"/>
             <wp:effectExtent l="0" t="0" r="0" b="0"/>
             <wp:docPr id="47" name="05-builder-overview.png" descr="O construtor de mapas com a árvore Áreas de Negócio, a área de Colunas e o painel Propriedades." title="O construtor de mapas com a árvore Áreas de Negócio, a área de Colunas e o painel Propriedades."/>
@@ -10595,7 +10595,7 @@
       <w:pPr>
         <w:pStyle w:val="Ttulo2"/>
       </w:pPr>
-      <w:bookmarkStart w:id="15" w:name="_Toc241668316"/>
+      <w:bookmarkStart w:id="15" w:name="_Toc241670847"/>
       <w:r>
         <w:t>O ecrã</w:t>
       </w:r>
@@ -10755,7 +10755,7 @@
       <w:pPr>
         <w:pStyle w:val="Ttulo2"/>
       </w:pPr>
-      <w:bookmarkStart w:id="16" w:name="_Toc241668317"/>
+      <w:bookmarkStart w:id="16" w:name="_Toc241670848"/>
       <w:r>
         <w:t>A barra de ferramentas</w:t>
       </w:r>
@@ -11971,7 +11971,7 @@
       <w:pPr>
         <w:pStyle w:val="Ttulo2"/>
       </w:pPr>
-      <w:bookmarkStart w:id="17" w:name="_Toc241668318"/>
+      <w:bookmarkStart w:id="17" w:name="_Toc241670849"/>
       <w:r>
         <w:t>Construir um mapa</w:t>
       </w:r>
@@ -12179,7 +12179,7 @@
       <w:pPr>
         <w:pStyle w:val="Ttulo2"/>
       </w:pPr>
-      <w:bookmarkStart w:id="18" w:name="_Toc241668319"/>
+      <w:bookmarkStart w:id="18" w:name="_Toc241670850"/>
       <w:r>
         <w:t>Configurar uma coluna</w:t>
       </w:r>
@@ -14990,7 +14990,7 @@
         </w:rPr>
         <w:lastRenderedPageBreak/>
         <w:drawing>
-          <wp:inline distT="0" distB="0" distL="0" distR="0" wp14:anchorId="4BDA9293" wp14:editId="1B35E8EC">
+          <wp:inline distT="0" distB="0" distL="0" distR="0" wp14:anchorId="42F4E107" wp14:editId="4769AC00">
             <wp:extent cx="5715000" cy="3571875"/>
             <wp:effectExtent l="0" t="0" r="0" b="0"/>
             <wp:docPr id="48" name="08-builder-column-aggregation.png" descr="A caixa de diálogo Configurar coluna com a lista Agregação aberta." title="A caixa de diálogo Configurar coluna com a lista Agregação aberta."/>
@@ -15042,7 +15042,7 @@
       <w:pPr>
         <w:pStyle w:val="Ttulo2"/>
       </w:pPr>
-      <w:bookmarkStart w:id="19" w:name="_Toc241668320"/>
+      <w:bookmarkStart w:id="19" w:name="_Toc241670851"/>
       <w:r>
         <w:t>O separador Propriedades</w:t>
       </w:r>
@@ -15889,7 +15889,7 @@
       <w:pPr>
         <w:pStyle w:val="Ttulo2"/>
       </w:pPr>
-      <w:bookmarkStart w:id="20" w:name="_Toc241668321"/>
+      <w:bookmarkStart w:id="20" w:name="_Toc241670852"/>
       <w:r>
         <w:t>O separador Condições</w:t>
       </w:r>
@@ -17431,7 +17431,7 @@
       <w:pPr>
         <w:pStyle w:val="Ttulo2"/>
       </w:pPr>
-      <w:bookmarkStart w:id="21" w:name="_Toc241668322"/>
+      <w:bookmarkStart w:id="21" w:name="_Toc241670853"/>
       <w:r>
         <w:t>O separador Ordenação</w:t>
       </w:r>
@@ -17877,7 +17877,7 @@
       <w:pPr>
         <w:pStyle w:val="Ttulo2"/>
       </w:pPr>
-      <w:bookmarkStart w:id="22" w:name="_Toc241668323"/>
+      <w:bookmarkStart w:id="22" w:name="_Toc241670854"/>
       <w:r>
         <w:t>O separador Parâmetros</w:t>
       </w:r>
@@ -18787,7 +18787,7 @@
       <w:pPr>
         <w:pStyle w:val="Ttulo2"/>
       </w:pPr>
-      <w:bookmarkStart w:id="23" w:name="_Toc241668324"/>
+      <w:bookmarkStart w:id="23" w:name="_Toc241670855"/>
       <w:r>
         <w:t>O separador Campos Calculados</w:t>
       </w:r>
@@ -19686,7 +19686,7 @@
       <w:pPr>
         <w:pStyle w:val="Ttulo2"/>
       </w:pPr>
-      <w:bookmarkStart w:id="24" w:name="_Toc241668325"/>
+      <w:bookmarkStart w:id="24" w:name="_Toc241670856"/>
       <w:r>
         <w:t>Formatação condicional</w:t>
       </w:r>
@@ -21080,7 +21080,7 @@
       <w:pPr>
         <w:pStyle w:val="Ttulo2"/>
       </w:pPr>
-      <w:bookmarkStart w:id="25" w:name="_Toc241668326"/>
+      <w:bookmarkStart w:id="25" w:name="_Toc241670857"/>
       <w:r>
         <w:t>Executar um mapa e ler o resultado</w:t>
       </w:r>
@@ -22152,7 +22152,7 @@
           <w:noProof/>
         </w:rPr>
         <w:drawing>
-          <wp:inline distT="0" distB="0" distL="0" distR="0" wp14:anchorId="7E355F33" wp14:editId="609233F1">
+          <wp:inline distT="0" distB="0" distL="0" distR="0" wp14:anchorId="3BF84967" wp14:editId="3F24C03F">
             <wp:extent cx="5715000" cy="3571875"/>
             <wp:effectExtent l="0" t="0" r="0" b="0"/>
             <wp:docPr id="49" name="03-viewer-results.png" descr="Os resultados da execução com os botões SQL e Plano junto aos botões Excel, CSV e PDF." title="Os resultados da execução com os botões SQL e Plano junto aos botões Excel, CSV e PDF."/>
@@ -22219,7 +22219,7 @@
       <w:pPr>
         <w:pStyle w:val="Ttulo2"/>
       </w:pPr>
-      <w:bookmarkStart w:id="26" w:name="_Toc241668327"/>
+      <w:bookmarkStart w:id="26" w:name="_Toc241670858"/>
       <w:r>
         <w:t>Recusas e erros</w:t>
       </w:r>
@@ -22858,7 +22858,7 @@
         <w:pStyle w:val="Ttulo1"/>
         <w:pageBreakBefore/>
       </w:pPr>
-      <w:bookmarkStart w:id="27" w:name="_Toc241668328"/>
+      <w:bookmarkStart w:id="27" w:name="_Toc241670859"/>
       <w:r>
         <w:lastRenderedPageBreak/>
         <w:t>O visualizador de mapas</w:t>
@@ -22891,7 +22891,7 @@
           <w:noProof/>
         </w:rPr>
         <w:drawing>
-          <wp:inline distT="0" distB="0" distL="0" distR="0" wp14:anchorId="63DF8DAC" wp14:editId="124AF99F">
+          <wp:inline distT="0" distB="0" distL="0" distR="0" wp14:anchorId="7FF003D4" wp14:editId="35CFDF24">
             <wp:extent cx="5715000" cy="3571875"/>
             <wp:effectExtent l="0" t="0" r="0" b="0"/>
             <wp:docPr id="50" name="25-viewer-results.png" descr="O visualizador de mapas depois de uma execução concluída, com a grelha de resultados e os botões de exportação." title="O visualizador de mapas depois de uma execução concluída, com a grelha de resultados e os botões de exportação."/>
@@ -23496,7 +23496,7 @@
         <w:pStyle w:val="Ttulo1"/>
         <w:pageBreakBefore/>
       </w:pPr>
-      <w:bookmarkStart w:id="28" w:name="_Toc241668329"/>
+      <w:bookmarkStart w:id="28" w:name="_Toc241670860"/>
       <w:r>
         <w:lastRenderedPageBreak/>
         <w:t>Execuções</w:t>
@@ -23526,7 +23526,7 @@
           <w:noProof/>
         </w:rPr>
         <w:drawing>
-          <wp:inline distT="0" distB="0" distL="0" distR="0" wp14:anchorId="6156FF15" wp14:editId="6184BCEA">
+          <wp:inline distT="0" distB="0" distL="0" distR="0" wp14:anchorId="02B03D20" wp14:editId="3E25AE52">
             <wp:extent cx="5715000" cy="3571875"/>
             <wp:effectExtent l="0" t="0" r="0" b="0"/>
             <wp:docPr id="51" name="04-runs-every-user.png" descr="A página Execuções com as execuções de todos os utilizadores." title="A página Execuções com as execuções de todos os utilizadores."/>
@@ -24856,7 +24856,7 @@
         <w:pStyle w:val="Ttulo1"/>
         <w:pageBreakBefore/>
       </w:pPr>
-      <w:bookmarkStart w:id="29" w:name="_Toc241668330"/>
+      <w:bookmarkStart w:id="29" w:name="_Toc241670861"/>
       <w:r>
         <w:lastRenderedPageBreak/>
         <w:t>Exportações</w:t>
@@ -24886,7 +24886,7 @@
           <w:noProof/>
         </w:rPr>
         <w:drawing>
-          <wp:inline distT="0" distB="0" distL="0" distR="0" wp14:anchorId="3C50599D" wp14:editId="718AB87E">
+          <wp:inline distT="0" distB="0" distL="0" distR="0" wp14:anchorId="469D5463" wp14:editId="1CBB2738">
             <wp:extent cx="5715000" cy="3571875"/>
             <wp:effectExtent l="0" t="0" r="0" b="0"/>
             <wp:docPr id="52" name="05-exports.png" descr="A página Exportações com a lista de exportações, o respetivo estado e os botões de transferir." title="A página Exportações com a lista de exportações, o respetivo estado e os botões de transferir."/>
@@ -25567,7 +25567,7 @@
         <w:pStyle w:val="Ttulo1"/>
         <w:pageBreakBefore/>
       </w:pPr>
-      <w:bookmarkStart w:id="30" w:name="_Toc241668331"/>
+      <w:bookmarkStart w:id="30" w:name="_Toc241670862"/>
       <w:r>
         <w:lastRenderedPageBreak/>
         <w:t>Agendamentos</w:t>
@@ -25600,7 +25600,7 @@
           <w:noProof/>
         </w:rPr>
         <w:drawing>
-          <wp:inline distT="0" distB="0" distL="0" distR="0" wp14:anchorId="71D4BF85" wp14:editId="09C43400">
+          <wp:inline distT="0" distB="0" distL="0" distR="0" wp14:anchorId="52DC4D3C" wp14:editId="688BD1FC">
             <wp:extent cx="5715000" cy="3571875"/>
             <wp:effectExtent l="0" t="0" r="0" b="0"/>
             <wp:docPr id="53" name="38-schedules-list.png" descr="A página Agendamentos com um agendamento em pausa e os respetivos ícones de ação." title="A página Agendamentos com um agendamento em pausa e os respetivos ícones de ação."/>
@@ -26315,7 +26315,7 @@
       <w:pPr>
         <w:pStyle w:val="Ttulo2"/>
       </w:pPr>
-      <w:bookmarkStart w:id="31" w:name="_Toc241668332"/>
+      <w:bookmarkStart w:id="31" w:name="_Toc241670863"/>
       <w:r>
         <w:t>Novo Agendamento e Editar Agendamento</w:t>
       </w:r>
@@ -27756,7 +27756,7 @@
           <w:noProof/>
         </w:rPr>
         <w:drawing>
-          <wp:inline distT="0" distB="0" distL="0" distR="0" wp14:anchorId="470BA004" wp14:editId="2406A640">
+          <wp:inline distT="0" distB="0" distL="0" distR="0" wp14:anchorId="57038C8F" wp14:editId="3E3425E3">
             <wp:extent cx="3743325" cy="4676775"/>
             <wp:effectExtent l="0" t="0" r="0" b="0"/>
             <wp:docPr id="54" name="34-schedule-custom-cron.png" descr="A caixa de diálogo Novo Agendamento com uma frequência personalizada e o campo Expressão cron." title="A caixa de diálogo Novo Agendamento com uma frequência personalizada e o campo Expressão cron."/>
@@ -27808,7 +27808,7 @@
       <w:pPr>
         <w:pStyle w:val="Ttulo2"/>
       </w:pPr>
-      <w:bookmarkStart w:id="32" w:name="_Toc241668333"/>
+      <w:bookmarkStart w:id="32" w:name="_Toc241670864"/>
       <w:r>
         <w:t>Histórico de Execuções</w:t>
       </w:r>
@@ -28257,7 +28257,7 @@
       <w:pPr>
         <w:pStyle w:val="Ttulo2"/>
       </w:pPr>
-      <w:bookmarkStart w:id="33" w:name="_Toc241668334"/>
+      <w:bookmarkStart w:id="33" w:name="_Toc241670865"/>
       <w:r>
         <w:lastRenderedPageBreak/>
         <w:t>Exemplo: um resultado semanal</w:t>
@@ -28463,7 +28463,7 @@
         <w:pStyle w:val="Ttulo1"/>
         <w:pageBreakBefore/>
       </w:pPr>
-      <w:bookmarkStart w:id="34" w:name="_Toc241668335"/>
+      <w:bookmarkStart w:id="34" w:name="_Toc241670866"/>
       <w:r>
         <w:lastRenderedPageBreak/>
         <w:t>Áreas de Negócio</w:t>
@@ -28496,7 +28496,7 @@
           <w:noProof/>
         </w:rPr>
         <w:drawing>
-          <wp:inline distT="0" distB="0" distL="0" distR="0" wp14:anchorId="2E24B533" wp14:editId="51483819">
+          <wp:inline distT="0" distB="0" distL="0" distR="0" wp14:anchorId="719E4A6E" wp14:editId="609A5D6A">
             <wp:extent cx="5715000" cy="3571875"/>
             <wp:effectExtent l="0" t="0" r="0" b="0"/>
             <wp:docPr id="55" name="06-business-areas.png" descr="A página Áreas de Negócio com a lista de áreas, o botão Nova Área de Negócio e os ícones de linha." title="A página Áreas de Negócio com a lista de áreas, o botão Nova Área de Negócio e os ícones de linha."/>
@@ -29010,7 +29010,7 @@
         </w:rPr>
         <w:lastRenderedPageBreak/>
         <w:drawing>
-          <wp:inline distT="0" distB="0" distL="0" distR="0" wp14:anchorId="5A9CF75D" wp14:editId="52CA9449">
+          <wp:inline distT="0" distB="0" distL="0" distR="0" wp14:anchorId="1CFE844D" wp14:editId="6B263AD0">
             <wp:extent cx="3324225" cy="2047875"/>
             <wp:effectExtent l="0" t="0" r="0" b="0"/>
             <wp:docPr id="56" name="07-business-areas-new.png" descr="A caixa de diálogo Nova Área de Negócio com os campos Nome e Descrição." title="A caixa de diálogo Nova Área de Negócio com os campos Nome e Descrição."/>
@@ -29062,7 +29062,7 @@
       <w:pPr>
         <w:pStyle w:val="Ttulo2"/>
       </w:pPr>
-      <w:bookmarkStart w:id="35" w:name="_Toc241668336"/>
+      <w:bookmarkStart w:id="35" w:name="_Toc241670867"/>
       <w:r>
         <w:t>Criar uma área de negócio</w:t>
       </w:r>
@@ -29166,7 +29166,7 @@
       <w:pPr>
         <w:pStyle w:val="Ttulo2"/>
       </w:pPr>
-      <w:bookmarkStart w:id="36" w:name="_Toc241668337"/>
+      <w:bookmarkStart w:id="36" w:name="_Toc241670868"/>
       <w:r>
         <w:t>Permissões</w:t>
       </w:r>
@@ -29198,7 +29198,7 @@
           <w:noProof/>
         </w:rPr>
         <w:drawing>
-          <wp:inline distT="0" distB="0" distL="0" distR="0" wp14:anchorId="40A784C5" wp14:editId="759D41A5">
+          <wp:inline distT="0" distB="0" distL="0" distR="0" wp14:anchorId="34AB2A49" wp14:editId="2581FB94">
             <wp:extent cx="5715000" cy="3571875"/>
             <wp:effectExtent l="0" t="0" r="0" b="0"/>
             <wp:docPr id="57" name="09-business-areas-grants-permission.png" descr="A caixa de diálogo Gerir concessões com a lista Permissão aberta." title="A caixa de diálogo Gerir concessões com a lista Permissão aberta."/>
@@ -30435,7 +30435,7 @@
         <w:pStyle w:val="Ttulo1"/>
         <w:pageBreakBefore/>
       </w:pPr>
-      <w:bookmarkStart w:id="37" w:name="_Toc241668338"/>
+      <w:bookmarkStart w:id="37" w:name="_Toc241670869"/>
       <w:r>
         <w:lastRenderedPageBreak/>
         <w:t>Pastas</w:t>
@@ -30498,7 +30498,7 @@
           <w:noProof/>
         </w:rPr>
         <w:drawing>
-          <wp:inline distT="0" distB="0" distL="0" distR="0" wp14:anchorId="2CEC4D1B" wp14:editId="0056C986">
+          <wp:inline distT="0" distB="0" distL="0" distR="0" wp14:anchorId="069D1411" wp14:editId="53178599">
             <wp:extent cx="5715000" cy="3571875"/>
             <wp:effectExtent l="0" t="0" r="0" b="0"/>
             <wp:docPr id="58" name="11-folders.png" descr="A página Pastas com uma área de negócio escolhida, com a tabela de pastas e os ícones de linha." title="A página Pastas com uma área de negócio escolhida, com a tabela de pastas e os ícones de linha."/>
@@ -31280,7 +31280,7 @@
       <w:pPr>
         <w:pStyle w:val="Ttulo2"/>
       </w:pPr>
-      <w:bookmarkStart w:id="38" w:name="_Toc241668339"/>
+      <w:bookmarkStart w:id="38" w:name="_Toc241670870"/>
       <w:r>
         <w:t>O assistente de pastas</w:t>
       </w:r>
@@ -32709,7 +32709,7 @@
           <w:noProof/>
         </w:rPr>
         <w:drawing>
-          <wp:inline distT="0" distB="0" distL="0" distR="0" wp14:anchorId="1C7DBC73" wp14:editId="1EB3460C">
+          <wp:inline distT="0" distB="0" distL="0" distR="0" wp14:anchorId="486D2BFA" wp14:editId="1F3CF728">
             <wp:extent cx="2238375" cy="5905500"/>
             <wp:effectExtent l="0" t="0" r="0" b="0"/>
             <wp:docPr id="59" name="15-folders-picked.png" descr="A caixa de diálogo Nova Pasta com uma tabela escolhida e a lista Itens a criar." title="A caixa de diálogo Nova Pasta com uma tabela escolhida e a lista Itens a criar."/>
@@ -32897,7 +32897,7 @@
       <w:pPr>
         <w:pStyle w:val="Ttulo2"/>
       </w:pPr>
-      <w:bookmarkStart w:id="39" w:name="_Toc241668340"/>
+      <w:bookmarkStart w:id="39" w:name="_Toc241670871"/>
       <w:r>
         <w:t>Partilhar uma pasta com outra área de negócio</w:t>
       </w:r>
@@ -33006,7 +33006,7 @@
           <w:noProof/>
         </w:rPr>
         <w:drawing>
-          <wp:inline distT="0" distB="0" distL="0" distR="0" wp14:anchorId="5E92FA0C" wp14:editId="478F8755">
+          <wp:inline distT="0" distB="0" distL="0" distR="0" wp14:anchorId="00E26B23" wp14:editId="0934DAA3">
             <wp:extent cx="3324225" cy="1638300"/>
             <wp:effectExtent l="0" t="0" r="0" b="0"/>
             <wp:docPr id="60" name="16-folders-sharing.png" descr="A caixa de diálogo de partilha da pasta com a etiqueta do proprietário e a lista Partilhar com." title="A caixa de diálogo de partilha da pasta com a etiqueta do proprietário e a lista Partilhar com."/>
@@ -33059,7 +33059,7 @@
         <w:pStyle w:val="Ttulo1"/>
         <w:pageBreakBefore/>
       </w:pPr>
-      <w:bookmarkStart w:id="40" w:name="_Toc241668341"/>
+      <w:bookmarkStart w:id="40" w:name="_Toc241670872"/>
       <w:r>
         <w:lastRenderedPageBreak/>
         <w:t>Itens</w:t>
@@ -33112,7 +33112,7 @@
           <w:noProof/>
         </w:rPr>
         <w:drawing>
-          <wp:inline distT="0" distB="0" distL="0" distR="0" wp14:anchorId="6847B413" wp14:editId="21D421D5">
+          <wp:inline distT="0" distB="0" distL="0" distR="0" wp14:anchorId="4BB4462E" wp14:editId="5DF52312">
             <wp:extent cx="5715000" cy="3571875"/>
             <wp:effectExtent l="0" t="0" r="0" b="0"/>
             <wp:docPr id="61" name="17-items.png" descr="A página Itens para uma pasta escolhida, com as colunas Tipo, Coluna, Tipo de Dados e Agregação." title="A página Itens para uma pasta escolhida, com as colunas Tipo, Coluna, Tipo de Dados e Agregação."/>
@@ -35051,7 +35051,7 @@
         </w:rPr>
         <w:lastRenderedPageBreak/>
         <w:drawing>
-          <wp:inline distT="0" distB="0" distL="0" distR="0" wp14:anchorId="6222B58E" wp14:editId="689BE5DF">
+          <wp:inline distT="0" distB="0" distL="0" distR="0" wp14:anchorId="204F4F4B" wp14:editId="1DA1BD5A">
             <wp:extent cx="5715000" cy="3571875"/>
             <wp:effectExtent l="0" t="0" r="0" b="0"/>
             <wp:docPr id="62" name="19-items-type-open.png" descr="A caixa de diálogo Novo Item com a lista Tipo de Item aberta, a mostrar os tipos de item." title="A caixa de diálogo Novo Item com a lista Tipo de Item aberta, a mostrar os tipos de item."/>
@@ -35104,7 +35104,7 @@
         <w:pStyle w:val="Ttulo1"/>
         <w:pageBreakBefore/>
       </w:pPr>
-      <w:bookmarkStart w:id="41" w:name="_Toc241668342"/>
+      <w:bookmarkStart w:id="41" w:name="_Toc241670873"/>
       <w:r>
         <w:lastRenderedPageBreak/>
         <w:t>Junções</w:t>
@@ -35137,7 +35137,7 @@
           <w:noProof/>
         </w:rPr>
         <w:drawing>
-          <wp:inline distT="0" distB="0" distL="0" distR="0" wp14:anchorId="3FCE7B52" wp14:editId="6F5DD46C">
+          <wp:inline distT="0" distB="0" distL="0" distR="0" wp14:anchorId="60E9D5A6" wp14:editId="05B624BD">
             <wp:extent cx="5715000" cy="3571875"/>
             <wp:effectExtent l="0" t="0" r="0" b="0"/>
             <wp:docPr id="63" name="20-joins.png" descr="A página Junções, incluindo junções feitas de vários pares de colunas." title="A página Junções, incluindo junções feitas de vários pares de colunas."/>
@@ -36792,7 +36792,7 @@
           <w:noProof/>
         </w:rPr>
         <w:drawing>
-          <wp:inline distT="0" distB="0" distL="0" distR="0" wp14:anchorId="7DAB390E" wp14:editId="2CB8B7D0">
+          <wp:inline distT="0" distB="0" distL="0" distR="0" wp14:anchorId="37AC1B8F" wp14:editId="60AA1FEE">
             <wp:extent cx="5715000" cy="3571875"/>
             <wp:effectExtent l="0" t="0" r="0" b="0"/>
             <wp:docPr id="64" name="23-joins-select-open.png" descr="A caixa de diálogo Nova Junção com uma lista de seleção aberta." title="A caixa de diálogo Nova Junção com uma lista de seleção aberta."/>
@@ -36963,7 +36963,7 @@
         <w:pStyle w:val="Ttulo1"/>
         <w:pageBreakBefore/>
       </w:pPr>
-      <w:bookmarkStart w:id="42" w:name="_Toc241668343"/>
+      <w:bookmarkStart w:id="42" w:name="_Toc241670874"/>
       <w:r>
         <w:lastRenderedPageBreak/>
         <w:t>Hierarquias</w:t>
@@ -36996,7 +36996,7 @@
           <w:noProof/>
         </w:rPr>
         <w:drawing>
-          <wp:inline distT="0" distB="0" distL="0" distR="0" wp14:anchorId="4570656D" wp14:editId="03EFEFA7">
+          <wp:inline distT="0" distB="0" distL="0" distR="0" wp14:anchorId="7997C546" wp14:editId="4E780A23">
             <wp:extent cx="5715000" cy="3571875"/>
             <wp:effectExtent l="0" t="0" r="0" b="0"/>
             <wp:docPr id="65" name="24-hierarchies.png" descr="A página Hierarquias com a tabela a mostrar o número de níveis." title="A página Hierarquias com a tabela a mostrar o número de níveis."/>
@@ -38056,7 +38056,7 @@
           <w:noProof/>
         </w:rPr>
         <w:drawing>
-          <wp:inline distT="0" distB="0" distL="0" distR="0" wp14:anchorId="26C9801C" wp14:editId="1B446C9E">
+          <wp:inline distT="0" distB="0" distL="0" distR="0" wp14:anchorId="6E29B65B" wp14:editId="5145B280">
             <wp:extent cx="4362450" cy="2762250"/>
             <wp:effectExtent l="0" t="0" r="0" b="0"/>
             <wp:docPr id="66" name="26-hierarchies-level-added.png" descr="A caixa de diálogo Nova Hierarquia depois de adicionar um nível, com as listas de pasta e item." title="A caixa de diálogo Nova Hierarquia depois de adicionar um nível, com as listas de pasta e item."/>
@@ -38109,7 +38109,7 @@
         <w:pStyle w:val="Ttulo1"/>
         <w:pageBreakBefore/>
       </w:pPr>
-      <w:bookmarkStart w:id="43" w:name="_Toc241668344"/>
+      <w:bookmarkStart w:id="43" w:name="_Toc241670875"/>
       <w:r>
         <w:lastRenderedPageBreak/>
         <w:t>Funções Personalizadas</w:t>
@@ -38142,7 +38142,7 @@
           <w:noProof/>
         </w:rPr>
         <w:drawing>
-          <wp:inline distT="0" distB="0" distL="0" distR="0" wp14:anchorId="2B07B6F3" wp14:editId="6202620A">
+          <wp:inline distT="0" distB="0" distL="0" distR="0" wp14:anchorId="79DDB2A3" wp14:editId="491B04C3">
             <wp:extent cx="5715000" cy="3571875"/>
             <wp:effectExtent l="0" t="0" r="0" b="0"/>
             <wp:docPr id="67" name="27-custom-functions.png" descr="A página Funções Personalizadas com a caixa de filtro, Atualizar tudo, Nova Função e a tabela de funções." title="A página Funções Personalizadas com a caixa de filtro, Atualizar tudo, Nova Função e a tabela de funções."/>
@@ -38866,7 +38866,7 @@
       <w:pPr>
         <w:pStyle w:val="Ttulo2"/>
       </w:pPr>
-      <w:bookmarkStart w:id="44" w:name="_Toc241668345"/>
+      <w:bookmarkStart w:id="44" w:name="_Toc241670876"/>
       <w:r>
         <w:t>O formulário da função</w:t>
       </w:r>
@@ -39836,7 +39836,7 @@
         </w:rPr>
         <w:lastRenderedPageBreak/>
         <w:drawing>
-          <wp:inline distT="0" distB="0" distL="0" distR="0" wp14:anchorId="10780AB4" wp14:editId="683F5289">
+          <wp:inline distT="0" distB="0" distL="0" distR="0" wp14:anchorId="2C9275E5" wp14:editId="09C1AFDB">
             <wp:extent cx="4076700" cy="5905500"/>
             <wp:effectExtent l="0" t="0" r="0" b="0"/>
             <wp:docPr id="68" name="29-custom-functions-search-results.png" descr="A caixa de diálogo Nova Função Personalizada com as funções da base de dados que correspondem à pesquisa." title="A caixa de diálogo Nova Função Personalizada com as funções da base de dados que correspondem à pesquisa."/>
@@ -39889,7 +39889,7 @@
         <w:pStyle w:val="Ttulo1"/>
         <w:pageBreakBefore/>
       </w:pPr>
-      <w:bookmarkStart w:id="45" w:name="_Toc241668346"/>
+      <w:bookmarkStart w:id="45" w:name="_Toc241670877"/>
       <w:r>
         <w:lastRenderedPageBreak/>
         <w:t>Origens de Dados</w:t>
@@ -39922,7 +39922,7 @@
           <w:noProof/>
         </w:rPr>
         <w:drawing>
-          <wp:inline distT="0" distB="0" distL="0" distR="0" wp14:anchorId="604E45FB" wp14:editId="35DFA3D2">
+          <wp:inline distT="0" distB="0" distL="0" distR="0" wp14:anchorId="668419FB" wp14:editId="74E59F93">
             <wp:extent cx="5715000" cy="3571875"/>
             <wp:effectExtent l="0" t="0" r="0" b="0"/>
             <wp:docPr id="69" name="30-data-sources.png" descr="A página Origens de Dados com uma tabela de ligações e cinco ícones de linha." title="A página Origens de Dados com uma tabela de ligações e cinco ícones de linha."/>
@@ -41302,7 +41302,7 @@
       <w:pPr>
         <w:pStyle w:val="Ttulo2"/>
       </w:pPr>
-      <w:bookmarkStart w:id="46" w:name="_Toc241668347"/>
+      <w:bookmarkStart w:id="46" w:name="_Toc241670878"/>
       <w:r>
         <w:t>Importar tabelas</w:t>
       </w:r>
@@ -41464,7 +41464,7 @@
           <w:noProof/>
         </w:rPr>
         <w:drawing>
-          <wp:inline distT="0" distB="0" distL="0" distR="0" wp14:anchorId="5F9C8FDF" wp14:editId="14483D06">
+          <wp:inline distT="0" distB="0" distL="0" distR="0" wp14:anchorId="2827D219" wp14:editId="1AB3E120">
             <wp:extent cx="3324225" cy="2286000"/>
             <wp:effectExtent l="0" t="0" r="0" b="0"/>
             <wp:docPr id="70" name="34-data-sources-import-dialog.png" descr="A caixa de diálogo Importar tabelas com o botão Descobrir Tabelas, antes de ser encontrada qualquer tabela." title="A caixa de diálogo Importar tabelas com o botão Descobrir Tabelas, antes de ser encontrada qualquer tabela."/>
@@ -41517,7 +41517,7 @@
         <w:pStyle w:val="Ttulo1"/>
         <w:pageBreakBefore/>
       </w:pPr>
-      <w:bookmarkStart w:id="47" w:name="_Toc241668348"/>
+      <w:bookmarkStart w:id="47" w:name="_Toc241670879"/>
       <w:r>
         <w:lastRenderedPageBreak/>
         <w:t>Utilizadores</w:t>
@@ -41547,7 +41547,7 @@
           <w:noProof/>
         </w:rPr>
         <w:drawing>
-          <wp:inline distT="0" distB="0" distL="0" distR="0" wp14:anchorId="3259CEF2" wp14:editId="3A64E37F">
+          <wp:inline distT="0" distB="0" distL="0" distR="0" wp14:anchorId="01D04C84" wp14:editId="2F1406CC">
             <wp:extent cx="5715000" cy="3571875"/>
             <wp:effectExtent l="0" t="0" r="0" b="0"/>
             <wp:docPr id="71" name="35-users.png" descr="A página Utilizadores com os botões Ficheiro de credenciais e Novo Utilizador e os ícones de linha." title="A página Utilizadores com os botões Ficheiro de credenciais e Novo Utilizador e os ícones de linha."/>
@@ -42246,7 +42246,7 @@
       <w:pPr>
         <w:pStyle w:val="Ttulo2"/>
       </w:pPr>
-      <w:bookmarkStart w:id="48" w:name="_Toc241668349"/>
+      <w:bookmarkStart w:id="48" w:name="_Toc241670880"/>
       <w:r>
         <w:t>Criar ou alterar um utilizador</w:t>
       </w:r>
@@ -43063,7 +43063,7 @@
         </w:rPr>
         <w:lastRenderedPageBreak/>
         <w:drawing>
-          <wp:inline distT="0" distB="0" distL="0" distR="0" wp14:anchorId="4B7840D9" wp14:editId="5F5CAA22">
+          <wp:inline distT="0" distB="0" distL="0" distR="0" wp14:anchorId="2E558559" wp14:editId="21E96B85">
             <wp:extent cx="5715000" cy="3571875"/>
             <wp:effectExtent l="0" t="0" r="0" b="0"/>
             <wp:docPr id="72" name="37-users-role-open.png" descr="A caixa de diálogo Novo Utilizador com a lista Função aberta e cada função descrita." title="A caixa de diálogo Novo Utilizador com a lista Função aberta e cada função descrita."/>
@@ -43115,7 +43115,7 @@
       <w:pPr>
         <w:pStyle w:val="Ttulo2"/>
       </w:pPr>
-      <w:bookmarkStart w:id="49" w:name="_Toc241668350"/>
+      <w:bookmarkStart w:id="49" w:name="_Toc241670881"/>
       <w:r>
         <w:t>Desativar, ativar ou eliminar</w:t>
       </w:r>
@@ -43207,7 +43207,7 @@
           <w:noProof/>
         </w:rPr>
         <w:drawing>
-          <wp:inline distT="0" distB="0" distL="0" distR="0" wp14:anchorId="00F7CA60" wp14:editId="3D1B6731">
+          <wp:inline distT="0" distB="0" distL="0" distR="0" wp14:anchorId="12CE8C09" wp14:editId="18DEEA06">
             <wp:extent cx="3324225" cy="1076325"/>
             <wp:effectExtent l="0" t="0" r="0" b="0"/>
             <wp:docPr id="73" name="39-users-deactivate-dialog.png" descr="A caixa de diálogo de confirmação mostrada antes de desativar um utilizador." title="A caixa de diálogo de confirmação mostrada antes de desativar um utilizador."/>
@@ -43299,7 +43299,7 @@
       <w:pPr>
         <w:pStyle w:val="Ttulo2"/>
       </w:pPr>
-      <w:bookmarkStart w:id="50" w:name="_Toc241668351"/>
+      <w:bookmarkStart w:id="50" w:name="_Toc241670882"/>
       <w:r>
         <w:t>O ficheiro de credenciais</w:t>
       </w:r>
@@ -43324,7 +43324,7 @@
       <w:pPr>
         <w:pStyle w:val="Ttulo2"/>
       </w:pPr>
-      <w:bookmarkStart w:id="51" w:name="_Toc241668352"/>
+      <w:bookmarkStart w:id="51" w:name="_Toc241670883"/>
       <w:r>
         <w:lastRenderedPageBreak/>
         <w:t>Mapas que este utilizador pode abrir</w:t>
@@ -43367,7 +43367,7 @@
           <w:noProof/>
         </w:rPr>
         <w:drawing>
-          <wp:inline distT="0" distB="0" distL="0" distR="0" wp14:anchorId="5F52A3FB" wp14:editId="0069D00B">
+          <wp:inline distT="0" distB="0" distL="0" distR="0" wp14:anchorId="3AC496DC" wp14:editId="22DC55FB">
             <wp:extent cx="4362450" cy="2190750"/>
             <wp:effectExtent l="0" t="0" r="0" b="0"/>
             <wp:docPr id="74" name="41-users-maps-dialog.png" descr="A caixa de diálogo Mapas de um utilizador, com etiquetas de origem e listas de nível de partilha." title="A caixa de diálogo Mapas de um utilizador, com etiquetas de origem e listas de nível de partilha."/>
@@ -44309,7 +44309,7 @@
         <w:pStyle w:val="Ttulo1"/>
         <w:pageBreakBefore/>
       </w:pPr>
-      <w:bookmarkStart w:id="52" w:name="_Toc241668353"/>
+      <w:bookmarkStart w:id="52" w:name="_Toc241670884"/>
       <w:r>
         <w:lastRenderedPageBreak/>
         <w:t>Políticas de Segurança</w:t>
@@ -44372,7 +44372,7 @@
           <w:noProof/>
         </w:rPr>
         <w:drawing>
-          <wp:inline distT="0" distB="0" distL="0" distR="0" wp14:anchorId="765EF322" wp14:editId="33A267F3">
+          <wp:inline distT="0" distB="0" distL="0" distR="0" wp14:anchorId="79DB52C6" wp14:editId="6E0378E7">
             <wp:extent cx="5715000" cy="3571875"/>
             <wp:effectExtent l="0" t="0" r="0" b="0"/>
             <wp:docPr id="75" name="43-security.png" descr="A página Políticas de Segurança com os botões Testar e Nova Política." title="A página Políticas de Segurança com os botões Testar e Nova Política."/>
@@ -44989,7 +44989,7 @@
       <w:pPr>
         <w:pStyle w:val="Ttulo2"/>
       </w:pPr>
-      <w:bookmarkStart w:id="53" w:name="_Toc241668354"/>
+      <w:bookmarkStart w:id="53" w:name="_Toc241670885"/>
       <w:r>
         <w:lastRenderedPageBreak/>
         <w:t>Escrever uma política</w:t>
@@ -46045,7 +46045,7 @@
         </w:rPr>
         <w:lastRenderedPageBreak/>
         <w:drawing>
-          <wp:inline distT="0" distB="0" distL="0" distR="0" wp14:anchorId="787A9C3B" wp14:editId="12C8842A">
+          <wp:inline distT="0" distB="0" distL="0" distR="0" wp14:anchorId="1642233E" wp14:editId="024EB59A">
             <wp:extent cx="3324225" cy="4676775"/>
             <wp:effectExtent l="0" t="0" r="0" b="0"/>
             <wp:docPr id="76" name="46-security-validate.png" descr="A caixa de diálogo Nova Política depois de clicar em Validar num predicado." title="A caixa de diálogo Nova Política depois de clicar em Validar num predicado."/>
@@ -46097,7 +46097,7 @@
       <w:pPr>
         <w:pStyle w:val="Ttulo2"/>
       </w:pPr>
-      <w:bookmarkStart w:id="54" w:name="_Toc241668355"/>
+      <w:bookmarkStart w:id="54" w:name="_Toc241670886"/>
       <w:r>
         <w:t>Atribuir uma política</w:t>
       </w:r>
@@ -46487,7 +46487,7 @@
       <w:pPr>
         <w:pStyle w:val="Ttulo2"/>
       </w:pPr>
-      <w:bookmarkStart w:id="55" w:name="_Toc241668356"/>
+      <w:bookmarkStart w:id="55" w:name="_Toc241670887"/>
       <w:r>
         <w:lastRenderedPageBreak/>
         <w:t>Testar uma política</w:t>
@@ -46562,7 +46562,7 @@
         <w:pStyle w:val="Ttulo1"/>
         <w:pageBreakBefore/>
       </w:pPr>
-      <w:bookmarkStart w:id="56" w:name="_Toc241668357"/>
+      <w:bookmarkStart w:id="56" w:name="_Toc241670888"/>
       <w:r>
         <w:lastRenderedPageBreak/>
         <w:t>Registo de Auditoria</w:t>
@@ -46595,7 +46595,7 @@
           <w:noProof/>
         </w:rPr>
         <w:drawing>
-          <wp:inline distT="0" distB="0" distL="0" distR="0" wp14:anchorId="3182F522" wp14:editId="0802E3D6">
+          <wp:inline distT="0" distB="0" distL="0" distR="0" wp14:anchorId="209991A4" wp14:editId="3E74F900">
             <wp:extent cx="5715000" cy="3571875"/>
             <wp:effectExtent l="0" t="0" r="0" b="0"/>
             <wp:docPr id="77" name="47-audit.png" descr="A página Registo de Auditoria com o botão de exportação, os cartões de estatísticas, o gráfico diário e os filtros." title="A página Registo de Auditoria com o botão de exportação, os cartões de estatísticas, o gráfico diário e os filtros."/>
@@ -47456,7 +47456,7 @@
         <w:pStyle w:val="Ttulo1"/>
         <w:pageBreakBefore/>
       </w:pPr>
-      <w:bookmarkStart w:id="57" w:name="_Toc241668358"/>
+      <w:bookmarkStart w:id="57" w:name="_Toc241670889"/>
       <w:r>
         <w:lastRenderedPageBreak/>
         <w:t>Migração</w:t>
@@ -47539,7 +47539,7 @@
           <w:noProof/>
         </w:rPr>
         <w:drawing>
-          <wp:inline distT="0" distB="0" distL="0" distR="0" wp14:anchorId="71EB2AFB" wp14:editId="65DCDFC2">
+          <wp:inline distT="0" distB="0" distL="0" distR="0" wp14:anchorId="28815D3A" wp14:editId="05E246F3">
             <wp:extent cx="5715000" cy="3571875"/>
             <wp:effectExtent l="0" t="0" r="0" b="0"/>
             <wp:docPr id="78" name="50-migration.png" descr="A página Migração com o cartão da origem, os respetivos botões e o texto de ajuda." title="A página Migração com o cartão da origem, os respetivos botões e o texto de ajuda."/>
@@ -47616,7 +47616,7 @@
       <w:pPr>
         <w:pStyle w:val="Ttulo2"/>
       </w:pPr>
-      <w:bookmarkStart w:id="58" w:name="_Toc241668359"/>
+      <w:bookmarkStart w:id="58" w:name="_Toc241670890"/>
       <w:r>
         <w:t>Escolher a origem</w:t>
       </w:r>
@@ -48737,7 +48737,7 @@
       <w:pPr>
         <w:pStyle w:val="Ttulo2"/>
       </w:pPr>
-      <w:bookmarkStart w:id="59" w:name="_Toc241668360"/>
+      <w:bookmarkStart w:id="59" w:name="_Toc241670891"/>
       <w:r>
         <w:t>O que faz cada ação</w:t>
       </w:r>
@@ -49138,7 +49138,7 @@
       <w:pPr>
         <w:pStyle w:val="Ttulo2"/>
       </w:pPr>
-      <w:bookmarkStart w:id="60" w:name="_Toc241668361"/>
+      <w:bookmarkStart w:id="60" w:name="_Toc241670892"/>
       <w:r>
         <w:t>Fazer uma migração em segurança</w:t>
       </w:r>
@@ -49380,7 +49380,7 @@
         <w:pStyle w:val="Ttulo1"/>
         <w:pageBreakBefore/>
       </w:pPr>
-      <w:bookmarkStart w:id="61" w:name="_Toc241668362"/>
+      <w:bookmarkStart w:id="61" w:name="_Toc241670893"/>
       <w:r>
         <w:lastRenderedPageBreak/>
         <w:t>Perguntas frequentes</w:t>
@@ -49671,7 +49671,7 @@
       <w:pPr>
         <w:pStyle w:val="Ttulo2"/>
       </w:pPr>
-      <w:bookmarkStart w:id="62" w:name="_Toc241668363"/>
+      <w:bookmarkStart w:id="62" w:name="_Toc241670894"/>
       <w:r>
         <w:t>Glossário</w:t>
       </w:r>
@@ -50996,7 +50996,7 @@
         <w:sz w:val="16"/>
         <w:szCs w:val="16"/>
       </w:rPr>
-      <w:t>Discoverer Neo 2.0.0 · Guia completo · ADMIN</w:t>
+      <w:t>Discoverer Neo 2.0.1 · Guia completo · ADMIN</w:t>
     </w:r>
   </w:p>
 </w:hdr>
@@ -51005,10 +51005,10 @@
 <file path=word/numbering.xml><?xml version="1.0" encoding="utf-8"?>
 <w:numbering xmlns:wpc="http://schemas.microsoft.com/office/word/2010/wordprocessingCanvas" xmlns:cx="http://schemas.microsoft.com/office/drawing/2014/chartex" xmlns:cx1="http://schemas.microsoft.com/office/drawing/2015/9/8/chartex" xmlns:cx2="http://schemas.microsoft.com/office/drawing/2015/10/21/chartex" xmlns:cx3="http://schemas.microsoft.com/office/drawing/2016/5/9/chartex" xmlns:cx4="http://schemas.microsoft.com/office/drawing/2016/5/10/chartex" xmlns:cx5="http://schemas.microsoft.com/office/drawing/2016/5/11/chartex" xmlns:cx6="http://schemas.microsoft.com/office/drawing/2016/5/12/chartex" xmlns:cx7="http://schemas.microsoft.com/office/drawing/2016/5/13/chartex" xmlns:cx8="http://schemas.microsoft.com/office/drawing/2016/5/14/chartex" xmlns:mc="http://schemas.openxmlformats.org/markup-compatibility/2006" xmlns:aink="http://schemas.microsoft.com/office/drawing/2016/ink" xmlns:am3d="http://schemas.microsoft.com/office/drawing/2017/model3d" xmlns:o="urn:schemas-microsoft-com:office:office" xmlns:oel="http://schemas.microsoft.com/office/2019/extlst" xmlns:r="http://schemas.openxmlformats.org/officeDocument/2006/relationships" xmlns:m="http://schemas.openxmlformats.org/officeDocument/2006/math" xmlns:v="urn:schemas-microsoft-com:vml" xmlns:wp14="http://schemas.microsoft.com/office/word/2010/wordprocessingDrawing" xmlns:wp="http://schemas.openxmlformats.org/drawingml/2006/wordprocessingDrawing" xmlns:w10="urn:schemas-microsoft-com:office:word" xmlns:w="http://schemas.openxmlformats.org/wordprocessingml/2006/main" xmlns:w14="http://schemas.microsoft.com/office/word/2010/wordml" xmlns:w15="http://schemas.microsoft.com/office/word/2012/wordml" xmlns:w16cex="http://schemas.microsoft.com/office/word/2018/wordml/cex" xmlns:w16cid="http://schemas.microsoft.com/office/word/2016/wordml/cid" xmlns:w16="http://schemas.microsoft.com/office/word/2018/wordml" xmlns:w16sdtdh="http://schemas.microsoft.com/office/word/2020/wordml/sdtdatahash" xmlns:w16se="http://schemas.microsoft.com/office/word/2015/wordml/symex" xmlns:wpg="http://schemas.microsoft.com/office/word/2010/wordprocessingGroup" xmlns:wpi="http://schemas.microsoft.com/office/word/2010/wordprocessingInk" xmlns:wne="http://schemas.microsoft.com/office/word/2006/wordml" xmlns:wps="http://schemas.microsoft.com/office/word/2010/wordprocessingShape" mc:Ignorable="w14 w15 w16se w16cid w16 w16cex w16sdtdh wp14">
   <w:abstractNum w:abstractNumId="0" w15:restartNumberingAfterBreak="0">
-    <w:nsid w:val="0C170905"/>
+    <w:nsid w:val="10734291"/>
     <w:multiLevelType w:val="hybridMultilevel"/>
-    <w:tmpl w:val="88B6436E"/>
-    <w:lvl w:ilvl="0" w:tplc="21E6EBCC">
+    <w:tmpl w:val="D5105262"/>
+    <w:lvl w:ilvl="0" w:tplc="D8C45DE0">
       <w:start w:val="1"/>
       <w:numFmt w:val="decimal"/>
       <w:lvlText w:val="%1."/>
@@ -51017,7 +51017,7 @@
         <w:ind w:left="360" w:hanging="300"/>
       </w:pPr>
     </w:lvl>
-    <w:lvl w:ilvl="1" w:tplc="8D7EADEC" w:tentative="1">
+    <w:lvl w:ilvl="1" w:tplc="F7924D36" w:tentative="1">
       <w:start w:val="1"/>
       <w:numFmt w:val="lowerLetter"/>
       <w:lvlText w:val="%2."/>
@@ -51026,47 +51026,47 @@
         <w:ind w:left="720" w:hanging="300"/>
       </w:pPr>
     </w:lvl>
-    <w:lvl w:ilvl="2" w:tplc="EC7CDE60">
+    <w:lvl w:ilvl="2" w:tplc="7586F85E">
       <w:numFmt w:val="decimal"/>
       <w:lvlText w:val=""/>
       <w:lvlJc w:val="left"/>
     </w:lvl>
-    <w:lvl w:ilvl="3" w:tplc="9DF441F6">
+    <w:lvl w:ilvl="3" w:tplc="E480B326">
       <w:numFmt w:val="decimal"/>
       <w:lvlText w:val=""/>
       <w:lvlJc w:val="left"/>
     </w:lvl>
-    <w:lvl w:ilvl="4" w:tplc="CCBE4BA4">
+    <w:lvl w:ilvl="4" w:tplc="4874DDDC">
       <w:numFmt w:val="decimal"/>
       <w:lvlText w:val=""/>
       <w:lvlJc w:val="left"/>
     </w:lvl>
-    <w:lvl w:ilvl="5" w:tplc="3FE4A3A8">
+    <w:lvl w:ilvl="5" w:tplc="040C7B9E">
       <w:numFmt w:val="decimal"/>
       <w:lvlText w:val=""/>
       <w:lvlJc w:val="left"/>
     </w:lvl>
-    <w:lvl w:ilvl="6" w:tplc="E4F65F0E">
+    <w:lvl w:ilvl="6" w:tplc="BD20F736">
       <w:numFmt w:val="decimal"/>
       <w:lvlText w:val=""/>
       <w:lvlJc w:val="left"/>
     </w:lvl>
-    <w:lvl w:ilvl="7" w:tplc="2F5C48C0">
+    <w:lvl w:ilvl="7" w:tplc="5B509948">
       <w:numFmt w:val="decimal"/>
       <w:lvlText w:val=""/>
       <w:lvlJc w:val="left"/>
     </w:lvl>
-    <w:lvl w:ilvl="8" w:tplc="5778EEB0">
+    <w:lvl w:ilvl="8" w:tplc="0308855A">
       <w:numFmt w:val="decimal"/>
       <w:lvlText w:val=""/>
       <w:lvlJc w:val="left"/>
     </w:lvl>
   </w:abstractNum>
   <w:abstractNum w:abstractNumId="1" w15:restartNumberingAfterBreak="0">
-    <w:nsid w:val="0D0113A2"/>
+    <w:nsid w:val="2B48344D"/>
     <w:multiLevelType w:val="hybridMultilevel"/>
-    <w:tmpl w:val="B06004D0"/>
-    <w:lvl w:ilvl="0" w:tplc="D76E2DA0">
+    <w:tmpl w:val="79EE1E2E"/>
+    <w:lvl w:ilvl="0" w:tplc="342E0E9A">
       <w:start w:val="1"/>
       <w:numFmt w:val="decimal"/>
       <w:lvlText w:val="%1."/>
@@ -51075,7 +51075,7 @@
         <w:ind w:left="360" w:hanging="300"/>
       </w:pPr>
     </w:lvl>
-    <w:lvl w:ilvl="1" w:tplc="9BB030A0" w:tentative="1">
+    <w:lvl w:ilvl="1" w:tplc="A05C96C6" w:tentative="1">
       <w:start w:val="1"/>
       <w:numFmt w:val="lowerLetter"/>
       <w:lvlText w:val="%2."/>
@@ -51084,47 +51084,47 @@
         <w:ind w:left="720" w:hanging="300"/>
       </w:pPr>
     </w:lvl>
-    <w:lvl w:ilvl="2" w:tplc="D0FAA748">
+    <w:lvl w:ilvl="2" w:tplc="C2BE833E">
       <w:numFmt w:val="decimal"/>
       <w:lvlText w:val=""/>
       <w:lvlJc w:val="left"/>
     </w:lvl>
-    <w:lvl w:ilvl="3" w:tplc="F8B037CC">
+    <w:lvl w:ilvl="3" w:tplc="6EAC5FCC">
       <w:numFmt w:val="decimal"/>
       <w:lvlText w:val=""/>
       <w:lvlJc w:val="left"/>
     </w:lvl>
-    <w:lvl w:ilvl="4" w:tplc="0A1E9D5E">
+    <w:lvl w:ilvl="4" w:tplc="B404A226">
       <w:numFmt w:val="decimal"/>
       <w:lvlText w:val=""/>
       <w:lvlJc w:val="left"/>
     </w:lvl>
-    <w:lvl w:ilvl="5" w:tplc="C05E6F16">
+    <w:lvl w:ilvl="5" w:tplc="06C88304">
       <w:numFmt w:val="decimal"/>
       <w:lvlText w:val=""/>
       <w:lvlJc w:val="left"/>
     </w:lvl>
-    <w:lvl w:ilvl="6" w:tplc="FCCEEFC6">
+    <w:lvl w:ilvl="6" w:tplc="BD0CEC22">
       <w:numFmt w:val="decimal"/>
       <w:lvlText w:val=""/>
       <w:lvlJc w:val="left"/>
     </w:lvl>
-    <w:lvl w:ilvl="7" w:tplc="302C6092">
+    <w:lvl w:ilvl="7" w:tplc="63BCA184">
       <w:numFmt w:val="decimal"/>
       <w:lvlText w:val=""/>
       <w:lvlJc w:val="left"/>
     </w:lvl>
-    <w:lvl w:ilvl="8" w:tplc="5322C22C">
+    <w:lvl w:ilvl="8" w:tplc="F336E134">
       <w:numFmt w:val="decimal"/>
       <w:lvlText w:val=""/>
       <w:lvlJc w:val="left"/>
     </w:lvl>
   </w:abstractNum>
   <w:abstractNum w:abstractNumId="2" w15:restartNumberingAfterBreak="0">
-    <w:nsid w:val="159B1398"/>
+    <w:nsid w:val="32AC3E85"/>
     <w:multiLevelType w:val="hybridMultilevel"/>
-    <w:tmpl w:val="A3C06C84"/>
-    <w:lvl w:ilvl="0" w:tplc="82C66B16">
+    <w:tmpl w:val="8ECE1D4C"/>
+    <w:lvl w:ilvl="0" w:tplc="66CAC9B0">
       <w:start w:val="1"/>
       <w:numFmt w:val="decimal"/>
       <w:lvlText w:val="%1."/>
@@ -51133,7 +51133,7 @@
         <w:ind w:left="360" w:hanging="300"/>
       </w:pPr>
     </w:lvl>
-    <w:lvl w:ilvl="1" w:tplc="AF583CA6" w:tentative="1">
+    <w:lvl w:ilvl="1" w:tplc="DBE21A14" w:tentative="1">
       <w:start w:val="1"/>
       <w:numFmt w:val="lowerLetter"/>
       <w:lvlText w:val="%2."/>
@@ -51142,47 +51142,47 @@
         <w:ind w:left="720" w:hanging="300"/>
       </w:pPr>
     </w:lvl>
-    <w:lvl w:ilvl="2" w:tplc="30EC5926">
+    <w:lvl w:ilvl="2" w:tplc="EE84F20E">
       <w:numFmt w:val="decimal"/>
       <w:lvlText w:val=""/>
       <w:lvlJc w:val="left"/>
     </w:lvl>
-    <w:lvl w:ilvl="3" w:tplc="71E4DB66">
+    <w:lvl w:ilvl="3" w:tplc="B6EC02F6">
       <w:numFmt w:val="decimal"/>
       <w:lvlText w:val=""/>
       <w:lvlJc w:val="left"/>
     </w:lvl>
-    <w:lvl w:ilvl="4" w:tplc="7D64EEFA">
+    <w:lvl w:ilvl="4" w:tplc="FCFE36C0">
       <w:numFmt w:val="decimal"/>
       <w:lvlText w:val=""/>
       <w:lvlJc w:val="left"/>
     </w:lvl>
-    <w:lvl w:ilvl="5" w:tplc="AA1EC5D4">
+    <w:lvl w:ilvl="5" w:tplc="AD0E6C56">
       <w:numFmt w:val="decimal"/>
       <w:lvlText w:val=""/>
       <w:lvlJc w:val="left"/>
     </w:lvl>
-    <w:lvl w:ilvl="6" w:tplc="F4E0B562">
+    <w:lvl w:ilvl="6" w:tplc="A872A118">
       <w:numFmt w:val="decimal"/>
       <w:lvlText w:val=""/>
       <w:lvlJc w:val="left"/>
     </w:lvl>
-    <w:lvl w:ilvl="7" w:tplc="296EBDEE">
+    <w:lvl w:ilvl="7" w:tplc="81F06182">
       <w:numFmt w:val="decimal"/>
       <w:lvlText w:val=""/>
       <w:lvlJc w:val="left"/>
     </w:lvl>
-    <w:lvl w:ilvl="8" w:tplc="CF488716">
+    <w:lvl w:ilvl="8" w:tplc="22965B30">
       <w:numFmt w:val="decimal"/>
       <w:lvlText w:val=""/>
       <w:lvlJc w:val="left"/>
     </w:lvl>
   </w:abstractNum>
   <w:abstractNum w:abstractNumId="3" w15:restartNumberingAfterBreak="0">
-    <w:nsid w:val="1F633DFF"/>
+    <w:nsid w:val="3B0A2E3C"/>
     <w:multiLevelType w:val="hybridMultilevel"/>
-    <w:tmpl w:val="31CCC220"/>
-    <w:lvl w:ilvl="0" w:tplc="F8BE17F0">
+    <w:tmpl w:val="F2206E2A"/>
+    <w:lvl w:ilvl="0" w:tplc="CB867364">
       <w:start w:val="1"/>
       <w:numFmt w:val="decimal"/>
       <w:lvlText w:val="%1."/>
@@ -51191,7 +51191,7 @@
         <w:ind w:left="360" w:hanging="300"/>
       </w:pPr>
     </w:lvl>
-    <w:lvl w:ilvl="1" w:tplc="D84A0792" w:tentative="1">
+    <w:lvl w:ilvl="1" w:tplc="4D04E39E" w:tentative="1">
       <w:start w:val="1"/>
       <w:numFmt w:val="lowerLetter"/>
       <w:lvlText w:val="%2."/>
@@ -51200,47 +51200,47 @@
         <w:ind w:left="720" w:hanging="300"/>
       </w:pPr>
     </w:lvl>
-    <w:lvl w:ilvl="2" w:tplc="AF6687A4">
+    <w:lvl w:ilvl="2" w:tplc="C08AE506">
       <w:numFmt w:val="decimal"/>
       <w:lvlText w:val=""/>
       <w:lvlJc w:val="left"/>
     </w:lvl>
-    <w:lvl w:ilvl="3" w:tplc="1E02BAF6">
+    <w:lvl w:ilvl="3" w:tplc="BB0A1518">
       <w:numFmt w:val="decimal"/>
       <w:lvlText w:val=""/>
       <w:lvlJc w:val="left"/>
     </w:lvl>
-    <w:lvl w:ilvl="4" w:tplc="0AFA6722">
+    <w:lvl w:ilvl="4" w:tplc="7F5E957C">
       <w:numFmt w:val="decimal"/>
       <w:lvlText w:val=""/>
       <w:lvlJc w:val="left"/>
     </w:lvl>
-    <w:lvl w:ilvl="5" w:tplc="EFFE9810">
+    <w:lvl w:ilvl="5" w:tplc="44249154">
       <w:numFmt w:val="decimal"/>
       <w:lvlText w:val=""/>
       <w:lvlJc w:val="left"/>
     </w:lvl>
-    <w:lvl w:ilvl="6" w:tplc="1454278A">
+    <w:lvl w:ilvl="6" w:tplc="CF1C1CB6">
       <w:numFmt w:val="decimal"/>
       <w:lvlText w:val=""/>
       <w:lvlJc w:val="left"/>
     </w:lvl>
-    <w:lvl w:ilvl="7" w:tplc="23A01D9C">
+    <w:lvl w:ilvl="7" w:tplc="E2768628">
       <w:numFmt w:val="decimal"/>
       <w:lvlText w:val=""/>
       <w:lvlJc w:val="left"/>
     </w:lvl>
-    <w:lvl w:ilvl="8" w:tplc="3626C5A8">
+    <w:lvl w:ilvl="8" w:tplc="14A09044">
       <w:numFmt w:val="decimal"/>
       <w:lvlText w:val=""/>
       <w:lvlJc w:val="left"/>
     </w:lvl>
   </w:abstractNum>
   <w:abstractNum w:abstractNumId="4" w15:restartNumberingAfterBreak="0">
-    <w:nsid w:val="2FD41861"/>
+    <w:nsid w:val="3D773DEA"/>
     <w:multiLevelType w:val="hybridMultilevel"/>
-    <w:tmpl w:val="0AAE162C"/>
-    <w:lvl w:ilvl="0" w:tplc="E23E11D8">
+    <w:tmpl w:val="16924814"/>
+    <w:lvl w:ilvl="0" w:tplc="B96ACE4E">
       <w:start w:val="1"/>
       <w:numFmt w:val="decimal"/>
       <w:lvlText w:val="%1."/>
@@ -51249,7 +51249,7 @@
         <w:ind w:left="360" w:hanging="300"/>
       </w:pPr>
     </w:lvl>
-    <w:lvl w:ilvl="1" w:tplc="0554BC54" w:tentative="1">
+    <w:lvl w:ilvl="1" w:tplc="45D43854" w:tentative="1">
       <w:start w:val="1"/>
       <w:numFmt w:val="lowerLetter"/>
       <w:lvlText w:val="%2."/>
@@ -51258,105 +51258,47 @@
         <w:ind w:left="720" w:hanging="300"/>
       </w:pPr>
     </w:lvl>
-    <w:lvl w:ilvl="2" w:tplc="5AF2477E">
+    <w:lvl w:ilvl="2" w:tplc="5F468412">
       <w:numFmt w:val="decimal"/>
       <w:lvlText w:val=""/>
       <w:lvlJc w:val="left"/>
     </w:lvl>
-    <w:lvl w:ilvl="3" w:tplc="138A005E">
+    <w:lvl w:ilvl="3" w:tplc="43E05142">
       <w:numFmt w:val="decimal"/>
       <w:lvlText w:val=""/>
       <w:lvlJc w:val="left"/>
     </w:lvl>
-    <w:lvl w:ilvl="4" w:tplc="64A0C328">
+    <w:lvl w:ilvl="4" w:tplc="E0B4EF8A">
       <w:numFmt w:val="decimal"/>
       <w:lvlText w:val=""/>
       <w:lvlJc w:val="left"/>
     </w:lvl>
-    <w:lvl w:ilvl="5" w:tplc="55CCFE3C">
+    <w:lvl w:ilvl="5" w:tplc="30BE61B6">
       <w:numFmt w:val="decimal"/>
       <w:lvlText w:val=""/>
       <w:lvlJc w:val="left"/>
     </w:lvl>
-    <w:lvl w:ilvl="6" w:tplc="E9400058">
+    <w:lvl w:ilvl="6" w:tplc="160C42F0">
       <w:numFmt w:val="decimal"/>
       <w:lvlText w:val=""/>
       <w:lvlJc w:val="left"/>
     </w:lvl>
-    <w:lvl w:ilvl="7" w:tplc="7410FFD8">
+    <w:lvl w:ilvl="7" w:tplc="4B0A4664">
       <w:numFmt w:val="decimal"/>
       <w:lvlText w:val=""/>
       <w:lvlJc w:val="left"/>
     </w:lvl>
-    <w:lvl w:ilvl="8" w:tplc="CAA23868">
+    <w:lvl w:ilvl="8" w:tplc="ECDC4D04">
       <w:numFmt w:val="decimal"/>
       <w:lvlText w:val=""/>
       <w:lvlJc w:val="left"/>
     </w:lvl>
   </w:abstractNum>
   <w:abstractNum w:abstractNumId="5" w15:restartNumberingAfterBreak="0">
-    <w:nsid w:val="347E0FE9"/>
+    <w:nsid w:val="428103A9"/>
     <w:multiLevelType w:val="hybridMultilevel"/>
-    <w:tmpl w:val="0F080616"/>
-    <w:lvl w:ilvl="0" w:tplc="DF44F706">
-      <w:start w:val="1"/>
-      <w:numFmt w:val="bullet"/>
-      <w:lvlText w:val="•"/>
-      <w:lvlJc w:val="left"/>
-      <w:pPr>
-        <w:ind w:left="360" w:hanging="260"/>
-      </w:pPr>
-    </w:lvl>
-    <w:lvl w:ilvl="1" w:tplc="241839C4" w:tentative="1">
-      <w:start w:val="1"/>
-      <w:numFmt w:val="bullet"/>
-      <w:lvlText w:val="–"/>
-      <w:lvlJc w:val="left"/>
-      <w:pPr>
-        <w:ind w:left="720" w:hanging="260"/>
-      </w:pPr>
-    </w:lvl>
-    <w:lvl w:ilvl="2" w:tplc="A428148E">
-      <w:numFmt w:val="decimal"/>
-      <w:lvlText w:val=""/>
-      <w:lvlJc w:val="left"/>
-    </w:lvl>
-    <w:lvl w:ilvl="3" w:tplc="037E6182">
-      <w:numFmt w:val="decimal"/>
-      <w:lvlText w:val=""/>
-      <w:lvlJc w:val="left"/>
-    </w:lvl>
-    <w:lvl w:ilvl="4" w:tplc="2AF434BA">
-      <w:numFmt w:val="decimal"/>
-      <w:lvlText w:val=""/>
-      <w:lvlJc w:val="left"/>
-    </w:lvl>
-    <w:lvl w:ilvl="5" w:tplc="4F2CDDF8">
-      <w:numFmt w:val="decimal"/>
-      <w:lvlText w:val=""/>
-      <w:lvlJc w:val="left"/>
-    </w:lvl>
-    <w:lvl w:ilvl="6" w:tplc="079A0F08">
-      <w:numFmt w:val="decimal"/>
-      <w:lvlText w:val=""/>
-      <w:lvlJc w:val="left"/>
-    </w:lvl>
-    <w:lvl w:ilvl="7" w:tplc="E6142706">
-      <w:numFmt w:val="decimal"/>
-      <w:lvlText w:val=""/>
-      <w:lvlJc w:val="left"/>
-    </w:lvl>
-    <w:lvl w:ilvl="8" w:tplc="68E22D98">
-      <w:numFmt w:val="decimal"/>
-      <w:lvlText w:val=""/>
-      <w:lvlJc w:val="left"/>
-    </w:lvl>
-  </w:abstractNum>
-  <w:abstractNum w:abstractNumId="6" w15:restartNumberingAfterBreak="0">
-    <w:nsid w:val="4BAD00F2"/>
-    <w:multiLevelType w:val="hybridMultilevel"/>
-    <w:tmpl w:val="C1CC2738"/>
-    <w:lvl w:ilvl="0" w:tplc="EC96CA00">
+    <w:tmpl w:val="2EF84760"/>
+    <w:lvl w:ilvl="0" w:tplc="A5F4337E">
       <w:start w:val="1"/>
       <w:numFmt w:val="decimal"/>
       <w:lvlText w:val="%1."/>
@@ -51365,7 +51307,7 @@
         <w:ind w:left="360" w:hanging="300"/>
       </w:pPr>
     </w:lvl>
-    <w:lvl w:ilvl="1" w:tplc="16B0A868" w:tentative="1">
+    <w:lvl w:ilvl="1" w:tplc="C8F4D094" w:tentative="1">
       <w:start w:val="1"/>
       <w:numFmt w:val="lowerLetter"/>
       <w:lvlText w:val="%2."/>
@@ -51374,47 +51316,47 @@
         <w:ind w:left="720" w:hanging="300"/>
       </w:pPr>
     </w:lvl>
-    <w:lvl w:ilvl="2" w:tplc="154AF566">
+    <w:lvl w:ilvl="2" w:tplc="765E8374">
       <w:numFmt w:val="decimal"/>
       <w:lvlText w:val=""/>
       <w:lvlJc w:val="left"/>
     </w:lvl>
-    <w:lvl w:ilvl="3" w:tplc="D96454FA">
+    <w:lvl w:ilvl="3" w:tplc="6EF2A122">
       <w:numFmt w:val="decimal"/>
       <w:lvlText w:val=""/>
       <w:lvlJc w:val="left"/>
     </w:lvl>
-    <w:lvl w:ilvl="4" w:tplc="817CD3F8">
+    <w:lvl w:ilvl="4" w:tplc="0462899E">
       <w:numFmt w:val="decimal"/>
       <w:lvlText w:val=""/>
       <w:lvlJc w:val="left"/>
     </w:lvl>
-    <w:lvl w:ilvl="5" w:tplc="86CCB07C">
+    <w:lvl w:ilvl="5" w:tplc="F1EA5EBC">
       <w:numFmt w:val="decimal"/>
       <w:lvlText w:val=""/>
       <w:lvlJc w:val="left"/>
     </w:lvl>
-    <w:lvl w:ilvl="6" w:tplc="FDEAB92E">
+    <w:lvl w:ilvl="6" w:tplc="CDEA4578">
       <w:numFmt w:val="decimal"/>
       <w:lvlText w:val=""/>
       <w:lvlJc w:val="left"/>
     </w:lvl>
-    <w:lvl w:ilvl="7" w:tplc="A9D2901C">
+    <w:lvl w:ilvl="7" w:tplc="8C1218D0">
       <w:numFmt w:val="decimal"/>
       <w:lvlText w:val=""/>
       <w:lvlJc w:val="left"/>
     </w:lvl>
-    <w:lvl w:ilvl="8" w:tplc="0DD2B5F4">
+    <w:lvl w:ilvl="8" w:tplc="26CE34EC">
       <w:numFmt w:val="decimal"/>
       <w:lvlText w:val=""/>
       <w:lvlJc w:val="left"/>
     </w:lvl>
   </w:abstractNum>
-  <w:abstractNum w:abstractNumId="7" w15:restartNumberingAfterBreak="0">
-    <w:nsid w:val="52182D14"/>
+  <w:abstractNum w:abstractNumId="6" w15:restartNumberingAfterBreak="0">
+    <w:nsid w:val="47623A54"/>
     <w:multiLevelType w:val="hybridMultilevel"/>
-    <w:tmpl w:val="4DE810F2"/>
-    <w:lvl w:ilvl="0" w:tplc="84C062F2">
+    <w:tmpl w:val="AFDC26CC"/>
+    <w:lvl w:ilvl="0" w:tplc="AFE45360">
       <w:start w:val="1"/>
       <w:numFmt w:val="decimal"/>
       <w:lvlText w:val="%1."/>
@@ -51423,7 +51365,7 @@
         <w:ind w:left="360" w:hanging="300"/>
       </w:pPr>
     </w:lvl>
-    <w:lvl w:ilvl="1" w:tplc="39AE26C8" w:tentative="1">
+    <w:lvl w:ilvl="1" w:tplc="E5E080AE" w:tentative="1">
       <w:start w:val="1"/>
       <w:numFmt w:val="lowerLetter"/>
       <w:lvlText w:val="%2."/>
@@ -51432,47 +51374,47 @@
         <w:ind w:left="720" w:hanging="300"/>
       </w:pPr>
     </w:lvl>
-    <w:lvl w:ilvl="2" w:tplc="44062E8E">
+    <w:lvl w:ilvl="2" w:tplc="0C1A9308">
       <w:numFmt w:val="decimal"/>
       <w:lvlText w:val=""/>
       <w:lvlJc w:val="left"/>
     </w:lvl>
-    <w:lvl w:ilvl="3" w:tplc="7D8CE5F8">
+    <w:lvl w:ilvl="3" w:tplc="2CE00478">
       <w:numFmt w:val="decimal"/>
       <w:lvlText w:val=""/>
       <w:lvlJc w:val="left"/>
     </w:lvl>
-    <w:lvl w:ilvl="4" w:tplc="E50E1166">
+    <w:lvl w:ilvl="4" w:tplc="DECEFFD4">
       <w:numFmt w:val="decimal"/>
       <w:lvlText w:val=""/>
       <w:lvlJc w:val="left"/>
     </w:lvl>
-    <w:lvl w:ilvl="5" w:tplc="F9D892EE">
+    <w:lvl w:ilvl="5" w:tplc="00E0F01A">
       <w:numFmt w:val="decimal"/>
       <w:lvlText w:val=""/>
       <w:lvlJc w:val="left"/>
     </w:lvl>
-    <w:lvl w:ilvl="6" w:tplc="2236F742">
+    <w:lvl w:ilvl="6" w:tplc="DCB80ED0">
       <w:numFmt w:val="decimal"/>
       <w:lvlText w:val=""/>
       <w:lvlJc w:val="left"/>
     </w:lvl>
-    <w:lvl w:ilvl="7" w:tplc="4CAAA718">
+    <w:lvl w:ilvl="7" w:tplc="B648977E">
       <w:numFmt w:val="decimal"/>
       <w:lvlText w:val=""/>
       <w:lvlJc w:val="left"/>
     </w:lvl>
-    <w:lvl w:ilvl="8" w:tplc="ECECA43C">
+    <w:lvl w:ilvl="8" w:tplc="42226BB4">
       <w:numFmt w:val="decimal"/>
       <w:lvlText w:val=""/>
       <w:lvlJc w:val="left"/>
     </w:lvl>
   </w:abstractNum>
-  <w:abstractNum w:abstractNumId="8" w15:restartNumberingAfterBreak="0">
-    <w:nsid w:val="56A2555B"/>
+  <w:abstractNum w:abstractNumId="7" w15:restartNumberingAfterBreak="0">
+    <w:nsid w:val="4C615D6F"/>
     <w:multiLevelType w:val="hybridMultilevel"/>
-    <w:tmpl w:val="A432BF16"/>
-    <w:lvl w:ilvl="0" w:tplc="29FC23B8">
+    <w:tmpl w:val="7F4E607E"/>
+    <w:lvl w:ilvl="0" w:tplc="3230E0F4">
       <w:start w:val="1"/>
       <w:numFmt w:val="decimal"/>
       <w:lvlText w:val="%1."/>
@@ -51481,7 +51423,7 @@
         <w:ind w:left="360" w:hanging="300"/>
       </w:pPr>
     </w:lvl>
-    <w:lvl w:ilvl="1" w:tplc="9B5C85E0" w:tentative="1">
+    <w:lvl w:ilvl="1" w:tplc="7CD6AEA6" w:tentative="1">
       <w:start w:val="1"/>
       <w:numFmt w:val="lowerLetter"/>
       <w:lvlText w:val="%2."/>
@@ -51490,105 +51432,47 @@
         <w:ind w:left="720" w:hanging="300"/>
       </w:pPr>
     </w:lvl>
-    <w:lvl w:ilvl="2" w:tplc="501A6012">
+    <w:lvl w:ilvl="2" w:tplc="975628CA">
       <w:numFmt w:val="decimal"/>
       <w:lvlText w:val=""/>
       <w:lvlJc w:val="left"/>
     </w:lvl>
-    <w:lvl w:ilvl="3" w:tplc="1306426C">
+    <w:lvl w:ilvl="3" w:tplc="5308DA2C">
       <w:numFmt w:val="decimal"/>
       <w:lvlText w:val=""/>
       <w:lvlJc w:val="left"/>
     </w:lvl>
-    <w:lvl w:ilvl="4" w:tplc="7B6A1354">
+    <w:lvl w:ilvl="4" w:tplc="5ED6C2D4">
       <w:numFmt w:val="decimal"/>
       <w:lvlText w:val=""/>
       <w:lvlJc w:val="left"/>
     </w:lvl>
-    <w:lvl w:ilvl="5" w:tplc="F18C141E">
+    <w:lvl w:ilvl="5" w:tplc="BE684BA2">
       <w:numFmt w:val="decimal"/>
       <w:lvlText w:val=""/>
       <w:lvlJc w:val="left"/>
     </w:lvl>
-    <w:lvl w:ilvl="6" w:tplc="25DE04E0">
+    <w:lvl w:ilvl="6" w:tplc="03D4522C">
       <w:numFmt w:val="decimal"/>
       <w:lvlText w:val=""/>
       <w:lvlJc w:val="left"/>
     </w:lvl>
-    <w:lvl w:ilvl="7" w:tplc="477CC94C">
+    <w:lvl w:ilvl="7" w:tplc="B600A124">
       <w:numFmt w:val="decimal"/>
       <w:lvlText w:val=""/>
       <w:lvlJc w:val="left"/>
     </w:lvl>
-    <w:lvl w:ilvl="8" w:tplc="E07C7860">
+    <w:lvl w:ilvl="8" w:tplc="78BA0F92">
       <w:numFmt w:val="decimal"/>
       <w:lvlText w:val=""/>
       <w:lvlJc w:val="left"/>
     </w:lvl>
   </w:abstractNum>
-  <w:abstractNum w:abstractNumId="9" w15:restartNumberingAfterBreak="0">
-    <w:nsid w:val="60F73DDB"/>
+  <w:abstractNum w:abstractNumId="8" w15:restartNumberingAfterBreak="0">
+    <w:nsid w:val="50C44243"/>
     <w:multiLevelType w:val="hybridMultilevel"/>
-    <w:tmpl w:val="6D42DEDC"/>
-    <w:lvl w:ilvl="0" w:tplc="23C6A99A">
-      <w:start w:val="1"/>
-      <w:numFmt w:val="decimal"/>
-      <w:lvlText w:val="%1."/>
-      <w:lvlJc w:val="left"/>
-      <w:pPr>
-        <w:ind w:left="360" w:hanging="300"/>
-      </w:pPr>
-    </w:lvl>
-    <w:lvl w:ilvl="1" w:tplc="11424C40" w:tentative="1">
-      <w:start w:val="1"/>
-      <w:numFmt w:val="lowerLetter"/>
-      <w:lvlText w:val="%2."/>
-      <w:lvlJc w:val="left"/>
-      <w:pPr>
-        <w:ind w:left="720" w:hanging="300"/>
-      </w:pPr>
-    </w:lvl>
-    <w:lvl w:ilvl="2" w:tplc="C05E6FB4">
-      <w:numFmt w:val="decimal"/>
-      <w:lvlText w:val=""/>
-      <w:lvlJc w:val="left"/>
-    </w:lvl>
-    <w:lvl w:ilvl="3" w:tplc="D80035CC">
-      <w:numFmt w:val="decimal"/>
-      <w:lvlText w:val=""/>
-      <w:lvlJc w:val="left"/>
-    </w:lvl>
-    <w:lvl w:ilvl="4" w:tplc="62B4F2B4">
-      <w:numFmt w:val="decimal"/>
-      <w:lvlText w:val=""/>
-      <w:lvlJc w:val="left"/>
-    </w:lvl>
-    <w:lvl w:ilvl="5" w:tplc="98CA001E">
-      <w:numFmt w:val="decimal"/>
-      <w:lvlText w:val=""/>
-      <w:lvlJc w:val="left"/>
-    </w:lvl>
-    <w:lvl w:ilvl="6" w:tplc="DD0212C6">
-      <w:numFmt w:val="decimal"/>
-      <w:lvlText w:val=""/>
-      <w:lvlJc w:val="left"/>
-    </w:lvl>
-    <w:lvl w:ilvl="7" w:tplc="8492393E">
-      <w:numFmt w:val="decimal"/>
-      <w:lvlText w:val=""/>
-      <w:lvlJc w:val="left"/>
-    </w:lvl>
-    <w:lvl w:ilvl="8" w:tplc="46D83C44">
-      <w:numFmt w:val="decimal"/>
-      <w:lvlText w:val=""/>
-      <w:lvlJc w:val="left"/>
-    </w:lvl>
-  </w:abstractNum>
-  <w:abstractNum w:abstractNumId="10" w15:restartNumberingAfterBreak="0">
-    <w:nsid w:val="6392122D"/>
-    <w:multiLevelType w:val="hybridMultilevel"/>
-    <w:tmpl w:val="07CEE740"/>
-    <w:lvl w:ilvl="0" w:tplc="485080AE" w:tentative="1">
+    <w:tmpl w:val="8D581408"/>
+    <w:lvl w:ilvl="0" w:tplc="F98C2D60" w:tentative="1">
       <w:start w:val="1"/>
       <w:numFmt w:val="bullet"/>
       <w:lvlText w:val="●"/>
@@ -51597,7 +51481,7 @@
         <w:ind w:left="720" w:hanging="360"/>
       </w:pPr>
     </w:lvl>
-    <w:lvl w:ilvl="1" w:tplc="3AC273FE" w:tentative="1">
+    <w:lvl w:ilvl="1" w:tplc="0E04235A" w:tentative="1">
       <w:start w:val="1"/>
       <w:numFmt w:val="bullet"/>
       <w:lvlText w:val="○"/>
@@ -51606,7 +51490,7 @@
         <w:ind w:left="1440" w:hanging="360"/>
       </w:pPr>
     </w:lvl>
-    <w:lvl w:ilvl="2" w:tplc="592E95C4" w:tentative="1">
+    <w:lvl w:ilvl="2" w:tplc="99C6ECD4" w:tentative="1">
       <w:start w:val="1"/>
       <w:numFmt w:val="bullet"/>
       <w:lvlText w:val="■"/>
@@ -51615,7 +51499,7 @@
         <w:ind w:left="2160" w:hanging="360"/>
       </w:pPr>
     </w:lvl>
-    <w:lvl w:ilvl="3" w:tplc="1A267ED8" w:tentative="1">
+    <w:lvl w:ilvl="3" w:tplc="20A60774" w:tentative="1">
       <w:start w:val="1"/>
       <w:numFmt w:val="bullet"/>
       <w:lvlText w:val="●"/>
@@ -51624,7 +51508,7 @@
         <w:ind w:left="2880" w:hanging="360"/>
       </w:pPr>
     </w:lvl>
-    <w:lvl w:ilvl="4" w:tplc="B59C95D4" w:tentative="1">
+    <w:lvl w:ilvl="4" w:tplc="4D10F0B4" w:tentative="1">
       <w:start w:val="1"/>
       <w:numFmt w:val="bullet"/>
       <w:lvlText w:val="○"/>
@@ -51633,7 +51517,7 @@
         <w:ind w:left="3600" w:hanging="360"/>
       </w:pPr>
     </w:lvl>
-    <w:lvl w:ilvl="5" w:tplc="9470021C" w:tentative="1">
+    <w:lvl w:ilvl="5" w:tplc="F2C87ED4" w:tentative="1">
       <w:start w:val="1"/>
       <w:numFmt w:val="bullet"/>
       <w:lvlText w:val="■"/>
@@ -51642,7 +51526,7 @@
         <w:ind w:left="4320" w:hanging="360"/>
       </w:pPr>
     </w:lvl>
-    <w:lvl w:ilvl="6" w:tplc="363016A2" w:tentative="1">
+    <w:lvl w:ilvl="6" w:tplc="E7A070FE" w:tentative="1">
       <w:start w:val="1"/>
       <w:numFmt w:val="bullet"/>
       <w:lvlText w:val="●"/>
@@ -51651,7 +51535,7 @@
         <w:ind w:left="5040" w:hanging="360"/>
       </w:pPr>
     </w:lvl>
-    <w:lvl w:ilvl="7" w:tplc="A478254A" w:tentative="1">
+    <w:lvl w:ilvl="7" w:tplc="56767760" w:tentative="1">
       <w:start w:val="1"/>
       <w:numFmt w:val="bullet"/>
       <w:lvlText w:val="●"/>
@@ -51660,7 +51544,7 @@
         <w:ind w:left="5760" w:hanging="360"/>
       </w:pPr>
     </w:lvl>
-    <w:lvl w:ilvl="8" w:tplc="E154F14E" w:tentative="1">
+    <w:lvl w:ilvl="8" w:tplc="2FDA425E" w:tentative="1">
       <w:start w:val="1"/>
       <w:numFmt w:val="bullet"/>
       <w:lvlText w:val="●"/>
@@ -51670,11 +51554,11 @@
       </w:pPr>
     </w:lvl>
   </w:abstractNum>
-  <w:abstractNum w:abstractNumId="11" w15:restartNumberingAfterBreak="0">
-    <w:nsid w:val="66B0355D"/>
+  <w:abstractNum w:abstractNumId="9" w15:restartNumberingAfterBreak="0">
+    <w:nsid w:val="550A1ACB"/>
     <w:multiLevelType w:val="hybridMultilevel"/>
-    <w:tmpl w:val="F58CA0C0"/>
-    <w:lvl w:ilvl="0" w:tplc="8A009524">
+    <w:tmpl w:val="4D6CBBF4"/>
+    <w:lvl w:ilvl="0" w:tplc="18283CF6">
       <w:start w:val="1"/>
       <w:numFmt w:val="decimal"/>
       <w:lvlText w:val="%1."/>
@@ -51683,7 +51567,7 @@
         <w:ind w:left="360" w:hanging="300"/>
       </w:pPr>
     </w:lvl>
-    <w:lvl w:ilvl="1" w:tplc="03A8C15C" w:tentative="1">
+    <w:lvl w:ilvl="1" w:tplc="F7D8B97C" w:tentative="1">
       <w:start w:val="1"/>
       <w:numFmt w:val="lowerLetter"/>
       <w:lvlText w:val="%2."/>
@@ -51692,47 +51576,47 @@
         <w:ind w:left="720" w:hanging="300"/>
       </w:pPr>
     </w:lvl>
-    <w:lvl w:ilvl="2" w:tplc="732A796A">
+    <w:lvl w:ilvl="2" w:tplc="39ACEB2A">
       <w:numFmt w:val="decimal"/>
       <w:lvlText w:val=""/>
       <w:lvlJc w:val="left"/>
     </w:lvl>
-    <w:lvl w:ilvl="3" w:tplc="72302410">
+    <w:lvl w:ilvl="3" w:tplc="31FC1870">
       <w:numFmt w:val="decimal"/>
       <w:lvlText w:val=""/>
       <w:lvlJc w:val="left"/>
     </w:lvl>
-    <w:lvl w:ilvl="4" w:tplc="BCC6AB74">
+    <w:lvl w:ilvl="4" w:tplc="E2D495C6">
       <w:numFmt w:val="decimal"/>
       <w:lvlText w:val=""/>
       <w:lvlJc w:val="left"/>
     </w:lvl>
-    <w:lvl w:ilvl="5" w:tplc="24CC173E">
+    <w:lvl w:ilvl="5" w:tplc="6F0C8E68">
       <w:numFmt w:val="decimal"/>
       <w:lvlText w:val=""/>
       <w:lvlJc w:val="left"/>
     </w:lvl>
-    <w:lvl w:ilvl="6" w:tplc="2A741166">
+    <w:lvl w:ilvl="6" w:tplc="D2B0602E">
       <w:numFmt w:val="decimal"/>
       <w:lvlText w:val=""/>
       <w:lvlJc w:val="left"/>
     </w:lvl>
-    <w:lvl w:ilvl="7" w:tplc="BBD4358E">
+    <w:lvl w:ilvl="7" w:tplc="279ABE50">
       <w:numFmt w:val="decimal"/>
       <w:lvlText w:val=""/>
       <w:lvlJc w:val="left"/>
     </w:lvl>
-    <w:lvl w:ilvl="8" w:tplc="E0C2260E">
+    <w:lvl w:ilvl="8" w:tplc="8C483AEC">
       <w:numFmt w:val="decimal"/>
       <w:lvlText w:val=""/>
       <w:lvlJc w:val="left"/>
     </w:lvl>
   </w:abstractNum>
-  <w:abstractNum w:abstractNumId="12" w15:restartNumberingAfterBreak="0">
-    <w:nsid w:val="6D46732D"/>
+  <w:abstractNum w:abstractNumId="10" w15:restartNumberingAfterBreak="0">
+    <w:nsid w:val="574B1FB7"/>
     <w:multiLevelType w:val="hybridMultilevel"/>
-    <w:tmpl w:val="C1045AFC"/>
-    <w:lvl w:ilvl="0" w:tplc="FF8E82FE">
+    <w:tmpl w:val="F126F174"/>
+    <w:lvl w:ilvl="0" w:tplc="7248C564">
       <w:start w:val="1"/>
       <w:numFmt w:val="decimal"/>
       <w:lvlText w:val="%1."/>
@@ -51741,7 +51625,7 @@
         <w:ind w:left="360" w:hanging="300"/>
       </w:pPr>
     </w:lvl>
-    <w:lvl w:ilvl="1" w:tplc="E6EA3D3E" w:tentative="1">
+    <w:lvl w:ilvl="1" w:tplc="384891B4" w:tentative="1">
       <w:start w:val="1"/>
       <w:numFmt w:val="lowerLetter"/>
       <w:lvlText w:val="%2."/>
@@ -51750,47 +51634,47 @@
         <w:ind w:left="720" w:hanging="300"/>
       </w:pPr>
     </w:lvl>
-    <w:lvl w:ilvl="2" w:tplc="C3123C36">
+    <w:lvl w:ilvl="2" w:tplc="14C64120">
       <w:numFmt w:val="decimal"/>
       <w:lvlText w:val=""/>
       <w:lvlJc w:val="left"/>
     </w:lvl>
-    <w:lvl w:ilvl="3" w:tplc="52C81BF6">
+    <w:lvl w:ilvl="3" w:tplc="DCB6D8BA">
       <w:numFmt w:val="decimal"/>
       <w:lvlText w:val=""/>
       <w:lvlJc w:val="left"/>
     </w:lvl>
-    <w:lvl w:ilvl="4" w:tplc="013E00F8">
+    <w:lvl w:ilvl="4" w:tplc="0D06F702">
       <w:numFmt w:val="decimal"/>
       <w:lvlText w:val=""/>
       <w:lvlJc w:val="left"/>
     </w:lvl>
-    <w:lvl w:ilvl="5" w:tplc="69926C04">
+    <w:lvl w:ilvl="5" w:tplc="BCC44B98">
       <w:numFmt w:val="decimal"/>
       <w:lvlText w:val=""/>
       <w:lvlJc w:val="left"/>
     </w:lvl>
-    <w:lvl w:ilvl="6" w:tplc="62BA1740">
+    <w:lvl w:ilvl="6" w:tplc="6C4298AC">
       <w:numFmt w:val="decimal"/>
       <w:lvlText w:val=""/>
       <w:lvlJc w:val="left"/>
     </w:lvl>
-    <w:lvl w:ilvl="7" w:tplc="53A67850">
+    <w:lvl w:ilvl="7" w:tplc="AA26E9E4">
       <w:numFmt w:val="decimal"/>
       <w:lvlText w:val=""/>
       <w:lvlJc w:val="left"/>
     </w:lvl>
-    <w:lvl w:ilvl="8" w:tplc="308E1064">
+    <w:lvl w:ilvl="8" w:tplc="676E44CA">
       <w:numFmt w:val="decimal"/>
       <w:lvlText w:val=""/>
       <w:lvlJc w:val="left"/>
     </w:lvl>
   </w:abstractNum>
-  <w:abstractNum w:abstractNumId="13" w15:restartNumberingAfterBreak="0">
-    <w:nsid w:val="76AB612C"/>
+  <w:abstractNum w:abstractNumId="11" w15:restartNumberingAfterBreak="0">
+    <w:nsid w:val="68525BB4"/>
     <w:multiLevelType w:val="hybridMultilevel"/>
-    <w:tmpl w:val="54D26768"/>
-    <w:lvl w:ilvl="0" w:tplc="7BA26C2A">
+    <w:tmpl w:val="B398663E"/>
+    <w:lvl w:ilvl="0" w:tplc="E98A017A">
       <w:start w:val="1"/>
       <w:numFmt w:val="decimal"/>
       <w:lvlText w:val="%1."/>
@@ -51799,7 +51683,7 @@
         <w:ind w:left="360" w:hanging="300"/>
       </w:pPr>
     </w:lvl>
-    <w:lvl w:ilvl="1" w:tplc="0324C27C" w:tentative="1">
+    <w:lvl w:ilvl="1" w:tplc="EEA02D64" w:tentative="1">
       <w:start w:val="1"/>
       <w:numFmt w:val="lowerLetter"/>
       <w:lvlText w:val="%2."/>
@@ -51808,47 +51692,47 @@
         <w:ind w:left="720" w:hanging="300"/>
       </w:pPr>
     </w:lvl>
-    <w:lvl w:ilvl="2" w:tplc="8AA426EE">
+    <w:lvl w:ilvl="2" w:tplc="B798DF74">
       <w:numFmt w:val="decimal"/>
       <w:lvlText w:val=""/>
       <w:lvlJc w:val="left"/>
     </w:lvl>
-    <w:lvl w:ilvl="3" w:tplc="DC50763E">
+    <w:lvl w:ilvl="3" w:tplc="FA761574">
       <w:numFmt w:val="decimal"/>
       <w:lvlText w:val=""/>
       <w:lvlJc w:val="left"/>
     </w:lvl>
-    <w:lvl w:ilvl="4" w:tplc="C636B59E">
+    <w:lvl w:ilvl="4" w:tplc="77209F32">
       <w:numFmt w:val="decimal"/>
       <w:lvlText w:val=""/>
       <w:lvlJc w:val="left"/>
     </w:lvl>
-    <w:lvl w:ilvl="5" w:tplc="22FC7538">
+    <w:lvl w:ilvl="5" w:tplc="ED4E903C">
       <w:numFmt w:val="decimal"/>
       <w:lvlText w:val=""/>
       <w:lvlJc w:val="left"/>
     </w:lvl>
-    <w:lvl w:ilvl="6" w:tplc="414E993E">
+    <w:lvl w:ilvl="6" w:tplc="C0AE44AE">
       <w:numFmt w:val="decimal"/>
       <w:lvlText w:val=""/>
       <w:lvlJc w:val="left"/>
     </w:lvl>
-    <w:lvl w:ilvl="7" w:tplc="719AB07A">
+    <w:lvl w:ilvl="7" w:tplc="4C9EAEB6">
       <w:numFmt w:val="decimal"/>
       <w:lvlText w:val=""/>
       <w:lvlJc w:val="left"/>
     </w:lvl>
-    <w:lvl w:ilvl="8" w:tplc="DE480664">
+    <w:lvl w:ilvl="8" w:tplc="E9A04C44">
       <w:numFmt w:val="decimal"/>
       <w:lvlText w:val=""/>
       <w:lvlJc w:val="left"/>
     </w:lvl>
   </w:abstractNum>
-  <w:abstractNum w:abstractNumId="14" w15:restartNumberingAfterBreak="0">
-    <w:nsid w:val="7EEA1996"/>
+  <w:abstractNum w:abstractNumId="12" w15:restartNumberingAfterBreak="0">
+    <w:nsid w:val="6EB867C9"/>
     <w:multiLevelType w:val="hybridMultilevel"/>
-    <w:tmpl w:val="905C971A"/>
-    <w:lvl w:ilvl="0" w:tplc="601ED1E6">
+    <w:tmpl w:val="9D4E4172"/>
+    <w:lvl w:ilvl="0" w:tplc="128CE2CE">
       <w:start w:val="1"/>
       <w:numFmt w:val="decimal"/>
       <w:lvlText w:val="%1."/>
@@ -51857,7 +51741,7 @@
         <w:ind w:left="360" w:hanging="300"/>
       </w:pPr>
     </w:lvl>
-    <w:lvl w:ilvl="1" w:tplc="F06E4F5E" w:tentative="1">
+    <w:lvl w:ilvl="1" w:tplc="AA92563A" w:tentative="1">
       <w:start w:val="1"/>
       <w:numFmt w:val="lowerLetter"/>
       <w:lvlText w:val="%2."/>
@@ -51866,128 +51750,244 @@
         <w:ind w:left="720" w:hanging="300"/>
       </w:pPr>
     </w:lvl>
-    <w:lvl w:ilvl="2" w:tplc="21E015B8">
+    <w:lvl w:ilvl="2" w:tplc="45A671EA">
       <w:numFmt w:val="decimal"/>
       <w:lvlText w:val=""/>
       <w:lvlJc w:val="left"/>
     </w:lvl>
-    <w:lvl w:ilvl="3" w:tplc="9DA6683E">
+    <w:lvl w:ilvl="3" w:tplc="82149698">
       <w:numFmt w:val="decimal"/>
       <w:lvlText w:val=""/>
       <w:lvlJc w:val="left"/>
     </w:lvl>
-    <w:lvl w:ilvl="4" w:tplc="75AE188E">
+    <w:lvl w:ilvl="4" w:tplc="E2CC5A14">
       <w:numFmt w:val="decimal"/>
       <w:lvlText w:val=""/>
       <w:lvlJc w:val="left"/>
     </w:lvl>
-    <w:lvl w:ilvl="5" w:tplc="854C190A">
+    <w:lvl w:ilvl="5" w:tplc="45FC4724">
       <w:numFmt w:val="decimal"/>
       <w:lvlText w:val=""/>
       <w:lvlJc w:val="left"/>
     </w:lvl>
-    <w:lvl w:ilvl="6" w:tplc="EB98B06C">
+    <w:lvl w:ilvl="6" w:tplc="8A72AA24">
       <w:numFmt w:val="decimal"/>
       <w:lvlText w:val=""/>
       <w:lvlJc w:val="left"/>
     </w:lvl>
-    <w:lvl w:ilvl="7" w:tplc="D690FADA">
+    <w:lvl w:ilvl="7" w:tplc="9140BB00">
       <w:numFmt w:val="decimal"/>
       <w:lvlText w:val=""/>
       <w:lvlJc w:val="left"/>
     </w:lvl>
-    <w:lvl w:ilvl="8" w:tplc="1ADCC8A0">
+    <w:lvl w:ilvl="8" w:tplc="A3A8E91E">
       <w:numFmt w:val="decimal"/>
       <w:lvlText w:val=""/>
       <w:lvlJc w:val="left"/>
     </w:lvl>
   </w:abstractNum>
-  <w:num w:numId="1" w16cid:durableId="1710836706">
+  <w:abstractNum w:abstractNumId="13" w15:restartNumberingAfterBreak="0">
+    <w:nsid w:val="71343118"/>
+    <w:multiLevelType w:val="hybridMultilevel"/>
+    <w:tmpl w:val="2102BDDA"/>
+    <w:lvl w:ilvl="0" w:tplc="0986B238">
+      <w:start w:val="1"/>
+      <w:numFmt w:val="decimal"/>
+      <w:lvlText w:val="%1."/>
+      <w:lvlJc w:val="left"/>
+      <w:pPr>
+        <w:ind w:left="360" w:hanging="300"/>
+      </w:pPr>
+    </w:lvl>
+    <w:lvl w:ilvl="1" w:tplc="B7DAA582" w:tentative="1">
+      <w:start w:val="1"/>
+      <w:numFmt w:val="lowerLetter"/>
+      <w:lvlText w:val="%2."/>
+      <w:lvlJc w:val="left"/>
+      <w:pPr>
+        <w:ind w:left="720" w:hanging="300"/>
+      </w:pPr>
+    </w:lvl>
+    <w:lvl w:ilvl="2" w:tplc="E0B2CB86">
+      <w:numFmt w:val="decimal"/>
+      <w:lvlText w:val=""/>
+      <w:lvlJc w:val="left"/>
+    </w:lvl>
+    <w:lvl w:ilvl="3" w:tplc="5008CE2A">
+      <w:numFmt w:val="decimal"/>
+      <w:lvlText w:val=""/>
+      <w:lvlJc w:val="left"/>
+    </w:lvl>
+    <w:lvl w:ilvl="4" w:tplc="A7B2071A">
+      <w:numFmt w:val="decimal"/>
+      <w:lvlText w:val=""/>
+      <w:lvlJc w:val="left"/>
+    </w:lvl>
+    <w:lvl w:ilvl="5" w:tplc="DE0AE64A">
+      <w:numFmt w:val="decimal"/>
+      <w:lvlText w:val=""/>
+      <w:lvlJc w:val="left"/>
+    </w:lvl>
+    <w:lvl w:ilvl="6" w:tplc="61543E80">
+      <w:numFmt w:val="decimal"/>
+      <w:lvlText w:val=""/>
+      <w:lvlJc w:val="left"/>
+    </w:lvl>
+    <w:lvl w:ilvl="7" w:tplc="20EC3DB2">
+      <w:numFmt w:val="decimal"/>
+      <w:lvlText w:val=""/>
+      <w:lvlJc w:val="left"/>
+    </w:lvl>
+    <w:lvl w:ilvl="8" w:tplc="6590D29C">
+      <w:numFmt w:val="decimal"/>
+      <w:lvlText w:val=""/>
+      <w:lvlJc w:val="left"/>
+    </w:lvl>
+  </w:abstractNum>
+  <w:abstractNum w:abstractNumId="14" w15:restartNumberingAfterBreak="0">
+    <w:nsid w:val="7264432D"/>
+    <w:multiLevelType w:val="hybridMultilevel"/>
+    <w:tmpl w:val="CA3CDED6"/>
+    <w:lvl w:ilvl="0" w:tplc="5C42A1D4">
+      <w:start w:val="1"/>
+      <w:numFmt w:val="bullet"/>
+      <w:lvlText w:val="•"/>
+      <w:lvlJc w:val="left"/>
+      <w:pPr>
+        <w:ind w:left="360" w:hanging="260"/>
+      </w:pPr>
+    </w:lvl>
+    <w:lvl w:ilvl="1" w:tplc="B16C1902" w:tentative="1">
+      <w:start w:val="1"/>
+      <w:numFmt w:val="bullet"/>
+      <w:lvlText w:val="–"/>
+      <w:lvlJc w:val="left"/>
+      <w:pPr>
+        <w:ind w:left="720" w:hanging="260"/>
+      </w:pPr>
+    </w:lvl>
+    <w:lvl w:ilvl="2" w:tplc="BE60FC32">
+      <w:numFmt w:val="decimal"/>
+      <w:lvlText w:val=""/>
+      <w:lvlJc w:val="left"/>
+    </w:lvl>
+    <w:lvl w:ilvl="3" w:tplc="B97691AA">
+      <w:numFmt w:val="decimal"/>
+      <w:lvlText w:val=""/>
+      <w:lvlJc w:val="left"/>
+    </w:lvl>
+    <w:lvl w:ilvl="4" w:tplc="CA8CECCC">
+      <w:numFmt w:val="decimal"/>
+      <w:lvlText w:val=""/>
+      <w:lvlJc w:val="left"/>
+    </w:lvl>
+    <w:lvl w:ilvl="5" w:tplc="E38AA7D0">
+      <w:numFmt w:val="decimal"/>
+      <w:lvlText w:val=""/>
+      <w:lvlJc w:val="left"/>
+    </w:lvl>
+    <w:lvl w:ilvl="6" w:tplc="4016FBA4">
+      <w:numFmt w:val="decimal"/>
+      <w:lvlText w:val=""/>
+      <w:lvlJc w:val="left"/>
+    </w:lvl>
+    <w:lvl w:ilvl="7" w:tplc="841249A0">
+      <w:numFmt w:val="decimal"/>
+      <w:lvlText w:val=""/>
+      <w:lvlJc w:val="left"/>
+    </w:lvl>
+    <w:lvl w:ilvl="8" w:tplc="EB28E17E">
+      <w:numFmt w:val="decimal"/>
+      <w:lvlText w:val=""/>
+      <w:lvlJc w:val="left"/>
+    </w:lvl>
+  </w:abstractNum>
+  <w:num w:numId="1" w16cid:durableId="954211546">
+    <w:abstractNumId w:val="8"/>
+    <w:lvlOverride w:ilvl="0">
+      <w:startOverride w:val="1"/>
+    </w:lvlOverride>
+  </w:num>
+  <w:num w:numId="2" w16cid:durableId="1152717143">
+    <w:abstractNumId w:val="14"/>
+    <w:lvlOverride w:ilvl="0">
+      <w:startOverride w:val="1"/>
+    </w:lvlOverride>
+  </w:num>
+  <w:num w:numId="3" w16cid:durableId="616182500">
+    <w:abstractNumId w:val="7"/>
+    <w:lvlOverride w:ilvl="0">
+      <w:startOverride w:val="1"/>
+    </w:lvlOverride>
+  </w:num>
+  <w:num w:numId="4" w16cid:durableId="2095197221">
+    <w:abstractNumId w:val="3"/>
+    <w:lvlOverride w:ilvl="0">
+      <w:startOverride w:val="1"/>
+    </w:lvlOverride>
+  </w:num>
+  <w:num w:numId="5" w16cid:durableId="42098221">
+    <w:abstractNumId w:val="1"/>
+    <w:lvlOverride w:ilvl="0">
+      <w:startOverride w:val="1"/>
+    </w:lvlOverride>
+  </w:num>
+  <w:num w:numId="6" w16cid:durableId="1940210145">
+    <w:abstractNumId w:val="6"/>
+    <w:lvlOverride w:ilvl="0">
+      <w:startOverride w:val="1"/>
+    </w:lvlOverride>
+  </w:num>
+  <w:num w:numId="7" w16cid:durableId="77754984">
+    <w:abstractNumId w:val="5"/>
+    <w:lvlOverride w:ilvl="0">
+      <w:startOverride w:val="1"/>
+    </w:lvlOverride>
+  </w:num>
+  <w:num w:numId="8" w16cid:durableId="1398477681">
+    <w:abstractNumId w:val="11"/>
+    <w:lvlOverride w:ilvl="0">
+      <w:startOverride w:val="1"/>
+    </w:lvlOverride>
+  </w:num>
+  <w:num w:numId="9" w16cid:durableId="543757492">
     <w:abstractNumId w:val="10"/>
     <w:lvlOverride w:ilvl="0">
       <w:startOverride w:val="1"/>
     </w:lvlOverride>
   </w:num>
-  <w:num w:numId="2" w16cid:durableId="2085294390">
-    <w:abstractNumId w:val="5"/>
+  <w:num w:numId="10" w16cid:durableId="1357544074">
+    <w:abstractNumId w:val="2"/>
     <w:lvlOverride w:ilvl="0">
       <w:startOverride w:val="1"/>
     </w:lvlOverride>
   </w:num>
-  <w:num w:numId="3" w16cid:durableId="78260469">
-    <w:abstractNumId w:val="12"/>
-    <w:lvlOverride w:ilvl="0">
-      <w:startOverride w:val="1"/>
-    </w:lvlOverride>
-  </w:num>
-  <w:num w:numId="4" w16cid:durableId="1316686735">
-    <w:abstractNumId w:val="11"/>
-    <w:lvlOverride w:ilvl="0">
-      <w:startOverride w:val="1"/>
-    </w:lvlOverride>
-  </w:num>
-  <w:num w:numId="5" w16cid:durableId="1393773460">
-    <w:abstractNumId w:val="1"/>
-    <w:lvlOverride w:ilvl="0">
-      <w:startOverride w:val="1"/>
-    </w:lvlOverride>
-  </w:num>
-  <w:num w:numId="6" w16cid:durableId="832642220">
-    <w:abstractNumId w:val="3"/>
-    <w:lvlOverride w:ilvl="0">
-      <w:startOverride w:val="1"/>
-    </w:lvlOverride>
-  </w:num>
-  <w:num w:numId="7" w16cid:durableId="1706830529">
-    <w:abstractNumId w:val="6"/>
-    <w:lvlOverride w:ilvl="0">
-      <w:startOverride w:val="1"/>
-    </w:lvlOverride>
-  </w:num>
-  <w:num w:numId="8" w16cid:durableId="2014410028">
-    <w:abstractNumId w:val="14"/>
-    <w:lvlOverride w:ilvl="0">
-      <w:startOverride w:val="1"/>
-    </w:lvlOverride>
-  </w:num>
-  <w:num w:numId="9" w16cid:durableId="230820932">
+  <w:num w:numId="11" w16cid:durableId="1771267971">
     <w:abstractNumId w:val="4"/>
     <w:lvlOverride w:ilvl="0">
       <w:startOverride w:val="1"/>
     </w:lvlOverride>
   </w:num>
-  <w:num w:numId="10" w16cid:durableId="1887981990">
+  <w:num w:numId="12" w16cid:durableId="446850778">
+    <w:abstractNumId w:val="13"/>
+    <w:lvlOverride w:ilvl="0">
+      <w:startOverride w:val="1"/>
+    </w:lvlOverride>
+  </w:num>
+  <w:num w:numId="13" w16cid:durableId="1658534034">
     <w:abstractNumId w:val="0"/>
     <w:lvlOverride w:ilvl="0">
       <w:startOverride w:val="1"/>
     </w:lvlOverride>
   </w:num>
-  <w:num w:numId="11" w16cid:durableId="1535995304">
-    <w:abstractNumId w:val="13"/>
-    <w:lvlOverride w:ilvl="0">
-      <w:startOverride w:val="1"/>
-    </w:lvlOverride>
-  </w:num>
-  <w:num w:numId="12" w16cid:durableId="854003004">
+  <w:num w:numId="14" w16cid:durableId="1847134665">
     <w:abstractNumId w:val="9"/>
     <w:lvlOverride w:ilvl="0">
       <w:startOverride w:val="1"/>
     </w:lvlOverride>
   </w:num>
-  <w:num w:numId="13" w16cid:durableId="39285888">
-    <w:abstractNumId w:val="8"/>
-    <w:lvlOverride w:ilvl="0">
-      <w:startOverride w:val="1"/>
-    </w:lvlOverride>
-  </w:num>
-  <w:num w:numId="14" w16cid:durableId="1037391212">
-    <w:abstractNumId w:val="7"/>
-    <w:lvlOverride w:ilvl="0">
-      <w:startOverride w:val="1"/>
-    </w:lvlOverride>
-  </w:num>
-  <w:num w:numId="15" w16cid:durableId="1769155361">
-    <w:abstractNumId w:val="2"/>
+  <w:num w:numId="15" w16cid:durableId="880677866">
+    <w:abstractNumId w:val="12"/>
     <w:lvlOverride w:ilvl="0">
       <w:startOverride w:val="1"/>
     </w:lvlOverride>
@@ -52667,7 +52667,7 @@
     <w:autoRedefine/>
     <w:uiPriority w:val="39"/>
     <w:unhideWhenUsed/>
-    <w:rsid w:val="00EE62A3"/>
+    <w:rsid w:val="00330D8D"/>
     <w:pPr>
       <w:spacing w:after="100"/>
     </w:pPr>
@@ -52679,7 +52679,7 @@
     <w:autoRedefine/>
     <w:uiPriority w:val="39"/>
     <w:unhideWhenUsed/>
-    <w:rsid w:val="00EE62A3"/>
+    <w:rsid w:val="00330D8D"/>
     <w:pPr>
       <w:spacing w:after="100"/>
       <w:ind w:left="210"/>

--- a/discoverer-neo/docs/user-guide/manual/Discoverer-Neo-ADMIN-Guide-Full-pt-PT.docx
+++ b/discoverer-neo/docs/user-guide/manual/Discoverer-Neo-ADMIN-Guide-Full-pt-PT.docx
@@ -74,7 +74,7 @@
     <w:sdt>
       <w:sdtPr>
         <w:alias w:val="Índice"/>
-        <w:id w:val="261889908"/>
+        <w:id w:val="-374922511"/>
       </w:sdtPr>
       <w:sdtEndPr/>
       <w:sdtContent>
@@ -102,7 +102,7 @@
           <w:r>
             <w:fldChar w:fldCharType="separate"/>
           </w:r>
-          <w:hyperlink w:anchor="_Toc241670832" w:history="1">
+          <w:hyperlink w:anchor="_Toc241692373" w:history="1">
             <w:r>
               <w:rPr>
                 <w:rStyle w:val="Hiperligao"/>
@@ -126,7 +126,7 @@
               <w:rPr>
                 <w:noProof/>
               </w:rPr>
-              <w:instrText xml:space="preserve"> PAGEREF _Toc241670832 \h </w:instrText>
+              <w:instrText xml:space="preserve"> PAGEREF _Toc241692373 \h </w:instrText>
             </w:r>
             <w:r>
               <w:rPr>
@@ -168,7 +168,7 @@
               <w14:ligatures w14:val="standardContextual"/>
             </w:rPr>
           </w:pPr>
-          <w:hyperlink w:anchor="_Toc241670833" w:history="1">
+          <w:hyperlink w:anchor="_Toc241692374" w:history="1">
             <w:r>
               <w:rPr>
                 <w:rStyle w:val="Hiperligao"/>
@@ -192,7 +192,7 @@
               <w:rPr>
                 <w:noProof/>
               </w:rPr>
-              <w:instrText xml:space="preserve"> PAGEREF _Toc241670833 \h </w:instrText>
+              <w:instrText xml:space="preserve"> PAGEREF _Toc241692374 \h </w:instrText>
             </w:r>
             <w:r>
               <w:rPr>
@@ -234,7 +234,7 @@
               <w14:ligatures w14:val="standardContextual"/>
             </w:rPr>
           </w:pPr>
-          <w:hyperlink w:anchor="_Toc241670834" w:history="1">
+          <w:hyperlink w:anchor="_Toc241692375" w:history="1">
             <w:r>
               <w:rPr>
                 <w:rStyle w:val="Hiperligao"/>
@@ -258,7 +258,7 @@
               <w:rPr>
                 <w:noProof/>
               </w:rPr>
-              <w:instrText xml:space="preserve"> PAGEREF _Toc241670834 \h </w:instrText>
+              <w:instrText xml:space="preserve"> PAGEREF _Toc241692375 \h </w:instrText>
             </w:r>
             <w:r>
               <w:rPr>
@@ -300,7 +300,7 @@
               <w14:ligatures w14:val="standardContextual"/>
             </w:rPr>
           </w:pPr>
-          <w:hyperlink w:anchor="_Toc241670835" w:history="1">
+          <w:hyperlink w:anchor="_Toc241692376" w:history="1">
             <w:r>
               <w:rPr>
                 <w:rStyle w:val="Hiperligao"/>
@@ -324,7 +324,7 @@
               <w:rPr>
                 <w:noProof/>
               </w:rPr>
-              <w:instrText xml:space="preserve"> PAGEREF _Toc241670835 \h </w:instrText>
+              <w:instrText xml:space="preserve"> PAGEREF _Toc241692376 \h </w:instrText>
             </w:r>
             <w:r>
               <w:rPr>
@@ -366,7 +366,7 @@
               <w14:ligatures w14:val="standardContextual"/>
             </w:rPr>
           </w:pPr>
-          <w:hyperlink w:anchor="_Toc241670836" w:history="1">
+          <w:hyperlink w:anchor="_Toc241692377" w:history="1">
             <w:r>
               <w:rPr>
                 <w:rStyle w:val="Hiperligao"/>
@@ -390,7 +390,7 @@
               <w:rPr>
                 <w:noProof/>
               </w:rPr>
-              <w:instrText xml:space="preserve"> PAGEREF _Toc241670836 \h </w:instrText>
+              <w:instrText xml:space="preserve"> PAGEREF _Toc241692377 \h </w:instrText>
             </w:r>
             <w:r>
               <w:rPr>
@@ -432,7 +432,7 @@
               <w14:ligatures w14:val="standardContextual"/>
             </w:rPr>
           </w:pPr>
-          <w:hyperlink w:anchor="_Toc241670837" w:history="1">
+          <w:hyperlink w:anchor="_Toc241692378" w:history="1">
             <w:r>
               <w:rPr>
                 <w:rStyle w:val="Hiperligao"/>
@@ -456,7 +456,7 @@
               <w:rPr>
                 <w:noProof/>
               </w:rPr>
-              <w:instrText xml:space="preserve"> PAGEREF _Toc241670837 \h </w:instrText>
+              <w:instrText xml:space="preserve"> PAGEREF _Toc241692378 \h </w:instrText>
             </w:r>
             <w:r>
               <w:rPr>
@@ -498,7 +498,7 @@
               <w14:ligatures w14:val="standardContextual"/>
             </w:rPr>
           </w:pPr>
-          <w:hyperlink w:anchor="_Toc241670838" w:history="1">
+          <w:hyperlink w:anchor="_Toc241692379" w:history="1">
             <w:r>
               <w:rPr>
                 <w:rStyle w:val="Hiperligao"/>
@@ -522,7 +522,7 @@
               <w:rPr>
                 <w:noProof/>
               </w:rPr>
-              <w:instrText xml:space="preserve"> PAGEREF _Toc241670838 \h </w:instrText>
+              <w:instrText xml:space="preserve"> PAGEREF _Toc241692379 \h </w:instrText>
             </w:r>
             <w:r>
               <w:rPr>
@@ -564,7 +564,7 @@
               <w14:ligatures w14:val="standardContextual"/>
             </w:rPr>
           </w:pPr>
-          <w:hyperlink w:anchor="_Toc241670839" w:history="1">
+          <w:hyperlink w:anchor="_Toc241692380" w:history="1">
             <w:r>
               <w:rPr>
                 <w:rStyle w:val="Hiperligao"/>
@@ -588,7 +588,7 @@
               <w:rPr>
                 <w:noProof/>
               </w:rPr>
-              <w:instrText xml:space="preserve"> PAGEREF _Toc241670839 \h </w:instrText>
+              <w:instrText xml:space="preserve"> PAGEREF _Toc241692380 \h </w:instrText>
             </w:r>
             <w:r>
               <w:rPr>
@@ -630,7 +630,7 @@
               <w14:ligatures w14:val="standardContextual"/>
             </w:rPr>
           </w:pPr>
-          <w:hyperlink w:anchor="_Toc241670840" w:history="1">
+          <w:hyperlink w:anchor="_Toc241692381" w:history="1">
             <w:r>
               <w:rPr>
                 <w:rStyle w:val="Hiperligao"/>
@@ -654,7 +654,7 @@
               <w:rPr>
                 <w:noProof/>
               </w:rPr>
-              <w:instrText xml:space="preserve"> PAGEREF _Toc241670840 \h </w:instrText>
+              <w:instrText xml:space="preserve"> PAGEREF _Toc241692381 \h </w:instrText>
             </w:r>
             <w:r>
               <w:rPr>
@@ -696,7 +696,7 @@
               <w14:ligatures w14:val="standardContextual"/>
             </w:rPr>
           </w:pPr>
-          <w:hyperlink w:anchor="_Toc241670841" w:history="1">
+          <w:hyperlink w:anchor="_Toc241692382" w:history="1">
             <w:r>
               <w:rPr>
                 <w:rStyle w:val="Hiperligao"/>
@@ -720,7 +720,7 @@
               <w:rPr>
                 <w:noProof/>
               </w:rPr>
-              <w:instrText xml:space="preserve"> PAGEREF _Toc241670841 \h </w:instrText>
+              <w:instrText xml:space="preserve"> PAGEREF _Toc241692382 \h </w:instrText>
             </w:r>
             <w:r>
               <w:rPr>
@@ -762,7 +762,7 @@
               <w14:ligatures w14:val="standardContextual"/>
             </w:rPr>
           </w:pPr>
-          <w:hyperlink w:anchor="_Toc241670842" w:history="1">
+          <w:hyperlink w:anchor="_Toc241692383" w:history="1">
             <w:r>
               <w:rPr>
                 <w:rStyle w:val="Hiperligao"/>
@@ -786,7 +786,7 @@
               <w:rPr>
                 <w:noProof/>
               </w:rPr>
-              <w:instrText xml:space="preserve"> PAGEREF _Toc241670842 \h </w:instrText>
+              <w:instrText xml:space="preserve"> PAGEREF _Toc241692383 \h </w:instrText>
             </w:r>
             <w:r>
               <w:rPr>
@@ -828,7 +828,7 @@
               <w14:ligatures w14:val="standardContextual"/>
             </w:rPr>
           </w:pPr>
-          <w:hyperlink w:anchor="_Toc241670843" w:history="1">
+          <w:hyperlink w:anchor="_Toc241692384" w:history="1">
             <w:r>
               <w:rPr>
                 <w:rStyle w:val="Hiperligao"/>
@@ -852,7 +852,7 @@
               <w:rPr>
                 <w:noProof/>
               </w:rPr>
-              <w:instrText xml:space="preserve"> PAGEREF _Toc241670843 \h </w:instrText>
+              <w:instrText xml:space="preserve"> PAGEREF _Toc241692384 \h </w:instrText>
             </w:r>
             <w:r>
               <w:rPr>
@@ -894,7 +894,7 @@
               <w14:ligatures w14:val="standardContextual"/>
             </w:rPr>
           </w:pPr>
-          <w:hyperlink w:anchor="_Toc241670844" w:history="1">
+          <w:hyperlink w:anchor="_Toc241692385" w:history="1">
             <w:r>
               <w:rPr>
                 <w:rStyle w:val="Hiperligao"/>
@@ -918,7 +918,7 @@
               <w:rPr>
                 <w:noProof/>
               </w:rPr>
-              <w:instrText xml:space="preserve"> PAGEREF _Toc241670844 \h </w:instrText>
+              <w:instrText xml:space="preserve"> PAGEREF _Toc241692385 \h </w:instrText>
             </w:r>
             <w:r>
               <w:rPr>
@@ -960,7 +960,7 @@
               <w14:ligatures w14:val="standardContextual"/>
             </w:rPr>
           </w:pPr>
-          <w:hyperlink w:anchor="_Toc241670845" w:history="1">
+          <w:hyperlink w:anchor="_Toc241692386" w:history="1">
             <w:r>
               <w:rPr>
                 <w:rStyle w:val="Hiperligao"/>
@@ -984,7 +984,7 @@
               <w:rPr>
                 <w:noProof/>
               </w:rPr>
-              <w:instrText xml:space="preserve"> PAGEREF _Toc241670845 \h </w:instrText>
+              <w:instrText xml:space="preserve"> PAGEREF _Toc241692386 \h </w:instrText>
             </w:r>
             <w:r>
               <w:rPr>
@@ -1026,7 +1026,7 @@
               <w14:ligatures w14:val="standardContextual"/>
             </w:rPr>
           </w:pPr>
-          <w:hyperlink w:anchor="_Toc241670846" w:history="1">
+          <w:hyperlink w:anchor="_Toc241692387" w:history="1">
             <w:r>
               <w:rPr>
                 <w:rStyle w:val="Hiperligao"/>
@@ -1050,7 +1050,7 @@
               <w:rPr>
                 <w:noProof/>
               </w:rPr>
-              <w:instrText xml:space="preserve"> PAGEREF _Toc241670846 \h </w:instrText>
+              <w:instrText xml:space="preserve"> PAGEREF _Toc241692387 \h </w:instrText>
             </w:r>
             <w:r>
               <w:rPr>
@@ -1092,7 +1092,7 @@
               <w14:ligatures w14:val="standardContextual"/>
             </w:rPr>
           </w:pPr>
-          <w:hyperlink w:anchor="_Toc241670847" w:history="1">
+          <w:hyperlink w:anchor="_Toc241692388" w:history="1">
             <w:r>
               <w:rPr>
                 <w:rStyle w:val="Hiperligao"/>
@@ -1116,7 +1116,7 @@
               <w:rPr>
                 <w:noProof/>
               </w:rPr>
-              <w:instrText xml:space="preserve"> PAGEREF _Toc241670847 \h </w:instrText>
+              <w:instrText xml:space="preserve"> PAGEREF _Toc241692388 \h </w:instrText>
             </w:r>
             <w:r>
               <w:rPr>
@@ -1158,7 +1158,7 @@
               <w14:ligatures w14:val="standardContextual"/>
             </w:rPr>
           </w:pPr>
-          <w:hyperlink w:anchor="_Toc241670848" w:history="1">
+          <w:hyperlink w:anchor="_Toc241692389" w:history="1">
             <w:r>
               <w:rPr>
                 <w:rStyle w:val="Hiperligao"/>
@@ -1182,7 +1182,7 @@
               <w:rPr>
                 <w:noProof/>
               </w:rPr>
-              <w:instrText xml:space="preserve"> PAGEREF _Toc241670848 \h </w:instrText>
+              <w:instrText xml:space="preserve"> PAGEREF _Toc241692389 \h </w:instrText>
             </w:r>
             <w:r>
               <w:rPr>
@@ -1224,7 +1224,7 @@
               <w14:ligatures w14:val="standardContextual"/>
             </w:rPr>
           </w:pPr>
-          <w:hyperlink w:anchor="_Toc241670849" w:history="1">
+          <w:hyperlink w:anchor="_Toc241692390" w:history="1">
             <w:r>
               <w:rPr>
                 <w:rStyle w:val="Hiperligao"/>
@@ -1248,7 +1248,7 @@
               <w:rPr>
                 <w:noProof/>
               </w:rPr>
-              <w:instrText xml:space="preserve"> PAGEREF _Toc241670849 \h </w:instrText>
+              <w:instrText xml:space="preserve"> PAGEREF _Toc241692390 \h </w:instrText>
             </w:r>
             <w:r>
               <w:rPr>
@@ -1290,7 +1290,7 @@
               <w14:ligatures w14:val="standardContextual"/>
             </w:rPr>
           </w:pPr>
-          <w:hyperlink w:anchor="_Toc241670850" w:history="1">
+          <w:hyperlink w:anchor="_Toc241692391" w:history="1">
             <w:r>
               <w:rPr>
                 <w:rStyle w:val="Hiperligao"/>
@@ -1314,7 +1314,7 @@
               <w:rPr>
                 <w:noProof/>
               </w:rPr>
-              <w:instrText xml:space="preserve"> PAGEREF _Toc241670850 \h </w:instrText>
+              <w:instrText xml:space="preserve"> PAGEREF _Toc241692391 \h </w:instrText>
             </w:r>
             <w:r>
               <w:rPr>
@@ -1356,7 +1356,7 @@
               <w14:ligatures w14:val="standardContextual"/>
             </w:rPr>
           </w:pPr>
-          <w:hyperlink w:anchor="_Toc241670851" w:history="1">
+          <w:hyperlink w:anchor="_Toc241692392" w:history="1">
             <w:r>
               <w:rPr>
                 <w:rStyle w:val="Hiperligao"/>
@@ -1380,7 +1380,7 @@
               <w:rPr>
                 <w:noProof/>
               </w:rPr>
-              <w:instrText xml:space="preserve"> PAGEREF _Toc241670851 \h </w:instrText>
+              <w:instrText xml:space="preserve"> PAGEREF _Toc241692392 \h </w:instrText>
             </w:r>
             <w:r>
               <w:rPr>
@@ -1422,7 +1422,7 @@
               <w14:ligatures w14:val="standardContextual"/>
             </w:rPr>
           </w:pPr>
-          <w:hyperlink w:anchor="_Toc241670852" w:history="1">
+          <w:hyperlink w:anchor="_Toc241692393" w:history="1">
             <w:r>
               <w:rPr>
                 <w:rStyle w:val="Hiperligao"/>
@@ -1446,7 +1446,7 @@
               <w:rPr>
                 <w:noProof/>
               </w:rPr>
-              <w:instrText xml:space="preserve"> PAGEREF _Toc241670852 \h </w:instrText>
+              <w:instrText xml:space="preserve"> PAGEREF _Toc241692393 \h </w:instrText>
             </w:r>
             <w:r>
               <w:rPr>
@@ -1488,7 +1488,7 @@
               <w14:ligatures w14:val="standardContextual"/>
             </w:rPr>
           </w:pPr>
-          <w:hyperlink w:anchor="_Toc241670853" w:history="1">
+          <w:hyperlink w:anchor="_Toc241692394" w:history="1">
             <w:r>
               <w:rPr>
                 <w:rStyle w:val="Hiperligao"/>
@@ -1512,7 +1512,7 @@
               <w:rPr>
                 <w:noProof/>
               </w:rPr>
-              <w:instrText xml:space="preserve"> PAGEREF _Toc241670853 \h </w:instrText>
+              <w:instrText xml:space="preserve"> PAGEREF _Toc241692394 \h </w:instrText>
             </w:r>
             <w:r>
               <w:rPr>
@@ -1554,7 +1554,7 @@
               <w14:ligatures w14:val="standardContextual"/>
             </w:rPr>
           </w:pPr>
-          <w:hyperlink w:anchor="_Toc241670854" w:history="1">
+          <w:hyperlink w:anchor="_Toc241692395" w:history="1">
             <w:r>
               <w:rPr>
                 <w:rStyle w:val="Hiperligao"/>
@@ -1578,7 +1578,7 @@
               <w:rPr>
                 <w:noProof/>
               </w:rPr>
-              <w:instrText xml:space="preserve"> PAGEREF _Toc241670854 \h </w:instrText>
+              <w:instrText xml:space="preserve"> PAGEREF _Toc241692395 \h </w:instrText>
             </w:r>
             <w:r>
               <w:rPr>
@@ -1620,7 +1620,7 @@
               <w14:ligatures w14:val="standardContextual"/>
             </w:rPr>
           </w:pPr>
-          <w:hyperlink w:anchor="_Toc241670855" w:history="1">
+          <w:hyperlink w:anchor="_Toc241692396" w:history="1">
             <w:r>
               <w:rPr>
                 <w:rStyle w:val="Hiperligao"/>
@@ -1644,7 +1644,7 @@
               <w:rPr>
                 <w:noProof/>
               </w:rPr>
-              <w:instrText xml:space="preserve"> PAGEREF _Toc241670855 \h </w:instrText>
+              <w:instrText xml:space="preserve"> PAGEREF _Toc241692396 \h </w:instrText>
             </w:r>
             <w:r>
               <w:rPr>
@@ -1686,7 +1686,7 @@
               <w14:ligatures w14:val="standardContextual"/>
             </w:rPr>
           </w:pPr>
-          <w:hyperlink w:anchor="_Toc241670856" w:history="1">
+          <w:hyperlink w:anchor="_Toc241692397" w:history="1">
             <w:r>
               <w:rPr>
                 <w:rStyle w:val="Hiperligao"/>
@@ -1710,7 +1710,7 @@
               <w:rPr>
                 <w:noProof/>
               </w:rPr>
-              <w:instrText xml:space="preserve"> PAGEREF _Toc241670856 \h </w:instrText>
+              <w:instrText xml:space="preserve"> PAGEREF _Toc241692397 \h </w:instrText>
             </w:r>
             <w:r>
               <w:rPr>
@@ -1752,7 +1752,7 @@
               <w14:ligatures w14:val="standardContextual"/>
             </w:rPr>
           </w:pPr>
-          <w:hyperlink w:anchor="_Toc241670857" w:history="1">
+          <w:hyperlink w:anchor="_Toc241692398" w:history="1">
             <w:r>
               <w:rPr>
                 <w:rStyle w:val="Hiperligao"/>
@@ -1776,7 +1776,7 @@
               <w:rPr>
                 <w:noProof/>
               </w:rPr>
-              <w:instrText xml:space="preserve"> PAGEREF _Toc241670857 \h </w:instrText>
+              <w:instrText xml:space="preserve"> PAGEREF _Toc241692398 \h </w:instrText>
             </w:r>
             <w:r>
               <w:rPr>
@@ -1818,7 +1818,7 @@
               <w14:ligatures w14:val="standardContextual"/>
             </w:rPr>
           </w:pPr>
-          <w:hyperlink w:anchor="_Toc241670858" w:history="1">
+          <w:hyperlink w:anchor="_Toc241692399" w:history="1">
             <w:r>
               <w:rPr>
                 <w:rStyle w:val="Hiperligao"/>
@@ -1842,7 +1842,7 @@
               <w:rPr>
                 <w:noProof/>
               </w:rPr>
-              <w:instrText xml:space="preserve"> PAGEREF _Toc241670858 \h </w:instrText>
+              <w:instrText xml:space="preserve"> PAGEREF _Toc241692399 \h </w:instrText>
             </w:r>
             <w:r>
               <w:rPr>
@@ -1884,7 +1884,7 @@
               <w14:ligatures w14:val="standardContextual"/>
             </w:rPr>
           </w:pPr>
-          <w:hyperlink w:anchor="_Toc241670859" w:history="1">
+          <w:hyperlink w:anchor="_Toc241692400" w:history="1">
             <w:r>
               <w:rPr>
                 <w:rStyle w:val="Hiperligao"/>
@@ -1908,7 +1908,7 @@
               <w:rPr>
                 <w:noProof/>
               </w:rPr>
-              <w:instrText xml:space="preserve"> PAGEREF _Toc241670859 \h </w:instrText>
+              <w:instrText xml:space="preserve"> PAGEREF _Toc241692400 \h </w:instrText>
             </w:r>
             <w:r>
               <w:rPr>
@@ -1950,7 +1950,7 @@
               <w14:ligatures w14:val="standardContextual"/>
             </w:rPr>
           </w:pPr>
-          <w:hyperlink w:anchor="_Toc241670860" w:history="1">
+          <w:hyperlink w:anchor="_Toc241692401" w:history="1">
             <w:r>
               <w:rPr>
                 <w:rStyle w:val="Hiperligao"/>
@@ -1974,7 +1974,7 @@
               <w:rPr>
                 <w:noProof/>
               </w:rPr>
-              <w:instrText xml:space="preserve"> PAGEREF _Toc241670860 \h </w:instrText>
+              <w:instrText xml:space="preserve"> PAGEREF _Toc241692401 \h </w:instrText>
             </w:r>
             <w:r>
               <w:rPr>
@@ -2016,7 +2016,7 @@
               <w14:ligatures w14:val="standardContextual"/>
             </w:rPr>
           </w:pPr>
-          <w:hyperlink w:anchor="_Toc241670861" w:history="1">
+          <w:hyperlink w:anchor="_Toc241692402" w:history="1">
             <w:r>
               <w:rPr>
                 <w:rStyle w:val="Hiperligao"/>
@@ -2040,7 +2040,7 @@
               <w:rPr>
                 <w:noProof/>
               </w:rPr>
-              <w:instrText xml:space="preserve"> PAGEREF _Toc241670861 \h </w:instrText>
+              <w:instrText xml:space="preserve"> PAGEREF _Toc241692402 \h </w:instrText>
             </w:r>
             <w:r>
               <w:rPr>
@@ -2082,7 +2082,7 @@
               <w14:ligatures w14:val="standardContextual"/>
             </w:rPr>
           </w:pPr>
-          <w:hyperlink w:anchor="_Toc241670862" w:history="1">
+          <w:hyperlink w:anchor="_Toc241692403" w:history="1">
             <w:r>
               <w:rPr>
                 <w:rStyle w:val="Hiperligao"/>
@@ -2106,7 +2106,7 @@
               <w:rPr>
                 <w:noProof/>
               </w:rPr>
-              <w:instrText xml:space="preserve"> PAGEREF _Toc241670862 \h </w:instrText>
+              <w:instrText xml:space="preserve"> PAGEREF _Toc241692403 \h </w:instrText>
             </w:r>
             <w:r>
               <w:rPr>
@@ -2148,7 +2148,7 @@
               <w14:ligatures w14:val="standardContextual"/>
             </w:rPr>
           </w:pPr>
-          <w:hyperlink w:anchor="_Toc241670863" w:history="1">
+          <w:hyperlink w:anchor="_Toc241692404" w:history="1">
             <w:r>
               <w:rPr>
                 <w:rStyle w:val="Hiperligao"/>
@@ -2172,7 +2172,7 @@
               <w:rPr>
                 <w:noProof/>
               </w:rPr>
-              <w:instrText xml:space="preserve"> PAGEREF _Toc241670863 \h </w:instrText>
+              <w:instrText xml:space="preserve"> PAGEREF _Toc241692404 \h </w:instrText>
             </w:r>
             <w:r>
               <w:rPr>
@@ -2214,7 +2214,7 @@
               <w14:ligatures w14:val="standardContextual"/>
             </w:rPr>
           </w:pPr>
-          <w:hyperlink w:anchor="_Toc241670864" w:history="1">
+          <w:hyperlink w:anchor="_Toc241692405" w:history="1">
             <w:r>
               <w:rPr>
                 <w:rStyle w:val="Hiperligao"/>
@@ -2238,7 +2238,7 @@
               <w:rPr>
                 <w:noProof/>
               </w:rPr>
-              <w:instrText xml:space="preserve"> PAGEREF _Toc241670864 \h </w:instrText>
+              <w:instrText xml:space="preserve"> PAGEREF _Toc241692405 \h </w:instrText>
             </w:r>
             <w:r>
               <w:rPr>
@@ -2280,7 +2280,7 @@
               <w14:ligatures w14:val="standardContextual"/>
             </w:rPr>
           </w:pPr>
-          <w:hyperlink w:anchor="_Toc241670865" w:history="1">
+          <w:hyperlink w:anchor="_Toc241692406" w:history="1">
             <w:r>
               <w:rPr>
                 <w:rStyle w:val="Hiperligao"/>
@@ -2304,7 +2304,7 @@
               <w:rPr>
                 <w:noProof/>
               </w:rPr>
-              <w:instrText xml:space="preserve"> PAGEREF _Toc241670865 \h </w:instrText>
+              <w:instrText xml:space="preserve"> PAGEREF _Toc241692406 \h </w:instrText>
             </w:r>
             <w:r>
               <w:rPr>
@@ -2346,7 +2346,7 @@
               <w14:ligatures w14:val="standardContextual"/>
             </w:rPr>
           </w:pPr>
-          <w:hyperlink w:anchor="_Toc241670866" w:history="1">
+          <w:hyperlink w:anchor="_Toc241692407" w:history="1">
             <w:r>
               <w:rPr>
                 <w:rStyle w:val="Hiperligao"/>
@@ -2370,7 +2370,7 @@
               <w:rPr>
                 <w:noProof/>
               </w:rPr>
-              <w:instrText xml:space="preserve"> PAGEREF _Toc241670866 \h </w:instrText>
+              <w:instrText xml:space="preserve"> PAGEREF _Toc241692407 \h </w:instrText>
             </w:r>
             <w:r>
               <w:rPr>
@@ -2412,7 +2412,7 @@
               <w14:ligatures w14:val="standardContextual"/>
             </w:rPr>
           </w:pPr>
-          <w:hyperlink w:anchor="_Toc241670867" w:history="1">
+          <w:hyperlink w:anchor="_Toc241692408" w:history="1">
             <w:r>
               <w:rPr>
                 <w:rStyle w:val="Hiperligao"/>
@@ -2436,7 +2436,7 @@
               <w:rPr>
                 <w:noProof/>
               </w:rPr>
-              <w:instrText xml:space="preserve"> PAGEREF _Toc241670867 \h </w:instrText>
+              <w:instrText xml:space="preserve"> PAGEREF _Toc241692408 \h </w:instrText>
             </w:r>
             <w:r>
               <w:rPr>
@@ -2478,7 +2478,7 @@
               <w14:ligatures w14:val="standardContextual"/>
             </w:rPr>
           </w:pPr>
-          <w:hyperlink w:anchor="_Toc241670868" w:history="1">
+          <w:hyperlink w:anchor="_Toc241692409" w:history="1">
             <w:r>
               <w:rPr>
                 <w:rStyle w:val="Hiperligao"/>
@@ -2502,7 +2502,7 @@
               <w:rPr>
                 <w:noProof/>
               </w:rPr>
-              <w:instrText xml:space="preserve"> PAGEREF _Toc241670868 \h </w:instrText>
+              <w:instrText xml:space="preserve"> PAGEREF _Toc241692409 \h </w:instrText>
             </w:r>
             <w:r>
               <w:rPr>
@@ -2544,7 +2544,7 @@
               <w14:ligatures w14:val="standardContextual"/>
             </w:rPr>
           </w:pPr>
-          <w:hyperlink w:anchor="_Toc241670869" w:history="1">
+          <w:hyperlink w:anchor="_Toc241692410" w:history="1">
             <w:r>
               <w:rPr>
                 <w:rStyle w:val="Hiperligao"/>
@@ -2568,7 +2568,7 @@
               <w:rPr>
                 <w:noProof/>
               </w:rPr>
-              <w:instrText xml:space="preserve"> PAGEREF _Toc241670869 \h </w:instrText>
+              <w:instrText xml:space="preserve"> PAGEREF _Toc241692410 \h </w:instrText>
             </w:r>
             <w:r>
               <w:rPr>
@@ -2610,7 +2610,7 @@
               <w14:ligatures w14:val="standardContextual"/>
             </w:rPr>
           </w:pPr>
-          <w:hyperlink w:anchor="_Toc241670870" w:history="1">
+          <w:hyperlink w:anchor="_Toc241692411" w:history="1">
             <w:r>
               <w:rPr>
                 <w:rStyle w:val="Hiperligao"/>
@@ -2634,7 +2634,7 @@
               <w:rPr>
                 <w:noProof/>
               </w:rPr>
-              <w:instrText xml:space="preserve"> PAGEREF _Toc241670870 \h </w:instrText>
+              <w:instrText xml:space="preserve"> PAGEREF _Toc241692411 \h </w:instrText>
             </w:r>
             <w:r>
               <w:rPr>
@@ -2676,7 +2676,7 @@
               <w14:ligatures w14:val="standardContextual"/>
             </w:rPr>
           </w:pPr>
-          <w:hyperlink w:anchor="_Toc241670871" w:history="1">
+          <w:hyperlink w:anchor="_Toc241692412" w:history="1">
             <w:r>
               <w:rPr>
                 <w:rStyle w:val="Hiperligao"/>
@@ -2700,7 +2700,7 @@
               <w:rPr>
                 <w:noProof/>
               </w:rPr>
-              <w:instrText xml:space="preserve"> PAGEREF _Toc241670871 \h </w:instrText>
+              <w:instrText xml:space="preserve"> PAGEREF _Toc241692412 \h </w:instrText>
             </w:r>
             <w:r>
               <w:rPr>
@@ -2742,7 +2742,7 @@
               <w14:ligatures w14:val="standardContextual"/>
             </w:rPr>
           </w:pPr>
-          <w:hyperlink w:anchor="_Toc241670872" w:history="1">
+          <w:hyperlink w:anchor="_Toc241692413" w:history="1">
             <w:r>
               <w:rPr>
                 <w:rStyle w:val="Hiperligao"/>
@@ -2766,7 +2766,7 @@
               <w:rPr>
                 <w:noProof/>
               </w:rPr>
-              <w:instrText xml:space="preserve"> PAGEREF _Toc241670872 \h </w:instrText>
+              <w:instrText xml:space="preserve"> PAGEREF _Toc241692413 \h </w:instrText>
             </w:r>
             <w:r>
               <w:rPr>
@@ -2808,7 +2808,7 @@
               <w14:ligatures w14:val="standardContextual"/>
             </w:rPr>
           </w:pPr>
-          <w:hyperlink w:anchor="_Toc241670873" w:history="1">
+          <w:hyperlink w:anchor="_Toc241692414" w:history="1">
             <w:r>
               <w:rPr>
                 <w:rStyle w:val="Hiperligao"/>
@@ -2832,7 +2832,7 @@
               <w:rPr>
                 <w:noProof/>
               </w:rPr>
-              <w:instrText xml:space="preserve"> PAGEREF _Toc241670873 \h </w:instrText>
+              <w:instrText xml:space="preserve"> PAGEREF _Toc241692414 \h </w:instrText>
             </w:r>
             <w:r>
               <w:rPr>
@@ -2874,7 +2874,7 @@
               <w14:ligatures w14:val="standardContextual"/>
             </w:rPr>
           </w:pPr>
-          <w:hyperlink w:anchor="_Toc241670874" w:history="1">
+          <w:hyperlink w:anchor="_Toc241692415" w:history="1">
             <w:r>
               <w:rPr>
                 <w:rStyle w:val="Hiperligao"/>
@@ -2898,7 +2898,7 @@
               <w:rPr>
                 <w:noProof/>
               </w:rPr>
-              <w:instrText xml:space="preserve"> PAGEREF _Toc241670874 \h </w:instrText>
+              <w:instrText xml:space="preserve"> PAGEREF _Toc241692415 \h </w:instrText>
             </w:r>
             <w:r>
               <w:rPr>
@@ -2940,7 +2940,7 @@
               <w14:ligatures w14:val="standardContextual"/>
             </w:rPr>
           </w:pPr>
-          <w:hyperlink w:anchor="_Toc241670875" w:history="1">
+          <w:hyperlink w:anchor="_Toc241692416" w:history="1">
             <w:r>
               <w:rPr>
                 <w:rStyle w:val="Hiperligao"/>
@@ -2964,7 +2964,7 @@
               <w:rPr>
                 <w:noProof/>
               </w:rPr>
-              <w:instrText xml:space="preserve"> PAGEREF _Toc241670875 \h </w:instrText>
+              <w:instrText xml:space="preserve"> PAGEREF _Toc241692416 \h </w:instrText>
             </w:r>
             <w:r>
               <w:rPr>
@@ -3006,7 +3006,7 @@
               <w14:ligatures w14:val="standardContextual"/>
             </w:rPr>
           </w:pPr>
-          <w:hyperlink w:anchor="_Toc241670876" w:history="1">
+          <w:hyperlink w:anchor="_Toc241692417" w:history="1">
             <w:r>
               <w:rPr>
                 <w:rStyle w:val="Hiperligao"/>
@@ -3030,7 +3030,7 @@
               <w:rPr>
                 <w:noProof/>
               </w:rPr>
-              <w:instrText xml:space="preserve"> PAGEREF _Toc241670876 \h </w:instrText>
+              <w:instrText xml:space="preserve"> PAGEREF _Toc241692417 \h </w:instrText>
             </w:r>
             <w:r>
               <w:rPr>
@@ -3072,7 +3072,7 @@
               <w14:ligatures w14:val="standardContextual"/>
             </w:rPr>
           </w:pPr>
-          <w:hyperlink w:anchor="_Toc241670877" w:history="1">
+          <w:hyperlink w:anchor="_Toc241692418" w:history="1">
             <w:r>
               <w:rPr>
                 <w:rStyle w:val="Hiperligao"/>
@@ -3096,7 +3096,7 @@
               <w:rPr>
                 <w:noProof/>
               </w:rPr>
-              <w:instrText xml:space="preserve"> PAGEREF _Toc241670877 \h </w:instrText>
+              <w:instrText xml:space="preserve"> PAGEREF _Toc241692418 \h </w:instrText>
             </w:r>
             <w:r>
               <w:rPr>
@@ -3138,7 +3138,7 @@
               <w14:ligatures w14:val="standardContextual"/>
             </w:rPr>
           </w:pPr>
-          <w:hyperlink w:anchor="_Toc241670878" w:history="1">
+          <w:hyperlink w:anchor="_Toc241692419" w:history="1">
             <w:r>
               <w:rPr>
                 <w:rStyle w:val="Hiperligao"/>
@@ -3162,7 +3162,7 @@
               <w:rPr>
                 <w:noProof/>
               </w:rPr>
-              <w:instrText xml:space="preserve"> PAGEREF _Toc241670878 \h </w:instrText>
+              <w:instrText xml:space="preserve"> PAGEREF _Toc241692419 \h </w:instrText>
             </w:r>
             <w:r>
               <w:rPr>
@@ -3204,7 +3204,7 @@
               <w14:ligatures w14:val="standardContextual"/>
             </w:rPr>
           </w:pPr>
-          <w:hyperlink w:anchor="_Toc241670879" w:history="1">
+          <w:hyperlink w:anchor="_Toc241692420" w:history="1">
             <w:r>
               <w:rPr>
                 <w:rStyle w:val="Hiperligao"/>
@@ -3228,7 +3228,7 @@
               <w:rPr>
                 <w:noProof/>
               </w:rPr>
-              <w:instrText xml:space="preserve"> PAGEREF _Toc241670879 \h </w:instrText>
+              <w:instrText xml:space="preserve"> PAGEREF _Toc241692420 \h </w:instrText>
             </w:r>
             <w:r>
               <w:rPr>
@@ -3270,7 +3270,7 @@
               <w14:ligatures w14:val="standardContextual"/>
             </w:rPr>
           </w:pPr>
-          <w:hyperlink w:anchor="_Toc241670880" w:history="1">
+          <w:hyperlink w:anchor="_Toc241692421" w:history="1">
             <w:r>
               <w:rPr>
                 <w:rStyle w:val="Hiperligao"/>
@@ -3294,7 +3294,7 @@
               <w:rPr>
                 <w:noProof/>
               </w:rPr>
-              <w:instrText xml:space="preserve"> PAGEREF _Toc241670880 \h </w:instrText>
+              <w:instrText xml:space="preserve"> PAGEREF _Toc241692421 \h </w:instrText>
             </w:r>
             <w:r>
               <w:rPr>
@@ -3336,7 +3336,7 @@
               <w14:ligatures w14:val="standardContextual"/>
             </w:rPr>
           </w:pPr>
-          <w:hyperlink w:anchor="_Toc241670881" w:history="1">
+          <w:hyperlink w:anchor="_Toc241692422" w:history="1">
             <w:r>
               <w:rPr>
                 <w:rStyle w:val="Hiperligao"/>
@@ -3360,7 +3360,7 @@
               <w:rPr>
                 <w:noProof/>
               </w:rPr>
-              <w:instrText xml:space="preserve"> PAGEREF _Toc241670881 \h </w:instrText>
+              <w:instrText xml:space="preserve"> PAGEREF _Toc241692422 \h </w:instrText>
             </w:r>
             <w:r>
               <w:rPr>
@@ -3402,7 +3402,7 @@
               <w14:ligatures w14:val="standardContextual"/>
             </w:rPr>
           </w:pPr>
-          <w:hyperlink w:anchor="_Toc241670882" w:history="1">
+          <w:hyperlink w:anchor="_Toc241692423" w:history="1">
             <w:r>
               <w:rPr>
                 <w:rStyle w:val="Hiperligao"/>
@@ -3426,7 +3426,7 @@
               <w:rPr>
                 <w:noProof/>
               </w:rPr>
-              <w:instrText xml:space="preserve"> PAGEREF _Toc241670882 \h </w:instrText>
+              <w:instrText xml:space="preserve"> PAGEREF _Toc241692423 \h </w:instrText>
             </w:r>
             <w:r>
               <w:rPr>
@@ -3468,7 +3468,7 @@
               <w14:ligatures w14:val="standardContextual"/>
             </w:rPr>
           </w:pPr>
-          <w:hyperlink w:anchor="_Toc241670883" w:history="1">
+          <w:hyperlink w:anchor="_Toc241692424" w:history="1">
             <w:r>
               <w:rPr>
                 <w:rStyle w:val="Hiperligao"/>
@@ -3492,7 +3492,7 @@
               <w:rPr>
                 <w:noProof/>
               </w:rPr>
-              <w:instrText xml:space="preserve"> PAGEREF _Toc241670883 \h </w:instrText>
+              <w:instrText xml:space="preserve"> PAGEREF _Toc241692424 \h </w:instrText>
             </w:r>
             <w:r>
               <w:rPr>
@@ -3534,7 +3534,7 @@
               <w14:ligatures w14:val="standardContextual"/>
             </w:rPr>
           </w:pPr>
-          <w:hyperlink w:anchor="_Toc241670884" w:history="1">
+          <w:hyperlink w:anchor="_Toc241692425" w:history="1">
             <w:r>
               <w:rPr>
                 <w:rStyle w:val="Hiperligao"/>
@@ -3558,7 +3558,7 @@
               <w:rPr>
                 <w:noProof/>
               </w:rPr>
-              <w:instrText xml:space="preserve"> PAGEREF _Toc241670884 \h </w:instrText>
+              <w:instrText xml:space="preserve"> PAGEREF _Toc241692425 \h </w:instrText>
             </w:r>
             <w:r>
               <w:rPr>
@@ -3600,7 +3600,7 @@
               <w14:ligatures w14:val="standardContextual"/>
             </w:rPr>
           </w:pPr>
-          <w:hyperlink w:anchor="_Toc241670885" w:history="1">
+          <w:hyperlink w:anchor="_Toc241692426" w:history="1">
             <w:r>
               <w:rPr>
                 <w:rStyle w:val="Hiperligao"/>
@@ -3624,7 +3624,7 @@
               <w:rPr>
                 <w:noProof/>
               </w:rPr>
-              <w:instrText xml:space="preserve"> PAGEREF _Toc241670885 \h </w:instrText>
+              <w:instrText xml:space="preserve"> PAGEREF _Toc241692426 \h </w:instrText>
             </w:r>
             <w:r>
               <w:rPr>
@@ -3666,7 +3666,7 @@
               <w14:ligatures w14:val="standardContextual"/>
             </w:rPr>
           </w:pPr>
-          <w:hyperlink w:anchor="_Toc241670886" w:history="1">
+          <w:hyperlink w:anchor="_Toc241692427" w:history="1">
             <w:r>
               <w:rPr>
                 <w:rStyle w:val="Hiperligao"/>
@@ -3690,7 +3690,7 @@
               <w:rPr>
                 <w:noProof/>
               </w:rPr>
-              <w:instrText xml:space="preserve"> PAGEREF _Toc241670886 \h </w:instrText>
+              <w:instrText xml:space="preserve"> PAGEREF _Toc241692427 \h </w:instrText>
             </w:r>
             <w:r>
               <w:rPr>
@@ -3732,7 +3732,7 @@
               <w14:ligatures w14:val="standardContextual"/>
             </w:rPr>
           </w:pPr>
-          <w:hyperlink w:anchor="_Toc241670887" w:history="1">
+          <w:hyperlink w:anchor="_Toc241692428" w:history="1">
             <w:r>
               <w:rPr>
                 <w:rStyle w:val="Hiperligao"/>
@@ -3756,7 +3756,7 @@
               <w:rPr>
                 <w:noProof/>
               </w:rPr>
-              <w:instrText xml:space="preserve"> PAGEREF _Toc241670887 \h </w:instrText>
+              <w:instrText xml:space="preserve"> PAGEREF _Toc241692428 \h </w:instrText>
             </w:r>
             <w:r>
               <w:rPr>
@@ -3798,7 +3798,7 @@
               <w14:ligatures w14:val="standardContextual"/>
             </w:rPr>
           </w:pPr>
-          <w:hyperlink w:anchor="_Toc241670888" w:history="1">
+          <w:hyperlink w:anchor="_Toc241692429" w:history="1">
             <w:r>
               <w:rPr>
                 <w:rStyle w:val="Hiperligao"/>
@@ -3822,7 +3822,7 @@
               <w:rPr>
                 <w:noProof/>
               </w:rPr>
-              <w:instrText xml:space="preserve"> PAGEREF _Toc241670888 \h </w:instrText>
+              <w:instrText xml:space="preserve"> PAGEREF _Toc241692429 \h </w:instrText>
             </w:r>
             <w:r>
               <w:rPr>
@@ -3864,7 +3864,7 @@
               <w14:ligatures w14:val="standardContextual"/>
             </w:rPr>
           </w:pPr>
-          <w:hyperlink w:anchor="_Toc241670889" w:history="1">
+          <w:hyperlink w:anchor="_Toc241692430" w:history="1">
             <w:r>
               <w:rPr>
                 <w:rStyle w:val="Hiperligao"/>
@@ -3888,7 +3888,7 @@
               <w:rPr>
                 <w:noProof/>
               </w:rPr>
-              <w:instrText xml:space="preserve"> PAGEREF _Toc241670889 \h </w:instrText>
+              <w:instrText xml:space="preserve"> PAGEREF _Toc241692430 \h </w:instrText>
             </w:r>
             <w:r>
               <w:rPr>
@@ -3930,7 +3930,7 @@
               <w14:ligatures w14:val="standardContextual"/>
             </w:rPr>
           </w:pPr>
-          <w:hyperlink w:anchor="_Toc241670890" w:history="1">
+          <w:hyperlink w:anchor="_Toc241692431" w:history="1">
             <w:r>
               <w:rPr>
                 <w:rStyle w:val="Hiperligao"/>
@@ -3954,7 +3954,7 @@
               <w:rPr>
                 <w:noProof/>
               </w:rPr>
-              <w:instrText xml:space="preserve"> PAGEREF _Toc241670890 \h </w:instrText>
+              <w:instrText xml:space="preserve"> PAGEREF _Toc241692431 \h </w:instrText>
             </w:r>
             <w:r>
               <w:rPr>
@@ -3996,7 +3996,7 @@
               <w14:ligatures w14:val="standardContextual"/>
             </w:rPr>
           </w:pPr>
-          <w:hyperlink w:anchor="_Toc241670891" w:history="1">
+          <w:hyperlink w:anchor="_Toc241692432" w:history="1">
             <w:r>
               <w:rPr>
                 <w:rStyle w:val="Hiperligao"/>
@@ -4020,7 +4020,7 @@
               <w:rPr>
                 <w:noProof/>
               </w:rPr>
-              <w:instrText xml:space="preserve"> PAGEREF _Toc241670891 \h </w:instrText>
+              <w:instrText xml:space="preserve"> PAGEREF _Toc241692432 \h </w:instrText>
             </w:r>
             <w:r>
               <w:rPr>
@@ -4062,7 +4062,7 @@
               <w14:ligatures w14:val="standardContextual"/>
             </w:rPr>
           </w:pPr>
-          <w:hyperlink w:anchor="_Toc241670892" w:history="1">
+          <w:hyperlink w:anchor="_Toc241692433" w:history="1">
             <w:r>
               <w:rPr>
                 <w:rStyle w:val="Hiperligao"/>
@@ -4086,7 +4086,7 @@
               <w:rPr>
                 <w:noProof/>
               </w:rPr>
-              <w:instrText xml:space="preserve"> PAGEREF _Toc241670892 \h </w:instrText>
+              <w:instrText xml:space="preserve"> PAGEREF _Toc241692433 \h </w:instrText>
             </w:r>
             <w:r>
               <w:rPr>
@@ -4128,7 +4128,7 @@
               <w14:ligatures w14:val="standardContextual"/>
             </w:rPr>
           </w:pPr>
-          <w:hyperlink w:anchor="_Toc241670893" w:history="1">
+          <w:hyperlink w:anchor="_Toc241692434" w:history="1">
             <w:r>
               <w:rPr>
                 <w:rStyle w:val="Hiperligao"/>
@@ -4152,7 +4152,7 @@
               <w:rPr>
                 <w:noProof/>
               </w:rPr>
-              <w:instrText xml:space="preserve"> PAGEREF _Toc241670893 \h </w:instrText>
+              <w:instrText xml:space="preserve"> PAGEREF _Toc241692434 \h </w:instrText>
             </w:r>
             <w:r>
               <w:rPr>
@@ -4194,7 +4194,7 @@
               <w14:ligatures w14:val="standardContextual"/>
             </w:rPr>
           </w:pPr>
-          <w:hyperlink w:anchor="_Toc241670894" w:history="1">
+          <w:hyperlink w:anchor="_Toc241692435" w:history="1">
             <w:r>
               <w:rPr>
                 <w:rStyle w:val="Hiperligao"/>
@@ -4218,7 +4218,7 @@
               <w:rPr>
                 <w:noProof/>
               </w:rPr>
-              <w:instrText xml:space="preserve"> PAGEREF _Toc241670894 \h </w:instrText>
+              <w:instrText xml:space="preserve"> PAGEREF _Toc241692435 \h </w:instrText>
             </w:r>
             <w:r>
               <w:rPr>
@@ -4266,7 +4266,7 @@
       <w:pPr>
         <w:pStyle w:val="Ttulo1"/>
       </w:pPr>
-      <w:bookmarkStart w:id="0" w:name="_Toc241670832"/>
+      <w:bookmarkStart w:id="0" w:name="_Toc241692373"/>
       <w:r>
         <w:lastRenderedPageBreak/>
         <w:t>A sua função num relance</w:t>
@@ -4347,7 +4347,7 @@
       <w:pPr>
         <w:pStyle w:val="Ttulo2"/>
       </w:pPr>
-      <w:bookmarkStart w:id="1" w:name="_Toc241670833"/>
+      <w:bookmarkStart w:id="1" w:name="_Toc241692374"/>
       <w:r>
         <w:t>Pode / Não pode</w:t>
       </w:r>
@@ -4368,7 +4368,7 @@
           <w:left w:w="10" w:type="dxa"/>
           <w:right w:w="10" w:type="dxa"/>
         </w:tblCellMar>
-        <w:tblLook w:val="04A0" w:firstRow="1" w:lastRow="0" w:firstColumn="1" w:lastColumn="0" w:noHBand="0" w:noVBand="1"/>
+        <w:tblLook w:val="0000" w:firstRow="0" w:lastRow="0" w:firstColumn="0" w:lastColumn="0" w:noHBand="0" w:noVBand="0"/>
       </w:tblPr>
       <w:tblGrid>
         <w:gridCol w:w="4513"/>
@@ -5195,7 +5195,7 @@
       <w:pPr>
         <w:pStyle w:val="Ttulo2"/>
       </w:pPr>
-      <w:bookmarkStart w:id="2" w:name="_Toc241670834"/>
+      <w:bookmarkStart w:id="2" w:name="_Toc241692375"/>
       <w:r>
         <w:t>De onde vem o seu acesso</w:t>
       </w:r>
@@ -5306,7 +5306,7 @@
       <w:pPr>
         <w:pStyle w:val="Ttulo2"/>
       </w:pPr>
-      <w:bookmarkStart w:id="3" w:name="_Toc241670835"/>
+      <w:bookmarkStart w:id="3" w:name="_Toc241692376"/>
       <w:r>
         <w:t>Como iniciar sessão, alterar a palavra-passe e terminar sessão</w:t>
       </w:r>
@@ -5420,7 +5420,7 @@
           <w:noProof/>
         </w:rPr>
         <w:drawing>
-          <wp:inline distT="0" distB="0" distL="0" distR="0" wp14:anchorId="5CC9A6F2" wp14:editId="3F167EB6">
+          <wp:inline distT="0" distB="0" distL="0" distR="0" wp14:anchorId="5ECB2598" wp14:editId="326E2816">
             <wp:extent cx="5715000" cy="3571875"/>
             <wp:effectExtent l="0" t="0" r="0" b="0"/>
             <wp:docPr id="40" name="01-login.png" descr="A página de início de sessão com Email, Palavra-passe, Manter sessão iniciada e o botão Iniciar sessão." title="A página de início de sessão com Email, Palavra-passe, Manter sessão iniciada e o botão Iniciar sessão."/>
@@ -5538,7 +5538,7 @@
           <w:noProof/>
         </w:rPr>
         <w:drawing>
-          <wp:inline distT="0" distB="0" distL="0" distR="0" wp14:anchorId="5D07DC10" wp14:editId="11924AC0">
+          <wp:inline distT="0" distB="0" distL="0" distR="0" wp14:anchorId="4704B519" wp14:editId="1AA46982">
             <wp:extent cx="5715000" cy="3571875"/>
             <wp:effectExtent l="0" t="0" r="0" b="0"/>
             <wp:docPr id="41" name="03-user-menu.png" descr="O menu da conta aberto, com Definições e Terminar sessão." title="O menu da conta aberto, com Definições e Terminar sessão."/>
@@ -5590,7 +5590,7 @@
       <w:pPr>
         <w:pStyle w:val="Ttulo2"/>
       </w:pPr>
-      <w:bookmarkStart w:id="4" w:name="_Toc241670836"/>
+      <w:bookmarkStart w:id="4" w:name="_Toc241692377"/>
       <w:r>
         <w:t>A barra lateral</w:t>
       </w:r>
@@ -5611,7 +5611,7 @@
           <w:left w:w="10" w:type="dxa"/>
           <w:right w:w="10" w:type="dxa"/>
         </w:tblCellMar>
-        <w:tblLook w:val="04A0" w:firstRow="1" w:lastRow="0" w:firstColumn="1" w:lastColumn="0" w:noHBand="0" w:noVBand="1"/>
+        <w:tblLook w:val="0000" w:firstRow="0" w:lastRow="0" w:firstColumn="0" w:lastColumn="0" w:noHBand="0" w:noVBand="0"/>
       </w:tblPr>
       <w:tblGrid>
         <w:gridCol w:w="4513"/>
@@ -6131,7 +6131,7 @@
         </w:rPr>
         <w:lastRenderedPageBreak/>
         <w:drawing>
-          <wp:inline distT="0" distB="0" distL="0" distR="0" wp14:anchorId="344A61AC" wp14:editId="2491C69F">
+          <wp:inline distT="0" distB="0" distL="0" distR="0" wp14:anchorId="30706982" wp14:editId="638C6C6D">
             <wp:extent cx="5715000" cy="5133975"/>
             <wp:effectExtent l="0" t="0" r="0" b="0"/>
             <wp:docPr id="42" name="01-dashboard-sidebar.png" descr="A barra lateral completa do administrador, incluindo Modelação de Dados e Migração." title="A barra lateral completa do administrador, incluindo Modelação de Dados e Migração."/>
@@ -6184,7 +6184,7 @@
         <w:pStyle w:val="Ttulo1"/>
         <w:pageBreakBefore/>
       </w:pPr>
-      <w:bookmarkStart w:id="5" w:name="_Toc241670837"/>
+      <w:bookmarkStart w:id="5" w:name="_Toc241692378"/>
       <w:r>
         <w:lastRenderedPageBreak/>
         <w:t>Definições</w:t>
@@ -6217,7 +6217,7 @@
           <w:noProof/>
         </w:rPr>
         <w:drawing>
-          <wp:inline distT="0" distB="0" distL="0" distR="0" wp14:anchorId="077D9204" wp14:editId="7757452B">
+          <wp:inline distT="0" distB="0" distL="0" distR="0" wp14:anchorId="1D288763" wp14:editId="36DEA91F">
             <wp:extent cx="5715000" cy="3571875"/>
             <wp:effectExtent l="0" t="0" r="0" b="0"/>
             <wp:docPr id="43" name="04-settings.png" descr="A página Definições com os cartões Idioma de exibição, Aparência e Paleta." title="A página Definições com os cartões Idioma de exibição, Aparência e Paleta."/>
@@ -6280,7 +6280,7 @@
           <w:left w:w="10" w:type="dxa"/>
           <w:right w:w="10" w:type="dxa"/>
         </w:tblCellMar>
-        <w:tblLook w:val="04A0" w:firstRow="1" w:lastRow="0" w:firstColumn="1" w:lastColumn="0" w:noHBand="0" w:noVBand="1"/>
+        <w:tblLook w:val="0000" w:firstRow="0" w:lastRow="0" w:firstColumn="0" w:lastColumn="0" w:noHBand="0" w:noVBand="0"/>
       </w:tblPr>
       <w:tblGrid>
         <w:gridCol w:w="4750"/>
@@ -6654,7 +6654,7 @@
           <w:left w:w="10" w:type="dxa"/>
           <w:right w:w="10" w:type="dxa"/>
         </w:tblCellMar>
-        <w:tblLook w:val="04A0" w:firstRow="1" w:lastRow="0" w:firstColumn="1" w:lastColumn="0" w:noHBand="0" w:noVBand="1"/>
+        <w:tblLook w:val="0000" w:firstRow="0" w:lastRow="0" w:firstColumn="0" w:lastColumn="0" w:noHBand="0" w:noVBand="0"/>
       </w:tblPr>
       <w:tblGrid>
         <w:gridCol w:w="3008"/>
@@ -7013,7 +7013,7 @@
           <w:left w:w="10" w:type="dxa"/>
           <w:right w:w="10" w:type="dxa"/>
         </w:tblCellMar>
-        <w:tblLook w:val="04A0" w:firstRow="1" w:lastRow="0" w:firstColumn="1" w:lastColumn="0" w:noHBand="0" w:noVBand="1"/>
+        <w:tblLook w:val="0000" w:firstRow="0" w:lastRow="0" w:firstColumn="0" w:lastColumn="0" w:noHBand="0" w:noVBand="0"/>
       </w:tblPr>
       <w:tblGrid>
         <w:gridCol w:w="3610"/>
@@ -7330,7 +7330,7 @@
           <w:left w:w="10" w:type="dxa"/>
           <w:right w:w="10" w:type="dxa"/>
         </w:tblCellMar>
-        <w:tblLook w:val="04A0" w:firstRow="1" w:lastRow="0" w:firstColumn="1" w:lastColumn="0" w:noHBand="0" w:noVBand="1"/>
+        <w:tblLook w:val="0000" w:firstRow="0" w:lastRow="0" w:firstColumn="0" w:lastColumn="0" w:noHBand="0" w:noVBand="0"/>
       </w:tblPr>
       <w:tblGrid>
         <w:gridCol w:w="1761"/>
@@ -7566,7 +7566,7 @@
         <w:pStyle w:val="Ttulo1"/>
         <w:pageBreakBefore/>
       </w:pPr>
-      <w:bookmarkStart w:id="6" w:name="_Toc241670838"/>
+      <w:bookmarkStart w:id="6" w:name="_Toc241692379"/>
       <w:r>
         <w:lastRenderedPageBreak/>
         <w:t>Painel</w:t>
@@ -7599,7 +7599,7 @@
           <w:noProof/>
         </w:rPr>
         <w:drawing>
-          <wp:inline distT="0" distB="0" distL="0" distR="0" wp14:anchorId="6A0578C8" wp14:editId="6EF77BBA">
+          <wp:inline distT="0" distB="0" distL="0" distR="0" wp14:anchorId="170AE108" wp14:editId="1767B06C">
             <wp:extent cx="5715000" cy="5133975"/>
             <wp:effectExtent l="0" t="0" r="0" b="0"/>
             <wp:docPr id="44" name="01-dashboard-sidebar.png" descr="O painel do administrador com os cartões de resumo e a lista Mapas Recentes." title="O painel do administrador com os cartões de resumo e a lista Mapas Recentes."/>
@@ -7662,7 +7662,7 @@
           <w:left w:w="10" w:type="dxa"/>
           <w:right w:w="10" w:type="dxa"/>
         </w:tblCellMar>
-        <w:tblLook w:val="04A0" w:firstRow="1" w:lastRow="0" w:firstColumn="1" w:lastColumn="0" w:noHBand="0" w:noVBand="1"/>
+        <w:tblLook w:val="0000" w:firstRow="0" w:lastRow="0" w:firstColumn="0" w:lastColumn="0" w:noHBand="0" w:noVBand="0"/>
       </w:tblPr>
       <w:tblGrid>
         <w:gridCol w:w="3610"/>
@@ -8108,7 +8108,7 @@
         <w:pStyle w:val="Ttulo1"/>
         <w:pageBreakBefore/>
       </w:pPr>
-      <w:bookmarkStart w:id="7" w:name="_Toc241670839"/>
+      <w:bookmarkStart w:id="7" w:name="_Toc241692380"/>
       <w:r>
         <w:lastRenderedPageBreak/>
         <w:t>Mapas</w:t>
@@ -8138,7 +8138,7 @@
           <w:noProof/>
         </w:rPr>
         <w:drawing>
-          <wp:inline distT="0" distB="0" distL="0" distR="0" wp14:anchorId="27527E11" wp14:editId="22BB1071">
+          <wp:inline distT="0" distB="0" distL="0" distR="0" wp14:anchorId="7FE7E1C4" wp14:editId="7DCD27CB">
             <wp:extent cx="5715000" cy="3429000"/>
             <wp:effectExtent l="0" t="0" r="0" b="0"/>
             <wp:docPr id="45" name="02-maps-all.png" descr="A lista de Mapas, separador Todos, com todos os ícones de linha e a secção Pastas de trabalho por cima." title="A lista de Mapas, separador Todos, com todos os ícones de linha e a secção Pastas de trabalho por cima."/>
@@ -8190,7 +8190,7 @@
       <w:pPr>
         <w:pStyle w:val="Ttulo2"/>
       </w:pPr>
-      <w:bookmarkStart w:id="8" w:name="_Toc241670840"/>
+      <w:bookmarkStart w:id="8" w:name="_Toc241692381"/>
       <w:r>
         <w:t>A lista</w:t>
       </w:r>
@@ -8211,7 +8211,7 @@
           <w:left w:w="10" w:type="dxa"/>
           <w:right w:w="10" w:type="dxa"/>
         </w:tblCellMar>
-        <w:tblLook w:val="04A0" w:firstRow="1" w:lastRow="0" w:firstColumn="1" w:lastColumn="0" w:noHBand="0" w:noVBand="1"/>
+        <w:tblLook w:val="0000" w:firstRow="0" w:lastRow="0" w:firstColumn="0" w:lastColumn="0" w:noHBand="0" w:noVBand="0"/>
       </w:tblPr>
       <w:tblGrid>
         <w:gridCol w:w="4750"/>
@@ -9394,7 +9394,7 @@
       <w:pPr>
         <w:pStyle w:val="Ttulo2"/>
       </w:pPr>
-      <w:bookmarkStart w:id="9" w:name="_Toc241670841"/>
+      <w:bookmarkStart w:id="9" w:name="_Toc241692382"/>
       <w:r>
         <w:t>Livros</w:t>
       </w:r>
@@ -9440,7 +9440,7 @@
           <w:left w:w="10" w:type="dxa"/>
           <w:right w:w="10" w:type="dxa"/>
         </w:tblCellMar>
-        <w:tblLook w:val="04A0" w:firstRow="1" w:lastRow="0" w:firstColumn="1" w:lastColumn="0" w:noHBand="0" w:noVBand="1"/>
+        <w:tblLook w:val="0000" w:firstRow="0" w:lastRow="0" w:firstColumn="0" w:lastColumn="0" w:noHBand="0" w:noVBand="0"/>
       </w:tblPr>
       <w:tblGrid>
         <w:gridCol w:w="5157"/>
@@ -9808,7 +9808,7 @@
       <w:pPr>
         <w:pStyle w:val="Ttulo2"/>
       </w:pPr>
-      <w:bookmarkStart w:id="10" w:name="_Toc241670842"/>
+      <w:bookmarkStart w:id="10" w:name="_Toc241692383"/>
       <w:r>
         <w:lastRenderedPageBreak/>
         <w:t>Partilhar um mapa</w:t>
@@ -9831,7 +9831,7 @@
           <w:noProof/>
         </w:rPr>
         <w:drawing>
-          <wp:inline distT="0" distB="0" distL="0" distR="0" wp14:anchorId="7D7296B7" wp14:editId="300CD840">
+          <wp:inline distT="0" distB="0" distL="0" distR="0" wp14:anchorId="427C7FDF" wp14:editId="3D4261DB">
             <wp:extent cx="3743325" cy="3895725"/>
             <wp:effectExtent l="0" t="0" r="0" b="0"/>
             <wp:docPr id="46" name="03-share-dialog.png" descr="A caixa de diálogo Partilhar mapa com uma caixa de pesquisa e os botões Pode ver, Pode exportar e Pode editar." title="A caixa de diálogo Partilhar mapa com uma caixa de pesquisa e os botões Pode ver, Pode exportar e Pode editar."/>
@@ -9971,7 +9971,7 @@
           <w:left w:w="10" w:type="dxa"/>
           <w:right w:w="10" w:type="dxa"/>
         </w:tblCellMar>
-        <w:tblLook w:val="04A0" w:firstRow="1" w:lastRow="0" w:firstColumn="1" w:lastColumn="0" w:noHBand="0" w:noVBand="1"/>
+        <w:tblLook w:val="0000" w:firstRow="0" w:lastRow="0" w:firstColumn="0" w:lastColumn="0" w:noHBand="0" w:noVBand="0"/>
       </w:tblPr>
       <w:tblGrid>
         <w:gridCol w:w="1761"/>
@@ -10309,7 +10309,7 @@
       <w:pPr>
         <w:pStyle w:val="Ttulo2"/>
       </w:pPr>
-      <w:bookmarkStart w:id="11" w:name="_Toc241670843"/>
+      <w:bookmarkStart w:id="11" w:name="_Toc241692384"/>
       <w:r>
         <w:t>Partilhar um livro inteiro</w:t>
       </w:r>
@@ -10364,7 +10364,7 @@
       <w:pPr>
         <w:pStyle w:val="Ttulo2"/>
       </w:pPr>
-      <w:bookmarkStart w:id="12" w:name="_Toc241670844"/>
+      <w:bookmarkStart w:id="12" w:name="_Toc241692385"/>
       <w:r>
         <w:t>Copiar um mapa</w:t>
       </w:r>
@@ -10379,7 +10379,7 @@
       <w:pPr>
         <w:pStyle w:val="Ttulo2"/>
       </w:pPr>
-      <w:bookmarkStart w:id="13" w:name="_Toc241670845"/>
+      <w:bookmarkStart w:id="13" w:name="_Toc241692386"/>
       <w:r>
         <w:t>Exemplo: dar acesso de leitura a um colega</w:t>
       </w:r>
@@ -10510,7 +10510,7 @@
         <w:pStyle w:val="Ttulo1"/>
         <w:pageBreakBefore/>
       </w:pPr>
-      <w:bookmarkStart w:id="14" w:name="_Toc241670846"/>
+      <w:bookmarkStart w:id="14" w:name="_Toc241692387"/>
       <w:r>
         <w:lastRenderedPageBreak/>
         <w:t>Construtor de mapas</w:t>
@@ -10543,7 +10543,7 @@
           <w:noProof/>
         </w:rPr>
         <w:drawing>
-          <wp:inline distT="0" distB="0" distL="0" distR="0" wp14:anchorId="77D0ED22" wp14:editId="2526220C">
+          <wp:inline distT="0" distB="0" distL="0" distR="0" wp14:anchorId="36B0F237" wp14:editId="3D48F1C9">
             <wp:extent cx="5715000" cy="3571875"/>
             <wp:effectExtent l="0" t="0" r="0" b="0"/>
             <wp:docPr id="47" name="05-builder-overview.png" descr="O construtor de mapas com a árvore Áreas de Negócio, a área de Colunas e o painel Propriedades." title="O construtor de mapas com a árvore Áreas de Negócio, a área de Colunas e o painel Propriedades."/>
@@ -10595,7 +10595,7 @@
       <w:pPr>
         <w:pStyle w:val="Ttulo2"/>
       </w:pPr>
-      <w:bookmarkStart w:id="15" w:name="_Toc241670847"/>
+      <w:bookmarkStart w:id="15" w:name="_Toc241692388"/>
       <w:r>
         <w:t>O ecrã</w:t>
       </w:r>
@@ -10755,7 +10755,7 @@
       <w:pPr>
         <w:pStyle w:val="Ttulo2"/>
       </w:pPr>
-      <w:bookmarkStart w:id="16" w:name="_Toc241670848"/>
+      <w:bookmarkStart w:id="16" w:name="_Toc241692389"/>
       <w:r>
         <w:t>A barra de ferramentas</w:t>
       </w:r>
@@ -10776,7 +10776,7 @@
           <w:left w:w="10" w:type="dxa"/>
           <w:right w:w="10" w:type="dxa"/>
         </w:tblCellMar>
-        <w:tblLook w:val="04A0" w:firstRow="1" w:lastRow="0" w:firstColumn="1" w:lastColumn="0" w:noHBand="0" w:noVBand="1"/>
+        <w:tblLook w:val="0000" w:firstRow="0" w:lastRow="0" w:firstColumn="0" w:lastColumn="0" w:noHBand="0" w:noVBand="0"/>
       </w:tblPr>
       <w:tblGrid>
         <w:gridCol w:w="4750"/>
@@ -11607,7 +11607,7 @@
           <w:left w:w="10" w:type="dxa"/>
           <w:right w:w="10" w:type="dxa"/>
         </w:tblCellMar>
-        <w:tblLook w:val="04A0" w:firstRow="1" w:lastRow="0" w:firstColumn="1" w:lastColumn="0" w:noHBand="0" w:noVBand="1"/>
+        <w:tblLook w:val="0000" w:firstRow="0" w:lastRow="0" w:firstColumn="0" w:lastColumn="0" w:noHBand="0" w:noVBand="0"/>
       </w:tblPr>
       <w:tblGrid>
         <w:gridCol w:w="2099"/>
@@ -11971,7 +11971,7 @@
       <w:pPr>
         <w:pStyle w:val="Ttulo2"/>
       </w:pPr>
-      <w:bookmarkStart w:id="17" w:name="_Toc241670849"/>
+      <w:bookmarkStart w:id="17" w:name="_Toc241692390"/>
       <w:r>
         <w:t>Construir um mapa</w:t>
       </w:r>
@@ -12179,7 +12179,7 @@
       <w:pPr>
         <w:pStyle w:val="Ttulo2"/>
       </w:pPr>
-      <w:bookmarkStart w:id="18" w:name="_Toc241670850"/>
+      <w:bookmarkStart w:id="18" w:name="_Toc241692391"/>
       <w:r>
         <w:t>Configurar uma coluna</w:t>
       </w:r>
@@ -12225,7 +12225,7 @@
           <w:left w:w="10" w:type="dxa"/>
           <w:right w:w="10" w:type="dxa"/>
         </w:tblCellMar>
-        <w:tblLook w:val="04A0" w:firstRow="1" w:lastRow="0" w:firstColumn="1" w:lastColumn="0" w:noHBand="0" w:noVBand="1"/>
+        <w:tblLook w:val="0000" w:firstRow="0" w:lastRow="0" w:firstColumn="0" w:lastColumn="0" w:noHBand="0" w:noVBand="0"/>
       </w:tblPr>
       <w:tblGrid>
         <w:gridCol w:w="5333"/>
@@ -13061,7 +13061,7 @@
           <w:left w:w="10" w:type="dxa"/>
           <w:right w:w="10" w:type="dxa"/>
         </w:tblCellMar>
-        <w:tblLook w:val="04A0" w:firstRow="1" w:lastRow="0" w:firstColumn="1" w:lastColumn="0" w:noHBand="0" w:noVBand="1"/>
+        <w:tblLook w:val="0000" w:firstRow="0" w:lastRow="0" w:firstColumn="0" w:lastColumn="0" w:noHBand="0" w:noVBand="0"/>
       </w:tblPr>
       <w:tblGrid>
         <w:gridCol w:w="4513"/>
@@ -13535,7 +13535,7 @@
           <w:left w:w="10" w:type="dxa"/>
           <w:right w:w="10" w:type="dxa"/>
         </w:tblCellMar>
-        <w:tblLook w:val="04A0" w:firstRow="1" w:lastRow="0" w:firstColumn="1" w:lastColumn="0" w:noHBand="0" w:noVBand="1"/>
+        <w:tblLook w:val="0000" w:firstRow="0" w:lastRow="0" w:firstColumn="0" w:lastColumn="0" w:noHBand="0" w:noVBand="0"/>
       </w:tblPr>
       <w:tblGrid>
         <w:gridCol w:w="2375"/>
@@ -13833,7 +13833,7 @@
           <w:left w:w="10" w:type="dxa"/>
           <w:right w:w="10" w:type="dxa"/>
         </w:tblCellMar>
-        <w:tblLook w:val="04A0" w:firstRow="1" w:lastRow="0" w:firstColumn="1" w:lastColumn="0" w:noHBand="0" w:noVBand="1"/>
+        <w:tblLook w:val="0000" w:firstRow="0" w:lastRow="0" w:firstColumn="0" w:lastColumn="0" w:noHBand="0" w:noVBand="0"/>
       </w:tblPr>
       <w:tblGrid>
         <w:gridCol w:w="5415"/>
@@ -14330,7 +14330,7 @@
           <w:left w:w="10" w:type="dxa"/>
           <w:right w:w="10" w:type="dxa"/>
         </w:tblCellMar>
-        <w:tblLook w:val="04A0" w:firstRow="1" w:lastRow="0" w:firstColumn="1" w:lastColumn="0" w:noHBand="0" w:noVBand="1"/>
+        <w:tblLook w:val="0000" w:firstRow="0" w:lastRow="0" w:firstColumn="0" w:lastColumn="0" w:noHBand="0" w:noVBand="0"/>
       </w:tblPr>
       <w:tblGrid>
         <w:gridCol w:w="3008"/>
@@ -14695,7 +14695,7 @@
           <w:left w:w="10" w:type="dxa"/>
           <w:right w:w="10" w:type="dxa"/>
         </w:tblCellMar>
-        <w:tblLook w:val="04A0" w:firstRow="1" w:lastRow="0" w:firstColumn="1" w:lastColumn="0" w:noHBand="0" w:noVBand="1"/>
+        <w:tblLook w:val="0000" w:firstRow="0" w:lastRow="0" w:firstColumn="0" w:lastColumn="0" w:noHBand="0" w:noVBand="0"/>
       </w:tblPr>
       <w:tblGrid>
         <w:gridCol w:w="2149"/>
@@ -14990,7 +14990,7 @@
         </w:rPr>
         <w:lastRenderedPageBreak/>
         <w:drawing>
-          <wp:inline distT="0" distB="0" distL="0" distR="0" wp14:anchorId="42F4E107" wp14:editId="4769AC00">
+          <wp:inline distT="0" distB="0" distL="0" distR="0" wp14:anchorId="327082A3" wp14:editId="21508028">
             <wp:extent cx="5715000" cy="3571875"/>
             <wp:effectExtent l="0" t="0" r="0" b="0"/>
             <wp:docPr id="48" name="08-builder-column-aggregation.png" descr="A caixa de diálogo Configurar coluna com a lista Agregação aberta." title="A caixa de diálogo Configurar coluna com a lista Agregação aberta."/>
@@ -15042,7 +15042,7 @@
       <w:pPr>
         <w:pStyle w:val="Ttulo2"/>
       </w:pPr>
-      <w:bookmarkStart w:id="19" w:name="_Toc241670851"/>
+      <w:bookmarkStart w:id="19" w:name="_Toc241692392"/>
       <w:r>
         <w:t>O separador Propriedades</w:t>
       </w:r>
@@ -15063,7 +15063,7 @@
           <w:left w:w="10" w:type="dxa"/>
           <w:right w:w="10" w:type="dxa"/>
         </w:tblCellMar>
-        <w:tblLook w:val="04A0" w:firstRow="1" w:lastRow="0" w:firstColumn="1" w:lastColumn="0" w:noHBand="0" w:noVBand="1"/>
+        <w:tblLook w:val="0000" w:firstRow="0" w:lastRow="0" w:firstColumn="0" w:lastColumn="0" w:noHBand="0" w:noVBand="0"/>
       </w:tblPr>
       <w:tblGrid>
         <w:gridCol w:w="4513"/>
@@ -15435,7 +15435,7 @@
           <w:left w:w="10" w:type="dxa"/>
           <w:right w:w="10" w:type="dxa"/>
         </w:tblCellMar>
-        <w:tblLook w:val="04A0" w:firstRow="1" w:lastRow="0" w:firstColumn="1" w:lastColumn="0" w:noHBand="0" w:noVBand="1"/>
+        <w:tblLook w:val="0000" w:firstRow="0" w:lastRow="0" w:firstColumn="0" w:lastColumn="0" w:noHBand="0" w:noVBand="0"/>
       </w:tblPr>
       <w:tblGrid>
         <w:gridCol w:w="5723"/>
@@ -15889,7 +15889,7 @@
       <w:pPr>
         <w:pStyle w:val="Ttulo2"/>
       </w:pPr>
-      <w:bookmarkStart w:id="20" w:name="_Toc241670852"/>
+      <w:bookmarkStart w:id="20" w:name="_Toc241692393"/>
       <w:r>
         <w:t>O separador Condições</w:t>
       </w:r>
@@ -15915,7 +15915,7 @@
           <w:left w:w="10" w:type="dxa"/>
           <w:right w:w="10" w:type="dxa"/>
         </w:tblCellMar>
-        <w:tblLook w:val="04A0" w:firstRow="1" w:lastRow="0" w:firstColumn="1" w:lastColumn="0" w:noHBand="0" w:noVBand="1"/>
+        <w:tblLook w:val="0000" w:firstRow="0" w:lastRow="0" w:firstColumn="0" w:lastColumn="0" w:noHBand="0" w:noVBand="0"/>
       </w:tblPr>
       <w:tblGrid>
         <w:gridCol w:w="4247"/>
@@ -16838,7 +16838,7 @@
           <w:left w:w="10" w:type="dxa"/>
           <w:right w:w="10" w:type="dxa"/>
         </w:tblCellMar>
-        <w:tblLook w:val="04A0" w:firstRow="1" w:lastRow="0" w:firstColumn="1" w:lastColumn="0" w:noHBand="0" w:noVBand="1"/>
+        <w:tblLook w:val="0000" w:firstRow="0" w:lastRow="0" w:firstColumn="0" w:lastColumn="0" w:noHBand="0" w:noVBand="0"/>
       </w:tblPr>
       <w:tblGrid>
         <w:gridCol w:w="4513"/>
@@ -17431,7 +17431,7 @@
       <w:pPr>
         <w:pStyle w:val="Ttulo2"/>
       </w:pPr>
-      <w:bookmarkStart w:id="21" w:name="_Toc241670853"/>
+      <w:bookmarkStart w:id="21" w:name="_Toc241692394"/>
       <w:r>
         <w:t>O separador Ordenação</w:t>
       </w:r>
@@ -17452,7 +17452,7 @@
           <w:left w:w="10" w:type="dxa"/>
           <w:right w:w="10" w:type="dxa"/>
         </w:tblCellMar>
-        <w:tblLook w:val="04A0" w:firstRow="1" w:lastRow="0" w:firstColumn="1" w:lastColumn="0" w:noHBand="0" w:noVBand="1"/>
+        <w:tblLook w:val="0000" w:firstRow="0" w:lastRow="0" w:firstColumn="0" w:lastColumn="0" w:noHBand="0" w:noVBand="0"/>
       </w:tblPr>
       <w:tblGrid>
         <w:gridCol w:w="4247"/>
@@ -17877,7 +17877,7 @@
       <w:pPr>
         <w:pStyle w:val="Ttulo2"/>
       </w:pPr>
-      <w:bookmarkStart w:id="22" w:name="_Toc241670854"/>
+      <w:bookmarkStart w:id="22" w:name="_Toc241692395"/>
       <w:r>
         <w:t>O separador Parâmetros</w:t>
       </w:r>
@@ -17903,7 +17903,7 @@
           <w:left w:w="10" w:type="dxa"/>
           <w:right w:w="10" w:type="dxa"/>
         </w:tblCellMar>
-        <w:tblLook w:val="04A0" w:firstRow="1" w:lastRow="0" w:firstColumn="1" w:lastColumn="0" w:noHBand="0" w:noVBand="1"/>
+        <w:tblLook w:val="0000" w:firstRow="0" w:lastRow="0" w:firstColumn="0" w:lastColumn="0" w:noHBand="0" w:noVBand="0"/>
       </w:tblPr>
       <w:tblGrid>
         <w:gridCol w:w="4247"/>
@@ -18449,7 +18449,7 @@
           <w:left w:w="10" w:type="dxa"/>
           <w:right w:w="10" w:type="dxa"/>
         </w:tblCellMar>
-        <w:tblLook w:val="04A0" w:firstRow="1" w:lastRow="0" w:firstColumn="1" w:lastColumn="0" w:noHBand="0" w:noVBand="1"/>
+        <w:tblLook w:val="0000" w:firstRow="0" w:lastRow="0" w:firstColumn="0" w:lastColumn="0" w:noHBand="0" w:noVBand="0"/>
       </w:tblPr>
       <w:tblGrid>
         <w:gridCol w:w="4513"/>
@@ -18787,7 +18787,7 @@
       <w:pPr>
         <w:pStyle w:val="Ttulo2"/>
       </w:pPr>
-      <w:bookmarkStart w:id="23" w:name="_Toc241670855"/>
+      <w:bookmarkStart w:id="23" w:name="_Toc241692396"/>
       <w:r>
         <w:t>O separador Campos Calculados</w:t>
       </w:r>
@@ -18813,7 +18813,7 @@
           <w:left w:w="10" w:type="dxa"/>
           <w:right w:w="10" w:type="dxa"/>
         </w:tblCellMar>
-        <w:tblLook w:val="04A0" w:firstRow="1" w:lastRow="0" w:firstColumn="1" w:lastColumn="0" w:noHBand="0" w:noVBand="1"/>
+        <w:tblLook w:val="0000" w:firstRow="0" w:lastRow="0" w:firstColumn="0" w:lastColumn="0" w:noHBand="0" w:noVBand="0"/>
       </w:tblPr>
       <w:tblGrid>
         <w:gridCol w:w="4247"/>
@@ -19348,7 +19348,7 @@
           <w:left w:w="10" w:type="dxa"/>
           <w:right w:w="10" w:type="dxa"/>
         </w:tblCellMar>
-        <w:tblLook w:val="04A0" w:firstRow="1" w:lastRow="0" w:firstColumn="1" w:lastColumn="0" w:noHBand="0" w:noVBand="1"/>
+        <w:tblLook w:val="0000" w:firstRow="0" w:lastRow="0" w:firstColumn="0" w:lastColumn="0" w:noHBand="0" w:noVBand="0"/>
       </w:tblPr>
       <w:tblGrid>
         <w:gridCol w:w="3610"/>
@@ -19686,7 +19686,7 @@
       <w:pPr>
         <w:pStyle w:val="Ttulo2"/>
       </w:pPr>
-      <w:bookmarkStart w:id="24" w:name="_Toc241670856"/>
+      <w:bookmarkStart w:id="24" w:name="_Toc241692397"/>
       <w:r>
         <w:t>Formatação condicional</w:t>
       </w:r>
@@ -19729,7 +19729,7 @@
           <w:left w:w="10" w:type="dxa"/>
           <w:right w:w="10" w:type="dxa"/>
         </w:tblCellMar>
-        <w:tblLook w:val="04A0" w:firstRow="1" w:lastRow="0" w:firstColumn="1" w:lastColumn="0" w:noHBand="0" w:noVBand="1"/>
+        <w:tblLook w:val="0000" w:firstRow="0" w:lastRow="0" w:firstColumn="0" w:lastColumn="0" w:noHBand="0" w:noVBand="0"/>
       </w:tblPr>
       <w:tblGrid>
         <w:gridCol w:w="4778"/>
@@ -20476,7 +20476,7 @@
           <w:left w:w="10" w:type="dxa"/>
           <w:right w:w="10" w:type="dxa"/>
         </w:tblCellMar>
-        <w:tblLook w:val="04A0" w:firstRow="1" w:lastRow="0" w:firstColumn="1" w:lastColumn="0" w:noHBand="0" w:noVBand="1"/>
+        <w:tblLook w:val="0000" w:firstRow="0" w:lastRow="0" w:firstColumn="0" w:lastColumn="0" w:noHBand="0" w:noVBand="0"/>
       </w:tblPr>
       <w:tblGrid>
         <w:gridCol w:w="4275"/>
@@ -21080,7 +21080,7 @@
       <w:pPr>
         <w:pStyle w:val="Ttulo2"/>
       </w:pPr>
-      <w:bookmarkStart w:id="25" w:name="_Toc241670857"/>
+      <w:bookmarkStart w:id="25" w:name="_Toc241692398"/>
       <w:r>
         <w:t>Executar um mapa e ler o resultado</w:t>
       </w:r>
@@ -21168,7 +21168,7 @@
           <w:left w:w="10" w:type="dxa"/>
           <w:right w:w="10" w:type="dxa"/>
         </w:tblCellMar>
-        <w:tblLook w:val="04A0" w:firstRow="1" w:lastRow="0" w:firstColumn="1" w:lastColumn="0" w:noHBand="0" w:noVBand="1"/>
+        <w:tblLook w:val="0000" w:firstRow="0" w:lastRow="0" w:firstColumn="0" w:lastColumn="0" w:noHBand="0" w:noVBand="0"/>
       </w:tblPr>
       <w:tblGrid>
         <w:gridCol w:w="4247"/>
@@ -21764,7 +21764,7 @@
           <w:left w:w="10" w:type="dxa"/>
           <w:right w:w="10" w:type="dxa"/>
         </w:tblCellMar>
-        <w:tblLook w:val="04A0" w:firstRow="1" w:lastRow="0" w:firstColumn="1" w:lastColumn="0" w:noHBand="0" w:noVBand="1"/>
+        <w:tblLook w:val="0000" w:firstRow="0" w:lastRow="0" w:firstColumn="0" w:lastColumn="0" w:noHBand="0" w:noVBand="0"/>
       </w:tblPr>
       <w:tblGrid>
         <w:gridCol w:w="1761"/>
@@ -22152,7 +22152,7 @@
           <w:noProof/>
         </w:rPr>
         <w:drawing>
-          <wp:inline distT="0" distB="0" distL="0" distR="0" wp14:anchorId="3BF84967" wp14:editId="3F24C03F">
+          <wp:inline distT="0" distB="0" distL="0" distR="0" wp14:anchorId="28514950" wp14:editId="5176402D">
             <wp:extent cx="5715000" cy="3571875"/>
             <wp:effectExtent l="0" t="0" r="0" b="0"/>
             <wp:docPr id="49" name="03-viewer-results.png" descr="Os resultados da execução com os botões SQL e Plano junto aos botões Excel, CSV e PDF." title="Os resultados da execução com os botões SQL e Plano junto aos botões Excel, CSV e PDF."/>
@@ -22219,7 +22219,7 @@
       <w:pPr>
         <w:pStyle w:val="Ttulo2"/>
       </w:pPr>
-      <w:bookmarkStart w:id="26" w:name="_Toc241670858"/>
+      <w:bookmarkStart w:id="26" w:name="_Toc241692399"/>
       <w:r>
         <w:t>Recusas e erros</w:t>
       </w:r>
@@ -22245,7 +22245,7 @@
           <w:left w:w="10" w:type="dxa"/>
           <w:right w:w="10" w:type="dxa"/>
         </w:tblCellMar>
-        <w:tblLook w:val="04A0" w:firstRow="1" w:lastRow="0" w:firstColumn="1" w:lastColumn="0" w:noHBand="0" w:noVBand="1"/>
+        <w:tblLook w:val="0000" w:firstRow="0" w:lastRow="0" w:firstColumn="0" w:lastColumn="0" w:noHBand="0" w:noVBand="0"/>
       </w:tblPr>
       <w:tblGrid>
         <w:gridCol w:w="3800"/>
@@ -22858,7 +22858,7 @@
         <w:pStyle w:val="Ttulo1"/>
         <w:pageBreakBefore/>
       </w:pPr>
-      <w:bookmarkStart w:id="27" w:name="_Toc241670859"/>
+      <w:bookmarkStart w:id="27" w:name="_Toc241692400"/>
       <w:r>
         <w:lastRenderedPageBreak/>
         <w:t>O visualizador de mapas</w:t>
@@ -22891,7 +22891,7 @@
           <w:noProof/>
         </w:rPr>
         <w:drawing>
-          <wp:inline distT="0" distB="0" distL="0" distR="0" wp14:anchorId="7FF003D4" wp14:editId="35CFDF24">
+          <wp:inline distT="0" distB="0" distL="0" distR="0" wp14:anchorId="4088EE71" wp14:editId="603034B3">
             <wp:extent cx="5715000" cy="3571875"/>
             <wp:effectExtent l="0" t="0" r="0" b="0"/>
             <wp:docPr id="50" name="25-viewer-results.png" descr="O visualizador de mapas depois de uma execução concluída, com a grelha de resultados e os botões de exportação." title="O visualizador de mapas depois de uma execução concluída, com a grelha de resultados e os botões de exportação."/>
@@ -22954,7 +22954,7 @@
           <w:left w:w="10" w:type="dxa"/>
           <w:right w:w="10" w:type="dxa"/>
         </w:tblCellMar>
-        <w:tblLook w:val="04A0" w:firstRow="1" w:lastRow="0" w:firstColumn="1" w:lastColumn="0" w:noHBand="0" w:noVBand="1"/>
+        <w:tblLook w:val="0000" w:firstRow="0" w:lastRow="0" w:firstColumn="0" w:lastColumn="0" w:noHBand="0" w:noVBand="0"/>
       </w:tblPr>
       <w:tblGrid>
         <w:gridCol w:w="5157"/>
@@ -23496,7 +23496,7 @@
         <w:pStyle w:val="Ttulo1"/>
         <w:pageBreakBefore/>
       </w:pPr>
-      <w:bookmarkStart w:id="28" w:name="_Toc241670860"/>
+      <w:bookmarkStart w:id="28" w:name="_Toc241692401"/>
       <w:r>
         <w:lastRenderedPageBreak/>
         <w:t>Execuções</w:t>
@@ -23526,7 +23526,7 @@
           <w:noProof/>
         </w:rPr>
         <w:drawing>
-          <wp:inline distT="0" distB="0" distL="0" distR="0" wp14:anchorId="02B03D20" wp14:editId="3E25AE52">
+          <wp:inline distT="0" distB="0" distL="0" distR="0" wp14:anchorId="34629417" wp14:editId="44D800C2">
             <wp:extent cx="5715000" cy="3571875"/>
             <wp:effectExtent l="0" t="0" r="0" b="0"/>
             <wp:docPr id="51" name="04-runs-every-user.png" descr="A página Execuções com as execuções de todos os utilizadores." title="A página Execuções com as execuções de todos os utilizadores."/>
@@ -23589,7 +23589,7 @@
           <w:left w:w="10" w:type="dxa"/>
           <w:right w:w="10" w:type="dxa"/>
         </w:tblCellMar>
-        <w:tblLook w:val="04A0" w:firstRow="1" w:lastRow="0" w:firstColumn="1" w:lastColumn="0" w:noHBand="0" w:noVBand="1"/>
+        <w:tblLook w:val="0000" w:firstRow="0" w:lastRow="0" w:firstColumn="0" w:lastColumn="0" w:noHBand="0" w:noVBand="0"/>
       </w:tblPr>
       <w:tblGrid>
         <w:gridCol w:w="5157"/>
@@ -24411,7 +24411,7 @@
           <w:left w:w="10" w:type="dxa"/>
           <w:right w:w="10" w:type="dxa"/>
         </w:tblCellMar>
-        <w:tblLook w:val="04A0" w:firstRow="1" w:lastRow="0" w:firstColumn="1" w:lastColumn="0" w:noHBand="0" w:noVBand="1"/>
+        <w:tblLook w:val="0000" w:firstRow="0" w:lastRow="0" w:firstColumn="0" w:lastColumn="0" w:noHBand="0" w:noVBand="0"/>
       </w:tblPr>
       <w:tblGrid>
         <w:gridCol w:w="2757"/>
@@ -24856,7 +24856,7 @@
         <w:pStyle w:val="Ttulo1"/>
         <w:pageBreakBefore/>
       </w:pPr>
-      <w:bookmarkStart w:id="29" w:name="_Toc241670861"/>
+      <w:bookmarkStart w:id="29" w:name="_Toc241692402"/>
       <w:r>
         <w:lastRenderedPageBreak/>
         <w:t>Exportações</w:t>
@@ -24886,7 +24886,7 @@
           <w:noProof/>
         </w:rPr>
         <w:drawing>
-          <wp:inline distT="0" distB="0" distL="0" distR="0" wp14:anchorId="469D5463" wp14:editId="1CBB2738">
+          <wp:inline distT="0" distB="0" distL="0" distR="0" wp14:anchorId="2DA1FA7A" wp14:editId="3A12F8A8">
             <wp:extent cx="5715000" cy="3571875"/>
             <wp:effectExtent l="0" t="0" r="0" b="0"/>
             <wp:docPr id="52" name="05-exports.png" descr="A página Exportações com a lista de exportações, o respetivo estado e os botões de transferir." title="A página Exportações com a lista de exportações, o respetivo estado e os botões de transferir."/>
@@ -24949,7 +24949,7 @@
           <w:left w:w="10" w:type="dxa"/>
           <w:right w:w="10" w:type="dxa"/>
         </w:tblCellMar>
-        <w:tblLook w:val="04A0" w:firstRow="1" w:lastRow="0" w:firstColumn="1" w:lastColumn="0" w:noHBand="0" w:noVBand="1"/>
+        <w:tblLook w:val="0000" w:firstRow="0" w:lastRow="0" w:firstColumn="0" w:lastColumn="0" w:noHBand="0" w:noVBand="0"/>
       </w:tblPr>
       <w:tblGrid>
         <w:gridCol w:w="5776"/>
@@ -25276,7 +25276,7 @@
           <w:left w:w="10" w:type="dxa"/>
           <w:right w:w="10" w:type="dxa"/>
         </w:tblCellMar>
-        <w:tblLook w:val="04A0" w:firstRow="1" w:lastRow="0" w:firstColumn="1" w:lastColumn="0" w:noHBand="0" w:noVBand="1"/>
+        <w:tblLook w:val="0000" w:firstRow="0" w:lastRow="0" w:firstColumn="0" w:lastColumn="0" w:noHBand="0" w:noVBand="0"/>
       </w:tblPr>
       <w:tblGrid>
         <w:gridCol w:w="2329"/>
@@ -25567,7 +25567,7 @@
         <w:pStyle w:val="Ttulo1"/>
         <w:pageBreakBefore/>
       </w:pPr>
-      <w:bookmarkStart w:id="30" w:name="_Toc241670862"/>
+      <w:bookmarkStart w:id="30" w:name="_Toc241692403"/>
       <w:r>
         <w:lastRenderedPageBreak/>
         <w:t>Agendamentos</w:t>
@@ -25600,7 +25600,7 @@
           <w:noProof/>
         </w:rPr>
         <w:drawing>
-          <wp:inline distT="0" distB="0" distL="0" distR="0" wp14:anchorId="52DC4D3C" wp14:editId="688BD1FC">
+          <wp:inline distT="0" distB="0" distL="0" distR="0" wp14:anchorId="04DA12D0" wp14:editId="3D105781">
             <wp:extent cx="5715000" cy="3571875"/>
             <wp:effectExtent l="0" t="0" r="0" b="0"/>
             <wp:docPr id="53" name="38-schedules-list.png" descr="A página Agendamentos com um agendamento em pausa e os respetivos ícones de ação." title="A página Agendamentos com um agendamento em pausa e os respetivos ícones de ação."/>
@@ -25663,7 +25663,7 @@
           <w:left w:w="10" w:type="dxa"/>
           <w:right w:w="10" w:type="dxa"/>
         </w:tblCellMar>
-        <w:tblLook w:val="04A0" w:firstRow="1" w:lastRow="0" w:firstColumn="1" w:lastColumn="0" w:noHBand="0" w:noVBand="1"/>
+        <w:tblLook w:val="0000" w:firstRow="0" w:lastRow="0" w:firstColumn="0" w:lastColumn="0" w:noHBand="0" w:noVBand="0"/>
       </w:tblPr>
       <w:tblGrid>
         <w:gridCol w:w="5776"/>
@@ -26315,7 +26315,7 @@
       <w:pPr>
         <w:pStyle w:val="Ttulo2"/>
       </w:pPr>
-      <w:bookmarkStart w:id="31" w:name="_Toc241670863"/>
+      <w:bookmarkStart w:id="31" w:name="_Toc241692404"/>
       <w:r>
         <w:t>Novo Agendamento e Editar Agendamento</w:t>
       </w:r>
@@ -26336,7 +26336,7 @@
           <w:left w:w="10" w:type="dxa"/>
           <w:right w:w="10" w:type="dxa"/>
         </w:tblCellMar>
-        <w:tblLook w:val="04A0" w:firstRow="1" w:lastRow="0" w:firstColumn="1" w:lastColumn="0" w:noHBand="0" w:noVBand="1"/>
+        <w:tblLook w:val="0000" w:firstRow="0" w:lastRow="0" w:firstColumn="0" w:lastColumn="0" w:noHBand="0" w:noVBand="0"/>
       </w:tblPr>
       <w:tblGrid>
         <w:gridCol w:w="4247"/>
@@ -27117,7 +27117,7 @@
           <w:left w:w="10" w:type="dxa"/>
           <w:right w:w="10" w:type="dxa"/>
         </w:tblCellMar>
-        <w:tblLook w:val="04A0" w:firstRow="1" w:lastRow="0" w:firstColumn="1" w:lastColumn="0" w:noHBand="0" w:noVBand="1"/>
+        <w:tblLook w:val="0000" w:firstRow="0" w:lastRow="0" w:firstColumn="0" w:lastColumn="0" w:noHBand="0" w:noVBand="0"/>
       </w:tblPr>
       <w:tblGrid>
         <w:gridCol w:w="3836"/>
@@ -27503,7 +27503,7 @@
           <w:left w:w="10" w:type="dxa"/>
           <w:right w:w="10" w:type="dxa"/>
         </w:tblCellMar>
-        <w:tblLook w:val="04A0" w:firstRow="1" w:lastRow="0" w:firstColumn="1" w:lastColumn="0" w:noHBand="0" w:noVBand="1"/>
+        <w:tblLook w:val="0000" w:firstRow="0" w:lastRow="0" w:firstColumn="0" w:lastColumn="0" w:noHBand="0" w:noVBand="0"/>
       </w:tblPr>
       <w:tblGrid>
         <w:gridCol w:w="2489"/>
@@ -27756,7 +27756,7 @@
           <w:noProof/>
         </w:rPr>
         <w:drawing>
-          <wp:inline distT="0" distB="0" distL="0" distR="0" wp14:anchorId="57038C8F" wp14:editId="3E3425E3">
+          <wp:inline distT="0" distB="0" distL="0" distR="0" wp14:anchorId="36F9D491" wp14:editId="295C9D50">
             <wp:extent cx="3743325" cy="4676775"/>
             <wp:effectExtent l="0" t="0" r="0" b="0"/>
             <wp:docPr id="54" name="34-schedule-custom-cron.png" descr="A caixa de diálogo Novo Agendamento com uma frequência personalizada e o campo Expressão cron." title="A caixa de diálogo Novo Agendamento com uma frequência personalizada e o campo Expressão cron."/>
@@ -27808,7 +27808,7 @@
       <w:pPr>
         <w:pStyle w:val="Ttulo2"/>
       </w:pPr>
-      <w:bookmarkStart w:id="32" w:name="_Toc241670864"/>
+      <w:bookmarkStart w:id="32" w:name="_Toc241692405"/>
       <w:r>
         <w:t>Histórico de Execuções</w:t>
       </w:r>
@@ -27881,7 +27881,7 @@
           <w:left w:w="10" w:type="dxa"/>
           <w:right w:w="10" w:type="dxa"/>
         </w:tblCellMar>
-        <w:tblLook w:val="04A0" w:firstRow="1" w:lastRow="0" w:firstColumn="1" w:lastColumn="0" w:noHBand="0" w:noVBand="1"/>
+        <w:tblLook w:val="0000" w:firstRow="0" w:lastRow="0" w:firstColumn="0" w:lastColumn="0" w:noHBand="0" w:noVBand="0"/>
       </w:tblPr>
       <w:tblGrid>
         <w:gridCol w:w="4750"/>
@@ -28257,7 +28257,7 @@
       <w:pPr>
         <w:pStyle w:val="Ttulo2"/>
       </w:pPr>
-      <w:bookmarkStart w:id="33" w:name="_Toc241670865"/>
+      <w:bookmarkStart w:id="33" w:name="_Toc241692406"/>
       <w:r>
         <w:lastRenderedPageBreak/>
         <w:t>Exemplo: um resultado semanal</w:t>
@@ -28463,7 +28463,7 @@
         <w:pStyle w:val="Ttulo1"/>
         <w:pageBreakBefore/>
       </w:pPr>
-      <w:bookmarkStart w:id="34" w:name="_Toc241670866"/>
+      <w:bookmarkStart w:id="34" w:name="_Toc241692407"/>
       <w:r>
         <w:lastRenderedPageBreak/>
         <w:t>Áreas de Negócio</w:t>
@@ -28496,7 +28496,7 @@
           <w:noProof/>
         </w:rPr>
         <w:drawing>
-          <wp:inline distT="0" distB="0" distL="0" distR="0" wp14:anchorId="719E4A6E" wp14:editId="609A5D6A">
+          <wp:inline distT="0" distB="0" distL="0" distR="0" wp14:anchorId="610BC959" wp14:editId="1C383985">
             <wp:extent cx="5715000" cy="3571875"/>
             <wp:effectExtent l="0" t="0" r="0" b="0"/>
             <wp:docPr id="55" name="06-business-areas.png" descr="A página Áreas de Negócio com a lista de áreas, o botão Nova Área de Negócio e os ícones de linha." title="A página Áreas de Negócio com a lista de áreas, o botão Nova Área de Negócio e os ícones de linha."/>
@@ -28624,7 +28624,7 @@
           <w:left w:w="10" w:type="dxa"/>
           <w:right w:w="10" w:type="dxa"/>
         </w:tblCellMar>
-        <w:tblLook w:val="04A0" w:firstRow="1" w:lastRow="0" w:firstColumn="1" w:lastColumn="0" w:noHBand="0" w:noVBand="1"/>
+        <w:tblLook w:val="0000" w:firstRow="0" w:lastRow="0" w:firstColumn="0" w:lastColumn="0" w:noHBand="0" w:noVBand="0"/>
       </w:tblPr>
       <w:tblGrid>
         <w:gridCol w:w="5776"/>
@@ -29010,7 +29010,7 @@
         </w:rPr>
         <w:lastRenderedPageBreak/>
         <w:drawing>
-          <wp:inline distT="0" distB="0" distL="0" distR="0" wp14:anchorId="1CFE844D" wp14:editId="6B263AD0">
+          <wp:inline distT="0" distB="0" distL="0" distR="0" wp14:anchorId="34036328" wp14:editId="00FFC615">
             <wp:extent cx="3324225" cy="2047875"/>
             <wp:effectExtent l="0" t="0" r="0" b="0"/>
             <wp:docPr id="56" name="07-business-areas-new.png" descr="A caixa de diálogo Nova Área de Negócio com os campos Nome e Descrição." title="A caixa de diálogo Nova Área de Negócio com os campos Nome e Descrição."/>
@@ -29062,7 +29062,7 @@
       <w:pPr>
         <w:pStyle w:val="Ttulo2"/>
       </w:pPr>
-      <w:bookmarkStart w:id="35" w:name="_Toc241670867"/>
+      <w:bookmarkStart w:id="35" w:name="_Toc241692408"/>
       <w:r>
         <w:t>Criar uma área de negócio</w:t>
       </w:r>
@@ -29166,7 +29166,7 @@
       <w:pPr>
         <w:pStyle w:val="Ttulo2"/>
       </w:pPr>
-      <w:bookmarkStart w:id="36" w:name="_Toc241670868"/>
+      <w:bookmarkStart w:id="36" w:name="_Toc241692409"/>
       <w:r>
         <w:t>Permissões</w:t>
       </w:r>
@@ -29198,7 +29198,7 @@
           <w:noProof/>
         </w:rPr>
         <w:drawing>
-          <wp:inline distT="0" distB="0" distL="0" distR="0" wp14:anchorId="34AB2A49" wp14:editId="2581FB94">
+          <wp:inline distT="0" distB="0" distL="0" distR="0" wp14:anchorId="6F5ED138" wp14:editId="238D3706">
             <wp:extent cx="5715000" cy="3571875"/>
             <wp:effectExtent l="0" t="0" r="0" b="0"/>
             <wp:docPr id="57" name="09-business-areas-grants-permission.png" descr="A caixa de diálogo Gerir concessões com a lista Permissão aberta." title="A caixa de diálogo Gerir concessões com a lista Permissão aberta."/>
@@ -29261,7 +29261,7 @@
           <w:left w:w="10" w:type="dxa"/>
           <w:right w:w="10" w:type="dxa"/>
         </w:tblCellMar>
-        <w:tblLook w:val="04A0" w:firstRow="1" w:lastRow="0" w:firstColumn="1" w:lastColumn="0" w:noHBand="0" w:noVBand="1"/>
+        <w:tblLook w:val="0000" w:firstRow="0" w:lastRow="0" w:firstColumn="0" w:lastColumn="0" w:noHBand="0" w:noVBand="0"/>
       </w:tblPr>
       <w:tblGrid>
         <w:gridCol w:w="4750"/>
@@ -29824,7 +29824,7 @@
           <w:left w:w="10" w:type="dxa"/>
           <w:right w:w="10" w:type="dxa"/>
         </w:tblCellMar>
-        <w:tblLook w:val="04A0" w:firstRow="1" w:lastRow="0" w:firstColumn="1" w:lastColumn="0" w:noHBand="0" w:noVBand="1"/>
+        <w:tblLook w:val="0000" w:firstRow="0" w:lastRow="0" w:firstColumn="0" w:lastColumn="0" w:noHBand="0" w:noVBand="0"/>
       </w:tblPr>
       <w:tblGrid>
         <w:gridCol w:w="1761"/>
@@ -30303,6 +30303,26 @@
       </w:r>
     </w:p>
     <w:p>
+      <w:pPr>
+        <w:pBdr>
+          <w:left w:val="single" w:sz="24" w:space="8" w:color="2E6DA4"/>
+        </w:pBdr>
+        <w:shd w:val="clear" w:color="auto" w:fill="E8F0F8"/>
+        <w:spacing w:before="120" w:after="160"/>
+        <w:ind w:left="200" w:right="200"/>
+      </w:pPr>
+      <w:r>
+        <w:rPr>
+          <w:b/>
+          <w:bCs/>
+        </w:rPr>
+        <w:t>Nota:</w:t>
+      </w:r>
+      <w:r>
+        <w:t xml:space="preserve"> Um Manager nunca altera pastas, itens, junções, hierarquias nem a área, qualquer que seja a permissão que tenha. Para um Manager, CREATE, EDIT e DELETE só lhe permitem criar mapas.</w:t>
+      </w:r>
+    </w:p>
+    <w:p>
       <w:r>
         <w:t xml:space="preserve">Exemplo: dar a um colega o direito de construir mapas na área de negócio </w:t>
       </w:r>
@@ -30363,6 +30383,7 @@
         <w:spacing w:after="60"/>
       </w:pPr>
       <w:r>
+        <w:lastRenderedPageBreak/>
         <w:t xml:space="preserve">Defina a </w:t>
       </w:r>
       <w:r>
@@ -30416,7 +30437,6 @@
     </w:p>
     <w:p>
       <w:r>
-        <w:lastRenderedPageBreak/>
         <w:t xml:space="preserve">Para dar o mesmo nível a várias pessoas, assinale-as todas antes de clicar em </w:t>
       </w:r>
       <w:r>
@@ -30435,7 +30455,7 @@
         <w:pStyle w:val="Ttulo1"/>
         <w:pageBreakBefore/>
       </w:pPr>
-      <w:bookmarkStart w:id="37" w:name="_Toc241670869"/>
+      <w:bookmarkStart w:id="37" w:name="_Toc241692410"/>
       <w:r>
         <w:lastRenderedPageBreak/>
         <w:t>Pastas</w:t>
@@ -30498,7 +30518,7 @@
           <w:noProof/>
         </w:rPr>
         <w:drawing>
-          <wp:inline distT="0" distB="0" distL="0" distR="0" wp14:anchorId="069D1411" wp14:editId="53178599">
+          <wp:inline distT="0" distB="0" distL="0" distR="0" wp14:anchorId="7B84B2EC" wp14:editId="2CD10E75">
             <wp:extent cx="5715000" cy="3571875"/>
             <wp:effectExtent l="0" t="0" r="0" b="0"/>
             <wp:docPr id="58" name="11-folders.png" descr="A página Pastas com uma área de negócio escolhida, com a tabela de pastas e os ícones de linha." title="A página Pastas com uma área de negócio escolhida, com a tabela de pastas e os ícones de linha."/>
@@ -30616,7 +30636,7 @@
           <w:left w:w="10" w:type="dxa"/>
           <w:right w:w="10" w:type="dxa"/>
         </w:tblCellMar>
-        <w:tblLook w:val="04A0" w:firstRow="1" w:lastRow="0" w:firstColumn="1" w:lastColumn="0" w:noHBand="0" w:noVBand="1"/>
+        <w:tblLook w:val="0000" w:firstRow="0" w:lastRow="0" w:firstColumn="0" w:lastColumn="0" w:noHBand="0" w:noVBand="0"/>
       </w:tblPr>
       <w:tblGrid>
         <w:gridCol w:w="5494"/>
@@ -31280,7 +31300,7 @@
       <w:pPr>
         <w:pStyle w:val="Ttulo2"/>
       </w:pPr>
-      <w:bookmarkStart w:id="38" w:name="_Toc241670870"/>
+      <w:bookmarkStart w:id="38" w:name="_Toc241692411"/>
       <w:r>
         <w:t>O assistente de pastas</w:t>
       </w:r>
@@ -31301,7 +31321,7 @@
           <w:left w:w="10" w:type="dxa"/>
           <w:right w:w="10" w:type="dxa"/>
         </w:tblCellMar>
-        <w:tblLook w:val="04A0" w:firstRow="1" w:lastRow="0" w:firstColumn="1" w:lastColumn="0" w:noHBand="0" w:noVBand="1"/>
+        <w:tblLook w:val="0000" w:firstRow="0" w:lastRow="0" w:firstColumn="0" w:lastColumn="0" w:noHBand="0" w:noVBand="0"/>
       </w:tblPr>
       <w:tblGrid>
         <w:gridCol w:w="4247"/>
@@ -32229,7 +32249,7 @@
           <w:left w:w="10" w:type="dxa"/>
           <w:right w:w="10" w:type="dxa"/>
         </w:tblCellMar>
-        <w:tblLook w:val="04A0" w:firstRow="1" w:lastRow="0" w:firstColumn="1" w:lastColumn="0" w:noHBand="0" w:noVBand="1"/>
+        <w:tblLook w:val="0000" w:firstRow="0" w:lastRow="0" w:firstColumn="0" w:lastColumn="0" w:noHBand="0" w:noVBand="0"/>
       </w:tblPr>
       <w:tblGrid>
         <w:gridCol w:w="2578"/>
@@ -32709,7 +32729,7 @@
           <w:noProof/>
         </w:rPr>
         <w:drawing>
-          <wp:inline distT="0" distB="0" distL="0" distR="0" wp14:anchorId="486D2BFA" wp14:editId="1F3CF728">
+          <wp:inline distT="0" distB="0" distL="0" distR="0" wp14:anchorId="6B2468C1" wp14:editId="6ED3B48A">
             <wp:extent cx="2238375" cy="5905500"/>
             <wp:effectExtent l="0" t="0" r="0" b="0"/>
             <wp:docPr id="59" name="15-folders-picked.png" descr="A caixa de diálogo Nova Pasta com uma tabela escolhida e a lista Itens a criar." title="A caixa de diálogo Nova Pasta com uma tabela escolhida e a lista Itens a criar."/>
@@ -32897,7 +32917,7 @@
       <w:pPr>
         <w:pStyle w:val="Ttulo2"/>
       </w:pPr>
-      <w:bookmarkStart w:id="39" w:name="_Toc241670871"/>
+      <w:bookmarkStart w:id="39" w:name="_Toc241692412"/>
       <w:r>
         <w:t>Partilhar uma pasta com outra área de negócio</w:t>
       </w:r>
@@ -33006,7 +33026,7 @@
           <w:noProof/>
         </w:rPr>
         <w:drawing>
-          <wp:inline distT="0" distB="0" distL="0" distR="0" wp14:anchorId="00E26B23" wp14:editId="0934DAA3">
+          <wp:inline distT="0" distB="0" distL="0" distR="0" wp14:anchorId="4AC1F8DC" wp14:editId="0E74EAF7">
             <wp:extent cx="3324225" cy="1638300"/>
             <wp:effectExtent l="0" t="0" r="0" b="0"/>
             <wp:docPr id="60" name="16-folders-sharing.png" descr="A caixa de diálogo de partilha da pasta com a etiqueta do proprietário e a lista Partilhar com." title="A caixa de diálogo de partilha da pasta com a etiqueta do proprietário e a lista Partilhar com."/>
@@ -33059,7 +33079,7 @@
         <w:pStyle w:val="Ttulo1"/>
         <w:pageBreakBefore/>
       </w:pPr>
-      <w:bookmarkStart w:id="40" w:name="_Toc241670872"/>
+      <w:bookmarkStart w:id="40" w:name="_Toc241692413"/>
       <w:r>
         <w:lastRenderedPageBreak/>
         <w:t>Itens</w:t>
@@ -33112,7 +33132,7 @@
           <w:noProof/>
         </w:rPr>
         <w:drawing>
-          <wp:inline distT="0" distB="0" distL="0" distR="0" wp14:anchorId="4BB4462E" wp14:editId="5DF52312">
+          <wp:inline distT="0" distB="0" distL="0" distR="0" wp14:anchorId="3666AD72" wp14:editId="1C18AC3C">
             <wp:extent cx="5715000" cy="3571875"/>
             <wp:effectExtent l="0" t="0" r="0" b="0"/>
             <wp:docPr id="61" name="17-items.png" descr="A página Itens para uma pasta escolhida, com as colunas Tipo, Coluna, Tipo de Dados e Agregação." title="A página Itens para uma pasta escolhida, com as colunas Tipo, Coluna, Tipo de Dados e Agregação."/>
@@ -33230,7 +33250,7 @@
           <w:left w:w="10" w:type="dxa"/>
           <w:right w:w="10" w:type="dxa"/>
         </w:tblCellMar>
-        <w:tblLook w:val="04A0" w:firstRow="1" w:lastRow="0" w:firstColumn="1" w:lastColumn="0" w:noHBand="0" w:noVBand="1"/>
+        <w:tblLook w:val="0000" w:firstRow="0" w:lastRow="0" w:firstColumn="0" w:lastColumn="0" w:noHBand="0" w:noVBand="0"/>
       </w:tblPr>
       <w:tblGrid>
         <w:gridCol w:w="5333"/>
@@ -33616,7 +33636,7 @@
           <w:left w:w="10" w:type="dxa"/>
           <w:right w:w="10" w:type="dxa"/>
         </w:tblCellMar>
-        <w:tblLook w:val="04A0" w:firstRow="1" w:lastRow="0" w:firstColumn="1" w:lastColumn="0" w:noHBand="0" w:noVBand="1"/>
+        <w:tblLook w:val="0000" w:firstRow="0" w:lastRow="0" w:firstColumn="0" w:lastColumn="0" w:noHBand="0" w:noVBand="0"/>
       </w:tblPr>
       <w:tblGrid>
         <w:gridCol w:w="4247"/>
@@ -34267,7 +34287,7 @@
           <w:left w:w="10" w:type="dxa"/>
           <w:right w:w="10" w:type="dxa"/>
         </w:tblCellMar>
-        <w:tblLook w:val="04A0" w:firstRow="1" w:lastRow="0" w:firstColumn="1" w:lastColumn="0" w:noHBand="0" w:noVBand="1"/>
+        <w:tblLook w:val="0000" w:firstRow="0" w:lastRow="0" w:firstColumn="0" w:lastColumn="0" w:noHBand="0" w:noVBand="0"/>
       </w:tblPr>
       <w:tblGrid>
         <w:gridCol w:w="2820"/>
@@ -34829,7 +34849,7 @@
           <w:left w:w="10" w:type="dxa"/>
           <w:right w:w="10" w:type="dxa"/>
         </w:tblCellMar>
-        <w:tblLook w:val="04A0" w:firstRow="1" w:lastRow="0" w:firstColumn="1" w:lastColumn="0" w:noHBand="0" w:noVBand="1"/>
+        <w:tblLook w:val="0000" w:firstRow="0" w:lastRow="0" w:firstColumn="0" w:lastColumn="0" w:noHBand="0" w:noVBand="0"/>
       </w:tblPr>
       <w:tblGrid>
         <w:gridCol w:w="1761"/>
@@ -35051,7 +35071,7 @@
         </w:rPr>
         <w:lastRenderedPageBreak/>
         <w:drawing>
-          <wp:inline distT="0" distB="0" distL="0" distR="0" wp14:anchorId="204F4F4B" wp14:editId="1DA1BD5A">
+          <wp:inline distT="0" distB="0" distL="0" distR="0" wp14:anchorId="799427A6" wp14:editId="43C211CD">
             <wp:extent cx="5715000" cy="3571875"/>
             <wp:effectExtent l="0" t="0" r="0" b="0"/>
             <wp:docPr id="62" name="19-items-type-open.png" descr="A caixa de diálogo Novo Item com a lista Tipo de Item aberta, a mostrar os tipos de item." title="A caixa de diálogo Novo Item com a lista Tipo de Item aberta, a mostrar os tipos de item."/>
@@ -35104,7 +35124,7 @@
         <w:pStyle w:val="Ttulo1"/>
         <w:pageBreakBefore/>
       </w:pPr>
-      <w:bookmarkStart w:id="41" w:name="_Toc241670873"/>
+      <w:bookmarkStart w:id="41" w:name="_Toc241692414"/>
       <w:r>
         <w:lastRenderedPageBreak/>
         <w:t>Junções</w:t>
@@ -35137,7 +35157,7 @@
           <w:noProof/>
         </w:rPr>
         <w:drawing>
-          <wp:inline distT="0" distB="0" distL="0" distR="0" wp14:anchorId="60E9D5A6" wp14:editId="05B624BD">
+          <wp:inline distT="0" distB="0" distL="0" distR="0" wp14:anchorId="0731C11D" wp14:editId="1ACA2EA2">
             <wp:extent cx="5715000" cy="3571875"/>
             <wp:effectExtent l="0" t="0" r="0" b="0"/>
             <wp:docPr id="63" name="20-joins.png" descr="A página Junções, incluindo junções feitas de vários pares de colunas." title="A página Junções, incluindo junções feitas de vários pares de colunas."/>
@@ -35266,7 +35286,7 @@
           <w:left w:w="10" w:type="dxa"/>
           <w:right w:w="10" w:type="dxa"/>
         </w:tblCellMar>
-        <w:tblLook w:val="04A0" w:firstRow="1" w:lastRow="0" w:firstColumn="1" w:lastColumn="0" w:noHBand="0" w:noVBand="1"/>
+        <w:tblLook w:val="0000" w:firstRow="0" w:lastRow="0" w:firstColumn="0" w:lastColumn="0" w:noHBand="0" w:noVBand="0"/>
       </w:tblPr>
       <w:tblGrid>
         <w:gridCol w:w="5641"/>
@@ -35637,7 +35657,7 @@
           <w:left w:w="10" w:type="dxa"/>
           <w:right w:w="10" w:type="dxa"/>
         </w:tblCellMar>
-        <w:tblLook w:val="04A0" w:firstRow="1" w:lastRow="0" w:firstColumn="1" w:lastColumn="0" w:noHBand="0" w:noVBand="1"/>
+        <w:tblLook w:val="0000" w:firstRow="0" w:lastRow="0" w:firstColumn="0" w:lastColumn="0" w:noHBand="0" w:noVBand="0"/>
       </w:tblPr>
       <w:tblGrid>
         <w:gridCol w:w="4247"/>
@@ -36226,7 +36246,7 @@
           <w:left w:w="10" w:type="dxa"/>
           <w:right w:w="10" w:type="dxa"/>
         </w:tblCellMar>
-        <w:tblLook w:val="04A0" w:firstRow="1" w:lastRow="0" w:firstColumn="1" w:lastColumn="0" w:noHBand="0" w:noVBand="1"/>
+        <w:tblLook w:val="0000" w:firstRow="0" w:lastRow="0" w:firstColumn="0" w:lastColumn="0" w:noHBand="0" w:noVBand="0"/>
       </w:tblPr>
       <w:tblGrid>
         <w:gridCol w:w="2123"/>
@@ -36505,7 +36525,7 @@
           <w:left w:w="10" w:type="dxa"/>
           <w:right w:w="10" w:type="dxa"/>
         </w:tblCellMar>
-        <w:tblLook w:val="04A0" w:firstRow="1" w:lastRow="0" w:firstColumn="1" w:lastColumn="0" w:noHBand="0" w:noVBand="1"/>
+        <w:tblLook w:val="0000" w:firstRow="0" w:lastRow="0" w:firstColumn="0" w:lastColumn="0" w:noHBand="0" w:noVBand="0"/>
       </w:tblPr>
       <w:tblGrid>
         <w:gridCol w:w="1761"/>
@@ -36792,7 +36812,7 @@
           <w:noProof/>
         </w:rPr>
         <w:drawing>
-          <wp:inline distT="0" distB="0" distL="0" distR="0" wp14:anchorId="37AC1B8F" wp14:editId="60AA1FEE">
+          <wp:inline distT="0" distB="0" distL="0" distR="0" wp14:anchorId="596BC010" wp14:editId="15B3FD08">
             <wp:extent cx="5715000" cy="3571875"/>
             <wp:effectExtent l="0" t="0" r="0" b="0"/>
             <wp:docPr id="64" name="23-joins-select-open.png" descr="A caixa de diálogo Nova Junção com uma lista de seleção aberta." title="A caixa de diálogo Nova Junção com uma lista de seleção aberta."/>
@@ -36963,7 +36983,7 @@
         <w:pStyle w:val="Ttulo1"/>
         <w:pageBreakBefore/>
       </w:pPr>
-      <w:bookmarkStart w:id="42" w:name="_Toc241670874"/>
+      <w:bookmarkStart w:id="42" w:name="_Toc241692415"/>
       <w:r>
         <w:lastRenderedPageBreak/>
         <w:t>Hierarquias</w:t>
@@ -36996,7 +37016,7 @@
           <w:noProof/>
         </w:rPr>
         <w:drawing>
-          <wp:inline distT="0" distB="0" distL="0" distR="0" wp14:anchorId="7997C546" wp14:editId="4E780A23">
+          <wp:inline distT="0" distB="0" distL="0" distR="0" wp14:anchorId="34FEDFDE" wp14:editId="30DF17D3">
             <wp:extent cx="5715000" cy="3571875"/>
             <wp:effectExtent l="0" t="0" r="0" b="0"/>
             <wp:docPr id="65" name="24-hierarchies.png" descr="A página Hierarquias com a tabela a mostrar o número de níveis." title="A página Hierarquias com a tabela a mostrar o número de níveis."/>
@@ -37084,7 +37104,7 @@
           <w:left w:w="10" w:type="dxa"/>
           <w:right w:w="10" w:type="dxa"/>
         </w:tblCellMar>
-        <w:tblLook w:val="04A0" w:firstRow="1" w:lastRow="0" w:firstColumn="1" w:lastColumn="0" w:noHBand="0" w:noVBand="1"/>
+        <w:tblLook w:val="0000" w:firstRow="0" w:lastRow="0" w:firstColumn="0" w:lastColumn="0" w:noHBand="0" w:noVBand="0"/>
       </w:tblPr>
       <w:tblGrid>
         <w:gridCol w:w="5776"/>
@@ -37455,7 +37475,7 @@
           <w:left w:w="10" w:type="dxa"/>
           <w:right w:w="10" w:type="dxa"/>
         </w:tblCellMar>
-        <w:tblLook w:val="04A0" w:firstRow="1" w:lastRow="0" w:firstColumn="1" w:lastColumn="0" w:noHBand="0" w:noVBand="1"/>
+        <w:tblLook w:val="0000" w:firstRow="0" w:lastRow="0" w:firstColumn="0" w:lastColumn="0" w:noHBand="0" w:noVBand="0"/>
       </w:tblPr>
       <w:tblGrid>
         <w:gridCol w:w="4964"/>
@@ -38056,7 +38076,7 @@
           <w:noProof/>
         </w:rPr>
         <w:drawing>
-          <wp:inline distT="0" distB="0" distL="0" distR="0" wp14:anchorId="6E29B65B" wp14:editId="5145B280">
+          <wp:inline distT="0" distB="0" distL="0" distR="0" wp14:anchorId="79A1BAC3" wp14:editId="4C86C51F">
             <wp:extent cx="4362450" cy="2762250"/>
             <wp:effectExtent l="0" t="0" r="0" b="0"/>
             <wp:docPr id="66" name="26-hierarchies-level-added.png" descr="A caixa de diálogo Nova Hierarquia depois de adicionar um nível, com as listas de pasta e item." title="A caixa de diálogo Nova Hierarquia depois de adicionar um nível, com as listas de pasta e item."/>
@@ -38109,7 +38129,7 @@
         <w:pStyle w:val="Ttulo1"/>
         <w:pageBreakBefore/>
       </w:pPr>
-      <w:bookmarkStart w:id="43" w:name="_Toc241670875"/>
+      <w:bookmarkStart w:id="43" w:name="_Toc241692416"/>
       <w:r>
         <w:lastRenderedPageBreak/>
         <w:t>Funções Personalizadas</w:t>
@@ -38142,7 +38162,7 @@
           <w:noProof/>
         </w:rPr>
         <w:drawing>
-          <wp:inline distT="0" distB="0" distL="0" distR="0" wp14:anchorId="79DDB2A3" wp14:editId="491B04C3">
+          <wp:inline distT="0" distB="0" distL="0" distR="0" wp14:anchorId="694520E2" wp14:editId="1C0B6A27">
             <wp:extent cx="5715000" cy="3571875"/>
             <wp:effectExtent l="0" t="0" r="0" b="0"/>
             <wp:docPr id="67" name="27-custom-functions.png" descr="A página Funções Personalizadas com a caixa de filtro, Atualizar tudo, Nova Função e a tabela de funções." title="A página Funções Personalizadas com a caixa de filtro, Atualizar tudo, Nova Função e a tabela de funções."/>
@@ -38292,7 +38312,7 @@
           <w:left w:w="10" w:type="dxa"/>
           <w:right w:w="10" w:type="dxa"/>
         </w:tblCellMar>
-        <w:tblLook w:val="04A0" w:firstRow="1" w:lastRow="0" w:firstColumn="1" w:lastColumn="0" w:noHBand="0" w:noVBand="1"/>
+        <w:tblLook w:val="0000" w:firstRow="0" w:lastRow="0" w:firstColumn="0" w:lastColumn="0" w:noHBand="0" w:noVBand="0"/>
       </w:tblPr>
       <w:tblGrid>
         <w:gridCol w:w="5641"/>
@@ -38866,7 +38886,7 @@
       <w:pPr>
         <w:pStyle w:val="Ttulo2"/>
       </w:pPr>
-      <w:bookmarkStart w:id="44" w:name="_Toc241670876"/>
+      <w:bookmarkStart w:id="44" w:name="_Toc241692417"/>
       <w:r>
         <w:t>O formulário da função</w:t>
       </w:r>
@@ -38887,7 +38907,7 @@
           <w:left w:w="10" w:type="dxa"/>
           <w:right w:w="10" w:type="dxa"/>
         </w:tblCellMar>
-        <w:tblLook w:val="04A0" w:firstRow="1" w:lastRow="0" w:firstColumn="1" w:lastColumn="0" w:noHBand="0" w:noVBand="1"/>
+        <w:tblLook w:val="0000" w:firstRow="0" w:lastRow="0" w:firstColumn="0" w:lastColumn="0" w:noHBand="0" w:noVBand="0"/>
       </w:tblPr>
       <w:tblGrid>
         <w:gridCol w:w="5901"/>
@@ -39553,7 +39573,7 @@
           <w:left w:w="10" w:type="dxa"/>
           <w:right w:w="10" w:type="dxa"/>
         </w:tblCellMar>
-        <w:tblLook w:val="04A0" w:firstRow="1" w:lastRow="0" w:firstColumn="1" w:lastColumn="0" w:noHBand="0" w:noVBand="1"/>
+        <w:tblLook w:val="0000" w:firstRow="0" w:lastRow="0" w:firstColumn="0" w:lastColumn="0" w:noHBand="0" w:noVBand="0"/>
       </w:tblPr>
       <w:tblGrid>
         <w:gridCol w:w="2123"/>
@@ -39836,7 +39856,7 @@
         </w:rPr>
         <w:lastRenderedPageBreak/>
         <w:drawing>
-          <wp:inline distT="0" distB="0" distL="0" distR="0" wp14:anchorId="2C9275E5" wp14:editId="09C1AFDB">
+          <wp:inline distT="0" distB="0" distL="0" distR="0" wp14:anchorId="7CF40ACB" wp14:editId="394F0987">
             <wp:extent cx="4076700" cy="5905500"/>
             <wp:effectExtent l="0" t="0" r="0" b="0"/>
             <wp:docPr id="68" name="29-custom-functions-search-results.png" descr="A caixa de diálogo Nova Função Personalizada com as funções da base de dados que correspondem à pesquisa." title="A caixa de diálogo Nova Função Personalizada com as funções da base de dados que correspondem à pesquisa."/>
@@ -39889,7 +39909,7 @@
         <w:pStyle w:val="Ttulo1"/>
         <w:pageBreakBefore/>
       </w:pPr>
-      <w:bookmarkStart w:id="45" w:name="_Toc241670877"/>
+      <w:bookmarkStart w:id="45" w:name="_Toc241692418"/>
       <w:r>
         <w:lastRenderedPageBreak/>
         <w:t>Origens de Dados</w:t>
@@ -39922,7 +39942,7 @@
           <w:noProof/>
         </w:rPr>
         <w:drawing>
-          <wp:inline distT="0" distB="0" distL="0" distR="0" wp14:anchorId="668419FB" wp14:editId="74E59F93">
+          <wp:inline distT="0" distB="0" distL="0" distR="0" wp14:anchorId="282D5C95" wp14:editId="6F45801D">
             <wp:extent cx="5715000" cy="3571875"/>
             <wp:effectExtent l="0" t="0" r="0" b="0"/>
             <wp:docPr id="69" name="30-data-sources.png" descr="A página Origens de Dados com uma tabela de ligações e cinco ícones de linha." title="A página Origens de Dados com uma tabela de ligações e cinco ícones de linha."/>
@@ -40040,7 +40060,7 @@
           <w:left w:w="10" w:type="dxa"/>
           <w:right w:w="10" w:type="dxa"/>
         </w:tblCellMar>
-        <w:tblLook w:val="04A0" w:firstRow="1" w:lastRow="0" w:firstColumn="1" w:lastColumn="0" w:noHBand="0" w:noVBand="1"/>
+        <w:tblLook w:val="0000" w:firstRow="0" w:lastRow="0" w:firstColumn="0" w:lastColumn="0" w:noHBand="0" w:noVBand="0"/>
       </w:tblPr>
       <w:tblGrid>
         <w:gridCol w:w="5776"/>
@@ -40562,7 +40582,7 @@
           <w:left w:w="10" w:type="dxa"/>
           <w:right w:w="10" w:type="dxa"/>
         </w:tblCellMar>
-        <w:tblLook w:val="04A0" w:firstRow="1" w:lastRow="0" w:firstColumn="1" w:lastColumn="0" w:noHBand="0" w:noVBand="1"/>
+        <w:tblLook w:val="0000" w:firstRow="0" w:lastRow="0" w:firstColumn="0" w:lastColumn="0" w:noHBand="0" w:noVBand="0"/>
       </w:tblPr>
       <w:tblGrid>
         <w:gridCol w:w="4247"/>
@@ -41080,7 +41100,7 @@
           <w:left w:w="10" w:type="dxa"/>
           <w:right w:w="10" w:type="dxa"/>
         </w:tblCellMar>
-        <w:tblLook w:val="04A0" w:firstRow="1" w:lastRow="0" w:firstColumn="1" w:lastColumn="0" w:noHBand="0" w:noVBand="1"/>
+        <w:tblLook w:val="0000" w:firstRow="0" w:lastRow="0" w:firstColumn="0" w:lastColumn="0" w:noHBand="0" w:noVBand="0"/>
       </w:tblPr>
       <w:tblGrid>
         <w:gridCol w:w="2314"/>
@@ -41302,7 +41322,7 @@
       <w:pPr>
         <w:pStyle w:val="Ttulo2"/>
       </w:pPr>
-      <w:bookmarkStart w:id="46" w:name="_Toc241670878"/>
+      <w:bookmarkStart w:id="46" w:name="_Toc241692419"/>
       <w:r>
         <w:t>Importar tabelas</w:t>
       </w:r>
@@ -41464,7 +41484,7 @@
           <w:noProof/>
         </w:rPr>
         <w:drawing>
-          <wp:inline distT="0" distB="0" distL="0" distR="0" wp14:anchorId="2827D219" wp14:editId="1AB3E120">
+          <wp:inline distT="0" distB="0" distL="0" distR="0" wp14:anchorId="5850DD62" wp14:editId="3149D464">
             <wp:extent cx="3324225" cy="2286000"/>
             <wp:effectExtent l="0" t="0" r="0" b="0"/>
             <wp:docPr id="70" name="34-data-sources-import-dialog.png" descr="A caixa de diálogo Importar tabelas com o botão Descobrir Tabelas, antes de ser encontrada qualquer tabela." title="A caixa de diálogo Importar tabelas com o botão Descobrir Tabelas, antes de ser encontrada qualquer tabela."/>
@@ -41517,7 +41537,7 @@
         <w:pStyle w:val="Ttulo1"/>
         <w:pageBreakBefore/>
       </w:pPr>
-      <w:bookmarkStart w:id="47" w:name="_Toc241670879"/>
+      <w:bookmarkStart w:id="47" w:name="_Toc241692420"/>
       <w:r>
         <w:lastRenderedPageBreak/>
         <w:t>Utilizadores</w:t>
@@ -41547,7 +41567,7 @@
           <w:noProof/>
         </w:rPr>
         <w:drawing>
-          <wp:inline distT="0" distB="0" distL="0" distR="0" wp14:anchorId="01D04C84" wp14:editId="2F1406CC">
+          <wp:inline distT="0" distB="0" distL="0" distR="0" wp14:anchorId="7865C75B" wp14:editId="739DF5C0">
             <wp:extent cx="5715000" cy="3571875"/>
             <wp:effectExtent l="0" t="0" r="0" b="0"/>
             <wp:docPr id="71" name="35-users.png" descr="A página Utilizadores com os botões Ficheiro de credenciais e Novo Utilizador e os ícones de linha." title="A página Utilizadores com os botões Ficheiro de credenciais e Novo Utilizador e os ícones de linha."/>
@@ -41675,7 +41695,7 @@
           <w:left w:w="10" w:type="dxa"/>
           <w:right w:w="10" w:type="dxa"/>
         </w:tblCellMar>
-        <w:tblLook w:val="04A0" w:firstRow="1" w:lastRow="0" w:firstColumn="1" w:lastColumn="0" w:noHBand="0" w:noVBand="1"/>
+        <w:tblLook w:val="0000" w:firstRow="0" w:lastRow="0" w:firstColumn="0" w:lastColumn="0" w:noHBand="0" w:noVBand="0"/>
       </w:tblPr>
       <w:tblGrid>
         <w:gridCol w:w="5776"/>
@@ -42246,7 +42266,7 @@
       <w:pPr>
         <w:pStyle w:val="Ttulo2"/>
       </w:pPr>
-      <w:bookmarkStart w:id="48" w:name="_Toc241670880"/>
+      <w:bookmarkStart w:id="48" w:name="_Toc241692421"/>
       <w:r>
         <w:t>Criar ou alterar um utilizador</w:t>
       </w:r>
@@ -42267,7 +42287,7 @@
           <w:left w:w="10" w:type="dxa"/>
           <w:right w:w="10" w:type="dxa"/>
         </w:tblCellMar>
-        <w:tblLook w:val="04A0" w:firstRow="1" w:lastRow="0" w:firstColumn="1" w:lastColumn="0" w:noHBand="0" w:noVBand="1"/>
+        <w:tblLook w:val="0000" w:firstRow="0" w:lastRow="0" w:firstColumn="0" w:lastColumn="0" w:noHBand="0" w:noVBand="0"/>
       </w:tblPr>
       <w:tblGrid>
         <w:gridCol w:w="4247"/>
@@ -42632,7 +42652,7 @@
           <w:left w:w="10" w:type="dxa"/>
           <w:right w:w="10" w:type="dxa"/>
         </w:tblCellMar>
-        <w:tblLook w:val="04A0" w:firstRow="1" w:lastRow="0" w:firstColumn="1" w:lastColumn="0" w:noHBand="0" w:noVBand="1"/>
+        <w:tblLook w:val="0000" w:firstRow="0" w:lastRow="0" w:firstColumn="0" w:lastColumn="0" w:noHBand="0" w:noVBand="0"/>
       </w:tblPr>
       <w:tblGrid>
         <w:gridCol w:w="1761"/>
@@ -42841,7 +42861,7 @@
               <w:t>Pode editar</w:t>
             </w:r>
             <w:r>
-              <w:t xml:space="preserve">. Trabalha em áreas de negócio, pastas, itens, junções e hierarquias apenas onde tem uma permissão. Não pode usar </w:t>
+              <w:t xml:space="preserve">. Não pode alterar áreas de negócio, pastas, itens, junções nem hierarquias, qualquer que seja a permissão que tenha. Não pode usar </w:t>
             </w:r>
             <w:r>
               <w:rPr>
@@ -43063,7 +43083,7 @@
         </w:rPr>
         <w:lastRenderedPageBreak/>
         <w:drawing>
-          <wp:inline distT="0" distB="0" distL="0" distR="0" wp14:anchorId="2E558559" wp14:editId="21E96B85">
+          <wp:inline distT="0" distB="0" distL="0" distR="0" wp14:anchorId="0DE9C528" wp14:editId="5C3D537D">
             <wp:extent cx="5715000" cy="3571875"/>
             <wp:effectExtent l="0" t="0" r="0" b="0"/>
             <wp:docPr id="72" name="37-users-role-open.png" descr="A caixa de diálogo Novo Utilizador com a lista Função aberta e cada função descrita." title="A caixa de diálogo Novo Utilizador com a lista Função aberta e cada função descrita."/>
@@ -43115,7 +43135,7 @@
       <w:pPr>
         <w:pStyle w:val="Ttulo2"/>
       </w:pPr>
-      <w:bookmarkStart w:id="49" w:name="_Toc241670881"/>
+      <w:bookmarkStart w:id="49" w:name="_Toc241692422"/>
       <w:r>
         <w:t>Desativar, ativar ou eliminar</w:t>
       </w:r>
@@ -43207,7 +43227,7 @@
           <w:noProof/>
         </w:rPr>
         <w:drawing>
-          <wp:inline distT="0" distB="0" distL="0" distR="0" wp14:anchorId="12CE8C09" wp14:editId="18DEEA06">
+          <wp:inline distT="0" distB="0" distL="0" distR="0" wp14:anchorId="37B8D8F3" wp14:editId="4967A364">
             <wp:extent cx="3324225" cy="1076325"/>
             <wp:effectExtent l="0" t="0" r="0" b="0"/>
             <wp:docPr id="73" name="39-users-deactivate-dialog.png" descr="A caixa de diálogo de confirmação mostrada antes de desativar um utilizador." title="A caixa de diálogo de confirmação mostrada antes de desativar um utilizador."/>
@@ -43299,7 +43319,7 @@
       <w:pPr>
         <w:pStyle w:val="Ttulo2"/>
       </w:pPr>
-      <w:bookmarkStart w:id="50" w:name="_Toc241670882"/>
+      <w:bookmarkStart w:id="50" w:name="_Toc241692423"/>
       <w:r>
         <w:t>O ficheiro de credenciais</w:t>
       </w:r>
@@ -43324,7 +43344,7 @@
       <w:pPr>
         <w:pStyle w:val="Ttulo2"/>
       </w:pPr>
-      <w:bookmarkStart w:id="51" w:name="_Toc241670883"/>
+      <w:bookmarkStart w:id="51" w:name="_Toc241692424"/>
       <w:r>
         <w:lastRenderedPageBreak/>
         <w:t>Mapas que este utilizador pode abrir</w:t>
@@ -43367,7 +43387,7 @@
           <w:noProof/>
         </w:rPr>
         <w:drawing>
-          <wp:inline distT="0" distB="0" distL="0" distR="0" wp14:anchorId="3AC496DC" wp14:editId="22DC55FB">
+          <wp:inline distT="0" distB="0" distL="0" distR="0" wp14:anchorId="27F40740" wp14:editId="57C6E682">
             <wp:extent cx="4362450" cy="2190750"/>
             <wp:effectExtent l="0" t="0" r="0" b="0"/>
             <wp:docPr id="74" name="41-users-maps-dialog.png" descr="A caixa de diálogo Mapas de um utilizador, com etiquetas de origem e listas de nível de partilha." title="A caixa de diálogo Mapas de um utilizador, com etiquetas de origem e listas de nível de partilha."/>
@@ -43430,7 +43450,7 @@
           <w:left w:w="10" w:type="dxa"/>
           <w:right w:w="10" w:type="dxa"/>
         </w:tblCellMar>
-        <w:tblLook w:val="04A0" w:firstRow="1" w:lastRow="0" w:firstColumn="1" w:lastColumn="0" w:noHBand="0" w:noVBand="1"/>
+        <w:tblLook w:val="0000" w:firstRow="0" w:lastRow="0" w:firstColumn="0" w:lastColumn="0" w:noHBand="0" w:noVBand="0"/>
       </w:tblPr>
       <w:tblGrid>
         <w:gridCol w:w="3139"/>
@@ -43840,7 +43860,7 @@
           <w:left w:w="10" w:type="dxa"/>
           <w:right w:w="10" w:type="dxa"/>
         </w:tblCellMar>
-        <w:tblLook w:val="04A0" w:firstRow="1" w:lastRow="0" w:firstColumn="1" w:lastColumn="0" w:noHBand="0" w:noVBand="1"/>
+        <w:tblLook w:val="0000" w:firstRow="0" w:lastRow="0" w:firstColumn="0" w:lastColumn="0" w:noHBand="0" w:noVBand="0"/>
       </w:tblPr>
       <w:tblGrid>
         <w:gridCol w:w="4247"/>
@@ -44309,7 +44329,7 @@
         <w:pStyle w:val="Ttulo1"/>
         <w:pageBreakBefore/>
       </w:pPr>
-      <w:bookmarkStart w:id="52" w:name="_Toc241670884"/>
+      <w:bookmarkStart w:id="52" w:name="_Toc241692425"/>
       <w:r>
         <w:lastRenderedPageBreak/>
         <w:t>Políticas de Segurança</w:t>
@@ -44372,7 +44392,7 @@
           <w:noProof/>
         </w:rPr>
         <w:drawing>
-          <wp:inline distT="0" distB="0" distL="0" distR="0" wp14:anchorId="79DB52C6" wp14:editId="6E0378E7">
+          <wp:inline distT="0" distB="0" distL="0" distR="0" wp14:anchorId="0485F547" wp14:editId="221F556C">
             <wp:extent cx="5715000" cy="3571875"/>
             <wp:effectExtent l="0" t="0" r="0" b="0"/>
             <wp:docPr id="75" name="43-security.png" descr="A página Políticas de Segurança com os botões Testar e Nova Política." title="A página Políticas de Segurança com os botões Testar e Nova Política."/>
@@ -44541,7 +44561,7 @@
           <w:left w:w="10" w:type="dxa"/>
           <w:right w:w="10" w:type="dxa"/>
         </w:tblCellMar>
-        <w:tblLook w:val="04A0" w:firstRow="1" w:lastRow="0" w:firstColumn="1" w:lastColumn="0" w:noHBand="0" w:noVBand="1"/>
+        <w:tblLook w:val="0000" w:firstRow="0" w:lastRow="0" w:firstColumn="0" w:lastColumn="0" w:noHBand="0" w:noVBand="0"/>
       </w:tblPr>
       <w:tblGrid>
         <w:gridCol w:w="4750"/>
@@ -44989,7 +45009,7 @@
       <w:pPr>
         <w:pStyle w:val="Ttulo2"/>
       </w:pPr>
-      <w:bookmarkStart w:id="53" w:name="_Toc241670885"/>
+      <w:bookmarkStart w:id="53" w:name="_Toc241692426"/>
       <w:r>
         <w:lastRenderedPageBreak/>
         <w:t>Escrever uma política</w:t>
@@ -45011,7 +45031,7 @@
           <w:left w:w="10" w:type="dxa"/>
           <w:right w:w="10" w:type="dxa"/>
         </w:tblCellMar>
-        <w:tblLook w:val="04A0" w:firstRow="1" w:lastRow="0" w:firstColumn="1" w:lastColumn="0" w:noHBand="0" w:noVBand="1"/>
+        <w:tblLook w:val="0000" w:firstRow="0" w:lastRow="0" w:firstColumn="0" w:lastColumn="0" w:noHBand="0" w:noVBand="0"/>
       </w:tblPr>
       <w:tblGrid>
         <w:gridCol w:w="4247"/>
@@ -45735,7 +45755,7 @@
           <w:left w:w="10" w:type="dxa"/>
           <w:right w:w="10" w:type="dxa"/>
         </w:tblCellMar>
-        <w:tblLook w:val="04A0" w:firstRow="1" w:lastRow="0" w:firstColumn="1" w:lastColumn="0" w:noHBand="0" w:noVBand="1"/>
+        <w:tblLook w:val="0000" w:firstRow="0" w:lastRow="0" w:firstColumn="0" w:lastColumn="0" w:noHBand="0" w:noVBand="0"/>
       </w:tblPr>
       <w:tblGrid>
         <w:gridCol w:w="2320"/>
@@ -46045,7 +46065,7 @@
         </w:rPr>
         <w:lastRenderedPageBreak/>
         <w:drawing>
-          <wp:inline distT="0" distB="0" distL="0" distR="0" wp14:anchorId="1642233E" wp14:editId="024EB59A">
+          <wp:inline distT="0" distB="0" distL="0" distR="0" wp14:anchorId="271CE5A8" wp14:editId="1AA31435">
             <wp:extent cx="3324225" cy="4676775"/>
             <wp:effectExtent l="0" t="0" r="0" b="0"/>
             <wp:docPr id="76" name="46-security-validate.png" descr="A caixa de diálogo Nova Política depois de clicar em Validar num predicado." title="A caixa de diálogo Nova Política depois de clicar em Validar num predicado."/>
@@ -46097,7 +46117,7 @@
       <w:pPr>
         <w:pStyle w:val="Ttulo2"/>
       </w:pPr>
-      <w:bookmarkStart w:id="54" w:name="_Toc241670886"/>
+      <w:bookmarkStart w:id="54" w:name="_Toc241692427"/>
       <w:r>
         <w:t>Atribuir uma política</w:t>
       </w:r>
@@ -46123,7 +46143,7 @@
           <w:left w:w="10" w:type="dxa"/>
           <w:right w:w="10" w:type="dxa"/>
         </w:tblCellMar>
-        <w:tblLook w:val="04A0" w:firstRow="1" w:lastRow="0" w:firstColumn="1" w:lastColumn="0" w:noHBand="0" w:noVBand="1"/>
+        <w:tblLook w:val="0000" w:firstRow="0" w:lastRow="0" w:firstColumn="0" w:lastColumn="0" w:noHBand="0" w:noVBand="0"/>
       </w:tblPr>
       <w:tblGrid>
         <w:gridCol w:w="2099"/>
@@ -46487,7 +46507,7 @@
       <w:pPr>
         <w:pStyle w:val="Ttulo2"/>
       </w:pPr>
-      <w:bookmarkStart w:id="55" w:name="_Toc241670887"/>
+      <w:bookmarkStart w:id="55" w:name="_Toc241692428"/>
       <w:r>
         <w:lastRenderedPageBreak/>
         <w:t>Testar uma política</w:t>
@@ -46562,7 +46582,7 @@
         <w:pStyle w:val="Ttulo1"/>
         <w:pageBreakBefore/>
       </w:pPr>
-      <w:bookmarkStart w:id="56" w:name="_Toc241670888"/>
+      <w:bookmarkStart w:id="56" w:name="_Toc241692429"/>
       <w:r>
         <w:lastRenderedPageBreak/>
         <w:t>Registo de Auditoria</w:t>
@@ -46595,7 +46615,7 @@
           <w:noProof/>
         </w:rPr>
         <w:drawing>
-          <wp:inline distT="0" distB="0" distL="0" distR="0" wp14:anchorId="209991A4" wp14:editId="3E74F900">
+          <wp:inline distT="0" distB="0" distL="0" distR="0" wp14:anchorId="7D4AF53D" wp14:editId="3FAF2A02">
             <wp:extent cx="5715000" cy="3571875"/>
             <wp:effectExtent l="0" t="0" r="0" b="0"/>
             <wp:docPr id="77" name="47-audit.png" descr="A página Registo de Auditoria com o botão de exportação, os cartões de estatísticas, o gráfico diário e os filtros." title="A página Registo de Auditoria com o botão de exportação, os cartões de estatísticas, o gráfico diário e os filtros."/>
@@ -46693,7 +46713,7 @@
           <w:left w:w="10" w:type="dxa"/>
           <w:right w:w="10" w:type="dxa"/>
         </w:tblCellMar>
-        <w:tblLook w:val="04A0" w:firstRow="1" w:lastRow="0" w:firstColumn="1" w:lastColumn="0" w:noHBand="0" w:noVBand="1"/>
+        <w:tblLook w:val="0000" w:firstRow="0" w:lastRow="0" w:firstColumn="0" w:lastColumn="0" w:noHBand="0" w:noVBand="0"/>
       </w:tblPr>
       <w:tblGrid>
         <w:gridCol w:w="4247"/>
@@ -47456,7 +47476,7 @@
         <w:pStyle w:val="Ttulo1"/>
         <w:pageBreakBefore/>
       </w:pPr>
-      <w:bookmarkStart w:id="57" w:name="_Toc241670889"/>
+      <w:bookmarkStart w:id="57" w:name="_Toc241692430"/>
       <w:r>
         <w:lastRenderedPageBreak/>
         <w:t>Migração</w:t>
@@ -47539,7 +47559,7 @@
           <w:noProof/>
         </w:rPr>
         <w:drawing>
-          <wp:inline distT="0" distB="0" distL="0" distR="0" wp14:anchorId="28815D3A" wp14:editId="05E246F3">
+          <wp:inline distT="0" distB="0" distL="0" distR="0" wp14:anchorId="3DEB6A84" wp14:editId="0B6210FD">
             <wp:extent cx="5715000" cy="3571875"/>
             <wp:effectExtent l="0" t="0" r="0" b="0"/>
             <wp:docPr id="78" name="50-migration.png" descr="A página Migração com o cartão da origem, os respetivos botões e o texto de ajuda." title="A página Migração com o cartão da origem, os respetivos botões e o texto de ajuda."/>
@@ -47616,7 +47636,7 @@
       <w:pPr>
         <w:pStyle w:val="Ttulo2"/>
       </w:pPr>
-      <w:bookmarkStart w:id="58" w:name="_Toc241670890"/>
+      <w:bookmarkStart w:id="58" w:name="_Toc241692431"/>
       <w:r>
         <w:t>Escolher a origem</w:t>
       </w:r>
@@ -47637,7 +47657,7 @@
           <w:left w:w="10" w:type="dxa"/>
           <w:right w:w="10" w:type="dxa"/>
         </w:tblCellMar>
-        <w:tblLook w:val="04A0" w:firstRow="1" w:lastRow="0" w:firstColumn="1" w:lastColumn="0" w:noHBand="0" w:noVBand="1"/>
+        <w:tblLook w:val="0000" w:firstRow="0" w:lastRow="0" w:firstColumn="0" w:lastColumn="0" w:noHBand="0" w:noVBand="0"/>
       </w:tblPr>
       <w:tblGrid>
         <w:gridCol w:w="5157"/>
@@ -48450,7 +48470,7 @@
           <w:left w:w="10" w:type="dxa"/>
           <w:right w:w="10" w:type="dxa"/>
         </w:tblCellMar>
-        <w:tblLook w:val="04A0" w:firstRow="1" w:lastRow="0" w:firstColumn="1" w:lastColumn="0" w:noHBand="0" w:noVBand="1"/>
+        <w:tblLook w:val="0000" w:firstRow="0" w:lastRow="0" w:firstColumn="0" w:lastColumn="0" w:noHBand="0" w:noVBand="0"/>
       </w:tblPr>
       <w:tblGrid>
         <w:gridCol w:w="2820"/>
@@ -48737,7 +48757,7 @@
       <w:pPr>
         <w:pStyle w:val="Ttulo2"/>
       </w:pPr>
-      <w:bookmarkStart w:id="59" w:name="_Toc241670891"/>
+      <w:bookmarkStart w:id="59" w:name="_Toc241692432"/>
       <w:r>
         <w:t>O que faz cada ação</w:t>
       </w:r>
@@ -48758,7 +48778,7 @@
           <w:left w:w="10" w:type="dxa"/>
           <w:right w:w="10" w:type="dxa"/>
         </w:tblCellMar>
-        <w:tblLook w:val="04A0" w:firstRow="1" w:lastRow="0" w:firstColumn="1" w:lastColumn="0" w:noHBand="0" w:noVBand="1"/>
+        <w:tblLook w:val="0000" w:firstRow="0" w:lastRow="0" w:firstColumn="0" w:lastColumn="0" w:noHBand="0" w:noVBand="0"/>
       </w:tblPr>
       <w:tblGrid>
         <w:gridCol w:w="4247"/>
@@ -49138,7 +49158,7 @@
       <w:pPr>
         <w:pStyle w:val="Ttulo2"/>
       </w:pPr>
-      <w:bookmarkStart w:id="60" w:name="_Toc241670892"/>
+      <w:bookmarkStart w:id="60" w:name="_Toc241692433"/>
       <w:r>
         <w:t>Fazer uma migração em segurança</w:t>
       </w:r>
@@ -49380,7 +49400,7 @@
         <w:pStyle w:val="Ttulo1"/>
         <w:pageBreakBefore/>
       </w:pPr>
-      <w:bookmarkStart w:id="61" w:name="_Toc241670893"/>
+      <w:bookmarkStart w:id="61" w:name="_Toc241692434"/>
       <w:r>
         <w:lastRenderedPageBreak/>
         <w:t>Perguntas frequentes</w:t>
@@ -49671,7 +49691,7 @@
       <w:pPr>
         <w:pStyle w:val="Ttulo2"/>
       </w:pPr>
-      <w:bookmarkStart w:id="62" w:name="_Toc241670894"/>
+      <w:bookmarkStart w:id="62" w:name="_Toc241692435"/>
       <w:r>
         <w:t>Glossário</w:t>
       </w:r>
@@ -49692,7 +49712,7 @@
           <w:left w:w="10" w:type="dxa"/>
           <w:right w:w="10" w:type="dxa"/>
         </w:tblCellMar>
-        <w:tblLook w:val="04A0" w:firstRow="1" w:lastRow="0" w:firstColumn="1" w:lastColumn="0" w:noHBand="0" w:noVBand="1"/>
+        <w:tblLook w:val="0000" w:firstRow="0" w:lastRow="0" w:firstColumn="0" w:lastColumn="0" w:noHBand="0" w:noVBand="0"/>
       </w:tblPr>
       <w:tblGrid>
         <w:gridCol w:w="3800"/>
@@ -51005,10 +51025,10 @@
 <file path=word/numbering.xml><?xml version="1.0" encoding="utf-8"?>
 <w:numbering xmlns:wpc="http://schemas.microsoft.com/office/word/2010/wordprocessingCanvas" xmlns:cx="http://schemas.microsoft.com/office/drawing/2014/chartex" xmlns:cx1="http://schemas.microsoft.com/office/drawing/2015/9/8/chartex" xmlns:cx2="http://schemas.microsoft.com/office/drawing/2015/10/21/chartex" xmlns:cx3="http://schemas.microsoft.com/office/drawing/2016/5/9/chartex" xmlns:cx4="http://schemas.microsoft.com/office/drawing/2016/5/10/chartex" xmlns:cx5="http://schemas.microsoft.com/office/drawing/2016/5/11/chartex" xmlns:cx6="http://schemas.microsoft.com/office/drawing/2016/5/12/chartex" xmlns:cx7="http://schemas.microsoft.com/office/drawing/2016/5/13/chartex" xmlns:cx8="http://schemas.microsoft.com/office/drawing/2016/5/14/chartex" xmlns:mc="http://schemas.openxmlformats.org/markup-compatibility/2006" xmlns:aink="http://schemas.microsoft.com/office/drawing/2016/ink" xmlns:am3d="http://schemas.microsoft.com/office/drawing/2017/model3d" xmlns:o="urn:schemas-microsoft-com:office:office" xmlns:oel="http://schemas.microsoft.com/office/2019/extlst" xmlns:r="http://schemas.openxmlformats.org/officeDocument/2006/relationships" xmlns:m="http://schemas.openxmlformats.org/officeDocument/2006/math" xmlns:v="urn:schemas-microsoft-com:vml" xmlns:wp14="http://schemas.microsoft.com/office/word/2010/wordprocessingDrawing" xmlns:wp="http://schemas.openxmlformats.org/drawingml/2006/wordprocessingDrawing" xmlns:w10="urn:schemas-microsoft-com:office:word" xmlns:w="http://schemas.openxmlformats.org/wordprocessingml/2006/main" xmlns:w14="http://schemas.microsoft.com/office/word/2010/wordml" xmlns:w15="http://schemas.microsoft.com/office/word/2012/wordml" xmlns:w16cex="http://schemas.microsoft.com/office/word/2018/wordml/cex" xmlns:w16cid="http://schemas.microsoft.com/office/word/2016/wordml/cid" xmlns:w16="http://schemas.microsoft.com/office/word/2018/wordml" xmlns:w16sdtdh="http://schemas.microsoft.com/office/word/2020/wordml/sdtdatahash" xmlns:w16se="http://schemas.microsoft.com/office/word/2015/wordml/symex" xmlns:wpg="http://schemas.microsoft.com/office/word/2010/wordprocessingGroup" xmlns:wpi="http://schemas.microsoft.com/office/word/2010/wordprocessingInk" xmlns:wne="http://schemas.microsoft.com/office/word/2006/wordml" xmlns:wps="http://schemas.microsoft.com/office/word/2010/wordprocessingShape" mc:Ignorable="w14 w15 w16se w16cid w16 w16cex w16sdtdh wp14">
   <w:abstractNum w:abstractNumId="0" w15:restartNumberingAfterBreak="0">
-    <w:nsid w:val="10734291"/>
+    <w:nsid w:val="076B4404"/>
     <w:multiLevelType w:val="hybridMultilevel"/>
-    <w:tmpl w:val="D5105262"/>
-    <w:lvl w:ilvl="0" w:tplc="D8C45DE0">
+    <w:tmpl w:val="317E36C8"/>
+    <w:lvl w:ilvl="0" w:tplc="E7D8EC64">
       <w:start w:val="1"/>
       <w:numFmt w:val="decimal"/>
       <w:lvlText w:val="%1."/>
@@ -51017,7 +51037,7 @@
         <w:ind w:left="360" w:hanging="300"/>
       </w:pPr>
     </w:lvl>
-    <w:lvl w:ilvl="1" w:tplc="F7924D36" w:tentative="1">
+    <w:lvl w:ilvl="1" w:tplc="62945322" w:tentative="1">
       <w:start w:val="1"/>
       <w:numFmt w:val="lowerLetter"/>
       <w:lvlText w:val="%2."/>
@@ -51026,47 +51046,47 @@
         <w:ind w:left="720" w:hanging="300"/>
       </w:pPr>
     </w:lvl>
-    <w:lvl w:ilvl="2" w:tplc="7586F85E">
+    <w:lvl w:ilvl="2" w:tplc="DAEADE2E">
       <w:numFmt w:val="decimal"/>
       <w:lvlText w:val=""/>
       <w:lvlJc w:val="left"/>
     </w:lvl>
-    <w:lvl w:ilvl="3" w:tplc="E480B326">
+    <w:lvl w:ilvl="3" w:tplc="0AB084BE">
       <w:numFmt w:val="decimal"/>
       <w:lvlText w:val=""/>
       <w:lvlJc w:val="left"/>
     </w:lvl>
-    <w:lvl w:ilvl="4" w:tplc="4874DDDC">
+    <w:lvl w:ilvl="4" w:tplc="D3248BE0">
       <w:numFmt w:val="decimal"/>
       <w:lvlText w:val=""/>
       <w:lvlJc w:val="left"/>
     </w:lvl>
-    <w:lvl w:ilvl="5" w:tplc="040C7B9E">
+    <w:lvl w:ilvl="5" w:tplc="88AA5600">
       <w:numFmt w:val="decimal"/>
       <w:lvlText w:val=""/>
       <w:lvlJc w:val="left"/>
     </w:lvl>
-    <w:lvl w:ilvl="6" w:tplc="BD20F736">
+    <w:lvl w:ilvl="6" w:tplc="D0BC75C0">
       <w:numFmt w:val="decimal"/>
       <w:lvlText w:val=""/>
       <w:lvlJc w:val="left"/>
     </w:lvl>
-    <w:lvl w:ilvl="7" w:tplc="5B509948">
+    <w:lvl w:ilvl="7" w:tplc="C2641702">
       <w:numFmt w:val="decimal"/>
       <w:lvlText w:val=""/>
       <w:lvlJc w:val="left"/>
     </w:lvl>
-    <w:lvl w:ilvl="8" w:tplc="0308855A">
+    <w:lvl w:ilvl="8" w:tplc="F176DCD4">
       <w:numFmt w:val="decimal"/>
       <w:lvlText w:val=""/>
       <w:lvlJc w:val="left"/>
     </w:lvl>
   </w:abstractNum>
   <w:abstractNum w:abstractNumId="1" w15:restartNumberingAfterBreak="0">
-    <w:nsid w:val="2B48344D"/>
+    <w:nsid w:val="19312AF5"/>
     <w:multiLevelType w:val="hybridMultilevel"/>
-    <w:tmpl w:val="79EE1E2E"/>
-    <w:lvl w:ilvl="0" w:tplc="342E0E9A">
+    <w:tmpl w:val="61AA5072"/>
+    <w:lvl w:ilvl="0" w:tplc="AF24655C">
       <w:start w:val="1"/>
       <w:numFmt w:val="decimal"/>
       <w:lvlText w:val="%1."/>
@@ -51075,7 +51095,7 @@
         <w:ind w:left="360" w:hanging="300"/>
       </w:pPr>
     </w:lvl>
-    <w:lvl w:ilvl="1" w:tplc="A05C96C6" w:tentative="1">
+    <w:lvl w:ilvl="1" w:tplc="0C046CBE" w:tentative="1">
       <w:start w:val="1"/>
       <w:numFmt w:val="lowerLetter"/>
       <w:lvlText w:val="%2."/>
@@ -51084,47 +51104,105 @@
         <w:ind w:left="720" w:hanging="300"/>
       </w:pPr>
     </w:lvl>
-    <w:lvl w:ilvl="2" w:tplc="C2BE833E">
+    <w:lvl w:ilvl="2" w:tplc="1C3ED70A">
       <w:numFmt w:val="decimal"/>
       <w:lvlText w:val=""/>
       <w:lvlJc w:val="left"/>
     </w:lvl>
-    <w:lvl w:ilvl="3" w:tplc="6EAC5FCC">
+    <w:lvl w:ilvl="3" w:tplc="533C9452">
       <w:numFmt w:val="decimal"/>
       <w:lvlText w:val=""/>
       <w:lvlJc w:val="left"/>
     </w:lvl>
-    <w:lvl w:ilvl="4" w:tplc="B404A226">
+    <w:lvl w:ilvl="4" w:tplc="B0E4A4F2">
       <w:numFmt w:val="decimal"/>
       <w:lvlText w:val=""/>
       <w:lvlJc w:val="left"/>
     </w:lvl>
-    <w:lvl w:ilvl="5" w:tplc="06C88304">
+    <w:lvl w:ilvl="5" w:tplc="6EC4CB30">
       <w:numFmt w:val="decimal"/>
       <w:lvlText w:val=""/>
       <w:lvlJc w:val="left"/>
     </w:lvl>
-    <w:lvl w:ilvl="6" w:tplc="BD0CEC22">
+    <w:lvl w:ilvl="6" w:tplc="65CE23FC">
       <w:numFmt w:val="decimal"/>
       <w:lvlText w:val=""/>
       <w:lvlJc w:val="left"/>
     </w:lvl>
-    <w:lvl w:ilvl="7" w:tplc="63BCA184">
+    <w:lvl w:ilvl="7" w:tplc="D7EE6A9C">
       <w:numFmt w:val="decimal"/>
       <w:lvlText w:val=""/>
       <w:lvlJc w:val="left"/>
     </w:lvl>
-    <w:lvl w:ilvl="8" w:tplc="F336E134">
+    <w:lvl w:ilvl="8" w:tplc="4D58B5FE">
       <w:numFmt w:val="decimal"/>
       <w:lvlText w:val=""/>
       <w:lvlJc w:val="left"/>
     </w:lvl>
   </w:abstractNum>
   <w:abstractNum w:abstractNumId="2" w15:restartNumberingAfterBreak="0">
-    <w:nsid w:val="32AC3E85"/>
+    <w:nsid w:val="205472BD"/>
     <w:multiLevelType w:val="hybridMultilevel"/>
-    <w:tmpl w:val="8ECE1D4C"/>
-    <w:lvl w:ilvl="0" w:tplc="66CAC9B0">
+    <w:tmpl w:val="2E7EE8E2"/>
+    <w:lvl w:ilvl="0" w:tplc="AE022C6C">
+      <w:start w:val="1"/>
+      <w:numFmt w:val="bullet"/>
+      <w:lvlText w:val="•"/>
+      <w:lvlJc w:val="left"/>
+      <w:pPr>
+        <w:ind w:left="360" w:hanging="260"/>
+      </w:pPr>
+    </w:lvl>
+    <w:lvl w:ilvl="1" w:tplc="73D42B3A" w:tentative="1">
+      <w:start w:val="1"/>
+      <w:numFmt w:val="bullet"/>
+      <w:lvlText w:val="–"/>
+      <w:lvlJc w:val="left"/>
+      <w:pPr>
+        <w:ind w:left="720" w:hanging="260"/>
+      </w:pPr>
+    </w:lvl>
+    <w:lvl w:ilvl="2" w:tplc="A81CC176">
+      <w:numFmt w:val="decimal"/>
+      <w:lvlText w:val=""/>
+      <w:lvlJc w:val="left"/>
+    </w:lvl>
+    <w:lvl w:ilvl="3" w:tplc="70446A4A">
+      <w:numFmt w:val="decimal"/>
+      <w:lvlText w:val=""/>
+      <w:lvlJc w:val="left"/>
+    </w:lvl>
+    <w:lvl w:ilvl="4" w:tplc="2F7C1450">
+      <w:numFmt w:val="decimal"/>
+      <w:lvlText w:val=""/>
+      <w:lvlJc w:val="left"/>
+    </w:lvl>
+    <w:lvl w:ilvl="5" w:tplc="B2A26FCA">
+      <w:numFmt w:val="decimal"/>
+      <w:lvlText w:val=""/>
+      <w:lvlJc w:val="left"/>
+    </w:lvl>
+    <w:lvl w:ilvl="6" w:tplc="33FA63E6">
+      <w:numFmt w:val="decimal"/>
+      <w:lvlText w:val=""/>
+      <w:lvlJc w:val="left"/>
+    </w:lvl>
+    <w:lvl w:ilvl="7" w:tplc="CB46B818">
+      <w:numFmt w:val="decimal"/>
+      <w:lvlText w:val=""/>
+      <w:lvlJc w:val="left"/>
+    </w:lvl>
+    <w:lvl w:ilvl="8" w:tplc="1FE29A7E">
+      <w:numFmt w:val="decimal"/>
+      <w:lvlText w:val=""/>
+      <w:lvlJc w:val="left"/>
+    </w:lvl>
+  </w:abstractNum>
+  <w:abstractNum w:abstractNumId="3" w15:restartNumberingAfterBreak="0">
+    <w:nsid w:val="27CC6802"/>
+    <w:multiLevelType w:val="hybridMultilevel"/>
+    <w:tmpl w:val="DA186032"/>
+    <w:lvl w:ilvl="0" w:tplc="C2BC3216">
       <w:start w:val="1"/>
       <w:numFmt w:val="decimal"/>
       <w:lvlText w:val="%1."/>
@@ -51133,7 +51211,7 @@
         <w:ind w:left="360" w:hanging="300"/>
       </w:pPr>
     </w:lvl>
-    <w:lvl w:ilvl="1" w:tplc="DBE21A14" w:tentative="1">
+    <w:lvl w:ilvl="1" w:tplc="CFC44C28" w:tentative="1">
       <w:start w:val="1"/>
       <w:numFmt w:val="lowerLetter"/>
       <w:lvlText w:val="%2."/>
@@ -51142,47 +51220,47 @@
         <w:ind w:left="720" w:hanging="300"/>
       </w:pPr>
     </w:lvl>
-    <w:lvl w:ilvl="2" w:tplc="EE84F20E">
+    <w:lvl w:ilvl="2" w:tplc="F72615DC">
       <w:numFmt w:val="decimal"/>
       <w:lvlText w:val=""/>
       <w:lvlJc w:val="left"/>
     </w:lvl>
-    <w:lvl w:ilvl="3" w:tplc="B6EC02F6">
+    <w:lvl w:ilvl="3" w:tplc="EB6668A0">
       <w:numFmt w:val="decimal"/>
       <w:lvlText w:val=""/>
       <w:lvlJc w:val="left"/>
     </w:lvl>
-    <w:lvl w:ilvl="4" w:tplc="FCFE36C0">
+    <w:lvl w:ilvl="4" w:tplc="2C9E074E">
       <w:numFmt w:val="decimal"/>
       <w:lvlText w:val=""/>
       <w:lvlJc w:val="left"/>
     </w:lvl>
-    <w:lvl w:ilvl="5" w:tplc="AD0E6C56">
+    <w:lvl w:ilvl="5" w:tplc="A6942C52">
       <w:numFmt w:val="decimal"/>
       <w:lvlText w:val=""/>
       <w:lvlJc w:val="left"/>
     </w:lvl>
-    <w:lvl w:ilvl="6" w:tplc="A872A118">
+    <w:lvl w:ilvl="6" w:tplc="C002C59C">
       <w:numFmt w:val="decimal"/>
       <w:lvlText w:val=""/>
       <w:lvlJc w:val="left"/>
     </w:lvl>
-    <w:lvl w:ilvl="7" w:tplc="81F06182">
+    <w:lvl w:ilvl="7" w:tplc="AB8A588C">
       <w:numFmt w:val="decimal"/>
       <w:lvlText w:val=""/>
       <w:lvlJc w:val="left"/>
     </w:lvl>
-    <w:lvl w:ilvl="8" w:tplc="22965B30">
+    <w:lvl w:ilvl="8" w:tplc="66D8DA54">
       <w:numFmt w:val="decimal"/>
       <w:lvlText w:val=""/>
       <w:lvlJc w:val="left"/>
     </w:lvl>
   </w:abstractNum>
-  <w:abstractNum w:abstractNumId="3" w15:restartNumberingAfterBreak="0">
-    <w:nsid w:val="3B0A2E3C"/>
+  <w:abstractNum w:abstractNumId="4" w15:restartNumberingAfterBreak="0">
+    <w:nsid w:val="29B37B46"/>
     <w:multiLevelType w:val="hybridMultilevel"/>
-    <w:tmpl w:val="F2206E2A"/>
-    <w:lvl w:ilvl="0" w:tplc="CB867364">
+    <w:tmpl w:val="ECDEA0E2"/>
+    <w:lvl w:ilvl="0" w:tplc="9502E05C">
       <w:start w:val="1"/>
       <w:numFmt w:val="decimal"/>
       <w:lvlText w:val="%1."/>
@@ -51191,7 +51269,7 @@
         <w:ind w:left="360" w:hanging="300"/>
       </w:pPr>
     </w:lvl>
-    <w:lvl w:ilvl="1" w:tplc="4D04E39E" w:tentative="1">
+    <w:lvl w:ilvl="1" w:tplc="A7E0C6BE" w:tentative="1">
       <w:start w:val="1"/>
       <w:numFmt w:val="lowerLetter"/>
       <w:lvlText w:val="%2."/>
@@ -51200,47 +51278,47 @@
         <w:ind w:left="720" w:hanging="300"/>
       </w:pPr>
     </w:lvl>
-    <w:lvl w:ilvl="2" w:tplc="C08AE506">
+    <w:lvl w:ilvl="2" w:tplc="121CFD72">
       <w:numFmt w:val="decimal"/>
       <w:lvlText w:val=""/>
       <w:lvlJc w:val="left"/>
     </w:lvl>
-    <w:lvl w:ilvl="3" w:tplc="BB0A1518">
+    <w:lvl w:ilvl="3" w:tplc="B5980DCA">
       <w:numFmt w:val="decimal"/>
       <w:lvlText w:val=""/>
       <w:lvlJc w:val="left"/>
     </w:lvl>
-    <w:lvl w:ilvl="4" w:tplc="7F5E957C">
+    <w:lvl w:ilvl="4" w:tplc="38CA088A">
       <w:numFmt w:val="decimal"/>
       <w:lvlText w:val=""/>
       <w:lvlJc w:val="left"/>
     </w:lvl>
-    <w:lvl w:ilvl="5" w:tplc="44249154">
+    <w:lvl w:ilvl="5" w:tplc="1A8E0BD4">
       <w:numFmt w:val="decimal"/>
       <w:lvlText w:val=""/>
       <w:lvlJc w:val="left"/>
     </w:lvl>
-    <w:lvl w:ilvl="6" w:tplc="CF1C1CB6">
+    <w:lvl w:ilvl="6" w:tplc="0D6E9C68">
       <w:numFmt w:val="decimal"/>
       <w:lvlText w:val=""/>
       <w:lvlJc w:val="left"/>
     </w:lvl>
-    <w:lvl w:ilvl="7" w:tplc="E2768628">
+    <w:lvl w:ilvl="7" w:tplc="C21886BA">
       <w:numFmt w:val="decimal"/>
       <w:lvlText w:val=""/>
       <w:lvlJc w:val="left"/>
     </w:lvl>
-    <w:lvl w:ilvl="8" w:tplc="14A09044">
+    <w:lvl w:ilvl="8" w:tplc="0616C98E">
       <w:numFmt w:val="decimal"/>
       <w:lvlText w:val=""/>
       <w:lvlJc w:val="left"/>
     </w:lvl>
   </w:abstractNum>
-  <w:abstractNum w:abstractNumId="4" w15:restartNumberingAfterBreak="0">
-    <w:nsid w:val="3D773DEA"/>
+  <w:abstractNum w:abstractNumId="5" w15:restartNumberingAfterBreak="0">
+    <w:nsid w:val="2A455620"/>
     <w:multiLevelType w:val="hybridMultilevel"/>
-    <w:tmpl w:val="16924814"/>
-    <w:lvl w:ilvl="0" w:tplc="B96ACE4E">
+    <w:tmpl w:val="8C2E2466"/>
+    <w:lvl w:ilvl="0" w:tplc="E394440A">
       <w:start w:val="1"/>
       <w:numFmt w:val="decimal"/>
       <w:lvlText w:val="%1."/>
@@ -51249,7 +51327,7 @@
         <w:ind w:left="360" w:hanging="300"/>
       </w:pPr>
     </w:lvl>
-    <w:lvl w:ilvl="1" w:tplc="45D43854" w:tentative="1">
+    <w:lvl w:ilvl="1" w:tplc="C7CA44F0" w:tentative="1">
       <w:start w:val="1"/>
       <w:numFmt w:val="lowerLetter"/>
       <w:lvlText w:val="%2."/>
@@ -51258,47 +51336,47 @@
         <w:ind w:left="720" w:hanging="300"/>
       </w:pPr>
     </w:lvl>
-    <w:lvl w:ilvl="2" w:tplc="5F468412">
+    <w:lvl w:ilvl="2" w:tplc="0876EB60">
       <w:numFmt w:val="decimal"/>
       <w:lvlText w:val=""/>
       <w:lvlJc w:val="left"/>
     </w:lvl>
-    <w:lvl w:ilvl="3" w:tplc="43E05142">
+    <w:lvl w:ilvl="3" w:tplc="6DFCCCE6">
       <w:numFmt w:val="decimal"/>
       <w:lvlText w:val=""/>
       <w:lvlJc w:val="left"/>
     </w:lvl>
-    <w:lvl w:ilvl="4" w:tplc="E0B4EF8A">
+    <w:lvl w:ilvl="4" w:tplc="47BC675C">
       <w:numFmt w:val="decimal"/>
       <w:lvlText w:val=""/>
       <w:lvlJc w:val="left"/>
     </w:lvl>
-    <w:lvl w:ilvl="5" w:tplc="30BE61B6">
+    <w:lvl w:ilvl="5" w:tplc="A98CD23E">
       <w:numFmt w:val="decimal"/>
       <w:lvlText w:val=""/>
       <w:lvlJc w:val="left"/>
     </w:lvl>
-    <w:lvl w:ilvl="6" w:tplc="160C42F0">
+    <w:lvl w:ilvl="6" w:tplc="1974D82C">
       <w:numFmt w:val="decimal"/>
       <w:lvlText w:val=""/>
       <w:lvlJc w:val="left"/>
     </w:lvl>
-    <w:lvl w:ilvl="7" w:tplc="4B0A4664">
+    <w:lvl w:ilvl="7" w:tplc="B792DC38">
       <w:numFmt w:val="decimal"/>
       <w:lvlText w:val=""/>
       <w:lvlJc w:val="left"/>
     </w:lvl>
-    <w:lvl w:ilvl="8" w:tplc="ECDC4D04">
+    <w:lvl w:ilvl="8" w:tplc="D430B670">
       <w:numFmt w:val="decimal"/>
       <w:lvlText w:val=""/>
       <w:lvlJc w:val="left"/>
     </w:lvl>
   </w:abstractNum>
-  <w:abstractNum w:abstractNumId="5" w15:restartNumberingAfterBreak="0">
-    <w:nsid w:val="428103A9"/>
+  <w:abstractNum w:abstractNumId="6" w15:restartNumberingAfterBreak="0">
+    <w:nsid w:val="38803EDE"/>
     <w:multiLevelType w:val="hybridMultilevel"/>
-    <w:tmpl w:val="2EF84760"/>
-    <w:lvl w:ilvl="0" w:tplc="A5F4337E">
+    <w:tmpl w:val="38E036E4"/>
+    <w:lvl w:ilvl="0" w:tplc="527482EA">
       <w:start w:val="1"/>
       <w:numFmt w:val="decimal"/>
       <w:lvlText w:val="%1."/>
@@ -51307,7 +51385,7 @@
         <w:ind w:left="360" w:hanging="300"/>
       </w:pPr>
     </w:lvl>
-    <w:lvl w:ilvl="1" w:tplc="C8F4D094" w:tentative="1">
+    <w:lvl w:ilvl="1" w:tplc="EB802BB6" w:tentative="1">
       <w:start w:val="1"/>
       <w:numFmt w:val="lowerLetter"/>
       <w:lvlText w:val="%2."/>
@@ -51316,47 +51394,47 @@
         <w:ind w:left="720" w:hanging="300"/>
       </w:pPr>
     </w:lvl>
-    <w:lvl w:ilvl="2" w:tplc="765E8374">
+    <w:lvl w:ilvl="2" w:tplc="44C49AFE">
       <w:numFmt w:val="decimal"/>
       <w:lvlText w:val=""/>
       <w:lvlJc w:val="left"/>
     </w:lvl>
-    <w:lvl w:ilvl="3" w:tplc="6EF2A122">
+    <w:lvl w:ilvl="3" w:tplc="A63CE282">
       <w:numFmt w:val="decimal"/>
       <w:lvlText w:val=""/>
       <w:lvlJc w:val="left"/>
     </w:lvl>
-    <w:lvl w:ilvl="4" w:tplc="0462899E">
+    <w:lvl w:ilvl="4" w:tplc="511294A2">
       <w:numFmt w:val="decimal"/>
       <w:lvlText w:val=""/>
       <w:lvlJc w:val="left"/>
     </w:lvl>
-    <w:lvl w:ilvl="5" w:tplc="F1EA5EBC">
+    <w:lvl w:ilvl="5" w:tplc="84A2B53C">
       <w:numFmt w:val="decimal"/>
       <w:lvlText w:val=""/>
       <w:lvlJc w:val="left"/>
     </w:lvl>
-    <w:lvl w:ilvl="6" w:tplc="CDEA4578">
+    <w:lvl w:ilvl="6" w:tplc="3A461A28">
       <w:numFmt w:val="decimal"/>
       <w:lvlText w:val=""/>
       <w:lvlJc w:val="left"/>
     </w:lvl>
-    <w:lvl w:ilvl="7" w:tplc="8C1218D0">
+    <w:lvl w:ilvl="7" w:tplc="DFD6B200">
       <w:numFmt w:val="decimal"/>
       <w:lvlText w:val=""/>
       <w:lvlJc w:val="left"/>
     </w:lvl>
-    <w:lvl w:ilvl="8" w:tplc="26CE34EC">
+    <w:lvl w:ilvl="8" w:tplc="3A982536">
       <w:numFmt w:val="decimal"/>
       <w:lvlText w:val=""/>
       <w:lvlJc w:val="left"/>
     </w:lvl>
   </w:abstractNum>
-  <w:abstractNum w:abstractNumId="6" w15:restartNumberingAfterBreak="0">
-    <w:nsid w:val="47623A54"/>
+  <w:abstractNum w:abstractNumId="7" w15:restartNumberingAfterBreak="0">
+    <w:nsid w:val="3CD61388"/>
     <w:multiLevelType w:val="hybridMultilevel"/>
-    <w:tmpl w:val="AFDC26CC"/>
-    <w:lvl w:ilvl="0" w:tplc="AFE45360">
+    <w:tmpl w:val="0902E96E"/>
+    <w:lvl w:ilvl="0" w:tplc="BBAC52AA">
       <w:start w:val="1"/>
       <w:numFmt w:val="decimal"/>
       <w:lvlText w:val="%1."/>
@@ -51365,7 +51443,7 @@
         <w:ind w:left="360" w:hanging="300"/>
       </w:pPr>
     </w:lvl>
-    <w:lvl w:ilvl="1" w:tplc="E5E080AE" w:tentative="1">
+    <w:lvl w:ilvl="1" w:tplc="CA8E2D94" w:tentative="1">
       <w:start w:val="1"/>
       <w:numFmt w:val="lowerLetter"/>
       <w:lvlText w:val="%2."/>
@@ -51374,47 +51452,47 @@
         <w:ind w:left="720" w:hanging="300"/>
       </w:pPr>
     </w:lvl>
-    <w:lvl w:ilvl="2" w:tplc="0C1A9308">
+    <w:lvl w:ilvl="2" w:tplc="F10843F4">
       <w:numFmt w:val="decimal"/>
       <w:lvlText w:val=""/>
       <w:lvlJc w:val="left"/>
     </w:lvl>
-    <w:lvl w:ilvl="3" w:tplc="2CE00478">
+    <w:lvl w:ilvl="3" w:tplc="5854EE08">
       <w:numFmt w:val="decimal"/>
       <w:lvlText w:val=""/>
       <w:lvlJc w:val="left"/>
     </w:lvl>
-    <w:lvl w:ilvl="4" w:tplc="DECEFFD4">
+    <w:lvl w:ilvl="4" w:tplc="4DA66F20">
       <w:numFmt w:val="decimal"/>
       <w:lvlText w:val=""/>
       <w:lvlJc w:val="left"/>
     </w:lvl>
-    <w:lvl w:ilvl="5" w:tplc="00E0F01A">
+    <w:lvl w:ilvl="5" w:tplc="87AE935E">
       <w:numFmt w:val="decimal"/>
       <w:lvlText w:val=""/>
       <w:lvlJc w:val="left"/>
     </w:lvl>
-    <w:lvl w:ilvl="6" w:tplc="DCB80ED0">
+    <w:lvl w:ilvl="6" w:tplc="09C87FE2">
       <w:numFmt w:val="decimal"/>
       <w:lvlText w:val=""/>
       <w:lvlJc w:val="left"/>
     </w:lvl>
-    <w:lvl w:ilvl="7" w:tplc="B648977E">
+    <w:lvl w:ilvl="7" w:tplc="77B610BE">
       <w:numFmt w:val="decimal"/>
       <w:lvlText w:val=""/>
       <w:lvlJc w:val="left"/>
     </w:lvl>
-    <w:lvl w:ilvl="8" w:tplc="42226BB4">
+    <w:lvl w:ilvl="8" w:tplc="A028AFE0">
       <w:numFmt w:val="decimal"/>
       <w:lvlText w:val=""/>
       <w:lvlJc w:val="left"/>
     </w:lvl>
   </w:abstractNum>
-  <w:abstractNum w:abstractNumId="7" w15:restartNumberingAfterBreak="0">
-    <w:nsid w:val="4C615D6F"/>
+  <w:abstractNum w:abstractNumId="8" w15:restartNumberingAfterBreak="0">
+    <w:nsid w:val="422135A5"/>
     <w:multiLevelType w:val="hybridMultilevel"/>
-    <w:tmpl w:val="7F4E607E"/>
-    <w:lvl w:ilvl="0" w:tplc="3230E0F4">
+    <w:tmpl w:val="5EB0D894"/>
+    <w:lvl w:ilvl="0" w:tplc="596298F0">
       <w:start w:val="1"/>
       <w:numFmt w:val="decimal"/>
       <w:lvlText w:val="%1."/>
@@ -51423,7 +51501,7 @@
         <w:ind w:left="360" w:hanging="300"/>
       </w:pPr>
     </w:lvl>
-    <w:lvl w:ilvl="1" w:tplc="7CD6AEA6" w:tentative="1">
+    <w:lvl w:ilvl="1" w:tplc="A0F44BA2" w:tentative="1">
       <w:start w:val="1"/>
       <w:numFmt w:val="lowerLetter"/>
       <w:lvlText w:val="%2."/>
@@ -51432,47 +51510,105 @@
         <w:ind w:left="720" w:hanging="300"/>
       </w:pPr>
     </w:lvl>
-    <w:lvl w:ilvl="2" w:tplc="975628CA">
+    <w:lvl w:ilvl="2" w:tplc="E5880F64">
       <w:numFmt w:val="decimal"/>
       <w:lvlText w:val=""/>
       <w:lvlJc w:val="left"/>
     </w:lvl>
-    <w:lvl w:ilvl="3" w:tplc="5308DA2C">
+    <w:lvl w:ilvl="3" w:tplc="D700A112">
       <w:numFmt w:val="decimal"/>
       <w:lvlText w:val=""/>
       <w:lvlJc w:val="left"/>
     </w:lvl>
-    <w:lvl w:ilvl="4" w:tplc="5ED6C2D4">
+    <w:lvl w:ilvl="4" w:tplc="CF022F0A">
       <w:numFmt w:val="decimal"/>
       <w:lvlText w:val=""/>
       <w:lvlJc w:val="left"/>
     </w:lvl>
-    <w:lvl w:ilvl="5" w:tplc="BE684BA2">
+    <w:lvl w:ilvl="5" w:tplc="0CCE8ECC">
       <w:numFmt w:val="decimal"/>
       <w:lvlText w:val=""/>
       <w:lvlJc w:val="left"/>
     </w:lvl>
-    <w:lvl w:ilvl="6" w:tplc="03D4522C">
+    <w:lvl w:ilvl="6" w:tplc="8BC69766">
       <w:numFmt w:val="decimal"/>
       <w:lvlText w:val=""/>
       <w:lvlJc w:val="left"/>
     </w:lvl>
-    <w:lvl w:ilvl="7" w:tplc="B600A124">
+    <w:lvl w:ilvl="7" w:tplc="C4687E2C">
       <w:numFmt w:val="decimal"/>
       <w:lvlText w:val=""/>
       <w:lvlJc w:val="left"/>
     </w:lvl>
-    <w:lvl w:ilvl="8" w:tplc="78BA0F92">
+    <w:lvl w:ilvl="8" w:tplc="DFB011B2">
       <w:numFmt w:val="decimal"/>
       <w:lvlText w:val=""/>
       <w:lvlJc w:val="left"/>
     </w:lvl>
   </w:abstractNum>
-  <w:abstractNum w:abstractNumId="8" w15:restartNumberingAfterBreak="0">
-    <w:nsid w:val="50C44243"/>
+  <w:abstractNum w:abstractNumId="9" w15:restartNumberingAfterBreak="0">
+    <w:nsid w:val="454B7FEA"/>
     <w:multiLevelType w:val="hybridMultilevel"/>
-    <w:tmpl w:val="8D581408"/>
-    <w:lvl w:ilvl="0" w:tplc="F98C2D60" w:tentative="1">
+    <w:tmpl w:val="20944760"/>
+    <w:lvl w:ilvl="0" w:tplc="B652E59C">
+      <w:start w:val="1"/>
+      <w:numFmt w:val="decimal"/>
+      <w:lvlText w:val="%1."/>
+      <w:lvlJc w:val="left"/>
+      <w:pPr>
+        <w:ind w:left="360" w:hanging="300"/>
+      </w:pPr>
+    </w:lvl>
+    <w:lvl w:ilvl="1" w:tplc="1EC24338" w:tentative="1">
+      <w:start w:val="1"/>
+      <w:numFmt w:val="lowerLetter"/>
+      <w:lvlText w:val="%2."/>
+      <w:lvlJc w:val="left"/>
+      <w:pPr>
+        <w:ind w:left="720" w:hanging="300"/>
+      </w:pPr>
+    </w:lvl>
+    <w:lvl w:ilvl="2" w:tplc="2E2CDD9E">
+      <w:numFmt w:val="decimal"/>
+      <w:lvlText w:val=""/>
+      <w:lvlJc w:val="left"/>
+    </w:lvl>
+    <w:lvl w:ilvl="3" w:tplc="7DFC927A">
+      <w:numFmt w:val="decimal"/>
+      <w:lvlText w:val=""/>
+      <w:lvlJc w:val="left"/>
+    </w:lvl>
+    <w:lvl w:ilvl="4" w:tplc="C450C4EC">
+      <w:numFmt w:val="decimal"/>
+      <w:lvlText w:val=""/>
+      <w:lvlJc w:val="left"/>
+    </w:lvl>
+    <w:lvl w:ilvl="5" w:tplc="1FF419EA">
+      <w:numFmt w:val="decimal"/>
+      <w:lvlText w:val=""/>
+      <w:lvlJc w:val="left"/>
+    </w:lvl>
+    <w:lvl w:ilvl="6" w:tplc="8BE417C0">
+      <w:numFmt w:val="decimal"/>
+      <w:lvlText w:val=""/>
+      <w:lvlJc w:val="left"/>
+    </w:lvl>
+    <w:lvl w:ilvl="7" w:tplc="93D24F4A">
+      <w:numFmt w:val="decimal"/>
+      <w:lvlText w:val=""/>
+      <w:lvlJc w:val="left"/>
+    </w:lvl>
+    <w:lvl w:ilvl="8" w:tplc="4E128BBC">
+      <w:numFmt w:val="decimal"/>
+      <w:lvlText w:val=""/>
+      <w:lvlJc w:val="left"/>
+    </w:lvl>
+  </w:abstractNum>
+  <w:abstractNum w:abstractNumId="10" w15:restartNumberingAfterBreak="0">
+    <w:nsid w:val="4C036416"/>
+    <w:multiLevelType w:val="hybridMultilevel"/>
+    <w:tmpl w:val="EC62FADA"/>
+    <w:lvl w:ilvl="0" w:tplc="19D09172" w:tentative="1">
       <w:start w:val="1"/>
       <w:numFmt w:val="bullet"/>
       <w:lvlText w:val="●"/>
@@ -51481,7 +51617,7 @@
         <w:ind w:left="720" w:hanging="360"/>
       </w:pPr>
     </w:lvl>
-    <w:lvl w:ilvl="1" w:tplc="0E04235A" w:tentative="1">
+    <w:lvl w:ilvl="1" w:tplc="453C9F0A" w:tentative="1">
       <w:start w:val="1"/>
       <w:numFmt w:val="bullet"/>
       <w:lvlText w:val="○"/>
@@ -51490,7 +51626,7 @@
         <w:ind w:left="1440" w:hanging="360"/>
       </w:pPr>
     </w:lvl>
-    <w:lvl w:ilvl="2" w:tplc="99C6ECD4" w:tentative="1">
+    <w:lvl w:ilvl="2" w:tplc="C08A0156" w:tentative="1">
       <w:start w:val="1"/>
       <w:numFmt w:val="bullet"/>
       <w:lvlText w:val="■"/>
@@ -51499,7 +51635,7 @@
         <w:ind w:left="2160" w:hanging="360"/>
       </w:pPr>
     </w:lvl>
-    <w:lvl w:ilvl="3" w:tplc="20A60774" w:tentative="1">
+    <w:lvl w:ilvl="3" w:tplc="8B189774" w:tentative="1">
       <w:start w:val="1"/>
       <w:numFmt w:val="bullet"/>
       <w:lvlText w:val="●"/>
@@ -51508,7 +51644,7 @@
         <w:ind w:left="2880" w:hanging="360"/>
       </w:pPr>
     </w:lvl>
-    <w:lvl w:ilvl="4" w:tplc="4D10F0B4" w:tentative="1">
+    <w:lvl w:ilvl="4" w:tplc="B3844E62" w:tentative="1">
       <w:start w:val="1"/>
       <w:numFmt w:val="bullet"/>
       <w:lvlText w:val="○"/>
@@ -51517,7 +51653,7 @@
         <w:ind w:left="3600" w:hanging="360"/>
       </w:pPr>
     </w:lvl>
-    <w:lvl w:ilvl="5" w:tplc="F2C87ED4" w:tentative="1">
+    <w:lvl w:ilvl="5" w:tplc="84901728" w:tentative="1">
       <w:start w:val="1"/>
       <w:numFmt w:val="bullet"/>
       <w:lvlText w:val="■"/>
@@ -51526,7 +51662,7 @@
         <w:ind w:left="4320" w:hanging="360"/>
       </w:pPr>
     </w:lvl>
-    <w:lvl w:ilvl="6" w:tplc="E7A070FE" w:tentative="1">
+    <w:lvl w:ilvl="6" w:tplc="B4C6AB68" w:tentative="1">
       <w:start w:val="1"/>
       <w:numFmt w:val="bullet"/>
       <w:lvlText w:val="●"/>
@@ -51535,7 +51671,7 @@
         <w:ind w:left="5040" w:hanging="360"/>
       </w:pPr>
     </w:lvl>
-    <w:lvl w:ilvl="7" w:tplc="56767760" w:tentative="1">
+    <w:lvl w:ilvl="7" w:tplc="46FCACBE" w:tentative="1">
       <w:start w:val="1"/>
       <w:numFmt w:val="bullet"/>
       <w:lvlText w:val="●"/>
@@ -51544,7 +51680,7 @@
         <w:ind w:left="5760" w:hanging="360"/>
       </w:pPr>
     </w:lvl>
-    <w:lvl w:ilvl="8" w:tplc="2FDA425E" w:tentative="1">
+    <w:lvl w:ilvl="8" w:tplc="8ED4F442" w:tentative="1">
       <w:start w:val="1"/>
       <w:numFmt w:val="bullet"/>
       <w:lvlText w:val="●"/>
@@ -51554,11 +51690,11 @@
       </w:pPr>
     </w:lvl>
   </w:abstractNum>
-  <w:abstractNum w:abstractNumId="9" w15:restartNumberingAfterBreak="0">
-    <w:nsid w:val="550A1ACB"/>
+  <w:abstractNum w:abstractNumId="11" w15:restartNumberingAfterBreak="0">
+    <w:nsid w:val="54A1764D"/>
     <w:multiLevelType w:val="hybridMultilevel"/>
-    <w:tmpl w:val="4D6CBBF4"/>
-    <w:lvl w:ilvl="0" w:tplc="18283CF6">
+    <w:tmpl w:val="8D1002BC"/>
+    <w:lvl w:ilvl="0" w:tplc="33E07E34">
       <w:start w:val="1"/>
       <w:numFmt w:val="decimal"/>
       <w:lvlText w:val="%1."/>
@@ -51567,7 +51703,7 @@
         <w:ind w:left="360" w:hanging="300"/>
       </w:pPr>
     </w:lvl>
-    <w:lvl w:ilvl="1" w:tplc="F7D8B97C" w:tentative="1">
+    <w:lvl w:ilvl="1" w:tplc="17687316" w:tentative="1">
       <w:start w:val="1"/>
       <w:numFmt w:val="lowerLetter"/>
       <w:lvlText w:val="%2."/>
@@ -51576,47 +51712,47 @@
         <w:ind w:left="720" w:hanging="300"/>
       </w:pPr>
     </w:lvl>
-    <w:lvl w:ilvl="2" w:tplc="39ACEB2A">
+    <w:lvl w:ilvl="2" w:tplc="B5BA44D0">
       <w:numFmt w:val="decimal"/>
       <w:lvlText w:val=""/>
       <w:lvlJc w:val="left"/>
     </w:lvl>
-    <w:lvl w:ilvl="3" w:tplc="31FC1870">
+    <w:lvl w:ilvl="3" w:tplc="5C42EB2A">
       <w:numFmt w:val="decimal"/>
       <w:lvlText w:val=""/>
       <w:lvlJc w:val="left"/>
     </w:lvl>
-    <w:lvl w:ilvl="4" w:tplc="E2D495C6">
+    <w:lvl w:ilvl="4" w:tplc="663C9432">
       <w:numFmt w:val="decimal"/>
       <w:lvlText w:val=""/>
       <w:lvlJc w:val="left"/>
     </w:lvl>
-    <w:lvl w:ilvl="5" w:tplc="6F0C8E68">
+    <w:lvl w:ilvl="5" w:tplc="E04A1778">
       <w:numFmt w:val="decimal"/>
       <w:lvlText w:val=""/>
       <w:lvlJc w:val="left"/>
     </w:lvl>
-    <w:lvl w:ilvl="6" w:tplc="D2B0602E">
+    <w:lvl w:ilvl="6" w:tplc="D6B44458">
       <w:numFmt w:val="decimal"/>
       <w:lvlText w:val=""/>
       <w:lvlJc w:val="left"/>
     </w:lvl>
-    <w:lvl w:ilvl="7" w:tplc="279ABE50">
+    <w:lvl w:ilvl="7" w:tplc="3180709C">
       <w:numFmt w:val="decimal"/>
       <w:lvlText w:val=""/>
       <w:lvlJc w:val="left"/>
     </w:lvl>
-    <w:lvl w:ilvl="8" w:tplc="8C483AEC">
+    <w:lvl w:ilvl="8" w:tplc="B4E419F6">
       <w:numFmt w:val="decimal"/>
       <w:lvlText w:val=""/>
       <w:lvlJc w:val="left"/>
     </w:lvl>
   </w:abstractNum>
-  <w:abstractNum w:abstractNumId="10" w15:restartNumberingAfterBreak="0">
-    <w:nsid w:val="574B1FB7"/>
+  <w:abstractNum w:abstractNumId="12" w15:restartNumberingAfterBreak="0">
+    <w:nsid w:val="54E758DD"/>
     <w:multiLevelType w:val="hybridMultilevel"/>
-    <w:tmpl w:val="F126F174"/>
-    <w:lvl w:ilvl="0" w:tplc="7248C564">
+    <w:tmpl w:val="BF329000"/>
+    <w:lvl w:ilvl="0" w:tplc="F4202A88">
       <w:start w:val="1"/>
       <w:numFmt w:val="decimal"/>
       <w:lvlText w:val="%1."/>
@@ -51625,7 +51761,7 @@
         <w:ind w:left="360" w:hanging="300"/>
       </w:pPr>
     </w:lvl>
-    <w:lvl w:ilvl="1" w:tplc="384891B4" w:tentative="1">
+    <w:lvl w:ilvl="1" w:tplc="0DEEA252" w:tentative="1">
       <w:start w:val="1"/>
       <w:numFmt w:val="lowerLetter"/>
       <w:lvlText w:val="%2."/>
@@ -51634,47 +51770,47 @@
         <w:ind w:left="720" w:hanging="300"/>
       </w:pPr>
     </w:lvl>
-    <w:lvl w:ilvl="2" w:tplc="14C64120">
+    <w:lvl w:ilvl="2" w:tplc="A5A0566C">
       <w:numFmt w:val="decimal"/>
       <w:lvlText w:val=""/>
       <w:lvlJc w:val="left"/>
     </w:lvl>
-    <w:lvl w:ilvl="3" w:tplc="DCB6D8BA">
+    <w:lvl w:ilvl="3" w:tplc="BF884B2A">
       <w:numFmt w:val="decimal"/>
       <w:lvlText w:val=""/>
       <w:lvlJc w:val="left"/>
     </w:lvl>
-    <w:lvl w:ilvl="4" w:tplc="0D06F702">
+    <w:lvl w:ilvl="4" w:tplc="1AFC93CE">
       <w:numFmt w:val="decimal"/>
       <w:lvlText w:val=""/>
       <w:lvlJc w:val="left"/>
     </w:lvl>
-    <w:lvl w:ilvl="5" w:tplc="BCC44B98">
+    <w:lvl w:ilvl="5" w:tplc="E864E84A">
       <w:numFmt w:val="decimal"/>
       <w:lvlText w:val=""/>
       <w:lvlJc w:val="left"/>
     </w:lvl>
-    <w:lvl w:ilvl="6" w:tplc="6C4298AC">
+    <w:lvl w:ilvl="6" w:tplc="24C893E2">
       <w:numFmt w:val="decimal"/>
       <w:lvlText w:val=""/>
       <w:lvlJc w:val="left"/>
     </w:lvl>
-    <w:lvl w:ilvl="7" w:tplc="AA26E9E4">
+    <w:lvl w:ilvl="7" w:tplc="AAA4C9D6">
       <w:numFmt w:val="decimal"/>
       <w:lvlText w:val=""/>
       <w:lvlJc w:val="left"/>
     </w:lvl>
-    <w:lvl w:ilvl="8" w:tplc="676E44CA">
+    <w:lvl w:ilvl="8" w:tplc="C7467880">
       <w:numFmt w:val="decimal"/>
       <w:lvlText w:val=""/>
       <w:lvlJc w:val="left"/>
     </w:lvl>
   </w:abstractNum>
-  <w:abstractNum w:abstractNumId="11" w15:restartNumberingAfterBreak="0">
-    <w:nsid w:val="68525BB4"/>
+  <w:abstractNum w:abstractNumId="13" w15:restartNumberingAfterBreak="0">
+    <w:nsid w:val="6D051B99"/>
     <w:multiLevelType w:val="hybridMultilevel"/>
-    <w:tmpl w:val="B398663E"/>
-    <w:lvl w:ilvl="0" w:tplc="E98A017A">
+    <w:tmpl w:val="DBD2B16A"/>
+    <w:lvl w:ilvl="0" w:tplc="BDF26F54">
       <w:start w:val="1"/>
       <w:numFmt w:val="decimal"/>
       <w:lvlText w:val="%1."/>
@@ -51683,7 +51819,7 @@
         <w:ind w:left="360" w:hanging="300"/>
       </w:pPr>
     </w:lvl>
-    <w:lvl w:ilvl="1" w:tplc="EEA02D64" w:tentative="1">
+    <w:lvl w:ilvl="1" w:tplc="717ACE7A" w:tentative="1">
       <w:start w:val="1"/>
       <w:numFmt w:val="lowerLetter"/>
       <w:lvlText w:val="%2."/>
@@ -51692,47 +51828,47 @@
         <w:ind w:left="720" w:hanging="300"/>
       </w:pPr>
     </w:lvl>
-    <w:lvl w:ilvl="2" w:tplc="B798DF74">
+    <w:lvl w:ilvl="2" w:tplc="97949F78">
       <w:numFmt w:val="decimal"/>
       <w:lvlText w:val=""/>
       <w:lvlJc w:val="left"/>
     </w:lvl>
-    <w:lvl w:ilvl="3" w:tplc="FA761574">
+    <w:lvl w:ilvl="3" w:tplc="57327C86">
       <w:numFmt w:val="decimal"/>
       <w:lvlText w:val=""/>
       <w:lvlJc w:val="left"/>
     </w:lvl>
-    <w:lvl w:ilvl="4" w:tplc="77209F32">
+    <w:lvl w:ilvl="4" w:tplc="7CD0B5E2">
       <w:numFmt w:val="decimal"/>
       <w:lvlText w:val=""/>
       <w:lvlJc w:val="left"/>
     </w:lvl>
-    <w:lvl w:ilvl="5" w:tplc="ED4E903C">
+    <w:lvl w:ilvl="5" w:tplc="15E09CD0">
       <w:numFmt w:val="decimal"/>
       <w:lvlText w:val=""/>
       <w:lvlJc w:val="left"/>
     </w:lvl>
-    <w:lvl w:ilvl="6" w:tplc="C0AE44AE">
+    <w:lvl w:ilvl="6" w:tplc="78C6D126">
       <w:numFmt w:val="decimal"/>
       <w:lvlText w:val=""/>
       <w:lvlJc w:val="left"/>
     </w:lvl>
-    <w:lvl w:ilvl="7" w:tplc="4C9EAEB6">
+    <w:lvl w:ilvl="7" w:tplc="5BB6E204">
       <w:numFmt w:val="decimal"/>
       <w:lvlText w:val=""/>
       <w:lvlJc w:val="left"/>
     </w:lvl>
-    <w:lvl w:ilvl="8" w:tplc="E9A04C44">
+    <w:lvl w:ilvl="8" w:tplc="78528886">
       <w:numFmt w:val="decimal"/>
       <w:lvlText w:val=""/>
       <w:lvlJc w:val="left"/>
     </w:lvl>
   </w:abstractNum>
-  <w:abstractNum w:abstractNumId="12" w15:restartNumberingAfterBreak="0">
-    <w:nsid w:val="6EB867C9"/>
+  <w:abstractNum w:abstractNumId="14" w15:restartNumberingAfterBreak="0">
+    <w:nsid w:val="7FF52F7F"/>
     <w:multiLevelType w:val="hybridMultilevel"/>
-    <w:tmpl w:val="9D4E4172"/>
-    <w:lvl w:ilvl="0" w:tplc="128CE2CE">
+    <w:tmpl w:val="9ABCC3F6"/>
+    <w:lvl w:ilvl="0" w:tplc="3AC89E32">
       <w:start w:val="1"/>
       <w:numFmt w:val="decimal"/>
       <w:lvlText w:val="%1."/>
@@ -51741,7 +51877,7 @@
         <w:ind w:left="360" w:hanging="300"/>
       </w:pPr>
     </w:lvl>
-    <w:lvl w:ilvl="1" w:tplc="AA92563A" w:tentative="1">
+    <w:lvl w:ilvl="1" w:tplc="69348A56" w:tentative="1">
       <w:start w:val="1"/>
       <w:numFmt w:val="lowerLetter"/>
       <w:lvlText w:val="%2."/>
@@ -51750,244 +51886,128 @@
         <w:ind w:left="720" w:hanging="300"/>
       </w:pPr>
     </w:lvl>
-    <w:lvl w:ilvl="2" w:tplc="45A671EA">
+    <w:lvl w:ilvl="2" w:tplc="A6A6E238">
       <w:numFmt w:val="decimal"/>
       <w:lvlText w:val=""/>
       <w:lvlJc w:val="left"/>
     </w:lvl>
-    <w:lvl w:ilvl="3" w:tplc="82149698">
+    <w:lvl w:ilvl="3" w:tplc="2684F1E2">
       <w:numFmt w:val="decimal"/>
       <w:lvlText w:val=""/>
       <w:lvlJc w:val="left"/>
     </w:lvl>
-    <w:lvl w:ilvl="4" w:tplc="E2CC5A14">
+    <w:lvl w:ilvl="4" w:tplc="14A0872C">
       <w:numFmt w:val="decimal"/>
       <w:lvlText w:val=""/>
       <w:lvlJc w:val="left"/>
     </w:lvl>
-    <w:lvl w:ilvl="5" w:tplc="45FC4724">
+    <w:lvl w:ilvl="5" w:tplc="48E4B3D0">
       <w:numFmt w:val="decimal"/>
       <w:lvlText w:val=""/>
       <w:lvlJc w:val="left"/>
     </w:lvl>
-    <w:lvl w:ilvl="6" w:tplc="8A72AA24">
+    <w:lvl w:ilvl="6" w:tplc="DFE2990C">
       <w:numFmt w:val="decimal"/>
       <w:lvlText w:val=""/>
       <w:lvlJc w:val="left"/>
     </w:lvl>
-    <w:lvl w:ilvl="7" w:tplc="9140BB00">
+    <w:lvl w:ilvl="7" w:tplc="01349318">
       <w:numFmt w:val="decimal"/>
       <w:lvlText w:val=""/>
       <w:lvlJc w:val="left"/>
     </w:lvl>
-    <w:lvl w:ilvl="8" w:tplc="A3A8E91E">
+    <w:lvl w:ilvl="8" w:tplc="88080E40">
       <w:numFmt w:val="decimal"/>
       <w:lvlText w:val=""/>
       <w:lvlJc w:val="left"/>
     </w:lvl>
   </w:abstractNum>
-  <w:abstractNum w:abstractNumId="13" w15:restartNumberingAfterBreak="0">
-    <w:nsid w:val="71343118"/>
-    <w:multiLevelType w:val="hybridMultilevel"/>
-    <w:tmpl w:val="2102BDDA"/>
-    <w:lvl w:ilvl="0" w:tplc="0986B238">
-      <w:start w:val="1"/>
-      <w:numFmt w:val="decimal"/>
-      <w:lvlText w:val="%1."/>
-      <w:lvlJc w:val="left"/>
-      <w:pPr>
-        <w:ind w:left="360" w:hanging="300"/>
-      </w:pPr>
-    </w:lvl>
-    <w:lvl w:ilvl="1" w:tplc="B7DAA582" w:tentative="1">
-      <w:start w:val="1"/>
-      <w:numFmt w:val="lowerLetter"/>
-      <w:lvlText w:val="%2."/>
-      <w:lvlJc w:val="left"/>
-      <w:pPr>
-        <w:ind w:left="720" w:hanging="300"/>
-      </w:pPr>
-    </w:lvl>
-    <w:lvl w:ilvl="2" w:tplc="E0B2CB86">
-      <w:numFmt w:val="decimal"/>
-      <w:lvlText w:val=""/>
-      <w:lvlJc w:val="left"/>
-    </w:lvl>
-    <w:lvl w:ilvl="3" w:tplc="5008CE2A">
-      <w:numFmt w:val="decimal"/>
-      <w:lvlText w:val=""/>
-      <w:lvlJc w:val="left"/>
-    </w:lvl>
-    <w:lvl w:ilvl="4" w:tplc="A7B2071A">
-      <w:numFmt w:val="decimal"/>
-      <w:lvlText w:val=""/>
-      <w:lvlJc w:val="left"/>
-    </w:lvl>
-    <w:lvl w:ilvl="5" w:tplc="DE0AE64A">
-      <w:numFmt w:val="decimal"/>
-      <w:lvlText w:val=""/>
-      <w:lvlJc w:val="left"/>
-    </w:lvl>
-    <w:lvl w:ilvl="6" w:tplc="61543E80">
-      <w:numFmt w:val="decimal"/>
-      <w:lvlText w:val=""/>
-      <w:lvlJc w:val="left"/>
-    </w:lvl>
-    <w:lvl w:ilvl="7" w:tplc="20EC3DB2">
-      <w:numFmt w:val="decimal"/>
-      <w:lvlText w:val=""/>
-      <w:lvlJc w:val="left"/>
-    </w:lvl>
-    <w:lvl w:ilvl="8" w:tplc="6590D29C">
-      <w:numFmt w:val="decimal"/>
-      <w:lvlText w:val=""/>
-      <w:lvlJc w:val="left"/>
-    </w:lvl>
-  </w:abstractNum>
-  <w:abstractNum w:abstractNumId="14" w15:restartNumberingAfterBreak="0">
-    <w:nsid w:val="7264432D"/>
-    <w:multiLevelType w:val="hybridMultilevel"/>
-    <w:tmpl w:val="CA3CDED6"/>
-    <w:lvl w:ilvl="0" w:tplc="5C42A1D4">
-      <w:start w:val="1"/>
-      <w:numFmt w:val="bullet"/>
-      <w:lvlText w:val="•"/>
-      <w:lvlJc w:val="left"/>
-      <w:pPr>
-        <w:ind w:left="360" w:hanging="260"/>
-      </w:pPr>
-    </w:lvl>
-    <w:lvl w:ilvl="1" w:tplc="B16C1902" w:tentative="1">
-      <w:start w:val="1"/>
-      <w:numFmt w:val="bullet"/>
-      <w:lvlText w:val="–"/>
-      <w:lvlJc w:val="left"/>
-      <w:pPr>
-        <w:ind w:left="720" w:hanging="260"/>
-      </w:pPr>
-    </w:lvl>
-    <w:lvl w:ilvl="2" w:tplc="BE60FC32">
-      <w:numFmt w:val="decimal"/>
-      <w:lvlText w:val=""/>
-      <w:lvlJc w:val="left"/>
-    </w:lvl>
-    <w:lvl w:ilvl="3" w:tplc="B97691AA">
-      <w:numFmt w:val="decimal"/>
-      <w:lvlText w:val=""/>
-      <w:lvlJc w:val="left"/>
-    </w:lvl>
-    <w:lvl w:ilvl="4" w:tplc="CA8CECCC">
-      <w:numFmt w:val="decimal"/>
-      <w:lvlText w:val=""/>
-      <w:lvlJc w:val="left"/>
-    </w:lvl>
-    <w:lvl w:ilvl="5" w:tplc="E38AA7D0">
-      <w:numFmt w:val="decimal"/>
-      <w:lvlText w:val=""/>
-      <w:lvlJc w:val="left"/>
-    </w:lvl>
-    <w:lvl w:ilvl="6" w:tplc="4016FBA4">
-      <w:numFmt w:val="decimal"/>
-      <w:lvlText w:val=""/>
-      <w:lvlJc w:val="left"/>
-    </w:lvl>
-    <w:lvl w:ilvl="7" w:tplc="841249A0">
-      <w:numFmt w:val="decimal"/>
-      <w:lvlText w:val=""/>
-      <w:lvlJc w:val="left"/>
-    </w:lvl>
-    <w:lvl w:ilvl="8" w:tplc="EB28E17E">
-      <w:numFmt w:val="decimal"/>
-      <w:lvlText w:val=""/>
-      <w:lvlJc w:val="left"/>
-    </w:lvl>
-  </w:abstractNum>
-  <w:num w:numId="1" w16cid:durableId="954211546">
+  <w:num w:numId="1" w16cid:durableId="163932818">
+    <w:abstractNumId w:val="10"/>
+    <w:lvlOverride w:ilvl="0">
+      <w:startOverride w:val="1"/>
+    </w:lvlOverride>
+  </w:num>
+  <w:num w:numId="2" w16cid:durableId="226577142">
+    <w:abstractNumId w:val="2"/>
+    <w:lvlOverride w:ilvl="0">
+      <w:startOverride w:val="1"/>
+    </w:lvlOverride>
+  </w:num>
+  <w:num w:numId="3" w16cid:durableId="1789422303">
+    <w:abstractNumId w:val="1"/>
+    <w:lvlOverride w:ilvl="0">
+      <w:startOverride w:val="1"/>
+    </w:lvlOverride>
+  </w:num>
+  <w:num w:numId="4" w16cid:durableId="1612975609">
+    <w:abstractNumId w:val="9"/>
+    <w:lvlOverride w:ilvl="0">
+      <w:startOverride w:val="1"/>
+    </w:lvlOverride>
+  </w:num>
+  <w:num w:numId="5" w16cid:durableId="248003354">
+    <w:abstractNumId w:val="6"/>
+    <w:lvlOverride w:ilvl="0">
+      <w:startOverride w:val="1"/>
+    </w:lvlOverride>
+  </w:num>
+  <w:num w:numId="6" w16cid:durableId="1221138675">
+    <w:abstractNumId w:val="12"/>
+    <w:lvlOverride w:ilvl="0">
+      <w:startOverride w:val="1"/>
+    </w:lvlOverride>
+  </w:num>
+  <w:num w:numId="7" w16cid:durableId="604659438">
+    <w:abstractNumId w:val="13"/>
+    <w:lvlOverride w:ilvl="0">
+      <w:startOverride w:val="1"/>
+    </w:lvlOverride>
+  </w:num>
+  <w:num w:numId="8" w16cid:durableId="1598907483">
+    <w:abstractNumId w:val="5"/>
+    <w:lvlOverride w:ilvl="0">
+      <w:startOverride w:val="1"/>
+    </w:lvlOverride>
+  </w:num>
+  <w:num w:numId="9" w16cid:durableId="674965783">
+    <w:abstractNumId w:val="0"/>
+    <w:lvlOverride w:ilvl="0">
+      <w:startOverride w:val="1"/>
+    </w:lvlOverride>
+  </w:num>
+  <w:num w:numId="10" w16cid:durableId="1234051822">
     <w:abstractNumId w:val="8"/>
     <w:lvlOverride w:ilvl="0">
       <w:startOverride w:val="1"/>
     </w:lvlOverride>
   </w:num>
-  <w:num w:numId="2" w16cid:durableId="1152717143">
+  <w:num w:numId="11" w16cid:durableId="699890592">
+    <w:abstractNumId w:val="4"/>
+    <w:lvlOverride w:ilvl="0">
+      <w:startOverride w:val="1"/>
+    </w:lvlOverride>
+  </w:num>
+  <w:num w:numId="12" w16cid:durableId="1170750640">
+    <w:abstractNumId w:val="3"/>
+    <w:lvlOverride w:ilvl="0">
+      <w:startOverride w:val="1"/>
+    </w:lvlOverride>
+  </w:num>
+  <w:num w:numId="13" w16cid:durableId="1949388839">
     <w:abstractNumId w:val="14"/>
     <w:lvlOverride w:ilvl="0">
       <w:startOverride w:val="1"/>
     </w:lvlOverride>
   </w:num>
-  <w:num w:numId="3" w16cid:durableId="616182500">
+  <w:num w:numId="14" w16cid:durableId="1558662975">
     <w:abstractNumId w:val="7"/>
     <w:lvlOverride w:ilvl="0">
       <w:startOverride w:val="1"/>
     </w:lvlOverride>
   </w:num>
-  <w:num w:numId="4" w16cid:durableId="2095197221">
-    <w:abstractNumId w:val="3"/>
-    <w:lvlOverride w:ilvl="0">
-      <w:startOverride w:val="1"/>
-    </w:lvlOverride>
-  </w:num>
-  <w:num w:numId="5" w16cid:durableId="42098221">
-    <w:abstractNumId w:val="1"/>
-    <w:lvlOverride w:ilvl="0">
-      <w:startOverride w:val="1"/>
-    </w:lvlOverride>
-  </w:num>
-  <w:num w:numId="6" w16cid:durableId="1940210145">
-    <w:abstractNumId w:val="6"/>
-    <w:lvlOverride w:ilvl="0">
-      <w:startOverride w:val="1"/>
-    </w:lvlOverride>
-  </w:num>
-  <w:num w:numId="7" w16cid:durableId="77754984">
-    <w:abstractNumId w:val="5"/>
-    <w:lvlOverride w:ilvl="0">
-      <w:startOverride w:val="1"/>
-    </w:lvlOverride>
-  </w:num>
-  <w:num w:numId="8" w16cid:durableId="1398477681">
+  <w:num w:numId="15" w16cid:durableId="153184875">
     <w:abstractNumId w:val="11"/>
-    <w:lvlOverride w:ilvl="0">
-      <w:startOverride w:val="1"/>
-    </w:lvlOverride>
-  </w:num>
-  <w:num w:numId="9" w16cid:durableId="543757492">
-    <w:abstractNumId w:val="10"/>
-    <w:lvlOverride w:ilvl="0">
-      <w:startOverride w:val="1"/>
-    </w:lvlOverride>
-  </w:num>
-  <w:num w:numId="10" w16cid:durableId="1357544074">
-    <w:abstractNumId w:val="2"/>
-    <w:lvlOverride w:ilvl="0">
-      <w:startOverride w:val="1"/>
-    </w:lvlOverride>
-  </w:num>
-  <w:num w:numId="11" w16cid:durableId="1771267971">
-    <w:abstractNumId w:val="4"/>
-    <w:lvlOverride w:ilvl="0">
-      <w:startOverride w:val="1"/>
-    </w:lvlOverride>
-  </w:num>
-  <w:num w:numId="12" w16cid:durableId="446850778">
-    <w:abstractNumId w:val="13"/>
-    <w:lvlOverride w:ilvl="0">
-      <w:startOverride w:val="1"/>
-    </w:lvlOverride>
-  </w:num>
-  <w:num w:numId="13" w16cid:durableId="1658534034">
-    <w:abstractNumId w:val="0"/>
-    <w:lvlOverride w:ilvl="0">
-      <w:startOverride w:val="1"/>
-    </w:lvlOverride>
-  </w:num>
-  <w:num w:numId="14" w16cid:durableId="1847134665">
-    <w:abstractNumId w:val="9"/>
-    <w:lvlOverride w:ilvl="0">
-      <w:startOverride w:val="1"/>
-    </w:lvlOverride>
-  </w:num>
-  <w:num w:numId="15" w16cid:durableId="880677866">
-    <w:abstractNumId w:val="12"/>
     <w:lvlOverride w:ilvl="0">
       <w:startOverride w:val="1"/>
     </w:lvlOverride>
@@ -52667,7 +52687,7 @@
     <w:autoRedefine/>
     <w:uiPriority w:val="39"/>
     <w:unhideWhenUsed/>
-    <w:rsid w:val="00330D8D"/>
+    <w:rsid w:val="00077DB8"/>
     <w:pPr>
       <w:spacing w:after="100"/>
     </w:pPr>
@@ -52679,7 +52699,7 @@
     <w:autoRedefine/>
     <w:uiPriority w:val="39"/>
     <w:unhideWhenUsed/>
-    <w:rsid w:val="00330D8D"/>
+    <w:rsid w:val="00077DB8"/>
     <w:pPr>
       <w:spacing w:after="100"/>
       <w:ind w:left="210"/>

--- a/discoverer-neo/docs/user-guide/manual/Discoverer-Neo-ADMIN-Guide-Full-pt-PT.docx
+++ b/discoverer-neo/docs/user-guide/manual/Discoverer-Neo-ADMIN-Guide-Full-pt-PT.docx
@@ -54,7 +54,7 @@
           <w:sz w:val="22"/>
           <w:szCs w:val="22"/>
         </w:rPr>
-        <w:t>Versão 2.0.1</w:t>
+        <w:t>Versão 2.1.0</w:t>
       </w:r>
     </w:p>
     <w:p>
@@ -74,7 +74,7 @@
     <w:sdt>
       <w:sdtPr>
         <w:alias w:val="Índice"/>
-        <w:id w:val="-374922511"/>
+        <w:id w:val="-1429736922"/>
       </w:sdtPr>
       <w:sdtEndPr/>
       <w:sdtContent>
@@ -102,7 +102,7 @@
           <w:r>
             <w:fldChar w:fldCharType="separate"/>
           </w:r>
-          <w:hyperlink w:anchor="_Toc241692373" w:history="1">
+          <w:hyperlink w:anchor="_Toc241696261" w:history="1">
             <w:r>
               <w:rPr>
                 <w:rStyle w:val="Hiperligao"/>
@@ -126,7 +126,7 @@
               <w:rPr>
                 <w:noProof/>
               </w:rPr>
-              <w:instrText xml:space="preserve"> PAGEREF _Toc241692373 \h </w:instrText>
+              <w:instrText xml:space="preserve"> PAGEREF _Toc241696261 \h </w:instrText>
             </w:r>
             <w:r>
               <w:rPr>
@@ -168,7 +168,7 @@
               <w14:ligatures w14:val="standardContextual"/>
             </w:rPr>
           </w:pPr>
-          <w:hyperlink w:anchor="_Toc241692374" w:history="1">
+          <w:hyperlink w:anchor="_Toc241696262" w:history="1">
             <w:r>
               <w:rPr>
                 <w:rStyle w:val="Hiperligao"/>
@@ -192,7 +192,7 @@
               <w:rPr>
                 <w:noProof/>
               </w:rPr>
-              <w:instrText xml:space="preserve"> PAGEREF _Toc241692374 \h </w:instrText>
+              <w:instrText xml:space="preserve"> PAGEREF _Toc241696262 \h </w:instrText>
             </w:r>
             <w:r>
               <w:rPr>
@@ -234,7 +234,7 @@
               <w14:ligatures w14:val="standardContextual"/>
             </w:rPr>
           </w:pPr>
-          <w:hyperlink w:anchor="_Toc241692375" w:history="1">
+          <w:hyperlink w:anchor="_Toc241696263" w:history="1">
             <w:r>
               <w:rPr>
                 <w:rStyle w:val="Hiperligao"/>
@@ -258,7 +258,7 @@
               <w:rPr>
                 <w:noProof/>
               </w:rPr>
-              <w:instrText xml:space="preserve"> PAGEREF _Toc241692375 \h </w:instrText>
+              <w:instrText xml:space="preserve"> PAGEREF _Toc241696263 \h </w:instrText>
             </w:r>
             <w:r>
               <w:rPr>
@@ -300,7 +300,7 @@
               <w14:ligatures w14:val="standardContextual"/>
             </w:rPr>
           </w:pPr>
-          <w:hyperlink w:anchor="_Toc241692376" w:history="1">
+          <w:hyperlink w:anchor="_Toc241696264" w:history="1">
             <w:r>
               <w:rPr>
                 <w:rStyle w:val="Hiperligao"/>
@@ -324,7 +324,7 @@
               <w:rPr>
                 <w:noProof/>
               </w:rPr>
-              <w:instrText xml:space="preserve"> PAGEREF _Toc241692376 \h </w:instrText>
+              <w:instrText xml:space="preserve"> PAGEREF _Toc241696264 \h </w:instrText>
             </w:r>
             <w:r>
               <w:rPr>
@@ -366,7 +366,7 @@
               <w14:ligatures w14:val="standardContextual"/>
             </w:rPr>
           </w:pPr>
-          <w:hyperlink w:anchor="_Toc241692377" w:history="1">
+          <w:hyperlink w:anchor="_Toc241696265" w:history="1">
             <w:r>
               <w:rPr>
                 <w:rStyle w:val="Hiperligao"/>
@@ -390,7 +390,7 @@
               <w:rPr>
                 <w:noProof/>
               </w:rPr>
-              <w:instrText xml:space="preserve"> PAGEREF _Toc241692377 \h </w:instrText>
+              <w:instrText xml:space="preserve"> PAGEREF _Toc241696265 \h </w:instrText>
             </w:r>
             <w:r>
               <w:rPr>
@@ -432,7 +432,7 @@
               <w14:ligatures w14:val="standardContextual"/>
             </w:rPr>
           </w:pPr>
-          <w:hyperlink w:anchor="_Toc241692378" w:history="1">
+          <w:hyperlink w:anchor="_Toc241696266" w:history="1">
             <w:r>
               <w:rPr>
                 <w:rStyle w:val="Hiperligao"/>
@@ -456,7 +456,7 @@
               <w:rPr>
                 <w:noProof/>
               </w:rPr>
-              <w:instrText xml:space="preserve"> PAGEREF _Toc241692378 \h </w:instrText>
+              <w:instrText xml:space="preserve"> PAGEREF _Toc241696266 \h </w:instrText>
             </w:r>
             <w:r>
               <w:rPr>
@@ -498,7 +498,7 @@
               <w14:ligatures w14:val="standardContextual"/>
             </w:rPr>
           </w:pPr>
-          <w:hyperlink w:anchor="_Toc241692379" w:history="1">
+          <w:hyperlink w:anchor="_Toc241696267" w:history="1">
             <w:r>
               <w:rPr>
                 <w:rStyle w:val="Hiperligao"/>
@@ -522,7 +522,7 @@
               <w:rPr>
                 <w:noProof/>
               </w:rPr>
-              <w:instrText xml:space="preserve"> PAGEREF _Toc241692379 \h </w:instrText>
+              <w:instrText xml:space="preserve"> PAGEREF _Toc241696267 \h </w:instrText>
             </w:r>
             <w:r>
               <w:rPr>
@@ -564,7 +564,7 @@
               <w14:ligatures w14:val="standardContextual"/>
             </w:rPr>
           </w:pPr>
-          <w:hyperlink w:anchor="_Toc241692380" w:history="1">
+          <w:hyperlink w:anchor="_Toc241696268" w:history="1">
             <w:r>
               <w:rPr>
                 <w:rStyle w:val="Hiperligao"/>
@@ -588,7 +588,7 @@
               <w:rPr>
                 <w:noProof/>
               </w:rPr>
-              <w:instrText xml:space="preserve"> PAGEREF _Toc241692380 \h </w:instrText>
+              <w:instrText xml:space="preserve"> PAGEREF _Toc241696268 \h </w:instrText>
             </w:r>
             <w:r>
               <w:rPr>
@@ -630,7 +630,7 @@
               <w14:ligatures w14:val="standardContextual"/>
             </w:rPr>
           </w:pPr>
-          <w:hyperlink w:anchor="_Toc241692381" w:history="1">
+          <w:hyperlink w:anchor="_Toc241696269" w:history="1">
             <w:r>
               <w:rPr>
                 <w:rStyle w:val="Hiperligao"/>
@@ -654,7 +654,7 @@
               <w:rPr>
                 <w:noProof/>
               </w:rPr>
-              <w:instrText xml:space="preserve"> PAGEREF _Toc241692381 \h </w:instrText>
+              <w:instrText xml:space="preserve"> PAGEREF _Toc241696269 \h </w:instrText>
             </w:r>
             <w:r>
               <w:rPr>
@@ -696,7 +696,7 @@
               <w14:ligatures w14:val="standardContextual"/>
             </w:rPr>
           </w:pPr>
-          <w:hyperlink w:anchor="_Toc241692382" w:history="1">
+          <w:hyperlink w:anchor="_Toc241696270" w:history="1">
             <w:r>
               <w:rPr>
                 <w:rStyle w:val="Hiperligao"/>
@@ -720,7 +720,7 @@
               <w:rPr>
                 <w:noProof/>
               </w:rPr>
-              <w:instrText xml:space="preserve"> PAGEREF _Toc241692382 \h </w:instrText>
+              <w:instrText xml:space="preserve"> PAGEREF _Toc241696270 \h </w:instrText>
             </w:r>
             <w:r>
               <w:rPr>
@@ -762,7 +762,7 @@
               <w14:ligatures w14:val="standardContextual"/>
             </w:rPr>
           </w:pPr>
-          <w:hyperlink w:anchor="_Toc241692383" w:history="1">
+          <w:hyperlink w:anchor="_Toc241696271" w:history="1">
             <w:r>
               <w:rPr>
                 <w:rStyle w:val="Hiperligao"/>
@@ -786,7 +786,7 @@
               <w:rPr>
                 <w:noProof/>
               </w:rPr>
-              <w:instrText xml:space="preserve"> PAGEREF _Toc241692383 \h </w:instrText>
+              <w:instrText xml:space="preserve"> PAGEREF _Toc241696271 \h </w:instrText>
             </w:r>
             <w:r>
               <w:rPr>
@@ -828,7 +828,7 @@
               <w14:ligatures w14:val="standardContextual"/>
             </w:rPr>
           </w:pPr>
-          <w:hyperlink w:anchor="_Toc241692384" w:history="1">
+          <w:hyperlink w:anchor="_Toc241696272" w:history="1">
             <w:r>
               <w:rPr>
                 <w:rStyle w:val="Hiperligao"/>
@@ -852,7 +852,7 @@
               <w:rPr>
                 <w:noProof/>
               </w:rPr>
-              <w:instrText xml:space="preserve"> PAGEREF _Toc241692384 \h </w:instrText>
+              <w:instrText xml:space="preserve"> PAGEREF _Toc241696272 \h </w:instrText>
             </w:r>
             <w:r>
               <w:rPr>
@@ -894,7 +894,7 @@
               <w14:ligatures w14:val="standardContextual"/>
             </w:rPr>
           </w:pPr>
-          <w:hyperlink w:anchor="_Toc241692385" w:history="1">
+          <w:hyperlink w:anchor="_Toc241696273" w:history="1">
             <w:r>
               <w:rPr>
                 <w:rStyle w:val="Hiperligao"/>
@@ -918,7 +918,7 @@
               <w:rPr>
                 <w:noProof/>
               </w:rPr>
-              <w:instrText xml:space="preserve"> PAGEREF _Toc241692385 \h </w:instrText>
+              <w:instrText xml:space="preserve"> PAGEREF _Toc241696273 \h </w:instrText>
             </w:r>
             <w:r>
               <w:rPr>
@@ -960,7 +960,7 @@
               <w14:ligatures w14:val="standardContextual"/>
             </w:rPr>
           </w:pPr>
-          <w:hyperlink w:anchor="_Toc241692386" w:history="1">
+          <w:hyperlink w:anchor="_Toc241696274" w:history="1">
             <w:r>
               <w:rPr>
                 <w:rStyle w:val="Hiperligao"/>
@@ -984,7 +984,7 @@
               <w:rPr>
                 <w:noProof/>
               </w:rPr>
-              <w:instrText xml:space="preserve"> PAGEREF _Toc241692386 \h </w:instrText>
+              <w:instrText xml:space="preserve"> PAGEREF _Toc241696274 \h </w:instrText>
             </w:r>
             <w:r>
               <w:rPr>
@@ -1026,7 +1026,7 @@
               <w14:ligatures w14:val="standardContextual"/>
             </w:rPr>
           </w:pPr>
-          <w:hyperlink w:anchor="_Toc241692387" w:history="1">
+          <w:hyperlink w:anchor="_Toc241696275" w:history="1">
             <w:r>
               <w:rPr>
                 <w:rStyle w:val="Hiperligao"/>
@@ -1050,7 +1050,7 @@
               <w:rPr>
                 <w:noProof/>
               </w:rPr>
-              <w:instrText xml:space="preserve"> PAGEREF _Toc241692387 \h </w:instrText>
+              <w:instrText xml:space="preserve"> PAGEREF _Toc241696275 \h </w:instrText>
             </w:r>
             <w:r>
               <w:rPr>
@@ -1092,7 +1092,7 @@
               <w14:ligatures w14:val="standardContextual"/>
             </w:rPr>
           </w:pPr>
-          <w:hyperlink w:anchor="_Toc241692388" w:history="1">
+          <w:hyperlink w:anchor="_Toc241696276" w:history="1">
             <w:r>
               <w:rPr>
                 <w:rStyle w:val="Hiperligao"/>
@@ -1116,7 +1116,7 @@
               <w:rPr>
                 <w:noProof/>
               </w:rPr>
-              <w:instrText xml:space="preserve"> PAGEREF _Toc241692388 \h </w:instrText>
+              <w:instrText xml:space="preserve"> PAGEREF _Toc241696276 \h </w:instrText>
             </w:r>
             <w:r>
               <w:rPr>
@@ -1158,7 +1158,7 @@
               <w14:ligatures w14:val="standardContextual"/>
             </w:rPr>
           </w:pPr>
-          <w:hyperlink w:anchor="_Toc241692389" w:history="1">
+          <w:hyperlink w:anchor="_Toc241696277" w:history="1">
             <w:r>
               <w:rPr>
                 <w:rStyle w:val="Hiperligao"/>
@@ -1182,7 +1182,7 @@
               <w:rPr>
                 <w:noProof/>
               </w:rPr>
-              <w:instrText xml:space="preserve"> PAGEREF _Toc241692389 \h </w:instrText>
+              <w:instrText xml:space="preserve"> PAGEREF _Toc241696277 \h </w:instrText>
             </w:r>
             <w:r>
               <w:rPr>
@@ -1224,7 +1224,7 @@
               <w14:ligatures w14:val="standardContextual"/>
             </w:rPr>
           </w:pPr>
-          <w:hyperlink w:anchor="_Toc241692390" w:history="1">
+          <w:hyperlink w:anchor="_Toc241696278" w:history="1">
             <w:r>
               <w:rPr>
                 <w:rStyle w:val="Hiperligao"/>
@@ -1248,7 +1248,7 @@
               <w:rPr>
                 <w:noProof/>
               </w:rPr>
-              <w:instrText xml:space="preserve"> PAGEREF _Toc241692390 \h </w:instrText>
+              <w:instrText xml:space="preserve"> PAGEREF _Toc241696278 \h </w:instrText>
             </w:r>
             <w:r>
               <w:rPr>
@@ -1290,7 +1290,7 @@
               <w14:ligatures w14:val="standardContextual"/>
             </w:rPr>
           </w:pPr>
-          <w:hyperlink w:anchor="_Toc241692391" w:history="1">
+          <w:hyperlink w:anchor="_Toc241696279" w:history="1">
             <w:r>
               <w:rPr>
                 <w:rStyle w:val="Hiperligao"/>
@@ -1314,7 +1314,7 @@
               <w:rPr>
                 <w:noProof/>
               </w:rPr>
-              <w:instrText xml:space="preserve"> PAGEREF _Toc241692391 \h </w:instrText>
+              <w:instrText xml:space="preserve"> PAGEREF _Toc241696279 \h </w:instrText>
             </w:r>
             <w:r>
               <w:rPr>
@@ -1356,7 +1356,7 @@
               <w14:ligatures w14:val="standardContextual"/>
             </w:rPr>
           </w:pPr>
-          <w:hyperlink w:anchor="_Toc241692392" w:history="1">
+          <w:hyperlink w:anchor="_Toc241696280" w:history="1">
             <w:r>
               <w:rPr>
                 <w:rStyle w:val="Hiperligao"/>
@@ -1380,7 +1380,7 @@
               <w:rPr>
                 <w:noProof/>
               </w:rPr>
-              <w:instrText xml:space="preserve"> PAGEREF _Toc241692392 \h </w:instrText>
+              <w:instrText xml:space="preserve"> PAGEREF _Toc241696280 \h </w:instrText>
             </w:r>
             <w:r>
               <w:rPr>
@@ -1422,7 +1422,7 @@
               <w14:ligatures w14:val="standardContextual"/>
             </w:rPr>
           </w:pPr>
-          <w:hyperlink w:anchor="_Toc241692393" w:history="1">
+          <w:hyperlink w:anchor="_Toc241696281" w:history="1">
             <w:r>
               <w:rPr>
                 <w:rStyle w:val="Hiperligao"/>
@@ -1446,7 +1446,7 @@
               <w:rPr>
                 <w:noProof/>
               </w:rPr>
-              <w:instrText xml:space="preserve"> PAGEREF _Toc241692393 \h </w:instrText>
+              <w:instrText xml:space="preserve"> PAGEREF _Toc241696281 \h </w:instrText>
             </w:r>
             <w:r>
               <w:rPr>
@@ -1488,7 +1488,7 @@
               <w14:ligatures w14:val="standardContextual"/>
             </w:rPr>
           </w:pPr>
-          <w:hyperlink w:anchor="_Toc241692394" w:history="1">
+          <w:hyperlink w:anchor="_Toc241696282" w:history="1">
             <w:r>
               <w:rPr>
                 <w:rStyle w:val="Hiperligao"/>
@@ -1512,7 +1512,7 @@
               <w:rPr>
                 <w:noProof/>
               </w:rPr>
-              <w:instrText xml:space="preserve"> PAGEREF _Toc241692394 \h </w:instrText>
+              <w:instrText xml:space="preserve"> PAGEREF _Toc241696282 \h </w:instrText>
             </w:r>
             <w:r>
               <w:rPr>
@@ -1554,7 +1554,7 @@
               <w14:ligatures w14:val="standardContextual"/>
             </w:rPr>
           </w:pPr>
-          <w:hyperlink w:anchor="_Toc241692395" w:history="1">
+          <w:hyperlink w:anchor="_Toc241696283" w:history="1">
             <w:r>
               <w:rPr>
                 <w:rStyle w:val="Hiperligao"/>
@@ -1578,7 +1578,7 @@
               <w:rPr>
                 <w:noProof/>
               </w:rPr>
-              <w:instrText xml:space="preserve"> PAGEREF _Toc241692395 \h </w:instrText>
+              <w:instrText xml:space="preserve"> PAGEREF _Toc241696283 \h </w:instrText>
             </w:r>
             <w:r>
               <w:rPr>
@@ -1620,7 +1620,7 @@
               <w14:ligatures w14:val="standardContextual"/>
             </w:rPr>
           </w:pPr>
-          <w:hyperlink w:anchor="_Toc241692396" w:history="1">
+          <w:hyperlink w:anchor="_Toc241696284" w:history="1">
             <w:r>
               <w:rPr>
                 <w:rStyle w:val="Hiperligao"/>
@@ -1644,7 +1644,7 @@
               <w:rPr>
                 <w:noProof/>
               </w:rPr>
-              <w:instrText xml:space="preserve"> PAGEREF _Toc241692396 \h </w:instrText>
+              <w:instrText xml:space="preserve"> PAGEREF _Toc241696284 \h </w:instrText>
             </w:r>
             <w:r>
               <w:rPr>
@@ -1686,7 +1686,7 @@
               <w14:ligatures w14:val="standardContextual"/>
             </w:rPr>
           </w:pPr>
-          <w:hyperlink w:anchor="_Toc241692397" w:history="1">
+          <w:hyperlink w:anchor="_Toc241696285" w:history="1">
             <w:r>
               <w:rPr>
                 <w:rStyle w:val="Hiperligao"/>
@@ -1710,7 +1710,7 @@
               <w:rPr>
                 <w:noProof/>
               </w:rPr>
-              <w:instrText xml:space="preserve"> PAGEREF _Toc241692397 \h </w:instrText>
+              <w:instrText xml:space="preserve"> PAGEREF _Toc241696285 \h </w:instrText>
             </w:r>
             <w:r>
               <w:rPr>
@@ -1752,7 +1752,7 @@
               <w14:ligatures w14:val="standardContextual"/>
             </w:rPr>
           </w:pPr>
-          <w:hyperlink w:anchor="_Toc241692398" w:history="1">
+          <w:hyperlink w:anchor="_Toc241696286" w:history="1">
             <w:r>
               <w:rPr>
                 <w:rStyle w:val="Hiperligao"/>
@@ -1776,7 +1776,7 @@
               <w:rPr>
                 <w:noProof/>
               </w:rPr>
-              <w:instrText xml:space="preserve"> PAGEREF _Toc241692398 \h </w:instrText>
+              <w:instrText xml:space="preserve"> PAGEREF _Toc241696286 \h </w:instrText>
             </w:r>
             <w:r>
               <w:rPr>
@@ -1818,7 +1818,7 @@
               <w14:ligatures w14:val="standardContextual"/>
             </w:rPr>
           </w:pPr>
-          <w:hyperlink w:anchor="_Toc241692399" w:history="1">
+          <w:hyperlink w:anchor="_Toc241696287" w:history="1">
             <w:r>
               <w:rPr>
                 <w:rStyle w:val="Hiperligao"/>
@@ -1842,7 +1842,7 @@
               <w:rPr>
                 <w:noProof/>
               </w:rPr>
-              <w:instrText xml:space="preserve"> PAGEREF _Toc241692399 \h </w:instrText>
+              <w:instrText xml:space="preserve"> PAGEREF _Toc241696287 \h </w:instrText>
             </w:r>
             <w:r>
               <w:rPr>
@@ -1884,7 +1884,7 @@
               <w14:ligatures w14:val="standardContextual"/>
             </w:rPr>
           </w:pPr>
-          <w:hyperlink w:anchor="_Toc241692400" w:history="1">
+          <w:hyperlink w:anchor="_Toc241696288" w:history="1">
             <w:r>
               <w:rPr>
                 <w:rStyle w:val="Hiperligao"/>
@@ -1908,7 +1908,7 @@
               <w:rPr>
                 <w:noProof/>
               </w:rPr>
-              <w:instrText xml:space="preserve"> PAGEREF _Toc241692400 \h </w:instrText>
+              <w:instrText xml:space="preserve"> PAGEREF _Toc241696288 \h </w:instrText>
             </w:r>
             <w:r>
               <w:rPr>
@@ -1950,7 +1950,7 @@
               <w14:ligatures w14:val="standardContextual"/>
             </w:rPr>
           </w:pPr>
-          <w:hyperlink w:anchor="_Toc241692401" w:history="1">
+          <w:hyperlink w:anchor="_Toc241696289" w:history="1">
             <w:r>
               <w:rPr>
                 <w:rStyle w:val="Hiperligao"/>
@@ -1974,7 +1974,7 @@
               <w:rPr>
                 <w:noProof/>
               </w:rPr>
-              <w:instrText xml:space="preserve"> PAGEREF _Toc241692401 \h </w:instrText>
+              <w:instrText xml:space="preserve"> PAGEREF _Toc241696289 \h </w:instrText>
             </w:r>
             <w:r>
               <w:rPr>
@@ -2016,7 +2016,7 @@
               <w14:ligatures w14:val="standardContextual"/>
             </w:rPr>
           </w:pPr>
-          <w:hyperlink w:anchor="_Toc241692402" w:history="1">
+          <w:hyperlink w:anchor="_Toc241696290" w:history="1">
             <w:r>
               <w:rPr>
                 <w:rStyle w:val="Hiperligao"/>
@@ -2040,7 +2040,7 @@
               <w:rPr>
                 <w:noProof/>
               </w:rPr>
-              <w:instrText xml:space="preserve"> PAGEREF _Toc241692402 \h </w:instrText>
+              <w:instrText xml:space="preserve"> PAGEREF _Toc241696290 \h </w:instrText>
             </w:r>
             <w:r>
               <w:rPr>
@@ -2082,7 +2082,7 @@
               <w14:ligatures w14:val="standardContextual"/>
             </w:rPr>
           </w:pPr>
-          <w:hyperlink w:anchor="_Toc241692403" w:history="1">
+          <w:hyperlink w:anchor="_Toc241696291" w:history="1">
             <w:r>
               <w:rPr>
                 <w:rStyle w:val="Hiperligao"/>
@@ -2106,7 +2106,7 @@
               <w:rPr>
                 <w:noProof/>
               </w:rPr>
-              <w:instrText xml:space="preserve"> PAGEREF _Toc241692403 \h </w:instrText>
+              <w:instrText xml:space="preserve"> PAGEREF _Toc241696291 \h </w:instrText>
             </w:r>
             <w:r>
               <w:rPr>
@@ -2148,7 +2148,7 @@
               <w14:ligatures w14:val="standardContextual"/>
             </w:rPr>
           </w:pPr>
-          <w:hyperlink w:anchor="_Toc241692404" w:history="1">
+          <w:hyperlink w:anchor="_Toc241696292" w:history="1">
             <w:r>
               <w:rPr>
                 <w:rStyle w:val="Hiperligao"/>
@@ -2172,7 +2172,7 @@
               <w:rPr>
                 <w:noProof/>
               </w:rPr>
-              <w:instrText xml:space="preserve"> PAGEREF _Toc241692404 \h </w:instrText>
+              <w:instrText xml:space="preserve"> PAGEREF _Toc241696292 \h </w:instrText>
             </w:r>
             <w:r>
               <w:rPr>
@@ -2214,7 +2214,7 @@
               <w14:ligatures w14:val="standardContextual"/>
             </w:rPr>
           </w:pPr>
-          <w:hyperlink w:anchor="_Toc241692405" w:history="1">
+          <w:hyperlink w:anchor="_Toc241696293" w:history="1">
             <w:r>
               <w:rPr>
                 <w:rStyle w:val="Hiperligao"/>
@@ -2238,7 +2238,7 @@
               <w:rPr>
                 <w:noProof/>
               </w:rPr>
-              <w:instrText xml:space="preserve"> PAGEREF _Toc241692405 \h </w:instrText>
+              <w:instrText xml:space="preserve"> PAGEREF _Toc241696293 \h </w:instrText>
             </w:r>
             <w:r>
               <w:rPr>
@@ -2280,7 +2280,7 @@
               <w14:ligatures w14:val="standardContextual"/>
             </w:rPr>
           </w:pPr>
-          <w:hyperlink w:anchor="_Toc241692406" w:history="1">
+          <w:hyperlink w:anchor="_Toc241696294" w:history="1">
             <w:r>
               <w:rPr>
                 <w:rStyle w:val="Hiperligao"/>
@@ -2304,7 +2304,7 @@
               <w:rPr>
                 <w:noProof/>
               </w:rPr>
-              <w:instrText xml:space="preserve"> PAGEREF _Toc241692406 \h </w:instrText>
+              <w:instrText xml:space="preserve"> PAGEREF _Toc241696294 \h </w:instrText>
             </w:r>
             <w:r>
               <w:rPr>
@@ -2346,7 +2346,7 @@
               <w14:ligatures w14:val="standardContextual"/>
             </w:rPr>
           </w:pPr>
-          <w:hyperlink w:anchor="_Toc241692407" w:history="1">
+          <w:hyperlink w:anchor="_Toc241696295" w:history="1">
             <w:r>
               <w:rPr>
                 <w:rStyle w:val="Hiperligao"/>
@@ -2370,7 +2370,7 @@
               <w:rPr>
                 <w:noProof/>
               </w:rPr>
-              <w:instrText xml:space="preserve"> PAGEREF _Toc241692407 \h </w:instrText>
+              <w:instrText xml:space="preserve"> PAGEREF _Toc241696295 \h </w:instrText>
             </w:r>
             <w:r>
               <w:rPr>
@@ -2412,7 +2412,7 @@
               <w14:ligatures w14:val="standardContextual"/>
             </w:rPr>
           </w:pPr>
-          <w:hyperlink w:anchor="_Toc241692408" w:history="1">
+          <w:hyperlink w:anchor="_Toc241696296" w:history="1">
             <w:r>
               <w:rPr>
                 <w:rStyle w:val="Hiperligao"/>
@@ -2436,7 +2436,7 @@
               <w:rPr>
                 <w:noProof/>
               </w:rPr>
-              <w:instrText xml:space="preserve"> PAGEREF _Toc241692408 \h </w:instrText>
+              <w:instrText xml:space="preserve"> PAGEREF _Toc241696296 \h </w:instrText>
             </w:r>
             <w:r>
               <w:rPr>
@@ -2478,7 +2478,7 @@
               <w14:ligatures w14:val="standardContextual"/>
             </w:rPr>
           </w:pPr>
-          <w:hyperlink w:anchor="_Toc241692409" w:history="1">
+          <w:hyperlink w:anchor="_Toc241696297" w:history="1">
             <w:r>
               <w:rPr>
                 <w:rStyle w:val="Hiperligao"/>
@@ -2502,7 +2502,7 @@
               <w:rPr>
                 <w:noProof/>
               </w:rPr>
-              <w:instrText xml:space="preserve"> PAGEREF _Toc241692409 \h </w:instrText>
+              <w:instrText xml:space="preserve"> PAGEREF _Toc241696297 \h </w:instrText>
             </w:r>
             <w:r>
               <w:rPr>
@@ -2544,7 +2544,7 @@
               <w14:ligatures w14:val="standardContextual"/>
             </w:rPr>
           </w:pPr>
-          <w:hyperlink w:anchor="_Toc241692410" w:history="1">
+          <w:hyperlink w:anchor="_Toc241696298" w:history="1">
             <w:r>
               <w:rPr>
                 <w:rStyle w:val="Hiperligao"/>
@@ -2568,7 +2568,7 @@
               <w:rPr>
                 <w:noProof/>
               </w:rPr>
-              <w:instrText xml:space="preserve"> PAGEREF _Toc241692410 \h </w:instrText>
+              <w:instrText xml:space="preserve"> PAGEREF _Toc241696298 \h </w:instrText>
             </w:r>
             <w:r>
               <w:rPr>
@@ -2610,7 +2610,7 @@
               <w14:ligatures w14:val="standardContextual"/>
             </w:rPr>
           </w:pPr>
-          <w:hyperlink w:anchor="_Toc241692411" w:history="1">
+          <w:hyperlink w:anchor="_Toc241696299" w:history="1">
             <w:r>
               <w:rPr>
                 <w:rStyle w:val="Hiperligao"/>
@@ -2634,7 +2634,7 @@
               <w:rPr>
                 <w:noProof/>
               </w:rPr>
-              <w:instrText xml:space="preserve"> PAGEREF _Toc241692411 \h </w:instrText>
+              <w:instrText xml:space="preserve"> PAGEREF _Toc241696299 \h </w:instrText>
             </w:r>
             <w:r>
               <w:rPr>
@@ -2676,7 +2676,7 @@
               <w14:ligatures w14:val="standardContextual"/>
             </w:rPr>
           </w:pPr>
-          <w:hyperlink w:anchor="_Toc241692412" w:history="1">
+          <w:hyperlink w:anchor="_Toc241696300" w:history="1">
             <w:r>
               <w:rPr>
                 <w:rStyle w:val="Hiperligao"/>
@@ -2700,7 +2700,7 @@
               <w:rPr>
                 <w:noProof/>
               </w:rPr>
-              <w:instrText xml:space="preserve"> PAGEREF _Toc241692412 \h </w:instrText>
+              <w:instrText xml:space="preserve"> PAGEREF _Toc241696300 \h </w:instrText>
             </w:r>
             <w:r>
               <w:rPr>
@@ -2742,7 +2742,7 @@
               <w14:ligatures w14:val="standardContextual"/>
             </w:rPr>
           </w:pPr>
-          <w:hyperlink w:anchor="_Toc241692413" w:history="1">
+          <w:hyperlink w:anchor="_Toc241696301" w:history="1">
             <w:r>
               <w:rPr>
                 <w:rStyle w:val="Hiperligao"/>
@@ -2766,7 +2766,7 @@
               <w:rPr>
                 <w:noProof/>
               </w:rPr>
-              <w:instrText xml:space="preserve"> PAGEREF _Toc241692413 \h </w:instrText>
+              <w:instrText xml:space="preserve"> PAGEREF _Toc241696301 \h </w:instrText>
             </w:r>
             <w:r>
               <w:rPr>
@@ -2808,7 +2808,7 @@
               <w14:ligatures w14:val="standardContextual"/>
             </w:rPr>
           </w:pPr>
-          <w:hyperlink w:anchor="_Toc241692414" w:history="1">
+          <w:hyperlink w:anchor="_Toc241696302" w:history="1">
             <w:r>
               <w:rPr>
                 <w:rStyle w:val="Hiperligao"/>
@@ -2832,7 +2832,7 @@
               <w:rPr>
                 <w:noProof/>
               </w:rPr>
-              <w:instrText xml:space="preserve"> PAGEREF _Toc241692414 \h </w:instrText>
+              <w:instrText xml:space="preserve"> PAGEREF _Toc241696302 \h </w:instrText>
             </w:r>
             <w:r>
               <w:rPr>
@@ -2874,7 +2874,7 @@
               <w14:ligatures w14:val="standardContextual"/>
             </w:rPr>
           </w:pPr>
-          <w:hyperlink w:anchor="_Toc241692415" w:history="1">
+          <w:hyperlink w:anchor="_Toc241696303" w:history="1">
             <w:r>
               <w:rPr>
                 <w:rStyle w:val="Hiperligao"/>
@@ -2898,7 +2898,7 @@
               <w:rPr>
                 <w:noProof/>
               </w:rPr>
-              <w:instrText xml:space="preserve"> PAGEREF _Toc241692415 \h </w:instrText>
+              <w:instrText xml:space="preserve"> PAGEREF _Toc241696303 \h </w:instrText>
             </w:r>
             <w:r>
               <w:rPr>
@@ -2940,7 +2940,7 @@
               <w14:ligatures w14:val="standardContextual"/>
             </w:rPr>
           </w:pPr>
-          <w:hyperlink w:anchor="_Toc241692416" w:history="1">
+          <w:hyperlink w:anchor="_Toc241696304" w:history="1">
             <w:r>
               <w:rPr>
                 <w:rStyle w:val="Hiperligao"/>
@@ -2964,7 +2964,7 @@
               <w:rPr>
                 <w:noProof/>
               </w:rPr>
-              <w:instrText xml:space="preserve"> PAGEREF _Toc241692416 \h </w:instrText>
+              <w:instrText xml:space="preserve"> PAGEREF _Toc241696304 \h </w:instrText>
             </w:r>
             <w:r>
               <w:rPr>
@@ -3006,7 +3006,7 @@
               <w14:ligatures w14:val="standardContextual"/>
             </w:rPr>
           </w:pPr>
-          <w:hyperlink w:anchor="_Toc241692417" w:history="1">
+          <w:hyperlink w:anchor="_Toc241696305" w:history="1">
             <w:r>
               <w:rPr>
                 <w:rStyle w:val="Hiperligao"/>
@@ -3030,7 +3030,7 @@
               <w:rPr>
                 <w:noProof/>
               </w:rPr>
-              <w:instrText xml:space="preserve"> PAGEREF _Toc241692417 \h </w:instrText>
+              <w:instrText xml:space="preserve"> PAGEREF _Toc241696305 \h </w:instrText>
             </w:r>
             <w:r>
               <w:rPr>
@@ -3072,7 +3072,7 @@
               <w14:ligatures w14:val="standardContextual"/>
             </w:rPr>
           </w:pPr>
-          <w:hyperlink w:anchor="_Toc241692418" w:history="1">
+          <w:hyperlink w:anchor="_Toc241696306" w:history="1">
             <w:r>
               <w:rPr>
                 <w:rStyle w:val="Hiperligao"/>
@@ -3096,7 +3096,7 @@
               <w:rPr>
                 <w:noProof/>
               </w:rPr>
-              <w:instrText xml:space="preserve"> PAGEREF _Toc241692418 \h </w:instrText>
+              <w:instrText xml:space="preserve"> PAGEREF _Toc241696306 \h </w:instrText>
             </w:r>
             <w:r>
               <w:rPr>
@@ -3138,7 +3138,7 @@
               <w14:ligatures w14:val="standardContextual"/>
             </w:rPr>
           </w:pPr>
-          <w:hyperlink w:anchor="_Toc241692419" w:history="1">
+          <w:hyperlink w:anchor="_Toc241696307" w:history="1">
             <w:r>
               <w:rPr>
                 <w:rStyle w:val="Hiperligao"/>
@@ -3162,7 +3162,7 @@
               <w:rPr>
                 <w:noProof/>
               </w:rPr>
-              <w:instrText xml:space="preserve"> PAGEREF _Toc241692419 \h </w:instrText>
+              <w:instrText xml:space="preserve"> PAGEREF _Toc241696307 \h </w:instrText>
             </w:r>
             <w:r>
               <w:rPr>
@@ -3204,7 +3204,7 @@
               <w14:ligatures w14:val="standardContextual"/>
             </w:rPr>
           </w:pPr>
-          <w:hyperlink w:anchor="_Toc241692420" w:history="1">
+          <w:hyperlink w:anchor="_Toc241696308" w:history="1">
             <w:r>
               <w:rPr>
                 <w:rStyle w:val="Hiperligao"/>
@@ -3228,7 +3228,7 @@
               <w:rPr>
                 <w:noProof/>
               </w:rPr>
-              <w:instrText xml:space="preserve"> PAGEREF _Toc241692420 \h </w:instrText>
+              <w:instrText xml:space="preserve"> PAGEREF _Toc241696308 \h </w:instrText>
             </w:r>
             <w:r>
               <w:rPr>
@@ -3270,7 +3270,7 @@
               <w14:ligatures w14:val="standardContextual"/>
             </w:rPr>
           </w:pPr>
-          <w:hyperlink w:anchor="_Toc241692421" w:history="1">
+          <w:hyperlink w:anchor="_Toc241696309" w:history="1">
             <w:r>
               <w:rPr>
                 <w:rStyle w:val="Hiperligao"/>
@@ -3294,7 +3294,7 @@
               <w:rPr>
                 <w:noProof/>
               </w:rPr>
-              <w:instrText xml:space="preserve"> PAGEREF _Toc241692421 \h </w:instrText>
+              <w:instrText xml:space="preserve"> PAGEREF _Toc241696309 \h </w:instrText>
             </w:r>
             <w:r>
               <w:rPr>
@@ -3336,7 +3336,7 @@
               <w14:ligatures w14:val="standardContextual"/>
             </w:rPr>
           </w:pPr>
-          <w:hyperlink w:anchor="_Toc241692422" w:history="1">
+          <w:hyperlink w:anchor="_Toc241696310" w:history="1">
             <w:r>
               <w:rPr>
                 <w:rStyle w:val="Hiperligao"/>
@@ -3360,7 +3360,7 @@
               <w:rPr>
                 <w:noProof/>
               </w:rPr>
-              <w:instrText xml:space="preserve"> PAGEREF _Toc241692422 \h </w:instrText>
+              <w:instrText xml:space="preserve"> PAGEREF _Toc241696310 \h </w:instrText>
             </w:r>
             <w:r>
               <w:rPr>
@@ -3402,7 +3402,7 @@
               <w14:ligatures w14:val="standardContextual"/>
             </w:rPr>
           </w:pPr>
-          <w:hyperlink w:anchor="_Toc241692423" w:history="1">
+          <w:hyperlink w:anchor="_Toc241696311" w:history="1">
             <w:r>
               <w:rPr>
                 <w:rStyle w:val="Hiperligao"/>
@@ -3426,7 +3426,7 @@
               <w:rPr>
                 <w:noProof/>
               </w:rPr>
-              <w:instrText xml:space="preserve"> PAGEREF _Toc241692423 \h </w:instrText>
+              <w:instrText xml:space="preserve"> PAGEREF _Toc241696311 \h </w:instrText>
             </w:r>
             <w:r>
               <w:rPr>
@@ -3468,7 +3468,7 @@
               <w14:ligatures w14:val="standardContextual"/>
             </w:rPr>
           </w:pPr>
-          <w:hyperlink w:anchor="_Toc241692424" w:history="1">
+          <w:hyperlink w:anchor="_Toc241696312" w:history="1">
             <w:r>
               <w:rPr>
                 <w:rStyle w:val="Hiperligao"/>
@@ -3492,7 +3492,7 @@
               <w:rPr>
                 <w:noProof/>
               </w:rPr>
-              <w:instrText xml:space="preserve"> PAGEREF _Toc241692424 \h </w:instrText>
+              <w:instrText xml:space="preserve"> PAGEREF _Toc241696312 \h </w:instrText>
             </w:r>
             <w:r>
               <w:rPr>
@@ -3534,7 +3534,7 @@
               <w14:ligatures w14:val="standardContextual"/>
             </w:rPr>
           </w:pPr>
-          <w:hyperlink w:anchor="_Toc241692425" w:history="1">
+          <w:hyperlink w:anchor="_Toc241696313" w:history="1">
             <w:r>
               <w:rPr>
                 <w:rStyle w:val="Hiperligao"/>
@@ -3558,7 +3558,7 @@
               <w:rPr>
                 <w:noProof/>
               </w:rPr>
-              <w:instrText xml:space="preserve"> PAGEREF _Toc241692425 \h </w:instrText>
+              <w:instrText xml:space="preserve"> PAGEREF _Toc241696313 \h </w:instrText>
             </w:r>
             <w:r>
               <w:rPr>
@@ -3600,7 +3600,7 @@
               <w14:ligatures w14:val="standardContextual"/>
             </w:rPr>
           </w:pPr>
-          <w:hyperlink w:anchor="_Toc241692426" w:history="1">
+          <w:hyperlink w:anchor="_Toc241696314" w:history="1">
             <w:r>
               <w:rPr>
                 <w:rStyle w:val="Hiperligao"/>
@@ -3624,7 +3624,7 @@
               <w:rPr>
                 <w:noProof/>
               </w:rPr>
-              <w:instrText xml:space="preserve"> PAGEREF _Toc241692426 \h </w:instrText>
+              <w:instrText xml:space="preserve"> PAGEREF _Toc241696314 \h </w:instrText>
             </w:r>
             <w:r>
               <w:rPr>
@@ -3666,7 +3666,7 @@
               <w14:ligatures w14:val="standardContextual"/>
             </w:rPr>
           </w:pPr>
-          <w:hyperlink w:anchor="_Toc241692427" w:history="1">
+          <w:hyperlink w:anchor="_Toc241696315" w:history="1">
             <w:r>
               <w:rPr>
                 <w:rStyle w:val="Hiperligao"/>
@@ -3690,7 +3690,7 @@
               <w:rPr>
                 <w:noProof/>
               </w:rPr>
-              <w:instrText xml:space="preserve"> PAGEREF _Toc241692427 \h </w:instrText>
+              <w:instrText xml:space="preserve"> PAGEREF _Toc241696315 \h </w:instrText>
             </w:r>
             <w:r>
               <w:rPr>
@@ -3732,7 +3732,7 @@
               <w14:ligatures w14:val="standardContextual"/>
             </w:rPr>
           </w:pPr>
-          <w:hyperlink w:anchor="_Toc241692428" w:history="1">
+          <w:hyperlink w:anchor="_Toc241696316" w:history="1">
             <w:r>
               <w:rPr>
                 <w:rStyle w:val="Hiperligao"/>
@@ -3756,7 +3756,7 @@
               <w:rPr>
                 <w:noProof/>
               </w:rPr>
-              <w:instrText xml:space="preserve"> PAGEREF _Toc241692428 \h </w:instrText>
+              <w:instrText xml:space="preserve"> PAGEREF _Toc241696316 \h </w:instrText>
             </w:r>
             <w:r>
               <w:rPr>
@@ -3798,7 +3798,7 @@
               <w14:ligatures w14:val="standardContextual"/>
             </w:rPr>
           </w:pPr>
-          <w:hyperlink w:anchor="_Toc241692429" w:history="1">
+          <w:hyperlink w:anchor="_Toc241696317" w:history="1">
             <w:r>
               <w:rPr>
                 <w:rStyle w:val="Hiperligao"/>
@@ -3822,7 +3822,7 @@
               <w:rPr>
                 <w:noProof/>
               </w:rPr>
-              <w:instrText xml:space="preserve"> PAGEREF _Toc241692429 \h </w:instrText>
+              <w:instrText xml:space="preserve"> PAGEREF _Toc241696317 \h </w:instrText>
             </w:r>
             <w:r>
               <w:rPr>
@@ -3864,7 +3864,7 @@
               <w14:ligatures w14:val="standardContextual"/>
             </w:rPr>
           </w:pPr>
-          <w:hyperlink w:anchor="_Toc241692430" w:history="1">
+          <w:hyperlink w:anchor="_Toc241696318" w:history="1">
             <w:r>
               <w:rPr>
                 <w:rStyle w:val="Hiperligao"/>
@@ -3888,7 +3888,7 @@
               <w:rPr>
                 <w:noProof/>
               </w:rPr>
-              <w:instrText xml:space="preserve"> PAGEREF _Toc241692430 \h </w:instrText>
+              <w:instrText xml:space="preserve"> PAGEREF _Toc241696318 \h </w:instrText>
             </w:r>
             <w:r>
               <w:rPr>
@@ -3930,7 +3930,7 @@
               <w14:ligatures w14:val="standardContextual"/>
             </w:rPr>
           </w:pPr>
-          <w:hyperlink w:anchor="_Toc241692431" w:history="1">
+          <w:hyperlink w:anchor="_Toc241696319" w:history="1">
             <w:r>
               <w:rPr>
                 <w:rStyle w:val="Hiperligao"/>
@@ -3954,7 +3954,7 @@
               <w:rPr>
                 <w:noProof/>
               </w:rPr>
-              <w:instrText xml:space="preserve"> PAGEREF _Toc241692431 \h </w:instrText>
+              <w:instrText xml:space="preserve"> PAGEREF _Toc241696319 \h </w:instrText>
             </w:r>
             <w:r>
               <w:rPr>
@@ -3996,7 +3996,7 @@
               <w14:ligatures w14:val="standardContextual"/>
             </w:rPr>
           </w:pPr>
-          <w:hyperlink w:anchor="_Toc241692432" w:history="1">
+          <w:hyperlink w:anchor="_Toc241696320" w:history="1">
             <w:r>
               <w:rPr>
                 <w:rStyle w:val="Hiperligao"/>
@@ -4020,7 +4020,7 @@
               <w:rPr>
                 <w:noProof/>
               </w:rPr>
-              <w:instrText xml:space="preserve"> PAGEREF _Toc241692432 \h </w:instrText>
+              <w:instrText xml:space="preserve"> PAGEREF _Toc241696320 \h </w:instrText>
             </w:r>
             <w:r>
               <w:rPr>
@@ -4062,7 +4062,7 @@
               <w14:ligatures w14:val="standardContextual"/>
             </w:rPr>
           </w:pPr>
-          <w:hyperlink w:anchor="_Toc241692433" w:history="1">
+          <w:hyperlink w:anchor="_Toc241696321" w:history="1">
             <w:r>
               <w:rPr>
                 <w:rStyle w:val="Hiperligao"/>
@@ -4086,7 +4086,7 @@
               <w:rPr>
                 <w:noProof/>
               </w:rPr>
-              <w:instrText xml:space="preserve"> PAGEREF _Toc241692433 \h </w:instrText>
+              <w:instrText xml:space="preserve"> PAGEREF _Toc241696321 \h </w:instrText>
             </w:r>
             <w:r>
               <w:rPr>
@@ -4128,7 +4128,7 @@
               <w14:ligatures w14:val="standardContextual"/>
             </w:rPr>
           </w:pPr>
-          <w:hyperlink w:anchor="_Toc241692434" w:history="1">
+          <w:hyperlink w:anchor="_Toc241696322" w:history="1">
             <w:r>
               <w:rPr>
                 <w:rStyle w:val="Hiperligao"/>
@@ -4152,7 +4152,7 @@
               <w:rPr>
                 <w:noProof/>
               </w:rPr>
-              <w:instrText xml:space="preserve"> PAGEREF _Toc241692434 \h </w:instrText>
+              <w:instrText xml:space="preserve"> PAGEREF _Toc241696322 \h </w:instrText>
             </w:r>
             <w:r>
               <w:rPr>
@@ -4194,7 +4194,7 @@
               <w14:ligatures w14:val="standardContextual"/>
             </w:rPr>
           </w:pPr>
-          <w:hyperlink w:anchor="_Toc241692435" w:history="1">
+          <w:hyperlink w:anchor="_Toc241696323" w:history="1">
             <w:r>
               <w:rPr>
                 <w:rStyle w:val="Hiperligao"/>
@@ -4218,7 +4218,7 @@
               <w:rPr>
                 <w:noProof/>
               </w:rPr>
-              <w:instrText xml:space="preserve"> PAGEREF _Toc241692435 \h </w:instrText>
+              <w:instrText xml:space="preserve"> PAGEREF _Toc241696323 \h </w:instrText>
             </w:r>
             <w:r>
               <w:rPr>
@@ -4266,7 +4266,7 @@
       <w:pPr>
         <w:pStyle w:val="Ttulo1"/>
       </w:pPr>
-      <w:bookmarkStart w:id="0" w:name="_Toc241692373"/>
+      <w:bookmarkStart w:id="0" w:name="_Toc241696261"/>
       <w:r>
         <w:lastRenderedPageBreak/>
         <w:t>A sua função num relance</w:t>
@@ -4347,7 +4347,7 @@
       <w:pPr>
         <w:pStyle w:val="Ttulo2"/>
       </w:pPr>
-      <w:bookmarkStart w:id="1" w:name="_Toc241692374"/>
+      <w:bookmarkStart w:id="1" w:name="_Toc241696262"/>
       <w:r>
         <w:t>Pode / Não pode</w:t>
       </w:r>
@@ -5195,7 +5195,7 @@
       <w:pPr>
         <w:pStyle w:val="Ttulo2"/>
       </w:pPr>
-      <w:bookmarkStart w:id="2" w:name="_Toc241692375"/>
+      <w:bookmarkStart w:id="2" w:name="_Toc241696263"/>
       <w:r>
         <w:t>De onde vem o seu acesso</w:t>
       </w:r>
@@ -5306,7 +5306,7 @@
       <w:pPr>
         <w:pStyle w:val="Ttulo2"/>
       </w:pPr>
-      <w:bookmarkStart w:id="3" w:name="_Toc241692376"/>
+      <w:bookmarkStart w:id="3" w:name="_Toc241696264"/>
       <w:r>
         <w:t>Como iniciar sessão, alterar a palavra-passe e terminar sessão</w:t>
       </w:r>
@@ -5420,7 +5420,7 @@
           <w:noProof/>
         </w:rPr>
         <w:drawing>
-          <wp:inline distT="0" distB="0" distL="0" distR="0" wp14:anchorId="5ECB2598" wp14:editId="326E2816">
+          <wp:inline distT="0" distB="0" distL="0" distR="0" wp14:anchorId="3C7505ED" wp14:editId="70712A5D">
             <wp:extent cx="5715000" cy="3571875"/>
             <wp:effectExtent l="0" t="0" r="0" b="0"/>
             <wp:docPr id="40" name="01-login.png" descr="A página de início de sessão com Email, Palavra-passe, Manter sessão iniciada e o botão Iniciar sessão." title="A página de início de sessão com Email, Palavra-passe, Manter sessão iniciada e o botão Iniciar sessão."/>
@@ -5538,7 +5538,7 @@
           <w:noProof/>
         </w:rPr>
         <w:drawing>
-          <wp:inline distT="0" distB="0" distL="0" distR="0" wp14:anchorId="4704B519" wp14:editId="1AA46982">
+          <wp:inline distT="0" distB="0" distL="0" distR="0" wp14:anchorId="407326C0" wp14:editId="1CA25C0F">
             <wp:extent cx="5715000" cy="3571875"/>
             <wp:effectExtent l="0" t="0" r="0" b="0"/>
             <wp:docPr id="41" name="03-user-menu.png" descr="O menu da conta aberto, com Definições e Terminar sessão." title="O menu da conta aberto, com Definições e Terminar sessão."/>
@@ -5590,7 +5590,7 @@
       <w:pPr>
         <w:pStyle w:val="Ttulo2"/>
       </w:pPr>
-      <w:bookmarkStart w:id="4" w:name="_Toc241692377"/>
+      <w:bookmarkStart w:id="4" w:name="_Toc241696265"/>
       <w:r>
         <w:t>A barra lateral</w:t>
       </w:r>
@@ -6131,7 +6131,7 @@
         </w:rPr>
         <w:lastRenderedPageBreak/>
         <w:drawing>
-          <wp:inline distT="0" distB="0" distL="0" distR="0" wp14:anchorId="30706982" wp14:editId="638C6C6D">
+          <wp:inline distT="0" distB="0" distL="0" distR="0" wp14:anchorId="1BB269CB" wp14:editId="26914905">
             <wp:extent cx="5715000" cy="5133975"/>
             <wp:effectExtent l="0" t="0" r="0" b="0"/>
             <wp:docPr id="42" name="01-dashboard-sidebar.png" descr="A barra lateral completa do administrador, incluindo Modelação de Dados e Migração." title="A barra lateral completa do administrador, incluindo Modelação de Dados e Migração."/>
@@ -6184,7 +6184,7 @@
         <w:pStyle w:val="Ttulo1"/>
         <w:pageBreakBefore/>
       </w:pPr>
-      <w:bookmarkStart w:id="5" w:name="_Toc241692378"/>
+      <w:bookmarkStart w:id="5" w:name="_Toc241696266"/>
       <w:r>
         <w:lastRenderedPageBreak/>
         <w:t>Definições</w:t>
@@ -6217,7 +6217,7 @@
           <w:noProof/>
         </w:rPr>
         <w:drawing>
-          <wp:inline distT="0" distB="0" distL="0" distR="0" wp14:anchorId="1D288763" wp14:editId="36DEA91F">
+          <wp:inline distT="0" distB="0" distL="0" distR="0" wp14:anchorId="2EAB081A" wp14:editId="7262ABA1">
             <wp:extent cx="5715000" cy="3571875"/>
             <wp:effectExtent l="0" t="0" r="0" b="0"/>
             <wp:docPr id="43" name="04-settings.png" descr="A página Definições com os cartões Idioma de exibição, Aparência e Paleta." title="A página Definições com os cartões Idioma de exibição, Aparência e Paleta."/>
@@ -7566,7 +7566,7 @@
         <w:pStyle w:val="Ttulo1"/>
         <w:pageBreakBefore/>
       </w:pPr>
-      <w:bookmarkStart w:id="6" w:name="_Toc241692379"/>
+      <w:bookmarkStart w:id="6" w:name="_Toc241696267"/>
       <w:r>
         <w:lastRenderedPageBreak/>
         <w:t>Painel</w:t>
@@ -7599,7 +7599,7 @@
           <w:noProof/>
         </w:rPr>
         <w:drawing>
-          <wp:inline distT="0" distB="0" distL="0" distR="0" wp14:anchorId="170AE108" wp14:editId="1767B06C">
+          <wp:inline distT="0" distB="0" distL="0" distR="0" wp14:anchorId="4E5F25B1" wp14:editId="3335C7DA">
             <wp:extent cx="5715000" cy="5133975"/>
             <wp:effectExtent l="0" t="0" r="0" b="0"/>
             <wp:docPr id="44" name="01-dashboard-sidebar.png" descr="O painel do administrador com os cartões de resumo e a lista Mapas Recentes." title="O painel do administrador com os cartões de resumo e a lista Mapas Recentes."/>
@@ -8108,7 +8108,7 @@
         <w:pStyle w:val="Ttulo1"/>
         <w:pageBreakBefore/>
       </w:pPr>
-      <w:bookmarkStart w:id="7" w:name="_Toc241692380"/>
+      <w:bookmarkStart w:id="7" w:name="_Toc241696268"/>
       <w:r>
         <w:lastRenderedPageBreak/>
         <w:t>Mapas</w:t>
@@ -8138,7 +8138,7 @@
           <w:noProof/>
         </w:rPr>
         <w:drawing>
-          <wp:inline distT="0" distB="0" distL="0" distR="0" wp14:anchorId="7FE7E1C4" wp14:editId="7DCD27CB">
+          <wp:inline distT="0" distB="0" distL="0" distR="0" wp14:anchorId="3140B3CA" wp14:editId="1A3E0BB3">
             <wp:extent cx="5715000" cy="3429000"/>
             <wp:effectExtent l="0" t="0" r="0" b="0"/>
             <wp:docPr id="45" name="02-maps-all.png" descr="A lista de Mapas, separador Todos, com todos os ícones de linha e a secção Pastas de trabalho por cima." title="A lista de Mapas, separador Todos, com todos os ícones de linha e a secção Pastas de trabalho por cima."/>
@@ -8190,7 +8190,7 @@
       <w:pPr>
         <w:pStyle w:val="Ttulo2"/>
       </w:pPr>
-      <w:bookmarkStart w:id="8" w:name="_Toc241692381"/>
+      <w:bookmarkStart w:id="8" w:name="_Toc241696269"/>
       <w:r>
         <w:t>A lista</w:t>
       </w:r>
@@ -9394,7 +9394,7 @@
       <w:pPr>
         <w:pStyle w:val="Ttulo2"/>
       </w:pPr>
-      <w:bookmarkStart w:id="9" w:name="_Toc241692382"/>
+      <w:bookmarkStart w:id="9" w:name="_Toc241696270"/>
       <w:r>
         <w:t>Livros</w:t>
       </w:r>
@@ -9808,7 +9808,7 @@
       <w:pPr>
         <w:pStyle w:val="Ttulo2"/>
       </w:pPr>
-      <w:bookmarkStart w:id="10" w:name="_Toc241692383"/>
+      <w:bookmarkStart w:id="10" w:name="_Toc241696271"/>
       <w:r>
         <w:lastRenderedPageBreak/>
         <w:t>Partilhar um mapa</w:t>
@@ -9831,7 +9831,7 @@
           <w:noProof/>
         </w:rPr>
         <w:drawing>
-          <wp:inline distT="0" distB="0" distL="0" distR="0" wp14:anchorId="427C7FDF" wp14:editId="3D4261DB">
+          <wp:inline distT="0" distB="0" distL="0" distR="0" wp14:anchorId="59539829" wp14:editId="77013754">
             <wp:extent cx="3743325" cy="3895725"/>
             <wp:effectExtent l="0" t="0" r="0" b="0"/>
             <wp:docPr id="46" name="03-share-dialog.png" descr="A caixa de diálogo Partilhar mapa com uma caixa de pesquisa e os botões Pode ver, Pode exportar e Pode editar." title="A caixa de diálogo Partilhar mapa com uma caixa de pesquisa e os botões Pode ver, Pode exportar e Pode editar."/>
@@ -10309,7 +10309,7 @@
       <w:pPr>
         <w:pStyle w:val="Ttulo2"/>
       </w:pPr>
-      <w:bookmarkStart w:id="11" w:name="_Toc241692384"/>
+      <w:bookmarkStart w:id="11" w:name="_Toc241696272"/>
       <w:r>
         <w:t>Partilhar um livro inteiro</w:t>
       </w:r>
@@ -10364,7 +10364,7 @@
       <w:pPr>
         <w:pStyle w:val="Ttulo2"/>
       </w:pPr>
-      <w:bookmarkStart w:id="12" w:name="_Toc241692385"/>
+      <w:bookmarkStart w:id="12" w:name="_Toc241696273"/>
       <w:r>
         <w:t>Copiar um mapa</w:t>
       </w:r>
@@ -10379,7 +10379,7 @@
       <w:pPr>
         <w:pStyle w:val="Ttulo2"/>
       </w:pPr>
-      <w:bookmarkStart w:id="13" w:name="_Toc241692386"/>
+      <w:bookmarkStart w:id="13" w:name="_Toc241696274"/>
       <w:r>
         <w:t>Exemplo: dar acesso de leitura a um colega</w:t>
       </w:r>
@@ -10510,7 +10510,7 @@
         <w:pStyle w:val="Ttulo1"/>
         <w:pageBreakBefore/>
       </w:pPr>
-      <w:bookmarkStart w:id="14" w:name="_Toc241692387"/>
+      <w:bookmarkStart w:id="14" w:name="_Toc241696275"/>
       <w:r>
         <w:lastRenderedPageBreak/>
         <w:t>Construtor de mapas</w:t>
@@ -10543,7 +10543,7 @@
           <w:noProof/>
         </w:rPr>
         <w:drawing>
-          <wp:inline distT="0" distB="0" distL="0" distR="0" wp14:anchorId="36B0F237" wp14:editId="3D48F1C9">
+          <wp:inline distT="0" distB="0" distL="0" distR="0" wp14:anchorId="04B49AF0" wp14:editId="1FA8A1C3">
             <wp:extent cx="5715000" cy="3571875"/>
             <wp:effectExtent l="0" t="0" r="0" b="0"/>
             <wp:docPr id="47" name="05-builder-overview.png" descr="O construtor de mapas com a árvore Áreas de Negócio, a área de Colunas e o painel Propriedades." title="O construtor de mapas com a árvore Áreas de Negócio, a área de Colunas e o painel Propriedades."/>
@@ -10595,7 +10595,7 @@
       <w:pPr>
         <w:pStyle w:val="Ttulo2"/>
       </w:pPr>
-      <w:bookmarkStart w:id="15" w:name="_Toc241692388"/>
+      <w:bookmarkStart w:id="15" w:name="_Toc241696276"/>
       <w:r>
         <w:t>O ecrã</w:t>
       </w:r>
@@ -10755,7 +10755,7 @@
       <w:pPr>
         <w:pStyle w:val="Ttulo2"/>
       </w:pPr>
-      <w:bookmarkStart w:id="16" w:name="_Toc241692389"/>
+      <w:bookmarkStart w:id="16" w:name="_Toc241696277"/>
       <w:r>
         <w:t>A barra de ferramentas</w:t>
       </w:r>
@@ -11971,7 +11971,7 @@
       <w:pPr>
         <w:pStyle w:val="Ttulo2"/>
       </w:pPr>
-      <w:bookmarkStart w:id="17" w:name="_Toc241692390"/>
+      <w:bookmarkStart w:id="17" w:name="_Toc241696278"/>
       <w:r>
         <w:t>Construir um mapa</w:t>
       </w:r>
@@ -12179,7 +12179,7 @@
       <w:pPr>
         <w:pStyle w:val="Ttulo2"/>
       </w:pPr>
-      <w:bookmarkStart w:id="18" w:name="_Toc241692391"/>
+      <w:bookmarkStart w:id="18" w:name="_Toc241696279"/>
       <w:r>
         <w:t>Configurar uma coluna</w:t>
       </w:r>
@@ -14990,7 +14990,7 @@
         </w:rPr>
         <w:lastRenderedPageBreak/>
         <w:drawing>
-          <wp:inline distT="0" distB="0" distL="0" distR="0" wp14:anchorId="327082A3" wp14:editId="21508028">
+          <wp:inline distT="0" distB="0" distL="0" distR="0" wp14:anchorId="23526EA3" wp14:editId="2C6B30EB">
             <wp:extent cx="5715000" cy="3571875"/>
             <wp:effectExtent l="0" t="0" r="0" b="0"/>
             <wp:docPr id="48" name="08-builder-column-aggregation.png" descr="A caixa de diálogo Configurar coluna com a lista Agregação aberta." title="A caixa de diálogo Configurar coluna com a lista Agregação aberta."/>
@@ -15042,7 +15042,7 @@
       <w:pPr>
         <w:pStyle w:val="Ttulo2"/>
       </w:pPr>
-      <w:bookmarkStart w:id="19" w:name="_Toc241692392"/>
+      <w:bookmarkStart w:id="19" w:name="_Toc241696280"/>
       <w:r>
         <w:t>O separador Propriedades</w:t>
       </w:r>
@@ -15889,7 +15889,7 @@
       <w:pPr>
         <w:pStyle w:val="Ttulo2"/>
       </w:pPr>
-      <w:bookmarkStart w:id="20" w:name="_Toc241692393"/>
+      <w:bookmarkStart w:id="20" w:name="_Toc241696281"/>
       <w:r>
         <w:t>O separador Condições</w:t>
       </w:r>
@@ -17431,7 +17431,7 @@
       <w:pPr>
         <w:pStyle w:val="Ttulo2"/>
       </w:pPr>
-      <w:bookmarkStart w:id="21" w:name="_Toc241692394"/>
+      <w:bookmarkStart w:id="21" w:name="_Toc241696282"/>
       <w:r>
         <w:t>O separador Ordenação</w:t>
       </w:r>
@@ -17877,7 +17877,7 @@
       <w:pPr>
         <w:pStyle w:val="Ttulo2"/>
       </w:pPr>
-      <w:bookmarkStart w:id="22" w:name="_Toc241692395"/>
+      <w:bookmarkStart w:id="22" w:name="_Toc241696283"/>
       <w:r>
         <w:t>O separador Parâmetros</w:t>
       </w:r>
@@ -18787,7 +18787,7 @@
       <w:pPr>
         <w:pStyle w:val="Ttulo2"/>
       </w:pPr>
-      <w:bookmarkStart w:id="23" w:name="_Toc241692396"/>
+      <w:bookmarkStart w:id="23" w:name="_Toc241696284"/>
       <w:r>
         <w:t>O separador Campos Calculados</w:t>
       </w:r>
@@ -19686,7 +19686,7 @@
       <w:pPr>
         <w:pStyle w:val="Ttulo2"/>
       </w:pPr>
-      <w:bookmarkStart w:id="24" w:name="_Toc241692397"/>
+      <w:bookmarkStart w:id="24" w:name="_Toc241696285"/>
       <w:r>
         <w:t>Formatação condicional</w:t>
       </w:r>
@@ -21080,7 +21080,7 @@
       <w:pPr>
         <w:pStyle w:val="Ttulo2"/>
       </w:pPr>
-      <w:bookmarkStart w:id="25" w:name="_Toc241692398"/>
+      <w:bookmarkStart w:id="25" w:name="_Toc241696286"/>
       <w:r>
         <w:t>Executar um mapa e ler o resultado</w:t>
       </w:r>
@@ -22152,7 +22152,7 @@
           <w:noProof/>
         </w:rPr>
         <w:drawing>
-          <wp:inline distT="0" distB="0" distL="0" distR="0" wp14:anchorId="28514950" wp14:editId="5176402D">
+          <wp:inline distT="0" distB="0" distL="0" distR="0" wp14:anchorId="274068B6" wp14:editId="6CFDD093">
             <wp:extent cx="5715000" cy="3571875"/>
             <wp:effectExtent l="0" t="0" r="0" b="0"/>
             <wp:docPr id="49" name="03-viewer-results.png" descr="Os resultados da execução com os botões SQL e Plano junto aos botões Excel, CSV e PDF." title="Os resultados da execução com os botões SQL e Plano junto aos botões Excel, CSV e PDF."/>
@@ -22219,7 +22219,7 @@
       <w:pPr>
         <w:pStyle w:val="Ttulo2"/>
       </w:pPr>
-      <w:bookmarkStart w:id="26" w:name="_Toc241692399"/>
+      <w:bookmarkStart w:id="26" w:name="_Toc241696287"/>
       <w:r>
         <w:t>Recusas e erros</w:t>
       </w:r>
@@ -22858,7 +22858,7 @@
         <w:pStyle w:val="Ttulo1"/>
         <w:pageBreakBefore/>
       </w:pPr>
-      <w:bookmarkStart w:id="27" w:name="_Toc241692400"/>
+      <w:bookmarkStart w:id="27" w:name="_Toc241696288"/>
       <w:r>
         <w:lastRenderedPageBreak/>
         <w:t>O visualizador de mapas</w:t>
@@ -22891,7 +22891,7 @@
           <w:noProof/>
         </w:rPr>
         <w:drawing>
-          <wp:inline distT="0" distB="0" distL="0" distR="0" wp14:anchorId="4088EE71" wp14:editId="603034B3">
+          <wp:inline distT="0" distB="0" distL="0" distR="0" wp14:anchorId="60379C06" wp14:editId="50697F80">
             <wp:extent cx="5715000" cy="3571875"/>
             <wp:effectExtent l="0" t="0" r="0" b="0"/>
             <wp:docPr id="50" name="25-viewer-results.png" descr="O visualizador de mapas depois de uma execução concluída, com a grelha de resultados e os botões de exportação." title="O visualizador de mapas depois de uma execução concluída, com a grelha de resultados e os botões de exportação."/>
@@ -23496,7 +23496,7 @@
         <w:pStyle w:val="Ttulo1"/>
         <w:pageBreakBefore/>
       </w:pPr>
-      <w:bookmarkStart w:id="28" w:name="_Toc241692401"/>
+      <w:bookmarkStart w:id="28" w:name="_Toc241696289"/>
       <w:r>
         <w:lastRenderedPageBreak/>
         <w:t>Execuções</w:t>
@@ -23526,7 +23526,7 @@
           <w:noProof/>
         </w:rPr>
         <w:drawing>
-          <wp:inline distT="0" distB="0" distL="0" distR="0" wp14:anchorId="34629417" wp14:editId="44D800C2">
+          <wp:inline distT="0" distB="0" distL="0" distR="0" wp14:anchorId="7A4D2BDC" wp14:editId="7D98995E">
             <wp:extent cx="5715000" cy="3571875"/>
             <wp:effectExtent l="0" t="0" r="0" b="0"/>
             <wp:docPr id="51" name="04-runs-every-user.png" descr="A página Execuções com as execuções de todos os utilizadores." title="A página Execuções com as execuções de todos os utilizadores."/>
@@ -24856,7 +24856,7 @@
         <w:pStyle w:val="Ttulo1"/>
         <w:pageBreakBefore/>
       </w:pPr>
-      <w:bookmarkStart w:id="29" w:name="_Toc241692402"/>
+      <w:bookmarkStart w:id="29" w:name="_Toc241696290"/>
       <w:r>
         <w:lastRenderedPageBreak/>
         <w:t>Exportações</w:t>
@@ -24886,7 +24886,7 @@
           <w:noProof/>
         </w:rPr>
         <w:drawing>
-          <wp:inline distT="0" distB="0" distL="0" distR="0" wp14:anchorId="2DA1FA7A" wp14:editId="3A12F8A8">
+          <wp:inline distT="0" distB="0" distL="0" distR="0" wp14:anchorId="6240B47D" wp14:editId="67591DAA">
             <wp:extent cx="5715000" cy="3571875"/>
             <wp:effectExtent l="0" t="0" r="0" b="0"/>
             <wp:docPr id="52" name="05-exports.png" descr="A página Exportações com a lista de exportações, o respetivo estado e os botões de transferir." title="A página Exportações com a lista de exportações, o respetivo estado e os botões de transferir."/>
@@ -25567,7 +25567,7 @@
         <w:pStyle w:val="Ttulo1"/>
         <w:pageBreakBefore/>
       </w:pPr>
-      <w:bookmarkStart w:id="30" w:name="_Toc241692403"/>
+      <w:bookmarkStart w:id="30" w:name="_Toc241696291"/>
       <w:r>
         <w:lastRenderedPageBreak/>
         <w:t>Agendamentos</w:t>
@@ -25600,7 +25600,7 @@
           <w:noProof/>
         </w:rPr>
         <w:drawing>
-          <wp:inline distT="0" distB="0" distL="0" distR="0" wp14:anchorId="04DA12D0" wp14:editId="3D105781">
+          <wp:inline distT="0" distB="0" distL="0" distR="0" wp14:anchorId="60D3DF11" wp14:editId="3B2186FD">
             <wp:extent cx="5715000" cy="3571875"/>
             <wp:effectExtent l="0" t="0" r="0" b="0"/>
             <wp:docPr id="53" name="38-schedules-list.png" descr="A página Agendamentos com um agendamento em pausa e os respetivos ícones de ação." title="A página Agendamentos com um agendamento em pausa e os respetivos ícones de ação."/>
@@ -26315,7 +26315,7 @@
       <w:pPr>
         <w:pStyle w:val="Ttulo2"/>
       </w:pPr>
-      <w:bookmarkStart w:id="31" w:name="_Toc241692404"/>
+      <w:bookmarkStart w:id="31" w:name="_Toc241696292"/>
       <w:r>
         <w:t>Novo Agendamento e Editar Agendamento</w:t>
       </w:r>
@@ -27756,7 +27756,7 @@
           <w:noProof/>
         </w:rPr>
         <w:drawing>
-          <wp:inline distT="0" distB="0" distL="0" distR="0" wp14:anchorId="36F9D491" wp14:editId="295C9D50">
+          <wp:inline distT="0" distB="0" distL="0" distR="0" wp14:anchorId="10445C66" wp14:editId="29996948">
             <wp:extent cx="3743325" cy="4676775"/>
             <wp:effectExtent l="0" t="0" r="0" b="0"/>
             <wp:docPr id="54" name="34-schedule-custom-cron.png" descr="A caixa de diálogo Novo Agendamento com uma frequência personalizada e o campo Expressão cron." title="A caixa de diálogo Novo Agendamento com uma frequência personalizada e o campo Expressão cron."/>
@@ -27808,7 +27808,7 @@
       <w:pPr>
         <w:pStyle w:val="Ttulo2"/>
       </w:pPr>
-      <w:bookmarkStart w:id="32" w:name="_Toc241692405"/>
+      <w:bookmarkStart w:id="32" w:name="_Toc241696293"/>
       <w:r>
         <w:t>Histórico de Execuções</w:t>
       </w:r>
@@ -28257,7 +28257,7 @@
       <w:pPr>
         <w:pStyle w:val="Ttulo2"/>
       </w:pPr>
-      <w:bookmarkStart w:id="33" w:name="_Toc241692406"/>
+      <w:bookmarkStart w:id="33" w:name="_Toc241696294"/>
       <w:r>
         <w:lastRenderedPageBreak/>
         <w:t>Exemplo: um resultado semanal</w:t>
@@ -28463,7 +28463,7 @@
         <w:pStyle w:val="Ttulo1"/>
         <w:pageBreakBefore/>
       </w:pPr>
-      <w:bookmarkStart w:id="34" w:name="_Toc241692407"/>
+      <w:bookmarkStart w:id="34" w:name="_Toc241696295"/>
       <w:r>
         <w:lastRenderedPageBreak/>
         <w:t>Áreas de Negócio</w:t>
@@ -28496,7 +28496,7 @@
           <w:noProof/>
         </w:rPr>
         <w:drawing>
-          <wp:inline distT="0" distB="0" distL="0" distR="0" wp14:anchorId="610BC959" wp14:editId="1C383985">
+          <wp:inline distT="0" distB="0" distL="0" distR="0" wp14:anchorId="7D68B9C8" wp14:editId="35AC2A90">
             <wp:extent cx="5715000" cy="3571875"/>
             <wp:effectExtent l="0" t="0" r="0" b="0"/>
             <wp:docPr id="55" name="06-business-areas.png" descr="A página Áreas de Negócio com a lista de áreas, o botão Nova Área de Negócio e os ícones de linha." title="A página Áreas de Negócio com a lista de áreas, o botão Nova Área de Negócio e os ícones de linha."/>
@@ -29010,7 +29010,7 @@
         </w:rPr>
         <w:lastRenderedPageBreak/>
         <w:drawing>
-          <wp:inline distT="0" distB="0" distL="0" distR="0" wp14:anchorId="34036328" wp14:editId="00FFC615">
+          <wp:inline distT="0" distB="0" distL="0" distR="0" wp14:anchorId="28E9A85C" wp14:editId="26ECA74B">
             <wp:extent cx="3324225" cy="2047875"/>
             <wp:effectExtent l="0" t="0" r="0" b="0"/>
             <wp:docPr id="56" name="07-business-areas-new.png" descr="A caixa de diálogo Nova Área de Negócio com os campos Nome e Descrição." title="A caixa de diálogo Nova Área de Negócio com os campos Nome e Descrição."/>
@@ -29062,7 +29062,7 @@
       <w:pPr>
         <w:pStyle w:val="Ttulo2"/>
       </w:pPr>
-      <w:bookmarkStart w:id="35" w:name="_Toc241692408"/>
+      <w:bookmarkStart w:id="35" w:name="_Toc241696296"/>
       <w:r>
         <w:t>Criar uma área de negócio</w:t>
       </w:r>
@@ -29166,7 +29166,7 @@
       <w:pPr>
         <w:pStyle w:val="Ttulo2"/>
       </w:pPr>
-      <w:bookmarkStart w:id="36" w:name="_Toc241692409"/>
+      <w:bookmarkStart w:id="36" w:name="_Toc241696297"/>
       <w:r>
         <w:t>Permissões</w:t>
       </w:r>
@@ -29198,7 +29198,7 @@
           <w:noProof/>
         </w:rPr>
         <w:drawing>
-          <wp:inline distT="0" distB="0" distL="0" distR="0" wp14:anchorId="6F5ED138" wp14:editId="238D3706">
+          <wp:inline distT="0" distB="0" distL="0" distR="0" wp14:anchorId="5FDAA1DD" wp14:editId="61808F46">
             <wp:extent cx="5715000" cy="3571875"/>
             <wp:effectExtent l="0" t="0" r="0" b="0"/>
             <wp:docPr id="57" name="09-business-areas-grants-permission.png" descr="A caixa de diálogo Gerir concessões com a lista Permissão aberta." title="A caixa de diálogo Gerir concessões com a lista Permissão aberta."/>
@@ -30455,7 +30455,7 @@
         <w:pStyle w:val="Ttulo1"/>
         <w:pageBreakBefore/>
       </w:pPr>
-      <w:bookmarkStart w:id="37" w:name="_Toc241692410"/>
+      <w:bookmarkStart w:id="37" w:name="_Toc241696298"/>
       <w:r>
         <w:lastRenderedPageBreak/>
         <w:t>Pastas</w:t>
@@ -30518,7 +30518,7 @@
           <w:noProof/>
         </w:rPr>
         <w:drawing>
-          <wp:inline distT="0" distB="0" distL="0" distR="0" wp14:anchorId="7B84B2EC" wp14:editId="2CD10E75">
+          <wp:inline distT="0" distB="0" distL="0" distR="0" wp14:anchorId="1C05512A" wp14:editId="13077ED8">
             <wp:extent cx="5715000" cy="3571875"/>
             <wp:effectExtent l="0" t="0" r="0" b="0"/>
             <wp:docPr id="58" name="11-folders.png" descr="A página Pastas com uma área de negócio escolhida, com a tabela de pastas e os ícones de linha." title="A página Pastas com uma área de negócio escolhida, com a tabela de pastas e os ícones de linha."/>
@@ -31300,7 +31300,7 @@
       <w:pPr>
         <w:pStyle w:val="Ttulo2"/>
       </w:pPr>
-      <w:bookmarkStart w:id="38" w:name="_Toc241692411"/>
+      <w:bookmarkStart w:id="38" w:name="_Toc241696299"/>
       <w:r>
         <w:t>O assistente de pastas</w:t>
       </w:r>
@@ -32729,7 +32729,7 @@
           <w:noProof/>
         </w:rPr>
         <w:drawing>
-          <wp:inline distT="0" distB="0" distL="0" distR="0" wp14:anchorId="6B2468C1" wp14:editId="6ED3B48A">
+          <wp:inline distT="0" distB="0" distL="0" distR="0" wp14:anchorId="2199DBFE" wp14:editId="2699699B">
             <wp:extent cx="2238375" cy="5905500"/>
             <wp:effectExtent l="0" t="0" r="0" b="0"/>
             <wp:docPr id="59" name="15-folders-picked.png" descr="A caixa de diálogo Nova Pasta com uma tabela escolhida e a lista Itens a criar." title="A caixa de diálogo Nova Pasta com uma tabela escolhida e a lista Itens a criar."/>
@@ -32917,7 +32917,7 @@
       <w:pPr>
         <w:pStyle w:val="Ttulo2"/>
       </w:pPr>
-      <w:bookmarkStart w:id="39" w:name="_Toc241692412"/>
+      <w:bookmarkStart w:id="39" w:name="_Toc241696300"/>
       <w:r>
         <w:t>Partilhar uma pasta com outra área de negócio</w:t>
       </w:r>
@@ -33026,7 +33026,7 @@
           <w:noProof/>
         </w:rPr>
         <w:drawing>
-          <wp:inline distT="0" distB="0" distL="0" distR="0" wp14:anchorId="4AC1F8DC" wp14:editId="0E74EAF7">
+          <wp:inline distT="0" distB="0" distL="0" distR="0" wp14:anchorId="667519FA" wp14:editId="35726E47">
             <wp:extent cx="3324225" cy="1638300"/>
             <wp:effectExtent l="0" t="0" r="0" b="0"/>
             <wp:docPr id="60" name="16-folders-sharing.png" descr="A caixa de diálogo de partilha da pasta com a etiqueta do proprietário e a lista Partilhar com." title="A caixa de diálogo de partilha da pasta com a etiqueta do proprietário e a lista Partilhar com."/>
@@ -33079,7 +33079,7 @@
         <w:pStyle w:val="Ttulo1"/>
         <w:pageBreakBefore/>
       </w:pPr>
-      <w:bookmarkStart w:id="40" w:name="_Toc241692413"/>
+      <w:bookmarkStart w:id="40" w:name="_Toc241696301"/>
       <w:r>
         <w:lastRenderedPageBreak/>
         <w:t>Itens</w:t>
@@ -33132,7 +33132,7 @@
           <w:noProof/>
         </w:rPr>
         <w:drawing>
-          <wp:inline distT="0" distB="0" distL="0" distR="0" wp14:anchorId="3666AD72" wp14:editId="1C18AC3C">
+          <wp:inline distT="0" distB="0" distL="0" distR="0" wp14:anchorId="01FD6733" wp14:editId="716CB4FD">
             <wp:extent cx="5715000" cy="3571875"/>
             <wp:effectExtent l="0" t="0" r="0" b="0"/>
             <wp:docPr id="61" name="17-items.png" descr="A página Itens para uma pasta escolhida, com as colunas Tipo, Coluna, Tipo de Dados e Agregação." title="A página Itens para uma pasta escolhida, com as colunas Tipo, Coluna, Tipo de Dados e Agregação."/>
@@ -35071,7 +35071,7 @@
         </w:rPr>
         <w:lastRenderedPageBreak/>
         <w:drawing>
-          <wp:inline distT="0" distB="0" distL="0" distR="0" wp14:anchorId="799427A6" wp14:editId="43C211CD">
+          <wp:inline distT="0" distB="0" distL="0" distR="0" wp14:anchorId="72684738" wp14:editId="2581231C">
             <wp:extent cx="5715000" cy="3571875"/>
             <wp:effectExtent l="0" t="0" r="0" b="0"/>
             <wp:docPr id="62" name="19-items-type-open.png" descr="A caixa de diálogo Novo Item com a lista Tipo de Item aberta, a mostrar os tipos de item." title="A caixa de diálogo Novo Item com a lista Tipo de Item aberta, a mostrar os tipos de item."/>
@@ -35124,7 +35124,7 @@
         <w:pStyle w:val="Ttulo1"/>
         <w:pageBreakBefore/>
       </w:pPr>
-      <w:bookmarkStart w:id="41" w:name="_Toc241692414"/>
+      <w:bookmarkStart w:id="41" w:name="_Toc241696302"/>
       <w:r>
         <w:lastRenderedPageBreak/>
         <w:t>Junções</w:t>
@@ -35157,7 +35157,7 @@
           <w:noProof/>
         </w:rPr>
         <w:drawing>
-          <wp:inline distT="0" distB="0" distL="0" distR="0" wp14:anchorId="0731C11D" wp14:editId="1ACA2EA2">
+          <wp:inline distT="0" distB="0" distL="0" distR="0" wp14:anchorId="662CB512" wp14:editId="5C2B73D1">
             <wp:extent cx="5715000" cy="3571875"/>
             <wp:effectExtent l="0" t="0" r="0" b="0"/>
             <wp:docPr id="63" name="20-joins.png" descr="A página Junções, incluindo junções feitas de vários pares de colunas." title="A página Junções, incluindo junções feitas de vários pares de colunas."/>
@@ -36812,7 +36812,7 @@
           <w:noProof/>
         </w:rPr>
         <w:drawing>
-          <wp:inline distT="0" distB="0" distL="0" distR="0" wp14:anchorId="596BC010" wp14:editId="15B3FD08">
+          <wp:inline distT="0" distB="0" distL="0" distR="0" wp14:anchorId="0A06F192" wp14:editId="476E1CF2">
             <wp:extent cx="5715000" cy="3571875"/>
             <wp:effectExtent l="0" t="0" r="0" b="0"/>
             <wp:docPr id="64" name="23-joins-select-open.png" descr="A caixa de diálogo Nova Junção com uma lista de seleção aberta." title="A caixa de diálogo Nova Junção com uma lista de seleção aberta."/>
@@ -36983,7 +36983,7 @@
         <w:pStyle w:val="Ttulo1"/>
         <w:pageBreakBefore/>
       </w:pPr>
-      <w:bookmarkStart w:id="42" w:name="_Toc241692415"/>
+      <w:bookmarkStart w:id="42" w:name="_Toc241696303"/>
       <w:r>
         <w:lastRenderedPageBreak/>
         <w:t>Hierarquias</w:t>
@@ -37016,7 +37016,7 @@
           <w:noProof/>
         </w:rPr>
         <w:drawing>
-          <wp:inline distT="0" distB="0" distL="0" distR="0" wp14:anchorId="34FEDFDE" wp14:editId="30DF17D3">
+          <wp:inline distT="0" distB="0" distL="0" distR="0" wp14:anchorId="66593E83" wp14:editId="08C01630">
             <wp:extent cx="5715000" cy="3571875"/>
             <wp:effectExtent l="0" t="0" r="0" b="0"/>
             <wp:docPr id="65" name="24-hierarchies.png" descr="A página Hierarquias com a tabela a mostrar o número de níveis." title="A página Hierarquias com a tabela a mostrar o número de níveis."/>
@@ -38076,7 +38076,7 @@
           <w:noProof/>
         </w:rPr>
         <w:drawing>
-          <wp:inline distT="0" distB="0" distL="0" distR="0" wp14:anchorId="79A1BAC3" wp14:editId="4C86C51F">
+          <wp:inline distT="0" distB="0" distL="0" distR="0" wp14:anchorId="4C1FE6CF" wp14:editId="7EE675F4">
             <wp:extent cx="4362450" cy="2762250"/>
             <wp:effectExtent l="0" t="0" r="0" b="0"/>
             <wp:docPr id="66" name="26-hierarchies-level-added.png" descr="A caixa de diálogo Nova Hierarquia depois de adicionar um nível, com as listas de pasta e item." title="A caixa de diálogo Nova Hierarquia depois de adicionar um nível, com as listas de pasta e item."/>
@@ -38129,7 +38129,7 @@
         <w:pStyle w:val="Ttulo1"/>
         <w:pageBreakBefore/>
       </w:pPr>
-      <w:bookmarkStart w:id="43" w:name="_Toc241692416"/>
+      <w:bookmarkStart w:id="43" w:name="_Toc241696304"/>
       <w:r>
         <w:lastRenderedPageBreak/>
         <w:t>Funções Personalizadas</w:t>
@@ -38162,7 +38162,7 @@
           <w:noProof/>
         </w:rPr>
         <w:drawing>
-          <wp:inline distT="0" distB="0" distL="0" distR="0" wp14:anchorId="694520E2" wp14:editId="1C0B6A27">
+          <wp:inline distT="0" distB="0" distL="0" distR="0" wp14:anchorId="6A47FAEA" wp14:editId="6671C4CA">
             <wp:extent cx="5715000" cy="3571875"/>
             <wp:effectExtent l="0" t="0" r="0" b="0"/>
             <wp:docPr id="67" name="27-custom-functions.png" descr="A página Funções Personalizadas com a caixa de filtro, Atualizar tudo, Nova Função e a tabela de funções." title="A página Funções Personalizadas com a caixa de filtro, Atualizar tudo, Nova Função e a tabela de funções."/>
@@ -38886,7 +38886,7 @@
       <w:pPr>
         <w:pStyle w:val="Ttulo2"/>
       </w:pPr>
-      <w:bookmarkStart w:id="44" w:name="_Toc241692417"/>
+      <w:bookmarkStart w:id="44" w:name="_Toc241696305"/>
       <w:r>
         <w:t>O formulário da função</w:t>
       </w:r>
@@ -39856,7 +39856,7 @@
         </w:rPr>
         <w:lastRenderedPageBreak/>
         <w:drawing>
-          <wp:inline distT="0" distB="0" distL="0" distR="0" wp14:anchorId="7CF40ACB" wp14:editId="394F0987">
+          <wp:inline distT="0" distB="0" distL="0" distR="0" wp14:anchorId="359754CC" wp14:editId="099CE0AB">
             <wp:extent cx="4076700" cy="5905500"/>
             <wp:effectExtent l="0" t="0" r="0" b="0"/>
             <wp:docPr id="68" name="29-custom-functions-search-results.png" descr="A caixa de diálogo Nova Função Personalizada com as funções da base de dados que correspondem à pesquisa." title="A caixa de diálogo Nova Função Personalizada com as funções da base de dados que correspondem à pesquisa."/>
@@ -39909,7 +39909,7 @@
         <w:pStyle w:val="Ttulo1"/>
         <w:pageBreakBefore/>
       </w:pPr>
-      <w:bookmarkStart w:id="45" w:name="_Toc241692418"/>
+      <w:bookmarkStart w:id="45" w:name="_Toc241696306"/>
       <w:r>
         <w:lastRenderedPageBreak/>
         <w:t>Origens de Dados</w:t>
@@ -39942,7 +39942,7 @@
           <w:noProof/>
         </w:rPr>
         <w:drawing>
-          <wp:inline distT="0" distB="0" distL="0" distR="0" wp14:anchorId="282D5C95" wp14:editId="6F45801D">
+          <wp:inline distT="0" distB="0" distL="0" distR="0" wp14:anchorId="6263A954" wp14:editId="2463F7F9">
             <wp:extent cx="5715000" cy="3571875"/>
             <wp:effectExtent l="0" t="0" r="0" b="0"/>
             <wp:docPr id="69" name="30-data-sources.png" descr="A página Origens de Dados com uma tabela de ligações e cinco ícones de linha." title="A página Origens de Dados com uma tabela de ligações e cinco ícones de linha."/>
@@ -41322,7 +41322,7 @@
       <w:pPr>
         <w:pStyle w:val="Ttulo2"/>
       </w:pPr>
-      <w:bookmarkStart w:id="46" w:name="_Toc241692419"/>
+      <w:bookmarkStart w:id="46" w:name="_Toc241696307"/>
       <w:r>
         <w:t>Importar tabelas</w:t>
       </w:r>
@@ -41484,7 +41484,7 @@
           <w:noProof/>
         </w:rPr>
         <w:drawing>
-          <wp:inline distT="0" distB="0" distL="0" distR="0" wp14:anchorId="5850DD62" wp14:editId="3149D464">
+          <wp:inline distT="0" distB="0" distL="0" distR="0" wp14:anchorId="2A2CD9FC" wp14:editId="15B359D0">
             <wp:extent cx="3324225" cy="2286000"/>
             <wp:effectExtent l="0" t="0" r="0" b="0"/>
             <wp:docPr id="70" name="34-data-sources-import-dialog.png" descr="A caixa de diálogo Importar tabelas com o botão Descobrir Tabelas, antes de ser encontrada qualquer tabela." title="A caixa de diálogo Importar tabelas com o botão Descobrir Tabelas, antes de ser encontrada qualquer tabela."/>
@@ -41537,7 +41537,7 @@
         <w:pStyle w:val="Ttulo1"/>
         <w:pageBreakBefore/>
       </w:pPr>
-      <w:bookmarkStart w:id="47" w:name="_Toc241692420"/>
+      <w:bookmarkStart w:id="47" w:name="_Toc241696308"/>
       <w:r>
         <w:lastRenderedPageBreak/>
         <w:t>Utilizadores</w:t>
@@ -41567,7 +41567,7 @@
           <w:noProof/>
         </w:rPr>
         <w:drawing>
-          <wp:inline distT="0" distB="0" distL="0" distR="0" wp14:anchorId="7865C75B" wp14:editId="739DF5C0">
+          <wp:inline distT="0" distB="0" distL="0" distR="0" wp14:anchorId="1C893C0F" wp14:editId="57D1C777">
             <wp:extent cx="5715000" cy="3571875"/>
             <wp:effectExtent l="0" t="0" r="0" b="0"/>
             <wp:docPr id="71" name="35-users.png" descr="A página Utilizadores com os botões Ficheiro de credenciais e Novo Utilizador e os ícones de linha." title="A página Utilizadores com os botões Ficheiro de credenciais e Novo Utilizador e os ícones de linha."/>
@@ -42266,7 +42266,7 @@
       <w:pPr>
         <w:pStyle w:val="Ttulo2"/>
       </w:pPr>
-      <w:bookmarkStart w:id="48" w:name="_Toc241692421"/>
+      <w:bookmarkStart w:id="48" w:name="_Toc241696309"/>
       <w:r>
         <w:t>Criar ou alterar um utilizador</w:t>
       </w:r>
@@ -42861,7 +42861,27 @@
               <w:t>Pode editar</w:t>
             </w:r>
             <w:r>
-              <w:t xml:space="preserve">. Não pode alterar áreas de negócio, pastas, itens, junções nem hierarquias, qualquer que seja a permissão que tenha. Não pode usar </w:t>
+              <w:t xml:space="preserve">. Vê, edita, ativa e desativa as contas MANAGER, USER e VIEWER, mas nunca vê administradores e não pode criar nem eliminar utilizadores nem dar a função ADMIN. Não pode alterar áreas de negócio, pastas, itens, junções nem hierarquias, qualquer que seja a permissão que tenha. Não pode usar </w:t>
+            </w:r>
+            <w:r>
+              <w:rPr>
+                <w:b/>
+                <w:bCs/>
+              </w:rPr>
+              <w:t>Funções Personalizadas</w:t>
+            </w:r>
+            <w:r>
+              <w:t xml:space="preserve">, </w:t>
+            </w:r>
+            <w:r>
+              <w:rPr>
+                <w:b/>
+                <w:bCs/>
+              </w:rPr>
+              <w:t>Origens de Dados</w:t>
+            </w:r>
+            <w:r>
+              <w:t xml:space="preserve">, </w:t>
             </w:r>
             <w:r>
               <w:rPr>
@@ -43083,7 +43103,7 @@
         </w:rPr>
         <w:lastRenderedPageBreak/>
         <w:drawing>
-          <wp:inline distT="0" distB="0" distL="0" distR="0" wp14:anchorId="0DE9C528" wp14:editId="5C3D537D">
+          <wp:inline distT="0" distB="0" distL="0" distR="0" wp14:anchorId="25DE0D07" wp14:editId="52A6957E">
             <wp:extent cx="5715000" cy="3571875"/>
             <wp:effectExtent l="0" t="0" r="0" b="0"/>
             <wp:docPr id="72" name="37-users-role-open.png" descr="A caixa de diálogo Novo Utilizador com a lista Função aberta e cada função descrita." title="A caixa de diálogo Novo Utilizador com a lista Função aberta e cada função descrita."/>
@@ -43135,7 +43155,7 @@
       <w:pPr>
         <w:pStyle w:val="Ttulo2"/>
       </w:pPr>
-      <w:bookmarkStart w:id="49" w:name="_Toc241692422"/>
+      <w:bookmarkStart w:id="49" w:name="_Toc241696310"/>
       <w:r>
         <w:t>Desativar, ativar ou eliminar</w:t>
       </w:r>
@@ -43227,7 +43247,7 @@
           <w:noProof/>
         </w:rPr>
         <w:drawing>
-          <wp:inline distT="0" distB="0" distL="0" distR="0" wp14:anchorId="37B8D8F3" wp14:editId="4967A364">
+          <wp:inline distT="0" distB="0" distL="0" distR="0" wp14:anchorId="5BC1D558" wp14:editId="36227141">
             <wp:extent cx="3324225" cy="1076325"/>
             <wp:effectExtent l="0" t="0" r="0" b="0"/>
             <wp:docPr id="73" name="39-users-deactivate-dialog.png" descr="A caixa de diálogo de confirmação mostrada antes de desativar um utilizador." title="A caixa de diálogo de confirmação mostrada antes de desativar um utilizador."/>
@@ -43319,7 +43339,7 @@
       <w:pPr>
         <w:pStyle w:val="Ttulo2"/>
       </w:pPr>
-      <w:bookmarkStart w:id="50" w:name="_Toc241692423"/>
+      <w:bookmarkStart w:id="50" w:name="_Toc241696311"/>
       <w:r>
         <w:t>O ficheiro de credenciais</w:t>
       </w:r>
@@ -43344,7 +43364,7 @@
       <w:pPr>
         <w:pStyle w:val="Ttulo2"/>
       </w:pPr>
-      <w:bookmarkStart w:id="51" w:name="_Toc241692424"/>
+      <w:bookmarkStart w:id="51" w:name="_Toc241696312"/>
       <w:r>
         <w:lastRenderedPageBreak/>
         <w:t>Mapas que este utilizador pode abrir</w:t>
@@ -43387,7 +43407,7 @@
           <w:noProof/>
         </w:rPr>
         <w:drawing>
-          <wp:inline distT="0" distB="0" distL="0" distR="0" wp14:anchorId="27F40740" wp14:editId="57C6E682">
+          <wp:inline distT="0" distB="0" distL="0" distR="0" wp14:anchorId="625F8DBF" wp14:editId="06CDCF01">
             <wp:extent cx="4362450" cy="2190750"/>
             <wp:effectExtent l="0" t="0" r="0" b="0"/>
             <wp:docPr id="74" name="41-users-maps-dialog.png" descr="A caixa de diálogo Mapas de um utilizador, com etiquetas de origem e listas de nível de partilha." title="A caixa de diálogo Mapas de um utilizador, com etiquetas de origem e listas de nível de partilha."/>
@@ -44329,7 +44349,7 @@
         <w:pStyle w:val="Ttulo1"/>
         <w:pageBreakBefore/>
       </w:pPr>
-      <w:bookmarkStart w:id="52" w:name="_Toc241692425"/>
+      <w:bookmarkStart w:id="52" w:name="_Toc241696313"/>
       <w:r>
         <w:lastRenderedPageBreak/>
         <w:t>Políticas de Segurança</w:t>
@@ -44392,7 +44412,7 @@
           <w:noProof/>
         </w:rPr>
         <w:drawing>
-          <wp:inline distT="0" distB="0" distL="0" distR="0" wp14:anchorId="0485F547" wp14:editId="221F556C">
+          <wp:inline distT="0" distB="0" distL="0" distR="0" wp14:anchorId="208AFB15" wp14:editId="0ECF246E">
             <wp:extent cx="5715000" cy="3571875"/>
             <wp:effectExtent l="0" t="0" r="0" b="0"/>
             <wp:docPr id="75" name="43-security.png" descr="A página Políticas de Segurança com os botões Testar e Nova Política." title="A página Políticas de Segurança com os botões Testar e Nova Política."/>
@@ -45009,7 +45029,7 @@
       <w:pPr>
         <w:pStyle w:val="Ttulo2"/>
       </w:pPr>
-      <w:bookmarkStart w:id="53" w:name="_Toc241692426"/>
+      <w:bookmarkStart w:id="53" w:name="_Toc241696314"/>
       <w:r>
         <w:lastRenderedPageBreak/>
         <w:t>Escrever uma política</w:t>
@@ -46065,7 +46085,7 @@
         </w:rPr>
         <w:lastRenderedPageBreak/>
         <w:drawing>
-          <wp:inline distT="0" distB="0" distL="0" distR="0" wp14:anchorId="271CE5A8" wp14:editId="1AA31435">
+          <wp:inline distT="0" distB="0" distL="0" distR="0" wp14:anchorId="3BB55499" wp14:editId="367B33BF">
             <wp:extent cx="3324225" cy="4676775"/>
             <wp:effectExtent l="0" t="0" r="0" b="0"/>
             <wp:docPr id="76" name="46-security-validate.png" descr="A caixa de diálogo Nova Política depois de clicar em Validar num predicado." title="A caixa de diálogo Nova Política depois de clicar em Validar num predicado."/>
@@ -46117,7 +46137,7 @@
       <w:pPr>
         <w:pStyle w:val="Ttulo2"/>
       </w:pPr>
-      <w:bookmarkStart w:id="54" w:name="_Toc241692427"/>
+      <w:bookmarkStart w:id="54" w:name="_Toc241696315"/>
       <w:r>
         <w:t>Atribuir uma política</w:t>
       </w:r>
@@ -46507,7 +46527,7 @@
       <w:pPr>
         <w:pStyle w:val="Ttulo2"/>
       </w:pPr>
-      <w:bookmarkStart w:id="55" w:name="_Toc241692428"/>
+      <w:bookmarkStart w:id="55" w:name="_Toc241696316"/>
       <w:r>
         <w:lastRenderedPageBreak/>
         <w:t>Testar uma política</w:t>
@@ -46582,7 +46602,7 @@
         <w:pStyle w:val="Ttulo1"/>
         <w:pageBreakBefore/>
       </w:pPr>
-      <w:bookmarkStart w:id="56" w:name="_Toc241692429"/>
+      <w:bookmarkStart w:id="56" w:name="_Toc241696317"/>
       <w:r>
         <w:lastRenderedPageBreak/>
         <w:t>Registo de Auditoria</w:t>
@@ -46615,7 +46635,7 @@
           <w:noProof/>
         </w:rPr>
         <w:drawing>
-          <wp:inline distT="0" distB="0" distL="0" distR="0" wp14:anchorId="7D4AF53D" wp14:editId="3FAF2A02">
+          <wp:inline distT="0" distB="0" distL="0" distR="0" wp14:anchorId="2F7CE8C6" wp14:editId="65FACB38">
             <wp:extent cx="5715000" cy="3571875"/>
             <wp:effectExtent l="0" t="0" r="0" b="0"/>
             <wp:docPr id="77" name="47-audit.png" descr="A página Registo de Auditoria com o botão de exportação, os cartões de estatísticas, o gráfico diário e os filtros." title="A página Registo de Auditoria com o botão de exportação, os cartões de estatísticas, o gráfico diário e os filtros."/>
@@ -47476,7 +47496,7 @@
         <w:pStyle w:val="Ttulo1"/>
         <w:pageBreakBefore/>
       </w:pPr>
-      <w:bookmarkStart w:id="57" w:name="_Toc241692430"/>
+      <w:bookmarkStart w:id="57" w:name="_Toc241696318"/>
       <w:r>
         <w:lastRenderedPageBreak/>
         <w:t>Migração</w:t>
@@ -47559,7 +47579,7 @@
           <w:noProof/>
         </w:rPr>
         <w:drawing>
-          <wp:inline distT="0" distB="0" distL="0" distR="0" wp14:anchorId="3DEB6A84" wp14:editId="0B6210FD">
+          <wp:inline distT="0" distB="0" distL="0" distR="0" wp14:anchorId="615314A2" wp14:editId="4B4B7D44">
             <wp:extent cx="5715000" cy="3571875"/>
             <wp:effectExtent l="0" t="0" r="0" b="0"/>
             <wp:docPr id="78" name="50-migration.png" descr="A página Migração com o cartão da origem, os respetivos botões e o texto de ajuda." title="A página Migração com o cartão da origem, os respetivos botões e o texto de ajuda."/>
@@ -47636,7 +47656,7 @@
       <w:pPr>
         <w:pStyle w:val="Ttulo2"/>
       </w:pPr>
-      <w:bookmarkStart w:id="58" w:name="_Toc241692431"/>
+      <w:bookmarkStart w:id="58" w:name="_Toc241696319"/>
       <w:r>
         <w:t>Escolher a origem</w:t>
       </w:r>
@@ -48757,7 +48777,7 @@
       <w:pPr>
         <w:pStyle w:val="Ttulo2"/>
       </w:pPr>
-      <w:bookmarkStart w:id="59" w:name="_Toc241692432"/>
+      <w:bookmarkStart w:id="59" w:name="_Toc241696320"/>
       <w:r>
         <w:t>O que faz cada ação</w:t>
       </w:r>
@@ -49158,7 +49178,7 @@
       <w:pPr>
         <w:pStyle w:val="Ttulo2"/>
       </w:pPr>
-      <w:bookmarkStart w:id="60" w:name="_Toc241692433"/>
+      <w:bookmarkStart w:id="60" w:name="_Toc241696321"/>
       <w:r>
         <w:t>Fazer uma migração em segurança</w:t>
       </w:r>
@@ -49400,7 +49420,7 @@
         <w:pStyle w:val="Ttulo1"/>
         <w:pageBreakBefore/>
       </w:pPr>
-      <w:bookmarkStart w:id="61" w:name="_Toc241692434"/>
+      <w:bookmarkStart w:id="61" w:name="_Toc241696322"/>
       <w:r>
         <w:lastRenderedPageBreak/>
         <w:t>Perguntas frequentes</w:t>
@@ -49691,7 +49711,7 @@
       <w:pPr>
         <w:pStyle w:val="Ttulo2"/>
       </w:pPr>
-      <w:bookmarkStart w:id="62" w:name="_Toc241692435"/>
+      <w:bookmarkStart w:id="62" w:name="_Toc241696323"/>
       <w:r>
         <w:t>Glossário</w:t>
       </w:r>
@@ -51016,7 +51036,7 @@
         <w:sz w:val="16"/>
         <w:szCs w:val="16"/>
       </w:rPr>
-      <w:t>Discoverer Neo 2.0.1 · Guia completo · ADMIN</w:t>
+      <w:t>Discoverer Neo 2.1.0 · Guia completo · ADMIN</w:t>
     </w:r>
   </w:p>
 </w:hdr>
@@ -51025,10 +51045,10 @@
 <file path=word/numbering.xml><?xml version="1.0" encoding="utf-8"?>
 <w:numbering xmlns:wpc="http://schemas.microsoft.com/office/word/2010/wordprocessingCanvas" xmlns:cx="http://schemas.microsoft.com/office/drawing/2014/chartex" xmlns:cx1="http://schemas.microsoft.com/office/drawing/2015/9/8/chartex" xmlns:cx2="http://schemas.microsoft.com/office/drawing/2015/10/21/chartex" xmlns:cx3="http://schemas.microsoft.com/office/drawing/2016/5/9/chartex" xmlns:cx4="http://schemas.microsoft.com/office/drawing/2016/5/10/chartex" xmlns:cx5="http://schemas.microsoft.com/office/drawing/2016/5/11/chartex" xmlns:cx6="http://schemas.microsoft.com/office/drawing/2016/5/12/chartex" xmlns:cx7="http://schemas.microsoft.com/office/drawing/2016/5/13/chartex" xmlns:cx8="http://schemas.microsoft.com/office/drawing/2016/5/14/chartex" xmlns:mc="http://schemas.openxmlformats.org/markup-compatibility/2006" xmlns:aink="http://schemas.microsoft.com/office/drawing/2016/ink" xmlns:am3d="http://schemas.microsoft.com/office/drawing/2017/model3d" xmlns:o="urn:schemas-microsoft-com:office:office" xmlns:oel="http://schemas.microsoft.com/office/2019/extlst" xmlns:r="http://schemas.openxmlformats.org/officeDocument/2006/relationships" xmlns:m="http://schemas.openxmlformats.org/officeDocument/2006/math" xmlns:v="urn:schemas-microsoft-com:vml" xmlns:wp14="http://schemas.microsoft.com/office/word/2010/wordprocessingDrawing" xmlns:wp="http://schemas.openxmlformats.org/drawingml/2006/wordprocessingDrawing" xmlns:w10="urn:schemas-microsoft-com:office:word" xmlns:w="http://schemas.openxmlformats.org/wordprocessingml/2006/main" xmlns:w14="http://schemas.microsoft.com/office/word/2010/wordml" xmlns:w15="http://schemas.microsoft.com/office/word/2012/wordml" xmlns:w16cex="http://schemas.microsoft.com/office/word/2018/wordml/cex" xmlns:w16cid="http://schemas.microsoft.com/office/word/2016/wordml/cid" xmlns:w16="http://schemas.microsoft.com/office/word/2018/wordml" xmlns:w16sdtdh="http://schemas.microsoft.com/office/word/2020/wordml/sdtdatahash" xmlns:w16se="http://schemas.microsoft.com/office/word/2015/wordml/symex" xmlns:wpg="http://schemas.microsoft.com/office/word/2010/wordprocessingGroup" xmlns:wpi="http://schemas.microsoft.com/office/word/2010/wordprocessingInk" xmlns:wne="http://schemas.microsoft.com/office/word/2006/wordml" xmlns:wps="http://schemas.microsoft.com/office/word/2010/wordprocessingShape" mc:Ignorable="w14 w15 w16se w16cid w16 w16cex w16sdtdh wp14">
   <w:abstractNum w:abstractNumId="0" w15:restartNumberingAfterBreak="0">
-    <w:nsid w:val="076B4404"/>
+    <w:nsid w:val="027A2E0E"/>
     <w:multiLevelType w:val="hybridMultilevel"/>
-    <w:tmpl w:val="317E36C8"/>
-    <w:lvl w:ilvl="0" w:tplc="E7D8EC64">
+    <w:tmpl w:val="FDCC2A3E"/>
+    <w:lvl w:ilvl="0" w:tplc="1452F634">
       <w:start w:val="1"/>
       <w:numFmt w:val="decimal"/>
       <w:lvlText w:val="%1."/>
@@ -51037,7 +51057,7 @@
         <w:ind w:left="360" w:hanging="300"/>
       </w:pPr>
     </w:lvl>
-    <w:lvl w:ilvl="1" w:tplc="62945322" w:tentative="1">
+    <w:lvl w:ilvl="1" w:tplc="BEBA75C4" w:tentative="1">
       <w:start w:val="1"/>
       <w:numFmt w:val="lowerLetter"/>
       <w:lvlText w:val="%2."/>
@@ -51046,47 +51066,47 @@
         <w:ind w:left="720" w:hanging="300"/>
       </w:pPr>
     </w:lvl>
-    <w:lvl w:ilvl="2" w:tplc="DAEADE2E">
+    <w:lvl w:ilvl="2" w:tplc="3BE29D3E">
       <w:numFmt w:val="decimal"/>
       <w:lvlText w:val=""/>
       <w:lvlJc w:val="left"/>
     </w:lvl>
-    <w:lvl w:ilvl="3" w:tplc="0AB084BE">
+    <w:lvl w:ilvl="3" w:tplc="F24E1E5A">
       <w:numFmt w:val="decimal"/>
       <w:lvlText w:val=""/>
       <w:lvlJc w:val="left"/>
     </w:lvl>
-    <w:lvl w:ilvl="4" w:tplc="D3248BE0">
+    <w:lvl w:ilvl="4" w:tplc="B57A81E8">
       <w:numFmt w:val="decimal"/>
       <w:lvlText w:val=""/>
       <w:lvlJc w:val="left"/>
     </w:lvl>
-    <w:lvl w:ilvl="5" w:tplc="88AA5600">
+    <w:lvl w:ilvl="5" w:tplc="10085EDA">
       <w:numFmt w:val="decimal"/>
       <w:lvlText w:val=""/>
       <w:lvlJc w:val="left"/>
     </w:lvl>
-    <w:lvl w:ilvl="6" w:tplc="D0BC75C0">
+    <w:lvl w:ilvl="6" w:tplc="5956C82C">
       <w:numFmt w:val="decimal"/>
       <w:lvlText w:val=""/>
       <w:lvlJc w:val="left"/>
     </w:lvl>
-    <w:lvl w:ilvl="7" w:tplc="C2641702">
+    <w:lvl w:ilvl="7" w:tplc="CF7AFCD0">
       <w:numFmt w:val="decimal"/>
       <w:lvlText w:val=""/>
       <w:lvlJc w:val="left"/>
     </w:lvl>
-    <w:lvl w:ilvl="8" w:tplc="F176DCD4">
+    <w:lvl w:ilvl="8" w:tplc="4066E730">
       <w:numFmt w:val="decimal"/>
       <w:lvlText w:val=""/>
       <w:lvlJc w:val="left"/>
     </w:lvl>
   </w:abstractNum>
   <w:abstractNum w:abstractNumId="1" w15:restartNumberingAfterBreak="0">
-    <w:nsid w:val="19312AF5"/>
+    <w:nsid w:val="044B5005"/>
     <w:multiLevelType w:val="hybridMultilevel"/>
-    <w:tmpl w:val="61AA5072"/>
-    <w:lvl w:ilvl="0" w:tplc="AF24655C">
+    <w:tmpl w:val="2D92A11C"/>
+    <w:lvl w:ilvl="0" w:tplc="3D2E7B2C">
       <w:start w:val="1"/>
       <w:numFmt w:val="decimal"/>
       <w:lvlText w:val="%1."/>
@@ -51095,7 +51115,7 @@
         <w:ind w:left="360" w:hanging="300"/>
       </w:pPr>
     </w:lvl>
-    <w:lvl w:ilvl="1" w:tplc="0C046CBE" w:tentative="1">
+    <w:lvl w:ilvl="1" w:tplc="DA883B44" w:tentative="1">
       <w:start w:val="1"/>
       <w:numFmt w:val="lowerLetter"/>
       <w:lvlText w:val="%2."/>
@@ -51104,105 +51124,47 @@
         <w:ind w:left="720" w:hanging="300"/>
       </w:pPr>
     </w:lvl>
-    <w:lvl w:ilvl="2" w:tplc="1C3ED70A">
+    <w:lvl w:ilvl="2" w:tplc="1CAC6FA8">
       <w:numFmt w:val="decimal"/>
       <w:lvlText w:val=""/>
       <w:lvlJc w:val="left"/>
     </w:lvl>
-    <w:lvl w:ilvl="3" w:tplc="533C9452">
+    <w:lvl w:ilvl="3" w:tplc="DD4C2DB2">
       <w:numFmt w:val="decimal"/>
       <w:lvlText w:val=""/>
       <w:lvlJc w:val="left"/>
     </w:lvl>
-    <w:lvl w:ilvl="4" w:tplc="B0E4A4F2">
+    <w:lvl w:ilvl="4" w:tplc="4FD4CF5E">
       <w:numFmt w:val="decimal"/>
       <w:lvlText w:val=""/>
       <w:lvlJc w:val="left"/>
     </w:lvl>
-    <w:lvl w:ilvl="5" w:tplc="6EC4CB30">
+    <w:lvl w:ilvl="5" w:tplc="CCA43EBA">
       <w:numFmt w:val="decimal"/>
       <w:lvlText w:val=""/>
       <w:lvlJc w:val="left"/>
     </w:lvl>
-    <w:lvl w:ilvl="6" w:tplc="65CE23FC">
+    <w:lvl w:ilvl="6" w:tplc="F3E42356">
       <w:numFmt w:val="decimal"/>
       <w:lvlText w:val=""/>
       <w:lvlJc w:val="left"/>
     </w:lvl>
-    <w:lvl w:ilvl="7" w:tplc="D7EE6A9C">
+    <w:lvl w:ilvl="7" w:tplc="1534E486">
       <w:numFmt w:val="decimal"/>
       <w:lvlText w:val=""/>
       <w:lvlJc w:val="left"/>
     </w:lvl>
-    <w:lvl w:ilvl="8" w:tplc="4D58B5FE">
+    <w:lvl w:ilvl="8" w:tplc="A0B0151E">
       <w:numFmt w:val="decimal"/>
       <w:lvlText w:val=""/>
       <w:lvlJc w:val="left"/>
     </w:lvl>
   </w:abstractNum>
   <w:abstractNum w:abstractNumId="2" w15:restartNumberingAfterBreak="0">
-    <w:nsid w:val="205472BD"/>
+    <w:nsid w:val="11E06FD6"/>
     <w:multiLevelType w:val="hybridMultilevel"/>
-    <w:tmpl w:val="2E7EE8E2"/>
-    <w:lvl w:ilvl="0" w:tplc="AE022C6C">
-      <w:start w:val="1"/>
-      <w:numFmt w:val="bullet"/>
-      <w:lvlText w:val="•"/>
-      <w:lvlJc w:val="left"/>
-      <w:pPr>
-        <w:ind w:left="360" w:hanging="260"/>
-      </w:pPr>
-    </w:lvl>
-    <w:lvl w:ilvl="1" w:tplc="73D42B3A" w:tentative="1">
-      <w:start w:val="1"/>
-      <w:numFmt w:val="bullet"/>
-      <w:lvlText w:val="–"/>
-      <w:lvlJc w:val="left"/>
-      <w:pPr>
-        <w:ind w:left="720" w:hanging="260"/>
-      </w:pPr>
-    </w:lvl>
-    <w:lvl w:ilvl="2" w:tplc="A81CC176">
-      <w:numFmt w:val="decimal"/>
-      <w:lvlText w:val=""/>
-      <w:lvlJc w:val="left"/>
-    </w:lvl>
-    <w:lvl w:ilvl="3" w:tplc="70446A4A">
-      <w:numFmt w:val="decimal"/>
-      <w:lvlText w:val=""/>
-      <w:lvlJc w:val="left"/>
-    </w:lvl>
-    <w:lvl w:ilvl="4" w:tplc="2F7C1450">
-      <w:numFmt w:val="decimal"/>
-      <w:lvlText w:val=""/>
-      <w:lvlJc w:val="left"/>
-    </w:lvl>
-    <w:lvl w:ilvl="5" w:tplc="B2A26FCA">
-      <w:numFmt w:val="decimal"/>
-      <w:lvlText w:val=""/>
-      <w:lvlJc w:val="left"/>
-    </w:lvl>
-    <w:lvl w:ilvl="6" w:tplc="33FA63E6">
-      <w:numFmt w:val="decimal"/>
-      <w:lvlText w:val=""/>
-      <w:lvlJc w:val="left"/>
-    </w:lvl>
-    <w:lvl w:ilvl="7" w:tplc="CB46B818">
-      <w:numFmt w:val="decimal"/>
-      <w:lvlText w:val=""/>
-      <w:lvlJc w:val="left"/>
-    </w:lvl>
-    <w:lvl w:ilvl="8" w:tplc="1FE29A7E">
-      <w:numFmt w:val="decimal"/>
-      <w:lvlText w:val=""/>
-      <w:lvlJc w:val="left"/>
-    </w:lvl>
-  </w:abstractNum>
-  <w:abstractNum w:abstractNumId="3" w15:restartNumberingAfterBreak="0">
-    <w:nsid w:val="27CC6802"/>
-    <w:multiLevelType w:val="hybridMultilevel"/>
-    <w:tmpl w:val="DA186032"/>
-    <w:lvl w:ilvl="0" w:tplc="C2BC3216">
+    <w:tmpl w:val="436E6350"/>
+    <w:lvl w:ilvl="0" w:tplc="8D162988">
       <w:start w:val="1"/>
       <w:numFmt w:val="decimal"/>
       <w:lvlText w:val="%1."/>
@@ -51211,7 +51173,7 @@
         <w:ind w:left="360" w:hanging="300"/>
       </w:pPr>
     </w:lvl>
-    <w:lvl w:ilvl="1" w:tplc="CFC44C28" w:tentative="1">
+    <w:lvl w:ilvl="1" w:tplc="C5721A10" w:tentative="1">
       <w:start w:val="1"/>
       <w:numFmt w:val="lowerLetter"/>
       <w:lvlText w:val="%2."/>
@@ -51220,47 +51182,47 @@
         <w:ind w:left="720" w:hanging="300"/>
       </w:pPr>
     </w:lvl>
-    <w:lvl w:ilvl="2" w:tplc="F72615DC">
+    <w:lvl w:ilvl="2" w:tplc="31480120">
       <w:numFmt w:val="decimal"/>
       <w:lvlText w:val=""/>
       <w:lvlJc w:val="left"/>
     </w:lvl>
-    <w:lvl w:ilvl="3" w:tplc="EB6668A0">
+    <w:lvl w:ilvl="3" w:tplc="9782FBC2">
       <w:numFmt w:val="decimal"/>
       <w:lvlText w:val=""/>
       <w:lvlJc w:val="left"/>
     </w:lvl>
-    <w:lvl w:ilvl="4" w:tplc="2C9E074E">
+    <w:lvl w:ilvl="4" w:tplc="D36A306C">
       <w:numFmt w:val="decimal"/>
       <w:lvlText w:val=""/>
       <w:lvlJc w:val="left"/>
     </w:lvl>
-    <w:lvl w:ilvl="5" w:tplc="A6942C52">
+    <w:lvl w:ilvl="5" w:tplc="E88AA3CA">
       <w:numFmt w:val="decimal"/>
       <w:lvlText w:val=""/>
       <w:lvlJc w:val="left"/>
     </w:lvl>
-    <w:lvl w:ilvl="6" w:tplc="C002C59C">
+    <w:lvl w:ilvl="6" w:tplc="EFFEA53C">
       <w:numFmt w:val="decimal"/>
       <w:lvlText w:val=""/>
       <w:lvlJc w:val="left"/>
     </w:lvl>
-    <w:lvl w:ilvl="7" w:tplc="AB8A588C">
+    <w:lvl w:ilvl="7" w:tplc="5B043EAA">
       <w:numFmt w:val="decimal"/>
       <w:lvlText w:val=""/>
       <w:lvlJc w:val="left"/>
     </w:lvl>
-    <w:lvl w:ilvl="8" w:tplc="66D8DA54">
+    <w:lvl w:ilvl="8" w:tplc="81226CAC">
       <w:numFmt w:val="decimal"/>
       <w:lvlText w:val=""/>
       <w:lvlJc w:val="left"/>
     </w:lvl>
   </w:abstractNum>
-  <w:abstractNum w:abstractNumId="4" w15:restartNumberingAfterBreak="0">
-    <w:nsid w:val="29B37B46"/>
+  <w:abstractNum w:abstractNumId="3" w15:restartNumberingAfterBreak="0">
+    <w:nsid w:val="13585974"/>
     <w:multiLevelType w:val="hybridMultilevel"/>
-    <w:tmpl w:val="ECDEA0E2"/>
-    <w:lvl w:ilvl="0" w:tplc="9502E05C">
+    <w:tmpl w:val="1D4430B0"/>
+    <w:lvl w:ilvl="0" w:tplc="458A1552">
       <w:start w:val="1"/>
       <w:numFmt w:val="decimal"/>
       <w:lvlText w:val="%1."/>
@@ -51269,7 +51231,7 @@
         <w:ind w:left="360" w:hanging="300"/>
       </w:pPr>
     </w:lvl>
-    <w:lvl w:ilvl="1" w:tplc="A7E0C6BE" w:tentative="1">
+    <w:lvl w:ilvl="1" w:tplc="5A82B242" w:tentative="1">
       <w:start w:val="1"/>
       <w:numFmt w:val="lowerLetter"/>
       <w:lvlText w:val="%2."/>
@@ -51278,47 +51240,47 @@
         <w:ind w:left="720" w:hanging="300"/>
       </w:pPr>
     </w:lvl>
-    <w:lvl w:ilvl="2" w:tplc="121CFD72">
+    <w:lvl w:ilvl="2" w:tplc="1A2212A4">
       <w:numFmt w:val="decimal"/>
       <w:lvlText w:val=""/>
       <w:lvlJc w:val="left"/>
     </w:lvl>
-    <w:lvl w:ilvl="3" w:tplc="B5980DCA">
+    <w:lvl w:ilvl="3" w:tplc="61265BB0">
       <w:numFmt w:val="decimal"/>
       <w:lvlText w:val=""/>
       <w:lvlJc w:val="left"/>
     </w:lvl>
-    <w:lvl w:ilvl="4" w:tplc="38CA088A">
+    <w:lvl w:ilvl="4" w:tplc="DFB0F81C">
       <w:numFmt w:val="decimal"/>
       <w:lvlText w:val=""/>
       <w:lvlJc w:val="left"/>
     </w:lvl>
-    <w:lvl w:ilvl="5" w:tplc="1A8E0BD4">
+    <w:lvl w:ilvl="5" w:tplc="DA9647CC">
       <w:numFmt w:val="decimal"/>
       <w:lvlText w:val=""/>
       <w:lvlJc w:val="left"/>
     </w:lvl>
-    <w:lvl w:ilvl="6" w:tplc="0D6E9C68">
+    <w:lvl w:ilvl="6" w:tplc="AC920628">
       <w:numFmt w:val="decimal"/>
       <w:lvlText w:val=""/>
       <w:lvlJc w:val="left"/>
     </w:lvl>
-    <w:lvl w:ilvl="7" w:tplc="C21886BA">
+    <w:lvl w:ilvl="7" w:tplc="AB1A879C">
       <w:numFmt w:val="decimal"/>
       <w:lvlText w:val=""/>
       <w:lvlJc w:val="left"/>
     </w:lvl>
-    <w:lvl w:ilvl="8" w:tplc="0616C98E">
+    <w:lvl w:ilvl="8" w:tplc="DEE4527E">
       <w:numFmt w:val="decimal"/>
       <w:lvlText w:val=""/>
       <w:lvlJc w:val="left"/>
     </w:lvl>
   </w:abstractNum>
-  <w:abstractNum w:abstractNumId="5" w15:restartNumberingAfterBreak="0">
-    <w:nsid w:val="2A455620"/>
+  <w:abstractNum w:abstractNumId="4" w15:restartNumberingAfterBreak="0">
+    <w:nsid w:val="166979E0"/>
     <w:multiLevelType w:val="hybridMultilevel"/>
-    <w:tmpl w:val="8C2E2466"/>
-    <w:lvl w:ilvl="0" w:tplc="E394440A">
+    <w:tmpl w:val="A356BC6A"/>
+    <w:lvl w:ilvl="0" w:tplc="DD9ADBC2">
       <w:start w:val="1"/>
       <w:numFmt w:val="decimal"/>
       <w:lvlText w:val="%1."/>
@@ -51327,7 +51289,7 @@
         <w:ind w:left="360" w:hanging="300"/>
       </w:pPr>
     </w:lvl>
-    <w:lvl w:ilvl="1" w:tplc="C7CA44F0" w:tentative="1">
+    <w:lvl w:ilvl="1" w:tplc="19C299DE" w:tentative="1">
       <w:start w:val="1"/>
       <w:numFmt w:val="lowerLetter"/>
       <w:lvlText w:val="%2."/>
@@ -51336,47 +51298,47 @@
         <w:ind w:left="720" w:hanging="300"/>
       </w:pPr>
     </w:lvl>
-    <w:lvl w:ilvl="2" w:tplc="0876EB60">
+    <w:lvl w:ilvl="2" w:tplc="775A4FB6">
       <w:numFmt w:val="decimal"/>
       <w:lvlText w:val=""/>
       <w:lvlJc w:val="left"/>
     </w:lvl>
-    <w:lvl w:ilvl="3" w:tplc="6DFCCCE6">
+    <w:lvl w:ilvl="3" w:tplc="847875EC">
       <w:numFmt w:val="decimal"/>
       <w:lvlText w:val=""/>
       <w:lvlJc w:val="left"/>
     </w:lvl>
-    <w:lvl w:ilvl="4" w:tplc="47BC675C">
+    <w:lvl w:ilvl="4" w:tplc="4492E1A0">
       <w:numFmt w:val="decimal"/>
       <w:lvlText w:val=""/>
       <w:lvlJc w:val="left"/>
     </w:lvl>
-    <w:lvl w:ilvl="5" w:tplc="A98CD23E">
+    <w:lvl w:ilvl="5" w:tplc="3252C81C">
       <w:numFmt w:val="decimal"/>
       <w:lvlText w:val=""/>
       <w:lvlJc w:val="left"/>
     </w:lvl>
-    <w:lvl w:ilvl="6" w:tplc="1974D82C">
+    <w:lvl w:ilvl="6" w:tplc="8B6E8C8A">
       <w:numFmt w:val="decimal"/>
       <w:lvlText w:val=""/>
       <w:lvlJc w:val="left"/>
     </w:lvl>
-    <w:lvl w:ilvl="7" w:tplc="B792DC38">
+    <w:lvl w:ilvl="7" w:tplc="13D892CC">
       <w:numFmt w:val="decimal"/>
       <w:lvlText w:val=""/>
       <w:lvlJc w:val="left"/>
     </w:lvl>
-    <w:lvl w:ilvl="8" w:tplc="D430B670">
+    <w:lvl w:ilvl="8" w:tplc="3ACE6A20">
       <w:numFmt w:val="decimal"/>
       <w:lvlText w:val=""/>
       <w:lvlJc w:val="left"/>
     </w:lvl>
   </w:abstractNum>
-  <w:abstractNum w:abstractNumId="6" w15:restartNumberingAfterBreak="0">
-    <w:nsid w:val="38803EDE"/>
+  <w:abstractNum w:abstractNumId="5" w15:restartNumberingAfterBreak="0">
+    <w:nsid w:val="2C1273A8"/>
     <w:multiLevelType w:val="hybridMultilevel"/>
-    <w:tmpl w:val="38E036E4"/>
-    <w:lvl w:ilvl="0" w:tplc="527482EA">
+    <w:tmpl w:val="AE86BA12"/>
+    <w:lvl w:ilvl="0" w:tplc="D18C78CE">
       <w:start w:val="1"/>
       <w:numFmt w:val="decimal"/>
       <w:lvlText w:val="%1."/>
@@ -51385,7 +51347,7 @@
         <w:ind w:left="360" w:hanging="300"/>
       </w:pPr>
     </w:lvl>
-    <w:lvl w:ilvl="1" w:tplc="EB802BB6" w:tentative="1">
+    <w:lvl w:ilvl="1" w:tplc="D12C01FC" w:tentative="1">
       <w:start w:val="1"/>
       <w:numFmt w:val="lowerLetter"/>
       <w:lvlText w:val="%2."/>
@@ -51394,47 +51356,47 @@
         <w:ind w:left="720" w:hanging="300"/>
       </w:pPr>
     </w:lvl>
-    <w:lvl w:ilvl="2" w:tplc="44C49AFE">
+    <w:lvl w:ilvl="2" w:tplc="7B3653A0">
       <w:numFmt w:val="decimal"/>
       <w:lvlText w:val=""/>
       <w:lvlJc w:val="left"/>
     </w:lvl>
-    <w:lvl w:ilvl="3" w:tplc="A63CE282">
+    <w:lvl w:ilvl="3" w:tplc="73FA9D44">
       <w:numFmt w:val="decimal"/>
       <w:lvlText w:val=""/>
       <w:lvlJc w:val="left"/>
     </w:lvl>
-    <w:lvl w:ilvl="4" w:tplc="511294A2">
+    <w:lvl w:ilvl="4" w:tplc="BE0C7C56">
       <w:numFmt w:val="decimal"/>
       <w:lvlText w:val=""/>
       <w:lvlJc w:val="left"/>
     </w:lvl>
-    <w:lvl w:ilvl="5" w:tplc="84A2B53C">
+    <w:lvl w:ilvl="5" w:tplc="6B6433EA">
       <w:numFmt w:val="decimal"/>
       <w:lvlText w:val=""/>
       <w:lvlJc w:val="left"/>
     </w:lvl>
-    <w:lvl w:ilvl="6" w:tplc="3A461A28">
+    <w:lvl w:ilvl="6" w:tplc="1FAA0E78">
       <w:numFmt w:val="decimal"/>
       <w:lvlText w:val=""/>
       <w:lvlJc w:val="left"/>
     </w:lvl>
-    <w:lvl w:ilvl="7" w:tplc="DFD6B200">
+    <w:lvl w:ilvl="7" w:tplc="73EEE6DE">
       <w:numFmt w:val="decimal"/>
       <w:lvlText w:val=""/>
       <w:lvlJc w:val="left"/>
     </w:lvl>
-    <w:lvl w:ilvl="8" w:tplc="3A982536">
+    <w:lvl w:ilvl="8" w:tplc="83BE7E34">
       <w:numFmt w:val="decimal"/>
       <w:lvlText w:val=""/>
       <w:lvlJc w:val="left"/>
     </w:lvl>
   </w:abstractNum>
-  <w:abstractNum w:abstractNumId="7" w15:restartNumberingAfterBreak="0">
-    <w:nsid w:val="3CD61388"/>
+  <w:abstractNum w:abstractNumId="6" w15:restartNumberingAfterBreak="0">
+    <w:nsid w:val="445C4540"/>
     <w:multiLevelType w:val="hybridMultilevel"/>
-    <w:tmpl w:val="0902E96E"/>
-    <w:lvl w:ilvl="0" w:tplc="BBAC52AA">
+    <w:tmpl w:val="DC2C21EC"/>
+    <w:lvl w:ilvl="0" w:tplc="D0249D1E">
       <w:start w:val="1"/>
       <w:numFmt w:val="decimal"/>
       <w:lvlText w:val="%1."/>
@@ -51443,7 +51405,7 @@
         <w:ind w:left="360" w:hanging="300"/>
       </w:pPr>
     </w:lvl>
-    <w:lvl w:ilvl="1" w:tplc="CA8E2D94" w:tentative="1">
+    <w:lvl w:ilvl="1" w:tplc="2278DD2A" w:tentative="1">
       <w:start w:val="1"/>
       <w:numFmt w:val="lowerLetter"/>
       <w:lvlText w:val="%2."/>
@@ -51452,47 +51414,47 @@
         <w:ind w:left="720" w:hanging="300"/>
       </w:pPr>
     </w:lvl>
-    <w:lvl w:ilvl="2" w:tplc="F10843F4">
+    <w:lvl w:ilvl="2" w:tplc="28C09210">
       <w:numFmt w:val="decimal"/>
       <w:lvlText w:val=""/>
       <w:lvlJc w:val="left"/>
     </w:lvl>
-    <w:lvl w:ilvl="3" w:tplc="5854EE08">
+    <w:lvl w:ilvl="3" w:tplc="0B065508">
       <w:numFmt w:val="decimal"/>
       <w:lvlText w:val=""/>
       <w:lvlJc w:val="left"/>
     </w:lvl>
-    <w:lvl w:ilvl="4" w:tplc="4DA66F20">
+    <w:lvl w:ilvl="4" w:tplc="9EF4715E">
       <w:numFmt w:val="decimal"/>
       <w:lvlText w:val=""/>
       <w:lvlJc w:val="left"/>
     </w:lvl>
-    <w:lvl w:ilvl="5" w:tplc="87AE935E">
+    <w:lvl w:ilvl="5" w:tplc="8EB899CC">
       <w:numFmt w:val="decimal"/>
       <w:lvlText w:val=""/>
       <w:lvlJc w:val="left"/>
     </w:lvl>
-    <w:lvl w:ilvl="6" w:tplc="09C87FE2">
+    <w:lvl w:ilvl="6" w:tplc="93103AD0">
       <w:numFmt w:val="decimal"/>
       <w:lvlText w:val=""/>
       <w:lvlJc w:val="left"/>
     </w:lvl>
-    <w:lvl w:ilvl="7" w:tplc="77B610BE">
+    <w:lvl w:ilvl="7" w:tplc="BC20BFBE">
       <w:numFmt w:val="decimal"/>
       <w:lvlText w:val=""/>
       <w:lvlJc w:val="left"/>
     </w:lvl>
-    <w:lvl w:ilvl="8" w:tplc="A028AFE0">
+    <w:lvl w:ilvl="8" w:tplc="63EE3EE4">
       <w:numFmt w:val="decimal"/>
       <w:lvlText w:val=""/>
       <w:lvlJc w:val="left"/>
     </w:lvl>
   </w:abstractNum>
-  <w:abstractNum w:abstractNumId="8" w15:restartNumberingAfterBreak="0">
-    <w:nsid w:val="422135A5"/>
+  <w:abstractNum w:abstractNumId="7" w15:restartNumberingAfterBreak="0">
+    <w:nsid w:val="4B8C113E"/>
     <w:multiLevelType w:val="hybridMultilevel"/>
-    <w:tmpl w:val="5EB0D894"/>
-    <w:lvl w:ilvl="0" w:tplc="596298F0">
+    <w:tmpl w:val="5F2EC8C0"/>
+    <w:lvl w:ilvl="0" w:tplc="E36C31AE">
       <w:start w:val="1"/>
       <w:numFmt w:val="decimal"/>
       <w:lvlText w:val="%1."/>
@@ -51501,7 +51463,7 @@
         <w:ind w:left="360" w:hanging="300"/>
       </w:pPr>
     </w:lvl>
-    <w:lvl w:ilvl="1" w:tplc="A0F44BA2" w:tentative="1">
+    <w:lvl w:ilvl="1" w:tplc="5AE6B000" w:tentative="1">
       <w:start w:val="1"/>
       <w:numFmt w:val="lowerLetter"/>
       <w:lvlText w:val="%2."/>
@@ -51510,47 +51472,47 @@
         <w:ind w:left="720" w:hanging="300"/>
       </w:pPr>
     </w:lvl>
-    <w:lvl w:ilvl="2" w:tplc="E5880F64">
+    <w:lvl w:ilvl="2" w:tplc="9C70DFB6">
       <w:numFmt w:val="decimal"/>
       <w:lvlText w:val=""/>
       <w:lvlJc w:val="left"/>
     </w:lvl>
-    <w:lvl w:ilvl="3" w:tplc="D700A112">
+    <w:lvl w:ilvl="3" w:tplc="071ABCB2">
       <w:numFmt w:val="decimal"/>
       <w:lvlText w:val=""/>
       <w:lvlJc w:val="left"/>
     </w:lvl>
-    <w:lvl w:ilvl="4" w:tplc="CF022F0A">
+    <w:lvl w:ilvl="4" w:tplc="ABAEA9FC">
       <w:numFmt w:val="decimal"/>
       <w:lvlText w:val=""/>
       <w:lvlJc w:val="left"/>
     </w:lvl>
-    <w:lvl w:ilvl="5" w:tplc="0CCE8ECC">
+    <w:lvl w:ilvl="5" w:tplc="B0D68830">
       <w:numFmt w:val="decimal"/>
       <w:lvlText w:val=""/>
       <w:lvlJc w:val="left"/>
     </w:lvl>
-    <w:lvl w:ilvl="6" w:tplc="8BC69766">
+    <w:lvl w:ilvl="6" w:tplc="192AC224">
       <w:numFmt w:val="decimal"/>
       <w:lvlText w:val=""/>
       <w:lvlJc w:val="left"/>
     </w:lvl>
-    <w:lvl w:ilvl="7" w:tplc="C4687E2C">
+    <w:lvl w:ilvl="7" w:tplc="7302720E">
       <w:numFmt w:val="decimal"/>
       <w:lvlText w:val=""/>
       <w:lvlJc w:val="left"/>
     </w:lvl>
-    <w:lvl w:ilvl="8" w:tplc="DFB011B2">
+    <w:lvl w:ilvl="8" w:tplc="E9726D5A">
       <w:numFmt w:val="decimal"/>
       <w:lvlText w:val=""/>
       <w:lvlJc w:val="left"/>
     </w:lvl>
   </w:abstractNum>
-  <w:abstractNum w:abstractNumId="9" w15:restartNumberingAfterBreak="0">
-    <w:nsid w:val="454B7FEA"/>
+  <w:abstractNum w:abstractNumId="8" w15:restartNumberingAfterBreak="0">
+    <w:nsid w:val="57B926C9"/>
     <w:multiLevelType w:val="hybridMultilevel"/>
-    <w:tmpl w:val="20944760"/>
-    <w:lvl w:ilvl="0" w:tplc="B652E59C">
+    <w:tmpl w:val="3AB0C55C"/>
+    <w:lvl w:ilvl="0" w:tplc="08063EE8">
       <w:start w:val="1"/>
       <w:numFmt w:val="decimal"/>
       <w:lvlText w:val="%1."/>
@@ -51559,7 +51521,7 @@
         <w:ind w:left="360" w:hanging="300"/>
       </w:pPr>
     </w:lvl>
-    <w:lvl w:ilvl="1" w:tplc="1EC24338" w:tentative="1">
+    <w:lvl w:ilvl="1" w:tplc="AE00B658" w:tentative="1">
       <w:start w:val="1"/>
       <w:numFmt w:val="lowerLetter"/>
       <w:lvlText w:val="%2."/>
@@ -51568,47 +51530,221 @@
         <w:ind w:left="720" w:hanging="300"/>
       </w:pPr>
     </w:lvl>
-    <w:lvl w:ilvl="2" w:tplc="2E2CDD9E">
+    <w:lvl w:ilvl="2" w:tplc="BC269154">
       <w:numFmt w:val="decimal"/>
       <w:lvlText w:val=""/>
       <w:lvlJc w:val="left"/>
     </w:lvl>
-    <w:lvl w:ilvl="3" w:tplc="7DFC927A">
+    <w:lvl w:ilvl="3" w:tplc="C1DEFA5C">
       <w:numFmt w:val="decimal"/>
       <w:lvlText w:val=""/>
       <w:lvlJc w:val="left"/>
     </w:lvl>
-    <w:lvl w:ilvl="4" w:tplc="C450C4EC">
+    <w:lvl w:ilvl="4" w:tplc="58EA69A0">
       <w:numFmt w:val="decimal"/>
       <w:lvlText w:val=""/>
       <w:lvlJc w:val="left"/>
     </w:lvl>
-    <w:lvl w:ilvl="5" w:tplc="1FF419EA">
+    <w:lvl w:ilvl="5" w:tplc="B7A853AA">
       <w:numFmt w:val="decimal"/>
       <w:lvlText w:val=""/>
       <w:lvlJc w:val="left"/>
     </w:lvl>
-    <w:lvl w:ilvl="6" w:tplc="8BE417C0">
+    <w:lvl w:ilvl="6" w:tplc="129E78A0">
       <w:numFmt w:val="decimal"/>
       <w:lvlText w:val=""/>
       <w:lvlJc w:val="left"/>
     </w:lvl>
-    <w:lvl w:ilvl="7" w:tplc="93D24F4A">
+    <w:lvl w:ilvl="7" w:tplc="F634BFBE">
       <w:numFmt w:val="decimal"/>
       <w:lvlText w:val=""/>
       <w:lvlJc w:val="left"/>
     </w:lvl>
-    <w:lvl w:ilvl="8" w:tplc="4E128BBC">
+    <w:lvl w:ilvl="8" w:tplc="64E416C2">
+      <w:numFmt w:val="decimal"/>
+      <w:lvlText w:val=""/>
+      <w:lvlJc w:val="left"/>
+    </w:lvl>
+  </w:abstractNum>
+  <w:abstractNum w:abstractNumId="9" w15:restartNumberingAfterBreak="0">
+    <w:nsid w:val="5B0A577C"/>
+    <w:multiLevelType w:val="hybridMultilevel"/>
+    <w:tmpl w:val="DB8C16DA"/>
+    <w:lvl w:ilvl="0" w:tplc="057CB7B8">
+      <w:start w:val="1"/>
+      <w:numFmt w:val="decimal"/>
+      <w:lvlText w:val="%1."/>
+      <w:lvlJc w:val="left"/>
+      <w:pPr>
+        <w:ind w:left="360" w:hanging="300"/>
+      </w:pPr>
+    </w:lvl>
+    <w:lvl w:ilvl="1" w:tplc="A9C8D986" w:tentative="1">
+      <w:start w:val="1"/>
+      <w:numFmt w:val="lowerLetter"/>
+      <w:lvlText w:val="%2."/>
+      <w:lvlJc w:val="left"/>
+      <w:pPr>
+        <w:ind w:left="720" w:hanging="300"/>
+      </w:pPr>
+    </w:lvl>
+    <w:lvl w:ilvl="2" w:tplc="957C2B94">
+      <w:numFmt w:val="decimal"/>
+      <w:lvlText w:val=""/>
+      <w:lvlJc w:val="left"/>
+    </w:lvl>
+    <w:lvl w:ilvl="3" w:tplc="4CFA9C84">
+      <w:numFmt w:val="decimal"/>
+      <w:lvlText w:val=""/>
+      <w:lvlJc w:val="left"/>
+    </w:lvl>
+    <w:lvl w:ilvl="4" w:tplc="FBCED3B0">
+      <w:numFmt w:val="decimal"/>
+      <w:lvlText w:val=""/>
+      <w:lvlJc w:val="left"/>
+    </w:lvl>
+    <w:lvl w:ilvl="5" w:tplc="AB705C60">
+      <w:numFmt w:val="decimal"/>
+      <w:lvlText w:val=""/>
+      <w:lvlJc w:val="left"/>
+    </w:lvl>
+    <w:lvl w:ilvl="6" w:tplc="3800BF50">
+      <w:numFmt w:val="decimal"/>
+      <w:lvlText w:val=""/>
+      <w:lvlJc w:val="left"/>
+    </w:lvl>
+    <w:lvl w:ilvl="7" w:tplc="F8625C5A">
+      <w:numFmt w:val="decimal"/>
+      <w:lvlText w:val=""/>
+      <w:lvlJc w:val="left"/>
+    </w:lvl>
+    <w:lvl w:ilvl="8" w:tplc="804415CC">
       <w:numFmt w:val="decimal"/>
       <w:lvlText w:val=""/>
       <w:lvlJc w:val="left"/>
     </w:lvl>
   </w:abstractNum>
   <w:abstractNum w:abstractNumId="10" w15:restartNumberingAfterBreak="0">
-    <w:nsid w:val="4C036416"/>
+    <w:nsid w:val="5B994A73"/>
     <w:multiLevelType w:val="hybridMultilevel"/>
-    <w:tmpl w:val="EC62FADA"/>
-    <w:lvl w:ilvl="0" w:tplc="19D09172" w:tentative="1">
+    <w:tmpl w:val="A3A2F842"/>
+    <w:lvl w:ilvl="0" w:tplc="C29ED8F4">
+      <w:start w:val="1"/>
+      <w:numFmt w:val="decimal"/>
+      <w:lvlText w:val="%1."/>
+      <w:lvlJc w:val="left"/>
+      <w:pPr>
+        <w:ind w:left="360" w:hanging="300"/>
+      </w:pPr>
+    </w:lvl>
+    <w:lvl w:ilvl="1" w:tplc="875C5B2C" w:tentative="1">
+      <w:start w:val="1"/>
+      <w:numFmt w:val="lowerLetter"/>
+      <w:lvlText w:val="%2."/>
+      <w:lvlJc w:val="left"/>
+      <w:pPr>
+        <w:ind w:left="720" w:hanging="300"/>
+      </w:pPr>
+    </w:lvl>
+    <w:lvl w:ilvl="2" w:tplc="071037B4">
+      <w:numFmt w:val="decimal"/>
+      <w:lvlText w:val=""/>
+      <w:lvlJc w:val="left"/>
+    </w:lvl>
+    <w:lvl w:ilvl="3" w:tplc="7DE67C1E">
+      <w:numFmt w:val="decimal"/>
+      <w:lvlText w:val=""/>
+      <w:lvlJc w:val="left"/>
+    </w:lvl>
+    <w:lvl w:ilvl="4" w:tplc="0C22F124">
+      <w:numFmt w:val="decimal"/>
+      <w:lvlText w:val=""/>
+      <w:lvlJc w:val="left"/>
+    </w:lvl>
+    <w:lvl w:ilvl="5" w:tplc="8820AEAE">
+      <w:numFmt w:val="decimal"/>
+      <w:lvlText w:val=""/>
+      <w:lvlJc w:val="left"/>
+    </w:lvl>
+    <w:lvl w:ilvl="6" w:tplc="CB1ED5A4">
+      <w:numFmt w:val="decimal"/>
+      <w:lvlText w:val=""/>
+      <w:lvlJc w:val="left"/>
+    </w:lvl>
+    <w:lvl w:ilvl="7" w:tplc="ADC4B53A">
+      <w:numFmt w:val="decimal"/>
+      <w:lvlText w:val=""/>
+      <w:lvlJc w:val="left"/>
+    </w:lvl>
+    <w:lvl w:ilvl="8" w:tplc="EE84BC8A">
+      <w:numFmt w:val="decimal"/>
+      <w:lvlText w:val=""/>
+      <w:lvlJc w:val="left"/>
+    </w:lvl>
+  </w:abstractNum>
+  <w:abstractNum w:abstractNumId="11" w15:restartNumberingAfterBreak="0">
+    <w:nsid w:val="6740471D"/>
+    <w:multiLevelType w:val="hybridMultilevel"/>
+    <w:tmpl w:val="CE320F76"/>
+    <w:lvl w:ilvl="0" w:tplc="A064B184">
+      <w:start w:val="1"/>
+      <w:numFmt w:val="decimal"/>
+      <w:lvlText w:val="%1."/>
+      <w:lvlJc w:val="left"/>
+      <w:pPr>
+        <w:ind w:left="360" w:hanging="300"/>
+      </w:pPr>
+    </w:lvl>
+    <w:lvl w:ilvl="1" w:tplc="8DF6C0F8" w:tentative="1">
+      <w:start w:val="1"/>
+      <w:numFmt w:val="lowerLetter"/>
+      <w:lvlText w:val="%2."/>
+      <w:lvlJc w:val="left"/>
+      <w:pPr>
+        <w:ind w:left="720" w:hanging="300"/>
+      </w:pPr>
+    </w:lvl>
+    <w:lvl w:ilvl="2" w:tplc="A216A108">
+      <w:numFmt w:val="decimal"/>
+      <w:lvlText w:val=""/>
+      <w:lvlJc w:val="left"/>
+    </w:lvl>
+    <w:lvl w:ilvl="3" w:tplc="5C104354">
+      <w:numFmt w:val="decimal"/>
+      <w:lvlText w:val=""/>
+      <w:lvlJc w:val="left"/>
+    </w:lvl>
+    <w:lvl w:ilvl="4" w:tplc="413CF76A">
+      <w:numFmt w:val="decimal"/>
+      <w:lvlText w:val=""/>
+      <w:lvlJc w:val="left"/>
+    </w:lvl>
+    <w:lvl w:ilvl="5" w:tplc="634E14F0">
+      <w:numFmt w:val="decimal"/>
+      <w:lvlText w:val=""/>
+      <w:lvlJc w:val="left"/>
+    </w:lvl>
+    <w:lvl w:ilvl="6" w:tplc="8516088C">
+      <w:numFmt w:val="decimal"/>
+      <w:lvlText w:val=""/>
+      <w:lvlJc w:val="left"/>
+    </w:lvl>
+    <w:lvl w:ilvl="7" w:tplc="34D403A2">
+      <w:numFmt w:val="decimal"/>
+      <w:lvlText w:val=""/>
+      <w:lvlJc w:val="left"/>
+    </w:lvl>
+    <w:lvl w:ilvl="8" w:tplc="BD76D13E">
+      <w:numFmt w:val="decimal"/>
+      <w:lvlText w:val=""/>
+      <w:lvlJc w:val="left"/>
+    </w:lvl>
+  </w:abstractNum>
+  <w:abstractNum w:abstractNumId="12" w15:restartNumberingAfterBreak="0">
+    <w:nsid w:val="725151F9"/>
+    <w:multiLevelType w:val="hybridMultilevel"/>
+    <w:tmpl w:val="E9DEA306"/>
+    <w:lvl w:ilvl="0" w:tplc="A70AA9FC" w:tentative="1">
       <w:start w:val="1"/>
       <w:numFmt w:val="bullet"/>
       <w:lvlText w:val="●"/>
@@ -51617,7 +51753,7 @@
         <w:ind w:left="720" w:hanging="360"/>
       </w:pPr>
     </w:lvl>
-    <w:lvl w:ilvl="1" w:tplc="453C9F0A" w:tentative="1">
+    <w:lvl w:ilvl="1" w:tplc="D706B1DA" w:tentative="1">
       <w:start w:val="1"/>
       <w:numFmt w:val="bullet"/>
       <w:lvlText w:val="○"/>
@@ -51626,7 +51762,7 @@
         <w:ind w:left="1440" w:hanging="360"/>
       </w:pPr>
     </w:lvl>
-    <w:lvl w:ilvl="2" w:tplc="C08A0156" w:tentative="1">
+    <w:lvl w:ilvl="2" w:tplc="9F0ADD50" w:tentative="1">
       <w:start w:val="1"/>
       <w:numFmt w:val="bullet"/>
       <w:lvlText w:val="■"/>
@@ -51635,7 +51771,7 @@
         <w:ind w:left="2160" w:hanging="360"/>
       </w:pPr>
     </w:lvl>
-    <w:lvl w:ilvl="3" w:tplc="8B189774" w:tentative="1">
+    <w:lvl w:ilvl="3" w:tplc="C9C8A8FA" w:tentative="1">
       <w:start w:val="1"/>
       <w:numFmt w:val="bullet"/>
       <w:lvlText w:val="●"/>
@@ -51644,7 +51780,7 @@
         <w:ind w:left="2880" w:hanging="360"/>
       </w:pPr>
     </w:lvl>
-    <w:lvl w:ilvl="4" w:tplc="B3844E62" w:tentative="1">
+    <w:lvl w:ilvl="4" w:tplc="25220C8A" w:tentative="1">
       <w:start w:val="1"/>
       <w:numFmt w:val="bullet"/>
       <w:lvlText w:val="○"/>
@@ -51653,7 +51789,7 @@
         <w:ind w:left="3600" w:hanging="360"/>
       </w:pPr>
     </w:lvl>
-    <w:lvl w:ilvl="5" w:tplc="84901728" w:tentative="1">
+    <w:lvl w:ilvl="5" w:tplc="7C4C0E7E" w:tentative="1">
       <w:start w:val="1"/>
       <w:numFmt w:val="bullet"/>
       <w:lvlText w:val="■"/>
@@ -51662,7 +51798,7 @@
         <w:ind w:left="4320" w:hanging="360"/>
       </w:pPr>
     </w:lvl>
-    <w:lvl w:ilvl="6" w:tplc="B4C6AB68" w:tentative="1">
+    <w:lvl w:ilvl="6" w:tplc="751E92E6" w:tentative="1">
       <w:start w:val="1"/>
       <w:numFmt w:val="bullet"/>
       <w:lvlText w:val="●"/>
@@ -51671,7 +51807,7 @@
         <w:ind w:left="5040" w:hanging="360"/>
       </w:pPr>
     </w:lvl>
-    <w:lvl w:ilvl="7" w:tplc="46FCACBE" w:tentative="1">
+    <w:lvl w:ilvl="7" w:tplc="07F49E2A" w:tentative="1">
       <w:start w:val="1"/>
       <w:numFmt w:val="bullet"/>
       <w:lvlText w:val="●"/>
@@ -51680,7 +51816,7 @@
         <w:ind w:left="5760" w:hanging="360"/>
       </w:pPr>
     </w:lvl>
-    <w:lvl w:ilvl="8" w:tplc="8ED4F442" w:tentative="1">
+    <w:lvl w:ilvl="8" w:tplc="200A748A" w:tentative="1">
       <w:start w:val="1"/>
       <w:numFmt w:val="bullet"/>
       <w:lvlText w:val="●"/>
@@ -51690,11 +51826,69 @@
       </w:pPr>
     </w:lvl>
   </w:abstractNum>
-  <w:abstractNum w:abstractNumId="11" w15:restartNumberingAfterBreak="0">
-    <w:nsid w:val="54A1764D"/>
+  <w:abstractNum w:abstractNumId="13" w15:restartNumberingAfterBreak="0">
+    <w:nsid w:val="73CB0D99"/>
     <w:multiLevelType w:val="hybridMultilevel"/>
-    <w:tmpl w:val="8D1002BC"/>
-    <w:lvl w:ilvl="0" w:tplc="33E07E34">
+    <w:tmpl w:val="CA84C5FC"/>
+    <w:lvl w:ilvl="0" w:tplc="1054CFFE">
+      <w:start w:val="1"/>
+      <w:numFmt w:val="bullet"/>
+      <w:lvlText w:val="•"/>
+      <w:lvlJc w:val="left"/>
+      <w:pPr>
+        <w:ind w:left="360" w:hanging="260"/>
+      </w:pPr>
+    </w:lvl>
+    <w:lvl w:ilvl="1" w:tplc="D5860D30" w:tentative="1">
+      <w:start w:val="1"/>
+      <w:numFmt w:val="bullet"/>
+      <w:lvlText w:val="–"/>
+      <w:lvlJc w:val="left"/>
+      <w:pPr>
+        <w:ind w:left="720" w:hanging="260"/>
+      </w:pPr>
+    </w:lvl>
+    <w:lvl w:ilvl="2" w:tplc="3814D9FA">
+      <w:numFmt w:val="decimal"/>
+      <w:lvlText w:val=""/>
+      <w:lvlJc w:val="left"/>
+    </w:lvl>
+    <w:lvl w:ilvl="3" w:tplc="DF2A0CEE">
+      <w:numFmt w:val="decimal"/>
+      <w:lvlText w:val=""/>
+      <w:lvlJc w:val="left"/>
+    </w:lvl>
+    <w:lvl w:ilvl="4" w:tplc="5290E0AC">
+      <w:numFmt w:val="decimal"/>
+      <w:lvlText w:val=""/>
+      <w:lvlJc w:val="left"/>
+    </w:lvl>
+    <w:lvl w:ilvl="5" w:tplc="A8E048CA">
+      <w:numFmt w:val="decimal"/>
+      <w:lvlText w:val=""/>
+      <w:lvlJc w:val="left"/>
+    </w:lvl>
+    <w:lvl w:ilvl="6" w:tplc="E012CE7A">
+      <w:numFmt w:val="decimal"/>
+      <w:lvlText w:val=""/>
+      <w:lvlJc w:val="left"/>
+    </w:lvl>
+    <w:lvl w:ilvl="7" w:tplc="98301770">
+      <w:numFmt w:val="decimal"/>
+      <w:lvlText w:val=""/>
+      <w:lvlJc w:val="left"/>
+    </w:lvl>
+    <w:lvl w:ilvl="8" w:tplc="8A4AD274">
+      <w:numFmt w:val="decimal"/>
+      <w:lvlText w:val=""/>
+      <w:lvlJc w:val="left"/>
+    </w:lvl>
+  </w:abstractNum>
+  <w:abstractNum w:abstractNumId="14" w15:restartNumberingAfterBreak="0">
+    <w:nsid w:val="77641630"/>
+    <w:multiLevelType w:val="hybridMultilevel"/>
+    <w:tmpl w:val="BD387F50"/>
+    <w:lvl w:ilvl="0" w:tplc="AF783226">
       <w:start w:val="1"/>
       <w:numFmt w:val="decimal"/>
       <w:lvlText w:val="%1."/>
@@ -51703,7 +51897,7 @@
         <w:ind w:left="360" w:hanging="300"/>
       </w:pPr>
     </w:lvl>
-    <w:lvl w:ilvl="1" w:tplc="17687316" w:tentative="1">
+    <w:lvl w:ilvl="1" w:tplc="3BF69D1E" w:tentative="1">
       <w:start w:val="1"/>
       <w:numFmt w:val="lowerLetter"/>
       <w:lvlText w:val="%2."/>
@@ -51712,302 +51906,128 @@
         <w:ind w:left="720" w:hanging="300"/>
       </w:pPr>
     </w:lvl>
-    <w:lvl w:ilvl="2" w:tplc="B5BA44D0">
+    <w:lvl w:ilvl="2" w:tplc="093A39A4">
       <w:numFmt w:val="decimal"/>
       <w:lvlText w:val=""/>
       <w:lvlJc w:val="left"/>
     </w:lvl>
-    <w:lvl w:ilvl="3" w:tplc="5C42EB2A">
+    <w:lvl w:ilvl="3" w:tplc="A1445E14">
       <w:numFmt w:val="decimal"/>
       <w:lvlText w:val=""/>
       <w:lvlJc w:val="left"/>
     </w:lvl>
-    <w:lvl w:ilvl="4" w:tplc="663C9432">
+    <w:lvl w:ilvl="4" w:tplc="7898BDCC">
       <w:numFmt w:val="decimal"/>
       <w:lvlText w:val=""/>
       <w:lvlJc w:val="left"/>
     </w:lvl>
-    <w:lvl w:ilvl="5" w:tplc="E04A1778">
+    <w:lvl w:ilvl="5" w:tplc="BE36BD1E">
       <w:numFmt w:val="decimal"/>
       <w:lvlText w:val=""/>
       <w:lvlJc w:val="left"/>
     </w:lvl>
-    <w:lvl w:ilvl="6" w:tplc="D6B44458">
+    <w:lvl w:ilvl="6" w:tplc="9DD222BE">
       <w:numFmt w:val="decimal"/>
       <w:lvlText w:val=""/>
       <w:lvlJc w:val="left"/>
     </w:lvl>
-    <w:lvl w:ilvl="7" w:tplc="3180709C">
+    <w:lvl w:ilvl="7" w:tplc="1F8A53E0">
       <w:numFmt w:val="decimal"/>
       <w:lvlText w:val=""/>
       <w:lvlJc w:val="left"/>
     </w:lvl>
-    <w:lvl w:ilvl="8" w:tplc="B4E419F6">
+    <w:lvl w:ilvl="8" w:tplc="4CAE479E">
       <w:numFmt w:val="decimal"/>
       <w:lvlText w:val=""/>
       <w:lvlJc w:val="left"/>
     </w:lvl>
   </w:abstractNum>
-  <w:abstractNum w:abstractNumId="12" w15:restartNumberingAfterBreak="0">
-    <w:nsid w:val="54E758DD"/>
-    <w:multiLevelType w:val="hybridMultilevel"/>
-    <w:tmpl w:val="BF329000"/>
-    <w:lvl w:ilvl="0" w:tplc="F4202A88">
-      <w:start w:val="1"/>
-      <w:numFmt w:val="decimal"/>
-      <w:lvlText w:val="%1."/>
-      <w:lvlJc w:val="left"/>
-      <w:pPr>
-        <w:ind w:left="360" w:hanging="300"/>
-      </w:pPr>
-    </w:lvl>
-    <w:lvl w:ilvl="1" w:tplc="0DEEA252" w:tentative="1">
-      <w:start w:val="1"/>
-      <w:numFmt w:val="lowerLetter"/>
-      <w:lvlText w:val="%2."/>
-      <w:lvlJc w:val="left"/>
-      <w:pPr>
-        <w:ind w:left="720" w:hanging="300"/>
-      </w:pPr>
-    </w:lvl>
-    <w:lvl w:ilvl="2" w:tplc="A5A0566C">
-      <w:numFmt w:val="decimal"/>
-      <w:lvlText w:val=""/>
-      <w:lvlJc w:val="left"/>
-    </w:lvl>
-    <w:lvl w:ilvl="3" w:tplc="BF884B2A">
-      <w:numFmt w:val="decimal"/>
-      <w:lvlText w:val=""/>
-      <w:lvlJc w:val="left"/>
-    </w:lvl>
-    <w:lvl w:ilvl="4" w:tplc="1AFC93CE">
-      <w:numFmt w:val="decimal"/>
-      <w:lvlText w:val=""/>
-      <w:lvlJc w:val="left"/>
-    </w:lvl>
-    <w:lvl w:ilvl="5" w:tplc="E864E84A">
-      <w:numFmt w:val="decimal"/>
-      <w:lvlText w:val=""/>
-      <w:lvlJc w:val="left"/>
-    </w:lvl>
-    <w:lvl w:ilvl="6" w:tplc="24C893E2">
-      <w:numFmt w:val="decimal"/>
-      <w:lvlText w:val=""/>
-      <w:lvlJc w:val="left"/>
-    </w:lvl>
-    <w:lvl w:ilvl="7" w:tplc="AAA4C9D6">
-      <w:numFmt w:val="decimal"/>
-      <w:lvlText w:val=""/>
-      <w:lvlJc w:val="left"/>
-    </w:lvl>
-    <w:lvl w:ilvl="8" w:tplc="C7467880">
-      <w:numFmt w:val="decimal"/>
-      <w:lvlText w:val=""/>
-      <w:lvlJc w:val="left"/>
-    </w:lvl>
-  </w:abstractNum>
-  <w:abstractNum w:abstractNumId="13" w15:restartNumberingAfterBreak="0">
-    <w:nsid w:val="6D051B99"/>
-    <w:multiLevelType w:val="hybridMultilevel"/>
-    <w:tmpl w:val="DBD2B16A"/>
-    <w:lvl w:ilvl="0" w:tplc="BDF26F54">
-      <w:start w:val="1"/>
-      <w:numFmt w:val="decimal"/>
-      <w:lvlText w:val="%1."/>
-      <w:lvlJc w:val="left"/>
-      <w:pPr>
-        <w:ind w:left="360" w:hanging="300"/>
-      </w:pPr>
-    </w:lvl>
-    <w:lvl w:ilvl="1" w:tplc="717ACE7A" w:tentative="1">
-      <w:start w:val="1"/>
-      <w:numFmt w:val="lowerLetter"/>
-      <w:lvlText w:val="%2."/>
-      <w:lvlJc w:val="left"/>
-      <w:pPr>
-        <w:ind w:left="720" w:hanging="300"/>
-      </w:pPr>
-    </w:lvl>
-    <w:lvl w:ilvl="2" w:tplc="97949F78">
-      <w:numFmt w:val="decimal"/>
-      <w:lvlText w:val=""/>
-      <w:lvlJc w:val="left"/>
-    </w:lvl>
-    <w:lvl w:ilvl="3" w:tplc="57327C86">
-      <w:numFmt w:val="decimal"/>
-      <w:lvlText w:val=""/>
-      <w:lvlJc w:val="left"/>
-    </w:lvl>
-    <w:lvl w:ilvl="4" w:tplc="7CD0B5E2">
-      <w:numFmt w:val="decimal"/>
-      <w:lvlText w:val=""/>
-      <w:lvlJc w:val="left"/>
-    </w:lvl>
-    <w:lvl w:ilvl="5" w:tplc="15E09CD0">
-      <w:numFmt w:val="decimal"/>
-      <w:lvlText w:val=""/>
-      <w:lvlJc w:val="left"/>
-    </w:lvl>
-    <w:lvl w:ilvl="6" w:tplc="78C6D126">
-      <w:numFmt w:val="decimal"/>
-      <w:lvlText w:val=""/>
-      <w:lvlJc w:val="left"/>
-    </w:lvl>
-    <w:lvl w:ilvl="7" w:tplc="5BB6E204">
-      <w:numFmt w:val="decimal"/>
-      <w:lvlText w:val=""/>
-      <w:lvlJc w:val="left"/>
-    </w:lvl>
-    <w:lvl w:ilvl="8" w:tplc="78528886">
-      <w:numFmt w:val="decimal"/>
-      <w:lvlText w:val=""/>
-      <w:lvlJc w:val="left"/>
-    </w:lvl>
-  </w:abstractNum>
-  <w:abstractNum w:abstractNumId="14" w15:restartNumberingAfterBreak="0">
-    <w:nsid w:val="7FF52F7F"/>
-    <w:multiLevelType w:val="hybridMultilevel"/>
-    <w:tmpl w:val="9ABCC3F6"/>
-    <w:lvl w:ilvl="0" w:tplc="3AC89E32">
-      <w:start w:val="1"/>
-      <w:numFmt w:val="decimal"/>
-      <w:lvlText w:val="%1."/>
-      <w:lvlJc w:val="left"/>
-      <w:pPr>
-        <w:ind w:left="360" w:hanging="300"/>
-      </w:pPr>
-    </w:lvl>
-    <w:lvl w:ilvl="1" w:tplc="69348A56" w:tentative="1">
-      <w:start w:val="1"/>
-      <w:numFmt w:val="lowerLetter"/>
-      <w:lvlText w:val="%2."/>
-      <w:lvlJc w:val="left"/>
-      <w:pPr>
-        <w:ind w:left="720" w:hanging="300"/>
-      </w:pPr>
-    </w:lvl>
-    <w:lvl w:ilvl="2" w:tplc="A6A6E238">
-      <w:numFmt w:val="decimal"/>
-      <w:lvlText w:val=""/>
-      <w:lvlJc w:val="left"/>
-    </w:lvl>
-    <w:lvl w:ilvl="3" w:tplc="2684F1E2">
-      <w:numFmt w:val="decimal"/>
-      <w:lvlText w:val=""/>
-      <w:lvlJc w:val="left"/>
-    </w:lvl>
-    <w:lvl w:ilvl="4" w:tplc="14A0872C">
-      <w:numFmt w:val="decimal"/>
-      <w:lvlText w:val=""/>
-      <w:lvlJc w:val="left"/>
-    </w:lvl>
-    <w:lvl w:ilvl="5" w:tplc="48E4B3D0">
-      <w:numFmt w:val="decimal"/>
-      <w:lvlText w:val=""/>
-      <w:lvlJc w:val="left"/>
-    </w:lvl>
-    <w:lvl w:ilvl="6" w:tplc="DFE2990C">
-      <w:numFmt w:val="decimal"/>
-      <w:lvlText w:val=""/>
-      <w:lvlJc w:val="left"/>
-    </w:lvl>
-    <w:lvl w:ilvl="7" w:tplc="01349318">
-      <w:numFmt w:val="decimal"/>
-      <w:lvlText w:val=""/>
-      <w:lvlJc w:val="left"/>
-    </w:lvl>
-    <w:lvl w:ilvl="8" w:tplc="88080E40">
-      <w:numFmt w:val="decimal"/>
-      <w:lvlText w:val=""/>
-      <w:lvlJc w:val="left"/>
-    </w:lvl>
-  </w:abstractNum>
-  <w:num w:numId="1" w16cid:durableId="163932818">
+  <w:num w:numId="1" w16cid:durableId="1904370366">
+    <w:abstractNumId w:val="12"/>
+    <w:lvlOverride w:ilvl="0">
+      <w:startOverride w:val="1"/>
+    </w:lvlOverride>
+  </w:num>
+  <w:num w:numId="2" w16cid:durableId="784930759">
+    <w:abstractNumId w:val="13"/>
+    <w:lvlOverride w:ilvl="0">
+      <w:startOverride w:val="1"/>
+    </w:lvlOverride>
+  </w:num>
+  <w:num w:numId="3" w16cid:durableId="1404062496">
+    <w:abstractNumId w:val="1"/>
+    <w:lvlOverride w:ilvl="0">
+      <w:startOverride w:val="1"/>
+    </w:lvlOverride>
+  </w:num>
+  <w:num w:numId="4" w16cid:durableId="1308239539">
+    <w:abstractNumId w:val="7"/>
+    <w:lvlOverride w:ilvl="0">
+      <w:startOverride w:val="1"/>
+    </w:lvlOverride>
+  </w:num>
+  <w:num w:numId="5" w16cid:durableId="2103913907">
+    <w:abstractNumId w:val="8"/>
+    <w:lvlOverride w:ilvl="0">
+      <w:startOverride w:val="1"/>
+    </w:lvlOverride>
+  </w:num>
+  <w:num w:numId="6" w16cid:durableId="2125615132">
     <w:abstractNumId w:val="10"/>
     <w:lvlOverride w:ilvl="0">
       <w:startOverride w:val="1"/>
     </w:lvlOverride>
   </w:num>
-  <w:num w:numId="2" w16cid:durableId="226577142">
+  <w:num w:numId="7" w16cid:durableId="1966622517">
     <w:abstractNumId w:val="2"/>
     <w:lvlOverride w:ilvl="0">
       <w:startOverride w:val="1"/>
     </w:lvlOverride>
   </w:num>
-  <w:num w:numId="3" w16cid:durableId="1789422303">
-    <w:abstractNumId w:val="1"/>
-    <w:lvlOverride w:ilvl="0">
-      <w:startOverride w:val="1"/>
-    </w:lvlOverride>
-  </w:num>
-  <w:num w:numId="4" w16cid:durableId="1612975609">
+  <w:num w:numId="8" w16cid:durableId="118955107">
     <w:abstractNumId w:val="9"/>
     <w:lvlOverride w:ilvl="0">
       <w:startOverride w:val="1"/>
     </w:lvlOverride>
   </w:num>
-  <w:num w:numId="5" w16cid:durableId="248003354">
+  <w:num w:numId="9" w16cid:durableId="625089936">
+    <w:abstractNumId w:val="0"/>
+    <w:lvlOverride w:ilvl="0">
+      <w:startOverride w:val="1"/>
+    </w:lvlOverride>
+  </w:num>
+  <w:num w:numId="10" w16cid:durableId="1797335855">
     <w:abstractNumId w:val="6"/>
     <w:lvlOverride w:ilvl="0">
       <w:startOverride w:val="1"/>
     </w:lvlOverride>
   </w:num>
-  <w:num w:numId="6" w16cid:durableId="1221138675">
-    <w:abstractNumId w:val="12"/>
+  <w:num w:numId="11" w16cid:durableId="1571305723">
+    <w:abstractNumId w:val="11"/>
     <w:lvlOverride w:ilvl="0">
       <w:startOverride w:val="1"/>
     </w:lvlOverride>
   </w:num>
-  <w:num w:numId="7" w16cid:durableId="604659438">
-    <w:abstractNumId w:val="13"/>
+  <w:num w:numId="12" w16cid:durableId="1088384532">
+    <w:abstractNumId w:val="3"/>
     <w:lvlOverride w:ilvl="0">
       <w:startOverride w:val="1"/>
     </w:lvlOverride>
   </w:num>
-  <w:num w:numId="8" w16cid:durableId="1598907483">
+  <w:num w:numId="13" w16cid:durableId="720516199">
     <w:abstractNumId w:val="5"/>
     <w:lvlOverride w:ilvl="0">
       <w:startOverride w:val="1"/>
     </w:lvlOverride>
   </w:num>
-  <w:num w:numId="9" w16cid:durableId="674965783">
-    <w:abstractNumId w:val="0"/>
-    <w:lvlOverride w:ilvl="0">
-      <w:startOverride w:val="1"/>
-    </w:lvlOverride>
-  </w:num>
-  <w:num w:numId="10" w16cid:durableId="1234051822">
-    <w:abstractNumId w:val="8"/>
-    <w:lvlOverride w:ilvl="0">
-      <w:startOverride w:val="1"/>
-    </w:lvlOverride>
-  </w:num>
-  <w:num w:numId="11" w16cid:durableId="699890592">
+  <w:num w:numId="14" w16cid:durableId="2053379780">
     <w:abstractNumId w:val="4"/>
     <w:lvlOverride w:ilvl="0">
       <w:startOverride w:val="1"/>
     </w:lvlOverride>
   </w:num>
-  <w:num w:numId="12" w16cid:durableId="1170750640">
-    <w:abstractNumId w:val="3"/>
-    <w:lvlOverride w:ilvl="0">
-      <w:startOverride w:val="1"/>
-    </w:lvlOverride>
-  </w:num>
-  <w:num w:numId="13" w16cid:durableId="1949388839">
+  <w:num w:numId="15" w16cid:durableId="53355057">
     <w:abstractNumId w:val="14"/>
-    <w:lvlOverride w:ilvl="0">
-      <w:startOverride w:val="1"/>
-    </w:lvlOverride>
-  </w:num>
-  <w:num w:numId="14" w16cid:durableId="1558662975">
-    <w:abstractNumId w:val="7"/>
-    <w:lvlOverride w:ilvl="0">
-      <w:startOverride w:val="1"/>
-    </w:lvlOverride>
-  </w:num>
-  <w:num w:numId="15" w16cid:durableId="153184875">
-    <w:abstractNumId w:val="11"/>
     <w:lvlOverride w:ilvl="0">
       <w:startOverride w:val="1"/>
     </w:lvlOverride>
@@ -52687,7 +52707,7 @@
     <w:autoRedefine/>
     <w:uiPriority w:val="39"/>
     <w:unhideWhenUsed/>
-    <w:rsid w:val="00077DB8"/>
+    <w:rsid w:val="001F2CAF"/>
     <w:pPr>
       <w:spacing w:after="100"/>
     </w:pPr>
@@ -52699,7 +52719,7 @@
     <w:autoRedefine/>
     <w:uiPriority w:val="39"/>
     <w:unhideWhenUsed/>
-    <w:rsid w:val="00077DB8"/>
+    <w:rsid w:val="001F2CAF"/>
     <w:pPr>
       <w:spacing w:after="100"/>
       <w:ind w:left="210"/>

--- a/discoverer-neo/docs/user-guide/manual/Discoverer-Neo-ADMIN-Guide-Full-pt-PT.docx
+++ b/discoverer-neo/docs/user-guide/manual/Discoverer-Neo-ADMIN-Guide-Full-pt-PT.docx
@@ -74,7 +74,7 @@
     <w:sdt>
       <w:sdtPr>
         <w:alias w:val="Índice"/>
-        <w:id w:val="-1429736922"/>
+        <w:id w:val="1517650165"/>
       </w:sdtPr>
       <w:sdtEndPr/>
       <w:sdtContent>
@@ -102,7 +102,7 @@
           <w:r>
             <w:fldChar w:fldCharType="separate"/>
           </w:r>
-          <w:hyperlink w:anchor="_Toc241696261" w:history="1">
+          <w:hyperlink w:anchor="_Toc241745133" w:history="1">
             <w:r>
               <w:rPr>
                 <w:rStyle w:val="Hiperligao"/>
@@ -126,7 +126,7 @@
               <w:rPr>
                 <w:noProof/>
               </w:rPr>
-              <w:instrText xml:space="preserve"> PAGEREF _Toc241696261 \h </w:instrText>
+              <w:instrText xml:space="preserve"> PAGEREF _Toc241745133 \h </w:instrText>
             </w:r>
             <w:r>
               <w:rPr>
@@ -168,7 +168,7 @@
               <w14:ligatures w14:val="standardContextual"/>
             </w:rPr>
           </w:pPr>
-          <w:hyperlink w:anchor="_Toc241696262" w:history="1">
+          <w:hyperlink w:anchor="_Toc241745134" w:history="1">
             <w:r>
               <w:rPr>
                 <w:rStyle w:val="Hiperligao"/>
@@ -192,7 +192,7 @@
               <w:rPr>
                 <w:noProof/>
               </w:rPr>
-              <w:instrText xml:space="preserve"> PAGEREF _Toc241696262 \h </w:instrText>
+              <w:instrText xml:space="preserve"> PAGEREF _Toc241745134 \h </w:instrText>
             </w:r>
             <w:r>
               <w:rPr>
@@ -234,7 +234,7 @@
               <w14:ligatures w14:val="standardContextual"/>
             </w:rPr>
           </w:pPr>
-          <w:hyperlink w:anchor="_Toc241696263" w:history="1">
+          <w:hyperlink w:anchor="_Toc241745135" w:history="1">
             <w:r>
               <w:rPr>
                 <w:rStyle w:val="Hiperligao"/>
@@ -258,7 +258,7 @@
               <w:rPr>
                 <w:noProof/>
               </w:rPr>
-              <w:instrText xml:space="preserve"> PAGEREF _Toc241696263 \h </w:instrText>
+              <w:instrText xml:space="preserve"> PAGEREF _Toc241745135 \h </w:instrText>
             </w:r>
             <w:r>
               <w:rPr>
@@ -300,7 +300,7 @@
               <w14:ligatures w14:val="standardContextual"/>
             </w:rPr>
           </w:pPr>
-          <w:hyperlink w:anchor="_Toc241696264" w:history="1">
+          <w:hyperlink w:anchor="_Toc241745136" w:history="1">
             <w:r>
               <w:rPr>
                 <w:rStyle w:val="Hiperligao"/>
@@ -324,7 +324,7 @@
               <w:rPr>
                 <w:noProof/>
               </w:rPr>
-              <w:instrText xml:space="preserve"> PAGEREF _Toc241696264 \h </w:instrText>
+              <w:instrText xml:space="preserve"> PAGEREF _Toc241745136 \h </w:instrText>
             </w:r>
             <w:r>
               <w:rPr>
@@ -366,7 +366,7 @@
               <w14:ligatures w14:val="standardContextual"/>
             </w:rPr>
           </w:pPr>
-          <w:hyperlink w:anchor="_Toc241696265" w:history="1">
+          <w:hyperlink w:anchor="_Toc241745137" w:history="1">
             <w:r>
               <w:rPr>
                 <w:rStyle w:val="Hiperligao"/>
@@ -390,7 +390,7 @@
               <w:rPr>
                 <w:noProof/>
               </w:rPr>
-              <w:instrText xml:space="preserve"> PAGEREF _Toc241696265 \h </w:instrText>
+              <w:instrText xml:space="preserve"> PAGEREF _Toc241745137 \h </w:instrText>
             </w:r>
             <w:r>
               <w:rPr>
@@ -432,7 +432,7 @@
               <w14:ligatures w14:val="standardContextual"/>
             </w:rPr>
           </w:pPr>
-          <w:hyperlink w:anchor="_Toc241696266" w:history="1">
+          <w:hyperlink w:anchor="_Toc241745138" w:history="1">
             <w:r>
               <w:rPr>
                 <w:rStyle w:val="Hiperligao"/>
@@ -456,7 +456,7 @@
               <w:rPr>
                 <w:noProof/>
               </w:rPr>
-              <w:instrText xml:space="preserve"> PAGEREF _Toc241696266 \h </w:instrText>
+              <w:instrText xml:space="preserve"> PAGEREF _Toc241745138 \h </w:instrText>
             </w:r>
             <w:r>
               <w:rPr>
@@ -498,7 +498,7 @@
               <w14:ligatures w14:val="standardContextual"/>
             </w:rPr>
           </w:pPr>
-          <w:hyperlink w:anchor="_Toc241696267" w:history="1">
+          <w:hyperlink w:anchor="_Toc241745139" w:history="1">
             <w:r>
               <w:rPr>
                 <w:rStyle w:val="Hiperligao"/>
@@ -522,7 +522,7 @@
               <w:rPr>
                 <w:noProof/>
               </w:rPr>
-              <w:instrText xml:space="preserve"> PAGEREF _Toc241696267 \h </w:instrText>
+              <w:instrText xml:space="preserve"> PAGEREF _Toc241745139 \h </w:instrText>
             </w:r>
             <w:r>
               <w:rPr>
@@ -564,7 +564,7 @@
               <w14:ligatures w14:val="standardContextual"/>
             </w:rPr>
           </w:pPr>
-          <w:hyperlink w:anchor="_Toc241696268" w:history="1">
+          <w:hyperlink w:anchor="_Toc241745140" w:history="1">
             <w:r>
               <w:rPr>
                 <w:rStyle w:val="Hiperligao"/>
@@ -588,7 +588,7 @@
               <w:rPr>
                 <w:noProof/>
               </w:rPr>
-              <w:instrText xml:space="preserve"> PAGEREF _Toc241696268 \h </w:instrText>
+              <w:instrText xml:space="preserve"> PAGEREF _Toc241745140 \h </w:instrText>
             </w:r>
             <w:r>
               <w:rPr>
@@ -630,7 +630,7 @@
               <w14:ligatures w14:val="standardContextual"/>
             </w:rPr>
           </w:pPr>
-          <w:hyperlink w:anchor="_Toc241696269" w:history="1">
+          <w:hyperlink w:anchor="_Toc241745141" w:history="1">
             <w:r>
               <w:rPr>
                 <w:rStyle w:val="Hiperligao"/>
@@ -654,7 +654,7 @@
               <w:rPr>
                 <w:noProof/>
               </w:rPr>
-              <w:instrText xml:space="preserve"> PAGEREF _Toc241696269 \h </w:instrText>
+              <w:instrText xml:space="preserve"> PAGEREF _Toc241745141 \h </w:instrText>
             </w:r>
             <w:r>
               <w:rPr>
@@ -696,7 +696,7 @@
               <w14:ligatures w14:val="standardContextual"/>
             </w:rPr>
           </w:pPr>
-          <w:hyperlink w:anchor="_Toc241696270" w:history="1">
+          <w:hyperlink w:anchor="_Toc241745142" w:history="1">
             <w:r>
               <w:rPr>
                 <w:rStyle w:val="Hiperligao"/>
@@ -720,7 +720,7 @@
               <w:rPr>
                 <w:noProof/>
               </w:rPr>
-              <w:instrText xml:space="preserve"> PAGEREF _Toc241696270 \h </w:instrText>
+              <w:instrText xml:space="preserve"> PAGEREF _Toc241745142 \h </w:instrText>
             </w:r>
             <w:r>
               <w:rPr>
@@ -762,7 +762,7 @@
               <w14:ligatures w14:val="standardContextual"/>
             </w:rPr>
           </w:pPr>
-          <w:hyperlink w:anchor="_Toc241696271" w:history="1">
+          <w:hyperlink w:anchor="_Toc241745143" w:history="1">
             <w:r>
               <w:rPr>
                 <w:rStyle w:val="Hiperligao"/>
@@ -786,7 +786,7 @@
               <w:rPr>
                 <w:noProof/>
               </w:rPr>
-              <w:instrText xml:space="preserve"> PAGEREF _Toc241696271 \h </w:instrText>
+              <w:instrText xml:space="preserve"> PAGEREF _Toc241745143 \h </w:instrText>
             </w:r>
             <w:r>
               <w:rPr>
@@ -828,7 +828,7 @@
               <w14:ligatures w14:val="standardContextual"/>
             </w:rPr>
           </w:pPr>
-          <w:hyperlink w:anchor="_Toc241696272" w:history="1">
+          <w:hyperlink w:anchor="_Toc241745144" w:history="1">
             <w:r>
               <w:rPr>
                 <w:rStyle w:val="Hiperligao"/>
@@ -852,7 +852,7 @@
               <w:rPr>
                 <w:noProof/>
               </w:rPr>
-              <w:instrText xml:space="preserve"> PAGEREF _Toc241696272 \h </w:instrText>
+              <w:instrText xml:space="preserve"> PAGEREF _Toc241745144 \h </w:instrText>
             </w:r>
             <w:r>
               <w:rPr>
@@ -894,7 +894,7 @@
               <w14:ligatures w14:val="standardContextual"/>
             </w:rPr>
           </w:pPr>
-          <w:hyperlink w:anchor="_Toc241696273" w:history="1">
+          <w:hyperlink w:anchor="_Toc241745145" w:history="1">
             <w:r>
               <w:rPr>
                 <w:rStyle w:val="Hiperligao"/>
@@ -918,7 +918,7 @@
               <w:rPr>
                 <w:noProof/>
               </w:rPr>
-              <w:instrText xml:space="preserve"> PAGEREF _Toc241696273 \h </w:instrText>
+              <w:instrText xml:space="preserve"> PAGEREF _Toc241745145 \h </w:instrText>
             </w:r>
             <w:r>
               <w:rPr>
@@ -960,7 +960,7 @@
               <w14:ligatures w14:val="standardContextual"/>
             </w:rPr>
           </w:pPr>
-          <w:hyperlink w:anchor="_Toc241696274" w:history="1">
+          <w:hyperlink w:anchor="_Toc241745146" w:history="1">
             <w:r>
               <w:rPr>
                 <w:rStyle w:val="Hiperligao"/>
@@ -984,7 +984,7 @@
               <w:rPr>
                 <w:noProof/>
               </w:rPr>
-              <w:instrText xml:space="preserve"> PAGEREF _Toc241696274 \h </w:instrText>
+              <w:instrText xml:space="preserve"> PAGEREF _Toc241745146 \h </w:instrText>
             </w:r>
             <w:r>
               <w:rPr>
@@ -1026,7 +1026,7 @@
               <w14:ligatures w14:val="standardContextual"/>
             </w:rPr>
           </w:pPr>
-          <w:hyperlink w:anchor="_Toc241696275" w:history="1">
+          <w:hyperlink w:anchor="_Toc241745147" w:history="1">
             <w:r>
               <w:rPr>
                 <w:rStyle w:val="Hiperligao"/>
@@ -1050,7 +1050,7 @@
               <w:rPr>
                 <w:noProof/>
               </w:rPr>
-              <w:instrText xml:space="preserve"> PAGEREF _Toc241696275 \h </w:instrText>
+              <w:instrText xml:space="preserve"> PAGEREF _Toc241745147 \h </w:instrText>
             </w:r>
             <w:r>
               <w:rPr>
@@ -1092,7 +1092,7 @@
               <w14:ligatures w14:val="standardContextual"/>
             </w:rPr>
           </w:pPr>
-          <w:hyperlink w:anchor="_Toc241696276" w:history="1">
+          <w:hyperlink w:anchor="_Toc241745148" w:history="1">
             <w:r>
               <w:rPr>
                 <w:rStyle w:val="Hiperligao"/>
@@ -1116,7 +1116,7 @@
               <w:rPr>
                 <w:noProof/>
               </w:rPr>
-              <w:instrText xml:space="preserve"> PAGEREF _Toc241696276 \h </w:instrText>
+              <w:instrText xml:space="preserve"> PAGEREF _Toc241745148 \h </w:instrText>
             </w:r>
             <w:r>
               <w:rPr>
@@ -1158,7 +1158,7 @@
               <w14:ligatures w14:val="standardContextual"/>
             </w:rPr>
           </w:pPr>
-          <w:hyperlink w:anchor="_Toc241696277" w:history="1">
+          <w:hyperlink w:anchor="_Toc241745149" w:history="1">
             <w:r>
               <w:rPr>
                 <w:rStyle w:val="Hiperligao"/>
@@ -1182,7 +1182,7 @@
               <w:rPr>
                 <w:noProof/>
               </w:rPr>
-              <w:instrText xml:space="preserve"> PAGEREF _Toc241696277 \h </w:instrText>
+              <w:instrText xml:space="preserve"> PAGEREF _Toc241745149 \h </w:instrText>
             </w:r>
             <w:r>
               <w:rPr>
@@ -1224,7 +1224,7 @@
               <w14:ligatures w14:val="standardContextual"/>
             </w:rPr>
           </w:pPr>
-          <w:hyperlink w:anchor="_Toc241696278" w:history="1">
+          <w:hyperlink w:anchor="_Toc241745150" w:history="1">
             <w:r>
               <w:rPr>
                 <w:rStyle w:val="Hiperligao"/>
@@ -1248,7 +1248,7 @@
               <w:rPr>
                 <w:noProof/>
               </w:rPr>
-              <w:instrText xml:space="preserve"> PAGEREF _Toc241696278 \h </w:instrText>
+              <w:instrText xml:space="preserve"> PAGEREF _Toc241745150 \h </w:instrText>
             </w:r>
             <w:r>
               <w:rPr>
@@ -1290,7 +1290,7 @@
               <w14:ligatures w14:val="standardContextual"/>
             </w:rPr>
           </w:pPr>
-          <w:hyperlink w:anchor="_Toc241696279" w:history="1">
+          <w:hyperlink w:anchor="_Toc241745151" w:history="1">
             <w:r>
               <w:rPr>
                 <w:rStyle w:val="Hiperligao"/>
@@ -1314,7 +1314,7 @@
               <w:rPr>
                 <w:noProof/>
               </w:rPr>
-              <w:instrText xml:space="preserve"> PAGEREF _Toc241696279 \h </w:instrText>
+              <w:instrText xml:space="preserve"> PAGEREF _Toc241745151 \h </w:instrText>
             </w:r>
             <w:r>
               <w:rPr>
@@ -1356,7 +1356,7 @@
               <w14:ligatures w14:val="standardContextual"/>
             </w:rPr>
           </w:pPr>
-          <w:hyperlink w:anchor="_Toc241696280" w:history="1">
+          <w:hyperlink w:anchor="_Toc241745152" w:history="1">
             <w:r>
               <w:rPr>
                 <w:rStyle w:val="Hiperligao"/>
@@ -1380,7 +1380,7 @@
               <w:rPr>
                 <w:noProof/>
               </w:rPr>
-              <w:instrText xml:space="preserve"> PAGEREF _Toc241696280 \h </w:instrText>
+              <w:instrText xml:space="preserve"> PAGEREF _Toc241745152 \h </w:instrText>
             </w:r>
             <w:r>
               <w:rPr>
@@ -1422,7 +1422,7 @@
               <w14:ligatures w14:val="standardContextual"/>
             </w:rPr>
           </w:pPr>
-          <w:hyperlink w:anchor="_Toc241696281" w:history="1">
+          <w:hyperlink w:anchor="_Toc241745153" w:history="1">
             <w:r>
               <w:rPr>
                 <w:rStyle w:val="Hiperligao"/>
@@ -1446,7 +1446,7 @@
               <w:rPr>
                 <w:noProof/>
               </w:rPr>
-              <w:instrText xml:space="preserve"> PAGEREF _Toc241696281 \h </w:instrText>
+              <w:instrText xml:space="preserve"> PAGEREF _Toc241745153 \h </w:instrText>
             </w:r>
             <w:r>
               <w:rPr>
@@ -1488,7 +1488,7 @@
               <w14:ligatures w14:val="standardContextual"/>
             </w:rPr>
           </w:pPr>
-          <w:hyperlink w:anchor="_Toc241696282" w:history="1">
+          <w:hyperlink w:anchor="_Toc241745154" w:history="1">
             <w:r>
               <w:rPr>
                 <w:rStyle w:val="Hiperligao"/>
@@ -1512,7 +1512,7 @@
               <w:rPr>
                 <w:noProof/>
               </w:rPr>
-              <w:instrText xml:space="preserve"> PAGEREF _Toc241696282 \h </w:instrText>
+              <w:instrText xml:space="preserve"> PAGEREF _Toc241745154 \h </w:instrText>
             </w:r>
             <w:r>
               <w:rPr>
@@ -1554,7 +1554,7 @@
               <w14:ligatures w14:val="standardContextual"/>
             </w:rPr>
           </w:pPr>
-          <w:hyperlink w:anchor="_Toc241696283" w:history="1">
+          <w:hyperlink w:anchor="_Toc241745155" w:history="1">
             <w:r>
               <w:rPr>
                 <w:rStyle w:val="Hiperligao"/>
@@ -1578,7 +1578,7 @@
               <w:rPr>
                 <w:noProof/>
               </w:rPr>
-              <w:instrText xml:space="preserve"> PAGEREF _Toc241696283 \h </w:instrText>
+              <w:instrText xml:space="preserve"> PAGEREF _Toc241745155 \h </w:instrText>
             </w:r>
             <w:r>
               <w:rPr>
@@ -1620,7 +1620,7 @@
               <w14:ligatures w14:val="standardContextual"/>
             </w:rPr>
           </w:pPr>
-          <w:hyperlink w:anchor="_Toc241696284" w:history="1">
+          <w:hyperlink w:anchor="_Toc241745156" w:history="1">
             <w:r>
               <w:rPr>
                 <w:rStyle w:val="Hiperligao"/>
@@ -1644,7 +1644,7 @@
               <w:rPr>
                 <w:noProof/>
               </w:rPr>
-              <w:instrText xml:space="preserve"> PAGEREF _Toc241696284 \h </w:instrText>
+              <w:instrText xml:space="preserve"> PAGEREF _Toc241745156 \h </w:instrText>
             </w:r>
             <w:r>
               <w:rPr>
@@ -1686,7 +1686,7 @@
               <w14:ligatures w14:val="standardContextual"/>
             </w:rPr>
           </w:pPr>
-          <w:hyperlink w:anchor="_Toc241696285" w:history="1">
+          <w:hyperlink w:anchor="_Toc241745157" w:history="1">
             <w:r>
               <w:rPr>
                 <w:rStyle w:val="Hiperligao"/>
@@ -1710,7 +1710,7 @@
               <w:rPr>
                 <w:noProof/>
               </w:rPr>
-              <w:instrText xml:space="preserve"> PAGEREF _Toc241696285 \h </w:instrText>
+              <w:instrText xml:space="preserve"> PAGEREF _Toc241745157 \h </w:instrText>
             </w:r>
             <w:r>
               <w:rPr>
@@ -1752,7 +1752,7 @@
               <w14:ligatures w14:val="standardContextual"/>
             </w:rPr>
           </w:pPr>
-          <w:hyperlink w:anchor="_Toc241696286" w:history="1">
+          <w:hyperlink w:anchor="_Toc241745158" w:history="1">
             <w:r>
               <w:rPr>
                 <w:rStyle w:val="Hiperligao"/>
@@ -1776,7 +1776,7 @@
               <w:rPr>
                 <w:noProof/>
               </w:rPr>
-              <w:instrText xml:space="preserve"> PAGEREF _Toc241696286 \h </w:instrText>
+              <w:instrText xml:space="preserve"> PAGEREF _Toc241745158 \h </w:instrText>
             </w:r>
             <w:r>
               <w:rPr>
@@ -1818,7 +1818,7 @@
               <w14:ligatures w14:val="standardContextual"/>
             </w:rPr>
           </w:pPr>
-          <w:hyperlink w:anchor="_Toc241696287" w:history="1">
+          <w:hyperlink w:anchor="_Toc241745159" w:history="1">
             <w:r>
               <w:rPr>
                 <w:rStyle w:val="Hiperligao"/>
@@ -1842,7 +1842,7 @@
               <w:rPr>
                 <w:noProof/>
               </w:rPr>
-              <w:instrText xml:space="preserve"> PAGEREF _Toc241696287 \h </w:instrText>
+              <w:instrText xml:space="preserve"> PAGEREF _Toc241745159 \h </w:instrText>
             </w:r>
             <w:r>
               <w:rPr>
@@ -1884,7 +1884,7 @@
               <w14:ligatures w14:val="standardContextual"/>
             </w:rPr>
           </w:pPr>
-          <w:hyperlink w:anchor="_Toc241696288" w:history="1">
+          <w:hyperlink w:anchor="_Toc241745160" w:history="1">
             <w:r>
               <w:rPr>
                 <w:rStyle w:val="Hiperligao"/>
@@ -1908,7 +1908,7 @@
               <w:rPr>
                 <w:noProof/>
               </w:rPr>
-              <w:instrText xml:space="preserve"> PAGEREF _Toc241696288 \h </w:instrText>
+              <w:instrText xml:space="preserve"> PAGEREF _Toc241745160 \h </w:instrText>
             </w:r>
             <w:r>
               <w:rPr>
@@ -1950,7 +1950,7 @@
               <w14:ligatures w14:val="standardContextual"/>
             </w:rPr>
           </w:pPr>
-          <w:hyperlink w:anchor="_Toc241696289" w:history="1">
+          <w:hyperlink w:anchor="_Toc241745161" w:history="1">
             <w:r>
               <w:rPr>
                 <w:rStyle w:val="Hiperligao"/>
@@ -1974,7 +1974,7 @@
               <w:rPr>
                 <w:noProof/>
               </w:rPr>
-              <w:instrText xml:space="preserve"> PAGEREF _Toc241696289 \h </w:instrText>
+              <w:instrText xml:space="preserve"> PAGEREF _Toc241745161 \h </w:instrText>
             </w:r>
             <w:r>
               <w:rPr>
@@ -2016,7 +2016,7 @@
               <w14:ligatures w14:val="standardContextual"/>
             </w:rPr>
           </w:pPr>
-          <w:hyperlink w:anchor="_Toc241696290" w:history="1">
+          <w:hyperlink w:anchor="_Toc241745162" w:history="1">
             <w:r>
               <w:rPr>
                 <w:rStyle w:val="Hiperligao"/>
@@ -2040,7 +2040,7 @@
               <w:rPr>
                 <w:noProof/>
               </w:rPr>
-              <w:instrText xml:space="preserve"> PAGEREF _Toc241696290 \h </w:instrText>
+              <w:instrText xml:space="preserve"> PAGEREF _Toc241745162 \h </w:instrText>
             </w:r>
             <w:r>
               <w:rPr>
@@ -2082,7 +2082,7 @@
               <w14:ligatures w14:val="standardContextual"/>
             </w:rPr>
           </w:pPr>
-          <w:hyperlink w:anchor="_Toc241696291" w:history="1">
+          <w:hyperlink w:anchor="_Toc241745163" w:history="1">
             <w:r>
               <w:rPr>
                 <w:rStyle w:val="Hiperligao"/>
@@ -2106,7 +2106,7 @@
               <w:rPr>
                 <w:noProof/>
               </w:rPr>
-              <w:instrText xml:space="preserve"> PAGEREF _Toc241696291 \h </w:instrText>
+              <w:instrText xml:space="preserve"> PAGEREF _Toc241745163 \h </w:instrText>
             </w:r>
             <w:r>
               <w:rPr>
@@ -2148,7 +2148,7 @@
               <w14:ligatures w14:val="standardContextual"/>
             </w:rPr>
           </w:pPr>
-          <w:hyperlink w:anchor="_Toc241696292" w:history="1">
+          <w:hyperlink w:anchor="_Toc241745164" w:history="1">
             <w:r>
               <w:rPr>
                 <w:rStyle w:val="Hiperligao"/>
@@ -2172,7 +2172,7 @@
               <w:rPr>
                 <w:noProof/>
               </w:rPr>
-              <w:instrText xml:space="preserve"> PAGEREF _Toc241696292 \h </w:instrText>
+              <w:instrText xml:space="preserve"> PAGEREF _Toc241745164 \h </w:instrText>
             </w:r>
             <w:r>
               <w:rPr>
@@ -2214,7 +2214,7 @@
               <w14:ligatures w14:val="standardContextual"/>
             </w:rPr>
           </w:pPr>
-          <w:hyperlink w:anchor="_Toc241696293" w:history="1">
+          <w:hyperlink w:anchor="_Toc241745165" w:history="1">
             <w:r>
               <w:rPr>
                 <w:rStyle w:val="Hiperligao"/>
@@ -2238,7 +2238,7 @@
               <w:rPr>
                 <w:noProof/>
               </w:rPr>
-              <w:instrText xml:space="preserve"> PAGEREF _Toc241696293 \h </w:instrText>
+              <w:instrText xml:space="preserve"> PAGEREF _Toc241745165 \h </w:instrText>
             </w:r>
             <w:r>
               <w:rPr>
@@ -2280,7 +2280,7 @@
               <w14:ligatures w14:val="standardContextual"/>
             </w:rPr>
           </w:pPr>
-          <w:hyperlink w:anchor="_Toc241696294" w:history="1">
+          <w:hyperlink w:anchor="_Toc241745166" w:history="1">
             <w:r>
               <w:rPr>
                 <w:rStyle w:val="Hiperligao"/>
@@ -2304,7 +2304,7 @@
               <w:rPr>
                 <w:noProof/>
               </w:rPr>
-              <w:instrText xml:space="preserve"> PAGEREF _Toc241696294 \h </w:instrText>
+              <w:instrText xml:space="preserve"> PAGEREF _Toc241745166 \h </w:instrText>
             </w:r>
             <w:r>
               <w:rPr>
@@ -2346,7 +2346,7 @@
               <w14:ligatures w14:val="standardContextual"/>
             </w:rPr>
           </w:pPr>
-          <w:hyperlink w:anchor="_Toc241696295" w:history="1">
+          <w:hyperlink w:anchor="_Toc241745167" w:history="1">
             <w:r>
               <w:rPr>
                 <w:rStyle w:val="Hiperligao"/>
@@ -2370,7 +2370,7 @@
               <w:rPr>
                 <w:noProof/>
               </w:rPr>
-              <w:instrText xml:space="preserve"> PAGEREF _Toc241696295 \h </w:instrText>
+              <w:instrText xml:space="preserve"> PAGEREF _Toc241745167 \h </w:instrText>
             </w:r>
             <w:r>
               <w:rPr>
@@ -2412,7 +2412,7 @@
               <w14:ligatures w14:val="standardContextual"/>
             </w:rPr>
           </w:pPr>
-          <w:hyperlink w:anchor="_Toc241696296" w:history="1">
+          <w:hyperlink w:anchor="_Toc241745168" w:history="1">
             <w:r>
               <w:rPr>
                 <w:rStyle w:val="Hiperligao"/>
@@ -2436,7 +2436,7 @@
               <w:rPr>
                 <w:noProof/>
               </w:rPr>
-              <w:instrText xml:space="preserve"> PAGEREF _Toc241696296 \h </w:instrText>
+              <w:instrText xml:space="preserve"> PAGEREF _Toc241745168 \h </w:instrText>
             </w:r>
             <w:r>
               <w:rPr>
@@ -2478,7 +2478,7 @@
               <w14:ligatures w14:val="standardContextual"/>
             </w:rPr>
           </w:pPr>
-          <w:hyperlink w:anchor="_Toc241696297" w:history="1">
+          <w:hyperlink w:anchor="_Toc241745169" w:history="1">
             <w:r>
               <w:rPr>
                 <w:rStyle w:val="Hiperligao"/>
@@ -2502,7 +2502,7 @@
               <w:rPr>
                 <w:noProof/>
               </w:rPr>
-              <w:instrText xml:space="preserve"> PAGEREF _Toc241696297 \h </w:instrText>
+              <w:instrText xml:space="preserve"> PAGEREF _Toc241745169 \h </w:instrText>
             </w:r>
             <w:r>
               <w:rPr>
@@ -2544,7 +2544,7 @@
               <w14:ligatures w14:val="standardContextual"/>
             </w:rPr>
           </w:pPr>
-          <w:hyperlink w:anchor="_Toc241696298" w:history="1">
+          <w:hyperlink w:anchor="_Toc241745170" w:history="1">
             <w:r>
               <w:rPr>
                 <w:rStyle w:val="Hiperligao"/>
@@ -2568,7 +2568,7 @@
               <w:rPr>
                 <w:noProof/>
               </w:rPr>
-              <w:instrText xml:space="preserve"> PAGEREF _Toc241696298 \h </w:instrText>
+              <w:instrText xml:space="preserve"> PAGEREF _Toc241745170 \h </w:instrText>
             </w:r>
             <w:r>
               <w:rPr>
@@ -2610,7 +2610,7 @@
               <w14:ligatures w14:val="standardContextual"/>
             </w:rPr>
           </w:pPr>
-          <w:hyperlink w:anchor="_Toc241696299" w:history="1">
+          <w:hyperlink w:anchor="_Toc241745171" w:history="1">
             <w:r>
               <w:rPr>
                 <w:rStyle w:val="Hiperligao"/>
@@ -2634,7 +2634,7 @@
               <w:rPr>
                 <w:noProof/>
               </w:rPr>
-              <w:instrText xml:space="preserve"> PAGEREF _Toc241696299 \h </w:instrText>
+              <w:instrText xml:space="preserve"> PAGEREF _Toc241745171 \h </w:instrText>
             </w:r>
             <w:r>
               <w:rPr>
@@ -2676,7 +2676,7 @@
               <w14:ligatures w14:val="standardContextual"/>
             </w:rPr>
           </w:pPr>
-          <w:hyperlink w:anchor="_Toc241696300" w:history="1">
+          <w:hyperlink w:anchor="_Toc241745172" w:history="1">
             <w:r>
               <w:rPr>
                 <w:rStyle w:val="Hiperligao"/>
@@ -2700,7 +2700,7 @@
               <w:rPr>
                 <w:noProof/>
               </w:rPr>
-              <w:instrText xml:space="preserve"> PAGEREF _Toc241696300 \h </w:instrText>
+              <w:instrText xml:space="preserve"> PAGEREF _Toc241745172 \h </w:instrText>
             </w:r>
             <w:r>
               <w:rPr>
@@ -2742,7 +2742,7 @@
               <w14:ligatures w14:val="standardContextual"/>
             </w:rPr>
           </w:pPr>
-          <w:hyperlink w:anchor="_Toc241696301" w:history="1">
+          <w:hyperlink w:anchor="_Toc241745173" w:history="1">
             <w:r>
               <w:rPr>
                 <w:rStyle w:val="Hiperligao"/>
@@ -2766,7 +2766,7 @@
               <w:rPr>
                 <w:noProof/>
               </w:rPr>
-              <w:instrText xml:space="preserve"> PAGEREF _Toc241696301 \h </w:instrText>
+              <w:instrText xml:space="preserve"> PAGEREF _Toc241745173 \h </w:instrText>
             </w:r>
             <w:r>
               <w:rPr>
@@ -2808,7 +2808,7 @@
               <w14:ligatures w14:val="standardContextual"/>
             </w:rPr>
           </w:pPr>
-          <w:hyperlink w:anchor="_Toc241696302" w:history="1">
+          <w:hyperlink w:anchor="_Toc241745174" w:history="1">
             <w:r>
               <w:rPr>
                 <w:rStyle w:val="Hiperligao"/>
@@ -2832,7 +2832,7 @@
               <w:rPr>
                 <w:noProof/>
               </w:rPr>
-              <w:instrText xml:space="preserve"> PAGEREF _Toc241696302 \h </w:instrText>
+              <w:instrText xml:space="preserve"> PAGEREF _Toc241745174 \h </w:instrText>
             </w:r>
             <w:r>
               <w:rPr>
@@ -2874,7 +2874,7 @@
               <w14:ligatures w14:val="standardContextual"/>
             </w:rPr>
           </w:pPr>
-          <w:hyperlink w:anchor="_Toc241696303" w:history="1">
+          <w:hyperlink w:anchor="_Toc241745175" w:history="1">
             <w:r>
               <w:rPr>
                 <w:rStyle w:val="Hiperligao"/>
@@ -2898,7 +2898,7 @@
               <w:rPr>
                 <w:noProof/>
               </w:rPr>
-              <w:instrText xml:space="preserve"> PAGEREF _Toc241696303 \h </w:instrText>
+              <w:instrText xml:space="preserve"> PAGEREF _Toc241745175 \h </w:instrText>
             </w:r>
             <w:r>
               <w:rPr>
@@ -2940,7 +2940,7 @@
               <w14:ligatures w14:val="standardContextual"/>
             </w:rPr>
           </w:pPr>
-          <w:hyperlink w:anchor="_Toc241696304" w:history="1">
+          <w:hyperlink w:anchor="_Toc241745176" w:history="1">
             <w:r>
               <w:rPr>
                 <w:rStyle w:val="Hiperligao"/>
@@ -2964,7 +2964,7 @@
               <w:rPr>
                 <w:noProof/>
               </w:rPr>
-              <w:instrText xml:space="preserve"> PAGEREF _Toc241696304 \h </w:instrText>
+              <w:instrText xml:space="preserve"> PAGEREF _Toc241745176 \h </w:instrText>
             </w:r>
             <w:r>
               <w:rPr>
@@ -3006,7 +3006,7 @@
               <w14:ligatures w14:val="standardContextual"/>
             </w:rPr>
           </w:pPr>
-          <w:hyperlink w:anchor="_Toc241696305" w:history="1">
+          <w:hyperlink w:anchor="_Toc241745177" w:history="1">
             <w:r>
               <w:rPr>
                 <w:rStyle w:val="Hiperligao"/>
@@ -3030,7 +3030,7 @@
               <w:rPr>
                 <w:noProof/>
               </w:rPr>
-              <w:instrText xml:space="preserve"> PAGEREF _Toc241696305 \h </w:instrText>
+              <w:instrText xml:space="preserve"> PAGEREF _Toc241745177 \h </w:instrText>
             </w:r>
             <w:r>
               <w:rPr>
@@ -3072,7 +3072,7 @@
               <w14:ligatures w14:val="standardContextual"/>
             </w:rPr>
           </w:pPr>
-          <w:hyperlink w:anchor="_Toc241696306" w:history="1">
+          <w:hyperlink w:anchor="_Toc241745178" w:history="1">
             <w:r>
               <w:rPr>
                 <w:rStyle w:val="Hiperligao"/>
@@ -3096,7 +3096,7 @@
               <w:rPr>
                 <w:noProof/>
               </w:rPr>
-              <w:instrText xml:space="preserve"> PAGEREF _Toc241696306 \h </w:instrText>
+              <w:instrText xml:space="preserve"> PAGEREF _Toc241745178 \h </w:instrText>
             </w:r>
             <w:r>
               <w:rPr>
@@ -3138,7 +3138,7 @@
               <w14:ligatures w14:val="standardContextual"/>
             </w:rPr>
           </w:pPr>
-          <w:hyperlink w:anchor="_Toc241696307" w:history="1">
+          <w:hyperlink w:anchor="_Toc241745179" w:history="1">
             <w:r>
               <w:rPr>
                 <w:rStyle w:val="Hiperligao"/>
@@ -3162,7 +3162,7 @@
               <w:rPr>
                 <w:noProof/>
               </w:rPr>
-              <w:instrText xml:space="preserve"> PAGEREF _Toc241696307 \h </w:instrText>
+              <w:instrText xml:space="preserve"> PAGEREF _Toc241745179 \h </w:instrText>
             </w:r>
             <w:r>
               <w:rPr>
@@ -3204,7 +3204,7 @@
               <w14:ligatures w14:val="standardContextual"/>
             </w:rPr>
           </w:pPr>
-          <w:hyperlink w:anchor="_Toc241696308" w:history="1">
+          <w:hyperlink w:anchor="_Toc241745180" w:history="1">
             <w:r>
               <w:rPr>
                 <w:rStyle w:val="Hiperligao"/>
@@ -3228,7 +3228,7 @@
               <w:rPr>
                 <w:noProof/>
               </w:rPr>
-              <w:instrText xml:space="preserve"> PAGEREF _Toc241696308 \h </w:instrText>
+              <w:instrText xml:space="preserve"> PAGEREF _Toc241745180 \h </w:instrText>
             </w:r>
             <w:r>
               <w:rPr>
@@ -3270,7 +3270,7 @@
               <w14:ligatures w14:val="standardContextual"/>
             </w:rPr>
           </w:pPr>
-          <w:hyperlink w:anchor="_Toc241696309" w:history="1">
+          <w:hyperlink w:anchor="_Toc241745181" w:history="1">
             <w:r>
               <w:rPr>
                 <w:rStyle w:val="Hiperligao"/>
@@ -3294,7 +3294,7 @@
               <w:rPr>
                 <w:noProof/>
               </w:rPr>
-              <w:instrText xml:space="preserve"> PAGEREF _Toc241696309 \h </w:instrText>
+              <w:instrText xml:space="preserve"> PAGEREF _Toc241745181 \h </w:instrText>
             </w:r>
             <w:r>
               <w:rPr>
@@ -3336,7 +3336,7 @@
               <w14:ligatures w14:val="standardContextual"/>
             </w:rPr>
           </w:pPr>
-          <w:hyperlink w:anchor="_Toc241696310" w:history="1">
+          <w:hyperlink w:anchor="_Toc241745182" w:history="1">
             <w:r>
               <w:rPr>
                 <w:rStyle w:val="Hiperligao"/>
@@ -3360,7 +3360,7 @@
               <w:rPr>
                 <w:noProof/>
               </w:rPr>
-              <w:instrText xml:space="preserve"> PAGEREF _Toc241696310 \h </w:instrText>
+              <w:instrText xml:space="preserve"> PAGEREF _Toc241745182 \h </w:instrText>
             </w:r>
             <w:r>
               <w:rPr>
@@ -3402,7 +3402,7 @@
               <w14:ligatures w14:val="standardContextual"/>
             </w:rPr>
           </w:pPr>
-          <w:hyperlink w:anchor="_Toc241696311" w:history="1">
+          <w:hyperlink w:anchor="_Toc241745183" w:history="1">
             <w:r>
               <w:rPr>
                 <w:rStyle w:val="Hiperligao"/>
@@ -3426,7 +3426,7 @@
               <w:rPr>
                 <w:noProof/>
               </w:rPr>
-              <w:instrText xml:space="preserve"> PAGEREF _Toc241696311 \h </w:instrText>
+              <w:instrText xml:space="preserve"> PAGEREF _Toc241745183 \h </w:instrText>
             </w:r>
             <w:r>
               <w:rPr>
@@ -3468,7 +3468,7 @@
               <w14:ligatures w14:val="standardContextual"/>
             </w:rPr>
           </w:pPr>
-          <w:hyperlink w:anchor="_Toc241696312" w:history="1">
+          <w:hyperlink w:anchor="_Toc241745184" w:history="1">
             <w:r>
               <w:rPr>
                 <w:rStyle w:val="Hiperligao"/>
@@ -3492,7 +3492,7 @@
               <w:rPr>
                 <w:noProof/>
               </w:rPr>
-              <w:instrText xml:space="preserve"> PAGEREF _Toc241696312 \h </w:instrText>
+              <w:instrText xml:space="preserve"> PAGEREF _Toc241745184 \h </w:instrText>
             </w:r>
             <w:r>
               <w:rPr>
@@ -3534,7 +3534,7 @@
               <w14:ligatures w14:val="standardContextual"/>
             </w:rPr>
           </w:pPr>
-          <w:hyperlink w:anchor="_Toc241696313" w:history="1">
+          <w:hyperlink w:anchor="_Toc241745185" w:history="1">
             <w:r>
               <w:rPr>
                 <w:rStyle w:val="Hiperligao"/>
@@ -3558,7 +3558,7 @@
               <w:rPr>
                 <w:noProof/>
               </w:rPr>
-              <w:instrText xml:space="preserve"> PAGEREF _Toc241696313 \h </w:instrText>
+              <w:instrText xml:space="preserve"> PAGEREF _Toc241745185 \h </w:instrText>
             </w:r>
             <w:r>
               <w:rPr>
@@ -3600,7 +3600,7 @@
               <w14:ligatures w14:val="standardContextual"/>
             </w:rPr>
           </w:pPr>
-          <w:hyperlink w:anchor="_Toc241696314" w:history="1">
+          <w:hyperlink w:anchor="_Toc241745186" w:history="1">
             <w:r>
               <w:rPr>
                 <w:rStyle w:val="Hiperligao"/>
@@ -3624,7 +3624,7 @@
               <w:rPr>
                 <w:noProof/>
               </w:rPr>
-              <w:instrText xml:space="preserve"> PAGEREF _Toc241696314 \h </w:instrText>
+              <w:instrText xml:space="preserve"> PAGEREF _Toc241745186 \h </w:instrText>
             </w:r>
             <w:r>
               <w:rPr>
@@ -3666,7 +3666,7 @@
               <w14:ligatures w14:val="standardContextual"/>
             </w:rPr>
           </w:pPr>
-          <w:hyperlink w:anchor="_Toc241696315" w:history="1">
+          <w:hyperlink w:anchor="_Toc241745187" w:history="1">
             <w:r>
               <w:rPr>
                 <w:rStyle w:val="Hiperligao"/>
@@ -3690,7 +3690,7 @@
               <w:rPr>
                 <w:noProof/>
               </w:rPr>
-              <w:instrText xml:space="preserve"> PAGEREF _Toc241696315 \h </w:instrText>
+              <w:instrText xml:space="preserve"> PAGEREF _Toc241745187 \h </w:instrText>
             </w:r>
             <w:r>
               <w:rPr>
@@ -3732,7 +3732,7 @@
               <w14:ligatures w14:val="standardContextual"/>
             </w:rPr>
           </w:pPr>
-          <w:hyperlink w:anchor="_Toc241696316" w:history="1">
+          <w:hyperlink w:anchor="_Toc241745188" w:history="1">
             <w:r>
               <w:rPr>
                 <w:rStyle w:val="Hiperligao"/>
@@ -3756,7 +3756,7 @@
               <w:rPr>
                 <w:noProof/>
               </w:rPr>
-              <w:instrText xml:space="preserve"> PAGEREF _Toc241696316 \h </w:instrText>
+              <w:instrText xml:space="preserve"> PAGEREF _Toc241745188 \h </w:instrText>
             </w:r>
             <w:r>
               <w:rPr>
@@ -3798,7 +3798,7 @@
               <w14:ligatures w14:val="standardContextual"/>
             </w:rPr>
           </w:pPr>
-          <w:hyperlink w:anchor="_Toc241696317" w:history="1">
+          <w:hyperlink w:anchor="_Toc241745189" w:history="1">
             <w:r>
               <w:rPr>
                 <w:rStyle w:val="Hiperligao"/>
@@ -3822,7 +3822,7 @@
               <w:rPr>
                 <w:noProof/>
               </w:rPr>
-              <w:instrText xml:space="preserve"> PAGEREF _Toc241696317 \h </w:instrText>
+              <w:instrText xml:space="preserve"> PAGEREF _Toc241745189 \h </w:instrText>
             </w:r>
             <w:r>
               <w:rPr>
@@ -3864,7 +3864,7 @@
               <w14:ligatures w14:val="standardContextual"/>
             </w:rPr>
           </w:pPr>
-          <w:hyperlink w:anchor="_Toc241696318" w:history="1">
+          <w:hyperlink w:anchor="_Toc241745190" w:history="1">
             <w:r>
               <w:rPr>
                 <w:rStyle w:val="Hiperligao"/>
@@ -3888,7 +3888,7 @@
               <w:rPr>
                 <w:noProof/>
               </w:rPr>
-              <w:instrText xml:space="preserve"> PAGEREF _Toc241696318 \h </w:instrText>
+              <w:instrText xml:space="preserve"> PAGEREF _Toc241745190 \h </w:instrText>
             </w:r>
             <w:r>
               <w:rPr>
@@ -3930,7 +3930,7 @@
               <w14:ligatures w14:val="standardContextual"/>
             </w:rPr>
           </w:pPr>
-          <w:hyperlink w:anchor="_Toc241696319" w:history="1">
+          <w:hyperlink w:anchor="_Toc241745191" w:history="1">
             <w:r>
               <w:rPr>
                 <w:rStyle w:val="Hiperligao"/>
@@ -3954,7 +3954,7 @@
               <w:rPr>
                 <w:noProof/>
               </w:rPr>
-              <w:instrText xml:space="preserve"> PAGEREF _Toc241696319 \h </w:instrText>
+              <w:instrText xml:space="preserve"> PAGEREF _Toc241745191 \h </w:instrText>
             </w:r>
             <w:r>
               <w:rPr>
@@ -3996,7 +3996,7 @@
               <w14:ligatures w14:val="standardContextual"/>
             </w:rPr>
           </w:pPr>
-          <w:hyperlink w:anchor="_Toc241696320" w:history="1">
+          <w:hyperlink w:anchor="_Toc241745192" w:history="1">
             <w:r>
               <w:rPr>
                 <w:rStyle w:val="Hiperligao"/>
@@ -4020,7 +4020,7 @@
               <w:rPr>
                 <w:noProof/>
               </w:rPr>
-              <w:instrText xml:space="preserve"> PAGEREF _Toc241696320 \h </w:instrText>
+              <w:instrText xml:space="preserve"> PAGEREF _Toc241745192 \h </w:instrText>
             </w:r>
             <w:r>
               <w:rPr>
@@ -4062,7 +4062,7 @@
               <w14:ligatures w14:val="standardContextual"/>
             </w:rPr>
           </w:pPr>
-          <w:hyperlink w:anchor="_Toc241696321" w:history="1">
+          <w:hyperlink w:anchor="_Toc241745193" w:history="1">
             <w:r>
               <w:rPr>
                 <w:rStyle w:val="Hiperligao"/>
@@ -4086,7 +4086,7 @@
               <w:rPr>
                 <w:noProof/>
               </w:rPr>
-              <w:instrText xml:space="preserve"> PAGEREF _Toc241696321 \h </w:instrText>
+              <w:instrText xml:space="preserve"> PAGEREF _Toc241745193 \h </w:instrText>
             </w:r>
             <w:r>
               <w:rPr>
@@ -4128,7 +4128,7 @@
               <w14:ligatures w14:val="standardContextual"/>
             </w:rPr>
           </w:pPr>
-          <w:hyperlink w:anchor="_Toc241696322" w:history="1">
+          <w:hyperlink w:anchor="_Toc241745194" w:history="1">
             <w:r>
               <w:rPr>
                 <w:rStyle w:val="Hiperligao"/>
@@ -4152,7 +4152,7 @@
               <w:rPr>
                 <w:noProof/>
               </w:rPr>
-              <w:instrText xml:space="preserve"> PAGEREF _Toc241696322 \h </w:instrText>
+              <w:instrText xml:space="preserve"> PAGEREF _Toc241745194 \h </w:instrText>
             </w:r>
             <w:r>
               <w:rPr>
@@ -4194,7 +4194,7 @@
               <w14:ligatures w14:val="standardContextual"/>
             </w:rPr>
           </w:pPr>
-          <w:hyperlink w:anchor="_Toc241696323" w:history="1">
+          <w:hyperlink w:anchor="_Toc241745195" w:history="1">
             <w:r>
               <w:rPr>
                 <w:rStyle w:val="Hiperligao"/>
@@ -4218,7 +4218,7 @@
               <w:rPr>
                 <w:noProof/>
               </w:rPr>
-              <w:instrText xml:space="preserve"> PAGEREF _Toc241696323 \h </w:instrText>
+              <w:instrText xml:space="preserve"> PAGEREF _Toc241745195 \h </w:instrText>
             </w:r>
             <w:r>
               <w:rPr>
@@ -4266,7 +4266,7 @@
       <w:pPr>
         <w:pStyle w:val="Ttulo1"/>
       </w:pPr>
-      <w:bookmarkStart w:id="0" w:name="_Toc241696261"/>
+      <w:bookmarkStart w:id="0" w:name="_Toc241745133"/>
       <w:r>
         <w:lastRenderedPageBreak/>
         <w:t>A sua função num relance</w:t>
@@ -4347,7 +4347,7 @@
       <w:pPr>
         <w:pStyle w:val="Ttulo2"/>
       </w:pPr>
-      <w:bookmarkStart w:id="1" w:name="_Toc241696262"/>
+      <w:bookmarkStart w:id="1" w:name="_Toc241745134"/>
       <w:r>
         <w:t>Pode / Não pode</w:t>
       </w:r>
@@ -5195,7 +5195,7 @@
       <w:pPr>
         <w:pStyle w:val="Ttulo2"/>
       </w:pPr>
-      <w:bookmarkStart w:id="2" w:name="_Toc241696263"/>
+      <w:bookmarkStart w:id="2" w:name="_Toc241745135"/>
       <w:r>
         <w:t>De onde vem o seu acesso</w:t>
       </w:r>
@@ -5306,7 +5306,7 @@
       <w:pPr>
         <w:pStyle w:val="Ttulo2"/>
       </w:pPr>
-      <w:bookmarkStart w:id="3" w:name="_Toc241696264"/>
+      <w:bookmarkStart w:id="3" w:name="_Toc241745136"/>
       <w:r>
         <w:t>Como iniciar sessão, alterar a palavra-passe e terminar sessão</w:t>
       </w:r>
@@ -5420,7 +5420,7 @@
           <w:noProof/>
         </w:rPr>
         <w:drawing>
-          <wp:inline distT="0" distB="0" distL="0" distR="0" wp14:anchorId="3C7505ED" wp14:editId="70712A5D">
+          <wp:inline distT="0" distB="0" distL="0" distR="0" wp14:anchorId="1B1C9172" wp14:editId="3204821B">
             <wp:extent cx="5715000" cy="3571875"/>
             <wp:effectExtent l="0" t="0" r="0" b="0"/>
             <wp:docPr id="40" name="01-login.png" descr="A página de início de sessão com Email, Palavra-passe, Manter sessão iniciada e o botão Iniciar sessão." title="A página de início de sessão com Email, Palavra-passe, Manter sessão iniciada e o botão Iniciar sessão."/>
@@ -5538,7 +5538,7 @@
           <w:noProof/>
         </w:rPr>
         <w:drawing>
-          <wp:inline distT="0" distB="0" distL="0" distR="0" wp14:anchorId="407326C0" wp14:editId="1CA25C0F">
+          <wp:inline distT="0" distB="0" distL="0" distR="0" wp14:anchorId="7200086B" wp14:editId="064FDD12">
             <wp:extent cx="5715000" cy="3571875"/>
             <wp:effectExtent l="0" t="0" r="0" b="0"/>
             <wp:docPr id="41" name="03-user-menu.png" descr="O menu da conta aberto, com Definições e Terminar sessão." title="O menu da conta aberto, com Definições e Terminar sessão."/>
@@ -5590,7 +5590,7 @@
       <w:pPr>
         <w:pStyle w:val="Ttulo2"/>
       </w:pPr>
-      <w:bookmarkStart w:id="4" w:name="_Toc241696265"/>
+      <w:bookmarkStart w:id="4" w:name="_Toc241745137"/>
       <w:r>
         <w:t>A barra lateral</w:t>
       </w:r>
@@ -6131,7 +6131,7 @@
         </w:rPr>
         <w:lastRenderedPageBreak/>
         <w:drawing>
-          <wp:inline distT="0" distB="0" distL="0" distR="0" wp14:anchorId="1BB269CB" wp14:editId="26914905">
+          <wp:inline distT="0" distB="0" distL="0" distR="0" wp14:anchorId="40E0BA1B" wp14:editId="08506AFD">
             <wp:extent cx="5715000" cy="5133975"/>
             <wp:effectExtent l="0" t="0" r="0" b="0"/>
             <wp:docPr id="42" name="01-dashboard-sidebar.png" descr="A barra lateral completa do administrador, incluindo Modelação de Dados e Migração." title="A barra lateral completa do administrador, incluindo Modelação de Dados e Migração."/>
@@ -6184,7 +6184,7 @@
         <w:pStyle w:val="Ttulo1"/>
         <w:pageBreakBefore/>
       </w:pPr>
-      <w:bookmarkStart w:id="5" w:name="_Toc241696266"/>
+      <w:bookmarkStart w:id="5" w:name="_Toc241745138"/>
       <w:r>
         <w:lastRenderedPageBreak/>
         <w:t>Definições</w:t>
@@ -6217,7 +6217,7 @@
           <w:noProof/>
         </w:rPr>
         <w:drawing>
-          <wp:inline distT="0" distB="0" distL="0" distR="0" wp14:anchorId="2EAB081A" wp14:editId="7262ABA1">
+          <wp:inline distT="0" distB="0" distL="0" distR="0" wp14:anchorId="102522D6" wp14:editId="7BB624AF">
             <wp:extent cx="5715000" cy="3571875"/>
             <wp:effectExtent l="0" t="0" r="0" b="0"/>
             <wp:docPr id="43" name="04-settings.png" descr="A página Definições com os cartões Idioma de exibição, Aparência e Paleta." title="A página Definições com os cartões Idioma de exibição, Aparência e Paleta."/>
@@ -7566,7 +7566,7 @@
         <w:pStyle w:val="Ttulo1"/>
         <w:pageBreakBefore/>
       </w:pPr>
-      <w:bookmarkStart w:id="6" w:name="_Toc241696267"/>
+      <w:bookmarkStart w:id="6" w:name="_Toc241745139"/>
       <w:r>
         <w:lastRenderedPageBreak/>
         <w:t>Painel</w:t>
@@ -7599,7 +7599,7 @@
           <w:noProof/>
         </w:rPr>
         <w:drawing>
-          <wp:inline distT="0" distB="0" distL="0" distR="0" wp14:anchorId="4E5F25B1" wp14:editId="3335C7DA">
+          <wp:inline distT="0" distB="0" distL="0" distR="0" wp14:anchorId="15AA4F94" wp14:editId="41BB99F0">
             <wp:extent cx="5715000" cy="5133975"/>
             <wp:effectExtent l="0" t="0" r="0" b="0"/>
             <wp:docPr id="44" name="01-dashboard-sidebar.png" descr="O painel do administrador com os cartões de resumo e a lista Mapas Recentes." title="O painel do administrador com os cartões de resumo e a lista Mapas Recentes."/>
@@ -8108,7 +8108,7 @@
         <w:pStyle w:val="Ttulo1"/>
         <w:pageBreakBefore/>
       </w:pPr>
-      <w:bookmarkStart w:id="7" w:name="_Toc241696268"/>
+      <w:bookmarkStart w:id="7" w:name="_Toc241745140"/>
       <w:r>
         <w:lastRenderedPageBreak/>
         <w:t>Mapas</w:t>
@@ -8138,7 +8138,7 @@
           <w:noProof/>
         </w:rPr>
         <w:drawing>
-          <wp:inline distT="0" distB="0" distL="0" distR="0" wp14:anchorId="3140B3CA" wp14:editId="1A3E0BB3">
+          <wp:inline distT="0" distB="0" distL="0" distR="0" wp14:anchorId="550D565E" wp14:editId="7BB7273E">
             <wp:extent cx="5715000" cy="3429000"/>
             <wp:effectExtent l="0" t="0" r="0" b="0"/>
             <wp:docPr id="45" name="02-maps-all.png" descr="A lista de Mapas, separador Todos, com todos os ícones de linha e a secção Pastas de trabalho por cima." title="A lista de Mapas, separador Todos, com todos os ícones de linha e a secção Pastas de trabalho por cima."/>
@@ -8190,7 +8190,7 @@
       <w:pPr>
         <w:pStyle w:val="Ttulo2"/>
       </w:pPr>
-      <w:bookmarkStart w:id="8" w:name="_Toc241696269"/>
+      <w:bookmarkStart w:id="8" w:name="_Toc241745141"/>
       <w:r>
         <w:t>A lista</w:t>
       </w:r>
@@ -9394,7 +9394,7 @@
       <w:pPr>
         <w:pStyle w:val="Ttulo2"/>
       </w:pPr>
-      <w:bookmarkStart w:id="9" w:name="_Toc241696270"/>
+      <w:bookmarkStart w:id="9" w:name="_Toc241745142"/>
       <w:r>
         <w:t>Livros</w:t>
       </w:r>
@@ -9808,7 +9808,7 @@
       <w:pPr>
         <w:pStyle w:val="Ttulo2"/>
       </w:pPr>
-      <w:bookmarkStart w:id="10" w:name="_Toc241696271"/>
+      <w:bookmarkStart w:id="10" w:name="_Toc241745143"/>
       <w:r>
         <w:lastRenderedPageBreak/>
         <w:t>Partilhar um mapa</w:t>
@@ -9831,7 +9831,7 @@
           <w:noProof/>
         </w:rPr>
         <w:drawing>
-          <wp:inline distT="0" distB="0" distL="0" distR="0" wp14:anchorId="59539829" wp14:editId="77013754">
+          <wp:inline distT="0" distB="0" distL="0" distR="0" wp14:anchorId="3C696039" wp14:editId="319D375C">
             <wp:extent cx="3743325" cy="3895725"/>
             <wp:effectExtent l="0" t="0" r="0" b="0"/>
             <wp:docPr id="46" name="03-share-dialog.png" descr="A caixa de diálogo Partilhar mapa com uma caixa de pesquisa e os botões Pode ver, Pode exportar e Pode editar." title="A caixa de diálogo Partilhar mapa com uma caixa de pesquisa e os botões Pode ver, Pode exportar e Pode editar."/>
@@ -10309,7 +10309,7 @@
       <w:pPr>
         <w:pStyle w:val="Ttulo2"/>
       </w:pPr>
-      <w:bookmarkStart w:id="11" w:name="_Toc241696272"/>
+      <w:bookmarkStart w:id="11" w:name="_Toc241745144"/>
       <w:r>
         <w:t>Partilhar um livro inteiro</w:t>
       </w:r>
@@ -10364,7 +10364,7 @@
       <w:pPr>
         <w:pStyle w:val="Ttulo2"/>
       </w:pPr>
-      <w:bookmarkStart w:id="12" w:name="_Toc241696273"/>
+      <w:bookmarkStart w:id="12" w:name="_Toc241745145"/>
       <w:r>
         <w:t>Copiar um mapa</w:t>
       </w:r>
@@ -10379,7 +10379,7 @@
       <w:pPr>
         <w:pStyle w:val="Ttulo2"/>
       </w:pPr>
-      <w:bookmarkStart w:id="13" w:name="_Toc241696274"/>
+      <w:bookmarkStart w:id="13" w:name="_Toc241745146"/>
       <w:r>
         <w:t>Exemplo: dar acesso de leitura a um colega</w:t>
       </w:r>
@@ -10510,7 +10510,7 @@
         <w:pStyle w:val="Ttulo1"/>
         <w:pageBreakBefore/>
       </w:pPr>
-      <w:bookmarkStart w:id="14" w:name="_Toc241696275"/>
+      <w:bookmarkStart w:id="14" w:name="_Toc241745147"/>
       <w:r>
         <w:lastRenderedPageBreak/>
         <w:t>Construtor de mapas</w:t>
@@ -10543,7 +10543,7 @@
           <w:noProof/>
         </w:rPr>
         <w:drawing>
-          <wp:inline distT="0" distB="0" distL="0" distR="0" wp14:anchorId="04B49AF0" wp14:editId="1FA8A1C3">
+          <wp:inline distT="0" distB="0" distL="0" distR="0" wp14:anchorId="7761974A" wp14:editId="75F5EE09">
             <wp:extent cx="5715000" cy="3571875"/>
             <wp:effectExtent l="0" t="0" r="0" b="0"/>
             <wp:docPr id="47" name="05-builder-overview.png" descr="O construtor de mapas com a árvore Áreas de Negócio, a área de Colunas e o painel Propriedades." title="O construtor de mapas com a árvore Áreas de Negócio, a área de Colunas e o painel Propriedades."/>
@@ -10595,7 +10595,7 @@
       <w:pPr>
         <w:pStyle w:val="Ttulo2"/>
       </w:pPr>
-      <w:bookmarkStart w:id="15" w:name="_Toc241696276"/>
+      <w:bookmarkStart w:id="15" w:name="_Toc241745148"/>
       <w:r>
         <w:t>O ecrã</w:t>
       </w:r>
@@ -10755,7 +10755,7 @@
       <w:pPr>
         <w:pStyle w:val="Ttulo2"/>
       </w:pPr>
-      <w:bookmarkStart w:id="16" w:name="_Toc241696277"/>
+      <w:bookmarkStart w:id="16" w:name="_Toc241745149"/>
       <w:r>
         <w:t>A barra de ferramentas</w:t>
       </w:r>
@@ -11971,7 +11971,7 @@
       <w:pPr>
         <w:pStyle w:val="Ttulo2"/>
       </w:pPr>
-      <w:bookmarkStart w:id="17" w:name="_Toc241696278"/>
+      <w:bookmarkStart w:id="17" w:name="_Toc241745150"/>
       <w:r>
         <w:t>Construir um mapa</w:t>
       </w:r>
@@ -12179,7 +12179,7 @@
       <w:pPr>
         <w:pStyle w:val="Ttulo2"/>
       </w:pPr>
-      <w:bookmarkStart w:id="18" w:name="_Toc241696279"/>
+      <w:bookmarkStart w:id="18" w:name="_Toc241745151"/>
       <w:r>
         <w:t>Configurar uma coluna</w:t>
       </w:r>
@@ -14990,7 +14990,7 @@
         </w:rPr>
         <w:lastRenderedPageBreak/>
         <w:drawing>
-          <wp:inline distT="0" distB="0" distL="0" distR="0" wp14:anchorId="23526EA3" wp14:editId="2C6B30EB">
+          <wp:inline distT="0" distB="0" distL="0" distR="0" wp14:anchorId="76B9CEB8" wp14:editId="513C67FF">
             <wp:extent cx="5715000" cy="3571875"/>
             <wp:effectExtent l="0" t="0" r="0" b="0"/>
             <wp:docPr id="48" name="08-builder-column-aggregation.png" descr="A caixa de diálogo Configurar coluna com a lista Agregação aberta." title="A caixa de diálogo Configurar coluna com a lista Agregação aberta."/>
@@ -15042,7 +15042,7 @@
       <w:pPr>
         <w:pStyle w:val="Ttulo2"/>
       </w:pPr>
-      <w:bookmarkStart w:id="19" w:name="_Toc241696280"/>
+      <w:bookmarkStart w:id="19" w:name="_Toc241745152"/>
       <w:r>
         <w:t>O separador Propriedades</w:t>
       </w:r>
@@ -15889,7 +15889,7 @@
       <w:pPr>
         <w:pStyle w:val="Ttulo2"/>
       </w:pPr>
-      <w:bookmarkStart w:id="20" w:name="_Toc241696281"/>
+      <w:bookmarkStart w:id="20" w:name="_Toc241745153"/>
       <w:r>
         <w:t>O separador Condições</w:t>
       </w:r>
@@ -17431,7 +17431,7 @@
       <w:pPr>
         <w:pStyle w:val="Ttulo2"/>
       </w:pPr>
-      <w:bookmarkStart w:id="21" w:name="_Toc241696282"/>
+      <w:bookmarkStart w:id="21" w:name="_Toc241745154"/>
       <w:r>
         <w:t>O separador Ordenação</w:t>
       </w:r>
@@ -17877,7 +17877,7 @@
       <w:pPr>
         <w:pStyle w:val="Ttulo2"/>
       </w:pPr>
-      <w:bookmarkStart w:id="22" w:name="_Toc241696283"/>
+      <w:bookmarkStart w:id="22" w:name="_Toc241745155"/>
       <w:r>
         <w:t>O separador Parâmetros</w:t>
       </w:r>
@@ -18787,7 +18787,7 @@
       <w:pPr>
         <w:pStyle w:val="Ttulo2"/>
       </w:pPr>
-      <w:bookmarkStart w:id="23" w:name="_Toc241696284"/>
+      <w:bookmarkStart w:id="23" w:name="_Toc241745156"/>
       <w:r>
         <w:t>O separador Campos Calculados</w:t>
       </w:r>
@@ -19686,7 +19686,7 @@
       <w:pPr>
         <w:pStyle w:val="Ttulo2"/>
       </w:pPr>
-      <w:bookmarkStart w:id="24" w:name="_Toc241696285"/>
+      <w:bookmarkStart w:id="24" w:name="_Toc241745157"/>
       <w:r>
         <w:t>Formatação condicional</w:t>
       </w:r>
@@ -21080,7 +21080,7 @@
       <w:pPr>
         <w:pStyle w:val="Ttulo2"/>
       </w:pPr>
-      <w:bookmarkStart w:id="25" w:name="_Toc241696286"/>
+      <w:bookmarkStart w:id="25" w:name="_Toc241745158"/>
       <w:r>
         <w:t>Executar um mapa e ler o resultado</w:t>
       </w:r>
@@ -22152,7 +22152,7 @@
           <w:noProof/>
         </w:rPr>
         <w:drawing>
-          <wp:inline distT="0" distB="0" distL="0" distR="0" wp14:anchorId="274068B6" wp14:editId="6CFDD093">
+          <wp:inline distT="0" distB="0" distL="0" distR="0" wp14:anchorId="156E84EB" wp14:editId="4BEDF8B2">
             <wp:extent cx="5715000" cy="3571875"/>
             <wp:effectExtent l="0" t="0" r="0" b="0"/>
             <wp:docPr id="49" name="03-viewer-results.png" descr="Os resultados da execução com os botões SQL e Plano junto aos botões Excel, CSV e PDF." title="Os resultados da execução com os botões SQL e Plano junto aos botões Excel, CSV e PDF."/>
@@ -22219,7 +22219,7 @@
       <w:pPr>
         <w:pStyle w:val="Ttulo2"/>
       </w:pPr>
-      <w:bookmarkStart w:id="26" w:name="_Toc241696287"/>
+      <w:bookmarkStart w:id="26" w:name="_Toc241745159"/>
       <w:r>
         <w:t>Recusas e erros</w:t>
       </w:r>
@@ -22858,7 +22858,7 @@
         <w:pStyle w:val="Ttulo1"/>
         <w:pageBreakBefore/>
       </w:pPr>
-      <w:bookmarkStart w:id="27" w:name="_Toc241696288"/>
+      <w:bookmarkStart w:id="27" w:name="_Toc241745160"/>
       <w:r>
         <w:lastRenderedPageBreak/>
         <w:t>O visualizador de mapas</w:t>
@@ -22891,7 +22891,7 @@
           <w:noProof/>
         </w:rPr>
         <w:drawing>
-          <wp:inline distT="0" distB="0" distL="0" distR="0" wp14:anchorId="60379C06" wp14:editId="50697F80">
+          <wp:inline distT="0" distB="0" distL="0" distR="0" wp14:anchorId="036AAFE4" wp14:editId="2EEA6E88">
             <wp:extent cx="5715000" cy="3571875"/>
             <wp:effectExtent l="0" t="0" r="0" b="0"/>
             <wp:docPr id="50" name="25-viewer-results.png" descr="O visualizador de mapas depois de uma execução concluída, com a grelha de resultados e os botões de exportação." title="O visualizador de mapas depois de uma execução concluída, com a grelha de resultados e os botões de exportação."/>
@@ -23496,7 +23496,7 @@
         <w:pStyle w:val="Ttulo1"/>
         <w:pageBreakBefore/>
       </w:pPr>
-      <w:bookmarkStart w:id="28" w:name="_Toc241696289"/>
+      <w:bookmarkStart w:id="28" w:name="_Toc241745161"/>
       <w:r>
         <w:lastRenderedPageBreak/>
         <w:t>Execuções</w:t>
@@ -23526,7 +23526,7 @@
           <w:noProof/>
         </w:rPr>
         <w:drawing>
-          <wp:inline distT="0" distB="0" distL="0" distR="0" wp14:anchorId="7A4D2BDC" wp14:editId="7D98995E">
+          <wp:inline distT="0" distB="0" distL="0" distR="0" wp14:anchorId="729F33CA" wp14:editId="6092CB29">
             <wp:extent cx="5715000" cy="3571875"/>
             <wp:effectExtent l="0" t="0" r="0" b="0"/>
             <wp:docPr id="51" name="04-runs-every-user.png" descr="A página Execuções com as execuções de todos os utilizadores." title="A página Execuções com as execuções de todos os utilizadores."/>
@@ -24856,7 +24856,7 @@
         <w:pStyle w:val="Ttulo1"/>
         <w:pageBreakBefore/>
       </w:pPr>
-      <w:bookmarkStart w:id="29" w:name="_Toc241696290"/>
+      <w:bookmarkStart w:id="29" w:name="_Toc241745162"/>
       <w:r>
         <w:lastRenderedPageBreak/>
         <w:t>Exportações</w:t>
@@ -24886,7 +24886,7 @@
           <w:noProof/>
         </w:rPr>
         <w:drawing>
-          <wp:inline distT="0" distB="0" distL="0" distR="0" wp14:anchorId="6240B47D" wp14:editId="67591DAA">
+          <wp:inline distT="0" distB="0" distL="0" distR="0" wp14:anchorId="7A88CA9E" wp14:editId="6CD210B9">
             <wp:extent cx="5715000" cy="3571875"/>
             <wp:effectExtent l="0" t="0" r="0" b="0"/>
             <wp:docPr id="52" name="05-exports.png" descr="A página Exportações com a lista de exportações, o respetivo estado e os botões de transferir." title="A página Exportações com a lista de exportações, o respetivo estado e os botões de transferir."/>
@@ -25567,7 +25567,7 @@
         <w:pStyle w:val="Ttulo1"/>
         <w:pageBreakBefore/>
       </w:pPr>
-      <w:bookmarkStart w:id="30" w:name="_Toc241696291"/>
+      <w:bookmarkStart w:id="30" w:name="_Toc241745163"/>
       <w:r>
         <w:lastRenderedPageBreak/>
         <w:t>Agendamentos</w:t>
@@ -25600,7 +25600,7 @@
           <w:noProof/>
         </w:rPr>
         <w:drawing>
-          <wp:inline distT="0" distB="0" distL="0" distR="0" wp14:anchorId="60D3DF11" wp14:editId="3B2186FD">
+          <wp:inline distT="0" distB="0" distL="0" distR="0" wp14:anchorId="51D876D4" wp14:editId="785372F6">
             <wp:extent cx="5715000" cy="3571875"/>
             <wp:effectExtent l="0" t="0" r="0" b="0"/>
             <wp:docPr id="53" name="38-schedules-list.png" descr="A página Agendamentos com um agendamento em pausa e os respetivos ícones de ação." title="A página Agendamentos com um agendamento em pausa e os respetivos ícones de ação."/>
@@ -26315,7 +26315,7 @@
       <w:pPr>
         <w:pStyle w:val="Ttulo2"/>
       </w:pPr>
-      <w:bookmarkStart w:id="31" w:name="_Toc241696292"/>
+      <w:bookmarkStart w:id="31" w:name="_Toc241745164"/>
       <w:r>
         <w:t>Novo Agendamento e Editar Agendamento</w:t>
       </w:r>
@@ -27756,7 +27756,7 @@
           <w:noProof/>
         </w:rPr>
         <w:drawing>
-          <wp:inline distT="0" distB="0" distL="0" distR="0" wp14:anchorId="10445C66" wp14:editId="29996948">
+          <wp:inline distT="0" distB="0" distL="0" distR="0" wp14:anchorId="346E404D" wp14:editId="04A5AA69">
             <wp:extent cx="3743325" cy="4676775"/>
             <wp:effectExtent l="0" t="0" r="0" b="0"/>
             <wp:docPr id="54" name="34-schedule-custom-cron.png" descr="A caixa de diálogo Novo Agendamento com uma frequência personalizada e o campo Expressão cron." title="A caixa de diálogo Novo Agendamento com uma frequência personalizada e o campo Expressão cron."/>
@@ -27808,7 +27808,7 @@
       <w:pPr>
         <w:pStyle w:val="Ttulo2"/>
       </w:pPr>
-      <w:bookmarkStart w:id="32" w:name="_Toc241696293"/>
+      <w:bookmarkStart w:id="32" w:name="_Toc241745165"/>
       <w:r>
         <w:t>Histórico de Execuções</w:t>
       </w:r>
@@ -28257,7 +28257,7 @@
       <w:pPr>
         <w:pStyle w:val="Ttulo2"/>
       </w:pPr>
-      <w:bookmarkStart w:id="33" w:name="_Toc241696294"/>
+      <w:bookmarkStart w:id="33" w:name="_Toc241745166"/>
       <w:r>
         <w:lastRenderedPageBreak/>
         <w:t>Exemplo: um resultado semanal</w:t>
@@ -28463,7 +28463,7 @@
         <w:pStyle w:val="Ttulo1"/>
         <w:pageBreakBefore/>
       </w:pPr>
-      <w:bookmarkStart w:id="34" w:name="_Toc241696295"/>
+      <w:bookmarkStart w:id="34" w:name="_Toc241745167"/>
       <w:r>
         <w:lastRenderedPageBreak/>
         <w:t>Áreas de Negócio</w:t>
@@ -28496,7 +28496,7 @@
           <w:noProof/>
         </w:rPr>
         <w:drawing>
-          <wp:inline distT="0" distB="0" distL="0" distR="0" wp14:anchorId="7D68B9C8" wp14:editId="35AC2A90">
+          <wp:inline distT="0" distB="0" distL="0" distR="0" wp14:anchorId="628728DA" wp14:editId="76372190">
             <wp:extent cx="5715000" cy="3571875"/>
             <wp:effectExtent l="0" t="0" r="0" b="0"/>
             <wp:docPr id="55" name="06-business-areas.png" descr="A página Áreas de Negócio com a lista de áreas, o botão Nova Área de Negócio e os ícones de linha." title="A página Áreas de Negócio com a lista de áreas, o botão Nova Área de Negócio e os ícones de linha."/>
@@ -29010,7 +29010,7 @@
         </w:rPr>
         <w:lastRenderedPageBreak/>
         <w:drawing>
-          <wp:inline distT="0" distB="0" distL="0" distR="0" wp14:anchorId="28E9A85C" wp14:editId="26ECA74B">
+          <wp:inline distT="0" distB="0" distL="0" distR="0" wp14:anchorId="3C0F8082" wp14:editId="39C1C3FC">
             <wp:extent cx="3324225" cy="2047875"/>
             <wp:effectExtent l="0" t="0" r="0" b="0"/>
             <wp:docPr id="56" name="07-business-areas-new.png" descr="A caixa de diálogo Nova Área de Negócio com os campos Nome e Descrição." title="A caixa de diálogo Nova Área de Negócio com os campos Nome e Descrição."/>
@@ -29062,7 +29062,7 @@
       <w:pPr>
         <w:pStyle w:val="Ttulo2"/>
       </w:pPr>
-      <w:bookmarkStart w:id="35" w:name="_Toc241696296"/>
+      <w:bookmarkStart w:id="35" w:name="_Toc241745168"/>
       <w:r>
         <w:t>Criar uma área de negócio</w:t>
       </w:r>
@@ -29166,7 +29166,7 @@
       <w:pPr>
         <w:pStyle w:val="Ttulo2"/>
       </w:pPr>
-      <w:bookmarkStart w:id="36" w:name="_Toc241696297"/>
+      <w:bookmarkStart w:id="36" w:name="_Toc241745169"/>
       <w:r>
         <w:t>Permissões</w:t>
       </w:r>
@@ -29198,7 +29198,7 @@
           <w:noProof/>
         </w:rPr>
         <w:drawing>
-          <wp:inline distT="0" distB="0" distL="0" distR="0" wp14:anchorId="5FDAA1DD" wp14:editId="61808F46">
+          <wp:inline distT="0" distB="0" distL="0" distR="0" wp14:anchorId="59885C55" wp14:editId="5F4B1526">
             <wp:extent cx="5715000" cy="3571875"/>
             <wp:effectExtent l="0" t="0" r="0" b="0"/>
             <wp:docPr id="57" name="09-business-areas-grants-permission.png" descr="A caixa de diálogo Gerir concessões com a lista Permissão aberta." title="A caixa de diálogo Gerir concessões com a lista Permissão aberta."/>
@@ -30455,7 +30455,7 @@
         <w:pStyle w:val="Ttulo1"/>
         <w:pageBreakBefore/>
       </w:pPr>
-      <w:bookmarkStart w:id="37" w:name="_Toc241696298"/>
+      <w:bookmarkStart w:id="37" w:name="_Toc241745170"/>
       <w:r>
         <w:lastRenderedPageBreak/>
         <w:t>Pastas</w:t>
@@ -30518,7 +30518,7 @@
           <w:noProof/>
         </w:rPr>
         <w:drawing>
-          <wp:inline distT="0" distB="0" distL="0" distR="0" wp14:anchorId="1C05512A" wp14:editId="13077ED8">
+          <wp:inline distT="0" distB="0" distL="0" distR="0" wp14:anchorId="5E773EB3" wp14:editId="1FAD4873">
             <wp:extent cx="5715000" cy="3571875"/>
             <wp:effectExtent l="0" t="0" r="0" b="0"/>
             <wp:docPr id="58" name="11-folders.png" descr="A página Pastas com uma área de negócio escolhida, com a tabela de pastas e os ícones de linha." title="A página Pastas com uma área de negócio escolhida, com a tabela de pastas e os ícones de linha."/>
@@ -31300,7 +31300,7 @@
       <w:pPr>
         <w:pStyle w:val="Ttulo2"/>
       </w:pPr>
-      <w:bookmarkStart w:id="38" w:name="_Toc241696299"/>
+      <w:bookmarkStart w:id="38" w:name="_Toc241745171"/>
       <w:r>
         <w:t>O assistente de pastas</w:t>
       </w:r>
@@ -32729,7 +32729,7 @@
           <w:noProof/>
         </w:rPr>
         <w:drawing>
-          <wp:inline distT="0" distB="0" distL="0" distR="0" wp14:anchorId="2199DBFE" wp14:editId="2699699B">
+          <wp:inline distT="0" distB="0" distL="0" distR="0" wp14:anchorId="55C11B13" wp14:editId="6C3883B0">
             <wp:extent cx="2238375" cy="5905500"/>
             <wp:effectExtent l="0" t="0" r="0" b="0"/>
             <wp:docPr id="59" name="15-folders-picked.png" descr="A caixa de diálogo Nova Pasta com uma tabela escolhida e a lista Itens a criar." title="A caixa de diálogo Nova Pasta com uma tabela escolhida e a lista Itens a criar."/>
@@ -32917,7 +32917,7 @@
       <w:pPr>
         <w:pStyle w:val="Ttulo2"/>
       </w:pPr>
-      <w:bookmarkStart w:id="39" w:name="_Toc241696300"/>
+      <w:bookmarkStart w:id="39" w:name="_Toc241745172"/>
       <w:r>
         <w:t>Partilhar uma pasta com outra área de negócio</w:t>
       </w:r>
@@ -33026,7 +33026,7 @@
           <w:noProof/>
         </w:rPr>
         <w:drawing>
-          <wp:inline distT="0" distB="0" distL="0" distR="0" wp14:anchorId="667519FA" wp14:editId="35726E47">
+          <wp:inline distT="0" distB="0" distL="0" distR="0" wp14:anchorId="4F20E455" wp14:editId="3BE47236">
             <wp:extent cx="3324225" cy="1638300"/>
             <wp:effectExtent l="0" t="0" r="0" b="0"/>
             <wp:docPr id="60" name="16-folders-sharing.png" descr="A caixa de diálogo de partilha da pasta com a etiqueta do proprietário e a lista Partilhar com." title="A caixa de diálogo de partilha da pasta com a etiqueta do proprietário e a lista Partilhar com."/>
@@ -33079,7 +33079,7 @@
         <w:pStyle w:val="Ttulo1"/>
         <w:pageBreakBefore/>
       </w:pPr>
-      <w:bookmarkStart w:id="40" w:name="_Toc241696301"/>
+      <w:bookmarkStart w:id="40" w:name="_Toc241745173"/>
       <w:r>
         <w:lastRenderedPageBreak/>
         <w:t>Itens</w:t>
@@ -33132,7 +33132,7 @@
           <w:noProof/>
         </w:rPr>
         <w:drawing>
-          <wp:inline distT="0" distB="0" distL="0" distR="0" wp14:anchorId="01FD6733" wp14:editId="716CB4FD">
+          <wp:inline distT="0" distB="0" distL="0" distR="0" wp14:anchorId="45FE5995" wp14:editId="49BF8C69">
             <wp:extent cx="5715000" cy="3571875"/>
             <wp:effectExtent l="0" t="0" r="0" b="0"/>
             <wp:docPr id="61" name="17-items.png" descr="A página Itens para uma pasta escolhida, com as colunas Tipo, Coluna, Tipo de Dados e Agregação." title="A página Itens para uma pasta escolhida, com as colunas Tipo, Coluna, Tipo de Dados e Agregação."/>
@@ -35071,7 +35071,7 @@
         </w:rPr>
         <w:lastRenderedPageBreak/>
         <w:drawing>
-          <wp:inline distT="0" distB="0" distL="0" distR="0" wp14:anchorId="72684738" wp14:editId="2581231C">
+          <wp:inline distT="0" distB="0" distL="0" distR="0" wp14:anchorId="547A6578" wp14:editId="769397D0">
             <wp:extent cx="5715000" cy="3571875"/>
             <wp:effectExtent l="0" t="0" r="0" b="0"/>
             <wp:docPr id="62" name="19-items-type-open.png" descr="A caixa de diálogo Novo Item com a lista Tipo de Item aberta, a mostrar os tipos de item." title="A caixa de diálogo Novo Item com a lista Tipo de Item aberta, a mostrar os tipos de item."/>
@@ -35124,7 +35124,7 @@
         <w:pStyle w:val="Ttulo1"/>
         <w:pageBreakBefore/>
       </w:pPr>
-      <w:bookmarkStart w:id="41" w:name="_Toc241696302"/>
+      <w:bookmarkStart w:id="41" w:name="_Toc241745174"/>
       <w:r>
         <w:lastRenderedPageBreak/>
         <w:t>Junções</w:t>
@@ -35157,7 +35157,7 @@
           <w:noProof/>
         </w:rPr>
         <w:drawing>
-          <wp:inline distT="0" distB="0" distL="0" distR="0" wp14:anchorId="662CB512" wp14:editId="5C2B73D1">
+          <wp:inline distT="0" distB="0" distL="0" distR="0" wp14:anchorId="173403FF" wp14:editId="418A03CF">
             <wp:extent cx="5715000" cy="3571875"/>
             <wp:effectExtent l="0" t="0" r="0" b="0"/>
             <wp:docPr id="63" name="20-joins.png" descr="A página Junções, incluindo junções feitas de vários pares de colunas." title="A página Junções, incluindo junções feitas de vários pares de colunas."/>
@@ -36812,7 +36812,7 @@
           <w:noProof/>
         </w:rPr>
         <w:drawing>
-          <wp:inline distT="0" distB="0" distL="0" distR="0" wp14:anchorId="0A06F192" wp14:editId="476E1CF2">
+          <wp:inline distT="0" distB="0" distL="0" distR="0" wp14:anchorId="66C1028D" wp14:editId="158BB9B6">
             <wp:extent cx="5715000" cy="3571875"/>
             <wp:effectExtent l="0" t="0" r="0" b="0"/>
             <wp:docPr id="64" name="23-joins-select-open.png" descr="A caixa de diálogo Nova Junção com uma lista de seleção aberta." title="A caixa de diálogo Nova Junção com uma lista de seleção aberta."/>
@@ -36983,7 +36983,7 @@
         <w:pStyle w:val="Ttulo1"/>
         <w:pageBreakBefore/>
       </w:pPr>
-      <w:bookmarkStart w:id="42" w:name="_Toc241696303"/>
+      <w:bookmarkStart w:id="42" w:name="_Toc241745175"/>
       <w:r>
         <w:lastRenderedPageBreak/>
         <w:t>Hierarquias</w:t>
@@ -37016,7 +37016,7 @@
           <w:noProof/>
         </w:rPr>
         <w:drawing>
-          <wp:inline distT="0" distB="0" distL="0" distR="0" wp14:anchorId="66593E83" wp14:editId="08C01630">
+          <wp:inline distT="0" distB="0" distL="0" distR="0" wp14:anchorId="2C603078" wp14:editId="01302BA9">
             <wp:extent cx="5715000" cy="3571875"/>
             <wp:effectExtent l="0" t="0" r="0" b="0"/>
             <wp:docPr id="65" name="24-hierarchies.png" descr="A página Hierarquias com a tabela a mostrar o número de níveis." title="A página Hierarquias com a tabela a mostrar o número de níveis."/>
@@ -38076,7 +38076,7 @@
           <w:noProof/>
         </w:rPr>
         <w:drawing>
-          <wp:inline distT="0" distB="0" distL="0" distR="0" wp14:anchorId="4C1FE6CF" wp14:editId="7EE675F4">
+          <wp:inline distT="0" distB="0" distL="0" distR="0" wp14:anchorId="3007B17C" wp14:editId="3230B9A4">
             <wp:extent cx="4362450" cy="2762250"/>
             <wp:effectExtent l="0" t="0" r="0" b="0"/>
             <wp:docPr id="66" name="26-hierarchies-level-added.png" descr="A caixa de diálogo Nova Hierarquia depois de adicionar um nível, com as listas de pasta e item." title="A caixa de diálogo Nova Hierarquia depois de adicionar um nível, com as listas de pasta e item."/>
@@ -38129,7 +38129,7 @@
         <w:pStyle w:val="Ttulo1"/>
         <w:pageBreakBefore/>
       </w:pPr>
-      <w:bookmarkStart w:id="43" w:name="_Toc241696304"/>
+      <w:bookmarkStart w:id="43" w:name="_Toc241745176"/>
       <w:r>
         <w:lastRenderedPageBreak/>
         <w:t>Funções Personalizadas</w:t>
@@ -38162,7 +38162,7 @@
           <w:noProof/>
         </w:rPr>
         <w:drawing>
-          <wp:inline distT="0" distB="0" distL="0" distR="0" wp14:anchorId="6A47FAEA" wp14:editId="6671C4CA">
+          <wp:inline distT="0" distB="0" distL="0" distR="0" wp14:anchorId="124E9485" wp14:editId="6BA47C88">
             <wp:extent cx="5715000" cy="3571875"/>
             <wp:effectExtent l="0" t="0" r="0" b="0"/>
             <wp:docPr id="67" name="27-custom-functions.png" descr="A página Funções Personalizadas com a caixa de filtro, Atualizar tudo, Nova Função e a tabela de funções." title="A página Funções Personalizadas com a caixa de filtro, Atualizar tudo, Nova Função e a tabela de funções."/>
@@ -38886,7 +38886,7 @@
       <w:pPr>
         <w:pStyle w:val="Ttulo2"/>
       </w:pPr>
-      <w:bookmarkStart w:id="44" w:name="_Toc241696305"/>
+      <w:bookmarkStart w:id="44" w:name="_Toc241745177"/>
       <w:r>
         <w:t>O formulário da função</w:t>
       </w:r>
@@ -39856,7 +39856,7 @@
         </w:rPr>
         <w:lastRenderedPageBreak/>
         <w:drawing>
-          <wp:inline distT="0" distB="0" distL="0" distR="0" wp14:anchorId="359754CC" wp14:editId="099CE0AB">
+          <wp:inline distT="0" distB="0" distL="0" distR="0" wp14:anchorId="204A572B" wp14:editId="5EFEE21D">
             <wp:extent cx="4076700" cy="5905500"/>
             <wp:effectExtent l="0" t="0" r="0" b="0"/>
             <wp:docPr id="68" name="29-custom-functions-search-results.png" descr="A caixa de diálogo Nova Função Personalizada com as funções da base de dados que correspondem à pesquisa." title="A caixa de diálogo Nova Função Personalizada com as funções da base de dados que correspondem à pesquisa."/>
@@ -39909,7 +39909,7 @@
         <w:pStyle w:val="Ttulo1"/>
         <w:pageBreakBefore/>
       </w:pPr>
-      <w:bookmarkStart w:id="45" w:name="_Toc241696306"/>
+      <w:bookmarkStart w:id="45" w:name="_Toc241745178"/>
       <w:r>
         <w:lastRenderedPageBreak/>
         <w:t>Origens de Dados</w:t>
@@ -39942,7 +39942,7 @@
           <w:noProof/>
         </w:rPr>
         <w:drawing>
-          <wp:inline distT="0" distB="0" distL="0" distR="0" wp14:anchorId="6263A954" wp14:editId="2463F7F9">
+          <wp:inline distT="0" distB="0" distL="0" distR="0" wp14:anchorId="7335560A" wp14:editId="60329FDD">
             <wp:extent cx="5715000" cy="3571875"/>
             <wp:effectExtent l="0" t="0" r="0" b="0"/>
             <wp:docPr id="69" name="30-data-sources.png" descr="A página Origens de Dados com uma tabela de ligações e cinco ícones de linha." title="A página Origens de Dados com uma tabela de ligações e cinco ícones de linha."/>
@@ -41322,7 +41322,7 @@
       <w:pPr>
         <w:pStyle w:val="Ttulo2"/>
       </w:pPr>
-      <w:bookmarkStart w:id="46" w:name="_Toc241696307"/>
+      <w:bookmarkStart w:id="46" w:name="_Toc241745179"/>
       <w:r>
         <w:t>Importar tabelas</w:t>
       </w:r>
@@ -41484,7 +41484,7 @@
           <w:noProof/>
         </w:rPr>
         <w:drawing>
-          <wp:inline distT="0" distB="0" distL="0" distR="0" wp14:anchorId="2A2CD9FC" wp14:editId="15B359D0">
+          <wp:inline distT="0" distB="0" distL="0" distR="0" wp14:anchorId="112BC039" wp14:editId="567A0380">
             <wp:extent cx="3324225" cy="2286000"/>
             <wp:effectExtent l="0" t="0" r="0" b="0"/>
             <wp:docPr id="70" name="34-data-sources-import-dialog.png" descr="A caixa de diálogo Importar tabelas com o botão Descobrir Tabelas, antes de ser encontrada qualquer tabela." title="A caixa de diálogo Importar tabelas com o botão Descobrir Tabelas, antes de ser encontrada qualquer tabela."/>
@@ -41537,7 +41537,7 @@
         <w:pStyle w:val="Ttulo1"/>
         <w:pageBreakBefore/>
       </w:pPr>
-      <w:bookmarkStart w:id="47" w:name="_Toc241696308"/>
+      <w:bookmarkStart w:id="47" w:name="_Toc241745180"/>
       <w:r>
         <w:lastRenderedPageBreak/>
         <w:t>Utilizadores</w:t>
@@ -41567,7 +41567,7 @@
           <w:noProof/>
         </w:rPr>
         <w:drawing>
-          <wp:inline distT="0" distB="0" distL="0" distR="0" wp14:anchorId="1C893C0F" wp14:editId="57D1C777">
+          <wp:inline distT="0" distB="0" distL="0" distR="0" wp14:anchorId="21E53991" wp14:editId="71DE3103">
             <wp:extent cx="5715000" cy="3571875"/>
             <wp:effectExtent l="0" t="0" r="0" b="0"/>
             <wp:docPr id="71" name="35-users.png" descr="A página Utilizadores com os botões Ficheiro de credenciais e Novo Utilizador e os ícones de linha." title="A página Utilizadores com os botões Ficheiro de credenciais e Novo Utilizador e os ícones de linha."/>
@@ -42266,7 +42266,7 @@
       <w:pPr>
         <w:pStyle w:val="Ttulo2"/>
       </w:pPr>
-      <w:bookmarkStart w:id="48" w:name="_Toc241696309"/>
+      <w:bookmarkStart w:id="48" w:name="_Toc241745181"/>
       <w:r>
         <w:t>Criar ou alterar um utilizador</w:t>
       </w:r>
@@ -43103,7 +43103,7 @@
         </w:rPr>
         <w:lastRenderedPageBreak/>
         <w:drawing>
-          <wp:inline distT="0" distB="0" distL="0" distR="0" wp14:anchorId="25DE0D07" wp14:editId="52A6957E">
+          <wp:inline distT="0" distB="0" distL="0" distR="0" wp14:anchorId="740B28E9" wp14:editId="6B2D7757">
             <wp:extent cx="5715000" cy="3571875"/>
             <wp:effectExtent l="0" t="0" r="0" b="0"/>
             <wp:docPr id="72" name="37-users-role-open.png" descr="A caixa de diálogo Novo Utilizador com a lista Função aberta e cada função descrita." title="A caixa de diálogo Novo Utilizador com a lista Função aberta e cada função descrita."/>
@@ -43155,7 +43155,7 @@
       <w:pPr>
         <w:pStyle w:val="Ttulo2"/>
       </w:pPr>
-      <w:bookmarkStart w:id="49" w:name="_Toc241696310"/>
+      <w:bookmarkStart w:id="49" w:name="_Toc241745182"/>
       <w:r>
         <w:t>Desativar, ativar ou eliminar</w:t>
       </w:r>
@@ -43247,7 +43247,7 @@
           <w:noProof/>
         </w:rPr>
         <w:drawing>
-          <wp:inline distT="0" distB="0" distL="0" distR="0" wp14:anchorId="5BC1D558" wp14:editId="36227141">
+          <wp:inline distT="0" distB="0" distL="0" distR="0" wp14:anchorId="4A4838D2" wp14:editId="4FB89FA3">
             <wp:extent cx="3324225" cy="1076325"/>
             <wp:effectExtent l="0" t="0" r="0" b="0"/>
             <wp:docPr id="73" name="39-users-deactivate-dialog.png" descr="A caixa de diálogo de confirmação mostrada antes de desativar um utilizador." title="A caixa de diálogo de confirmação mostrada antes de desativar um utilizador."/>
@@ -43339,7 +43339,7 @@
       <w:pPr>
         <w:pStyle w:val="Ttulo2"/>
       </w:pPr>
-      <w:bookmarkStart w:id="50" w:name="_Toc241696311"/>
+      <w:bookmarkStart w:id="50" w:name="_Toc241745183"/>
       <w:r>
         <w:t>O ficheiro de credenciais</w:t>
       </w:r>
@@ -43364,7 +43364,7 @@
       <w:pPr>
         <w:pStyle w:val="Ttulo2"/>
       </w:pPr>
-      <w:bookmarkStart w:id="51" w:name="_Toc241696312"/>
+      <w:bookmarkStart w:id="51" w:name="_Toc241745184"/>
       <w:r>
         <w:lastRenderedPageBreak/>
         <w:t>Mapas que este utilizador pode abrir</w:t>
@@ -43407,7 +43407,7 @@
           <w:noProof/>
         </w:rPr>
         <w:drawing>
-          <wp:inline distT="0" distB="0" distL="0" distR="0" wp14:anchorId="625F8DBF" wp14:editId="06CDCF01">
+          <wp:inline distT="0" distB="0" distL="0" distR="0" wp14:anchorId="78D117C3" wp14:editId="08899518">
             <wp:extent cx="4362450" cy="2190750"/>
             <wp:effectExtent l="0" t="0" r="0" b="0"/>
             <wp:docPr id="74" name="41-users-maps-dialog.png" descr="A caixa de diálogo Mapas de um utilizador, com etiquetas de origem e listas de nível de partilha." title="A caixa de diálogo Mapas de um utilizador, com etiquetas de origem e listas de nível de partilha."/>
@@ -44349,7 +44349,7 @@
         <w:pStyle w:val="Ttulo1"/>
         <w:pageBreakBefore/>
       </w:pPr>
-      <w:bookmarkStart w:id="52" w:name="_Toc241696313"/>
+      <w:bookmarkStart w:id="52" w:name="_Toc241745185"/>
       <w:r>
         <w:lastRenderedPageBreak/>
         <w:t>Políticas de Segurança</w:t>
@@ -44412,7 +44412,7 @@
           <w:noProof/>
         </w:rPr>
         <w:drawing>
-          <wp:inline distT="0" distB="0" distL="0" distR="0" wp14:anchorId="208AFB15" wp14:editId="0ECF246E">
+          <wp:inline distT="0" distB="0" distL="0" distR="0" wp14:anchorId="212979EF" wp14:editId="4F3792DA">
             <wp:extent cx="5715000" cy="3571875"/>
             <wp:effectExtent l="0" t="0" r="0" b="0"/>
             <wp:docPr id="75" name="43-security.png" descr="A página Políticas de Segurança com os botões Testar e Nova Política." title="A página Políticas de Segurança com os botões Testar e Nova Política."/>
@@ -45029,7 +45029,7 @@
       <w:pPr>
         <w:pStyle w:val="Ttulo2"/>
       </w:pPr>
-      <w:bookmarkStart w:id="53" w:name="_Toc241696314"/>
+      <w:bookmarkStart w:id="53" w:name="_Toc241745186"/>
       <w:r>
         <w:lastRenderedPageBreak/>
         <w:t>Escrever uma política</w:t>
@@ -46085,7 +46085,7 @@
         </w:rPr>
         <w:lastRenderedPageBreak/>
         <w:drawing>
-          <wp:inline distT="0" distB="0" distL="0" distR="0" wp14:anchorId="3BB55499" wp14:editId="367B33BF">
+          <wp:inline distT="0" distB="0" distL="0" distR="0" wp14:anchorId="2209848C" wp14:editId="622EB00C">
             <wp:extent cx="3324225" cy="4676775"/>
             <wp:effectExtent l="0" t="0" r="0" b="0"/>
             <wp:docPr id="76" name="46-security-validate.png" descr="A caixa de diálogo Nova Política depois de clicar em Validar num predicado." title="A caixa de diálogo Nova Política depois de clicar em Validar num predicado."/>
@@ -46137,7 +46137,7 @@
       <w:pPr>
         <w:pStyle w:val="Ttulo2"/>
       </w:pPr>
-      <w:bookmarkStart w:id="54" w:name="_Toc241696315"/>
+      <w:bookmarkStart w:id="54" w:name="_Toc241745187"/>
       <w:r>
         <w:t>Atribuir uma política</w:t>
       </w:r>
@@ -46527,7 +46527,7 @@
       <w:pPr>
         <w:pStyle w:val="Ttulo2"/>
       </w:pPr>
-      <w:bookmarkStart w:id="55" w:name="_Toc241696316"/>
+      <w:bookmarkStart w:id="55" w:name="_Toc241745188"/>
       <w:r>
         <w:lastRenderedPageBreak/>
         <w:t>Testar uma política</w:t>
@@ -46602,7 +46602,7 @@
         <w:pStyle w:val="Ttulo1"/>
         <w:pageBreakBefore/>
       </w:pPr>
-      <w:bookmarkStart w:id="56" w:name="_Toc241696317"/>
+      <w:bookmarkStart w:id="56" w:name="_Toc241745189"/>
       <w:r>
         <w:lastRenderedPageBreak/>
         <w:t>Registo de Auditoria</w:t>
@@ -46635,7 +46635,7 @@
           <w:noProof/>
         </w:rPr>
         <w:drawing>
-          <wp:inline distT="0" distB="0" distL="0" distR="0" wp14:anchorId="2F7CE8C6" wp14:editId="65FACB38">
+          <wp:inline distT="0" distB="0" distL="0" distR="0" wp14:anchorId="34249740" wp14:editId="7ACB3263">
             <wp:extent cx="5715000" cy="3571875"/>
             <wp:effectExtent l="0" t="0" r="0" b="0"/>
             <wp:docPr id="77" name="47-audit.png" descr="A página Registo de Auditoria com o botão de exportação, os cartões de estatísticas, o gráfico diário e os filtros." title="A página Registo de Auditoria com o botão de exportação, os cartões de estatísticas, o gráfico diário e os filtros."/>
@@ -47496,7 +47496,7 @@
         <w:pStyle w:val="Ttulo1"/>
         <w:pageBreakBefore/>
       </w:pPr>
-      <w:bookmarkStart w:id="57" w:name="_Toc241696318"/>
+      <w:bookmarkStart w:id="57" w:name="_Toc241745190"/>
       <w:r>
         <w:lastRenderedPageBreak/>
         <w:t>Migração</w:t>
@@ -47579,7 +47579,7 @@
           <w:noProof/>
         </w:rPr>
         <w:drawing>
-          <wp:inline distT="0" distB="0" distL="0" distR="0" wp14:anchorId="615314A2" wp14:editId="4B4B7D44">
+          <wp:inline distT="0" distB="0" distL="0" distR="0" wp14:anchorId="6058EC62" wp14:editId="4E716582">
             <wp:extent cx="5715000" cy="3571875"/>
             <wp:effectExtent l="0" t="0" r="0" b="0"/>
             <wp:docPr id="78" name="50-migration.png" descr="A página Migração com o cartão da origem, os respetivos botões e o texto de ajuda." title="A página Migração com o cartão da origem, os respetivos botões e o texto de ajuda."/>
@@ -47656,7 +47656,7 @@
       <w:pPr>
         <w:pStyle w:val="Ttulo2"/>
       </w:pPr>
-      <w:bookmarkStart w:id="58" w:name="_Toc241696319"/>
+      <w:bookmarkStart w:id="58" w:name="_Toc241745191"/>
       <w:r>
         <w:t>Escolher a origem</w:t>
       </w:r>
@@ -48777,7 +48777,7 @@
       <w:pPr>
         <w:pStyle w:val="Ttulo2"/>
       </w:pPr>
-      <w:bookmarkStart w:id="59" w:name="_Toc241696320"/>
+      <w:bookmarkStart w:id="59" w:name="_Toc241745192"/>
       <w:r>
         <w:t>O que faz cada ação</w:t>
       </w:r>
@@ -49178,7 +49178,7 @@
       <w:pPr>
         <w:pStyle w:val="Ttulo2"/>
       </w:pPr>
-      <w:bookmarkStart w:id="60" w:name="_Toc241696321"/>
+      <w:bookmarkStart w:id="60" w:name="_Toc241745193"/>
       <w:r>
         <w:t>Fazer uma migração em segurança</w:t>
       </w:r>
@@ -49420,7 +49420,7 @@
         <w:pStyle w:val="Ttulo1"/>
         <w:pageBreakBefore/>
       </w:pPr>
-      <w:bookmarkStart w:id="61" w:name="_Toc241696322"/>
+      <w:bookmarkStart w:id="61" w:name="_Toc241745194"/>
       <w:r>
         <w:lastRenderedPageBreak/>
         <w:t>Perguntas frequentes</w:t>
@@ -49711,7 +49711,7 @@
       <w:pPr>
         <w:pStyle w:val="Ttulo2"/>
       </w:pPr>
-      <w:bookmarkStart w:id="62" w:name="_Toc241696323"/>
+      <w:bookmarkStart w:id="62" w:name="_Toc241745195"/>
       <w:r>
         <w:t>Glossário</w:t>
       </w:r>
@@ -51045,10 +51045,10 @@
 <file path=word/numbering.xml><?xml version="1.0" encoding="utf-8"?>
 <w:numbering xmlns:wpc="http://schemas.microsoft.com/office/word/2010/wordprocessingCanvas" xmlns:cx="http://schemas.microsoft.com/office/drawing/2014/chartex" xmlns:cx1="http://schemas.microsoft.com/office/drawing/2015/9/8/chartex" xmlns:cx2="http://schemas.microsoft.com/office/drawing/2015/10/21/chartex" xmlns:cx3="http://schemas.microsoft.com/office/drawing/2016/5/9/chartex" xmlns:cx4="http://schemas.microsoft.com/office/drawing/2016/5/10/chartex" xmlns:cx5="http://schemas.microsoft.com/office/drawing/2016/5/11/chartex" xmlns:cx6="http://schemas.microsoft.com/office/drawing/2016/5/12/chartex" xmlns:cx7="http://schemas.microsoft.com/office/drawing/2016/5/13/chartex" xmlns:cx8="http://schemas.microsoft.com/office/drawing/2016/5/14/chartex" xmlns:mc="http://schemas.openxmlformats.org/markup-compatibility/2006" xmlns:aink="http://schemas.microsoft.com/office/drawing/2016/ink" xmlns:am3d="http://schemas.microsoft.com/office/drawing/2017/model3d" xmlns:o="urn:schemas-microsoft-com:office:office" xmlns:oel="http://schemas.microsoft.com/office/2019/extlst" xmlns:r="http://schemas.openxmlformats.org/officeDocument/2006/relationships" xmlns:m="http://schemas.openxmlformats.org/officeDocument/2006/math" xmlns:v="urn:schemas-microsoft-com:vml" xmlns:wp14="http://schemas.microsoft.com/office/word/2010/wordprocessingDrawing" xmlns:wp="http://schemas.openxmlformats.org/drawingml/2006/wordprocessingDrawing" xmlns:w10="urn:schemas-microsoft-com:office:word" xmlns:w="http://schemas.openxmlformats.org/wordprocessingml/2006/main" xmlns:w14="http://schemas.microsoft.com/office/word/2010/wordml" xmlns:w15="http://schemas.microsoft.com/office/word/2012/wordml" xmlns:w16cex="http://schemas.microsoft.com/office/word/2018/wordml/cex" xmlns:w16cid="http://schemas.microsoft.com/office/word/2016/wordml/cid" xmlns:w16="http://schemas.microsoft.com/office/word/2018/wordml" xmlns:w16sdtdh="http://schemas.microsoft.com/office/word/2020/wordml/sdtdatahash" xmlns:w16se="http://schemas.microsoft.com/office/word/2015/wordml/symex" xmlns:wpg="http://schemas.microsoft.com/office/word/2010/wordprocessingGroup" xmlns:wpi="http://schemas.microsoft.com/office/word/2010/wordprocessingInk" xmlns:wne="http://schemas.microsoft.com/office/word/2006/wordml" xmlns:wps="http://schemas.microsoft.com/office/word/2010/wordprocessingShape" mc:Ignorable="w14 w15 w16se w16cid w16 w16cex w16sdtdh wp14">
   <w:abstractNum w:abstractNumId="0" w15:restartNumberingAfterBreak="0">
-    <w:nsid w:val="027A2E0E"/>
+    <w:nsid w:val="00766F03"/>
     <w:multiLevelType w:val="hybridMultilevel"/>
-    <w:tmpl w:val="FDCC2A3E"/>
-    <w:lvl w:ilvl="0" w:tplc="1452F634">
+    <w:tmpl w:val="0C662954"/>
+    <w:lvl w:ilvl="0" w:tplc="E21AB8F4">
       <w:start w:val="1"/>
       <w:numFmt w:val="decimal"/>
       <w:lvlText w:val="%1."/>
@@ -51057,7 +51057,7 @@
         <w:ind w:left="360" w:hanging="300"/>
       </w:pPr>
     </w:lvl>
-    <w:lvl w:ilvl="1" w:tplc="BEBA75C4" w:tentative="1">
+    <w:lvl w:ilvl="1" w:tplc="FF0048D6" w:tentative="1">
       <w:start w:val="1"/>
       <w:numFmt w:val="lowerLetter"/>
       <w:lvlText w:val="%2."/>
@@ -51066,47 +51066,47 @@
         <w:ind w:left="720" w:hanging="300"/>
       </w:pPr>
     </w:lvl>
-    <w:lvl w:ilvl="2" w:tplc="3BE29D3E">
+    <w:lvl w:ilvl="2" w:tplc="B1E412F8">
       <w:numFmt w:val="decimal"/>
       <w:lvlText w:val=""/>
       <w:lvlJc w:val="left"/>
     </w:lvl>
-    <w:lvl w:ilvl="3" w:tplc="F24E1E5A">
+    <w:lvl w:ilvl="3" w:tplc="FF52B9A4">
       <w:numFmt w:val="decimal"/>
       <w:lvlText w:val=""/>
       <w:lvlJc w:val="left"/>
     </w:lvl>
-    <w:lvl w:ilvl="4" w:tplc="B57A81E8">
+    <w:lvl w:ilvl="4" w:tplc="6890F628">
       <w:numFmt w:val="decimal"/>
       <w:lvlText w:val=""/>
       <w:lvlJc w:val="left"/>
     </w:lvl>
-    <w:lvl w:ilvl="5" w:tplc="10085EDA">
+    <w:lvl w:ilvl="5" w:tplc="2892F232">
       <w:numFmt w:val="decimal"/>
       <w:lvlText w:val=""/>
       <w:lvlJc w:val="left"/>
     </w:lvl>
-    <w:lvl w:ilvl="6" w:tplc="5956C82C">
+    <w:lvl w:ilvl="6" w:tplc="F9C0F6FE">
       <w:numFmt w:val="decimal"/>
       <w:lvlText w:val=""/>
       <w:lvlJc w:val="left"/>
     </w:lvl>
-    <w:lvl w:ilvl="7" w:tplc="CF7AFCD0">
+    <w:lvl w:ilvl="7" w:tplc="F6140180">
       <w:numFmt w:val="decimal"/>
       <w:lvlText w:val=""/>
       <w:lvlJc w:val="left"/>
     </w:lvl>
-    <w:lvl w:ilvl="8" w:tplc="4066E730">
+    <w:lvl w:ilvl="8" w:tplc="CF2663F8">
       <w:numFmt w:val="decimal"/>
       <w:lvlText w:val=""/>
       <w:lvlJc w:val="left"/>
     </w:lvl>
   </w:abstractNum>
   <w:abstractNum w:abstractNumId="1" w15:restartNumberingAfterBreak="0">
-    <w:nsid w:val="044B5005"/>
+    <w:nsid w:val="046A0762"/>
     <w:multiLevelType w:val="hybridMultilevel"/>
-    <w:tmpl w:val="2D92A11C"/>
-    <w:lvl w:ilvl="0" w:tplc="3D2E7B2C">
+    <w:tmpl w:val="B56A264A"/>
+    <w:lvl w:ilvl="0" w:tplc="5A4468FC">
       <w:start w:val="1"/>
       <w:numFmt w:val="decimal"/>
       <w:lvlText w:val="%1."/>
@@ -51115,7 +51115,7 @@
         <w:ind w:left="360" w:hanging="300"/>
       </w:pPr>
     </w:lvl>
-    <w:lvl w:ilvl="1" w:tplc="DA883B44" w:tentative="1">
+    <w:lvl w:ilvl="1" w:tplc="2AE86ACC" w:tentative="1">
       <w:start w:val="1"/>
       <w:numFmt w:val="lowerLetter"/>
       <w:lvlText w:val="%2."/>
@@ -51124,47 +51124,47 @@
         <w:ind w:left="720" w:hanging="300"/>
       </w:pPr>
     </w:lvl>
-    <w:lvl w:ilvl="2" w:tplc="1CAC6FA8">
+    <w:lvl w:ilvl="2" w:tplc="9F44A194">
       <w:numFmt w:val="decimal"/>
       <w:lvlText w:val=""/>
       <w:lvlJc w:val="left"/>
     </w:lvl>
-    <w:lvl w:ilvl="3" w:tplc="DD4C2DB2">
+    <w:lvl w:ilvl="3" w:tplc="11626246">
       <w:numFmt w:val="decimal"/>
       <w:lvlText w:val=""/>
       <w:lvlJc w:val="left"/>
     </w:lvl>
-    <w:lvl w:ilvl="4" w:tplc="4FD4CF5E">
+    <w:lvl w:ilvl="4" w:tplc="885CDCAC">
       <w:numFmt w:val="decimal"/>
       <w:lvlText w:val=""/>
       <w:lvlJc w:val="left"/>
     </w:lvl>
-    <w:lvl w:ilvl="5" w:tplc="CCA43EBA">
+    <w:lvl w:ilvl="5" w:tplc="50BE1CB8">
       <w:numFmt w:val="decimal"/>
       <w:lvlText w:val=""/>
       <w:lvlJc w:val="left"/>
     </w:lvl>
-    <w:lvl w:ilvl="6" w:tplc="F3E42356">
+    <w:lvl w:ilvl="6" w:tplc="149E4C0C">
       <w:numFmt w:val="decimal"/>
       <w:lvlText w:val=""/>
       <w:lvlJc w:val="left"/>
     </w:lvl>
-    <w:lvl w:ilvl="7" w:tplc="1534E486">
+    <w:lvl w:ilvl="7" w:tplc="FCDE55FE">
       <w:numFmt w:val="decimal"/>
       <w:lvlText w:val=""/>
       <w:lvlJc w:val="left"/>
     </w:lvl>
-    <w:lvl w:ilvl="8" w:tplc="A0B0151E">
+    <w:lvl w:ilvl="8" w:tplc="89669B6A">
       <w:numFmt w:val="decimal"/>
       <w:lvlText w:val=""/>
       <w:lvlJc w:val="left"/>
     </w:lvl>
   </w:abstractNum>
   <w:abstractNum w:abstractNumId="2" w15:restartNumberingAfterBreak="0">
-    <w:nsid w:val="11E06FD6"/>
+    <w:nsid w:val="052E6AD7"/>
     <w:multiLevelType w:val="hybridMultilevel"/>
-    <w:tmpl w:val="436E6350"/>
-    <w:lvl w:ilvl="0" w:tplc="8D162988">
+    <w:tmpl w:val="2F1CC86C"/>
+    <w:lvl w:ilvl="0" w:tplc="8C9E22E8">
       <w:start w:val="1"/>
       <w:numFmt w:val="decimal"/>
       <w:lvlText w:val="%1."/>
@@ -51173,7 +51173,7 @@
         <w:ind w:left="360" w:hanging="300"/>
       </w:pPr>
     </w:lvl>
-    <w:lvl w:ilvl="1" w:tplc="C5721A10" w:tentative="1">
+    <w:lvl w:ilvl="1" w:tplc="9482CA2A" w:tentative="1">
       <w:start w:val="1"/>
       <w:numFmt w:val="lowerLetter"/>
       <w:lvlText w:val="%2."/>
@@ -51182,47 +51182,47 @@
         <w:ind w:left="720" w:hanging="300"/>
       </w:pPr>
     </w:lvl>
-    <w:lvl w:ilvl="2" w:tplc="31480120">
+    <w:lvl w:ilvl="2" w:tplc="25522DF2">
       <w:numFmt w:val="decimal"/>
       <w:lvlText w:val=""/>
       <w:lvlJc w:val="left"/>
     </w:lvl>
-    <w:lvl w:ilvl="3" w:tplc="9782FBC2">
+    <w:lvl w:ilvl="3" w:tplc="FC20DD18">
       <w:numFmt w:val="decimal"/>
       <w:lvlText w:val=""/>
       <w:lvlJc w:val="left"/>
     </w:lvl>
-    <w:lvl w:ilvl="4" w:tplc="D36A306C">
+    <w:lvl w:ilvl="4" w:tplc="78DE4FA0">
       <w:numFmt w:val="decimal"/>
       <w:lvlText w:val=""/>
       <w:lvlJc w:val="left"/>
     </w:lvl>
-    <w:lvl w:ilvl="5" w:tplc="E88AA3CA">
+    <w:lvl w:ilvl="5" w:tplc="3DBEF498">
       <w:numFmt w:val="decimal"/>
       <w:lvlText w:val=""/>
       <w:lvlJc w:val="left"/>
     </w:lvl>
-    <w:lvl w:ilvl="6" w:tplc="EFFEA53C">
+    <w:lvl w:ilvl="6" w:tplc="EB6424B2">
       <w:numFmt w:val="decimal"/>
       <w:lvlText w:val=""/>
       <w:lvlJc w:val="left"/>
     </w:lvl>
-    <w:lvl w:ilvl="7" w:tplc="5B043EAA">
+    <w:lvl w:ilvl="7" w:tplc="0B062676">
       <w:numFmt w:val="decimal"/>
       <w:lvlText w:val=""/>
       <w:lvlJc w:val="left"/>
     </w:lvl>
-    <w:lvl w:ilvl="8" w:tplc="81226CAC">
+    <w:lvl w:ilvl="8" w:tplc="CE3C67E2">
       <w:numFmt w:val="decimal"/>
       <w:lvlText w:val=""/>
       <w:lvlJc w:val="left"/>
     </w:lvl>
   </w:abstractNum>
   <w:abstractNum w:abstractNumId="3" w15:restartNumberingAfterBreak="0">
-    <w:nsid w:val="13585974"/>
+    <w:nsid w:val="386F2EA4"/>
     <w:multiLevelType w:val="hybridMultilevel"/>
-    <w:tmpl w:val="1D4430B0"/>
-    <w:lvl w:ilvl="0" w:tplc="458A1552">
+    <w:tmpl w:val="FEF48CA4"/>
+    <w:lvl w:ilvl="0" w:tplc="D3502C0A">
       <w:start w:val="1"/>
       <w:numFmt w:val="decimal"/>
       <w:lvlText w:val="%1."/>
@@ -51231,7 +51231,7 @@
         <w:ind w:left="360" w:hanging="300"/>
       </w:pPr>
     </w:lvl>
-    <w:lvl w:ilvl="1" w:tplc="5A82B242" w:tentative="1">
+    <w:lvl w:ilvl="1" w:tplc="D6BC7E56" w:tentative="1">
       <w:start w:val="1"/>
       <w:numFmt w:val="lowerLetter"/>
       <w:lvlText w:val="%2."/>
@@ -51240,47 +51240,105 @@
         <w:ind w:left="720" w:hanging="300"/>
       </w:pPr>
     </w:lvl>
-    <w:lvl w:ilvl="2" w:tplc="1A2212A4">
+    <w:lvl w:ilvl="2" w:tplc="3A508466">
       <w:numFmt w:val="decimal"/>
       <w:lvlText w:val=""/>
       <w:lvlJc w:val="left"/>
     </w:lvl>
-    <w:lvl w:ilvl="3" w:tplc="61265BB0">
+    <w:lvl w:ilvl="3" w:tplc="CF46567E">
       <w:numFmt w:val="decimal"/>
       <w:lvlText w:val=""/>
       <w:lvlJc w:val="left"/>
     </w:lvl>
-    <w:lvl w:ilvl="4" w:tplc="DFB0F81C">
+    <w:lvl w:ilvl="4" w:tplc="ACD28D96">
       <w:numFmt w:val="decimal"/>
       <w:lvlText w:val=""/>
       <w:lvlJc w:val="left"/>
     </w:lvl>
-    <w:lvl w:ilvl="5" w:tplc="DA9647CC">
+    <w:lvl w:ilvl="5" w:tplc="2564EAC8">
       <w:numFmt w:val="decimal"/>
       <w:lvlText w:val=""/>
       <w:lvlJc w:val="left"/>
     </w:lvl>
-    <w:lvl w:ilvl="6" w:tplc="AC920628">
+    <w:lvl w:ilvl="6" w:tplc="7CAC4344">
       <w:numFmt w:val="decimal"/>
       <w:lvlText w:val=""/>
       <w:lvlJc w:val="left"/>
     </w:lvl>
-    <w:lvl w:ilvl="7" w:tplc="AB1A879C">
+    <w:lvl w:ilvl="7" w:tplc="D48ED9EC">
       <w:numFmt w:val="decimal"/>
       <w:lvlText w:val=""/>
       <w:lvlJc w:val="left"/>
     </w:lvl>
-    <w:lvl w:ilvl="8" w:tplc="DEE4527E">
+    <w:lvl w:ilvl="8" w:tplc="C1683402">
       <w:numFmt w:val="decimal"/>
       <w:lvlText w:val=""/>
       <w:lvlJc w:val="left"/>
     </w:lvl>
   </w:abstractNum>
   <w:abstractNum w:abstractNumId="4" w15:restartNumberingAfterBreak="0">
-    <w:nsid w:val="166979E0"/>
+    <w:nsid w:val="3D1E701F"/>
     <w:multiLevelType w:val="hybridMultilevel"/>
-    <w:tmpl w:val="A356BC6A"/>
-    <w:lvl w:ilvl="0" w:tplc="DD9ADBC2">
+    <w:tmpl w:val="5A90D93A"/>
+    <w:lvl w:ilvl="0" w:tplc="343C44FA">
+      <w:start w:val="1"/>
+      <w:numFmt w:val="bullet"/>
+      <w:lvlText w:val="•"/>
+      <w:lvlJc w:val="left"/>
+      <w:pPr>
+        <w:ind w:left="360" w:hanging="260"/>
+      </w:pPr>
+    </w:lvl>
+    <w:lvl w:ilvl="1" w:tplc="911ED7CE" w:tentative="1">
+      <w:start w:val="1"/>
+      <w:numFmt w:val="bullet"/>
+      <w:lvlText w:val="–"/>
+      <w:lvlJc w:val="left"/>
+      <w:pPr>
+        <w:ind w:left="720" w:hanging="260"/>
+      </w:pPr>
+    </w:lvl>
+    <w:lvl w:ilvl="2" w:tplc="76B8CC50">
+      <w:numFmt w:val="decimal"/>
+      <w:lvlText w:val=""/>
+      <w:lvlJc w:val="left"/>
+    </w:lvl>
+    <w:lvl w:ilvl="3" w:tplc="CC2E792A">
+      <w:numFmt w:val="decimal"/>
+      <w:lvlText w:val=""/>
+      <w:lvlJc w:val="left"/>
+    </w:lvl>
+    <w:lvl w:ilvl="4" w:tplc="B8F410C8">
+      <w:numFmt w:val="decimal"/>
+      <w:lvlText w:val=""/>
+      <w:lvlJc w:val="left"/>
+    </w:lvl>
+    <w:lvl w:ilvl="5" w:tplc="28103D3C">
+      <w:numFmt w:val="decimal"/>
+      <w:lvlText w:val=""/>
+      <w:lvlJc w:val="left"/>
+    </w:lvl>
+    <w:lvl w:ilvl="6" w:tplc="764A6B7C">
+      <w:numFmt w:val="decimal"/>
+      <w:lvlText w:val=""/>
+      <w:lvlJc w:val="left"/>
+    </w:lvl>
+    <w:lvl w:ilvl="7" w:tplc="FADA24D6">
+      <w:numFmt w:val="decimal"/>
+      <w:lvlText w:val=""/>
+      <w:lvlJc w:val="left"/>
+    </w:lvl>
+    <w:lvl w:ilvl="8" w:tplc="8DDEF4CA">
+      <w:numFmt w:val="decimal"/>
+      <w:lvlText w:val=""/>
+      <w:lvlJc w:val="left"/>
+    </w:lvl>
+  </w:abstractNum>
+  <w:abstractNum w:abstractNumId="5" w15:restartNumberingAfterBreak="0">
+    <w:nsid w:val="42C11C9A"/>
+    <w:multiLevelType w:val="hybridMultilevel"/>
+    <w:tmpl w:val="E5A2062E"/>
+    <w:lvl w:ilvl="0" w:tplc="5312337C">
       <w:start w:val="1"/>
       <w:numFmt w:val="decimal"/>
       <w:lvlText w:val="%1."/>
@@ -51289,7 +51347,7 @@
         <w:ind w:left="360" w:hanging="300"/>
       </w:pPr>
     </w:lvl>
-    <w:lvl w:ilvl="1" w:tplc="19C299DE" w:tentative="1">
+    <w:lvl w:ilvl="1" w:tplc="9168DBB2" w:tentative="1">
       <w:start w:val="1"/>
       <w:numFmt w:val="lowerLetter"/>
       <w:lvlText w:val="%2."/>
@@ -51298,453 +51356,47 @@
         <w:ind w:left="720" w:hanging="300"/>
       </w:pPr>
     </w:lvl>
-    <w:lvl w:ilvl="2" w:tplc="775A4FB6">
+    <w:lvl w:ilvl="2" w:tplc="EEE09670">
       <w:numFmt w:val="decimal"/>
       <w:lvlText w:val=""/>
       <w:lvlJc w:val="left"/>
     </w:lvl>
-    <w:lvl w:ilvl="3" w:tplc="847875EC">
+    <w:lvl w:ilvl="3" w:tplc="C1A465B0">
       <w:numFmt w:val="decimal"/>
       <w:lvlText w:val=""/>
       <w:lvlJc w:val="left"/>
     </w:lvl>
-    <w:lvl w:ilvl="4" w:tplc="4492E1A0">
+    <w:lvl w:ilvl="4" w:tplc="71ECDBB2">
       <w:numFmt w:val="decimal"/>
       <w:lvlText w:val=""/>
       <w:lvlJc w:val="left"/>
     </w:lvl>
-    <w:lvl w:ilvl="5" w:tplc="3252C81C">
+    <w:lvl w:ilvl="5" w:tplc="C258552C">
       <w:numFmt w:val="decimal"/>
       <w:lvlText w:val=""/>
       <w:lvlJc w:val="left"/>
     </w:lvl>
-    <w:lvl w:ilvl="6" w:tplc="8B6E8C8A">
+    <w:lvl w:ilvl="6" w:tplc="DA48B476">
       <w:numFmt w:val="decimal"/>
       <w:lvlText w:val=""/>
       <w:lvlJc w:val="left"/>
     </w:lvl>
-    <w:lvl w:ilvl="7" w:tplc="13D892CC">
+    <w:lvl w:ilvl="7" w:tplc="AB38F04A">
       <w:numFmt w:val="decimal"/>
       <w:lvlText w:val=""/>
       <w:lvlJc w:val="left"/>
     </w:lvl>
-    <w:lvl w:ilvl="8" w:tplc="3ACE6A20">
-      <w:numFmt w:val="decimal"/>
-      <w:lvlText w:val=""/>
-      <w:lvlJc w:val="left"/>
-    </w:lvl>
-  </w:abstractNum>
-  <w:abstractNum w:abstractNumId="5" w15:restartNumberingAfterBreak="0">
-    <w:nsid w:val="2C1273A8"/>
-    <w:multiLevelType w:val="hybridMultilevel"/>
-    <w:tmpl w:val="AE86BA12"/>
-    <w:lvl w:ilvl="0" w:tplc="D18C78CE">
-      <w:start w:val="1"/>
-      <w:numFmt w:val="decimal"/>
-      <w:lvlText w:val="%1."/>
-      <w:lvlJc w:val="left"/>
-      <w:pPr>
-        <w:ind w:left="360" w:hanging="300"/>
-      </w:pPr>
-    </w:lvl>
-    <w:lvl w:ilvl="1" w:tplc="D12C01FC" w:tentative="1">
-      <w:start w:val="1"/>
-      <w:numFmt w:val="lowerLetter"/>
-      <w:lvlText w:val="%2."/>
-      <w:lvlJc w:val="left"/>
-      <w:pPr>
-        <w:ind w:left="720" w:hanging="300"/>
-      </w:pPr>
-    </w:lvl>
-    <w:lvl w:ilvl="2" w:tplc="7B3653A0">
-      <w:numFmt w:val="decimal"/>
-      <w:lvlText w:val=""/>
-      <w:lvlJc w:val="left"/>
-    </w:lvl>
-    <w:lvl w:ilvl="3" w:tplc="73FA9D44">
-      <w:numFmt w:val="decimal"/>
-      <w:lvlText w:val=""/>
-      <w:lvlJc w:val="left"/>
-    </w:lvl>
-    <w:lvl w:ilvl="4" w:tplc="BE0C7C56">
-      <w:numFmt w:val="decimal"/>
-      <w:lvlText w:val=""/>
-      <w:lvlJc w:val="left"/>
-    </w:lvl>
-    <w:lvl w:ilvl="5" w:tplc="6B6433EA">
-      <w:numFmt w:val="decimal"/>
-      <w:lvlText w:val=""/>
-      <w:lvlJc w:val="left"/>
-    </w:lvl>
-    <w:lvl w:ilvl="6" w:tplc="1FAA0E78">
-      <w:numFmt w:val="decimal"/>
-      <w:lvlText w:val=""/>
-      <w:lvlJc w:val="left"/>
-    </w:lvl>
-    <w:lvl w:ilvl="7" w:tplc="73EEE6DE">
-      <w:numFmt w:val="decimal"/>
-      <w:lvlText w:val=""/>
-      <w:lvlJc w:val="left"/>
-    </w:lvl>
-    <w:lvl w:ilvl="8" w:tplc="83BE7E34">
+    <w:lvl w:ilvl="8" w:tplc="F0F8FAF2">
       <w:numFmt w:val="decimal"/>
       <w:lvlText w:val=""/>
       <w:lvlJc w:val="left"/>
     </w:lvl>
   </w:abstractNum>
   <w:abstractNum w:abstractNumId="6" w15:restartNumberingAfterBreak="0">
-    <w:nsid w:val="445C4540"/>
+    <w:nsid w:val="44C467CB"/>
     <w:multiLevelType w:val="hybridMultilevel"/>
-    <w:tmpl w:val="DC2C21EC"/>
-    <w:lvl w:ilvl="0" w:tplc="D0249D1E">
-      <w:start w:val="1"/>
-      <w:numFmt w:val="decimal"/>
-      <w:lvlText w:val="%1."/>
-      <w:lvlJc w:val="left"/>
-      <w:pPr>
-        <w:ind w:left="360" w:hanging="300"/>
-      </w:pPr>
-    </w:lvl>
-    <w:lvl w:ilvl="1" w:tplc="2278DD2A" w:tentative="1">
-      <w:start w:val="1"/>
-      <w:numFmt w:val="lowerLetter"/>
-      <w:lvlText w:val="%2."/>
-      <w:lvlJc w:val="left"/>
-      <w:pPr>
-        <w:ind w:left="720" w:hanging="300"/>
-      </w:pPr>
-    </w:lvl>
-    <w:lvl w:ilvl="2" w:tplc="28C09210">
-      <w:numFmt w:val="decimal"/>
-      <w:lvlText w:val=""/>
-      <w:lvlJc w:val="left"/>
-    </w:lvl>
-    <w:lvl w:ilvl="3" w:tplc="0B065508">
-      <w:numFmt w:val="decimal"/>
-      <w:lvlText w:val=""/>
-      <w:lvlJc w:val="left"/>
-    </w:lvl>
-    <w:lvl w:ilvl="4" w:tplc="9EF4715E">
-      <w:numFmt w:val="decimal"/>
-      <w:lvlText w:val=""/>
-      <w:lvlJc w:val="left"/>
-    </w:lvl>
-    <w:lvl w:ilvl="5" w:tplc="8EB899CC">
-      <w:numFmt w:val="decimal"/>
-      <w:lvlText w:val=""/>
-      <w:lvlJc w:val="left"/>
-    </w:lvl>
-    <w:lvl w:ilvl="6" w:tplc="93103AD0">
-      <w:numFmt w:val="decimal"/>
-      <w:lvlText w:val=""/>
-      <w:lvlJc w:val="left"/>
-    </w:lvl>
-    <w:lvl w:ilvl="7" w:tplc="BC20BFBE">
-      <w:numFmt w:val="decimal"/>
-      <w:lvlText w:val=""/>
-      <w:lvlJc w:val="left"/>
-    </w:lvl>
-    <w:lvl w:ilvl="8" w:tplc="63EE3EE4">
-      <w:numFmt w:val="decimal"/>
-      <w:lvlText w:val=""/>
-      <w:lvlJc w:val="left"/>
-    </w:lvl>
-  </w:abstractNum>
-  <w:abstractNum w:abstractNumId="7" w15:restartNumberingAfterBreak="0">
-    <w:nsid w:val="4B8C113E"/>
-    <w:multiLevelType w:val="hybridMultilevel"/>
-    <w:tmpl w:val="5F2EC8C0"/>
-    <w:lvl w:ilvl="0" w:tplc="E36C31AE">
-      <w:start w:val="1"/>
-      <w:numFmt w:val="decimal"/>
-      <w:lvlText w:val="%1."/>
-      <w:lvlJc w:val="left"/>
-      <w:pPr>
-        <w:ind w:left="360" w:hanging="300"/>
-      </w:pPr>
-    </w:lvl>
-    <w:lvl w:ilvl="1" w:tplc="5AE6B000" w:tentative="1">
-      <w:start w:val="1"/>
-      <w:numFmt w:val="lowerLetter"/>
-      <w:lvlText w:val="%2."/>
-      <w:lvlJc w:val="left"/>
-      <w:pPr>
-        <w:ind w:left="720" w:hanging="300"/>
-      </w:pPr>
-    </w:lvl>
-    <w:lvl w:ilvl="2" w:tplc="9C70DFB6">
-      <w:numFmt w:val="decimal"/>
-      <w:lvlText w:val=""/>
-      <w:lvlJc w:val="left"/>
-    </w:lvl>
-    <w:lvl w:ilvl="3" w:tplc="071ABCB2">
-      <w:numFmt w:val="decimal"/>
-      <w:lvlText w:val=""/>
-      <w:lvlJc w:val="left"/>
-    </w:lvl>
-    <w:lvl w:ilvl="4" w:tplc="ABAEA9FC">
-      <w:numFmt w:val="decimal"/>
-      <w:lvlText w:val=""/>
-      <w:lvlJc w:val="left"/>
-    </w:lvl>
-    <w:lvl w:ilvl="5" w:tplc="B0D68830">
-      <w:numFmt w:val="decimal"/>
-      <w:lvlText w:val=""/>
-      <w:lvlJc w:val="left"/>
-    </w:lvl>
-    <w:lvl w:ilvl="6" w:tplc="192AC224">
-      <w:numFmt w:val="decimal"/>
-      <w:lvlText w:val=""/>
-      <w:lvlJc w:val="left"/>
-    </w:lvl>
-    <w:lvl w:ilvl="7" w:tplc="7302720E">
-      <w:numFmt w:val="decimal"/>
-      <w:lvlText w:val=""/>
-      <w:lvlJc w:val="left"/>
-    </w:lvl>
-    <w:lvl w:ilvl="8" w:tplc="E9726D5A">
-      <w:numFmt w:val="decimal"/>
-      <w:lvlText w:val=""/>
-      <w:lvlJc w:val="left"/>
-    </w:lvl>
-  </w:abstractNum>
-  <w:abstractNum w:abstractNumId="8" w15:restartNumberingAfterBreak="0">
-    <w:nsid w:val="57B926C9"/>
-    <w:multiLevelType w:val="hybridMultilevel"/>
-    <w:tmpl w:val="3AB0C55C"/>
-    <w:lvl w:ilvl="0" w:tplc="08063EE8">
-      <w:start w:val="1"/>
-      <w:numFmt w:val="decimal"/>
-      <w:lvlText w:val="%1."/>
-      <w:lvlJc w:val="left"/>
-      <w:pPr>
-        <w:ind w:left="360" w:hanging="300"/>
-      </w:pPr>
-    </w:lvl>
-    <w:lvl w:ilvl="1" w:tplc="AE00B658" w:tentative="1">
-      <w:start w:val="1"/>
-      <w:numFmt w:val="lowerLetter"/>
-      <w:lvlText w:val="%2."/>
-      <w:lvlJc w:val="left"/>
-      <w:pPr>
-        <w:ind w:left="720" w:hanging="300"/>
-      </w:pPr>
-    </w:lvl>
-    <w:lvl w:ilvl="2" w:tplc="BC269154">
-      <w:numFmt w:val="decimal"/>
-      <w:lvlText w:val=""/>
-      <w:lvlJc w:val="left"/>
-    </w:lvl>
-    <w:lvl w:ilvl="3" w:tplc="C1DEFA5C">
-      <w:numFmt w:val="decimal"/>
-      <w:lvlText w:val=""/>
-      <w:lvlJc w:val="left"/>
-    </w:lvl>
-    <w:lvl w:ilvl="4" w:tplc="58EA69A0">
-      <w:numFmt w:val="decimal"/>
-      <w:lvlText w:val=""/>
-      <w:lvlJc w:val="left"/>
-    </w:lvl>
-    <w:lvl w:ilvl="5" w:tplc="B7A853AA">
-      <w:numFmt w:val="decimal"/>
-      <w:lvlText w:val=""/>
-      <w:lvlJc w:val="left"/>
-    </w:lvl>
-    <w:lvl w:ilvl="6" w:tplc="129E78A0">
-      <w:numFmt w:val="decimal"/>
-      <w:lvlText w:val=""/>
-      <w:lvlJc w:val="left"/>
-    </w:lvl>
-    <w:lvl w:ilvl="7" w:tplc="F634BFBE">
-      <w:numFmt w:val="decimal"/>
-      <w:lvlText w:val=""/>
-      <w:lvlJc w:val="left"/>
-    </w:lvl>
-    <w:lvl w:ilvl="8" w:tplc="64E416C2">
-      <w:numFmt w:val="decimal"/>
-      <w:lvlText w:val=""/>
-      <w:lvlJc w:val="left"/>
-    </w:lvl>
-  </w:abstractNum>
-  <w:abstractNum w:abstractNumId="9" w15:restartNumberingAfterBreak="0">
-    <w:nsid w:val="5B0A577C"/>
-    <w:multiLevelType w:val="hybridMultilevel"/>
-    <w:tmpl w:val="DB8C16DA"/>
-    <w:lvl w:ilvl="0" w:tplc="057CB7B8">
-      <w:start w:val="1"/>
-      <w:numFmt w:val="decimal"/>
-      <w:lvlText w:val="%1."/>
-      <w:lvlJc w:val="left"/>
-      <w:pPr>
-        <w:ind w:left="360" w:hanging="300"/>
-      </w:pPr>
-    </w:lvl>
-    <w:lvl w:ilvl="1" w:tplc="A9C8D986" w:tentative="1">
-      <w:start w:val="1"/>
-      <w:numFmt w:val="lowerLetter"/>
-      <w:lvlText w:val="%2."/>
-      <w:lvlJc w:val="left"/>
-      <w:pPr>
-        <w:ind w:left="720" w:hanging="300"/>
-      </w:pPr>
-    </w:lvl>
-    <w:lvl w:ilvl="2" w:tplc="957C2B94">
-      <w:numFmt w:val="decimal"/>
-      <w:lvlText w:val=""/>
-      <w:lvlJc w:val="left"/>
-    </w:lvl>
-    <w:lvl w:ilvl="3" w:tplc="4CFA9C84">
-      <w:numFmt w:val="decimal"/>
-      <w:lvlText w:val=""/>
-      <w:lvlJc w:val="left"/>
-    </w:lvl>
-    <w:lvl w:ilvl="4" w:tplc="FBCED3B0">
-      <w:numFmt w:val="decimal"/>
-      <w:lvlText w:val=""/>
-      <w:lvlJc w:val="left"/>
-    </w:lvl>
-    <w:lvl w:ilvl="5" w:tplc="AB705C60">
-      <w:numFmt w:val="decimal"/>
-      <w:lvlText w:val=""/>
-      <w:lvlJc w:val="left"/>
-    </w:lvl>
-    <w:lvl w:ilvl="6" w:tplc="3800BF50">
-      <w:numFmt w:val="decimal"/>
-      <w:lvlText w:val=""/>
-      <w:lvlJc w:val="left"/>
-    </w:lvl>
-    <w:lvl w:ilvl="7" w:tplc="F8625C5A">
-      <w:numFmt w:val="decimal"/>
-      <w:lvlText w:val=""/>
-      <w:lvlJc w:val="left"/>
-    </w:lvl>
-    <w:lvl w:ilvl="8" w:tplc="804415CC">
-      <w:numFmt w:val="decimal"/>
-      <w:lvlText w:val=""/>
-      <w:lvlJc w:val="left"/>
-    </w:lvl>
-  </w:abstractNum>
-  <w:abstractNum w:abstractNumId="10" w15:restartNumberingAfterBreak="0">
-    <w:nsid w:val="5B994A73"/>
-    <w:multiLevelType w:val="hybridMultilevel"/>
-    <w:tmpl w:val="A3A2F842"/>
-    <w:lvl w:ilvl="0" w:tplc="C29ED8F4">
-      <w:start w:val="1"/>
-      <w:numFmt w:val="decimal"/>
-      <w:lvlText w:val="%1."/>
-      <w:lvlJc w:val="left"/>
-      <w:pPr>
-        <w:ind w:left="360" w:hanging="300"/>
-      </w:pPr>
-    </w:lvl>
-    <w:lvl w:ilvl="1" w:tplc="875C5B2C" w:tentative="1">
-      <w:start w:val="1"/>
-      <w:numFmt w:val="lowerLetter"/>
-      <w:lvlText w:val="%2."/>
-      <w:lvlJc w:val="left"/>
-      <w:pPr>
-        <w:ind w:left="720" w:hanging="300"/>
-      </w:pPr>
-    </w:lvl>
-    <w:lvl w:ilvl="2" w:tplc="071037B4">
-      <w:numFmt w:val="decimal"/>
-      <w:lvlText w:val=""/>
-      <w:lvlJc w:val="left"/>
-    </w:lvl>
-    <w:lvl w:ilvl="3" w:tplc="7DE67C1E">
-      <w:numFmt w:val="decimal"/>
-      <w:lvlText w:val=""/>
-      <w:lvlJc w:val="left"/>
-    </w:lvl>
-    <w:lvl w:ilvl="4" w:tplc="0C22F124">
-      <w:numFmt w:val="decimal"/>
-      <w:lvlText w:val=""/>
-      <w:lvlJc w:val="left"/>
-    </w:lvl>
-    <w:lvl w:ilvl="5" w:tplc="8820AEAE">
-      <w:numFmt w:val="decimal"/>
-      <w:lvlText w:val=""/>
-      <w:lvlJc w:val="left"/>
-    </w:lvl>
-    <w:lvl w:ilvl="6" w:tplc="CB1ED5A4">
-      <w:numFmt w:val="decimal"/>
-      <w:lvlText w:val=""/>
-      <w:lvlJc w:val="left"/>
-    </w:lvl>
-    <w:lvl w:ilvl="7" w:tplc="ADC4B53A">
-      <w:numFmt w:val="decimal"/>
-      <w:lvlText w:val=""/>
-      <w:lvlJc w:val="left"/>
-    </w:lvl>
-    <w:lvl w:ilvl="8" w:tplc="EE84BC8A">
-      <w:numFmt w:val="decimal"/>
-      <w:lvlText w:val=""/>
-      <w:lvlJc w:val="left"/>
-    </w:lvl>
-  </w:abstractNum>
-  <w:abstractNum w:abstractNumId="11" w15:restartNumberingAfterBreak="0">
-    <w:nsid w:val="6740471D"/>
-    <w:multiLevelType w:val="hybridMultilevel"/>
-    <w:tmpl w:val="CE320F76"/>
-    <w:lvl w:ilvl="0" w:tplc="A064B184">
-      <w:start w:val="1"/>
-      <w:numFmt w:val="decimal"/>
-      <w:lvlText w:val="%1."/>
-      <w:lvlJc w:val="left"/>
-      <w:pPr>
-        <w:ind w:left="360" w:hanging="300"/>
-      </w:pPr>
-    </w:lvl>
-    <w:lvl w:ilvl="1" w:tplc="8DF6C0F8" w:tentative="1">
-      <w:start w:val="1"/>
-      <w:numFmt w:val="lowerLetter"/>
-      <w:lvlText w:val="%2."/>
-      <w:lvlJc w:val="left"/>
-      <w:pPr>
-        <w:ind w:left="720" w:hanging="300"/>
-      </w:pPr>
-    </w:lvl>
-    <w:lvl w:ilvl="2" w:tplc="A216A108">
-      <w:numFmt w:val="decimal"/>
-      <w:lvlText w:val=""/>
-      <w:lvlJc w:val="left"/>
-    </w:lvl>
-    <w:lvl w:ilvl="3" w:tplc="5C104354">
-      <w:numFmt w:val="decimal"/>
-      <w:lvlText w:val=""/>
-      <w:lvlJc w:val="left"/>
-    </w:lvl>
-    <w:lvl w:ilvl="4" w:tplc="413CF76A">
-      <w:numFmt w:val="decimal"/>
-      <w:lvlText w:val=""/>
-      <w:lvlJc w:val="left"/>
-    </w:lvl>
-    <w:lvl w:ilvl="5" w:tplc="634E14F0">
-      <w:numFmt w:val="decimal"/>
-      <w:lvlText w:val=""/>
-      <w:lvlJc w:val="left"/>
-    </w:lvl>
-    <w:lvl w:ilvl="6" w:tplc="8516088C">
-      <w:numFmt w:val="decimal"/>
-      <w:lvlText w:val=""/>
-      <w:lvlJc w:val="left"/>
-    </w:lvl>
-    <w:lvl w:ilvl="7" w:tplc="34D403A2">
-      <w:numFmt w:val="decimal"/>
-      <w:lvlText w:val=""/>
-      <w:lvlJc w:val="left"/>
-    </w:lvl>
-    <w:lvl w:ilvl="8" w:tplc="BD76D13E">
-      <w:numFmt w:val="decimal"/>
-      <w:lvlText w:val=""/>
-      <w:lvlJc w:val="left"/>
-    </w:lvl>
-  </w:abstractNum>
-  <w:abstractNum w:abstractNumId="12" w15:restartNumberingAfterBreak="0">
-    <w:nsid w:val="725151F9"/>
-    <w:multiLevelType w:val="hybridMultilevel"/>
-    <w:tmpl w:val="E9DEA306"/>
-    <w:lvl w:ilvl="0" w:tplc="A70AA9FC" w:tentative="1">
+    <w:tmpl w:val="5A32A264"/>
+    <w:lvl w:ilvl="0" w:tplc="7030463E" w:tentative="1">
       <w:start w:val="1"/>
       <w:numFmt w:val="bullet"/>
       <w:lvlText w:val="●"/>
@@ -51753,7 +51405,7 @@
         <w:ind w:left="720" w:hanging="360"/>
       </w:pPr>
     </w:lvl>
-    <w:lvl w:ilvl="1" w:tplc="D706B1DA" w:tentative="1">
+    <w:lvl w:ilvl="1" w:tplc="116218EA" w:tentative="1">
       <w:start w:val="1"/>
       <w:numFmt w:val="bullet"/>
       <w:lvlText w:val="○"/>
@@ -51762,7 +51414,7 @@
         <w:ind w:left="1440" w:hanging="360"/>
       </w:pPr>
     </w:lvl>
-    <w:lvl w:ilvl="2" w:tplc="9F0ADD50" w:tentative="1">
+    <w:lvl w:ilvl="2" w:tplc="1D688F90" w:tentative="1">
       <w:start w:val="1"/>
       <w:numFmt w:val="bullet"/>
       <w:lvlText w:val="■"/>
@@ -51771,7 +51423,7 @@
         <w:ind w:left="2160" w:hanging="360"/>
       </w:pPr>
     </w:lvl>
-    <w:lvl w:ilvl="3" w:tplc="C9C8A8FA" w:tentative="1">
+    <w:lvl w:ilvl="3" w:tplc="3118D9EE" w:tentative="1">
       <w:start w:val="1"/>
       <w:numFmt w:val="bullet"/>
       <w:lvlText w:val="●"/>
@@ -51780,7 +51432,7 @@
         <w:ind w:left="2880" w:hanging="360"/>
       </w:pPr>
     </w:lvl>
-    <w:lvl w:ilvl="4" w:tplc="25220C8A" w:tentative="1">
+    <w:lvl w:ilvl="4" w:tplc="3DF659C0" w:tentative="1">
       <w:start w:val="1"/>
       <w:numFmt w:val="bullet"/>
       <w:lvlText w:val="○"/>
@@ -51789,7 +51441,7 @@
         <w:ind w:left="3600" w:hanging="360"/>
       </w:pPr>
     </w:lvl>
-    <w:lvl w:ilvl="5" w:tplc="7C4C0E7E" w:tentative="1">
+    <w:lvl w:ilvl="5" w:tplc="9800B96C" w:tentative="1">
       <w:start w:val="1"/>
       <w:numFmt w:val="bullet"/>
       <w:lvlText w:val="■"/>
@@ -51798,7 +51450,7 @@
         <w:ind w:left="4320" w:hanging="360"/>
       </w:pPr>
     </w:lvl>
-    <w:lvl w:ilvl="6" w:tplc="751E92E6" w:tentative="1">
+    <w:lvl w:ilvl="6" w:tplc="DFB00AB8" w:tentative="1">
       <w:start w:val="1"/>
       <w:numFmt w:val="bullet"/>
       <w:lvlText w:val="●"/>
@@ -51807,7 +51459,7 @@
         <w:ind w:left="5040" w:hanging="360"/>
       </w:pPr>
     </w:lvl>
-    <w:lvl w:ilvl="7" w:tplc="07F49E2A" w:tentative="1">
+    <w:lvl w:ilvl="7" w:tplc="A606A9AA" w:tentative="1">
       <w:start w:val="1"/>
       <w:numFmt w:val="bullet"/>
       <w:lvlText w:val="●"/>
@@ -51816,7 +51468,7 @@
         <w:ind w:left="5760" w:hanging="360"/>
       </w:pPr>
     </w:lvl>
-    <w:lvl w:ilvl="8" w:tplc="200A748A" w:tentative="1">
+    <w:lvl w:ilvl="8" w:tplc="71B6E15E" w:tentative="1">
       <w:start w:val="1"/>
       <w:numFmt w:val="bullet"/>
       <w:lvlText w:val="●"/>
@@ -51826,69 +51478,11 @@
       </w:pPr>
     </w:lvl>
   </w:abstractNum>
-  <w:abstractNum w:abstractNumId="13" w15:restartNumberingAfterBreak="0">
-    <w:nsid w:val="73CB0D99"/>
+  <w:abstractNum w:abstractNumId="7" w15:restartNumberingAfterBreak="0">
+    <w:nsid w:val="45440AD4"/>
     <w:multiLevelType w:val="hybridMultilevel"/>
-    <w:tmpl w:val="CA84C5FC"/>
-    <w:lvl w:ilvl="0" w:tplc="1054CFFE">
-      <w:start w:val="1"/>
-      <w:numFmt w:val="bullet"/>
-      <w:lvlText w:val="•"/>
-      <w:lvlJc w:val="left"/>
-      <w:pPr>
-        <w:ind w:left="360" w:hanging="260"/>
-      </w:pPr>
-    </w:lvl>
-    <w:lvl w:ilvl="1" w:tplc="D5860D30" w:tentative="1">
-      <w:start w:val="1"/>
-      <w:numFmt w:val="bullet"/>
-      <w:lvlText w:val="–"/>
-      <w:lvlJc w:val="left"/>
-      <w:pPr>
-        <w:ind w:left="720" w:hanging="260"/>
-      </w:pPr>
-    </w:lvl>
-    <w:lvl w:ilvl="2" w:tplc="3814D9FA">
-      <w:numFmt w:val="decimal"/>
-      <w:lvlText w:val=""/>
-      <w:lvlJc w:val="left"/>
-    </w:lvl>
-    <w:lvl w:ilvl="3" w:tplc="DF2A0CEE">
-      <w:numFmt w:val="decimal"/>
-      <w:lvlText w:val=""/>
-      <w:lvlJc w:val="left"/>
-    </w:lvl>
-    <w:lvl w:ilvl="4" w:tplc="5290E0AC">
-      <w:numFmt w:val="decimal"/>
-      <w:lvlText w:val=""/>
-      <w:lvlJc w:val="left"/>
-    </w:lvl>
-    <w:lvl w:ilvl="5" w:tplc="A8E048CA">
-      <w:numFmt w:val="decimal"/>
-      <w:lvlText w:val=""/>
-      <w:lvlJc w:val="left"/>
-    </w:lvl>
-    <w:lvl w:ilvl="6" w:tplc="E012CE7A">
-      <w:numFmt w:val="decimal"/>
-      <w:lvlText w:val=""/>
-      <w:lvlJc w:val="left"/>
-    </w:lvl>
-    <w:lvl w:ilvl="7" w:tplc="98301770">
-      <w:numFmt w:val="decimal"/>
-      <w:lvlText w:val=""/>
-      <w:lvlJc w:val="left"/>
-    </w:lvl>
-    <w:lvl w:ilvl="8" w:tplc="8A4AD274">
-      <w:numFmt w:val="decimal"/>
-      <w:lvlText w:val=""/>
-      <w:lvlJc w:val="left"/>
-    </w:lvl>
-  </w:abstractNum>
-  <w:abstractNum w:abstractNumId="14" w15:restartNumberingAfterBreak="0">
-    <w:nsid w:val="77641630"/>
-    <w:multiLevelType w:val="hybridMultilevel"/>
-    <w:tmpl w:val="BD387F50"/>
-    <w:lvl w:ilvl="0" w:tplc="AF783226">
+    <w:tmpl w:val="12E067D6"/>
+    <w:lvl w:ilvl="0" w:tplc="D20A4B7C">
       <w:start w:val="1"/>
       <w:numFmt w:val="decimal"/>
       <w:lvlText w:val="%1."/>
@@ -51897,7 +51491,7 @@
         <w:ind w:left="360" w:hanging="300"/>
       </w:pPr>
     </w:lvl>
-    <w:lvl w:ilvl="1" w:tplc="3BF69D1E" w:tentative="1">
+    <w:lvl w:ilvl="1" w:tplc="5796AB1E" w:tentative="1">
       <w:start w:val="1"/>
       <w:numFmt w:val="lowerLetter"/>
       <w:lvlText w:val="%2."/>
@@ -51906,128 +51500,534 @@
         <w:ind w:left="720" w:hanging="300"/>
       </w:pPr>
     </w:lvl>
-    <w:lvl w:ilvl="2" w:tplc="093A39A4">
+    <w:lvl w:ilvl="2" w:tplc="2C1A2B96">
       <w:numFmt w:val="decimal"/>
       <w:lvlText w:val=""/>
       <w:lvlJc w:val="left"/>
     </w:lvl>
-    <w:lvl w:ilvl="3" w:tplc="A1445E14">
+    <w:lvl w:ilvl="3" w:tplc="7E9C834C">
       <w:numFmt w:val="decimal"/>
       <w:lvlText w:val=""/>
       <w:lvlJc w:val="left"/>
     </w:lvl>
-    <w:lvl w:ilvl="4" w:tplc="7898BDCC">
+    <w:lvl w:ilvl="4" w:tplc="7A14D096">
       <w:numFmt w:val="decimal"/>
       <w:lvlText w:val=""/>
       <w:lvlJc w:val="left"/>
     </w:lvl>
-    <w:lvl w:ilvl="5" w:tplc="BE36BD1E">
+    <w:lvl w:ilvl="5" w:tplc="98546370">
       <w:numFmt w:val="decimal"/>
       <w:lvlText w:val=""/>
       <w:lvlJc w:val="left"/>
     </w:lvl>
-    <w:lvl w:ilvl="6" w:tplc="9DD222BE">
+    <w:lvl w:ilvl="6" w:tplc="59B29E32">
       <w:numFmt w:val="decimal"/>
       <w:lvlText w:val=""/>
       <w:lvlJc w:val="left"/>
     </w:lvl>
-    <w:lvl w:ilvl="7" w:tplc="1F8A53E0">
+    <w:lvl w:ilvl="7" w:tplc="56241BA4">
       <w:numFmt w:val="decimal"/>
       <w:lvlText w:val=""/>
       <w:lvlJc w:val="left"/>
     </w:lvl>
-    <w:lvl w:ilvl="8" w:tplc="4CAE479E">
+    <w:lvl w:ilvl="8" w:tplc="B2BC4E56">
       <w:numFmt w:val="decimal"/>
       <w:lvlText w:val=""/>
       <w:lvlJc w:val="left"/>
     </w:lvl>
   </w:abstractNum>
-  <w:num w:numId="1" w16cid:durableId="1904370366">
+  <w:abstractNum w:abstractNumId="8" w15:restartNumberingAfterBreak="0">
+    <w:nsid w:val="45E81500"/>
+    <w:multiLevelType w:val="hybridMultilevel"/>
+    <w:tmpl w:val="96FA77A6"/>
+    <w:lvl w:ilvl="0" w:tplc="BB24D5AE">
+      <w:start w:val="1"/>
+      <w:numFmt w:val="decimal"/>
+      <w:lvlText w:val="%1."/>
+      <w:lvlJc w:val="left"/>
+      <w:pPr>
+        <w:ind w:left="360" w:hanging="300"/>
+      </w:pPr>
+    </w:lvl>
+    <w:lvl w:ilvl="1" w:tplc="2A566BC6" w:tentative="1">
+      <w:start w:val="1"/>
+      <w:numFmt w:val="lowerLetter"/>
+      <w:lvlText w:val="%2."/>
+      <w:lvlJc w:val="left"/>
+      <w:pPr>
+        <w:ind w:left="720" w:hanging="300"/>
+      </w:pPr>
+    </w:lvl>
+    <w:lvl w:ilvl="2" w:tplc="E620DD38">
+      <w:numFmt w:val="decimal"/>
+      <w:lvlText w:val=""/>
+      <w:lvlJc w:val="left"/>
+    </w:lvl>
+    <w:lvl w:ilvl="3" w:tplc="5420B9F2">
+      <w:numFmt w:val="decimal"/>
+      <w:lvlText w:val=""/>
+      <w:lvlJc w:val="left"/>
+    </w:lvl>
+    <w:lvl w:ilvl="4" w:tplc="2E34FFCA">
+      <w:numFmt w:val="decimal"/>
+      <w:lvlText w:val=""/>
+      <w:lvlJc w:val="left"/>
+    </w:lvl>
+    <w:lvl w:ilvl="5" w:tplc="766EF48E">
+      <w:numFmt w:val="decimal"/>
+      <w:lvlText w:val=""/>
+      <w:lvlJc w:val="left"/>
+    </w:lvl>
+    <w:lvl w:ilvl="6" w:tplc="B72A37A0">
+      <w:numFmt w:val="decimal"/>
+      <w:lvlText w:val=""/>
+      <w:lvlJc w:val="left"/>
+    </w:lvl>
+    <w:lvl w:ilvl="7" w:tplc="4CBC47F0">
+      <w:numFmt w:val="decimal"/>
+      <w:lvlText w:val=""/>
+      <w:lvlJc w:val="left"/>
+    </w:lvl>
+    <w:lvl w:ilvl="8" w:tplc="0E82F2FA">
+      <w:numFmt w:val="decimal"/>
+      <w:lvlText w:val=""/>
+      <w:lvlJc w:val="left"/>
+    </w:lvl>
+  </w:abstractNum>
+  <w:abstractNum w:abstractNumId="9" w15:restartNumberingAfterBreak="0">
+    <w:nsid w:val="47AD7156"/>
+    <w:multiLevelType w:val="hybridMultilevel"/>
+    <w:tmpl w:val="8F20249A"/>
+    <w:lvl w:ilvl="0" w:tplc="69E4CE94">
+      <w:start w:val="1"/>
+      <w:numFmt w:val="decimal"/>
+      <w:lvlText w:val="%1."/>
+      <w:lvlJc w:val="left"/>
+      <w:pPr>
+        <w:ind w:left="360" w:hanging="300"/>
+      </w:pPr>
+    </w:lvl>
+    <w:lvl w:ilvl="1" w:tplc="AC8626EA" w:tentative="1">
+      <w:start w:val="1"/>
+      <w:numFmt w:val="lowerLetter"/>
+      <w:lvlText w:val="%2."/>
+      <w:lvlJc w:val="left"/>
+      <w:pPr>
+        <w:ind w:left="720" w:hanging="300"/>
+      </w:pPr>
+    </w:lvl>
+    <w:lvl w:ilvl="2" w:tplc="44840C1E">
+      <w:numFmt w:val="decimal"/>
+      <w:lvlText w:val=""/>
+      <w:lvlJc w:val="left"/>
+    </w:lvl>
+    <w:lvl w:ilvl="3" w:tplc="53EA9AE0">
+      <w:numFmt w:val="decimal"/>
+      <w:lvlText w:val=""/>
+      <w:lvlJc w:val="left"/>
+    </w:lvl>
+    <w:lvl w:ilvl="4" w:tplc="F936471E">
+      <w:numFmt w:val="decimal"/>
+      <w:lvlText w:val=""/>
+      <w:lvlJc w:val="left"/>
+    </w:lvl>
+    <w:lvl w:ilvl="5" w:tplc="D396CDBE">
+      <w:numFmt w:val="decimal"/>
+      <w:lvlText w:val=""/>
+      <w:lvlJc w:val="left"/>
+    </w:lvl>
+    <w:lvl w:ilvl="6" w:tplc="8A681810">
+      <w:numFmt w:val="decimal"/>
+      <w:lvlText w:val=""/>
+      <w:lvlJc w:val="left"/>
+    </w:lvl>
+    <w:lvl w:ilvl="7" w:tplc="5EE02E1C">
+      <w:numFmt w:val="decimal"/>
+      <w:lvlText w:val=""/>
+      <w:lvlJc w:val="left"/>
+    </w:lvl>
+    <w:lvl w:ilvl="8" w:tplc="5E8467D2">
+      <w:numFmt w:val="decimal"/>
+      <w:lvlText w:val=""/>
+      <w:lvlJc w:val="left"/>
+    </w:lvl>
+  </w:abstractNum>
+  <w:abstractNum w:abstractNumId="10" w15:restartNumberingAfterBreak="0">
+    <w:nsid w:val="51876F25"/>
+    <w:multiLevelType w:val="hybridMultilevel"/>
+    <w:tmpl w:val="45401EA4"/>
+    <w:lvl w:ilvl="0" w:tplc="E4529DC6">
+      <w:start w:val="1"/>
+      <w:numFmt w:val="decimal"/>
+      <w:lvlText w:val="%1."/>
+      <w:lvlJc w:val="left"/>
+      <w:pPr>
+        <w:ind w:left="360" w:hanging="300"/>
+      </w:pPr>
+    </w:lvl>
+    <w:lvl w:ilvl="1" w:tplc="636C8F84" w:tentative="1">
+      <w:start w:val="1"/>
+      <w:numFmt w:val="lowerLetter"/>
+      <w:lvlText w:val="%2."/>
+      <w:lvlJc w:val="left"/>
+      <w:pPr>
+        <w:ind w:left="720" w:hanging="300"/>
+      </w:pPr>
+    </w:lvl>
+    <w:lvl w:ilvl="2" w:tplc="341451BC">
+      <w:numFmt w:val="decimal"/>
+      <w:lvlText w:val=""/>
+      <w:lvlJc w:val="left"/>
+    </w:lvl>
+    <w:lvl w:ilvl="3" w:tplc="0B505EF4">
+      <w:numFmt w:val="decimal"/>
+      <w:lvlText w:val=""/>
+      <w:lvlJc w:val="left"/>
+    </w:lvl>
+    <w:lvl w:ilvl="4" w:tplc="0F0CB582">
+      <w:numFmt w:val="decimal"/>
+      <w:lvlText w:val=""/>
+      <w:lvlJc w:val="left"/>
+    </w:lvl>
+    <w:lvl w:ilvl="5" w:tplc="EB4663A8">
+      <w:numFmt w:val="decimal"/>
+      <w:lvlText w:val=""/>
+      <w:lvlJc w:val="left"/>
+    </w:lvl>
+    <w:lvl w:ilvl="6" w:tplc="8C541204">
+      <w:numFmt w:val="decimal"/>
+      <w:lvlText w:val=""/>
+      <w:lvlJc w:val="left"/>
+    </w:lvl>
+    <w:lvl w:ilvl="7" w:tplc="6A942EE8">
+      <w:numFmt w:val="decimal"/>
+      <w:lvlText w:val=""/>
+      <w:lvlJc w:val="left"/>
+    </w:lvl>
+    <w:lvl w:ilvl="8" w:tplc="C58C42F4">
+      <w:numFmt w:val="decimal"/>
+      <w:lvlText w:val=""/>
+      <w:lvlJc w:val="left"/>
+    </w:lvl>
+  </w:abstractNum>
+  <w:abstractNum w:abstractNumId="11" w15:restartNumberingAfterBreak="0">
+    <w:nsid w:val="53357149"/>
+    <w:multiLevelType w:val="hybridMultilevel"/>
+    <w:tmpl w:val="8B34F0B0"/>
+    <w:lvl w:ilvl="0" w:tplc="46D02E4C">
+      <w:start w:val="1"/>
+      <w:numFmt w:val="decimal"/>
+      <w:lvlText w:val="%1."/>
+      <w:lvlJc w:val="left"/>
+      <w:pPr>
+        <w:ind w:left="360" w:hanging="300"/>
+      </w:pPr>
+    </w:lvl>
+    <w:lvl w:ilvl="1" w:tplc="7846A90C" w:tentative="1">
+      <w:start w:val="1"/>
+      <w:numFmt w:val="lowerLetter"/>
+      <w:lvlText w:val="%2."/>
+      <w:lvlJc w:val="left"/>
+      <w:pPr>
+        <w:ind w:left="720" w:hanging="300"/>
+      </w:pPr>
+    </w:lvl>
+    <w:lvl w:ilvl="2" w:tplc="C89CB2E0">
+      <w:numFmt w:val="decimal"/>
+      <w:lvlText w:val=""/>
+      <w:lvlJc w:val="left"/>
+    </w:lvl>
+    <w:lvl w:ilvl="3" w:tplc="C7B89302">
+      <w:numFmt w:val="decimal"/>
+      <w:lvlText w:val=""/>
+      <w:lvlJc w:val="left"/>
+    </w:lvl>
+    <w:lvl w:ilvl="4" w:tplc="3F88BB7C">
+      <w:numFmt w:val="decimal"/>
+      <w:lvlText w:val=""/>
+      <w:lvlJc w:val="left"/>
+    </w:lvl>
+    <w:lvl w:ilvl="5" w:tplc="224ADA28">
+      <w:numFmt w:val="decimal"/>
+      <w:lvlText w:val=""/>
+      <w:lvlJc w:val="left"/>
+    </w:lvl>
+    <w:lvl w:ilvl="6" w:tplc="B8A627D4">
+      <w:numFmt w:val="decimal"/>
+      <w:lvlText w:val=""/>
+      <w:lvlJc w:val="left"/>
+    </w:lvl>
+    <w:lvl w:ilvl="7" w:tplc="5B9AC028">
+      <w:numFmt w:val="decimal"/>
+      <w:lvlText w:val=""/>
+      <w:lvlJc w:val="left"/>
+    </w:lvl>
+    <w:lvl w:ilvl="8" w:tplc="2E828412">
+      <w:numFmt w:val="decimal"/>
+      <w:lvlText w:val=""/>
+      <w:lvlJc w:val="left"/>
+    </w:lvl>
+  </w:abstractNum>
+  <w:abstractNum w:abstractNumId="12" w15:restartNumberingAfterBreak="0">
+    <w:nsid w:val="57E93FB6"/>
+    <w:multiLevelType w:val="hybridMultilevel"/>
+    <w:tmpl w:val="E0328FAA"/>
+    <w:lvl w:ilvl="0" w:tplc="DFBCC70C">
+      <w:start w:val="1"/>
+      <w:numFmt w:val="decimal"/>
+      <w:lvlText w:val="%1."/>
+      <w:lvlJc w:val="left"/>
+      <w:pPr>
+        <w:ind w:left="360" w:hanging="300"/>
+      </w:pPr>
+    </w:lvl>
+    <w:lvl w:ilvl="1" w:tplc="BD82CD94" w:tentative="1">
+      <w:start w:val="1"/>
+      <w:numFmt w:val="lowerLetter"/>
+      <w:lvlText w:val="%2."/>
+      <w:lvlJc w:val="left"/>
+      <w:pPr>
+        <w:ind w:left="720" w:hanging="300"/>
+      </w:pPr>
+    </w:lvl>
+    <w:lvl w:ilvl="2" w:tplc="403EF024">
+      <w:numFmt w:val="decimal"/>
+      <w:lvlText w:val=""/>
+      <w:lvlJc w:val="left"/>
+    </w:lvl>
+    <w:lvl w:ilvl="3" w:tplc="2222F754">
+      <w:numFmt w:val="decimal"/>
+      <w:lvlText w:val=""/>
+      <w:lvlJc w:val="left"/>
+    </w:lvl>
+    <w:lvl w:ilvl="4" w:tplc="FB84BB80">
+      <w:numFmt w:val="decimal"/>
+      <w:lvlText w:val=""/>
+      <w:lvlJc w:val="left"/>
+    </w:lvl>
+    <w:lvl w:ilvl="5" w:tplc="BE80C1BA">
+      <w:numFmt w:val="decimal"/>
+      <w:lvlText w:val=""/>
+      <w:lvlJc w:val="left"/>
+    </w:lvl>
+    <w:lvl w:ilvl="6" w:tplc="9AECD9AC">
+      <w:numFmt w:val="decimal"/>
+      <w:lvlText w:val=""/>
+      <w:lvlJc w:val="left"/>
+    </w:lvl>
+    <w:lvl w:ilvl="7" w:tplc="34F6253C">
+      <w:numFmt w:val="decimal"/>
+      <w:lvlText w:val=""/>
+      <w:lvlJc w:val="left"/>
+    </w:lvl>
+    <w:lvl w:ilvl="8" w:tplc="EBB658FA">
+      <w:numFmt w:val="decimal"/>
+      <w:lvlText w:val=""/>
+      <w:lvlJc w:val="left"/>
+    </w:lvl>
+  </w:abstractNum>
+  <w:abstractNum w:abstractNumId="13" w15:restartNumberingAfterBreak="0">
+    <w:nsid w:val="5B150B31"/>
+    <w:multiLevelType w:val="hybridMultilevel"/>
+    <w:tmpl w:val="14BCADC6"/>
+    <w:lvl w:ilvl="0" w:tplc="229E7C40">
+      <w:start w:val="1"/>
+      <w:numFmt w:val="decimal"/>
+      <w:lvlText w:val="%1."/>
+      <w:lvlJc w:val="left"/>
+      <w:pPr>
+        <w:ind w:left="360" w:hanging="300"/>
+      </w:pPr>
+    </w:lvl>
+    <w:lvl w:ilvl="1" w:tplc="37A8A4DC" w:tentative="1">
+      <w:start w:val="1"/>
+      <w:numFmt w:val="lowerLetter"/>
+      <w:lvlText w:val="%2."/>
+      <w:lvlJc w:val="left"/>
+      <w:pPr>
+        <w:ind w:left="720" w:hanging="300"/>
+      </w:pPr>
+    </w:lvl>
+    <w:lvl w:ilvl="2" w:tplc="2466AD2E">
+      <w:numFmt w:val="decimal"/>
+      <w:lvlText w:val=""/>
+      <w:lvlJc w:val="left"/>
+    </w:lvl>
+    <w:lvl w:ilvl="3" w:tplc="30C0BE70">
+      <w:numFmt w:val="decimal"/>
+      <w:lvlText w:val=""/>
+      <w:lvlJc w:val="left"/>
+    </w:lvl>
+    <w:lvl w:ilvl="4" w:tplc="6408FE1E">
+      <w:numFmt w:val="decimal"/>
+      <w:lvlText w:val=""/>
+      <w:lvlJc w:val="left"/>
+    </w:lvl>
+    <w:lvl w:ilvl="5" w:tplc="71149990">
+      <w:numFmt w:val="decimal"/>
+      <w:lvlText w:val=""/>
+      <w:lvlJc w:val="left"/>
+    </w:lvl>
+    <w:lvl w:ilvl="6" w:tplc="95C2A774">
+      <w:numFmt w:val="decimal"/>
+      <w:lvlText w:val=""/>
+      <w:lvlJc w:val="left"/>
+    </w:lvl>
+    <w:lvl w:ilvl="7" w:tplc="9584627E">
+      <w:numFmt w:val="decimal"/>
+      <w:lvlText w:val=""/>
+      <w:lvlJc w:val="left"/>
+    </w:lvl>
+    <w:lvl w:ilvl="8" w:tplc="12DA8930">
+      <w:numFmt w:val="decimal"/>
+      <w:lvlText w:val=""/>
+      <w:lvlJc w:val="left"/>
+    </w:lvl>
+  </w:abstractNum>
+  <w:abstractNum w:abstractNumId="14" w15:restartNumberingAfterBreak="0">
+    <w:nsid w:val="5FAB5B4D"/>
+    <w:multiLevelType w:val="hybridMultilevel"/>
+    <w:tmpl w:val="D39A5FFE"/>
+    <w:lvl w:ilvl="0" w:tplc="135E739A">
+      <w:start w:val="1"/>
+      <w:numFmt w:val="decimal"/>
+      <w:lvlText w:val="%1."/>
+      <w:lvlJc w:val="left"/>
+      <w:pPr>
+        <w:ind w:left="360" w:hanging="300"/>
+      </w:pPr>
+    </w:lvl>
+    <w:lvl w:ilvl="1" w:tplc="4208AEC2" w:tentative="1">
+      <w:start w:val="1"/>
+      <w:numFmt w:val="lowerLetter"/>
+      <w:lvlText w:val="%2."/>
+      <w:lvlJc w:val="left"/>
+      <w:pPr>
+        <w:ind w:left="720" w:hanging="300"/>
+      </w:pPr>
+    </w:lvl>
+    <w:lvl w:ilvl="2" w:tplc="CE9A5E58">
+      <w:numFmt w:val="decimal"/>
+      <w:lvlText w:val=""/>
+      <w:lvlJc w:val="left"/>
+    </w:lvl>
+    <w:lvl w:ilvl="3" w:tplc="C306563E">
+      <w:numFmt w:val="decimal"/>
+      <w:lvlText w:val=""/>
+      <w:lvlJc w:val="left"/>
+    </w:lvl>
+    <w:lvl w:ilvl="4" w:tplc="DA48A9C6">
+      <w:numFmt w:val="decimal"/>
+      <w:lvlText w:val=""/>
+      <w:lvlJc w:val="left"/>
+    </w:lvl>
+    <w:lvl w:ilvl="5" w:tplc="A8E6331A">
+      <w:numFmt w:val="decimal"/>
+      <w:lvlText w:val=""/>
+      <w:lvlJc w:val="left"/>
+    </w:lvl>
+    <w:lvl w:ilvl="6" w:tplc="B588CBE0">
+      <w:numFmt w:val="decimal"/>
+      <w:lvlText w:val=""/>
+      <w:lvlJc w:val="left"/>
+    </w:lvl>
+    <w:lvl w:ilvl="7" w:tplc="01241B22">
+      <w:numFmt w:val="decimal"/>
+      <w:lvlText w:val=""/>
+      <w:lvlJc w:val="left"/>
+    </w:lvl>
+    <w:lvl w:ilvl="8" w:tplc="41D28A0A">
+      <w:numFmt w:val="decimal"/>
+      <w:lvlText w:val=""/>
+      <w:lvlJc w:val="left"/>
+    </w:lvl>
+  </w:abstractNum>
+  <w:num w:numId="1" w16cid:durableId="1207180852">
+    <w:abstractNumId w:val="6"/>
+    <w:lvlOverride w:ilvl="0">
+      <w:startOverride w:val="1"/>
+    </w:lvlOverride>
+  </w:num>
+  <w:num w:numId="2" w16cid:durableId="544215697">
+    <w:abstractNumId w:val="4"/>
+    <w:lvlOverride w:ilvl="0">
+      <w:startOverride w:val="1"/>
+    </w:lvlOverride>
+  </w:num>
+  <w:num w:numId="3" w16cid:durableId="250312245">
+    <w:abstractNumId w:val="1"/>
+    <w:lvlOverride w:ilvl="0">
+      <w:startOverride w:val="1"/>
+    </w:lvlOverride>
+  </w:num>
+  <w:num w:numId="4" w16cid:durableId="1645237084">
+    <w:abstractNumId w:val="0"/>
+    <w:lvlOverride w:ilvl="0">
+      <w:startOverride w:val="1"/>
+    </w:lvlOverride>
+  </w:num>
+  <w:num w:numId="5" w16cid:durableId="1025667054">
+    <w:abstractNumId w:val="14"/>
+    <w:lvlOverride w:ilvl="0">
+      <w:startOverride w:val="1"/>
+    </w:lvlOverride>
+  </w:num>
+  <w:num w:numId="6" w16cid:durableId="1007445110">
+    <w:abstractNumId w:val="9"/>
+    <w:lvlOverride w:ilvl="0">
+      <w:startOverride w:val="1"/>
+    </w:lvlOverride>
+  </w:num>
+  <w:num w:numId="7" w16cid:durableId="2136171239">
+    <w:abstractNumId w:val="2"/>
+    <w:lvlOverride w:ilvl="0">
+      <w:startOverride w:val="1"/>
+    </w:lvlOverride>
+  </w:num>
+  <w:num w:numId="8" w16cid:durableId="492525535">
     <w:abstractNumId w:val="12"/>
     <w:lvlOverride w:ilvl="0">
       <w:startOverride w:val="1"/>
     </w:lvlOverride>
   </w:num>
-  <w:num w:numId="2" w16cid:durableId="784930759">
+  <w:num w:numId="9" w16cid:durableId="616105664">
+    <w:abstractNumId w:val="7"/>
+    <w:lvlOverride w:ilvl="0">
+      <w:startOverride w:val="1"/>
+    </w:lvlOverride>
+  </w:num>
+  <w:num w:numId="10" w16cid:durableId="1574854770">
+    <w:abstractNumId w:val="10"/>
+    <w:lvlOverride w:ilvl="0">
+      <w:startOverride w:val="1"/>
+    </w:lvlOverride>
+  </w:num>
+  <w:num w:numId="11" w16cid:durableId="1486898964">
     <w:abstractNumId w:val="13"/>
     <w:lvlOverride w:ilvl="0">
       <w:startOverride w:val="1"/>
     </w:lvlOverride>
   </w:num>
-  <w:num w:numId="3" w16cid:durableId="1404062496">
-    <w:abstractNumId w:val="1"/>
-    <w:lvlOverride w:ilvl="0">
-      <w:startOverride w:val="1"/>
-    </w:lvlOverride>
-  </w:num>
-  <w:num w:numId="4" w16cid:durableId="1308239539">
-    <w:abstractNumId w:val="7"/>
-    <w:lvlOverride w:ilvl="0">
-      <w:startOverride w:val="1"/>
-    </w:lvlOverride>
-  </w:num>
-  <w:num w:numId="5" w16cid:durableId="2103913907">
+  <w:num w:numId="12" w16cid:durableId="1094597188">
     <w:abstractNumId w:val="8"/>
     <w:lvlOverride w:ilvl="0">
       <w:startOverride w:val="1"/>
     </w:lvlOverride>
   </w:num>
-  <w:num w:numId="6" w16cid:durableId="2125615132">
-    <w:abstractNumId w:val="10"/>
-    <w:lvlOverride w:ilvl="0">
-      <w:startOverride w:val="1"/>
-    </w:lvlOverride>
-  </w:num>
-  <w:num w:numId="7" w16cid:durableId="1966622517">
-    <w:abstractNumId w:val="2"/>
-    <w:lvlOverride w:ilvl="0">
-      <w:startOverride w:val="1"/>
-    </w:lvlOverride>
-  </w:num>
-  <w:num w:numId="8" w16cid:durableId="118955107">
-    <w:abstractNumId w:val="9"/>
-    <w:lvlOverride w:ilvl="0">
-      <w:startOverride w:val="1"/>
-    </w:lvlOverride>
-  </w:num>
-  <w:num w:numId="9" w16cid:durableId="625089936">
-    <w:abstractNumId w:val="0"/>
-    <w:lvlOverride w:ilvl="0">
-      <w:startOverride w:val="1"/>
-    </w:lvlOverride>
-  </w:num>
-  <w:num w:numId="10" w16cid:durableId="1797335855">
-    <w:abstractNumId w:val="6"/>
-    <w:lvlOverride w:ilvl="0">
-      <w:startOverride w:val="1"/>
-    </w:lvlOverride>
-  </w:num>
-  <w:num w:numId="11" w16cid:durableId="1571305723">
+  <w:num w:numId="13" w16cid:durableId="1495029608">
     <w:abstractNumId w:val="11"/>
     <w:lvlOverride w:ilvl="0">
       <w:startOverride w:val="1"/>
     </w:lvlOverride>
   </w:num>
-  <w:num w:numId="12" w16cid:durableId="1088384532">
+  <w:num w:numId="14" w16cid:durableId="874663085">
     <w:abstractNumId w:val="3"/>
     <w:lvlOverride w:ilvl="0">
       <w:startOverride w:val="1"/>
     </w:lvlOverride>
   </w:num>
-  <w:num w:numId="13" w16cid:durableId="720516199">
+  <w:num w:numId="15" w16cid:durableId="1892375651">
     <w:abstractNumId w:val="5"/>
-    <w:lvlOverride w:ilvl="0">
-      <w:startOverride w:val="1"/>
-    </w:lvlOverride>
-  </w:num>
-  <w:num w:numId="14" w16cid:durableId="2053379780">
-    <w:abstractNumId w:val="4"/>
-    <w:lvlOverride w:ilvl="0">
-      <w:startOverride w:val="1"/>
-    </w:lvlOverride>
-  </w:num>
-  <w:num w:numId="15" w16cid:durableId="53355057">
-    <w:abstractNumId w:val="14"/>
     <w:lvlOverride w:ilvl="0">
       <w:startOverride w:val="1"/>
     </w:lvlOverride>
@@ -52707,7 +52707,7 @@
     <w:autoRedefine/>
     <w:uiPriority w:val="39"/>
     <w:unhideWhenUsed/>
-    <w:rsid w:val="001F2CAF"/>
+    <w:rsid w:val="00DB7ECA"/>
     <w:pPr>
       <w:spacing w:after="100"/>
     </w:pPr>
@@ -52719,7 +52719,7 @@
     <w:autoRedefine/>
     <w:uiPriority w:val="39"/>
     <w:unhideWhenUsed/>
-    <w:rsid w:val="001F2CAF"/>
+    <w:rsid w:val="00DB7ECA"/>
     <w:pPr>
       <w:spacing w:after="100"/>
       <w:ind w:left="210"/>

--- a/discoverer-neo/docs/user-guide/manual/Discoverer-Neo-ADMIN-Guide-Full-pt-PT.docx
+++ b/discoverer-neo/docs/user-guide/manual/Discoverer-Neo-ADMIN-Guide-Full-pt-PT.docx
@@ -54,7 +54,7 @@
           <w:sz w:val="22"/>
           <w:szCs w:val="22"/>
         </w:rPr>
-        <w:t>Versão 2.1.0</w:t>
+        <w:t>Versão 2.1.1</w:t>
       </w:r>
     </w:p>
     <w:p>
@@ -74,7 +74,7 @@
     <w:sdt>
       <w:sdtPr>
         <w:alias w:val="Índice"/>
-        <w:id w:val="1517650165"/>
+        <w:id w:val="-1537039531"/>
       </w:sdtPr>
       <w:sdtEndPr/>
       <w:sdtContent>
@@ -102,7 +102,7 @@
           <w:r>
             <w:fldChar w:fldCharType="separate"/>
           </w:r>
-          <w:hyperlink w:anchor="_Toc241745133" w:history="1">
+          <w:hyperlink w:anchor="_Toc241747973" w:history="1">
             <w:r>
               <w:rPr>
                 <w:rStyle w:val="Hiperligao"/>
@@ -126,7 +126,7 @@
               <w:rPr>
                 <w:noProof/>
               </w:rPr>
-              <w:instrText xml:space="preserve"> PAGEREF _Toc241745133 \h </w:instrText>
+              <w:instrText xml:space="preserve"> PAGEREF _Toc241747973 \h </w:instrText>
             </w:r>
             <w:r>
               <w:rPr>
@@ -168,7 +168,7 @@
               <w14:ligatures w14:val="standardContextual"/>
             </w:rPr>
           </w:pPr>
-          <w:hyperlink w:anchor="_Toc241745134" w:history="1">
+          <w:hyperlink w:anchor="_Toc241747974" w:history="1">
             <w:r>
               <w:rPr>
                 <w:rStyle w:val="Hiperligao"/>
@@ -192,7 +192,7 @@
               <w:rPr>
                 <w:noProof/>
               </w:rPr>
-              <w:instrText xml:space="preserve"> PAGEREF _Toc241745134 \h </w:instrText>
+              <w:instrText xml:space="preserve"> PAGEREF _Toc241747974 \h </w:instrText>
             </w:r>
             <w:r>
               <w:rPr>
@@ -234,7 +234,7 @@
               <w14:ligatures w14:val="standardContextual"/>
             </w:rPr>
           </w:pPr>
-          <w:hyperlink w:anchor="_Toc241745135" w:history="1">
+          <w:hyperlink w:anchor="_Toc241747975" w:history="1">
             <w:r>
               <w:rPr>
                 <w:rStyle w:val="Hiperligao"/>
@@ -258,7 +258,7 @@
               <w:rPr>
                 <w:noProof/>
               </w:rPr>
-              <w:instrText xml:space="preserve"> PAGEREF _Toc241745135 \h </w:instrText>
+              <w:instrText xml:space="preserve"> PAGEREF _Toc241747975 \h </w:instrText>
             </w:r>
             <w:r>
               <w:rPr>
@@ -300,7 +300,7 @@
               <w14:ligatures w14:val="standardContextual"/>
             </w:rPr>
           </w:pPr>
-          <w:hyperlink w:anchor="_Toc241745136" w:history="1">
+          <w:hyperlink w:anchor="_Toc241747976" w:history="1">
             <w:r>
               <w:rPr>
                 <w:rStyle w:val="Hiperligao"/>
@@ -324,7 +324,7 @@
               <w:rPr>
                 <w:noProof/>
               </w:rPr>
-              <w:instrText xml:space="preserve"> PAGEREF _Toc241745136 \h </w:instrText>
+              <w:instrText xml:space="preserve"> PAGEREF _Toc241747976 \h </w:instrText>
             </w:r>
             <w:r>
               <w:rPr>
@@ -366,7 +366,7 @@
               <w14:ligatures w14:val="standardContextual"/>
             </w:rPr>
           </w:pPr>
-          <w:hyperlink w:anchor="_Toc241745137" w:history="1">
+          <w:hyperlink w:anchor="_Toc241747977" w:history="1">
             <w:r>
               <w:rPr>
                 <w:rStyle w:val="Hiperligao"/>
@@ -390,7 +390,7 @@
               <w:rPr>
                 <w:noProof/>
               </w:rPr>
-              <w:instrText xml:space="preserve"> PAGEREF _Toc241745137 \h </w:instrText>
+              <w:instrText xml:space="preserve"> PAGEREF _Toc241747977 \h </w:instrText>
             </w:r>
             <w:r>
               <w:rPr>
@@ -432,7 +432,7 @@
               <w14:ligatures w14:val="standardContextual"/>
             </w:rPr>
           </w:pPr>
-          <w:hyperlink w:anchor="_Toc241745138" w:history="1">
+          <w:hyperlink w:anchor="_Toc241747978" w:history="1">
             <w:r>
               <w:rPr>
                 <w:rStyle w:val="Hiperligao"/>
@@ -456,7 +456,7 @@
               <w:rPr>
                 <w:noProof/>
               </w:rPr>
-              <w:instrText xml:space="preserve"> PAGEREF _Toc241745138 \h </w:instrText>
+              <w:instrText xml:space="preserve"> PAGEREF _Toc241747978 \h </w:instrText>
             </w:r>
             <w:r>
               <w:rPr>
@@ -498,7 +498,7 @@
               <w14:ligatures w14:val="standardContextual"/>
             </w:rPr>
           </w:pPr>
-          <w:hyperlink w:anchor="_Toc241745139" w:history="1">
+          <w:hyperlink w:anchor="_Toc241747979" w:history="1">
             <w:r>
               <w:rPr>
                 <w:rStyle w:val="Hiperligao"/>
@@ -522,7 +522,7 @@
               <w:rPr>
                 <w:noProof/>
               </w:rPr>
-              <w:instrText xml:space="preserve"> PAGEREF _Toc241745139 \h </w:instrText>
+              <w:instrText xml:space="preserve"> PAGEREF _Toc241747979 \h </w:instrText>
             </w:r>
             <w:r>
               <w:rPr>
@@ -564,7 +564,7 @@
               <w14:ligatures w14:val="standardContextual"/>
             </w:rPr>
           </w:pPr>
-          <w:hyperlink w:anchor="_Toc241745140" w:history="1">
+          <w:hyperlink w:anchor="_Toc241747980" w:history="1">
             <w:r>
               <w:rPr>
                 <w:rStyle w:val="Hiperligao"/>
@@ -588,7 +588,7 @@
               <w:rPr>
                 <w:noProof/>
               </w:rPr>
-              <w:instrText xml:space="preserve"> PAGEREF _Toc241745140 \h </w:instrText>
+              <w:instrText xml:space="preserve"> PAGEREF _Toc241747980 \h </w:instrText>
             </w:r>
             <w:r>
               <w:rPr>
@@ -630,7 +630,7 @@
               <w14:ligatures w14:val="standardContextual"/>
             </w:rPr>
           </w:pPr>
-          <w:hyperlink w:anchor="_Toc241745141" w:history="1">
+          <w:hyperlink w:anchor="_Toc241747981" w:history="1">
             <w:r>
               <w:rPr>
                 <w:rStyle w:val="Hiperligao"/>
@@ -654,7 +654,7 @@
               <w:rPr>
                 <w:noProof/>
               </w:rPr>
-              <w:instrText xml:space="preserve"> PAGEREF _Toc241745141 \h </w:instrText>
+              <w:instrText xml:space="preserve"> PAGEREF _Toc241747981 \h </w:instrText>
             </w:r>
             <w:r>
               <w:rPr>
@@ -696,7 +696,7 @@
               <w14:ligatures w14:val="standardContextual"/>
             </w:rPr>
           </w:pPr>
-          <w:hyperlink w:anchor="_Toc241745142" w:history="1">
+          <w:hyperlink w:anchor="_Toc241747982" w:history="1">
             <w:r>
               <w:rPr>
                 <w:rStyle w:val="Hiperligao"/>
@@ -720,7 +720,7 @@
               <w:rPr>
                 <w:noProof/>
               </w:rPr>
-              <w:instrText xml:space="preserve"> PAGEREF _Toc241745142 \h </w:instrText>
+              <w:instrText xml:space="preserve"> PAGEREF _Toc241747982 \h </w:instrText>
             </w:r>
             <w:r>
               <w:rPr>
@@ -762,7 +762,7 @@
               <w14:ligatures w14:val="standardContextual"/>
             </w:rPr>
           </w:pPr>
-          <w:hyperlink w:anchor="_Toc241745143" w:history="1">
+          <w:hyperlink w:anchor="_Toc241747983" w:history="1">
             <w:r>
               <w:rPr>
                 <w:rStyle w:val="Hiperligao"/>
@@ -786,7 +786,7 @@
               <w:rPr>
                 <w:noProof/>
               </w:rPr>
-              <w:instrText xml:space="preserve"> PAGEREF _Toc241745143 \h </w:instrText>
+              <w:instrText xml:space="preserve"> PAGEREF _Toc241747983 \h </w:instrText>
             </w:r>
             <w:r>
               <w:rPr>
@@ -828,7 +828,7 @@
               <w14:ligatures w14:val="standardContextual"/>
             </w:rPr>
           </w:pPr>
-          <w:hyperlink w:anchor="_Toc241745144" w:history="1">
+          <w:hyperlink w:anchor="_Toc241747984" w:history="1">
             <w:r>
               <w:rPr>
                 <w:rStyle w:val="Hiperligao"/>
@@ -852,7 +852,7 @@
               <w:rPr>
                 <w:noProof/>
               </w:rPr>
-              <w:instrText xml:space="preserve"> PAGEREF _Toc241745144 \h </w:instrText>
+              <w:instrText xml:space="preserve"> PAGEREF _Toc241747984 \h </w:instrText>
             </w:r>
             <w:r>
               <w:rPr>
@@ -894,7 +894,7 @@
               <w14:ligatures w14:val="standardContextual"/>
             </w:rPr>
           </w:pPr>
-          <w:hyperlink w:anchor="_Toc241745145" w:history="1">
+          <w:hyperlink w:anchor="_Toc241747985" w:history="1">
             <w:r>
               <w:rPr>
                 <w:rStyle w:val="Hiperligao"/>
@@ -918,7 +918,7 @@
               <w:rPr>
                 <w:noProof/>
               </w:rPr>
-              <w:instrText xml:space="preserve"> PAGEREF _Toc241745145 \h </w:instrText>
+              <w:instrText xml:space="preserve"> PAGEREF _Toc241747985 \h </w:instrText>
             </w:r>
             <w:r>
               <w:rPr>
@@ -960,7 +960,7 @@
               <w14:ligatures w14:val="standardContextual"/>
             </w:rPr>
           </w:pPr>
-          <w:hyperlink w:anchor="_Toc241745146" w:history="1">
+          <w:hyperlink w:anchor="_Toc241747986" w:history="1">
             <w:r>
               <w:rPr>
                 <w:rStyle w:val="Hiperligao"/>
@@ -984,7 +984,7 @@
               <w:rPr>
                 <w:noProof/>
               </w:rPr>
-              <w:instrText xml:space="preserve"> PAGEREF _Toc241745146 \h </w:instrText>
+              <w:instrText xml:space="preserve"> PAGEREF _Toc241747986 \h </w:instrText>
             </w:r>
             <w:r>
               <w:rPr>
@@ -1026,7 +1026,7 @@
               <w14:ligatures w14:val="standardContextual"/>
             </w:rPr>
           </w:pPr>
-          <w:hyperlink w:anchor="_Toc241745147" w:history="1">
+          <w:hyperlink w:anchor="_Toc241747987" w:history="1">
             <w:r>
               <w:rPr>
                 <w:rStyle w:val="Hiperligao"/>
@@ -1050,7 +1050,7 @@
               <w:rPr>
                 <w:noProof/>
               </w:rPr>
-              <w:instrText xml:space="preserve"> PAGEREF _Toc241745147 \h </w:instrText>
+              <w:instrText xml:space="preserve"> PAGEREF _Toc241747987 \h </w:instrText>
             </w:r>
             <w:r>
               <w:rPr>
@@ -1092,7 +1092,7 @@
               <w14:ligatures w14:val="standardContextual"/>
             </w:rPr>
           </w:pPr>
-          <w:hyperlink w:anchor="_Toc241745148" w:history="1">
+          <w:hyperlink w:anchor="_Toc241747988" w:history="1">
             <w:r>
               <w:rPr>
                 <w:rStyle w:val="Hiperligao"/>
@@ -1116,7 +1116,7 @@
               <w:rPr>
                 <w:noProof/>
               </w:rPr>
-              <w:instrText xml:space="preserve"> PAGEREF _Toc241745148 \h </w:instrText>
+              <w:instrText xml:space="preserve"> PAGEREF _Toc241747988 \h </w:instrText>
             </w:r>
             <w:r>
               <w:rPr>
@@ -1158,7 +1158,7 @@
               <w14:ligatures w14:val="standardContextual"/>
             </w:rPr>
           </w:pPr>
-          <w:hyperlink w:anchor="_Toc241745149" w:history="1">
+          <w:hyperlink w:anchor="_Toc241747989" w:history="1">
             <w:r>
               <w:rPr>
                 <w:rStyle w:val="Hiperligao"/>
@@ -1182,7 +1182,7 @@
               <w:rPr>
                 <w:noProof/>
               </w:rPr>
-              <w:instrText xml:space="preserve"> PAGEREF _Toc241745149 \h </w:instrText>
+              <w:instrText xml:space="preserve"> PAGEREF _Toc241747989 \h </w:instrText>
             </w:r>
             <w:r>
               <w:rPr>
@@ -1224,7 +1224,7 @@
               <w14:ligatures w14:val="standardContextual"/>
             </w:rPr>
           </w:pPr>
-          <w:hyperlink w:anchor="_Toc241745150" w:history="1">
+          <w:hyperlink w:anchor="_Toc241747990" w:history="1">
             <w:r>
               <w:rPr>
                 <w:rStyle w:val="Hiperligao"/>
@@ -1248,7 +1248,7 @@
               <w:rPr>
                 <w:noProof/>
               </w:rPr>
-              <w:instrText xml:space="preserve"> PAGEREF _Toc241745150 \h </w:instrText>
+              <w:instrText xml:space="preserve"> PAGEREF _Toc241747990 \h </w:instrText>
             </w:r>
             <w:r>
               <w:rPr>
@@ -1290,7 +1290,7 @@
               <w14:ligatures w14:val="standardContextual"/>
             </w:rPr>
           </w:pPr>
-          <w:hyperlink w:anchor="_Toc241745151" w:history="1">
+          <w:hyperlink w:anchor="_Toc241747991" w:history="1">
             <w:r>
               <w:rPr>
                 <w:rStyle w:val="Hiperligao"/>
@@ -1314,7 +1314,7 @@
               <w:rPr>
                 <w:noProof/>
               </w:rPr>
-              <w:instrText xml:space="preserve"> PAGEREF _Toc241745151 \h </w:instrText>
+              <w:instrText xml:space="preserve"> PAGEREF _Toc241747991 \h </w:instrText>
             </w:r>
             <w:r>
               <w:rPr>
@@ -1356,7 +1356,7 @@
               <w14:ligatures w14:val="standardContextual"/>
             </w:rPr>
           </w:pPr>
-          <w:hyperlink w:anchor="_Toc241745152" w:history="1">
+          <w:hyperlink w:anchor="_Toc241747992" w:history="1">
             <w:r>
               <w:rPr>
                 <w:rStyle w:val="Hiperligao"/>
@@ -1380,7 +1380,7 @@
               <w:rPr>
                 <w:noProof/>
               </w:rPr>
-              <w:instrText xml:space="preserve"> PAGEREF _Toc241745152 \h </w:instrText>
+              <w:instrText xml:space="preserve"> PAGEREF _Toc241747992 \h </w:instrText>
             </w:r>
             <w:r>
               <w:rPr>
@@ -1422,7 +1422,7 @@
               <w14:ligatures w14:val="standardContextual"/>
             </w:rPr>
           </w:pPr>
-          <w:hyperlink w:anchor="_Toc241745153" w:history="1">
+          <w:hyperlink w:anchor="_Toc241747993" w:history="1">
             <w:r>
               <w:rPr>
                 <w:rStyle w:val="Hiperligao"/>
@@ -1446,7 +1446,7 @@
               <w:rPr>
                 <w:noProof/>
               </w:rPr>
-              <w:instrText xml:space="preserve"> PAGEREF _Toc241745153 \h </w:instrText>
+              <w:instrText xml:space="preserve"> PAGEREF _Toc241747993 \h </w:instrText>
             </w:r>
             <w:r>
               <w:rPr>
@@ -1488,7 +1488,7 @@
               <w14:ligatures w14:val="standardContextual"/>
             </w:rPr>
           </w:pPr>
-          <w:hyperlink w:anchor="_Toc241745154" w:history="1">
+          <w:hyperlink w:anchor="_Toc241747994" w:history="1">
             <w:r>
               <w:rPr>
                 <w:rStyle w:val="Hiperligao"/>
@@ -1512,7 +1512,7 @@
               <w:rPr>
                 <w:noProof/>
               </w:rPr>
-              <w:instrText xml:space="preserve"> PAGEREF _Toc241745154 \h </w:instrText>
+              <w:instrText xml:space="preserve"> PAGEREF _Toc241747994 \h </w:instrText>
             </w:r>
             <w:r>
               <w:rPr>
@@ -1554,7 +1554,7 @@
               <w14:ligatures w14:val="standardContextual"/>
             </w:rPr>
           </w:pPr>
-          <w:hyperlink w:anchor="_Toc241745155" w:history="1">
+          <w:hyperlink w:anchor="_Toc241747995" w:history="1">
             <w:r>
               <w:rPr>
                 <w:rStyle w:val="Hiperligao"/>
@@ -1578,7 +1578,7 @@
               <w:rPr>
                 <w:noProof/>
               </w:rPr>
-              <w:instrText xml:space="preserve"> PAGEREF _Toc241745155 \h </w:instrText>
+              <w:instrText xml:space="preserve"> PAGEREF _Toc241747995 \h </w:instrText>
             </w:r>
             <w:r>
               <w:rPr>
@@ -1620,7 +1620,7 @@
               <w14:ligatures w14:val="standardContextual"/>
             </w:rPr>
           </w:pPr>
-          <w:hyperlink w:anchor="_Toc241745156" w:history="1">
+          <w:hyperlink w:anchor="_Toc241747996" w:history="1">
             <w:r>
               <w:rPr>
                 <w:rStyle w:val="Hiperligao"/>
@@ -1644,7 +1644,7 @@
               <w:rPr>
                 <w:noProof/>
               </w:rPr>
-              <w:instrText xml:space="preserve"> PAGEREF _Toc241745156 \h </w:instrText>
+              <w:instrText xml:space="preserve"> PAGEREF _Toc241747996 \h </w:instrText>
             </w:r>
             <w:r>
               <w:rPr>
@@ -1686,7 +1686,7 @@
               <w14:ligatures w14:val="standardContextual"/>
             </w:rPr>
           </w:pPr>
-          <w:hyperlink w:anchor="_Toc241745157" w:history="1">
+          <w:hyperlink w:anchor="_Toc241747997" w:history="1">
             <w:r>
               <w:rPr>
                 <w:rStyle w:val="Hiperligao"/>
@@ -1710,7 +1710,7 @@
               <w:rPr>
                 <w:noProof/>
               </w:rPr>
-              <w:instrText xml:space="preserve"> PAGEREF _Toc241745157 \h </w:instrText>
+              <w:instrText xml:space="preserve"> PAGEREF _Toc241747997 \h </w:instrText>
             </w:r>
             <w:r>
               <w:rPr>
@@ -1752,7 +1752,7 @@
               <w14:ligatures w14:val="standardContextual"/>
             </w:rPr>
           </w:pPr>
-          <w:hyperlink w:anchor="_Toc241745158" w:history="1">
+          <w:hyperlink w:anchor="_Toc241747998" w:history="1">
             <w:r>
               <w:rPr>
                 <w:rStyle w:val="Hiperligao"/>
@@ -1776,7 +1776,7 @@
               <w:rPr>
                 <w:noProof/>
               </w:rPr>
-              <w:instrText xml:space="preserve"> PAGEREF _Toc241745158 \h </w:instrText>
+              <w:instrText xml:space="preserve"> PAGEREF _Toc241747998 \h </w:instrText>
             </w:r>
             <w:r>
               <w:rPr>
@@ -1818,7 +1818,7 @@
               <w14:ligatures w14:val="standardContextual"/>
             </w:rPr>
           </w:pPr>
-          <w:hyperlink w:anchor="_Toc241745159" w:history="1">
+          <w:hyperlink w:anchor="_Toc241747999" w:history="1">
             <w:r>
               <w:rPr>
                 <w:rStyle w:val="Hiperligao"/>
@@ -1842,7 +1842,7 @@
               <w:rPr>
                 <w:noProof/>
               </w:rPr>
-              <w:instrText xml:space="preserve"> PAGEREF _Toc241745159 \h </w:instrText>
+              <w:instrText xml:space="preserve"> PAGEREF _Toc241747999 \h </w:instrText>
             </w:r>
             <w:r>
               <w:rPr>
@@ -1884,7 +1884,7 @@
               <w14:ligatures w14:val="standardContextual"/>
             </w:rPr>
           </w:pPr>
-          <w:hyperlink w:anchor="_Toc241745160" w:history="1">
+          <w:hyperlink w:anchor="_Toc241748000" w:history="1">
             <w:r>
               <w:rPr>
                 <w:rStyle w:val="Hiperligao"/>
@@ -1908,7 +1908,7 @@
               <w:rPr>
                 <w:noProof/>
               </w:rPr>
-              <w:instrText xml:space="preserve"> PAGEREF _Toc241745160 \h </w:instrText>
+              <w:instrText xml:space="preserve"> PAGEREF _Toc241748000 \h </w:instrText>
             </w:r>
             <w:r>
               <w:rPr>
@@ -1950,7 +1950,7 @@
               <w14:ligatures w14:val="standardContextual"/>
             </w:rPr>
           </w:pPr>
-          <w:hyperlink w:anchor="_Toc241745161" w:history="1">
+          <w:hyperlink w:anchor="_Toc241748001" w:history="1">
             <w:r>
               <w:rPr>
                 <w:rStyle w:val="Hiperligao"/>
@@ -1974,7 +1974,7 @@
               <w:rPr>
                 <w:noProof/>
               </w:rPr>
-              <w:instrText xml:space="preserve"> PAGEREF _Toc241745161 \h </w:instrText>
+              <w:instrText xml:space="preserve"> PAGEREF _Toc241748001 \h </w:instrText>
             </w:r>
             <w:r>
               <w:rPr>
@@ -2016,7 +2016,7 @@
               <w14:ligatures w14:val="standardContextual"/>
             </w:rPr>
           </w:pPr>
-          <w:hyperlink w:anchor="_Toc241745162" w:history="1">
+          <w:hyperlink w:anchor="_Toc241748002" w:history="1">
             <w:r>
               <w:rPr>
                 <w:rStyle w:val="Hiperligao"/>
@@ -2040,7 +2040,7 @@
               <w:rPr>
                 <w:noProof/>
               </w:rPr>
-              <w:instrText xml:space="preserve"> PAGEREF _Toc241745162 \h </w:instrText>
+              <w:instrText xml:space="preserve"> PAGEREF _Toc241748002 \h </w:instrText>
             </w:r>
             <w:r>
               <w:rPr>
@@ -2082,7 +2082,7 @@
               <w14:ligatures w14:val="standardContextual"/>
             </w:rPr>
           </w:pPr>
-          <w:hyperlink w:anchor="_Toc241745163" w:history="1">
+          <w:hyperlink w:anchor="_Toc241748003" w:history="1">
             <w:r>
               <w:rPr>
                 <w:rStyle w:val="Hiperligao"/>
@@ -2106,7 +2106,7 @@
               <w:rPr>
                 <w:noProof/>
               </w:rPr>
-              <w:instrText xml:space="preserve"> PAGEREF _Toc241745163 \h </w:instrText>
+              <w:instrText xml:space="preserve"> PAGEREF _Toc241748003 \h </w:instrText>
             </w:r>
             <w:r>
               <w:rPr>
@@ -2148,7 +2148,7 @@
               <w14:ligatures w14:val="standardContextual"/>
             </w:rPr>
           </w:pPr>
-          <w:hyperlink w:anchor="_Toc241745164" w:history="1">
+          <w:hyperlink w:anchor="_Toc241748004" w:history="1">
             <w:r>
               <w:rPr>
                 <w:rStyle w:val="Hiperligao"/>
@@ -2172,7 +2172,7 @@
               <w:rPr>
                 <w:noProof/>
               </w:rPr>
-              <w:instrText xml:space="preserve"> PAGEREF _Toc241745164 \h </w:instrText>
+              <w:instrText xml:space="preserve"> PAGEREF _Toc241748004 \h </w:instrText>
             </w:r>
             <w:r>
               <w:rPr>
@@ -2214,7 +2214,7 @@
               <w14:ligatures w14:val="standardContextual"/>
             </w:rPr>
           </w:pPr>
-          <w:hyperlink w:anchor="_Toc241745165" w:history="1">
+          <w:hyperlink w:anchor="_Toc241748005" w:history="1">
             <w:r>
               <w:rPr>
                 <w:rStyle w:val="Hiperligao"/>
@@ -2238,7 +2238,7 @@
               <w:rPr>
                 <w:noProof/>
               </w:rPr>
-              <w:instrText xml:space="preserve"> PAGEREF _Toc241745165 \h </w:instrText>
+              <w:instrText xml:space="preserve"> PAGEREF _Toc241748005 \h </w:instrText>
             </w:r>
             <w:r>
               <w:rPr>
@@ -2280,7 +2280,7 @@
               <w14:ligatures w14:val="standardContextual"/>
             </w:rPr>
           </w:pPr>
-          <w:hyperlink w:anchor="_Toc241745166" w:history="1">
+          <w:hyperlink w:anchor="_Toc241748006" w:history="1">
             <w:r>
               <w:rPr>
                 <w:rStyle w:val="Hiperligao"/>
@@ -2304,7 +2304,7 @@
               <w:rPr>
                 <w:noProof/>
               </w:rPr>
-              <w:instrText xml:space="preserve"> PAGEREF _Toc241745166 \h </w:instrText>
+              <w:instrText xml:space="preserve"> PAGEREF _Toc241748006 \h </w:instrText>
             </w:r>
             <w:r>
               <w:rPr>
@@ -2346,7 +2346,7 @@
               <w14:ligatures w14:val="standardContextual"/>
             </w:rPr>
           </w:pPr>
-          <w:hyperlink w:anchor="_Toc241745167" w:history="1">
+          <w:hyperlink w:anchor="_Toc241748007" w:history="1">
             <w:r>
               <w:rPr>
                 <w:rStyle w:val="Hiperligao"/>
@@ -2370,7 +2370,7 @@
               <w:rPr>
                 <w:noProof/>
               </w:rPr>
-              <w:instrText xml:space="preserve"> PAGEREF _Toc241745167 \h </w:instrText>
+              <w:instrText xml:space="preserve"> PAGEREF _Toc241748007 \h </w:instrText>
             </w:r>
             <w:r>
               <w:rPr>
@@ -2412,7 +2412,7 @@
               <w14:ligatures w14:val="standardContextual"/>
             </w:rPr>
           </w:pPr>
-          <w:hyperlink w:anchor="_Toc241745168" w:history="1">
+          <w:hyperlink w:anchor="_Toc241748008" w:history="1">
             <w:r>
               <w:rPr>
                 <w:rStyle w:val="Hiperligao"/>
@@ -2436,7 +2436,7 @@
               <w:rPr>
                 <w:noProof/>
               </w:rPr>
-              <w:instrText xml:space="preserve"> PAGEREF _Toc241745168 \h </w:instrText>
+              <w:instrText xml:space="preserve"> PAGEREF _Toc241748008 \h </w:instrText>
             </w:r>
             <w:r>
               <w:rPr>
@@ -2478,7 +2478,7 @@
               <w14:ligatures w14:val="standardContextual"/>
             </w:rPr>
           </w:pPr>
-          <w:hyperlink w:anchor="_Toc241745169" w:history="1">
+          <w:hyperlink w:anchor="_Toc241748009" w:history="1">
             <w:r>
               <w:rPr>
                 <w:rStyle w:val="Hiperligao"/>
@@ -2502,7 +2502,7 @@
               <w:rPr>
                 <w:noProof/>
               </w:rPr>
-              <w:instrText xml:space="preserve"> PAGEREF _Toc241745169 \h </w:instrText>
+              <w:instrText xml:space="preserve"> PAGEREF _Toc241748009 \h </w:instrText>
             </w:r>
             <w:r>
               <w:rPr>
@@ -2544,7 +2544,7 @@
               <w14:ligatures w14:val="standardContextual"/>
             </w:rPr>
           </w:pPr>
-          <w:hyperlink w:anchor="_Toc241745170" w:history="1">
+          <w:hyperlink w:anchor="_Toc241748010" w:history="1">
             <w:r>
               <w:rPr>
                 <w:rStyle w:val="Hiperligao"/>
@@ -2568,7 +2568,7 @@
               <w:rPr>
                 <w:noProof/>
               </w:rPr>
-              <w:instrText xml:space="preserve"> PAGEREF _Toc241745170 \h </w:instrText>
+              <w:instrText xml:space="preserve"> PAGEREF _Toc241748010 \h </w:instrText>
             </w:r>
             <w:r>
               <w:rPr>
@@ -2610,7 +2610,7 @@
               <w14:ligatures w14:val="standardContextual"/>
             </w:rPr>
           </w:pPr>
-          <w:hyperlink w:anchor="_Toc241745171" w:history="1">
+          <w:hyperlink w:anchor="_Toc241748011" w:history="1">
             <w:r>
               <w:rPr>
                 <w:rStyle w:val="Hiperligao"/>
@@ -2634,7 +2634,7 @@
               <w:rPr>
                 <w:noProof/>
               </w:rPr>
-              <w:instrText xml:space="preserve"> PAGEREF _Toc241745171 \h </w:instrText>
+              <w:instrText xml:space="preserve"> PAGEREF _Toc241748011 \h </w:instrText>
             </w:r>
             <w:r>
               <w:rPr>
@@ -2676,7 +2676,7 @@
               <w14:ligatures w14:val="standardContextual"/>
             </w:rPr>
           </w:pPr>
-          <w:hyperlink w:anchor="_Toc241745172" w:history="1">
+          <w:hyperlink w:anchor="_Toc241748012" w:history="1">
             <w:r>
               <w:rPr>
                 <w:rStyle w:val="Hiperligao"/>
@@ -2700,7 +2700,7 @@
               <w:rPr>
                 <w:noProof/>
               </w:rPr>
-              <w:instrText xml:space="preserve"> PAGEREF _Toc241745172 \h </w:instrText>
+              <w:instrText xml:space="preserve"> PAGEREF _Toc241748012 \h </w:instrText>
             </w:r>
             <w:r>
               <w:rPr>
@@ -2742,7 +2742,7 @@
               <w14:ligatures w14:val="standardContextual"/>
             </w:rPr>
           </w:pPr>
-          <w:hyperlink w:anchor="_Toc241745173" w:history="1">
+          <w:hyperlink w:anchor="_Toc241748013" w:history="1">
             <w:r>
               <w:rPr>
                 <w:rStyle w:val="Hiperligao"/>
@@ -2766,7 +2766,7 @@
               <w:rPr>
                 <w:noProof/>
               </w:rPr>
-              <w:instrText xml:space="preserve"> PAGEREF _Toc241745173 \h </w:instrText>
+              <w:instrText xml:space="preserve"> PAGEREF _Toc241748013 \h </w:instrText>
             </w:r>
             <w:r>
               <w:rPr>
@@ -2808,7 +2808,7 @@
               <w14:ligatures w14:val="standardContextual"/>
             </w:rPr>
           </w:pPr>
-          <w:hyperlink w:anchor="_Toc241745174" w:history="1">
+          <w:hyperlink w:anchor="_Toc241748014" w:history="1">
             <w:r>
               <w:rPr>
                 <w:rStyle w:val="Hiperligao"/>
@@ -2832,7 +2832,7 @@
               <w:rPr>
                 <w:noProof/>
               </w:rPr>
-              <w:instrText xml:space="preserve"> PAGEREF _Toc241745174 \h </w:instrText>
+              <w:instrText xml:space="preserve"> PAGEREF _Toc241748014 \h </w:instrText>
             </w:r>
             <w:r>
               <w:rPr>
@@ -2874,7 +2874,7 @@
               <w14:ligatures w14:val="standardContextual"/>
             </w:rPr>
           </w:pPr>
-          <w:hyperlink w:anchor="_Toc241745175" w:history="1">
+          <w:hyperlink w:anchor="_Toc241748015" w:history="1">
             <w:r>
               <w:rPr>
                 <w:rStyle w:val="Hiperligao"/>
@@ -2898,7 +2898,7 @@
               <w:rPr>
                 <w:noProof/>
               </w:rPr>
-              <w:instrText xml:space="preserve"> PAGEREF _Toc241745175 \h </w:instrText>
+              <w:instrText xml:space="preserve"> PAGEREF _Toc241748015 \h </w:instrText>
             </w:r>
             <w:r>
               <w:rPr>
@@ -2940,7 +2940,7 @@
               <w14:ligatures w14:val="standardContextual"/>
             </w:rPr>
           </w:pPr>
-          <w:hyperlink w:anchor="_Toc241745176" w:history="1">
+          <w:hyperlink w:anchor="_Toc241748016" w:history="1">
             <w:r>
               <w:rPr>
                 <w:rStyle w:val="Hiperligao"/>
@@ -2964,7 +2964,7 @@
               <w:rPr>
                 <w:noProof/>
               </w:rPr>
-              <w:instrText xml:space="preserve"> PAGEREF _Toc241745176 \h </w:instrText>
+              <w:instrText xml:space="preserve"> PAGEREF _Toc241748016 \h </w:instrText>
             </w:r>
             <w:r>
               <w:rPr>
@@ -3006,7 +3006,7 @@
               <w14:ligatures w14:val="standardContextual"/>
             </w:rPr>
           </w:pPr>
-          <w:hyperlink w:anchor="_Toc241745177" w:history="1">
+          <w:hyperlink w:anchor="_Toc241748017" w:history="1">
             <w:r>
               <w:rPr>
                 <w:rStyle w:val="Hiperligao"/>
@@ -3030,7 +3030,7 @@
               <w:rPr>
                 <w:noProof/>
               </w:rPr>
-              <w:instrText xml:space="preserve"> PAGEREF _Toc241745177 \h </w:instrText>
+              <w:instrText xml:space="preserve"> PAGEREF _Toc241748017 \h </w:instrText>
             </w:r>
             <w:r>
               <w:rPr>
@@ -3072,7 +3072,7 @@
               <w14:ligatures w14:val="standardContextual"/>
             </w:rPr>
           </w:pPr>
-          <w:hyperlink w:anchor="_Toc241745178" w:history="1">
+          <w:hyperlink w:anchor="_Toc241748018" w:history="1">
             <w:r>
               <w:rPr>
                 <w:rStyle w:val="Hiperligao"/>
@@ -3096,7 +3096,7 @@
               <w:rPr>
                 <w:noProof/>
               </w:rPr>
-              <w:instrText xml:space="preserve"> PAGEREF _Toc241745178 \h </w:instrText>
+              <w:instrText xml:space="preserve"> PAGEREF _Toc241748018 \h </w:instrText>
             </w:r>
             <w:r>
               <w:rPr>
@@ -3138,7 +3138,7 @@
               <w14:ligatures w14:val="standardContextual"/>
             </w:rPr>
           </w:pPr>
-          <w:hyperlink w:anchor="_Toc241745179" w:history="1">
+          <w:hyperlink w:anchor="_Toc241748019" w:history="1">
             <w:r>
               <w:rPr>
                 <w:rStyle w:val="Hiperligao"/>
@@ -3162,7 +3162,7 @@
               <w:rPr>
                 <w:noProof/>
               </w:rPr>
-              <w:instrText xml:space="preserve"> PAGEREF _Toc241745179 \h </w:instrText>
+              <w:instrText xml:space="preserve"> PAGEREF _Toc241748019 \h </w:instrText>
             </w:r>
             <w:r>
               <w:rPr>
@@ -3204,7 +3204,7 @@
               <w14:ligatures w14:val="standardContextual"/>
             </w:rPr>
           </w:pPr>
-          <w:hyperlink w:anchor="_Toc241745180" w:history="1">
+          <w:hyperlink w:anchor="_Toc241748020" w:history="1">
             <w:r>
               <w:rPr>
                 <w:rStyle w:val="Hiperligao"/>
@@ -3228,7 +3228,7 @@
               <w:rPr>
                 <w:noProof/>
               </w:rPr>
-              <w:instrText xml:space="preserve"> PAGEREF _Toc241745180 \h </w:instrText>
+              <w:instrText xml:space="preserve"> PAGEREF _Toc241748020 \h </w:instrText>
             </w:r>
             <w:r>
               <w:rPr>
@@ -3270,7 +3270,7 @@
               <w14:ligatures w14:val="standardContextual"/>
             </w:rPr>
           </w:pPr>
-          <w:hyperlink w:anchor="_Toc241745181" w:history="1">
+          <w:hyperlink w:anchor="_Toc241748021" w:history="1">
             <w:r>
               <w:rPr>
                 <w:rStyle w:val="Hiperligao"/>
@@ -3294,7 +3294,7 @@
               <w:rPr>
                 <w:noProof/>
               </w:rPr>
-              <w:instrText xml:space="preserve"> PAGEREF _Toc241745181 \h </w:instrText>
+              <w:instrText xml:space="preserve"> PAGEREF _Toc241748021 \h </w:instrText>
             </w:r>
             <w:r>
               <w:rPr>
@@ -3336,7 +3336,7 @@
               <w14:ligatures w14:val="standardContextual"/>
             </w:rPr>
           </w:pPr>
-          <w:hyperlink w:anchor="_Toc241745182" w:history="1">
+          <w:hyperlink w:anchor="_Toc241748022" w:history="1">
             <w:r>
               <w:rPr>
                 <w:rStyle w:val="Hiperligao"/>
@@ -3360,7 +3360,7 @@
               <w:rPr>
                 <w:noProof/>
               </w:rPr>
-              <w:instrText xml:space="preserve"> PAGEREF _Toc241745182 \h </w:instrText>
+              <w:instrText xml:space="preserve"> PAGEREF _Toc241748022 \h </w:instrText>
             </w:r>
             <w:r>
               <w:rPr>
@@ -3402,7 +3402,7 @@
               <w14:ligatures w14:val="standardContextual"/>
             </w:rPr>
           </w:pPr>
-          <w:hyperlink w:anchor="_Toc241745183" w:history="1">
+          <w:hyperlink w:anchor="_Toc241748023" w:history="1">
             <w:r>
               <w:rPr>
                 <w:rStyle w:val="Hiperligao"/>
@@ -3426,7 +3426,7 @@
               <w:rPr>
                 <w:noProof/>
               </w:rPr>
-              <w:instrText xml:space="preserve"> PAGEREF _Toc241745183 \h </w:instrText>
+              <w:instrText xml:space="preserve"> PAGEREF _Toc241748023 \h </w:instrText>
             </w:r>
             <w:r>
               <w:rPr>
@@ -3468,7 +3468,7 @@
               <w14:ligatures w14:val="standardContextual"/>
             </w:rPr>
           </w:pPr>
-          <w:hyperlink w:anchor="_Toc241745184" w:history="1">
+          <w:hyperlink w:anchor="_Toc241748024" w:history="1">
             <w:r>
               <w:rPr>
                 <w:rStyle w:val="Hiperligao"/>
@@ -3492,7 +3492,7 @@
               <w:rPr>
                 <w:noProof/>
               </w:rPr>
-              <w:instrText xml:space="preserve"> PAGEREF _Toc241745184 \h </w:instrText>
+              <w:instrText xml:space="preserve"> PAGEREF _Toc241748024 \h </w:instrText>
             </w:r>
             <w:r>
               <w:rPr>
@@ -3534,7 +3534,7 @@
               <w14:ligatures w14:val="standardContextual"/>
             </w:rPr>
           </w:pPr>
-          <w:hyperlink w:anchor="_Toc241745185" w:history="1">
+          <w:hyperlink w:anchor="_Toc241748025" w:history="1">
             <w:r>
               <w:rPr>
                 <w:rStyle w:val="Hiperligao"/>
@@ -3558,7 +3558,7 @@
               <w:rPr>
                 <w:noProof/>
               </w:rPr>
-              <w:instrText xml:space="preserve"> PAGEREF _Toc241745185 \h </w:instrText>
+              <w:instrText xml:space="preserve"> PAGEREF _Toc241748025 \h </w:instrText>
             </w:r>
             <w:r>
               <w:rPr>
@@ -3600,7 +3600,7 @@
               <w14:ligatures w14:val="standardContextual"/>
             </w:rPr>
           </w:pPr>
-          <w:hyperlink w:anchor="_Toc241745186" w:history="1">
+          <w:hyperlink w:anchor="_Toc241748026" w:history="1">
             <w:r>
               <w:rPr>
                 <w:rStyle w:val="Hiperligao"/>
@@ -3624,7 +3624,7 @@
               <w:rPr>
                 <w:noProof/>
               </w:rPr>
-              <w:instrText xml:space="preserve"> PAGEREF _Toc241745186 \h </w:instrText>
+              <w:instrText xml:space="preserve"> PAGEREF _Toc241748026 \h </w:instrText>
             </w:r>
             <w:r>
               <w:rPr>
@@ -3666,7 +3666,7 @@
               <w14:ligatures w14:val="standardContextual"/>
             </w:rPr>
           </w:pPr>
-          <w:hyperlink w:anchor="_Toc241745187" w:history="1">
+          <w:hyperlink w:anchor="_Toc241748027" w:history="1">
             <w:r>
               <w:rPr>
                 <w:rStyle w:val="Hiperligao"/>
@@ -3690,7 +3690,7 @@
               <w:rPr>
                 <w:noProof/>
               </w:rPr>
-              <w:instrText xml:space="preserve"> PAGEREF _Toc241745187 \h </w:instrText>
+              <w:instrText xml:space="preserve"> PAGEREF _Toc241748027 \h </w:instrText>
             </w:r>
             <w:r>
               <w:rPr>
@@ -3732,7 +3732,7 @@
               <w14:ligatures w14:val="standardContextual"/>
             </w:rPr>
           </w:pPr>
-          <w:hyperlink w:anchor="_Toc241745188" w:history="1">
+          <w:hyperlink w:anchor="_Toc241748028" w:history="1">
             <w:r>
               <w:rPr>
                 <w:rStyle w:val="Hiperligao"/>
@@ -3756,7 +3756,7 @@
               <w:rPr>
                 <w:noProof/>
               </w:rPr>
-              <w:instrText xml:space="preserve"> PAGEREF _Toc241745188 \h </w:instrText>
+              <w:instrText xml:space="preserve"> PAGEREF _Toc241748028 \h </w:instrText>
             </w:r>
             <w:r>
               <w:rPr>
@@ -3798,7 +3798,7 @@
               <w14:ligatures w14:val="standardContextual"/>
             </w:rPr>
           </w:pPr>
-          <w:hyperlink w:anchor="_Toc241745189" w:history="1">
+          <w:hyperlink w:anchor="_Toc241748029" w:history="1">
             <w:r>
               <w:rPr>
                 <w:rStyle w:val="Hiperligao"/>
@@ -3822,7 +3822,7 @@
               <w:rPr>
                 <w:noProof/>
               </w:rPr>
-              <w:instrText xml:space="preserve"> PAGEREF _Toc241745189 \h </w:instrText>
+              <w:instrText xml:space="preserve"> PAGEREF _Toc241748029 \h </w:instrText>
             </w:r>
             <w:r>
               <w:rPr>
@@ -3864,7 +3864,7 @@
               <w14:ligatures w14:val="standardContextual"/>
             </w:rPr>
           </w:pPr>
-          <w:hyperlink w:anchor="_Toc241745190" w:history="1">
+          <w:hyperlink w:anchor="_Toc241748030" w:history="1">
             <w:r>
               <w:rPr>
                 <w:rStyle w:val="Hiperligao"/>
@@ -3888,7 +3888,7 @@
               <w:rPr>
                 <w:noProof/>
               </w:rPr>
-              <w:instrText xml:space="preserve"> PAGEREF _Toc241745190 \h </w:instrText>
+              <w:instrText xml:space="preserve"> PAGEREF _Toc241748030 \h </w:instrText>
             </w:r>
             <w:r>
               <w:rPr>
@@ -3930,7 +3930,7 @@
               <w14:ligatures w14:val="standardContextual"/>
             </w:rPr>
           </w:pPr>
-          <w:hyperlink w:anchor="_Toc241745191" w:history="1">
+          <w:hyperlink w:anchor="_Toc241748031" w:history="1">
             <w:r>
               <w:rPr>
                 <w:rStyle w:val="Hiperligao"/>
@@ -3954,7 +3954,7 @@
               <w:rPr>
                 <w:noProof/>
               </w:rPr>
-              <w:instrText xml:space="preserve"> PAGEREF _Toc241745191 \h </w:instrText>
+              <w:instrText xml:space="preserve"> PAGEREF _Toc241748031 \h </w:instrText>
             </w:r>
             <w:r>
               <w:rPr>
@@ -3996,7 +3996,7 @@
               <w14:ligatures w14:val="standardContextual"/>
             </w:rPr>
           </w:pPr>
-          <w:hyperlink w:anchor="_Toc241745192" w:history="1">
+          <w:hyperlink w:anchor="_Toc241748032" w:history="1">
             <w:r>
               <w:rPr>
                 <w:rStyle w:val="Hiperligao"/>
@@ -4020,7 +4020,7 @@
               <w:rPr>
                 <w:noProof/>
               </w:rPr>
-              <w:instrText xml:space="preserve"> PAGEREF _Toc241745192 \h </w:instrText>
+              <w:instrText xml:space="preserve"> PAGEREF _Toc241748032 \h </w:instrText>
             </w:r>
             <w:r>
               <w:rPr>
@@ -4062,7 +4062,7 @@
               <w14:ligatures w14:val="standardContextual"/>
             </w:rPr>
           </w:pPr>
-          <w:hyperlink w:anchor="_Toc241745193" w:history="1">
+          <w:hyperlink w:anchor="_Toc241748033" w:history="1">
             <w:r>
               <w:rPr>
                 <w:rStyle w:val="Hiperligao"/>
@@ -4086,7 +4086,7 @@
               <w:rPr>
                 <w:noProof/>
               </w:rPr>
-              <w:instrText xml:space="preserve"> PAGEREF _Toc241745193 \h </w:instrText>
+              <w:instrText xml:space="preserve"> PAGEREF _Toc241748033 \h </w:instrText>
             </w:r>
             <w:r>
               <w:rPr>
@@ -4128,7 +4128,7 @@
               <w14:ligatures w14:val="standardContextual"/>
             </w:rPr>
           </w:pPr>
-          <w:hyperlink w:anchor="_Toc241745194" w:history="1">
+          <w:hyperlink w:anchor="_Toc241748034" w:history="1">
             <w:r>
               <w:rPr>
                 <w:rStyle w:val="Hiperligao"/>
@@ -4152,7 +4152,7 @@
               <w:rPr>
                 <w:noProof/>
               </w:rPr>
-              <w:instrText xml:space="preserve"> PAGEREF _Toc241745194 \h </w:instrText>
+              <w:instrText xml:space="preserve"> PAGEREF _Toc241748034 \h </w:instrText>
             </w:r>
             <w:r>
               <w:rPr>
@@ -4194,7 +4194,7 @@
               <w14:ligatures w14:val="standardContextual"/>
             </w:rPr>
           </w:pPr>
-          <w:hyperlink w:anchor="_Toc241745195" w:history="1">
+          <w:hyperlink w:anchor="_Toc241748035" w:history="1">
             <w:r>
               <w:rPr>
                 <w:rStyle w:val="Hiperligao"/>
@@ -4218,7 +4218,7 @@
               <w:rPr>
                 <w:noProof/>
               </w:rPr>
-              <w:instrText xml:space="preserve"> PAGEREF _Toc241745195 \h </w:instrText>
+              <w:instrText xml:space="preserve"> PAGEREF _Toc241748035 \h </w:instrText>
             </w:r>
             <w:r>
               <w:rPr>
@@ -4266,7 +4266,7 @@
       <w:pPr>
         <w:pStyle w:val="Ttulo1"/>
       </w:pPr>
-      <w:bookmarkStart w:id="0" w:name="_Toc241745133"/>
+      <w:bookmarkStart w:id="0" w:name="_Toc241747973"/>
       <w:r>
         <w:lastRenderedPageBreak/>
         <w:t>A sua função num relance</w:t>
@@ -4347,7 +4347,7 @@
       <w:pPr>
         <w:pStyle w:val="Ttulo2"/>
       </w:pPr>
-      <w:bookmarkStart w:id="1" w:name="_Toc241745134"/>
+      <w:bookmarkStart w:id="1" w:name="_Toc241747974"/>
       <w:r>
         <w:t>Pode / Não pode</w:t>
       </w:r>
@@ -4368,7 +4368,7 @@
           <w:left w:w="10" w:type="dxa"/>
           <w:right w:w="10" w:type="dxa"/>
         </w:tblCellMar>
-        <w:tblLook w:val="0000" w:firstRow="0" w:lastRow="0" w:firstColumn="0" w:lastColumn="0" w:noHBand="0" w:noVBand="0"/>
+        <w:tblLook w:val="04A0" w:firstRow="1" w:lastRow="0" w:firstColumn="1" w:lastColumn="0" w:noHBand="0" w:noVBand="1"/>
       </w:tblPr>
       <w:tblGrid>
         <w:gridCol w:w="4513"/>
@@ -5195,7 +5195,7 @@
       <w:pPr>
         <w:pStyle w:val="Ttulo2"/>
       </w:pPr>
-      <w:bookmarkStart w:id="2" w:name="_Toc241745135"/>
+      <w:bookmarkStart w:id="2" w:name="_Toc241747975"/>
       <w:r>
         <w:t>De onde vem o seu acesso</w:t>
       </w:r>
@@ -5306,7 +5306,7 @@
       <w:pPr>
         <w:pStyle w:val="Ttulo2"/>
       </w:pPr>
-      <w:bookmarkStart w:id="3" w:name="_Toc241745136"/>
+      <w:bookmarkStart w:id="3" w:name="_Toc241747976"/>
       <w:r>
         <w:t>Como iniciar sessão, alterar a palavra-passe e terminar sessão</w:t>
       </w:r>
@@ -5420,7 +5420,7 @@
           <w:noProof/>
         </w:rPr>
         <w:drawing>
-          <wp:inline distT="0" distB="0" distL="0" distR="0" wp14:anchorId="1B1C9172" wp14:editId="3204821B">
+          <wp:inline distT="0" distB="0" distL="0" distR="0" wp14:anchorId="14C65A9B" wp14:editId="188EA841">
             <wp:extent cx="5715000" cy="3571875"/>
             <wp:effectExtent l="0" t="0" r="0" b="0"/>
             <wp:docPr id="40" name="01-login.png" descr="A página de início de sessão com Email, Palavra-passe, Manter sessão iniciada e o botão Iniciar sessão." title="A página de início de sessão com Email, Palavra-passe, Manter sessão iniciada e o botão Iniciar sessão."/>
@@ -5538,7 +5538,7 @@
           <w:noProof/>
         </w:rPr>
         <w:drawing>
-          <wp:inline distT="0" distB="0" distL="0" distR="0" wp14:anchorId="7200086B" wp14:editId="064FDD12">
+          <wp:inline distT="0" distB="0" distL="0" distR="0" wp14:anchorId="33D98514" wp14:editId="3AD32456">
             <wp:extent cx="5715000" cy="3571875"/>
             <wp:effectExtent l="0" t="0" r="0" b="0"/>
             <wp:docPr id="41" name="03-user-menu.png" descr="O menu da conta aberto, com Definições e Terminar sessão." title="O menu da conta aberto, com Definições e Terminar sessão."/>
@@ -5590,7 +5590,7 @@
       <w:pPr>
         <w:pStyle w:val="Ttulo2"/>
       </w:pPr>
-      <w:bookmarkStart w:id="4" w:name="_Toc241745137"/>
+      <w:bookmarkStart w:id="4" w:name="_Toc241747977"/>
       <w:r>
         <w:t>A barra lateral</w:t>
       </w:r>
@@ -5611,7 +5611,7 @@
           <w:left w:w="10" w:type="dxa"/>
           <w:right w:w="10" w:type="dxa"/>
         </w:tblCellMar>
-        <w:tblLook w:val="0000" w:firstRow="0" w:lastRow="0" w:firstColumn="0" w:lastColumn="0" w:noHBand="0" w:noVBand="0"/>
+        <w:tblLook w:val="04A0" w:firstRow="1" w:lastRow="0" w:firstColumn="1" w:lastColumn="0" w:noHBand="0" w:noVBand="1"/>
       </w:tblPr>
       <w:tblGrid>
         <w:gridCol w:w="4513"/>
@@ -6131,7 +6131,7 @@
         </w:rPr>
         <w:lastRenderedPageBreak/>
         <w:drawing>
-          <wp:inline distT="0" distB="0" distL="0" distR="0" wp14:anchorId="40E0BA1B" wp14:editId="08506AFD">
+          <wp:inline distT="0" distB="0" distL="0" distR="0" wp14:anchorId="5125C970" wp14:editId="31ADB17E">
             <wp:extent cx="5715000" cy="5133975"/>
             <wp:effectExtent l="0" t="0" r="0" b="0"/>
             <wp:docPr id="42" name="01-dashboard-sidebar.png" descr="A barra lateral completa do administrador, incluindo Modelação de Dados e Migração." title="A barra lateral completa do administrador, incluindo Modelação de Dados e Migração."/>
@@ -6184,7 +6184,7 @@
         <w:pStyle w:val="Ttulo1"/>
         <w:pageBreakBefore/>
       </w:pPr>
-      <w:bookmarkStart w:id="5" w:name="_Toc241745138"/>
+      <w:bookmarkStart w:id="5" w:name="_Toc241747978"/>
       <w:r>
         <w:lastRenderedPageBreak/>
         <w:t>Definições</w:t>
@@ -6217,7 +6217,7 @@
           <w:noProof/>
         </w:rPr>
         <w:drawing>
-          <wp:inline distT="0" distB="0" distL="0" distR="0" wp14:anchorId="102522D6" wp14:editId="7BB624AF">
+          <wp:inline distT="0" distB="0" distL="0" distR="0" wp14:anchorId="6F7F0683" wp14:editId="7729C453">
             <wp:extent cx="5715000" cy="3571875"/>
             <wp:effectExtent l="0" t="0" r="0" b="0"/>
             <wp:docPr id="43" name="04-settings.png" descr="A página Definições com os cartões Idioma de exibição, Aparência e Paleta." title="A página Definições com os cartões Idioma de exibição, Aparência e Paleta."/>
@@ -6280,7 +6280,7 @@
           <w:left w:w="10" w:type="dxa"/>
           <w:right w:w="10" w:type="dxa"/>
         </w:tblCellMar>
-        <w:tblLook w:val="0000" w:firstRow="0" w:lastRow="0" w:firstColumn="0" w:lastColumn="0" w:noHBand="0" w:noVBand="0"/>
+        <w:tblLook w:val="04A0" w:firstRow="1" w:lastRow="0" w:firstColumn="1" w:lastColumn="0" w:noHBand="0" w:noVBand="1"/>
       </w:tblPr>
       <w:tblGrid>
         <w:gridCol w:w="4750"/>
@@ -6654,7 +6654,7 @@
           <w:left w:w="10" w:type="dxa"/>
           <w:right w:w="10" w:type="dxa"/>
         </w:tblCellMar>
-        <w:tblLook w:val="0000" w:firstRow="0" w:lastRow="0" w:firstColumn="0" w:lastColumn="0" w:noHBand="0" w:noVBand="0"/>
+        <w:tblLook w:val="04A0" w:firstRow="1" w:lastRow="0" w:firstColumn="1" w:lastColumn="0" w:noHBand="0" w:noVBand="1"/>
       </w:tblPr>
       <w:tblGrid>
         <w:gridCol w:w="3008"/>
@@ -7013,7 +7013,7 @@
           <w:left w:w="10" w:type="dxa"/>
           <w:right w:w="10" w:type="dxa"/>
         </w:tblCellMar>
-        <w:tblLook w:val="0000" w:firstRow="0" w:lastRow="0" w:firstColumn="0" w:lastColumn="0" w:noHBand="0" w:noVBand="0"/>
+        <w:tblLook w:val="04A0" w:firstRow="1" w:lastRow="0" w:firstColumn="1" w:lastColumn="0" w:noHBand="0" w:noVBand="1"/>
       </w:tblPr>
       <w:tblGrid>
         <w:gridCol w:w="3610"/>
@@ -7330,7 +7330,7 @@
           <w:left w:w="10" w:type="dxa"/>
           <w:right w:w="10" w:type="dxa"/>
         </w:tblCellMar>
-        <w:tblLook w:val="0000" w:firstRow="0" w:lastRow="0" w:firstColumn="0" w:lastColumn="0" w:noHBand="0" w:noVBand="0"/>
+        <w:tblLook w:val="04A0" w:firstRow="1" w:lastRow="0" w:firstColumn="1" w:lastColumn="0" w:noHBand="0" w:noVBand="1"/>
       </w:tblPr>
       <w:tblGrid>
         <w:gridCol w:w="1761"/>
@@ -7566,7 +7566,7 @@
         <w:pStyle w:val="Ttulo1"/>
         <w:pageBreakBefore/>
       </w:pPr>
-      <w:bookmarkStart w:id="6" w:name="_Toc241745139"/>
+      <w:bookmarkStart w:id="6" w:name="_Toc241747979"/>
       <w:r>
         <w:lastRenderedPageBreak/>
         <w:t>Painel</w:t>
@@ -7599,7 +7599,7 @@
           <w:noProof/>
         </w:rPr>
         <w:drawing>
-          <wp:inline distT="0" distB="0" distL="0" distR="0" wp14:anchorId="15AA4F94" wp14:editId="41BB99F0">
+          <wp:inline distT="0" distB="0" distL="0" distR="0" wp14:anchorId="185DA45B" wp14:editId="5B7708CE">
             <wp:extent cx="5715000" cy="5133975"/>
             <wp:effectExtent l="0" t="0" r="0" b="0"/>
             <wp:docPr id="44" name="01-dashboard-sidebar.png" descr="O painel do administrador com os cartões de resumo e a lista Mapas Recentes." title="O painel do administrador com os cartões de resumo e a lista Mapas Recentes."/>
@@ -7662,7 +7662,7 @@
           <w:left w:w="10" w:type="dxa"/>
           <w:right w:w="10" w:type="dxa"/>
         </w:tblCellMar>
-        <w:tblLook w:val="0000" w:firstRow="0" w:lastRow="0" w:firstColumn="0" w:lastColumn="0" w:noHBand="0" w:noVBand="0"/>
+        <w:tblLook w:val="04A0" w:firstRow="1" w:lastRow="0" w:firstColumn="1" w:lastColumn="0" w:noHBand="0" w:noVBand="1"/>
       </w:tblPr>
       <w:tblGrid>
         <w:gridCol w:w="3610"/>
@@ -8108,7 +8108,7 @@
         <w:pStyle w:val="Ttulo1"/>
         <w:pageBreakBefore/>
       </w:pPr>
-      <w:bookmarkStart w:id="7" w:name="_Toc241745140"/>
+      <w:bookmarkStart w:id="7" w:name="_Toc241747980"/>
       <w:r>
         <w:lastRenderedPageBreak/>
         <w:t>Mapas</w:t>
@@ -8138,7 +8138,7 @@
           <w:noProof/>
         </w:rPr>
         <w:drawing>
-          <wp:inline distT="0" distB="0" distL="0" distR="0" wp14:anchorId="550D565E" wp14:editId="7BB7273E">
+          <wp:inline distT="0" distB="0" distL="0" distR="0" wp14:anchorId="0099A733" wp14:editId="21AFF345">
             <wp:extent cx="5715000" cy="3429000"/>
             <wp:effectExtent l="0" t="0" r="0" b="0"/>
             <wp:docPr id="45" name="02-maps-all.png" descr="A lista de Mapas, separador Todos, com todos os ícones de linha e a secção Pastas de trabalho por cima." title="A lista de Mapas, separador Todos, com todos os ícones de linha e a secção Pastas de trabalho por cima."/>
@@ -8190,7 +8190,7 @@
       <w:pPr>
         <w:pStyle w:val="Ttulo2"/>
       </w:pPr>
-      <w:bookmarkStart w:id="8" w:name="_Toc241745141"/>
+      <w:bookmarkStart w:id="8" w:name="_Toc241747981"/>
       <w:r>
         <w:t>A lista</w:t>
       </w:r>
@@ -8211,7 +8211,7 @@
           <w:left w:w="10" w:type="dxa"/>
           <w:right w:w="10" w:type="dxa"/>
         </w:tblCellMar>
-        <w:tblLook w:val="0000" w:firstRow="0" w:lastRow="0" w:firstColumn="0" w:lastColumn="0" w:noHBand="0" w:noVBand="0"/>
+        <w:tblLook w:val="04A0" w:firstRow="1" w:lastRow="0" w:firstColumn="1" w:lastColumn="0" w:noHBand="0" w:noVBand="1"/>
       </w:tblPr>
       <w:tblGrid>
         <w:gridCol w:w="4750"/>
@@ -9394,7 +9394,7 @@
       <w:pPr>
         <w:pStyle w:val="Ttulo2"/>
       </w:pPr>
-      <w:bookmarkStart w:id="9" w:name="_Toc241745142"/>
+      <w:bookmarkStart w:id="9" w:name="_Toc241747982"/>
       <w:r>
         <w:t>Livros</w:t>
       </w:r>
@@ -9440,7 +9440,7 @@
           <w:left w:w="10" w:type="dxa"/>
           <w:right w:w="10" w:type="dxa"/>
         </w:tblCellMar>
-        <w:tblLook w:val="0000" w:firstRow="0" w:lastRow="0" w:firstColumn="0" w:lastColumn="0" w:noHBand="0" w:noVBand="0"/>
+        <w:tblLook w:val="04A0" w:firstRow="1" w:lastRow="0" w:firstColumn="1" w:lastColumn="0" w:noHBand="0" w:noVBand="1"/>
       </w:tblPr>
       <w:tblGrid>
         <w:gridCol w:w="5157"/>
@@ -9808,7 +9808,7 @@
       <w:pPr>
         <w:pStyle w:val="Ttulo2"/>
       </w:pPr>
-      <w:bookmarkStart w:id="10" w:name="_Toc241745143"/>
+      <w:bookmarkStart w:id="10" w:name="_Toc241747983"/>
       <w:r>
         <w:lastRenderedPageBreak/>
         <w:t>Partilhar um mapa</w:t>
@@ -9831,7 +9831,7 @@
           <w:noProof/>
         </w:rPr>
         <w:drawing>
-          <wp:inline distT="0" distB="0" distL="0" distR="0" wp14:anchorId="3C696039" wp14:editId="319D375C">
+          <wp:inline distT="0" distB="0" distL="0" distR="0" wp14:anchorId="76146A31" wp14:editId="083AD420">
             <wp:extent cx="3743325" cy="3895725"/>
             <wp:effectExtent l="0" t="0" r="0" b="0"/>
             <wp:docPr id="46" name="03-share-dialog.png" descr="A caixa de diálogo Partilhar mapa com uma caixa de pesquisa e os botões Pode ver, Pode exportar e Pode editar." title="A caixa de diálogo Partilhar mapa com uma caixa de pesquisa e os botões Pode ver, Pode exportar e Pode editar."/>
@@ -9971,7 +9971,7 @@
           <w:left w:w="10" w:type="dxa"/>
           <w:right w:w="10" w:type="dxa"/>
         </w:tblCellMar>
-        <w:tblLook w:val="0000" w:firstRow="0" w:lastRow="0" w:firstColumn="0" w:lastColumn="0" w:noHBand="0" w:noVBand="0"/>
+        <w:tblLook w:val="04A0" w:firstRow="1" w:lastRow="0" w:firstColumn="1" w:lastColumn="0" w:noHBand="0" w:noVBand="1"/>
       </w:tblPr>
       <w:tblGrid>
         <w:gridCol w:w="1761"/>
@@ -10309,7 +10309,7 @@
       <w:pPr>
         <w:pStyle w:val="Ttulo2"/>
       </w:pPr>
-      <w:bookmarkStart w:id="11" w:name="_Toc241745144"/>
+      <w:bookmarkStart w:id="11" w:name="_Toc241747984"/>
       <w:r>
         <w:t>Partilhar um livro inteiro</w:t>
       </w:r>
@@ -10364,7 +10364,7 @@
       <w:pPr>
         <w:pStyle w:val="Ttulo2"/>
       </w:pPr>
-      <w:bookmarkStart w:id="12" w:name="_Toc241745145"/>
+      <w:bookmarkStart w:id="12" w:name="_Toc241747985"/>
       <w:r>
         <w:t>Copiar um mapa</w:t>
       </w:r>
@@ -10379,7 +10379,7 @@
       <w:pPr>
         <w:pStyle w:val="Ttulo2"/>
       </w:pPr>
-      <w:bookmarkStart w:id="13" w:name="_Toc241745146"/>
+      <w:bookmarkStart w:id="13" w:name="_Toc241747986"/>
       <w:r>
         <w:t>Exemplo: dar acesso de leitura a um colega</w:t>
       </w:r>
@@ -10510,7 +10510,7 @@
         <w:pStyle w:val="Ttulo1"/>
         <w:pageBreakBefore/>
       </w:pPr>
-      <w:bookmarkStart w:id="14" w:name="_Toc241745147"/>
+      <w:bookmarkStart w:id="14" w:name="_Toc241747987"/>
       <w:r>
         <w:lastRenderedPageBreak/>
         <w:t>Construtor de mapas</w:t>
@@ -10543,7 +10543,7 @@
           <w:noProof/>
         </w:rPr>
         <w:drawing>
-          <wp:inline distT="0" distB="0" distL="0" distR="0" wp14:anchorId="7761974A" wp14:editId="75F5EE09">
+          <wp:inline distT="0" distB="0" distL="0" distR="0" wp14:anchorId="53E8844C" wp14:editId="1A284C0D">
             <wp:extent cx="5715000" cy="3571875"/>
             <wp:effectExtent l="0" t="0" r="0" b="0"/>
             <wp:docPr id="47" name="05-builder-overview.png" descr="O construtor de mapas com a árvore Áreas de Negócio, a área de Colunas e o painel Propriedades." title="O construtor de mapas com a árvore Áreas de Negócio, a área de Colunas e o painel Propriedades."/>
@@ -10595,7 +10595,7 @@
       <w:pPr>
         <w:pStyle w:val="Ttulo2"/>
       </w:pPr>
-      <w:bookmarkStart w:id="15" w:name="_Toc241745148"/>
+      <w:bookmarkStart w:id="15" w:name="_Toc241747988"/>
       <w:r>
         <w:t>O ecrã</w:t>
       </w:r>
@@ -10755,7 +10755,7 @@
       <w:pPr>
         <w:pStyle w:val="Ttulo2"/>
       </w:pPr>
-      <w:bookmarkStart w:id="16" w:name="_Toc241745149"/>
+      <w:bookmarkStart w:id="16" w:name="_Toc241747989"/>
       <w:r>
         <w:t>A barra de ferramentas</w:t>
       </w:r>
@@ -10776,7 +10776,7 @@
           <w:left w:w="10" w:type="dxa"/>
           <w:right w:w="10" w:type="dxa"/>
         </w:tblCellMar>
-        <w:tblLook w:val="0000" w:firstRow="0" w:lastRow="0" w:firstColumn="0" w:lastColumn="0" w:noHBand="0" w:noVBand="0"/>
+        <w:tblLook w:val="04A0" w:firstRow="1" w:lastRow="0" w:firstColumn="1" w:lastColumn="0" w:noHBand="0" w:noVBand="1"/>
       </w:tblPr>
       <w:tblGrid>
         <w:gridCol w:w="4750"/>
@@ -11607,7 +11607,7 @@
           <w:left w:w="10" w:type="dxa"/>
           <w:right w:w="10" w:type="dxa"/>
         </w:tblCellMar>
-        <w:tblLook w:val="0000" w:firstRow="0" w:lastRow="0" w:firstColumn="0" w:lastColumn="0" w:noHBand="0" w:noVBand="0"/>
+        <w:tblLook w:val="04A0" w:firstRow="1" w:lastRow="0" w:firstColumn="1" w:lastColumn="0" w:noHBand="0" w:noVBand="1"/>
       </w:tblPr>
       <w:tblGrid>
         <w:gridCol w:w="2099"/>
@@ -11971,7 +11971,7 @@
       <w:pPr>
         <w:pStyle w:val="Ttulo2"/>
       </w:pPr>
-      <w:bookmarkStart w:id="17" w:name="_Toc241745150"/>
+      <w:bookmarkStart w:id="17" w:name="_Toc241747990"/>
       <w:r>
         <w:t>Construir um mapa</w:t>
       </w:r>
@@ -12179,7 +12179,7 @@
       <w:pPr>
         <w:pStyle w:val="Ttulo2"/>
       </w:pPr>
-      <w:bookmarkStart w:id="18" w:name="_Toc241745151"/>
+      <w:bookmarkStart w:id="18" w:name="_Toc241747991"/>
       <w:r>
         <w:t>Configurar uma coluna</w:t>
       </w:r>
@@ -12225,7 +12225,7 @@
           <w:left w:w="10" w:type="dxa"/>
           <w:right w:w="10" w:type="dxa"/>
         </w:tblCellMar>
-        <w:tblLook w:val="0000" w:firstRow="0" w:lastRow="0" w:firstColumn="0" w:lastColumn="0" w:noHBand="0" w:noVBand="0"/>
+        <w:tblLook w:val="04A0" w:firstRow="1" w:lastRow="0" w:firstColumn="1" w:lastColumn="0" w:noHBand="0" w:noVBand="1"/>
       </w:tblPr>
       <w:tblGrid>
         <w:gridCol w:w="5333"/>
@@ -13061,7 +13061,7 @@
           <w:left w:w="10" w:type="dxa"/>
           <w:right w:w="10" w:type="dxa"/>
         </w:tblCellMar>
-        <w:tblLook w:val="0000" w:firstRow="0" w:lastRow="0" w:firstColumn="0" w:lastColumn="0" w:noHBand="0" w:noVBand="0"/>
+        <w:tblLook w:val="04A0" w:firstRow="1" w:lastRow="0" w:firstColumn="1" w:lastColumn="0" w:noHBand="0" w:noVBand="1"/>
       </w:tblPr>
       <w:tblGrid>
         <w:gridCol w:w="4513"/>
@@ -13535,7 +13535,7 @@
           <w:left w:w="10" w:type="dxa"/>
           <w:right w:w="10" w:type="dxa"/>
         </w:tblCellMar>
-        <w:tblLook w:val="0000" w:firstRow="0" w:lastRow="0" w:firstColumn="0" w:lastColumn="0" w:noHBand="0" w:noVBand="0"/>
+        <w:tblLook w:val="04A0" w:firstRow="1" w:lastRow="0" w:firstColumn="1" w:lastColumn="0" w:noHBand="0" w:noVBand="1"/>
       </w:tblPr>
       <w:tblGrid>
         <w:gridCol w:w="2375"/>
@@ -13833,7 +13833,7 @@
           <w:left w:w="10" w:type="dxa"/>
           <w:right w:w="10" w:type="dxa"/>
         </w:tblCellMar>
-        <w:tblLook w:val="0000" w:firstRow="0" w:lastRow="0" w:firstColumn="0" w:lastColumn="0" w:noHBand="0" w:noVBand="0"/>
+        <w:tblLook w:val="04A0" w:firstRow="1" w:lastRow="0" w:firstColumn="1" w:lastColumn="0" w:noHBand="0" w:noVBand="1"/>
       </w:tblPr>
       <w:tblGrid>
         <w:gridCol w:w="5415"/>
@@ -14330,7 +14330,7 @@
           <w:left w:w="10" w:type="dxa"/>
           <w:right w:w="10" w:type="dxa"/>
         </w:tblCellMar>
-        <w:tblLook w:val="0000" w:firstRow="0" w:lastRow="0" w:firstColumn="0" w:lastColumn="0" w:noHBand="0" w:noVBand="0"/>
+        <w:tblLook w:val="04A0" w:firstRow="1" w:lastRow="0" w:firstColumn="1" w:lastColumn="0" w:noHBand="0" w:noVBand="1"/>
       </w:tblPr>
       <w:tblGrid>
         <w:gridCol w:w="3008"/>
@@ -14695,7 +14695,7 @@
           <w:left w:w="10" w:type="dxa"/>
           <w:right w:w="10" w:type="dxa"/>
         </w:tblCellMar>
-        <w:tblLook w:val="0000" w:firstRow="0" w:lastRow="0" w:firstColumn="0" w:lastColumn="0" w:noHBand="0" w:noVBand="0"/>
+        <w:tblLook w:val="04A0" w:firstRow="1" w:lastRow="0" w:firstColumn="1" w:lastColumn="0" w:noHBand="0" w:noVBand="1"/>
       </w:tblPr>
       <w:tblGrid>
         <w:gridCol w:w="2149"/>
@@ -14990,7 +14990,7 @@
         </w:rPr>
         <w:lastRenderedPageBreak/>
         <w:drawing>
-          <wp:inline distT="0" distB="0" distL="0" distR="0" wp14:anchorId="76B9CEB8" wp14:editId="513C67FF">
+          <wp:inline distT="0" distB="0" distL="0" distR="0" wp14:anchorId="16FA4C8B" wp14:editId="1B571E5B">
             <wp:extent cx="5715000" cy="3571875"/>
             <wp:effectExtent l="0" t="0" r="0" b="0"/>
             <wp:docPr id="48" name="08-builder-column-aggregation.png" descr="A caixa de diálogo Configurar coluna com a lista Agregação aberta." title="A caixa de diálogo Configurar coluna com a lista Agregação aberta."/>
@@ -15042,7 +15042,7 @@
       <w:pPr>
         <w:pStyle w:val="Ttulo2"/>
       </w:pPr>
-      <w:bookmarkStart w:id="19" w:name="_Toc241745152"/>
+      <w:bookmarkStart w:id="19" w:name="_Toc241747992"/>
       <w:r>
         <w:t>O separador Propriedades</w:t>
       </w:r>
@@ -15063,7 +15063,7 @@
           <w:left w:w="10" w:type="dxa"/>
           <w:right w:w="10" w:type="dxa"/>
         </w:tblCellMar>
-        <w:tblLook w:val="0000" w:firstRow="0" w:lastRow="0" w:firstColumn="0" w:lastColumn="0" w:noHBand="0" w:noVBand="0"/>
+        <w:tblLook w:val="04A0" w:firstRow="1" w:lastRow="0" w:firstColumn="1" w:lastColumn="0" w:noHBand="0" w:noVBand="1"/>
       </w:tblPr>
       <w:tblGrid>
         <w:gridCol w:w="4513"/>
@@ -15435,7 +15435,7 @@
           <w:left w:w="10" w:type="dxa"/>
           <w:right w:w="10" w:type="dxa"/>
         </w:tblCellMar>
-        <w:tblLook w:val="0000" w:firstRow="0" w:lastRow="0" w:firstColumn="0" w:lastColumn="0" w:noHBand="0" w:noVBand="0"/>
+        <w:tblLook w:val="04A0" w:firstRow="1" w:lastRow="0" w:firstColumn="1" w:lastColumn="0" w:noHBand="0" w:noVBand="1"/>
       </w:tblPr>
       <w:tblGrid>
         <w:gridCol w:w="5723"/>
@@ -15889,7 +15889,7 @@
       <w:pPr>
         <w:pStyle w:val="Ttulo2"/>
       </w:pPr>
-      <w:bookmarkStart w:id="20" w:name="_Toc241745153"/>
+      <w:bookmarkStart w:id="20" w:name="_Toc241747993"/>
       <w:r>
         <w:t>O separador Condições</w:t>
       </w:r>
@@ -15915,7 +15915,7 @@
           <w:left w:w="10" w:type="dxa"/>
           <w:right w:w="10" w:type="dxa"/>
         </w:tblCellMar>
-        <w:tblLook w:val="0000" w:firstRow="0" w:lastRow="0" w:firstColumn="0" w:lastColumn="0" w:noHBand="0" w:noVBand="0"/>
+        <w:tblLook w:val="04A0" w:firstRow="1" w:lastRow="0" w:firstColumn="1" w:lastColumn="0" w:noHBand="0" w:noVBand="1"/>
       </w:tblPr>
       <w:tblGrid>
         <w:gridCol w:w="4247"/>
@@ -16838,7 +16838,7 @@
           <w:left w:w="10" w:type="dxa"/>
           <w:right w:w="10" w:type="dxa"/>
         </w:tblCellMar>
-        <w:tblLook w:val="0000" w:firstRow="0" w:lastRow="0" w:firstColumn="0" w:lastColumn="0" w:noHBand="0" w:noVBand="0"/>
+        <w:tblLook w:val="04A0" w:firstRow="1" w:lastRow="0" w:firstColumn="1" w:lastColumn="0" w:noHBand="0" w:noVBand="1"/>
       </w:tblPr>
       <w:tblGrid>
         <w:gridCol w:w="4513"/>
@@ -17431,7 +17431,7 @@
       <w:pPr>
         <w:pStyle w:val="Ttulo2"/>
       </w:pPr>
-      <w:bookmarkStart w:id="21" w:name="_Toc241745154"/>
+      <w:bookmarkStart w:id="21" w:name="_Toc241747994"/>
       <w:r>
         <w:t>O separador Ordenação</w:t>
       </w:r>
@@ -17452,7 +17452,7 @@
           <w:left w:w="10" w:type="dxa"/>
           <w:right w:w="10" w:type="dxa"/>
         </w:tblCellMar>
-        <w:tblLook w:val="0000" w:firstRow="0" w:lastRow="0" w:firstColumn="0" w:lastColumn="0" w:noHBand="0" w:noVBand="0"/>
+        <w:tblLook w:val="04A0" w:firstRow="1" w:lastRow="0" w:firstColumn="1" w:lastColumn="0" w:noHBand="0" w:noVBand="1"/>
       </w:tblPr>
       <w:tblGrid>
         <w:gridCol w:w="4247"/>
@@ -17877,7 +17877,7 @@
       <w:pPr>
         <w:pStyle w:val="Ttulo2"/>
       </w:pPr>
-      <w:bookmarkStart w:id="22" w:name="_Toc241745155"/>
+      <w:bookmarkStart w:id="22" w:name="_Toc241747995"/>
       <w:r>
         <w:t>O separador Parâmetros</w:t>
       </w:r>
@@ -17903,7 +17903,7 @@
           <w:left w:w="10" w:type="dxa"/>
           <w:right w:w="10" w:type="dxa"/>
         </w:tblCellMar>
-        <w:tblLook w:val="0000" w:firstRow="0" w:lastRow="0" w:firstColumn="0" w:lastColumn="0" w:noHBand="0" w:noVBand="0"/>
+        <w:tblLook w:val="04A0" w:firstRow="1" w:lastRow="0" w:firstColumn="1" w:lastColumn="0" w:noHBand="0" w:noVBand="1"/>
       </w:tblPr>
       <w:tblGrid>
         <w:gridCol w:w="4247"/>
@@ -18449,7 +18449,7 @@
           <w:left w:w="10" w:type="dxa"/>
           <w:right w:w="10" w:type="dxa"/>
         </w:tblCellMar>
-        <w:tblLook w:val="0000" w:firstRow="0" w:lastRow="0" w:firstColumn="0" w:lastColumn="0" w:noHBand="0" w:noVBand="0"/>
+        <w:tblLook w:val="04A0" w:firstRow="1" w:lastRow="0" w:firstColumn="1" w:lastColumn="0" w:noHBand="0" w:noVBand="1"/>
       </w:tblPr>
       <w:tblGrid>
         <w:gridCol w:w="4513"/>
@@ -18787,7 +18787,7 @@
       <w:pPr>
         <w:pStyle w:val="Ttulo2"/>
       </w:pPr>
-      <w:bookmarkStart w:id="23" w:name="_Toc241745156"/>
+      <w:bookmarkStart w:id="23" w:name="_Toc241747996"/>
       <w:r>
         <w:t>O separador Campos Calculados</w:t>
       </w:r>
@@ -18813,7 +18813,7 @@
           <w:left w:w="10" w:type="dxa"/>
           <w:right w:w="10" w:type="dxa"/>
         </w:tblCellMar>
-        <w:tblLook w:val="0000" w:firstRow="0" w:lastRow="0" w:firstColumn="0" w:lastColumn="0" w:noHBand="0" w:noVBand="0"/>
+        <w:tblLook w:val="04A0" w:firstRow="1" w:lastRow="0" w:firstColumn="1" w:lastColumn="0" w:noHBand="0" w:noVBand="1"/>
       </w:tblPr>
       <w:tblGrid>
         <w:gridCol w:w="4247"/>
@@ -19348,7 +19348,7 @@
           <w:left w:w="10" w:type="dxa"/>
           <w:right w:w="10" w:type="dxa"/>
         </w:tblCellMar>
-        <w:tblLook w:val="0000" w:firstRow="0" w:lastRow="0" w:firstColumn="0" w:lastColumn="0" w:noHBand="0" w:noVBand="0"/>
+        <w:tblLook w:val="04A0" w:firstRow="1" w:lastRow="0" w:firstColumn="1" w:lastColumn="0" w:noHBand="0" w:noVBand="1"/>
       </w:tblPr>
       <w:tblGrid>
         <w:gridCol w:w="3610"/>
@@ -19686,7 +19686,7 @@
       <w:pPr>
         <w:pStyle w:val="Ttulo2"/>
       </w:pPr>
-      <w:bookmarkStart w:id="24" w:name="_Toc241745157"/>
+      <w:bookmarkStart w:id="24" w:name="_Toc241747997"/>
       <w:r>
         <w:t>Formatação condicional</w:t>
       </w:r>
@@ -19729,7 +19729,7 @@
           <w:left w:w="10" w:type="dxa"/>
           <w:right w:w="10" w:type="dxa"/>
         </w:tblCellMar>
-        <w:tblLook w:val="0000" w:firstRow="0" w:lastRow="0" w:firstColumn="0" w:lastColumn="0" w:noHBand="0" w:noVBand="0"/>
+        <w:tblLook w:val="04A0" w:firstRow="1" w:lastRow="0" w:firstColumn="1" w:lastColumn="0" w:noHBand="0" w:noVBand="1"/>
       </w:tblPr>
       <w:tblGrid>
         <w:gridCol w:w="4778"/>
@@ -20476,7 +20476,7 @@
           <w:left w:w="10" w:type="dxa"/>
           <w:right w:w="10" w:type="dxa"/>
         </w:tblCellMar>
-        <w:tblLook w:val="0000" w:firstRow="0" w:lastRow="0" w:firstColumn="0" w:lastColumn="0" w:noHBand="0" w:noVBand="0"/>
+        <w:tblLook w:val="04A0" w:firstRow="1" w:lastRow="0" w:firstColumn="1" w:lastColumn="0" w:noHBand="0" w:noVBand="1"/>
       </w:tblPr>
       <w:tblGrid>
         <w:gridCol w:w="4275"/>
@@ -21080,7 +21080,7 @@
       <w:pPr>
         <w:pStyle w:val="Ttulo2"/>
       </w:pPr>
-      <w:bookmarkStart w:id="25" w:name="_Toc241745158"/>
+      <w:bookmarkStart w:id="25" w:name="_Toc241747998"/>
       <w:r>
         <w:t>Executar um mapa e ler o resultado</w:t>
       </w:r>
@@ -21168,7 +21168,7 @@
           <w:left w:w="10" w:type="dxa"/>
           <w:right w:w="10" w:type="dxa"/>
         </w:tblCellMar>
-        <w:tblLook w:val="0000" w:firstRow="0" w:lastRow="0" w:firstColumn="0" w:lastColumn="0" w:noHBand="0" w:noVBand="0"/>
+        <w:tblLook w:val="04A0" w:firstRow="1" w:lastRow="0" w:firstColumn="1" w:lastColumn="0" w:noHBand="0" w:noVBand="1"/>
       </w:tblPr>
       <w:tblGrid>
         <w:gridCol w:w="4247"/>
@@ -21764,7 +21764,7 @@
           <w:left w:w="10" w:type="dxa"/>
           <w:right w:w="10" w:type="dxa"/>
         </w:tblCellMar>
-        <w:tblLook w:val="0000" w:firstRow="0" w:lastRow="0" w:firstColumn="0" w:lastColumn="0" w:noHBand="0" w:noVBand="0"/>
+        <w:tblLook w:val="04A0" w:firstRow="1" w:lastRow="0" w:firstColumn="1" w:lastColumn="0" w:noHBand="0" w:noVBand="1"/>
       </w:tblPr>
       <w:tblGrid>
         <w:gridCol w:w="1761"/>
@@ -22152,7 +22152,7 @@
           <w:noProof/>
         </w:rPr>
         <w:drawing>
-          <wp:inline distT="0" distB="0" distL="0" distR="0" wp14:anchorId="156E84EB" wp14:editId="4BEDF8B2">
+          <wp:inline distT="0" distB="0" distL="0" distR="0" wp14:anchorId="783442D3" wp14:editId="07F49A95">
             <wp:extent cx="5715000" cy="3571875"/>
             <wp:effectExtent l="0" t="0" r="0" b="0"/>
             <wp:docPr id="49" name="03-viewer-results.png" descr="Os resultados da execução com os botões SQL e Plano junto aos botões Excel, CSV e PDF." title="Os resultados da execução com os botões SQL e Plano junto aos botões Excel, CSV e PDF."/>
@@ -22219,7 +22219,7 @@
       <w:pPr>
         <w:pStyle w:val="Ttulo2"/>
       </w:pPr>
-      <w:bookmarkStart w:id="26" w:name="_Toc241745159"/>
+      <w:bookmarkStart w:id="26" w:name="_Toc241747999"/>
       <w:r>
         <w:t>Recusas e erros</w:t>
       </w:r>
@@ -22245,7 +22245,7 @@
           <w:left w:w="10" w:type="dxa"/>
           <w:right w:w="10" w:type="dxa"/>
         </w:tblCellMar>
-        <w:tblLook w:val="0000" w:firstRow="0" w:lastRow="0" w:firstColumn="0" w:lastColumn="0" w:noHBand="0" w:noVBand="0"/>
+        <w:tblLook w:val="04A0" w:firstRow="1" w:lastRow="0" w:firstColumn="1" w:lastColumn="0" w:noHBand="0" w:noVBand="1"/>
       </w:tblPr>
       <w:tblGrid>
         <w:gridCol w:w="3800"/>
@@ -22858,7 +22858,7 @@
         <w:pStyle w:val="Ttulo1"/>
         <w:pageBreakBefore/>
       </w:pPr>
-      <w:bookmarkStart w:id="27" w:name="_Toc241745160"/>
+      <w:bookmarkStart w:id="27" w:name="_Toc241748000"/>
       <w:r>
         <w:lastRenderedPageBreak/>
         <w:t>O visualizador de mapas</w:t>
@@ -22891,7 +22891,7 @@
           <w:noProof/>
         </w:rPr>
         <w:drawing>
-          <wp:inline distT="0" distB="0" distL="0" distR="0" wp14:anchorId="036AAFE4" wp14:editId="2EEA6E88">
+          <wp:inline distT="0" distB="0" distL="0" distR="0" wp14:anchorId="4DDAF868" wp14:editId="6478830C">
             <wp:extent cx="5715000" cy="3571875"/>
             <wp:effectExtent l="0" t="0" r="0" b="0"/>
             <wp:docPr id="50" name="25-viewer-results.png" descr="O visualizador de mapas depois de uma execução concluída, com a grelha de resultados e os botões de exportação." title="O visualizador de mapas depois de uma execução concluída, com a grelha de resultados e os botões de exportação."/>
@@ -22954,7 +22954,7 @@
           <w:left w:w="10" w:type="dxa"/>
           <w:right w:w="10" w:type="dxa"/>
         </w:tblCellMar>
-        <w:tblLook w:val="0000" w:firstRow="0" w:lastRow="0" w:firstColumn="0" w:lastColumn="0" w:noHBand="0" w:noVBand="0"/>
+        <w:tblLook w:val="04A0" w:firstRow="1" w:lastRow="0" w:firstColumn="1" w:lastColumn="0" w:noHBand="0" w:noVBand="1"/>
       </w:tblPr>
       <w:tblGrid>
         <w:gridCol w:w="5157"/>
@@ -23496,7 +23496,7 @@
         <w:pStyle w:val="Ttulo1"/>
         <w:pageBreakBefore/>
       </w:pPr>
-      <w:bookmarkStart w:id="28" w:name="_Toc241745161"/>
+      <w:bookmarkStart w:id="28" w:name="_Toc241748001"/>
       <w:r>
         <w:lastRenderedPageBreak/>
         <w:t>Execuções</w:t>
@@ -23526,7 +23526,7 @@
           <w:noProof/>
         </w:rPr>
         <w:drawing>
-          <wp:inline distT="0" distB="0" distL="0" distR="0" wp14:anchorId="729F33CA" wp14:editId="6092CB29">
+          <wp:inline distT="0" distB="0" distL="0" distR="0" wp14:anchorId="7E485852" wp14:editId="38713062">
             <wp:extent cx="5715000" cy="3571875"/>
             <wp:effectExtent l="0" t="0" r="0" b="0"/>
             <wp:docPr id="51" name="04-runs-every-user.png" descr="A página Execuções com as execuções de todos os utilizadores." title="A página Execuções com as execuções de todos os utilizadores."/>
@@ -23589,7 +23589,7 @@
           <w:left w:w="10" w:type="dxa"/>
           <w:right w:w="10" w:type="dxa"/>
         </w:tblCellMar>
-        <w:tblLook w:val="0000" w:firstRow="0" w:lastRow="0" w:firstColumn="0" w:lastColumn="0" w:noHBand="0" w:noVBand="0"/>
+        <w:tblLook w:val="04A0" w:firstRow="1" w:lastRow="0" w:firstColumn="1" w:lastColumn="0" w:noHBand="0" w:noVBand="1"/>
       </w:tblPr>
       <w:tblGrid>
         <w:gridCol w:w="5157"/>
@@ -24411,7 +24411,7 @@
           <w:left w:w="10" w:type="dxa"/>
           <w:right w:w="10" w:type="dxa"/>
         </w:tblCellMar>
-        <w:tblLook w:val="0000" w:firstRow="0" w:lastRow="0" w:firstColumn="0" w:lastColumn="0" w:noHBand="0" w:noVBand="0"/>
+        <w:tblLook w:val="04A0" w:firstRow="1" w:lastRow="0" w:firstColumn="1" w:lastColumn="0" w:noHBand="0" w:noVBand="1"/>
       </w:tblPr>
       <w:tblGrid>
         <w:gridCol w:w="2757"/>
@@ -24856,7 +24856,7 @@
         <w:pStyle w:val="Ttulo1"/>
         <w:pageBreakBefore/>
       </w:pPr>
-      <w:bookmarkStart w:id="29" w:name="_Toc241745162"/>
+      <w:bookmarkStart w:id="29" w:name="_Toc241748002"/>
       <w:r>
         <w:lastRenderedPageBreak/>
         <w:t>Exportações</w:t>
@@ -24886,7 +24886,7 @@
           <w:noProof/>
         </w:rPr>
         <w:drawing>
-          <wp:inline distT="0" distB="0" distL="0" distR="0" wp14:anchorId="7A88CA9E" wp14:editId="6CD210B9">
+          <wp:inline distT="0" distB="0" distL="0" distR="0" wp14:anchorId="6959FD56" wp14:editId="3C58AF00">
             <wp:extent cx="5715000" cy="3571875"/>
             <wp:effectExtent l="0" t="0" r="0" b="0"/>
             <wp:docPr id="52" name="05-exports.png" descr="A página Exportações com a lista de exportações, o respetivo estado e os botões de transferir." title="A página Exportações com a lista de exportações, o respetivo estado e os botões de transferir."/>
@@ -24949,7 +24949,7 @@
           <w:left w:w="10" w:type="dxa"/>
           <w:right w:w="10" w:type="dxa"/>
         </w:tblCellMar>
-        <w:tblLook w:val="0000" w:firstRow="0" w:lastRow="0" w:firstColumn="0" w:lastColumn="0" w:noHBand="0" w:noVBand="0"/>
+        <w:tblLook w:val="04A0" w:firstRow="1" w:lastRow="0" w:firstColumn="1" w:lastColumn="0" w:noHBand="0" w:noVBand="1"/>
       </w:tblPr>
       <w:tblGrid>
         <w:gridCol w:w="5776"/>
@@ -25276,7 +25276,7 @@
           <w:left w:w="10" w:type="dxa"/>
           <w:right w:w="10" w:type="dxa"/>
         </w:tblCellMar>
-        <w:tblLook w:val="0000" w:firstRow="0" w:lastRow="0" w:firstColumn="0" w:lastColumn="0" w:noHBand="0" w:noVBand="0"/>
+        <w:tblLook w:val="04A0" w:firstRow="1" w:lastRow="0" w:firstColumn="1" w:lastColumn="0" w:noHBand="0" w:noVBand="1"/>
       </w:tblPr>
       <w:tblGrid>
         <w:gridCol w:w="2329"/>
@@ -25567,7 +25567,7 @@
         <w:pStyle w:val="Ttulo1"/>
         <w:pageBreakBefore/>
       </w:pPr>
-      <w:bookmarkStart w:id="30" w:name="_Toc241745163"/>
+      <w:bookmarkStart w:id="30" w:name="_Toc241748003"/>
       <w:r>
         <w:lastRenderedPageBreak/>
         <w:t>Agendamentos</w:t>
@@ -25600,7 +25600,7 @@
           <w:noProof/>
         </w:rPr>
         <w:drawing>
-          <wp:inline distT="0" distB="0" distL="0" distR="0" wp14:anchorId="51D876D4" wp14:editId="785372F6">
+          <wp:inline distT="0" distB="0" distL="0" distR="0" wp14:anchorId="313E55EA" wp14:editId="3F72AD5A">
             <wp:extent cx="5715000" cy="3571875"/>
             <wp:effectExtent l="0" t="0" r="0" b="0"/>
             <wp:docPr id="53" name="38-schedules-list.png" descr="A página Agendamentos com um agendamento em pausa e os respetivos ícones de ação." title="A página Agendamentos com um agendamento em pausa e os respetivos ícones de ação."/>
@@ -25663,7 +25663,7 @@
           <w:left w:w="10" w:type="dxa"/>
           <w:right w:w="10" w:type="dxa"/>
         </w:tblCellMar>
-        <w:tblLook w:val="0000" w:firstRow="0" w:lastRow="0" w:firstColumn="0" w:lastColumn="0" w:noHBand="0" w:noVBand="0"/>
+        <w:tblLook w:val="04A0" w:firstRow="1" w:lastRow="0" w:firstColumn="1" w:lastColumn="0" w:noHBand="0" w:noVBand="1"/>
       </w:tblPr>
       <w:tblGrid>
         <w:gridCol w:w="5776"/>
@@ -26315,7 +26315,7 @@
       <w:pPr>
         <w:pStyle w:val="Ttulo2"/>
       </w:pPr>
-      <w:bookmarkStart w:id="31" w:name="_Toc241745164"/>
+      <w:bookmarkStart w:id="31" w:name="_Toc241748004"/>
       <w:r>
         <w:t>Novo Agendamento e Editar Agendamento</w:t>
       </w:r>
@@ -26336,7 +26336,7 @@
           <w:left w:w="10" w:type="dxa"/>
           <w:right w:w="10" w:type="dxa"/>
         </w:tblCellMar>
-        <w:tblLook w:val="0000" w:firstRow="0" w:lastRow="0" w:firstColumn="0" w:lastColumn="0" w:noHBand="0" w:noVBand="0"/>
+        <w:tblLook w:val="04A0" w:firstRow="1" w:lastRow="0" w:firstColumn="1" w:lastColumn="0" w:noHBand="0" w:noVBand="1"/>
       </w:tblPr>
       <w:tblGrid>
         <w:gridCol w:w="4247"/>
@@ -27117,7 +27117,7 @@
           <w:left w:w="10" w:type="dxa"/>
           <w:right w:w="10" w:type="dxa"/>
         </w:tblCellMar>
-        <w:tblLook w:val="0000" w:firstRow="0" w:lastRow="0" w:firstColumn="0" w:lastColumn="0" w:noHBand="0" w:noVBand="0"/>
+        <w:tblLook w:val="04A0" w:firstRow="1" w:lastRow="0" w:firstColumn="1" w:lastColumn="0" w:noHBand="0" w:noVBand="1"/>
       </w:tblPr>
       <w:tblGrid>
         <w:gridCol w:w="3836"/>
@@ -27503,7 +27503,7 @@
           <w:left w:w="10" w:type="dxa"/>
           <w:right w:w="10" w:type="dxa"/>
         </w:tblCellMar>
-        <w:tblLook w:val="0000" w:firstRow="0" w:lastRow="0" w:firstColumn="0" w:lastColumn="0" w:noHBand="0" w:noVBand="0"/>
+        <w:tblLook w:val="04A0" w:firstRow="1" w:lastRow="0" w:firstColumn="1" w:lastColumn="0" w:noHBand="0" w:noVBand="1"/>
       </w:tblPr>
       <w:tblGrid>
         <w:gridCol w:w="2489"/>
@@ -27756,7 +27756,7 @@
           <w:noProof/>
         </w:rPr>
         <w:drawing>
-          <wp:inline distT="0" distB="0" distL="0" distR="0" wp14:anchorId="346E404D" wp14:editId="04A5AA69">
+          <wp:inline distT="0" distB="0" distL="0" distR="0" wp14:anchorId="2D712A24" wp14:editId="696A75C0">
             <wp:extent cx="3743325" cy="4676775"/>
             <wp:effectExtent l="0" t="0" r="0" b="0"/>
             <wp:docPr id="54" name="34-schedule-custom-cron.png" descr="A caixa de diálogo Novo Agendamento com uma frequência personalizada e o campo Expressão cron." title="A caixa de diálogo Novo Agendamento com uma frequência personalizada e o campo Expressão cron."/>
@@ -27808,7 +27808,7 @@
       <w:pPr>
         <w:pStyle w:val="Ttulo2"/>
       </w:pPr>
-      <w:bookmarkStart w:id="32" w:name="_Toc241745165"/>
+      <w:bookmarkStart w:id="32" w:name="_Toc241748005"/>
       <w:r>
         <w:t>Histórico de Execuções</w:t>
       </w:r>
@@ -27881,7 +27881,7 @@
           <w:left w:w="10" w:type="dxa"/>
           <w:right w:w="10" w:type="dxa"/>
         </w:tblCellMar>
-        <w:tblLook w:val="0000" w:firstRow="0" w:lastRow="0" w:firstColumn="0" w:lastColumn="0" w:noHBand="0" w:noVBand="0"/>
+        <w:tblLook w:val="04A0" w:firstRow="1" w:lastRow="0" w:firstColumn="1" w:lastColumn="0" w:noHBand="0" w:noVBand="1"/>
       </w:tblPr>
       <w:tblGrid>
         <w:gridCol w:w="4750"/>
@@ -28257,7 +28257,7 @@
       <w:pPr>
         <w:pStyle w:val="Ttulo2"/>
       </w:pPr>
-      <w:bookmarkStart w:id="33" w:name="_Toc241745166"/>
+      <w:bookmarkStart w:id="33" w:name="_Toc241748006"/>
       <w:r>
         <w:lastRenderedPageBreak/>
         <w:t>Exemplo: um resultado semanal</w:t>
@@ -28463,7 +28463,7 @@
         <w:pStyle w:val="Ttulo1"/>
         <w:pageBreakBefore/>
       </w:pPr>
-      <w:bookmarkStart w:id="34" w:name="_Toc241745167"/>
+      <w:bookmarkStart w:id="34" w:name="_Toc241748007"/>
       <w:r>
         <w:lastRenderedPageBreak/>
         <w:t>Áreas de Negócio</w:t>
@@ -28496,7 +28496,7 @@
           <w:noProof/>
         </w:rPr>
         <w:drawing>
-          <wp:inline distT="0" distB="0" distL="0" distR="0" wp14:anchorId="628728DA" wp14:editId="76372190">
+          <wp:inline distT="0" distB="0" distL="0" distR="0" wp14:anchorId="34343C50" wp14:editId="52FAA2AD">
             <wp:extent cx="5715000" cy="3571875"/>
             <wp:effectExtent l="0" t="0" r="0" b="0"/>
             <wp:docPr id="55" name="06-business-areas.png" descr="A página Áreas de Negócio com a lista de áreas, o botão Nova Área de Negócio e os ícones de linha." title="A página Áreas de Negócio com a lista de áreas, o botão Nova Área de Negócio e os ícones de linha."/>
@@ -28624,7 +28624,7 @@
           <w:left w:w="10" w:type="dxa"/>
           <w:right w:w="10" w:type="dxa"/>
         </w:tblCellMar>
-        <w:tblLook w:val="0000" w:firstRow="0" w:lastRow="0" w:firstColumn="0" w:lastColumn="0" w:noHBand="0" w:noVBand="0"/>
+        <w:tblLook w:val="04A0" w:firstRow="1" w:lastRow="0" w:firstColumn="1" w:lastColumn="0" w:noHBand="0" w:noVBand="1"/>
       </w:tblPr>
       <w:tblGrid>
         <w:gridCol w:w="5776"/>
@@ -29010,7 +29010,7 @@
         </w:rPr>
         <w:lastRenderedPageBreak/>
         <w:drawing>
-          <wp:inline distT="0" distB="0" distL="0" distR="0" wp14:anchorId="3C0F8082" wp14:editId="39C1C3FC">
+          <wp:inline distT="0" distB="0" distL="0" distR="0" wp14:anchorId="743FA9FA" wp14:editId="4968C193">
             <wp:extent cx="3324225" cy="2047875"/>
             <wp:effectExtent l="0" t="0" r="0" b="0"/>
             <wp:docPr id="56" name="07-business-areas-new.png" descr="A caixa de diálogo Nova Área de Negócio com os campos Nome e Descrição." title="A caixa de diálogo Nova Área de Negócio com os campos Nome e Descrição."/>
@@ -29062,7 +29062,7 @@
       <w:pPr>
         <w:pStyle w:val="Ttulo2"/>
       </w:pPr>
-      <w:bookmarkStart w:id="35" w:name="_Toc241745168"/>
+      <w:bookmarkStart w:id="35" w:name="_Toc241748008"/>
       <w:r>
         <w:t>Criar uma área de negócio</w:t>
       </w:r>
@@ -29166,7 +29166,7 @@
       <w:pPr>
         <w:pStyle w:val="Ttulo2"/>
       </w:pPr>
-      <w:bookmarkStart w:id="36" w:name="_Toc241745169"/>
+      <w:bookmarkStart w:id="36" w:name="_Toc241748009"/>
       <w:r>
         <w:t>Permissões</w:t>
       </w:r>
@@ -29198,7 +29198,7 @@
           <w:noProof/>
         </w:rPr>
         <w:drawing>
-          <wp:inline distT="0" distB="0" distL="0" distR="0" wp14:anchorId="59885C55" wp14:editId="5F4B1526">
+          <wp:inline distT="0" distB="0" distL="0" distR="0" wp14:anchorId="52D6F1A7" wp14:editId="1B0177ED">
             <wp:extent cx="5715000" cy="3571875"/>
             <wp:effectExtent l="0" t="0" r="0" b="0"/>
             <wp:docPr id="57" name="09-business-areas-grants-permission.png" descr="A caixa de diálogo Gerir concessões com a lista Permissão aberta." title="A caixa de diálogo Gerir concessões com a lista Permissão aberta."/>
@@ -29261,7 +29261,7 @@
           <w:left w:w="10" w:type="dxa"/>
           <w:right w:w="10" w:type="dxa"/>
         </w:tblCellMar>
-        <w:tblLook w:val="0000" w:firstRow="0" w:lastRow="0" w:firstColumn="0" w:lastColumn="0" w:noHBand="0" w:noVBand="0"/>
+        <w:tblLook w:val="04A0" w:firstRow="1" w:lastRow="0" w:firstColumn="1" w:lastColumn="0" w:noHBand="0" w:noVBand="1"/>
       </w:tblPr>
       <w:tblGrid>
         <w:gridCol w:w="4750"/>
@@ -29824,7 +29824,7 @@
           <w:left w:w="10" w:type="dxa"/>
           <w:right w:w="10" w:type="dxa"/>
         </w:tblCellMar>
-        <w:tblLook w:val="0000" w:firstRow="0" w:lastRow="0" w:firstColumn="0" w:lastColumn="0" w:noHBand="0" w:noVBand="0"/>
+        <w:tblLook w:val="04A0" w:firstRow="1" w:lastRow="0" w:firstColumn="1" w:lastColumn="0" w:noHBand="0" w:noVBand="1"/>
       </w:tblPr>
       <w:tblGrid>
         <w:gridCol w:w="1761"/>
@@ -30455,7 +30455,7 @@
         <w:pStyle w:val="Ttulo1"/>
         <w:pageBreakBefore/>
       </w:pPr>
-      <w:bookmarkStart w:id="37" w:name="_Toc241745170"/>
+      <w:bookmarkStart w:id="37" w:name="_Toc241748010"/>
       <w:r>
         <w:lastRenderedPageBreak/>
         <w:t>Pastas</w:t>
@@ -30518,7 +30518,7 @@
           <w:noProof/>
         </w:rPr>
         <w:drawing>
-          <wp:inline distT="0" distB="0" distL="0" distR="0" wp14:anchorId="5E773EB3" wp14:editId="1FAD4873">
+          <wp:inline distT="0" distB="0" distL="0" distR="0" wp14:anchorId="226273ED" wp14:editId="360600BF">
             <wp:extent cx="5715000" cy="3571875"/>
             <wp:effectExtent l="0" t="0" r="0" b="0"/>
             <wp:docPr id="58" name="11-folders.png" descr="A página Pastas com uma área de negócio escolhida, com a tabela de pastas e os ícones de linha." title="A página Pastas com uma área de negócio escolhida, com a tabela de pastas e os ícones de linha."/>
@@ -30636,7 +30636,7 @@
           <w:left w:w="10" w:type="dxa"/>
           <w:right w:w="10" w:type="dxa"/>
         </w:tblCellMar>
-        <w:tblLook w:val="0000" w:firstRow="0" w:lastRow="0" w:firstColumn="0" w:lastColumn="0" w:noHBand="0" w:noVBand="0"/>
+        <w:tblLook w:val="04A0" w:firstRow="1" w:lastRow="0" w:firstColumn="1" w:lastColumn="0" w:noHBand="0" w:noVBand="1"/>
       </w:tblPr>
       <w:tblGrid>
         <w:gridCol w:w="5494"/>
@@ -31300,7 +31300,7 @@
       <w:pPr>
         <w:pStyle w:val="Ttulo2"/>
       </w:pPr>
-      <w:bookmarkStart w:id="38" w:name="_Toc241745171"/>
+      <w:bookmarkStart w:id="38" w:name="_Toc241748011"/>
       <w:r>
         <w:t>O assistente de pastas</w:t>
       </w:r>
@@ -31321,7 +31321,7 @@
           <w:left w:w="10" w:type="dxa"/>
           <w:right w:w="10" w:type="dxa"/>
         </w:tblCellMar>
-        <w:tblLook w:val="0000" w:firstRow="0" w:lastRow="0" w:firstColumn="0" w:lastColumn="0" w:noHBand="0" w:noVBand="0"/>
+        <w:tblLook w:val="04A0" w:firstRow="1" w:lastRow="0" w:firstColumn="1" w:lastColumn="0" w:noHBand="0" w:noVBand="1"/>
       </w:tblPr>
       <w:tblGrid>
         <w:gridCol w:w="4247"/>
@@ -32249,7 +32249,7 @@
           <w:left w:w="10" w:type="dxa"/>
           <w:right w:w="10" w:type="dxa"/>
         </w:tblCellMar>
-        <w:tblLook w:val="0000" w:firstRow="0" w:lastRow="0" w:firstColumn="0" w:lastColumn="0" w:noHBand="0" w:noVBand="0"/>
+        <w:tblLook w:val="04A0" w:firstRow="1" w:lastRow="0" w:firstColumn="1" w:lastColumn="0" w:noHBand="0" w:noVBand="1"/>
       </w:tblPr>
       <w:tblGrid>
         <w:gridCol w:w="2578"/>
@@ -32729,7 +32729,7 @@
           <w:noProof/>
         </w:rPr>
         <w:drawing>
-          <wp:inline distT="0" distB="0" distL="0" distR="0" wp14:anchorId="55C11B13" wp14:editId="6C3883B0">
+          <wp:inline distT="0" distB="0" distL="0" distR="0" wp14:anchorId="1F577B53" wp14:editId="7A22F41E">
             <wp:extent cx="2238375" cy="5905500"/>
             <wp:effectExtent l="0" t="0" r="0" b="0"/>
             <wp:docPr id="59" name="15-folders-picked.png" descr="A caixa de diálogo Nova Pasta com uma tabela escolhida e a lista Itens a criar." title="A caixa de diálogo Nova Pasta com uma tabela escolhida e a lista Itens a criar."/>
@@ -32917,7 +32917,7 @@
       <w:pPr>
         <w:pStyle w:val="Ttulo2"/>
       </w:pPr>
-      <w:bookmarkStart w:id="39" w:name="_Toc241745172"/>
+      <w:bookmarkStart w:id="39" w:name="_Toc241748012"/>
       <w:r>
         <w:t>Partilhar uma pasta com outra área de negócio</w:t>
       </w:r>
@@ -33026,7 +33026,7 @@
           <w:noProof/>
         </w:rPr>
         <w:drawing>
-          <wp:inline distT="0" distB="0" distL="0" distR="0" wp14:anchorId="4F20E455" wp14:editId="3BE47236">
+          <wp:inline distT="0" distB="0" distL="0" distR="0" wp14:anchorId="29FC225A" wp14:editId="48BEAF7C">
             <wp:extent cx="3324225" cy="1638300"/>
             <wp:effectExtent l="0" t="0" r="0" b="0"/>
             <wp:docPr id="60" name="16-folders-sharing.png" descr="A caixa de diálogo de partilha da pasta com a etiqueta do proprietário e a lista Partilhar com." title="A caixa de diálogo de partilha da pasta com a etiqueta do proprietário e a lista Partilhar com."/>
@@ -33079,7 +33079,7 @@
         <w:pStyle w:val="Ttulo1"/>
         <w:pageBreakBefore/>
       </w:pPr>
-      <w:bookmarkStart w:id="40" w:name="_Toc241745173"/>
+      <w:bookmarkStart w:id="40" w:name="_Toc241748013"/>
       <w:r>
         <w:lastRenderedPageBreak/>
         <w:t>Itens</w:t>
@@ -33132,7 +33132,7 @@
           <w:noProof/>
         </w:rPr>
         <w:drawing>
-          <wp:inline distT="0" distB="0" distL="0" distR="0" wp14:anchorId="45FE5995" wp14:editId="49BF8C69">
+          <wp:inline distT="0" distB="0" distL="0" distR="0" wp14:anchorId="565F0B40" wp14:editId="173F82F9">
             <wp:extent cx="5715000" cy="3571875"/>
             <wp:effectExtent l="0" t="0" r="0" b="0"/>
             <wp:docPr id="61" name="17-items.png" descr="A página Itens para uma pasta escolhida, com as colunas Tipo, Coluna, Tipo de Dados e Agregação." title="A página Itens para uma pasta escolhida, com as colunas Tipo, Coluna, Tipo de Dados e Agregação."/>
@@ -33250,7 +33250,7 @@
           <w:left w:w="10" w:type="dxa"/>
           <w:right w:w="10" w:type="dxa"/>
         </w:tblCellMar>
-        <w:tblLook w:val="0000" w:firstRow="0" w:lastRow="0" w:firstColumn="0" w:lastColumn="0" w:noHBand="0" w:noVBand="0"/>
+        <w:tblLook w:val="04A0" w:firstRow="1" w:lastRow="0" w:firstColumn="1" w:lastColumn="0" w:noHBand="0" w:noVBand="1"/>
       </w:tblPr>
       <w:tblGrid>
         <w:gridCol w:w="5333"/>
@@ -33636,7 +33636,7 @@
           <w:left w:w="10" w:type="dxa"/>
           <w:right w:w="10" w:type="dxa"/>
         </w:tblCellMar>
-        <w:tblLook w:val="0000" w:firstRow="0" w:lastRow="0" w:firstColumn="0" w:lastColumn="0" w:noHBand="0" w:noVBand="0"/>
+        <w:tblLook w:val="04A0" w:firstRow="1" w:lastRow="0" w:firstColumn="1" w:lastColumn="0" w:noHBand="0" w:noVBand="1"/>
       </w:tblPr>
       <w:tblGrid>
         <w:gridCol w:w="4247"/>
@@ -34287,7 +34287,7 @@
           <w:left w:w="10" w:type="dxa"/>
           <w:right w:w="10" w:type="dxa"/>
         </w:tblCellMar>
-        <w:tblLook w:val="0000" w:firstRow="0" w:lastRow="0" w:firstColumn="0" w:lastColumn="0" w:noHBand="0" w:noVBand="0"/>
+        <w:tblLook w:val="04A0" w:firstRow="1" w:lastRow="0" w:firstColumn="1" w:lastColumn="0" w:noHBand="0" w:noVBand="1"/>
       </w:tblPr>
       <w:tblGrid>
         <w:gridCol w:w="2820"/>
@@ -34849,7 +34849,7 @@
           <w:left w:w="10" w:type="dxa"/>
           <w:right w:w="10" w:type="dxa"/>
         </w:tblCellMar>
-        <w:tblLook w:val="0000" w:firstRow="0" w:lastRow="0" w:firstColumn="0" w:lastColumn="0" w:noHBand="0" w:noVBand="0"/>
+        <w:tblLook w:val="04A0" w:firstRow="1" w:lastRow="0" w:firstColumn="1" w:lastColumn="0" w:noHBand="0" w:noVBand="1"/>
       </w:tblPr>
       <w:tblGrid>
         <w:gridCol w:w="1761"/>
@@ -35071,7 +35071,7 @@
         </w:rPr>
         <w:lastRenderedPageBreak/>
         <w:drawing>
-          <wp:inline distT="0" distB="0" distL="0" distR="0" wp14:anchorId="547A6578" wp14:editId="769397D0">
+          <wp:inline distT="0" distB="0" distL="0" distR="0" wp14:anchorId="7A90536F" wp14:editId="0DDDC662">
             <wp:extent cx="5715000" cy="3571875"/>
             <wp:effectExtent l="0" t="0" r="0" b="0"/>
             <wp:docPr id="62" name="19-items-type-open.png" descr="A caixa de diálogo Novo Item com a lista Tipo de Item aberta, a mostrar os tipos de item." title="A caixa de diálogo Novo Item com a lista Tipo de Item aberta, a mostrar os tipos de item."/>
@@ -35124,7 +35124,7 @@
         <w:pStyle w:val="Ttulo1"/>
         <w:pageBreakBefore/>
       </w:pPr>
-      <w:bookmarkStart w:id="41" w:name="_Toc241745174"/>
+      <w:bookmarkStart w:id="41" w:name="_Toc241748014"/>
       <w:r>
         <w:lastRenderedPageBreak/>
         <w:t>Junções</w:t>
@@ -35157,7 +35157,7 @@
           <w:noProof/>
         </w:rPr>
         <w:drawing>
-          <wp:inline distT="0" distB="0" distL="0" distR="0" wp14:anchorId="173403FF" wp14:editId="418A03CF">
+          <wp:inline distT="0" distB="0" distL="0" distR="0" wp14:anchorId="1010573A" wp14:editId="5DEEF355">
             <wp:extent cx="5715000" cy="3571875"/>
             <wp:effectExtent l="0" t="0" r="0" b="0"/>
             <wp:docPr id="63" name="20-joins.png" descr="A página Junções, incluindo junções feitas de vários pares de colunas." title="A página Junções, incluindo junções feitas de vários pares de colunas."/>
@@ -35286,7 +35286,7 @@
           <w:left w:w="10" w:type="dxa"/>
           <w:right w:w="10" w:type="dxa"/>
         </w:tblCellMar>
-        <w:tblLook w:val="0000" w:firstRow="0" w:lastRow="0" w:firstColumn="0" w:lastColumn="0" w:noHBand="0" w:noVBand="0"/>
+        <w:tblLook w:val="04A0" w:firstRow="1" w:lastRow="0" w:firstColumn="1" w:lastColumn="0" w:noHBand="0" w:noVBand="1"/>
       </w:tblPr>
       <w:tblGrid>
         <w:gridCol w:w="5641"/>
@@ -35657,7 +35657,7 @@
           <w:left w:w="10" w:type="dxa"/>
           <w:right w:w="10" w:type="dxa"/>
         </w:tblCellMar>
-        <w:tblLook w:val="0000" w:firstRow="0" w:lastRow="0" w:firstColumn="0" w:lastColumn="0" w:noHBand="0" w:noVBand="0"/>
+        <w:tblLook w:val="04A0" w:firstRow="1" w:lastRow="0" w:firstColumn="1" w:lastColumn="0" w:noHBand="0" w:noVBand="1"/>
       </w:tblPr>
       <w:tblGrid>
         <w:gridCol w:w="4247"/>
@@ -36246,7 +36246,7 @@
           <w:left w:w="10" w:type="dxa"/>
           <w:right w:w="10" w:type="dxa"/>
         </w:tblCellMar>
-        <w:tblLook w:val="0000" w:firstRow="0" w:lastRow="0" w:firstColumn="0" w:lastColumn="0" w:noHBand="0" w:noVBand="0"/>
+        <w:tblLook w:val="04A0" w:firstRow="1" w:lastRow="0" w:firstColumn="1" w:lastColumn="0" w:noHBand="0" w:noVBand="1"/>
       </w:tblPr>
       <w:tblGrid>
         <w:gridCol w:w="2123"/>
@@ -36525,7 +36525,7 @@
           <w:left w:w="10" w:type="dxa"/>
           <w:right w:w="10" w:type="dxa"/>
         </w:tblCellMar>
-        <w:tblLook w:val="0000" w:firstRow="0" w:lastRow="0" w:firstColumn="0" w:lastColumn="0" w:noHBand="0" w:noVBand="0"/>
+        <w:tblLook w:val="04A0" w:firstRow="1" w:lastRow="0" w:firstColumn="1" w:lastColumn="0" w:noHBand="0" w:noVBand="1"/>
       </w:tblPr>
       <w:tblGrid>
         <w:gridCol w:w="1761"/>
@@ -36812,7 +36812,7 @@
           <w:noProof/>
         </w:rPr>
         <w:drawing>
-          <wp:inline distT="0" distB="0" distL="0" distR="0" wp14:anchorId="66C1028D" wp14:editId="158BB9B6">
+          <wp:inline distT="0" distB="0" distL="0" distR="0" wp14:anchorId="32F9E49D" wp14:editId="37C4219E">
             <wp:extent cx="5715000" cy="3571875"/>
             <wp:effectExtent l="0" t="0" r="0" b="0"/>
             <wp:docPr id="64" name="23-joins-select-open.png" descr="A caixa de diálogo Nova Junção com uma lista de seleção aberta." title="A caixa de diálogo Nova Junção com uma lista de seleção aberta."/>
@@ -36983,7 +36983,7 @@
         <w:pStyle w:val="Ttulo1"/>
         <w:pageBreakBefore/>
       </w:pPr>
-      <w:bookmarkStart w:id="42" w:name="_Toc241745175"/>
+      <w:bookmarkStart w:id="42" w:name="_Toc241748015"/>
       <w:r>
         <w:lastRenderedPageBreak/>
         <w:t>Hierarquias</w:t>
@@ -37016,7 +37016,7 @@
           <w:noProof/>
         </w:rPr>
         <w:drawing>
-          <wp:inline distT="0" distB="0" distL="0" distR="0" wp14:anchorId="2C603078" wp14:editId="01302BA9">
+          <wp:inline distT="0" distB="0" distL="0" distR="0" wp14:anchorId="7A4A8848" wp14:editId="185B22DA">
             <wp:extent cx="5715000" cy="3571875"/>
             <wp:effectExtent l="0" t="0" r="0" b="0"/>
             <wp:docPr id="65" name="24-hierarchies.png" descr="A página Hierarquias com a tabela a mostrar o número de níveis." title="A página Hierarquias com a tabela a mostrar o número de níveis."/>
@@ -37104,7 +37104,7 @@
           <w:left w:w="10" w:type="dxa"/>
           <w:right w:w="10" w:type="dxa"/>
         </w:tblCellMar>
-        <w:tblLook w:val="0000" w:firstRow="0" w:lastRow="0" w:firstColumn="0" w:lastColumn="0" w:noHBand="0" w:noVBand="0"/>
+        <w:tblLook w:val="04A0" w:firstRow="1" w:lastRow="0" w:firstColumn="1" w:lastColumn="0" w:noHBand="0" w:noVBand="1"/>
       </w:tblPr>
       <w:tblGrid>
         <w:gridCol w:w="5776"/>
@@ -37475,7 +37475,7 @@
           <w:left w:w="10" w:type="dxa"/>
           <w:right w:w="10" w:type="dxa"/>
         </w:tblCellMar>
-        <w:tblLook w:val="0000" w:firstRow="0" w:lastRow="0" w:firstColumn="0" w:lastColumn="0" w:noHBand="0" w:noVBand="0"/>
+        <w:tblLook w:val="04A0" w:firstRow="1" w:lastRow="0" w:firstColumn="1" w:lastColumn="0" w:noHBand="0" w:noVBand="1"/>
       </w:tblPr>
       <w:tblGrid>
         <w:gridCol w:w="4964"/>
@@ -38076,7 +38076,7 @@
           <w:noProof/>
         </w:rPr>
         <w:drawing>
-          <wp:inline distT="0" distB="0" distL="0" distR="0" wp14:anchorId="3007B17C" wp14:editId="3230B9A4">
+          <wp:inline distT="0" distB="0" distL="0" distR="0" wp14:anchorId="7B54BFDC" wp14:editId="7D5163BD">
             <wp:extent cx="4362450" cy="2762250"/>
             <wp:effectExtent l="0" t="0" r="0" b="0"/>
             <wp:docPr id="66" name="26-hierarchies-level-added.png" descr="A caixa de diálogo Nova Hierarquia depois de adicionar um nível, com as listas de pasta e item." title="A caixa de diálogo Nova Hierarquia depois de adicionar um nível, com as listas de pasta e item."/>
@@ -38129,7 +38129,7 @@
         <w:pStyle w:val="Ttulo1"/>
         <w:pageBreakBefore/>
       </w:pPr>
-      <w:bookmarkStart w:id="43" w:name="_Toc241745176"/>
+      <w:bookmarkStart w:id="43" w:name="_Toc241748016"/>
       <w:r>
         <w:lastRenderedPageBreak/>
         <w:t>Funções Personalizadas</w:t>
@@ -38162,7 +38162,7 @@
           <w:noProof/>
         </w:rPr>
         <w:drawing>
-          <wp:inline distT="0" distB="0" distL="0" distR="0" wp14:anchorId="124E9485" wp14:editId="6BA47C88">
+          <wp:inline distT="0" distB="0" distL="0" distR="0" wp14:anchorId="366C3D93" wp14:editId="71830A3D">
             <wp:extent cx="5715000" cy="3571875"/>
             <wp:effectExtent l="0" t="0" r="0" b="0"/>
             <wp:docPr id="67" name="27-custom-functions.png" descr="A página Funções Personalizadas com a caixa de filtro, Atualizar tudo, Nova Função e a tabela de funções." title="A página Funções Personalizadas com a caixa de filtro, Atualizar tudo, Nova Função e a tabela de funções."/>
@@ -38312,7 +38312,7 @@
           <w:left w:w="10" w:type="dxa"/>
           <w:right w:w="10" w:type="dxa"/>
         </w:tblCellMar>
-        <w:tblLook w:val="0000" w:firstRow="0" w:lastRow="0" w:firstColumn="0" w:lastColumn="0" w:noHBand="0" w:noVBand="0"/>
+        <w:tblLook w:val="04A0" w:firstRow="1" w:lastRow="0" w:firstColumn="1" w:lastColumn="0" w:noHBand="0" w:noVBand="1"/>
       </w:tblPr>
       <w:tblGrid>
         <w:gridCol w:w="5641"/>
@@ -38886,7 +38886,7 @@
       <w:pPr>
         <w:pStyle w:val="Ttulo2"/>
       </w:pPr>
-      <w:bookmarkStart w:id="44" w:name="_Toc241745177"/>
+      <w:bookmarkStart w:id="44" w:name="_Toc241748017"/>
       <w:r>
         <w:t>O formulário da função</w:t>
       </w:r>
@@ -38907,7 +38907,7 @@
           <w:left w:w="10" w:type="dxa"/>
           <w:right w:w="10" w:type="dxa"/>
         </w:tblCellMar>
-        <w:tblLook w:val="0000" w:firstRow="0" w:lastRow="0" w:firstColumn="0" w:lastColumn="0" w:noHBand="0" w:noVBand="0"/>
+        <w:tblLook w:val="04A0" w:firstRow="1" w:lastRow="0" w:firstColumn="1" w:lastColumn="0" w:noHBand="0" w:noVBand="1"/>
       </w:tblPr>
       <w:tblGrid>
         <w:gridCol w:w="5901"/>
@@ -39573,7 +39573,7 @@
           <w:left w:w="10" w:type="dxa"/>
           <w:right w:w="10" w:type="dxa"/>
         </w:tblCellMar>
-        <w:tblLook w:val="0000" w:firstRow="0" w:lastRow="0" w:firstColumn="0" w:lastColumn="0" w:noHBand="0" w:noVBand="0"/>
+        <w:tblLook w:val="04A0" w:firstRow="1" w:lastRow="0" w:firstColumn="1" w:lastColumn="0" w:noHBand="0" w:noVBand="1"/>
       </w:tblPr>
       <w:tblGrid>
         <w:gridCol w:w="2123"/>
@@ -39856,7 +39856,7 @@
         </w:rPr>
         <w:lastRenderedPageBreak/>
         <w:drawing>
-          <wp:inline distT="0" distB="0" distL="0" distR="0" wp14:anchorId="204A572B" wp14:editId="5EFEE21D">
+          <wp:inline distT="0" distB="0" distL="0" distR="0" wp14:anchorId="4B2CBE32" wp14:editId="0E895DB5">
             <wp:extent cx="4076700" cy="5905500"/>
             <wp:effectExtent l="0" t="0" r="0" b="0"/>
             <wp:docPr id="68" name="29-custom-functions-search-results.png" descr="A caixa de diálogo Nova Função Personalizada com as funções da base de dados que correspondem à pesquisa." title="A caixa de diálogo Nova Função Personalizada com as funções da base de dados que correspondem à pesquisa."/>
@@ -39909,7 +39909,7 @@
         <w:pStyle w:val="Ttulo1"/>
         <w:pageBreakBefore/>
       </w:pPr>
-      <w:bookmarkStart w:id="45" w:name="_Toc241745178"/>
+      <w:bookmarkStart w:id="45" w:name="_Toc241748018"/>
       <w:r>
         <w:lastRenderedPageBreak/>
         <w:t>Origens de Dados</w:t>
@@ -39942,7 +39942,7 @@
           <w:noProof/>
         </w:rPr>
         <w:drawing>
-          <wp:inline distT="0" distB="0" distL="0" distR="0" wp14:anchorId="7335560A" wp14:editId="60329FDD">
+          <wp:inline distT="0" distB="0" distL="0" distR="0" wp14:anchorId="46DC9E8D" wp14:editId="18BB7119">
             <wp:extent cx="5715000" cy="3571875"/>
             <wp:effectExtent l="0" t="0" r="0" b="0"/>
             <wp:docPr id="69" name="30-data-sources.png" descr="A página Origens de Dados com uma tabela de ligações e cinco ícones de linha." title="A página Origens de Dados com uma tabela de ligações e cinco ícones de linha."/>
@@ -40060,7 +40060,7 @@
           <w:left w:w="10" w:type="dxa"/>
           <w:right w:w="10" w:type="dxa"/>
         </w:tblCellMar>
-        <w:tblLook w:val="0000" w:firstRow="0" w:lastRow="0" w:firstColumn="0" w:lastColumn="0" w:noHBand="0" w:noVBand="0"/>
+        <w:tblLook w:val="04A0" w:firstRow="1" w:lastRow="0" w:firstColumn="1" w:lastColumn="0" w:noHBand="0" w:noVBand="1"/>
       </w:tblPr>
       <w:tblGrid>
         <w:gridCol w:w="5776"/>
@@ -40582,7 +40582,7 @@
           <w:left w:w="10" w:type="dxa"/>
           <w:right w:w="10" w:type="dxa"/>
         </w:tblCellMar>
-        <w:tblLook w:val="0000" w:firstRow="0" w:lastRow="0" w:firstColumn="0" w:lastColumn="0" w:noHBand="0" w:noVBand="0"/>
+        <w:tblLook w:val="04A0" w:firstRow="1" w:lastRow="0" w:firstColumn="1" w:lastColumn="0" w:noHBand="0" w:noVBand="1"/>
       </w:tblPr>
       <w:tblGrid>
         <w:gridCol w:w="4247"/>
@@ -41100,7 +41100,7 @@
           <w:left w:w="10" w:type="dxa"/>
           <w:right w:w="10" w:type="dxa"/>
         </w:tblCellMar>
-        <w:tblLook w:val="0000" w:firstRow="0" w:lastRow="0" w:firstColumn="0" w:lastColumn="0" w:noHBand="0" w:noVBand="0"/>
+        <w:tblLook w:val="04A0" w:firstRow="1" w:lastRow="0" w:firstColumn="1" w:lastColumn="0" w:noHBand="0" w:noVBand="1"/>
       </w:tblPr>
       <w:tblGrid>
         <w:gridCol w:w="2314"/>
@@ -41322,7 +41322,7 @@
       <w:pPr>
         <w:pStyle w:val="Ttulo2"/>
       </w:pPr>
-      <w:bookmarkStart w:id="46" w:name="_Toc241745179"/>
+      <w:bookmarkStart w:id="46" w:name="_Toc241748019"/>
       <w:r>
         <w:t>Importar tabelas</w:t>
       </w:r>
@@ -41484,7 +41484,7 @@
           <w:noProof/>
         </w:rPr>
         <w:drawing>
-          <wp:inline distT="0" distB="0" distL="0" distR="0" wp14:anchorId="112BC039" wp14:editId="567A0380">
+          <wp:inline distT="0" distB="0" distL="0" distR="0" wp14:anchorId="69EE98CE" wp14:editId="0169170B">
             <wp:extent cx="3324225" cy="2286000"/>
             <wp:effectExtent l="0" t="0" r="0" b="0"/>
             <wp:docPr id="70" name="34-data-sources-import-dialog.png" descr="A caixa de diálogo Importar tabelas com o botão Descobrir Tabelas, antes de ser encontrada qualquer tabela." title="A caixa de diálogo Importar tabelas com o botão Descobrir Tabelas, antes de ser encontrada qualquer tabela."/>
@@ -41537,7 +41537,7 @@
         <w:pStyle w:val="Ttulo1"/>
         <w:pageBreakBefore/>
       </w:pPr>
-      <w:bookmarkStart w:id="47" w:name="_Toc241745180"/>
+      <w:bookmarkStart w:id="47" w:name="_Toc241748020"/>
       <w:r>
         <w:lastRenderedPageBreak/>
         <w:t>Utilizadores</w:t>
@@ -41567,7 +41567,7 @@
           <w:noProof/>
         </w:rPr>
         <w:drawing>
-          <wp:inline distT="0" distB="0" distL="0" distR="0" wp14:anchorId="21E53991" wp14:editId="71DE3103">
+          <wp:inline distT="0" distB="0" distL="0" distR="0" wp14:anchorId="37A5AC4E" wp14:editId="69D005B9">
             <wp:extent cx="5715000" cy="3571875"/>
             <wp:effectExtent l="0" t="0" r="0" b="0"/>
             <wp:docPr id="71" name="35-users.png" descr="A página Utilizadores com os botões Ficheiro de credenciais e Novo Utilizador e os ícones de linha." title="A página Utilizadores com os botões Ficheiro de credenciais e Novo Utilizador e os ícones de linha."/>
@@ -41695,7 +41695,7 @@
           <w:left w:w="10" w:type="dxa"/>
           <w:right w:w="10" w:type="dxa"/>
         </w:tblCellMar>
-        <w:tblLook w:val="0000" w:firstRow="0" w:lastRow="0" w:firstColumn="0" w:lastColumn="0" w:noHBand="0" w:noVBand="0"/>
+        <w:tblLook w:val="04A0" w:firstRow="1" w:lastRow="0" w:firstColumn="1" w:lastColumn="0" w:noHBand="0" w:noVBand="1"/>
       </w:tblPr>
       <w:tblGrid>
         <w:gridCol w:w="5776"/>
@@ -42266,7 +42266,7 @@
       <w:pPr>
         <w:pStyle w:val="Ttulo2"/>
       </w:pPr>
-      <w:bookmarkStart w:id="48" w:name="_Toc241745181"/>
+      <w:bookmarkStart w:id="48" w:name="_Toc241748021"/>
       <w:r>
         <w:t>Criar ou alterar um utilizador</w:t>
       </w:r>
@@ -42287,7 +42287,7 @@
           <w:left w:w="10" w:type="dxa"/>
           <w:right w:w="10" w:type="dxa"/>
         </w:tblCellMar>
-        <w:tblLook w:val="0000" w:firstRow="0" w:lastRow="0" w:firstColumn="0" w:lastColumn="0" w:noHBand="0" w:noVBand="0"/>
+        <w:tblLook w:val="04A0" w:firstRow="1" w:lastRow="0" w:firstColumn="1" w:lastColumn="0" w:noHBand="0" w:noVBand="1"/>
       </w:tblPr>
       <w:tblGrid>
         <w:gridCol w:w="4247"/>
@@ -42652,7 +42652,7 @@
           <w:left w:w="10" w:type="dxa"/>
           <w:right w:w="10" w:type="dxa"/>
         </w:tblCellMar>
-        <w:tblLook w:val="0000" w:firstRow="0" w:lastRow="0" w:firstColumn="0" w:lastColumn="0" w:noHBand="0" w:noVBand="0"/>
+        <w:tblLook w:val="04A0" w:firstRow="1" w:lastRow="0" w:firstColumn="1" w:lastColumn="0" w:noHBand="0" w:noVBand="1"/>
       </w:tblPr>
       <w:tblGrid>
         <w:gridCol w:w="1761"/>
@@ -43103,7 +43103,7 @@
         </w:rPr>
         <w:lastRenderedPageBreak/>
         <w:drawing>
-          <wp:inline distT="0" distB="0" distL="0" distR="0" wp14:anchorId="740B28E9" wp14:editId="6B2D7757">
+          <wp:inline distT="0" distB="0" distL="0" distR="0" wp14:anchorId="6C788A42" wp14:editId="675CF013">
             <wp:extent cx="5715000" cy="3571875"/>
             <wp:effectExtent l="0" t="0" r="0" b="0"/>
             <wp:docPr id="72" name="37-users-role-open.png" descr="A caixa de diálogo Novo Utilizador com a lista Função aberta e cada função descrita." title="A caixa de diálogo Novo Utilizador com a lista Função aberta e cada função descrita."/>
@@ -43155,7 +43155,7 @@
       <w:pPr>
         <w:pStyle w:val="Ttulo2"/>
       </w:pPr>
-      <w:bookmarkStart w:id="49" w:name="_Toc241745182"/>
+      <w:bookmarkStart w:id="49" w:name="_Toc241748022"/>
       <w:r>
         <w:t>Desativar, ativar ou eliminar</w:t>
       </w:r>
@@ -43247,7 +43247,7 @@
           <w:noProof/>
         </w:rPr>
         <w:drawing>
-          <wp:inline distT="0" distB="0" distL="0" distR="0" wp14:anchorId="4A4838D2" wp14:editId="4FB89FA3">
+          <wp:inline distT="0" distB="0" distL="0" distR="0" wp14:anchorId="7372EA88" wp14:editId="1A9C573F">
             <wp:extent cx="3324225" cy="1076325"/>
             <wp:effectExtent l="0" t="0" r="0" b="0"/>
             <wp:docPr id="73" name="39-users-deactivate-dialog.png" descr="A caixa de diálogo de confirmação mostrada antes de desativar um utilizador." title="A caixa de diálogo de confirmação mostrada antes de desativar um utilizador."/>
@@ -43339,7 +43339,7 @@
       <w:pPr>
         <w:pStyle w:val="Ttulo2"/>
       </w:pPr>
-      <w:bookmarkStart w:id="50" w:name="_Toc241745183"/>
+      <w:bookmarkStart w:id="50" w:name="_Toc241748023"/>
       <w:r>
         <w:t>O ficheiro de credenciais</w:t>
       </w:r>
@@ -43364,7 +43364,7 @@
       <w:pPr>
         <w:pStyle w:val="Ttulo2"/>
       </w:pPr>
-      <w:bookmarkStart w:id="51" w:name="_Toc241745184"/>
+      <w:bookmarkStart w:id="51" w:name="_Toc241748024"/>
       <w:r>
         <w:lastRenderedPageBreak/>
         <w:t>Mapas que este utilizador pode abrir</w:t>
@@ -43407,7 +43407,7 @@
           <w:noProof/>
         </w:rPr>
         <w:drawing>
-          <wp:inline distT="0" distB="0" distL="0" distR="0" wp14:anchorId="78D117C3" wp14:editId="08899518">
+          <wp:inline distT="0" distB="0" distL="0" distR="0" wp14:anchorId="7ACBDED4" wp14:editId="7A306E23">
             <wp:extent cx="4362450" cy="2190750"/>
             <wp:effectExtent l="0" t="0" r="0" b="0"/>
             <wp:docPr id="74" name="41-users-maps-dialog.png" descr="A caixa de diálogo Mapas de um utilizador, com etiquetas de origem e listas de nível de partilha." title="A caixa de diálogo Mapas de um utilizador, com etiquetas de origem e listas de nível de partilha."/>
@@ -43470,7 +43470,7 @@
           <w:left w:w="10" w:type="dxa"/>
           <w:right w:w="10" w:type="dxa"/>
         </w:tblCellMar>
-        <w:tblLook w:val="0000" w:firstRow="0" w:lastRow="0" w:firstColumn="0" w:lastColumn="0" w:noHBand="0" w:noVBand="0"/>
+        <w:tblLook w:val="04A0" w:firstRow="1" w:lastRow="0" w:firstColumn="1" w:lastColumn="0" w:noHBand="0" w:noVBand="1"/>
       </w:tblPr>
       <w:tblGrid>
         <w:gridCol w:w="3139"/>
@@ -43880,7 +43880,7 @@
           <w:left w:w="10" w:type="dxa"/>
           <w:right w:w="10" w:type="dxa"/>
         </w:tblCellMar>
-        <w:tblLook w:val="0000" w:firstRow="0" w:lastRow="0" w:firstColumn="0" w:lastColumn="0" w:noHBand="0" w:noVBand="0"/>
+        <w:tblLook w:val="04A0" w:firstRow="1" w:lastRow="0" w:firstColumn="1" w:lastColumn="0" w:noHBand="0" w:noVBand="1"/>
       </w:tblPr>
       <w:tblGrid>
         <w:gridCol w:w="4247"/>
@@ -44349,7 +44349,7 @@
         <w:pStyle w:val="Ttulo1"/>
         <w:pageBreakBefore/>
       </w:pPr>
-      <w:bookmarkStart w:id="52" w:name="_Toc241745185"/>
+      <w:bookmarkStart w:id="52" w:name="_Toc241748025"/>
       <w:r>
         <w:lastRenderedPageBreak/>
         <w:t>Políticas de Segurança</w:t>
@@ -44412,7 +44412,7 @@
           <w:noProof/>
         </w:rPr>
         <w:drawing>
-          <wp:inline distT="0" distB="0" distL="0" distR="0" wp14:anchorId="212979EF" wp14:editId="4F3792DA">
+          <wp:inline distT="0" distB="0" distL="0" distR="0" wp14:anchorId="2EFE3020" wp14:editId="6888F564">
             <wp:extent cx="5715000" cy="3571875"/>
             <wp:effectExtent l="0" t="0" r="0" b="0"/>
             <wp:docPr id="75" name="43-security.png" descr="A página Políticas de Segurança com os botões Testar e Nova Política." title="A página Políticas de Segurança com os botões Testar e Nova Política."/>
@@ -44581,7 +44581,7 @@
           <w:left w:w="10" w:type="dxa"/>
           <w:right w:w="10" w:type="dxa"/>
         </w:tblCellMar>
-        <w:tblLook w:val="0000" w:firstRow="0" w:lastRow="0" w:firstColumn="0" w:lastColumn="0" w:noHBand="0" w:noVBand="0"/>
+        <w:tblLook w:val="04A0" w:firstRow="1" w:lastRow="0" w:firstColumn="1" w:lastColumn="0" w:noHBand="0" w:noVBand="1"/>
       </w:tblPr>
       <w:tblGrid>
         <w:gridCol w:w="4750"/>
@@ -45029,7 +45029,7 @@
       <w:pPr>
         <w:pStyle w:val="Ttulo2"/>
       </w:pPr>
-      <w:bookmarkStart w:id="53" w:name="_Toc241745186"/>
+      <w:bookmarkStart w:id="53" w:name="_Toc241748026"/>
       <w:r>
         <w:lastRenderedPageBreak/>
         <w:t>Escrever uma política</w:t>
@@ -45051,7 +45051,7 @@
           <w:left w:w="10" w:type="dxa"/>
           <w:right w:w="10" w:type="dxa"/>
         </w:tblCellMar>
-        <w:tblLook w:val="0000" w:firstRow="0" w:lastRow="0" w:firstColumn="0" w:lastColumn="0" w:noHBand="0" w:noVBand="0"/>
+        <w:tblLook w:val="04A0" w:firstRow="1" w:lastRow="0" w:firstColumn="1" w:lastColumn="0" w:noHBand="0" w:noVBand="1"/>
       </w:tblPr>
       <w:tblGrid>
         <w:gridCol w:w="4247"/>
@@ -45775,7 +45775,7 @@
           <w:left w:w="10" w:type="dxa"/>
           <w:right w:w="10" w:type="dxa"/>
         </w:tblCellMar>
-        <w:tblLook w:val="0000" w:firstRow="0" w:lastRow="0" w:firstColumn="0" w:lastColumn="0" w:noHBand="0" w:noVBand="0"/>
+        <w:tblLook w:val="04A0" w:firstRow="1" w:lastRow="0" w:firstColumn="1" w:lastColumn="0" w:noHBand="0" w:noVBand="1"/>
       </w:tblPr>
       <w:tblGrid>
         <w:gridCol w:w="2320"/>
@@ -46085,7 +46085,7 @@
         </w:rPr>
         <w:lastRenderedPageBreak/>
         <w:drawing>
-          <wp:inline distT="0" distB="0" distL="0" distR="0" wp14:anchorId="2209848C" wp14:editId="622EB00C">
+          <wp:inline distT="0" distB="0" distL="0" distR="0" wp14:anchorId="693AFF40" wp14:editId="175F391B">
             <wp:extent cx="3324225" cy="4676775"/>
             <wp:effectExtent l="0" t="0" r="0" b="0"/>
             <wp:docPr id="76" name="46-security-validate.png" descr="A caixa de diálogo Nova Política depois de clicar em Validar num predicado." title="A caixa de diálogo Nova Política depois de clicar em Validar num predicado."/>
@@ -46137,7 +46137,7 @@
       <w:pPr>
         <w:pStyle w:val="Ttulo2"/>
       </w:pPr>
-      <w:bookmarkStart w:id="54" w:name="_Toc241745187"/>
+      <w:bookmarkStart w:id="54" w:name="_Toc241748027"/>
       <w:r>
         <w:t>Atribuir uma política</w:t>
       </w:r>
@@ -46163,7 +46163,7 @@
           <w:left w:w="10" w:type="dxa"/>
           <w:right w:w="10" w:type="dxa"/>
         </w:tblCellMar>
-        <w:tblLook w:val="0000" w:firstRow="0" w:lastRow="0" w:firstColumn="0" w:lastColumn="0" w:noHBand="0" w:noVBand="0"/>
+        <w:tblLook w:val="04A0" w:firstRow="1" w:lastRow="0" w:firstColumn="1" w:lastColumn="0" w:noHBand="0" w:noVBand="1"/>
       </w:tblPr>
       <w:tblGrid>
         <w:gridCol w:w="2099"/>
@@ -46527,7 +46527,7 @@
       <w:pPr>
         <w:pStyle w:val="Ttulo2"/>
       </w:pPr>
-      <w:bookmarkStart w:id="55" w:name="_Toc241745188"/>
+      <w:bookmarkStart w:id="55" w:name="_Toc241748028"/>
       <w:r>
         <w:lastRenderedPageBreak/>
         <w:t>Testar uma política</w:t>
@@ -46602,7 +46602,7 @@
         <w:pStyle w:val="Ttulo1"/>
         <w:pageBreakBefore/>
       </w:pPr>
-      <w:bookmarkStart w:id="56" w:name="_Toc241745189"/>
+      <w:bookmarkStart w:id="56" w:name="_Toc241748029"/>
       <w:r>
         <w:lastRenderedPageBreak/>
         <w:t>Registo de Auditoria</w:t>
@@ -46635,7 +46635,7 @@
           <w:noProof/>
         </w:rPr>
         <w:drawing>
-          <wp:inline distT="0" distB="0" distL="0" distR="0" wp14:anchorId="34249740" wp14:editId="7ACB3263">
+          <wp:inline distT="0" distB="0" distL="0" distR="0" wp14:anchorId="3B1E8824" wp14:editId="1D59A3EC">
             <wp:extent cx="5715000" cy="3571875"/>
             <wp:effectExtent l="0" t="0" r="0" b="0"/>
             <wp:docPr id="77" name="47-audit.png" descr="A página Registo de Auditoria com o botão de exportação, os cartões de estatísticas, o gráfico diário e os filtros." title="A página Registo de Auditoria com o botão de exportação, os cartões de estatísticas, o gráfico diário e os filtros."/>
@@ -46733,7 +46733,7 @@
           <w:left w:w="10" w:type="dxa"/>
           <w:right w:w="10" w:type="dxa"/>
         </w:tblCellMar>
-        <w:tblLook w:val="0000" w:firstRow="0" w:lastRow="0" w:firstColumn="0" w:lastColumn="0" w:noHBand="0" w:noVBand="0"/>
+        <w:tblLook w:val="04A0" w:firstRow="1" w:lastRow="0" w:firstColumn="1" w:lastColumn="0" w:noHBand="0" w:noVBand="1"/>
       </w:tblPr>
       <w:tblGrid>
         <w:gridCol w:w="4247"/>
@@ -47496,7 +47496,7 @@
         <w:pStyle w:val="Ttulo1"/>
         <w:pageBreakBefore/>
       </w:pPr>
-      <w:bookmarkStart w:id="57" w:name="_Toc241745190"/>
+      <w:bookmarkStart w:id="57" w:name="_Toc241748030"/>
       <w:r>
         <w:lastRenderedPageBreak/>
         <w:t>Migração</w:t>
@@ -47579,7 +47579,7 @@
           <w:noProof/>
         </w:rPr>
         <w:drawing>
-          <wp:inline distT="0" distB="0" distL="0" distR="0" wp14:anchorId="6058EC62" wp14:editId="4E716582">
+          <wp:inline distT="0" distB="0" distL="0" distR="0" wp14:anchorId="12F25C38" wp14:editId="76C88EC2">
             <wp:extent cx="5715000" cy="3571875"/>
             <wp:effectExtent l="0" t="0" r="0" b="0"/>
             <wp:docPr id="78" name="50-migration.png" descr="A página Migração com o cartão da origem, os respetivos botões e o texto de ajuda." title="A página Migração com o cartão da origem, os respetivos botões e o texto de ajuda."/>
@@ -47656,7 +47656,7 @@
       <w:pPr>
         <w:pStyle w:val="Ttulo2"/>
       </w:pPr>
-      <w:bookmarkStart w:id="58" w:name="_Toc241745191"/>
+      <w:bookmarkStart w:id="58" w:name="_Toc241748031"/>
       <w:r>
         <w:t>Escolher a origem</w:t>
       </w:r>
@@ -47677,7 +47677,7 @@
           <w:left w:w="10" w:type="dxa"/>
           <w:right w:w="10" w:type="dxa"/>
         </w:tblCellMar>
-        <w:tblLook w:val="0000" w:firstRow="0" w:lastRow="0" w:firstColumn="0" w:lastColumn="0" w:noHBand="0" w:noVBand="0"/>
+        <w:tblLook w:val="04A0" w:firstRow="1" w:lastRow="0" w:firstColumn="1" w:lastColumn="0" w:noHBand="0" w:noVBand="1"/>
       </w:tblPr>
       <w:tblGrid>
         <w:gridCol w:w="5157"/>
@@ -48490,7 +48490,7 @@
           <w:left w:w="10" w:type="dxa"/>
           <w:right w:w="10" w:type="dxa"/>
         </w:tblCellMar>
-        <w:tblLook w:val="0000" w:firstRow="0" w:lastRow="0" w:firstColumn="0" w:lastColumn="0" w:noHBand="0" w:noVBand="0"/>
+        <w:tblLook w:val="04A0" w:firstRow="1" w:lastRow="0" w:firstColumn="1" w:lastColumn="0" w:noHBand="0" w:noVBand="1"/>
       </w:tblPr>
       <w:tblGrid>
         <w:gridCol w:w="2820"/>
@@ -48777,7 +48777,7 @@
       <w:pPr>
         <w:pStyle w:val="Ttulo2"/>
       </w:pPr>
-      <w:bookmarkStart w:id="59" w:name="_Toc241745192"/>
+      <w:bookmarkStart w:id="59" w:name="_Toc241748032"/>
       <w:r>
         <w:t>O que faz cada ação</w:t>
       </w:r>
@@ -48798,7 +48798,7 @@
           <w:left w:w="10" w:type="dxa"/>
           <w:right w:w="10" w:type="dxa"/>
         </w:tblCellMar>
-        <w:tblLook w:val="0000" w:firstRow="0" w:lastRow="0" w:firstColumn="0" w:lastColumn="0" w:noHBand="0" w:noVBand="0"/>
+        <w:tblLook w:val="04A0" w:firstRow="1" w:lastRow="0" w:firstColumn="1" w:lastColumn="0" w:noHBand="0" w:noVBand="1"/>
       </w:tblPr>
       <w:tblGrid>
         <w:gridCol w:w="4247"/>
@@ -49178,7 +49178,7 @@
       <w:pPr>
         <w:pStyle w:val="Ttulo2"/>
       </w:pPr>
-      <w:bookmarkStart w:id="60" w:name="_Toc241745193"/>
+      <w:bookmarkStart w:id="60" w:name="_Toc241748033"/>
       <w:r>
         <w:t>Fazer uma migração em segurança</w:t>
       </w:r>
@@ -49420,7 +49420,7 @@
         <w:pStyle w:val="Ttulo1"/>
         <w:pageBreakBefore/>
       </w:pPr>
-      <w:bookmarkStart w:id="61" w:name="_Toc241745194"/>
+      <w:bookmarkStart w:id="61" w:name="_Toc241748034"/>
       <w:r>
         <w:lastRenderedPageBreak/>
         <w:t>Perguntas frequentes</w:t>
@@ -49711,7 +49711,7 @@
       <w:pPr>
         <w:pStyle w:val="Ttulo2"/>
       </w:pPr>
-      <w:bookmarkStart w:id="62" w:name="_Toc241745195"/>
+      <w:bookmarkStart w:id="62" w:name="_Toc241748035"/>
       <w:r>
         <w:t>Glossário</w:t>
       </w:r>
@@ -49732,7 +49732,7 @@
           <w:left w:w="10" w:type="dxa"/>
           <w:right w:w="10" w:type="dxa"/>
         </w:tblCellMar>
-        <w:tblLook w:val="0000" w:firstRow="0" w:lastRow="0" w:firstColumn="0" w:lastColumn="0" w:noHBand="0" w:noVBand="0"/>
+        <w:tblLook w:val="04A0" w:firstRow="1" w:lastRow="0" w:firstColumn="1" w:lastColumn="0" w:noHBand="0" w:noVBand="1"/>
       </w:tblPr>
       <w:tblGrid>
         <w:gridCol w:w="3800"/>
@@ -51036,7 +51036,7 @@
         <w:sz w:val="16"/>
         <w:szCs w:val="16"/>
       </w:rPr>
-      <w:t>Discoverer Neo 2.1.0 · Guia completo · ADMIN</w:t>
+      <w:t>Discoverer Neo 2.1.1 · Guia completo · ADMIN</w:t>
     </w:r>
   </w:p>
 </w:hdr>
@@ -51045,10 +51045,10 @@
 <file path=word/numbering.xml><?xml version="1.0" encoding="utf-8"?>
 <w:numbering xmlns:wpc="http://schemas.microsoft.com/office/word/2010/wordprocessingCanvas" xmlns:cx="http://schemas.microsoft.com/office/drawing/2014/chartex" xmlns:cx1="http://schemas.microsoft.com/office/drawing/2015/9/8/chartex" xmlns:cx2="http://schemas.microsoft.com/office/drawing/2015/10/21/chartex" xmlns:cx3="http://schemas.microsoft.com/office/drawing/2016/5/9/chartex" xmlns:cx4="http://schemas.microsoft.com/office/drawing/2016/5/10/chartex" xmlns:cx5="http://schemas.microsoft.com/office/drawing/2016/5/11/chartex" xmlns:cx6="http://schemas.microsoft.com/office/drawing/2016/5/12/chartex" xmlns:cx7="http://schemas.microsoft.com/office/drawing/2016/5/13/chartex" xmlns:cx8="http://schemas.microsoft.com/office/drawing/2016/5/14/chartex" xmlns:mc="http://schemas.openxmlformats.org/markup-compatibility/2006" xmlns:aink="http://schemas.microsoft.com/office/drawing/2016/ink" xmlns:am3d="http://schemas.microsoft.com/office/drawing/2017/model3d" xmlns:o="urn:schemas-microsoft-com:office:office" xmlns:oel="http://schemas.microsoft.com/office/2019/extlst" xmlns:r="http://schemas.openxmlformats.org/officeDocument/2006/relationships" xmlns:m="http://schemas.openxmlformats.org/officeDocument/2006/math" xmlns:v="urn:schemas-microsoft-com:vml" xmlns:wp14="http://schemas.microsoft.com/office/word/2010/wordprocessingDrawing" xmlns:wp="http://schemas.openxmlformats.org/drawingml/2006/wordprocessingDrawing" xmlns:w10="urn:schemas-microsoft-com:office:word" xmlns:w="http://schemas.openxmlformats.org/wordprocessingml/2006/main" xmlns:w14="http://schemas.microsoft.com/office/word/2010/wordml" xmlns:w15="http://schemas.microsoft.com/office/word/2012/wordml" xmlns:w16cex="http://schemas.microsoft.com/office/word/2018/wordml/cex" xmlns:w16cid="http://schemas.microsoft.com/office/word/2016/wordml/cid" xmlns:w16="http://schemas.microsoft.com/office/word/2018/wordml" xmlns:w16sdtdh="http://schemas.microsoft.com/office/word/2020/wordml/sdtdatahash" xmlns:w16se="http://schemas.microsoft.com/office/word/2015/wordml/symex" xmlns:wpg="http://schemas.microsoft.com/office/word/2010/wordprocessingGroup" xmlns:wpi="http://schemas.microsoft.com/office/word/2010/wordprocessingInk" xmlns:wne="http://schemas.microsoft.com/office/word/2006/wordml" xmlns:wps="http://schemas.microsoft.com/office/word/2010/wordprocessingShape" mc:Ignorable="w14 w15 w16se w16cid w16 w16cex w16sdtdh wp14">
   <w:abstractNum w:abstractNumId="0" w15:restartNumberingAfterBreak="0">
-    <w:nsid w:val="00766F03"/>
+    <w:nsid w:val="01FA0AE2"/>
     <w:multiLevelType w:val="hybridMultilevel"/>
-    <w:tmpl w:val="0C662954"/>
-    <w:lvl w:ilvl="0" w:tplc="E21AB8F4">
+    <w:tmpl w:val="6BDEBD20"/>
+    <w:lvl w:ilvl="0" w:tplc="2AB4C508">
       <w:start w:val="1"/>
       <w:numFmt w:val="decimal"/>
       <w:lvlText w:val="%1."/>
@@ -51057,7 +51057,7 @@
         <w:ind w:left="360" w:hanging="300"/>
       </w:pPr>
     </w:lvl>
-    <w:lvl w:ilvl="1" w:tplc="FF0048D6" w:tentative="1">
+    <w:lvl w:ilvl="1" w:tplc="5664C42C" w:tentative="1">
       <w:start w:val="1"/>
       <w:numFmt w:val="lowerLetter"/>
       <w:lvlText w:val="%2."/>
@@ -51066,47 +51066,47 @@
         <w:ind w:left="720" w:hanging="300"/>
       </w:pPr>
     </w:lvl>
-    <w:lvl w:ilvl="2" w:tplc="B1E412F8">
+    <w:lvl w:ilvl="2" w:tplc="7BA043B8">
       <w:numFmt w:val="decimal"/>
       <w:lvlText w:val=""/>
       <w:lvlJc w:val="left"/>
     </w:lvl>
-    <w:lvl w:ilvl="3" w:tplc="FF52B9A4">
+    <w:lvl w:ilvl="3" w:tplc="499C348A">
       <w:numFmt w:val="decimal"/>
       <w:lvlText w:val=""/>
       <w:lvlJc w:val="left"/>
     </w:lvl>
-    <w:lvl w:ilvl="4" w:tplc="6890F628">
+    <w:lvl w:ilvl="4" w:tplc="F42A7950">
       <w:numFmt w:val="decimal"/>
       <w:lvlText w:val=""/>
       <w:lvlJc w:val="left"/>
     </w:lvl>
-    <w:lvl w:ilvl="5" w:tplc="2892F232">
+    <w:lvl w:ilvl="5" w:tplc="9798334E">
       <w:numFmt w:val="decimal"/>
       <w:lvlText w:val=""/>
       <w:lvlJc w:val="left"/>
     </w:lvl>
-    <w:lvl w:ilvl="6" w:tplc="F9C0F6FE">
+    <w:lvl w:ilvl="6" w:tplc="C91858E2">
       <w:numFmt w:val="decimal"/>
       <w:lvlText w:val=""/>
       <w:lvlJc w:val="left"/>
     </w:lvl>
-    <w:lvl w:ilvl="7" w:tplc="F6140180">
+    <w:lvl w:ilvl="7" w:tplc="31FCEBE6">
       <w:numFmt w:val="decimal"/>
       <w:lvlText w:val=""/>
       <w:lvlJc w:val="left"/>
     </w:lvl>
-    <w:lvl w:ilvl="8" w:tplc="CF2663F8">
+    <w:lvl w:ilvl="8" w:tplc="9B7458C4">
       <w:numFmt w:val="decimal"/>
       <w:lvlText w:val=""/>
       <w:lvlJc w:val="left"/>
     </w:lvl>
   </w:abstractNum>
   <w:abstractNum w:abstractNumId="1" w15:restartNumberingAfterBreak="0">
-    <w:nsid w:val="046A0762"/>
+    <w:nsid w:val="12823051"/>
     <w:multiLevelType w:val="hybridMultilevel"/>
-    <w:tmpl w:val="B56A264A"/>
-    <w:lvl w:ilvl="0" w:tplc="5A4468FC">
+    <w:tmpl w:val="9496BB84"/>
+    <w:lvl w:ilvl="0" w:tplc="53100E4C">
       <w:start w:val="1"/>
       <w:numFmt w:val="decimal"/>
       <w:lvlText w:val="%1."/>
@@ -51115,7 +51115,7 @@
         <w:ind w:left="360" w:hanging="300"/>
       </w:pPr>
     </w:lvl>
-    <w:lvl w:ilvl="1" w:tplc="2AE86ACC" w:tentative="1">
+    <w:lvl w:ilvl="1" w:tplc="D3DA087C" w:tentative="1">
       <w:start w:val="1"/>
       <w:numFmt w:val="lowerLetter"/>
       <w:lvlText w:val="%2."/>
@@ -51124,279 +51124,47 @@
         <w:ind w:left="720" w:hanging="300"/>
       </w:pPr>
     </w:lvl>
-    <w:lvl w:ilvl="2" w:tplc="9F44A194">
+    <w:lvl w:ilvl="2" w:tplc="F82C66E2">
       <w:numFmt w:val="decimal"/>
       <w:lvlText w:val=""/>
       <w:lvlJc w:val="left"/>
     </w:lvl>
-    <w:lvl w:ilvl="3" w:tplc="11626246">
+    <w:lvl w:ilvl="3" w:tplc="68EC9666">
       <w:numFmt w:val="decimal"/>
       <w:lvlText w:val=""/>
       <w:lvlJc w:val="left"/>
     </w:lvl>
-    <w:lvl w:ilvl="4" w:tplc="885CDCAC">
+    <w:lvl w:ilvl="4" w:tplc="76CE6170">
       <w:numFmt w:val="decimal"/>
       <w:lvlText w:val=""/>
       <w:lvlJc w:val="left"/>
     </w:lvl>
-    <w:lvl w:ilvl="5" w:tplc="50BE1CB8">
+    <w:lvl w:ilvl="5" w:tplc="5AC81F1E">
       <w:numFmt w:val="decimal"/>
       <w:lvlText w:val=""/>
       <w:lvlJc w:val="left"/>
     </w:lvl>
-    <w:lvl w:ilvl="6" w:tplc="149E4C0C">
+    <w:lvl w:ilvl="6" w:tplc="2CAC2B16">
       <w:numFmt w:val="decimal"/>
       <w:lvlText w:val=""/>
       <w:lvlJc w:val="left"/>
     </w:lvl>
-    <w:lvl w:ilvl="7" w:tplc="FCDE55FE">
+    <w:lvl w:ilvl="7" w:tplc="72E65616">
       <w:numFmt w:val="decimal"/>
       <w:lvlText w:val=""/>
       <w:lvlJc w:val="left"/>
     </w:lvl>
-    <w:lvl w:ilvl="8" w:tplc="89669B6A">
+    <w:lvl w:ilvl="8" w:tplc="24B46D60">
       <w:numFmt w:val="decimal"/>
       <w:lvlText w:val=""/>
       <w:lvlJc w:val="left"/>
     </w:lvl>
   </w:abstractNum>
   <w:abstractNum w:abstractNumId="2" w15:restartNumberingAfterBreak="0">
-    <w:nsid w:val="052E6AD7"/>
+    <w:nsid w:val="1451228B"/>
     <w:multiLevelType w:val="hybridMultilevel"/>
-    <w:tmpl w:val="2F1CC86C"/>
-    <w:lvl w:ilvl="0" w:tplc="8C9E22E8">
-      <w:start w:val="1"/>
-      <w:numFmt w:val="decimal"/>
-      <w:lvlText w:val="%1."/>
-      <w:lvlJc w:val="left"/>
-      <w:pPr>
-        <w:ind w:left="360" w:hanging="300"/>
-      </w:pPr>
-    </w:lvl>
-    <w:lvl w:ilvl="1" w:tplc="9482CA2A" w:tentative="1">
-      <w:start w:val="1"/>
-      <w:numFmt w:val="lowerLetter"/>
-      <w:lvlText w:val="%2."/>
-      <w:lvlJc w:val="left"/>
-      <w:pPr>
-        <w:ind w:left="720" w:hanging="300"/>
-      </w:pPr>
-    </w:lvl>
-    <w:lvl w:ilvl="2" w:tplc="25522DF2">
-      <w:numFmt w:val="decimal"/>
-      <w:lvlText w:val=""/>
-      <w:lvlJc w:val="left"/>
-    </w:lvl>
-    <w:lvl w:ilvl="3" w:tplc="FC20DD18">
-      <w:numFmt w:val="decimal"/>
-      <w:lvlText w:val=""/>
-      <w:lvlJc w:val="left"/>
-    </w:lvl>
-    <w:lvl w:ilvl="4" w:tplc="78DE4FA0">
-      <w:numFmt w:val="decimal"/>
-      <w:lvlText w:val=""/>
-      <w:lvlJc w:val="left"/>
-    </w:lvl>
-    <w:lvl w:ilvl="5" w:tplc="3DBEF498">
-      <w:numFmt w:val="decimal"/>
-      <w:lvlText w:val=""/>
-      <w:lvlJc w:val="left"/>
-    </w:lvl>
-    <w:lvl w:ilvl="6" w:tplc="EB6424B2">
-      <w:numFmt w:val="decimal"/>
-      <w:lvlText w:val=""/>
-      <w:lvlJc w:val="left"/>
-    </w:lvl>
-    <w:lvl w:ilvl="7" w:tplc="0B062676">
-      <w:numFmt w:val="decimal"/>
-      <w:lvlText w:val=""/>
-      <w:lvlJc w:val="left"/>
-    </w:lvl>
-    <w:lvl w:ilvl="8" w:tplc="CE3C67E2">
-      <w:numFmt w:val="decimal"/>
-      <w:lvlText w:val=""/>
-      <w:lvlJc w:val="left"/>
-    </w:lvl>
-  </w:abstractNum>
-  <w:abstractNum w:abstractNumId="3" w15:restartNumberingAfterBreak="0">
-    <w:nsid w:val="386F2EA4"/>
-    <w:multiLevelType w:val="hybridMultilevel"/>
-    <w:tmpl w:val="FEF48CA4"/>
-    <w:lvl w:ilvl="0" w:tplc="D3502C0A">
-      <w:start w:val="1"/>
-      <w:numFmt w:val="decimal"/>
-      <w:lvlText w:val="%1."/>
-      <w:lvlJc w:val="left"/>
-      <w:pPr>
-        <w:ind w:left="360" w:hanging="300"/>
-      </w:pPr>
-    </w:lvl>
-    <w:lvl w:ilvl="1" w:tplc="D6BC7E56" w:tentative="1">
-      <w:start w:val="1"/>
-      <w:numFmt w:val="lowerLetter"/>
-      <w:lvlText w:val="%2."/>
-      <w:lvlJc w:val="left"/>
-      <w:pPr>
-        <w:ind w:left="720" w:hanging="300"/>
-      </w:pPr>
-    </w:lvl>
-    <w:lvl w:ilvl="2" w:tplc="3A508466">
-      <w:numFmt w:val="decimal"/>
-      <w:lvlText w:val=""/>
-      <w:lvlJc w:val="left"/>
-    </w:lvl>
-    <w:lvl w:ilvl="3" w:tplc="CF46567E">
-      <w:numFmt w:val="decimal"/>
-      <w:lvlText w:val=""/>
-      <w:lvlJc w:val="left"/>
-    </w:lvl>
-    <w:lvl w:ilvl="4" w:tplc="ACD28D96">
-      <w:numFmt w:val="decimal"/>
-      <w:lvlText w:val=""/>
-      <w:lvlJc w:val="left"/>
-    </w:lvl>
-    <w:lvl w:ilvl="5" w:tplc="2564EAC8">
-      <w:numFmt w:val="decimal"/>
-      <w:lvlText w:val=""/>
-      <w:lvlJc w:val="left"/>
-    </w:lvl>
-    <w:lvl w:ilvl="6" w:tplc="7CAC4344">
-      <w:numFmt w:val="decimal"/>
-      <w:lvlText w:val=""/>
-      <w:lvlJc w:val="left"/>
-    </w:lvl>
-    <w:lvl w:ilvl="7" w:tplc="D48ED9EC">
-      <w:numFmt w:val="decimal"/>
-      <w:lvlText w:val=""/>
-      <w:lvlJc w:val="left"/>
-    </w:lvl>
-    <w:lvl w:ilvl="8" w:tplc="C1683402">
-      <w:numFmt w:val="decimal"/>
-      <w:lvlText w:val=""/>
-      <w:lvlJc w:val="left"/>
-    </w:lvl>
-  </w:abstractNum>
-  <w:abstractNum w:abstractNumId="4" w15:restartNumberingAfterBreak="0">
-    <w:nsid w:val="3D1E701F"/>
-    <w:multiLevelType w:val="hybridMultilevel"/>
-    <w:tmpl w:val="5A90D93A"/>
-    <w:lvl w:ilvl="0" w:tplc="343C44FA">
-      <w:start w:val="1"/>
-      <w:numFmt w:val="bullet"/>
-      <w:lvlText w:val="•"/>
-      <w:lvlJc w:val="left"/>
-      <w:pPr>
-        <w:ind w:left="360" w:hanging="260"/>
-      </w:pPr>
-    </w:lvl>
-    <w:lvl w:ilvl="1" w:tplc="911ED7CE" w:tentative="1">
-      <w:start w:val="1"/>
-      <w:numFmt w:val="bullet"/>
-      <w:lvlText w:val="–"/>
-      <w:lvlJc w:val="left"/>
-      <w:pPr>
-        <w:ind w:left="720" w:hanging="260"/>
-      </w:pPr>
-    </w:lvl>
-    <w:lvl w:ilvl="2" w:tplc="76B8CC50">
-      <w:numFmt w:val="decimal"/>
-      <w:lvlText w:val=""/>
-      <w:lvlJc w:val="left"/>
-    </w:lvl>
-    <w:lvl w:ilvl="3" w:tplc="CC2E792A">
-      <w:numFmt w:val="decimal"/>
-      <w:lvlText w:val=""/>
-      <w:lvlJc w:val="left"/>
-    </w:lvl>
-    <w:lvl w:ilvl="4" w:tplc="B8F410C8">
-      <w:numFmt w:val="decimal"/>
-      <w:lvlText w:val=""/>
-      <w:lvlJc w:val="left"/>
-    </w:lvl>
-    <w:lvl w:ilvl="5" w:tplc="28103D3C">
-      <w:numFmt w:val="decimal"/>
-      <w:lvlText w:val=""/>
-      <w:lvlJc w:val="left"/>
-    </w:lvl>
-    <w:lvl w:ilvl="6" w:tplc="764A6B7C">
-      <w:numFmt w:val="decimal"/>
-      <w:lvlText w:val=""/>
-      <w:lvlJc w:val="left"/>
-    </w:lvl>
-    <w:lvl w:ilvl="7" w:tplc="FADA24D6">
-      <w:numFmt w:val="decimal"/>
-      <w:lvlText w:val=""/>
-      <w:lvlJc w:val="left"/>
-    </w:lvl>
-    <w:lvl w:ilvl="8" w:tplc="8DDEF4CA">
-      <w:numFmt w:val="decimal"/>
-      <w:lvlText w:val=""/>
-      <w:lvlJc w:val="left"/>
-    </w:lvl>
-  </w:abstractNum>
-  <w:abstractNum w:abstractNumId="5" w15:restartNumberingAfterBreak="0">
-    <w:nsid w:val="42C11C9A"/>
-    <w:multiLevelType w:val="hybridMultilevel"/>
-    <w:tmpl w:val="E5A2062E"/>
-    <w:lvl w:ilvl="0" w:tplc="5312337C">
-      <w:start w:val="1"/>
-      <w:numFmt w:val="decimal"/>
-      <w:lvlText w:val="%1."/>
-      <w:lvlJc w:val="left"/>
-      <w:pPr>
-        <w:ind w:left="360" w:hanging="300"/>
-      </w:pPr>
-    </w:lvl>
-    <w:lvl w:ilvl="1" w:tplc="9168DBB2" w:tentative="1">
-      <w:start w:val="1"/>
-      <w:numFmt w:val="lowerLetter"/>
-      <w:lvlText w:val="%2."/>
-      <w:lvlJc w:val="left"/>
-      <w:pPr>
-        <w:ind w:left="720" w:hanging="300"/>
-      </w:pPr>
-    </w:lvl>
-    <w:lvl w:ilvl="2" w:tplc="EEE09670">
-      <w:numFmt w:val="decimal"/>
-      <w:lvlText w:val=""/>
-      <w:lvlJc w:val="left"/>
-    </w:lvl>
-    <w:lvl w:ilvl="3" w:tplc="C1A465B0">
-      <w:numFmt w:val="decimal"/>
-      <w:lvlText w:val=""/>
-      <w:lvlJc w:val="left"/>
-    </w:lvl>
-    <w:lvl w:ilvl="4" w:tplc="71ECDBB2">
-      <w:numFmt w:val="decimal"/>
-      <w:lvlText w:val=""/>
-      <w:lvlJc w:val="left"/>
-    </w:lvl>
-    <w:lvl w:ilvl="5" w:tplc="C258552C">
-      <w:numFmt w:val="decimal"/>
-      <w:lvlText w:val=""/>
-      <w:lvlJc w:val="left"/>
-    </w:lvl>
-    <w:lvl w:ilvl="6" w:tplc="DA48B476">
-      <w:numFmt w:val="decimal"/>
-      <w:lvlText w:val=""/>
-      <w:lvlJc w:val="left"/>
-    </w:lvl>
-    <w:lvl w:ilvl="7" w:tplc="AB38F04A">
-      <w:numFmt w:val="decimal"/>
-      <w:lvlText w:val=""/>
-      <w:lvlJc w:val="left"/>
-    </w:lvl>
-    <w:lvl w:ilvl="8" w:tplc="F0F8FAF2">
-      <w:numFmt w:val="decimal"/>
-      <w:lvlText w:val=""/>
-      <w:lvlJc w:val="left"/>
-    </w:lvl>
-  </w:abstractNum>
-  <w:abstractNum w:abstractNumId="6" w15:restartNumberingAfterBreak="0">
-    <w:nsid w:val="44C467CB"/>
-    <w:multiLevelType w:val="hybridMultilevel"/>
-    <w:tmpl w:val="5A32A264"/>
-    <w:lvl w:ilvl="0" w:tplc="7030463E" w:tentative="1">
+    <w:tmpl w:val="EC62FA96"/>
+    <w:lvl w:ilvl="0" w:tplc="D60C13DC" w:tentative="1">
       <w:start w:val="1"/>
       <w:numFmt w:val="bullet"/>
       <w:lvlText w:val="●"/>
@@ -51405,7 +51173,7 @@
         <w:ind w:left="720" w:hanging="360"/>
       </w:pPr>
     </w:lvl>
-    <w:lvl w:ilvl="1" w:tplc="116218EA" w:tentative="1">
+    <w:lvl w:ilvl="1" w:tplc="20EC4E56" w:tentative="1">
       <w:start w:val="1"/>
       <w:numFmt w:val="bullet"/>
       <w:lvlText w:val="○"/>
@@ -51414,7 +51182,7 @@
         <w:ind w:left="1440" w:hanging="360"/>
       </w:pPr>
     </w:lvl>
-    <w:lvl w:ilvl="2" w:tplc="1D688F90" w:tentative="1">
+    <w:lvl w:ilvl="2" w:tplc="AEB25146" w:tentative="1">
       <w:start w:val="1"/>
       <w:numFmt w:val="bullet"/>
       <w:lvlText w:val="■"/>
@@ -51423,7 +51191,7 @@
         <w:ind w:left="2160" w:hanging="360"/>
       </w:pPr>
     </w:lvl>
-    <w:lvl w:ilvl="3" w:tplc="3118D9EE" w:tentative="1">
+    <w:lvl w:ilvl="3" w:tplc="468E12B0" w:tentative="1">
       <w:start w:val="1"/>
       <w:numFmt w:val="bullet"/>
       <w:lvlText w:val="●"/>
@@ -51432,7 +51200,7 @@
         <w:ind w:left="2880" w:hanging="360"/>
       </w:pPr>
     </w:lvl>
-    <w:lvl w:ilvl="4" w:tplc="3DF659C0" w:tentative="1">
+    <w:lvl w:ilvl="4" w:tplc="384E6696" w:tentative="1">
       <w:start w:val="1"/>
       <w:numFmt w:val="bullet"/>
       <w:lvlText w:val="○"/>
@@ -51441,7 +51209,7 @@
         <w:ind w:left="3600" w:hanging="360"/>
       </w:pPr>
     </w:lvl>
-    <w:lvl w:ilvl="5" w:tplc="9800B96C" w:tentative="1">
+    <w:lvl w:ilvl="5" w:tplc="E6585068" w:tentative="1">
       <w:start w:val="1"/>
       <w:numFmt w:val="bullet"/>
       <w:lvlText w:val="■"/>
@@ -51450,7 +51218,7 @@
         <w:ind w:left="4320" w:hanging="360"/>
       </w:pPr>
     </w:lvl>
-    <w:lvl w:ilvl="6" w:tplc="DFB00AB8" w:tentative="1">
+    <w:lvl w:ilvl="6" w:tplc="35C0973A" w:tentative="1">
       <w:start w:val="1"/>
       <w:numFmt w:val="bullet"/>
       <w:lvlText w:val="●"/>
@@ -51459,7 +51227,7 @@
         <w:ind w:left="5040" w:hanging="360"/>
       </w:pPr>
     </w:lvl>
-    <w:lvl w:ilvl="7" w:tplc="A606A9AA" w:tentative="1">
+    <w:lvl w:ilvl="7" w:tplc="31D8812A" w:tentative="1">
       <w:start w:val="1"/>
       <w:numFmt w:val="bullet"/>
       <w:lvlText w:val="●"/>
@@ -51468,7 +51236,7 @@
         <w:ind w:left="5760" w:hanging="360"/>
       </w:pPr>
     </w:lvl>
-    <w:lvl w:ilvl="8" w:tplc="71B6E15E" w:tentative="1">
+    <w:lvl w:ilvl="8" w:tplc="C02CD03E" w:tentative="1">
       <w:start w:val="1"/>
       <w:numFmt w:val="bullet"/>
       <w:lvlText w:val="●"/>
@@ -51478,11 +51246,11 @@
       </w:pPr>
     </w:lvl>
   </w:abstractNum>
-  <w:abstractNum w:abstractNumId="7" w15:restartNumberingAfterBreak="0">
-    <w:nsid w:val="45440AD4"/>
+  <w:abstractNum w:abstractNumId="3" w15:restartNumberingAfterBreak="0">
+    <w:nsid w:val="18AD54A6"/>
     <w:multiLevelType w:val="hybridMultilevel"/>
-    <w:tmpl w:val="12E067D6"/>
-    <w:lvl w:ilvl="0" w:tplc="D20A4B7C">
+    <w:tmpl w:val="40347CA2"/>
+    <w:lvl w:ilvl="0" w:tplc="AF7E142C">
       <w:start w:val="1"/>
       <w:numFmt w:val="decimal"/>
       <w:lvlText w:val="%1."/>
@@ -51491,7 +51259,7 @@
         <w:ind w:left="360" w:hanging="300"/>
       </w:pPr>
     </w:lvl>
-    <w:lvl w:ilvl="1" w:tplc="5796AB1E" w:tentative="1">
+    <w:lvl w:ilvl="1" w:tplc="57D618D8" w:tentative="1">
       <w:start w:val="1"/>
       <w:numFmt w:val="lowerLetter"/>
       <w:lvlText w:val="%2."/>
@@ -51500,47 +51268,47 @@
         <w:ind w:left="720" w:hanging="300"/>
       </w:pPr>
     </w:lvl>
-    <w:lvl w:ilvl="2" w:tplc="2C1A2B96">
+    <w:lvl w:ilvl="2" w:tplc="70003B58">
       <w:numFmt w:val="decimal"/>
       <w:lvlText w:val=""/>
       <w:lvlJc w:val="left"/>
     </w:lvl>
-    <w:lvl w:ilvl="3" w:tplc="7E9C834C">
+    <w:lvl w:ilvl="3" w:tplc="12F004DC">
       <w:numFmt w:val="decimal"/>
       <w:lvlText w:val=""/>
       <w:lvlJc w:val="left"/>
     </w:lvl>
-    <w:lvl w:ilvl="4" w:tplc="7A14D096">
+    <w:lvl w:ilvl="4" w:tplc="EBBC2E80">
       <w:numFmt w:val="decimal"/>
       <w:lvlText w:val=""/>
       <w:lvlJc w:val="left"/>
     </w:lvl>
-    <w:lvl w:ilvl="5" w:tplc="98546370">
+    <w:lvl w:ilvl="5" w:tplc="38BAC406">
       <w:numFmt w:val="decimal"/>
       <w:lvlText w:val=""/>
       <w:lvlJc w:val="left"/>
     </w:lvl>
-    <w:lvl w:ilvl="6" w:tplc="59B29E32">
+    <w:lvl w:ilvl="6" w:tplc="C1FED6B8">
       <w:numFmt w:val="decimal"/>
       <w:lvlText w:val=""/>
       <w:lvlJc w:val="left"/>
     </w:lvl>
-    <w:lvl w:ilvl="7" w:tplc="56241BA4">
+    <w:lvl w:ilvl="7" w:tplc="DFA44B16">
       <w:numFmt w:val="decimal"/>
       <w:lvlText w:val=""/>
       <w:lvlJc w:val="left"/>
     </w:lvl>
-    <w:lvl w:ilvl="8" w:tplc="B2BC4E56">
+    <w:lvl w:ilvl="8" w:tplc="D7B2840C">
       <w:numFmt w:val="decimal"/>
       <w:lvlText w:val=""/>
       <w:lvlJc w:val="left"/>
     </w:lvl>
   </w:abstractNum>
-  <w:abstractNum w:abstractNumId="8" w15:restartNumberingAfterBreak="0">
-    <w:nsid w:val="45E81500"/>
+  <w:abstractNum w:abstractNumId="4" w15:restartNumberingAfterBreak="0">
+    <w:nsid w:val="3B9D26E9"/>
     <w:multiLevelType w:val="hybridMultilevel"/>
-    <w:tmpl w:val="96FA77A6"/>
-    <w:lvl w:ilvl="0" w:tplc="BB24D5AE">
+    <w:tmpl w:val="D6760FC2"/>
+    <w:lvl w:ilvl="0" w:tplc="EEE0C1C2">
       <w:start w:val="1"/>
       <w:numFmt w:val="decimal"/>
       <w:lvlText w:val="%1."/>
@@ -51549,7 +51317,7 @@
         <w:ind w:left="360" w:hanging="300"/>
       </w:pPr>
     </w:lvl>
-    <w:lvl w:ilvl="1" w:tplc="2A566BC6" w:tentative="1">
+    <w:lvl w:ilvl="1" w:tplc="B26EB89A" w:tentative="1">
       <w:start w:val="1"/>
       <w:numFmt w:val="lowerLetter"/>
       <w:lvlText w:val="%2."/>
@@ -51558,47 +51326,47 @@
         <w:ind w:left="720" w:hanging="300"/>
       </w:pPr>
     </w:lvl>
-    <w:lvl w:ilvl="2" w:tplc="E620DD38">
+    <w:lvl w:ilvl="2" w:tplc="6840F4C8">
       <w:numFmt w:val="decimal"/>
       <w:lvlText w:val=""/>
       <w:lvlJc w:val="left"/>
     </w:lvl>
-    <w:lvl w:ilvl="3" w:tplc="5420B9F2">
+    <w:lvl w:ilvl="3" w:tplc="3FDC3770">
       <w:numFmt w:val="decimal"/>
       <w:lvlText w:val=""/>
       <w:lvlJc w:val="left"/>
     </w:lvl>
-    <w:lvl w:ilvl="4" w:tplc="2E34FFCA">
+    <w:lvl w:ilvl="4" w:tplc="315CFDE8">
       <w:numFmt w:val="decimal"/>
       <w:lvlText w:val=""/>
       <w:lvlJc w:val="left"/>
     </w:lvl>
-    <w:lvl w:ilvl="5" w:tplc="766EF48E">
+    <w:lvl w:ilvl="5" w:tplc="397A52DA">
       <w:numFmt w:val="decimal"/>
       <w:lvlText w:val=""/>
       <w:lvlJc w:val="left"/>
     </w:lvl>
-    <w:lvl w:ilvl="6" w:tplc="B72A37A0">
+    <w:lvl w:ilvl="6" w:tplc="E99ED7A4">
       <w:numFmt w:val="decimal"/>
       <w:lvlText w:val=""/>
       <w:lvlJc w:val="left"/>
     </w:lvl>
-    <w:lvl w:ilvl="7" w:tplc="4CBC47F0">
+    <w:lvl w:ilvl="7" w:tplc="668C6DB0">
       <w:numFmt w:val="decimal"/>
       <w:lvlText w:val=""/>
       <w:lvlJc w:val="left"/>
     </w:lvl>
-    <w:lvl w:ilvl="8" w:tplc="0E82F2FA">
+    <w:lvl w:ilvl="8" w:tplc="82CC3FA2">
       <w:numFmt w:val="decimal"/>
       <w:lvlText w:val=""/>
       <w:lvlJc w:val="left"/>
     </w:lvl>
   </w:abstractNum>
-  <w:abstractNum w:abstractNumId="9" w15:restartNumberingAfterBreak="0">
-    <w:nsid w:val="47AD7156"/>
+  <w:abstractNum w:abstractNumId="5" w15:restartNumberingAfterBreak="0">
+    <w:nsid w:val="4578408D"/>
     <w:multiLevelType w:val="hybridMultilevel"/>
-    <w:tmpl w:val="8F20249A"/>
-    <w:lvl w:ilvl="0" w:tplc="69E4CE94">
+    <w:tmpl w:val="3D241A60"/>
+    <w:lvl w:ilvl="0" w:tplc="5C4AE91A">
       <w:start w:val="1"/>
       <w:numFmt w:val="decimal"/>
       <w:lvlText w:val="%1."/>
@@ -51607,7 +51375,7 @@
         <w:ind w:left="360" w:hanging="300"/>
       </w:pPr>
     </w:lvl>
-    <w:lvl w:ilvl="1" w:tplc="AC8626EA" w:tentative="1">
+    <w:lvl w:ilvl="1" w:tplc="468007DE" w:tentative="1">
       <w:start w:val="1"/>
       <w:numFmt w:val="lowerLetter"/>
       <w:lvlText w:val="%2."/>
@@ -51616,47 +51384,47 @@
         <w:ind w:left="720" w:hanging="300"/>
       </w:pPr>
     </w:lvl>
-    <w:lvl w:ilvl="2" w:tplc="44840C1E">
+    <w:lvl w:ilvl="2" w:tplc="35A8D9C2">
       <w:numFmt w:val="decimal"/>
       <w:lvlText w:val=""/>
       <w:lvlJc w:val="left"/>
     </w:lvl>
-    <w:lvl w:ilvl="3" w:tplc="53EA9AE0">
+    <w:lvl w:ilvl="3" w:tplc="7BCCC4CC">
       <w:numFmt w:val="decimal"/>
       <w:lvlText w:val=""/>
       <w:lvlJc w:val="left"/>
     </w:lvl>
-    <w:lvl w:ilvl="4" w:tplc="F936471E">
+    <w:lvl w:ilvl="4" w:tplc="819CD3DA">
       <w:numFmt w:val="decimal"/>
       <w:lvlText w:val=""/>
       <w:lvlJc w:val="left"/>
     </w:lvl>
-    <w:lvl w:ilvl="5" w:tplc="D396CDBE">
+    <w:lvl w:ilvl="5" w:tplc="E4D8DAE8">
       <w:numFmt w:val="decimal"/>
       <w:lvlText w:val=""/>
       <w:lvlJc w:val="left"/>
     </w:lvl>
-    <w:lvl w:ilvl="6" w:tplc="8A681810">
+    <w:lvl w:ilvl="6" w:tplc="B490A9C8">
       <w:numFmt w:val="decimal"/>
       <w:lvlText w:val=""/>
       <w:lvlJc w:val="left"/>
     </w:lvl>
-    <w:lvl w:ilvl="7" w:tplc="5EE02E1C">
+    <w:lvl w:ilvl="7" w:tplc="07DE43CC">
       <w:numFmt w:val="decimal"/>
       <w:lvlText w:val=""/>
       <w:lvlJc w:val="left"/>
     </w:lvl>
-    <w:lvl w:ilvl="8" w:tplc="5E8467D2">
+    <w:lvl w:ilvl="8" w:tplc="73920CF6">
       <w:numFmt w:val="decimal"/>
       <w:lvlText w:val=""/>
       <w:lvlJc w:val="left"/>
     </w:lvl>
   </w:abstractNum>
-  <w:abstractNum w:abstractNumId="10" w15:restartNumberingAfterBreak="0">
-    <w:nsid w:val="51876F25"/>
+  <w:abstractNum w:abstractNumId="6" w15:restartNumberingAfterBreak="0">
+    <w:nsid w:val="51F452E0"/>
     <w:multiLevelType w:val="hybridMultilevel"/>
-    <w:tmpl w:val="45401EA4"/>
-    <w:lvl w:ilvl="0" w:tplc="E4529DC6">
+    <w:tmpl w:val="24D8D112"/>
+    <w:lvl w:ilvl="0" w:tplc="483230BE">
       <w:start w:val="1"/>
       <w:numFmt w:val="decimal"/>
       <w:lvlText w:val="%1."/>
@@ -51665,7 +51433,7 @@
         <w:ind w:left="360" w:hanging="300"/>
       </w:pPr>
     </w:lvl>
-    <w:lvl w:ilvl="1" w:tplc="636C8F84" w:tentative="1">
+    <w:lvl w:ilvl="1" w:tplc="2DF2F6D8" w:tentative="1">
       <w:start w:val="1"/>
       <w:numFmt w:val="lowerLetter"/>
       <w:lvlText w:val="%2."/>
@@ -51674,47 +51442,105 @@
         <w:ind w:left="720" w:hanging="300"/>
       </w:pPr>
     </w:lvl>
-    <w:lvl w:ilvl="2" w:tplc="341451BC">
+    <w:lvl w:ilvl="2" w:tplc="467A0DDA">
       <w:numFmt w:val="decimal"/>
       <w:lvlText w:val=""/>
       <w:lvlJc w:val="left"/>
     </w:lvl>
-    <w:lvl w:ilvl="3" w:tplc="0B505EF4">
+    <w:lvl w:ilvl="3" w:tplc="E0FA6BF6">
       <w:numFmt w:val="decimal"/>
       <w:lvlText w:val=""/>
       <w:lvlJc w:val="left"/>
     </w:lvl>
-    <w:lvl w:ilvl="4" w:tplc="0F0CB582">
+    <w:lvl w:ilvl="4" w:tplc="2D8E274E">
       <w:numFmt w:val="decimal"/>
       <w:lvlText w:val=""/>
       <w:lvlJc w:val="left"/>
     </w:lvl>
-    <w:lvl w:ilvl="5" w:tplc="EB4663A8">
+    <w:lvl w:ilvl="5" w:tplc="6592057A">
       <w:numFmt w:val="decimal"/>
       <w:lvlText w:val=""/>
       <w:lvlJc w:val="left"/>
     </w:lvl>
-    <w:lvl w:ilvl="6" w:tplc="8C541204">
+    <w:lvl w:ilvl="6" w:tplc="882696AC">
       <w:numFmt w:val="decimal"/>
       <w:lvlText w:val=""/>
       <w:lvlJc w:val="left"/>
     </w:lvl>
-    <w:lvl w:ilvl="7" w:tplc="6A942EE8">
+    <w:lvl w:ilvl="7" w:tplc="CC9612FA">
       <w:numFmt w:val="decimal"/>
       <w:lvlText w:val=""/>
       <w:lvlJc w:val="left"/>
     </w:lvl>
-    <w:lvl w:ilvl="8" w:tplc="C58C42F4">
+    <w:lvl w:ilvl="8" w:tplc="78B8921C">
       <w:numFmt w:val="decimal"/>
       <w:lvlText w:val=""/>
       <w:lvlJc w:val="left"/>
     </w:lvl>
   </w:abstractNum>
-  <w:abstractNum w:abstractNumId="11" w15:restartNumberingAfterBreak="0">
-    <w:nsid w:val="53357149"/>
+  <w:abstractNum w:abstractNumId="7" w15:restartNumberingAfterBreak="0">
+    <w:nsid w:val="579661EE"/>
     <w:multiLevelType w:val="hybridMultilevel"/>
-    <w:tmpl w:val="8B34F0B0"/>
-    <w:lvl w:ilvl="0" w:tplc="46D02E4C">
+    <w:tmpl w:val="4FEC83C2"/>
+    <w:lvl w:ilvl="0" w:tplc="22BA7C64">
+      <w:start w:val="1"/>
+      <w:numFmt w:val="bullet"/>
+      <w:lvlText w:val="•"/>
+      <w:lvlJc w:val="left"/>
+      <w:pPr>
+        <w:ind w:left="360" w:hanging="260"/>
+      </w:pPr>
+    </w:lvl>
+    <w:lvl w:ilvl="1" w:tplc="833C2C4C" w:tentative="1">
+      <w:start w:val="1"/>
+      <w:numFmt w:val="bullet"/>
+      <w:lvlText w:val="–"/>
+      <w:lvlJc w:val="left"/>
+      <w:pPr>
+        <w:ind w:left="720" w:hanging="260"/>
+      </w:pPr>
+    </w:lvl>
+    <w:lvl w:ilvl="2" w:tplc="D5769810">
+      <w:numFmt w:val="decimal"/>
+      <w:lvlText w:val=""/>
+      <w:lvlJc w:val="left"/>
+    </w:lvl>
+    <w:lvl w:ilvl="3" w:tplc="0558533C">
+      <w:numFmt w:val="decimal"/>
+      <w:lvlText w:val=""/>
+      <w:lvlJc w:val="left"/>
+    </w:lvl>
+    <w:lvl w:ilvl="4" w:tplc="7646EA6E">
+      <w:numFmt w:val="decimal"/>
+      <w:lvlText w:val=""/>
+      <w:lvlJc w:val="left"/>
+    </w:lvl>
+    <w:lvl w:ilvl="5" w:tplc="18F61798">
+      <w:numFmt w:val="decimal"/>
+      <w:lvlText w:val=""/>
+      <w:lvlJc w:val="left"/>
+    </w:lvl>
+    <w:lvl w:ilvl="6" w:tplc="A88C95C2">
+      <w:numFmt w:val="decimal"/>
+      <w:lvlText w:val=""/>
+      <w:lvlJc w:val="left"/>
+    </w:lvl>
+    <w:lvl w:ilvl="7" w:tplc="D550E602">
+      <w:numFmt w:val="decimal"/>
+      <w:lvlText w:val=""/>
+      <w:lvlJc w:val="left"/>
+    </w:lvl>
+    <w:lvl w:ilvl="8" w:tplc="6AAE1CFC">
+      <w:numFmt w:val="decimal"/>
+      <w:lvlText w:val=""/>
+      <w:lvlJc w:val="left"/>
+    </w:lvl>
+  </w:abstractNum>
+  <w:abstractNum w:abstractNumId="8" w15:restartNumberingAfterBreak="0">
+    <w:nsid w:val="57B20629"/>
+    <w:multiLevelType w:val="hybridMultilevel"/>
+    <w:tmpl w:val="F1D8996E"/>
+    <w:lvl w:ilvl="0" w:tplc="9CF4D930">
       <w:start w:val="1"/>
       <w:numFmt w:val="decimal"/>
       <w:lvlText w:val="%1."/>
@@ -51723,7 +51549,7 @@
         <w:ind w:left="360" w:hanging="300"/>
       </w:pPr>
     </w:lvl>
-    <w:lvl w:ilvl="1" w:tplc="7846A90C" w:tentative="1">
+    <w:lvl w:ilvl="1" w:tplc="C0285864" w:tentative="1">
       <w:start w:val="1"/>
       <w:numFmt w:val="lowerLetter"/>
       <w:lvlText w:val="%2."/>
@@ -51732,47 +51558,47 @@
         <w:ind w:left="720" w:hanging="300"/>
       </w:pPr>
     </w:lvl>
-    <w:lvl w:ilvl="2" w:tplc="C89CB2E0">
+    <w:lvl w:ilvl="2" w:tplc="8C4E2FE6">
       <w:numFmt w:val="decimal"/>
       <w:lvlText w:val=""/>
       <w:lvlJc w:val="left"/>
     </w:lvl>
-    <w:lvl w:ilvl="3" w:tplc="C7B89302">
+    <w:lvl w:ilvl="3" w:tplc="FAA89F96">
       <w:numFmt w:val="decimal"/>
       <w:lvlText w:val=""/>
       <w:lvlJc w:val="left"/>
     </w:lvl>
-    <w:lvl w:ilvl="4" w:tplc="3F88BB7C">
+    <w:lvl w:ilvl="4" w:tplc="C47089A6">
       <w:numFmt w:val="decimal"/>
       <w:lvlText w:val=""/>
       <w:lvlJc w:val="left"/>
     </w:lvl>
-    <w:lvl w:ilvl="5" w:tplc="224ADA28">
+    <w:lvl w:ilvl="5" w:tplc="3FDAF344">
       <w:numFmt w:val="decimal"/>
       <w:lvlText w:val=""/>
       <w:lvlJc w:val="left"/>
     </w:lvl>
-    <w:lvl w:ilvl="6" w:tplc="B8A627D4">
+    <w:lvl w:ilvl="6" w:tplc="1BD8B650">
       <w:numFmt w:val="decimal"/>
       <w:lvlText w:val=""/>
       <w:lvlJc w:val="left"/>
     </w:lvl>
-    <w:lvl w:ilvl="7" w:tplc="5B9AC028">
+    <w:lvl w:ilvl="7" w:tplc="92F68648">
       <w:numFmt w:val="decimal"/>
       <w:lvlText w:val=""/>
       <w:lvlJc w:val="left"/>
     </w:lvl>
-    <w:lvl w:ilvl="8" w:tplc="2E828412">
+    <w:lvl w:ilvl="8" w:tplc="EB6E7388">
       <w:numFmt w:val="decimal"/>
       <w:lvlText w:val=""/>
       <w:lvlJc w:val="left"/>
     </w:lvl>
   </w:abstractNum>
-  <w:abstractNum w:abstractNumId="12" w15:restartNumberingAfterBreak="0">
-    <w:nsid w:val="57E93FB6"/>
+  <w:abstractNum w:abstractNumId="9" w15:restartNumberingAfterBreak="0">
+    <w:nsid w:val="59543AD6"/>
     <w:multiLevelType w:val="hybridMultilevel"/>
-    <w:tmpl w:val="E0328FAA"/>
-    <w:lvl w:ilvl="0" w:tplc="DFBCC70C">
+    <w:tmpl w:val="D26E4B88"/>
+    <w:lvl w:ilvl="0" w:tplc="FE163CF0">
       <w:start w:val="1"/>
       <w:numFmt w:val="decimal"/>
       <w:lvlText w:val="%1."/>
@@ -51781,7 +51607,7 @@
         <w:ind w:left="360" w:hanging="300"/>
       </w:pPr>
     </w:lvl>
-    <w:lvl w:ilvl="1" w:tplc="BD82CD94" w:tentative="1">
+    <w:lvl w:ilvl="1" w:tplc="39E44004" w:tentative="1">
       <w:start w:val="1"/>
       <w:numFmt w:val="lowerLetter"/>
       <w:lvlText w:val="%2."/>
@@ -51790,47 +51616,47 @@
         <w:ind w:left="720" w:hanging="300"/>
       </w:pPr>
     </w:lvl>
-    <w:lvl w:ilvl="2" w:tplc="403EF024">
+    <w:lvl w:ilvl="2" w:tplc="556CA4A4">
       <w:numFmt w:val="decimal"/>
       <w:lvlText w:val=""/>
       <w:lvlJc w:val="left"/>
     </w:lvl>
-    <w:lvl w:ilvl="3" w:tplc="2222F754">
+    <w:lvl w:ilvl="3" w:tplc="B712AF64">
       <w:numFmt w:val="decimal"/>
       <w:lvlText w:val=""/>
       <w:lvlJc w:val="left"/>
     </w:lvl>
-    <w:lvl w:ilvl="4" w:tplc="FB84BB80">
+    <w:lvl w:ilvl="4" w:tplc="178C96B2">
       <w:numFmt w:val="decimal"/>
       <w:lvlText w:val=""/>
       <w:lvlJc w:val="left"/>
     </w:lvl>
-    <w:lvl w:ilvl="5" w:tplc="BE80C1BA">
+    <w:lvl w:ilvl="5" w:tplc="BBA2D95A">
       <w:numFmt w:val="decimal"/>
       <w:lvlText w:val=""/>
       <w:lvlJc w:val="left"/>
     </w:lvl>
-    <w:lvl w:ilvl="6" w:tplc="9AECD9AC">
+    <w:lvl w:ilvl="6" w:tplc="0290C6AC">
       <w:numFmt w:val="decimal"/>
       <w:lvlText w:val=""/>
       <w:lvlJc w:val="left"/>
     </w:lvl>
-    <w:lvl w:ilvl="7" w:tplc="34F6253C">
+    <w:lvl w:ilvl="7" w:tplc="3D9CD900">
       <w:numFmt w:val="decimal"/>
       <w:lvlText w:val=""/>
       <w:lvlJc w:val="left"/>
     </w:lvl>
-    <w:lvl w:ilvl="8" w:tplc="EBB658FA">
+    <w:lvl w:ilvl="8" w:tplc="6FD22676">
       <w:numFmt w:val="decimal"/>
       <w:lvlText w:val=""/>
       <w:lvlJc w:val="left"/>
     </w:lvl>
   </w:abstractNum>
-  <w:abstractNum w:abstractNumId="13" w15:restartNumberingAfterBreak="0">
-    <w:nsid w:val="5B150B31"/>
+  <w:abstractNum w:abstractNumId="10" w15:restartNumberingAfterBreak="0">
+    <w:nsid w:val="59A26BF4"/>
     <w:multiLevelType w:val="hybridMultilevel"/>
-    <w:tmpl w:val="14BCADC6"/>
-    <w:lvl w:ilvl="0" w:tplc="229E7C40">
+    <w:tmpl w:val="6122BE92"/>
+    <w:lvl w:ilvl="0" w:tplc="83C6CEB2">
       <w:start w:val="1"/>
       <w:numFmt w:val="decimal"/>
       <w:lvlText w:val="%1."/>
@@ -51839,7 +51665,7 @@
         <w:ind w:left="360" w:hanging="300"/>
       </w:pPr>
     </w:lvl>
-    <w:lvl w:ilvl="1" w:tplc="37A8A4DC" w:tentative="1">
+    <w:lvl w:ilvl="1" w:tplc="FE98A378" w:tentative="1">
       <w:start w:val="1"/>
       <w:numFmt w:val="lowerLetter"/>
       <w:lvlText w:val="%2."/>
@@ -51848,47 +51674,47 @@
         <w:ind w:left="720" w:hanging="300"/>
       </w:pPr>
     </w:lvl>
-    <w:lvl w:ilvl="2" w:tplc="2466AD2E">
+    <w:lvl w:ilvl="2" w:tplc="AC1C1F84">
       <w:numFmt w:val="decimal"/>
       <w:lvlText w:val=""/>
       <w:lvlJc w:val="left"/>
     </w:lvl>
-    <w:lvl w:ilvl="3" w:tplc="30C0BE70">
+    <w:lvl w:ilvl="3" w:tplc="7430CDE6">
       <w:numFmt w:val="decimal"/>
       <w:lvlText w:val=""/>
       <w:lvlJc w:val="left"/>
     </w:lvl>
-    <w:lvl w:ilvl="4" w:tplc="6408FE1E">
+    <w:lvl w:ilvl="4" w:tplc="85104D90">
       <w:numFmt w:val="decimal"/>
       <w:lvlText w:val=""/>
       <w:lvlJc w:val="left"/>
     </w:lvl>
-    <w:lvl w:ilvl="5" w:tplc="71149990">
+    <w:lvl w:ilvl="5" w:tplc="10FE4C6E">
       <w:numFmt w:val="decimal"/>
       <w:lvlText w:val=""/>
       <w:lvlJc w:val="left"/>
     </w:lvl>
-    <w:lvl w:ilvl="6" w:tplc="95C2A774">
+    <w:lvl w:ilvl="6" w:tplc="7570EE4A">
       <w:numFmt w:val="decimal"/>
       <w:lvlText w:val=""/>
       <w:lvlJc w:val="left"/>
     </w:lvl>
-    <w:lvl w:ilvl="7" w:tplc="9584627E">
+    <w:lvl w:ilvl="7" w:tplc="1830603C">
       <w:numFmt w:val="decimal"/>
       <w:lvlText w:val=""/>
       <w:lvlJc w:val="left"/>
     </w:lvl>
-    <w:lvl w:ilvl="8" w:tplc="12DA8930">
+    <w:lvl w:ilvl="8" w:tplc="702CBCFA">
       <w:numFmt w:val="decimal"/>
       <w:lvlText w:val=""/>
       <w:lvlJc w:val="left"/>
     </w:lvl>
   </w:abstractNum>
-  <w:abstractNum w:abstractNumId="14" w15:restartNumberingAfterBreak="0">
-    <w:nsid w:val="5FAB5B4D"/>
+  <w:abstractNum w:abstractNumId="11" w15:restartNumberingAfterBreak="0">
+    <w:nsid w:val="5F9B7A65"/>
     <w:multiLevelType w:val="hybridMultilevel"/>
-    <w:tmpl w:val="D39A5FFE"/>
-    <w:lvl w:ilvl="0" w:tplc="135E739A">
+    <w:tmpl w:val="B0BE1BA2"/>
+    <w:lvl w:ilvl="0" w:tplc="69348738">
       <w:start w:val="1"/>
       <w:numFmt w:val="decimal"/>
       <w:lvlText w:val="%1."/>
@@ -51897,7 +51723,7 @@
         <w:ind w:left="360" w:hanging="300"/>
       </w:pPr>
     </w:lvl>
-    <w:lvl w:ilvl="1" w:tplc="4208AEC2" w:tentative="1">
+    <w:lvl w:ilvl="1" w:tplc="12B4D7A8" w:tentative="1">
       <w:start w:val="1"/>
       <w:numFmt w:val="lowerLetter"/>
       <w:lvlText w:val="%2."/>
@@ -51906,128 +51732,302 @@
         <w:ind w:left="720" w:hanging="300"/>
       </w:pPr>
     </w:lvl>
-    <w:lvl w:ilvl="2" w:tplc="CE9A5E58">
+    <w:lvl w:ilvl="2" w:tplc="0584F55C">
       <w:numFmt w:val="decimal"/>
       <w:lvlText w:val=""/>
       <w:lvlJc w:val="left"/>
     </w:lvl>
-    <w:lvl w:ilvl="3" w:tplc="C306563E">
+    <w:lvl w:ilvl="3" w:tplc="7B90B604">
       <w:numFmt w:val="decimal"/>
       <w:lvlText w:val=""/>
       <w:lvlJc w:val="left"/>
     </w:lvl>
-    <w:lvl w:ilvl="4" w:tplc="DA48A9C6">
+    <w:lvl w:ilvl="4" w:tplc="2834AF2E">
       <w:numFmt w:val="decimal"/>
       <w:lvlText w:val=""/>
       <w:lvlJc w:val="left"/>
     </w:lvl>
-    <w:lvl w:ilvl="5" w:tplc="A8E6331A">
+    <w:lvl w:ilvl="5" w:tplc="00D08E34">
       <w:numFmt w:val="decimal"/>
       <w:lvlText w:val=""/>
       <w:lvlJc w:val="left"/>
     </w:lvl>
-    <w:lvl w:ilvl="6" w:tplc="B588CBE0">
+    <w:lvl w:ilvl="6" w:tplc="D16A8422">
       <w:numFmt w:val="decimal"/>
       <w:lvlText w:val=""/>
       <w:lvlJc w:val="left"/>
     </w:lvl>
-    <w:lvl w:ilvl="7" w:tplc="01241B22">
+    <w:lvl w:ilvl="7" w:tplc="78862800">
       <w:numFmt w:val="decimal"/>
       <w:lvlText w:val=""/>
       <w:lvlJc w:val="left"/>
     </w:lvl>
-    <w:lvl w:ilvl="8" w:tplc="41D28A0A">
+    <w:lvl w:ilvl="8" w:tplc="0FF8E2BE">
       <w:numFmt w:val="decimal"/>
       <w:lvlText w:val=""/>
       <w:lvlJc w:val="left"/>
     </w:lvl>
   </w:abstractNum>
-  <w:num w:numId="1" w16cid:durableId="1207180852">
+  <w:abstractNum w:abstractNumId="12" w15:restartNumberingAfterBreak="0">
+    <w:nsid w:val="62CD17CD"/>
+    <w:multiLevelType w:val="hybridMultilevel"/>
+    <w:tmpl w:val="9C2AA018"/>
+    <w:lvl w:ilvl="0" w:tplc="427E2614">
+      <w:start w:val="1"/>
+      <w:numFmt w:val="decimal"/>
+      <w:lvlText w:val="%1."/>
+      <w:lvlJc w:val="left"/>
+      <w:pPr>
+        <w:ind w:left="360" w:hanging="300"/>
+      </w:pPr>
+    </w:lvl>
+    <w:lvl w:ilvl="1" w:tplc="46604E70" w:tentative="1">
+      <w:start w:val="1"/>
+      <w:numFmt w:val="lowerLetter"/>
+      <w:lvlText w:val="%2."/>
+      <w:lvlJc w:val="left"/>
+      <w:pPr>
+        <w:ind w:left="720" w:hanging="300"/>
+      </w:pPr>
+    </w:lvl>
+    <w:lvl w:ilvl="2" w:tplc="A2EA7B56">
+      <w:numFmt w:val="decimal"/>
+      <w:lvlText w:val=""/>
+      <w:lvlJc w:val="left"/>
+    </w:lvl>
+    <w:lvl w:ilvl="3" w:tplc="289E9F72">
+      <w:numFmt w:val="decimal"/>
+      <w:lvlText w:val=""/>
+      <w:lvlJc w:val="left"/>
+    </w:lvl>
+    <w:lvl w:ilvl="4" w:tplc="784EABB6">
+      <w:numFmt w:val="decimal"/>
+      <w:lvlText w:val=""/>
+      <w:lvlJc w:val="left"/>
+    </w:lvl>
+    <w:lvl w:ilvl="5" w:tplc="E938897E">
+      <w:numFmt w:val="decimal"/>
+      <w:lvlText w:val=""/>
+      <w:lvlJc w:val="left"/>
+    </w:lvl>
+    <w:lvl w:ilvl="6" w:tplc="4EC8D69E">
+      <w:numFmt w:val="decimal"/>
+      <w:lvlText w:val=""/>
+      <w:lvlJc w:val="left"/>
+    </w:lvl>
+    <w:lvl w:ilvl="7" w:tplc="02223556">
+      <w:numFmt w:val="decimal"/>
+      <w:lvlText w:val=""/>
+      <w:lvlJc w:val="left"/>
+    </w:lvl>
+    <w:lvl w:ilvl="8" w:tplc="A864750A">
+      <w:numFmt w:val="decimal"/>
+      <w:lvlText w:val=""/>
+      <w:lvlJc w:val="left"/>
+    </w:lvl>
+  </w:abstractNum>
+  <w:abstractNum w:abstractNumId="13" w15:restartNumberingAfterBreak="0">
+    <w:nsid w:val="661B5971"/>
+    <w:multiLevelType w:val="hybridMultilevel"/>
+    <w:tmpl w:val="204C835A"/>
+    <w:lvl w:ilvl="0" w:tplc="BBA40AC4">
+      <w:start w:val="1"/>
+      <w:numFmt w:val="decimal"/>
+      <w:lvlText w:val="%1."/>
+      <w:lvlJc w:val="left"/>
+      <w:pPr>
+        <w:ind w:left="360" w:hanging="300"/>
+      </w:pPr>
+    </w:lvl>
+    <w:lvl w:ilvl="1" w:tplc="58DEB20A" w:tentative="1">
+      <w:start w:val="1"/>
+      <w:numFmt w:val="lowerLetter"/>
+      <w:lvlText w:val="%2."/>
+      <w:lvlJc w:val="left"/>
+      <w:pPr>
+        <w:ind w:left="720" w:hanging="300"/>
+      </w:pPr>
+    </w:lvl>
+    <w:lvl w:ilvl="2" w:tplc="A7B44A2C">
+      <w:numFmt w:val="decimal"/>
+      <w:lvlText w:val=""/>
+      <w:lvlJc w:val="left"/>
+    </w:lvl>
+    <w:lvl w:ilvl="3" w:tplc="DEA02018">
+      <w:numFmt w:val="decimal"/>
+      <w:lvlText w:val=""/>
+      <w:lvlJc w:val="left"/>
+    </w:lvl>
+    <w:lvl w:ilvl="4" w:tplc="8786A428">
+      <w:numFmt w:val="decimal"/>
+      <w:lvlText w:val=""/>
+      <w:lvlJc w:val="left"/>
+    </w:lvl>
+    <w:lvl w:ilvl="5" w:tplc="158AD786">
+      <w:numFmt w:val="decimal"/>
+      <w:lvlText w:val=""/>
+      <w:lvlJc w:val="left"/>
+    </w:lvl>
+    <w:lvl w:ilvl="6" w:tplc="DDBE4EDA">
+      <w:numFmt w:val="decimal"/>
+      <w:lvlText w:val=""/>
+      <w:lvlJc w:val="left"/>
+    </w:lvl>
+    <w:lvl w:ilvl="7" w:tplc="9780868E">
+      <w:numFmt w:val="decimal"/>
+      <w:lvlText w:val=""/>
+      <w:lvlJc w:val="left"/>
+    </w:lvl>
+    <w:lvl w:ilvl="8" w:tplc="940CF860">
+      <w:numFmt w:val="decimal"/>
+      <w:lvlText w:val=""/>
+      <w:lvlJc w:val="left"/>
+    </w:lvl>
+  </w:abstractNum>
+  <w:abstractNum w:abstractNumId="14" w15:restartNumberingAfterBreak="0">
+    <w:nsid w:val="69703DE7"/>
+    <w:multiLevelType w:val="hybridMultilevel"/>
+    <w:tmpl w:val="20F264C2"/>
+    <w:lvl w:ilvl="0" w:tplc="DC6A7DC8">
+      <w:start w:val="1"/>
+      <w:numFmt w:val="decimal"/>
+      <w:lvlText w:val="%1."/>
+      <w:lvlJc w:val="left"/>
+      <w:pPr>
+        <w:ind w:left="360" w:hanging="300"/>
+      </w:pPr>
+    </w:lvl>
+    <w:lvl w:ilvl="1" w:tplc="037C1BDE" w:tentative="1">
+      <w:start w:val="1"/>
+      <w:numFmt w:val="lowerLetter"/>
+      <w:lvlText w:val="%2."/>
+      <w:lvlJc w:val="left"/>
+      <w:pPr>
+        <w:ind w:left="720" w:hanging="300"/>
+      </w:pPr>
+    </w:lvl>
+    <w:lvl w:ilvl="2" w:tplc="88443C5C">
+      <w:numFmt w:val="decimal"/>
+      <w:lvlText w:val=""/>
+      <w:lvlJc w:val="left"/>
+    </w:lvl>
+    <w:lvl w:ilvl="3" w:tplc="0AB65C48">
+      <w:numFmt w:val="decimal"/>
+      <w:lvlText w:val=""/>
+      <w:lvlJc w:val="left"/>
+    </w:lvl>
+    <w:lvl w:ilvl="4" w:tplc="CB807CDC">
+      <w:numFmt w:val="decimal"/>
+      <w:lvlText w:val=""/>
+      <w:lvlJc w:val="left"/>
+    </w:lvl>
+    <w:lvl w:ilvl="5" w:tplc="69AA11D2">
+      <w:numFmt w:val="decimal"/>
+      <w:lvlText w:val=""/>
+      <w:lvlJc w:val="left"/>
+    </w:lvl>
+    <w:lvl w:ilvl="6" w:tplc="0186BFD4">
+      <w:numFmt w:val="decimal"/>
+      <w:lvlText w:val=""/>
+      <w:lvlJc w:val="left"/>
+    </w:lvl>
+    <w:lvl w:ilvl="7" w:tplc="D9E83FBC">
+      <w:numFmt w:val="decimal"/>
+      <w:lvlText w:val=""/>
+      <w:lvlJc w:val="left"/>
+    </w:lvl>
+    <w:lvl w:ilvl="8" w:tplc="742650C2">
+      <w:numFmt w:val="decimal"/>
+      <w:lvlText w:val=""/>
+      <w:lvlJc w:val="left"/>
+    </w:lvl>
+  </w:abstractNum>
+  <w:num w:numId="1" w16cid:durableId="1885017304">
+    <w:abstractNumId w:val="2"/>
+    <w:lvlOverride w:ilvl="0">
+      <w:startOverride w:val="1"/>
+    </w:lvlOverride>
+  </w:num>
+  <w:num w:numId="2" w16cid:durableId="1058865552">
+    <w:abstractNumId w:val="7"/>
+    <w:lvlOverride w:ilvl="0">
+      <w:startOverride w:val="1"/>
+    </w:lvlOverride>
+  </w:num>
+  <w:num w:numId="3" w16cid:durableId="415827670">
+    <w:abstractNumId w:val="4"/>
+    <w:lvlOverride w:ilvl="0">
+      <w:startOverride w:val="1"/>
+    </w:lvlOverride>
+  </w:num>
+  <w:num w:numId="4" w16cid:durableId="534466221">
+    <w:abstractNumId w:val="13"/>
+    <w:lvlOverride w:ilvl="0">
+      <w:startOverride w:val="1"/>
+    </w:lvlOverride>
+  </w:num>
+  <w:num w:numId="5" w16cid:durableId="1745451044">
+    <w:abstractNumId w:val="5"/>
+    <w:lvlOverride w:ilvl="0">
+      <w:startOverride w:val="1"/>
+    </w:lvlOverride>
+  </w:num>
+  <w:num w:numId="6" w16cid:durableId="713386804">
+    <w:abstractNumId w:val="0"/>
+    <w:lvlOverride w:ilvl="0">
+      <w:startOverride w:val="1"/>
+    </w:lvlOverride>
+  </w:num>
+  <w:num w:numId="7" w16cid:durableId="311327521">
+    <w:abstractNumId w:val="3"/>
+    <w:lvlOverride w:ilvl="0">
+      <w:startOverride w:val="1"/>
+    </w:lvlOverride>
+  </w:num>
+  <w:num w:numId="8" w16cid:durableId="1570841402">
+    <w:abstractNumId w:val="9"/>
+    <w:lvlOverride w:ilvl="0">
+      <w:startOverride w:val="1"/>
+    </w:lvlOverride>
+  </w:num>
+  <w:num w:numId="9" w16cid:durableId="48577592">
     <w:abstractNumId w:val="6"/>
     <w:lvlOverride w:ilvl="0">
       <w:startOverride w:val="1"/>
     </w:lvlOverride>
   </w:num>
-  <w:num w:numId="2" w16cid:durableId="544215697">
-    <w:abstractNumId w:val="4"/>
+  <w:num w:numId="10" w16cid:durableId="375276267">
+    <w:abstractNumId w:val="14"/>
     <w:lvlOverride w:ilvl="0">
       <w:startOverride w:val="1"/>
     </w:lvlOverride>
   </w:num>
-  <w:num w:numId="3" w16cid:durableId="250312245">
+  <w:num w:numId="11" w16cid:durableId="593188">
+    <w:abstractNumId w:val="8"/>
+    <w:lvlOverride w:ilvl="0">
+      <w:startOverride w:val="1"/>
+    </w:lvlOverride>
+  </w:num>
+  <w:num w:numId="12" w16cid:durableId="508375587">
+    <w:abstractNumId w:val="10"/>
+    <w:lvlOverride w:ilvl="0">
+      <w:startOverride w:val="1"/>
+    </w:lvlOverride>
+  </w:num>
+  <w:num w:numId="13" w16cid:durableId="442648272">
     <w:abstractNumId w:val="1"/>
     <w:lvlOverride w:ilvl="0">
       <w:startOverride w:val="1"/>
     </w:lvlOverride>
   </w:num>
-  <w:num w:numId="4" w16cid:durableId="1645237084">
-    <w:abstractNumId w:val="0"/>
-    <w:lvlOverride w:ilvl="0">
-      <w:startOverride w:val="1"/>
-    </w:lvlOverride>
-  </w:num>
-  <w:num w:numId="5" w16cid:durableId="1025667054">
-    <w:abstractNumId w:val="14"/>
-    <w:lvlOverride w:ilvl="0">
-      <w:startOverride w:val="1"/>
-    </w:lvlOverride>
-  </w:num>
-  <w:num w:numId="6" w16cid:durableId="1007445110">
-    <w:abstractNumId w:val="9"/>
-    <w:lvlOverride w:ilvl="0">
-      <w:startOverride w:val="1"/>
-    </w:lvlOverride>
-  </w:num>
-  <w:num w:numId="7" w16cid:durableId="2136171239">
-    <w:abstractNumId w:val="2"/>
-    <w:lvlOverride w:ilvl="0">
-      <w:startOverride w:val="1"/>
-    </w:lvlOverride>
-  </w:num>
-  <w:num w:numId="8" w16cid:durableId="492525535">
-    <w:abstractNumId w:val="12"/>
-    <w:lvlOverride w:ilvl="0">
-      <w:startOverride w:val="1"/>
-    </w:lvlOverride>
-  </w:num>
-  <w:num w:numId="9" w16cid:durableId="616105664">
-    <w:abstractNumId w:val="7"/>
-    <w:lvlOverride w:ilvl="0">
-      <w:startOverride w:val="1"/>
-    </w:lvlOverride>
-  </w:num>
-  <w:num w:numId="10" w16cid:durableId="1574854770">
-    <w:abstractNumId w:val="10"/>
-    <w:lvlOverride w:ilvl="0">
-      <w:startOverride w:val="1"/>
-    </w:lvlOverride>
-  </w:num>
-  <w:num w:numId="11" w16cid:durableId="1486898964">
-    <w:abstractNumId w:val="13"/>
-    <w:lvlOverride w:ilvl="0">
-      <w:startOverride w:val="1"/>
-    </w:lvlOverride>
-  </w:num>
-  <w:num w:numId="12" w16cid:durableId="1094597188">
-    <w:abstractNumId w:val="8"/>
-    <w:lvlOverride w:ilvl="0">
-      <w:startOverride w:val="1"/>
-    </w:lvlOverride>
-  </w:num>
-  <w:num w:numId="13" w16cid:durableId="1495029608">
+  <w:num w:numId="14" w16cid:durableId="974456510">
     <w:abstractNumId w:val="11"/>
     <w:lvlOverride w:ilvl="0">
       <w:startOverride w:val="1"/>
     </w:lvlOverride>
   </w:num>
-  <w:num w:numId="14" w16cid:durableId="874663085">
-    <w:abstractNumId w:val="3"/>
-    <w:lvlOverride w:ilvl="0">
-      <w:startOverride w:val="1"/>
-    </w:lvlOverride>
-  </w:num>
-  <w:num w:numId="15" w16cid:durableId="1892375651">
-    <w:abstractNumId w:val="5"/>
+  <w:num w:numId="15" w16cid:durableId="1707561698">
+    <w:abstractNumId w:val="12"/>
     <w:lvlOverride w:ilvl="0">
       <w:startOverride w:val="1"/>
     </w:lvlOverride>
@@ -52707,7 +52707,7 @@
     <w:autoRedefine/>
     <w:uiPriority w:val="39"/>
     <w:unhideWhenUsed/>
-    <w:rsid w:val="00DB7ECA"/>
+    <w:rsid w:val="006B0885"/>
     <w:pPr>
       <w:spacing w:after="100"/>
     </w:pPr>
@@ -52719,7 +52719,7 @@
     <w:autoRedefine/>
     <w:uiPriority w:val="39"/>
     <w:unhideWhenUsed/>
-    <w:rsid w:val="00DB7ECA"/>
+    <w:rsid w:val="006B0885"/>
     <w:pPr>
       <w:spacing w:after="100"/>
       <w:ind w:left="210"/>
